--- a/src/Apps/W1/Quality Management/app/src/Reports/QltyGeneralPurposeInspection.docx
+++ b/src/Apps/W1/Quality Management/app/src/Reports/QltyGeneralPurposeInspection.docx
@@ -1074,7 +1074,7 @@
           <w:alias w:val="#Nav: /CurrentTest/CurrentTestLine"/>
           <w:tag w:val="#Nav: Qlty_General_Purpose_Inspect/20405"/>
           <w:id w:val="936873939"/>
-          <w15:dataBinding w:prefixMappings="xmlns:ns0='urn:microsoft-dynamics-businesscentral/internal/extended/reports/Qlty_General_Purpose_Inspect/20405/'" w:xpath="/ns0:NavWordReportXmlPart[1]/ns0:CurrentTest[1]/ns0:CurrentTestLine" w:storeItemID="{3FFD977B-4C4B-4AC3-AA49-7C28D505492C}"/>
+          <w15:dataBinding w:prefixMappings="xmlns:ns0='urn:microsoft-dynamics-nav/reports/Qlty_General_Purpose_Inspect/20405/'" w:xpath="/ns0:NavWordReportXmlPart[1]/ns0:CurrentTest[1]/ns0:CurrentTestLine" w:storeItemID="{3FFD977B-4C4B-4AC3-AA49-7C28D505492C}"/>
           <w15:repeatingSection/>
         </w:sdtPr>
         <w:sdtEndPr>
@@ -1185,13 +1185,13 @@
                                     <w:color w:val="000000"/>
                                     <w:sz w:val="16"/>
                                   </w:rPr>
-                                  <w:alias w:val="#Nav: /CurrentTest/CurrentTestLine/LabelField_Description"/>
+                                  <w:alias w:val="#Nav: /CurrentInspection/CurrentInspectionLine/LabelField_Description"/>
                                   <w:tag w:val="#Nav: Qlty_General_Purpose_Inspect/20405"/>
                                   <w:id w:val="-1644119249"/>
                                   <w:placeholder>
                                     <w:docPart w:val="DefaultPlaceholder_-1854013440"/>
                                   </w:placeholder>
-                                  <w:dataBinding w:prefixMappings="xmlns:ns0='urn:microsoft-dynamics-nav/reports/Qlty_General_Purpose_Inspect/20405/'" w:xpath="/ns0:NavWordReportXmlPart[1]/ns0:CurrentTest[1]/ns0:CurrentTestLine[1]/ns0:LabelField_Description[1]" w:storeItemID="{3FFD977B-4C4B-4AC3-AA49-7C28D505492C}"/>
+                                  <w:dataBinding w:prefixMappings="xmlns:ns0='urn:microsoft-dynamics-nav/reports/Qlty_General_Purpose_Inspect/20405/'" w:xpath="/ns0:NavWordReportXmlPart[1]/ns0:CurrentInspection[1]/ns0:CurrentInspectionLine[1]/ns0:LabelField_Description[1]" w:storeItemID="{3FFD977B-4C4B-4AC3-AA49-7C28D505492C}"/>
                                   <w:text/>
                                 </w:sdtPr>
                                 <w:sdtContent>
@@ -1254,13 +1254,13 @@
                             <w:color w:val="000000"/>
                             <w:sz w:val="16"/>
                           </w:rPr>
-                          <w:alias w:val="#Nav: /CurrentTest/CurrentTestLine/Field_Description"/>
+                          <w:alias w:val="#Nav: /CurrentInspection/CurrentInspectionLine/Field_Description"/>
                           <w:tag w:val="#Nav: Qlty_General_Purpose_Inspect/20405"/>
                           <w:id w:val="211849455"/>
                           <w:placeholder>
                             <w:docPart w:val="DefaultPlaceholder_-1854013440"/>
                           </w:placeholder>
-                          <w:dataBinding w:prefixMappings="xmlns:ns0='urn:microsoft-dynamics-nav/reports/Qlty_General_Purpose_Inspect/20405/'" w:xpath="/ns0:NavWordReportXmlPart[1]/ns0:CurrentTest[1]/ns0:CurrentTestLine[1]/ns0:Field_Description[1]" w:storeItemID="{3FFD977B-4C4B-4AC3-AA49-7C28D505492C}"/>
+                          <w:dataBinding w:prefixMappings="xmlns:ns0='urn:microsoft-dynamics-nav/reports/Qlty_General_Purpose_Inspect/20405/'" w:xpath="/ns0:NavWordReportXmlPart[1]/ns0:CurrentInspection[1]/ns0:CurrentInspectionLine[1]/ns0:Field_Description[1]" w:storeItemID="{3FFD977B-4C4B-4AC3-AA49-7C28D505492C}"/>
                           <w:text/>
                         </w:sdtPr>
                         <w:sdtContent>
@@ -1300,13 +1300,13 @@
                             <w:color w:val="000000"/>
                             <w:sz w:val="16"/>
                           </w:rPr>
-                          <w:alias w:val="#Nav: /CurrentTest/CurrentTestLine/Test_Value"/>
+                          <w:alias w:val="#Nav: /CurrentInspection/CurrentInspectionLine/Test_Value"/>
                           <w:tag w:val="#Nav: Qlty_General_Purpose_Inspect/20405"/>
                           <w:id w:val="-1112968194"/>
                           <w:placeholder>
                             <w:docPart w:val="DefaultPlaceholder_-1854013440"/>
                           </w:placeholder>
-                          <w:dataBinding w:prefixMappings="xmlns:ns0='urn:microsoft-dynamics-nav/reports/Qlty_General_Purpose_Inspect/20405/'" w:xpath="/ns0:NavWordReportXmlPart[1]/ns0:CurrentTest[1]/ns0:CurrentTestLine[1]/ns0:Test_Value[1]" w:storeItemID="{3FFD977B-4C4B-4AC3-AA49-7C28D505492C}"/>
+                          <w:dataBinding w:prefixMappings="xmlns:ns0='urn:microsoft-dynamics-nav/reports/Qlty_General_Purpose_Inspect/20405/'" w:xpath="/ns0:NavWordReportXmlPart[1]/ns0:CurrentInspection[1]/ns0:CurrentInspectionLine[1]/ns0:Test_Value[1]" w:storeItemID="{3FFD977B-4C4B-4AC3-AA49-7C28D505492C}"/>
                           <w:text/>
                         </w:sdtPr>
                         <w:sdtContent>
@@ -1350,13 +1350,13 @@
                               <w:color w:val="000000"/>
                               <w:sz w:val="16"/>
                             </w:rPr>
-                            <w:alias w:val="#Nav: /CurrentTest/CurrentTestLine/Field_EnteredByNameAndTimestamp"/>
+                            <w:alias w:val="#Nav: /CurrentInspection/CurrentInspectionLine/Field_EnteredByNameAndTimestamp"/>
                             <w:tag w:val="#Nav: Qlty_General_Purpose_Inspect/20405"/>
                             <w:id w:val="1251467086"/>
                             <w:placeholder>
                               <w:docPart w:val="DefaultPlaceholder_-1854013440"/>
                             </w:placeholder>
-                            <w:dataBinding w:prefixMappings="xmlns:ns0='urn:microsoft-dynamics-nav/reports/Qlty_General_Purpose_Inspect/20405/'" w:xpath="/ns0:NavWordReportXmlPart[1]/ns0:CurrentTest[1]/ns0:CurrentTestLine[1]/ns0:Field_EnteredByNameAndTimestamp[1]" w:storeItemID="{3FFD977B-4C4B-4AC3-AA49-7C28D505492C}"/>
+                            <w:dataBinding w:prefixMappings="xmlns:ns0='urn:microsoft-dynamics-nav/reports/Qlty_General_Purpose_Inspect/20405/'" w:xpath="/ns0:NavWordReportXmlPart[1]/ns0:CurrentInspection[1]/ns0:CurrentInspectionLine[1]/ns0:Field_EnteredByNameAndTimestamp[1]" w:storeItemID="{3FFD977B-4C4B-4AC3-AA49-7C28D505492C}"/>
                             <w:text/>
                           </w:sdtPr>
                           <w:sdtContent>
@@ -1459,13 +1459,13 @@
                                       <w:color w:val="000000"/>
                                       <w:sz w:val="16"/>
                                     </w:rPr>
-                                    <w:alias w:val="#Nav: /CurrentTest/CurrentTestLine/Field_LineCommentary"/>
+                                    <w:alias w:val="#Nav: /CurrentInspection/CurrentInspectionLine/Field_LineCommentary"/>
                                     <w:tag w:val="#Nav: Qlty_General_Purpose_Inspect/20405"/>
                                     <w:id w:val="701442826"/>
                                     <w:placeholder>
                                       <w:docPart w:val="DefaultPlaceholder_-1854013440"/>
                                     </w:placeholder>
-                                    <w:dataBinding w:prefixMappings="xmlns:ns0='urn:microsoft-dynamics-nav/reports/Qlty_General_Purpose_Inspect/20405/'" w:xpath="/ns0:NavWordReportXmlPart[1]/ns0:CurrentTest[1]/ns0:CurrentTestLine[1]/ns0:Field_LineCommentary[1]" w:storeItemID="{3FFD977B-4C4B-4AC3-AA49-7C28D505492C}"/>
+                                    <w:dataBinding w:prefixMappings="xmlns:ns0='urn:microsoft-dynamics-nav/reports/Qlty_General_Purpose_Inspect/20405/'" w:xpath="/ns0:NavWordReportXmlPart[1]/ns0:CurrentInspection[1]/ns0:CurrentInspectionLine[1]/ns0:Field_LineCommentary[1]" w:storeItemID="{3FFD977B-4C4B-4AC3-AA49-7C28D505492C}"/>
                                     <w:text/>
                                   </w:sdtPr>
                                   <w:sdtContent>
@@ -1500,13 +1500,13 @@
                                       <w:color w:val="000000"/>
                                       <w:sz w:val="16"/>
                                     </w:rPr>
-                                    <w:alias w:val="#Nav: /CurrentTest/CurrentTestLine/CarriageReturnPersonFieldDetails"/>
+                                    <w:alias w:val="#Nav: /CurrentInspection/CurrentInspectionLine/CarriageReturnPersonFieldDetails"/>
                                     <w:tag w:val="#Nav: Qlty_General_Purpose_Inspect/20405"/>
                                     <w:id w:val="-1785648361"/>
                                     <w:placeholder>
                                       <w:docPart w:val="DefaultPlaceholder_-1854013440"/>
                                     </w:placeholder>
-                                    <w:dataBinding w:prefixMappings="xmlns:ns0='urn:microsoft-dynamics-nav/reports/Qlty_General_Purpose_Inspect/20405/'" w:xpath="/ns0:NavWordReportXmlPart[1]/ns0:CurrentTest[1]/ns0:CurrentTestLine[1]/ns0:CarriageReturnPersonFieldDetails[1]" w:storeItemID="{3FFD977B-4C4B-4AC3-AA49-7C28D505492C}"/>
+                                    <w:dataBinding w:prefixMappings="xmlns:ns0='urn:microsoft-dynamics-nav/reports/Qlty_General_Purpose_Inspect/20405/'" w:xpath="/ns0:NavWordReportXmlPart[1]/ns0:CurrentInspection[1]/ns0:CurrentInspectionLine[1]/ns0:CarriageReturnPersonFieldDetails[1]" w:storeItemID="{3FFD977B-4C4B-4AC3-AA49-7C28D505492C}"/>
                                     <w:text/>
                                   </w:sdtPr>
                                   <w:sdtContent>
@@ -1830,13 +1830,13 @@
                   <w:sz w:val="16"/>
                   <w:szCs w:val="16"/>
                 </w:rPr>
-                <w:alias w:val="#Nav: /CurrentTest/CompanyInformation_All"/>
+                <w:alias w:val="#Nav: /CurrentInspection/CompanyInformation_All"/>
                 <w:tag w:val="#Nav: Qlty_General_Purpose_Inspect/20405"/>
                 <w:id w:val="2005008718"/>
                 <w:placeholder>
                   <w:docPart w:val="DefaultPlaceholder_-1854013440"/>
                 </w:placeholder>
-                <w:dataBinding w:prefixMappings="xmlns:ns0='urn:microsoft-dynamics-nav/reports/Qlty_General_Purpose_Inspect/20405/'" w:xpath="/ns0:NavWordReportXmlPart[1]/ns0:CurrentTest[1]/ns0:CompanyInformation_All[1]" w:storeItemID="{3FFD977B-4C4B-4AC3-AA49-7C28D505492C}"/>
+                <w:dataBinding w:prefixMappings="xmlns:ns0='urn:microsoft-dynamics-nav/reports/Qlty_General_Purpose_Inspect/20405/'" w:xpath="/ns0:NavWordReportXmlPart[1]/ns0:CurrentInspection[1]/ns0:CompanyInformation_All[1]" w:storeItemID="{3FFD977B-4C4B-4AC3-AA49-7C28D505492C}"/>
                 <w:text/>
               </w:sdtPr>
               <w:sdtContent>
@@ -1880,13 +1880,13 @@
                   <w:sz w:val="16"/>
                   <w:szCs w:val="16"/>
                 </w:rPr>
-                <w:alias w:val="#Nav: /CurrentTest/COAContact_All"/>
+                <w:alias w:val="#Nav: /CurrentInspection/COAContact_All"/>
                 <w:tag w:val="#Nav: Qlty_General_Purpose_Inspect/20405"/>
                 <w:id w:val="185643707"/>
                 <w:placeholder>
                   <w:docPart w:val="DefaultPlaceholder_-1854013440"/>
                 </w:placeholder>
-                <w:dataBinding w:prefixMappings="xmlns:ns0='urn:microsoft-dynamics-nav/reports/Qlty_General_Purpose_Inspect/20405/'" w:xpath="/ns0:NavWordReportXmlPart[1]/ns0:CurrentTest[1]/ns0:COAContact_All[1]" w:storeItemID="{3FFD977B-4C4B-4AC3-AA49-7C28D505492C}"/>
+                <w:dataBinding w:prefixMappings="xmlns:ns0='urn:microsoft-dynamics-nav/reports/Qlty_General_Purpose_Inspect/20405/'" w:xpath="/ns0:NavWordReportXmlPart[1]/ns0:CurrentInspection[1]/ns0:COAContact_All[1]" w:storeItemID="{3FFD977B-4C4B-4AC3-AA49-7C28D505492C}"/>
                 <w:text/>
               </w:sdtPr>
               <w:sdtContent>
@@ -3552,151 +3552,295 @@
 </we:webextension>
 </file>
 
-<file path=customXml/item3.xml><?xml version="1.0" encoding="utf-8"?>
-<NavWordReportXmlPart xmlns="urn:microsoft-dynamics-nav/reports/Qlty_General_Purpose_Inspect/20405/">
-  <BCReportInformation>
-    <ReportMetadata>
-      <ExtensionId>Extension ID</ExtensionId>
-      <ExtensionName>Extension Name</ExtensionName>
-      <ExtensionPublisher>Extension Publisher</ExtensionPublisher>
-      <ExtensionVersion>Extension Version</ExtensionVersion>
-      <ReportId>Report ID</ReportId>
-      <ReportName>Report Name</ReportName>
-      <AboutThisReportTitle>About This Report Title</AboutThisReportTitle>
-      <AboutThisReportText>About This Report Text</AboutThisReportText>
-      <ReportHelpLink>Report Help Link</ReportHelpLink>
-    </ReportMetadata>
-    <ReportRequest>
-      <TenantEntraId>Tenant Entra Id</TenantEntraId>
-      <EnvironmentName>Environment Name</EnvironmentName>
-      <EnvironmentType>Environment Type</EnvironmentType>
-      <CompanyName>Company Name</CompanyName>
-      <CompanyDisplayName>Company Display Name</CompanyDisplayName>
-      <CompanyId>Company ID</CompanyId>
-      <UserName>User Name</UserName>
-      <DateAndTime>Date and Time</DateAndTime>
-      <Language>Language</Language>
-      <FormatRegion>Format Region</FormatRegion>
-      <DateTimeValues>
-        <Year>Year</Year>
-        <MonthNumber>Month Number</MonthNumber>
-        <DayNumber>Day Number</DayNumber>
-        <Hour>Hour</Hour>
-        <Minute>Minute</Minute>
-      </DateTimeValues>
-    </ReportRequest>
-  </BCReportInformation>
-  <CurrentTest>
-    <COAContact_All>COAContact_All</COAContact_All>
-    <COAContact_Row1>COAContact_Row1</COAContact_Row1>
-    <COAContact_Row2>COAContact_Row2</COAContact_Row2>
-    <COAContact_Row3>COAContact_Row3</COAContact_Row3>
-    <COAContact_Row4>COAContact_Row4</COAContact_Row4>
-    <COAContact_Row5>COAContact_Row5</COAContact_Row5>
-    <COAContact_Row6>COAContact_Row6</COAContact_Row6>
-    <COAContact_Row7>COAContact_Row7</COAContact_Row7>
-    <COAContact_Row8>COAContact_Row8</COAContact_Row8>
-    <CompanyInformation_All>CompanyInformation_All</CompanyInformation_All>
-    <CompanyInformation_Row1>CompanyInformation_Row1</CompanyInformation_Row1>
-    <CompanyInformation_Row2>CompanyInformation_Row2</CompanyInformation_Row2>
-    <CompanyInformation_Row3>CompanyInformation_Row3</CompanyInformation_Row3>
-    <CompanyInformation_Row4>CompanyInformation_Row4</CompanyInformation_Row4>
-    <CompanyInformation_Row5>CompanyInformation_Row5</CompanyInformation_Row5>
-    <CompanyInformation_Row6>CompanyInformation_Row6</CompanyInformation_Row6>
-    <CompanyInformation_Row7>CompanyInformation_Row7</CompanyInformation_Row7>
-    <CompanyInformation_Row8>CompanyInformation_Row8</CompanyInformation_Row8>
-    <QITemplate_Description>QITemplate_Description</QITemplate_Description>
-    <QITest_Description>QITest_Description</QITest_Description>
-    <QITest_Director_Name>QITest_Director_Name</QITest_Director_Name>
-    <QITest_Director_Title>QITest_Director_Title</QITest_Director_Title>
-    <QITest_Finished_By_Email>QITest_Finished_By_Email</QITest_Finished_By_Email>
-    <QITest_Finished_By_Phone>QITest_Finished_By_Phone</QITest_Finished_By_Phone>
-    <QITest_Finished_By_Title>QITest_Finished_By_Title</QITest_Finished_By_Title>
-    <QITest_Finished_By_UserName>QITest_Finished_By_UserName</QITest_Finished_By_UserName>
-    <QITest_Finished_By_User_ID>QITest_Finished_By_User_ID</QITest_Finished_By_User_ID>
-    <QITest_Finished_Date>QITest_Finished_Date</QITest_Finished_Date>
-    <QITest_Grade_Code>QITest_Grade_Code</QITest_Grade_Code>
-    <QITest_Grade_Description>QITest_Grade_Description</QITest_Grade_Description>
-    <QITest_No>QITest_No</QITest_No>
-    <QITest_RetestNo>QITest_RetestNo</QITest_RetestNo>
-    <QITest_Source_Custom_1>QITest_Source_Custom_1</QITest_Source_Custom_1>
-    <QITest_Source_Custom_10>QITest_Source_Custom_10</QITest_Source_Custom_10>
-    <QITest_Source_Custom_2>QITest_Source_Custom_2</QITest_Source_Custom_2>
-    <QITest_Source_Custom_3>QITest_Source_Custom_3</QITest_Source_Custom_3>
-    <QITest_Source_Custom_4>QITest_Source_Custom_4</QITest_Source_Custom_4>
-    <QITest_Source_Custom_5>QITest_Source_Custom_5</QITest_Source_Custom_5>
-    <QITest_Source_Custom_6>QITest_Source_Custom_6</QITest_Source_Custom_6>
-    <QITest_Source_Custom_7>QITest_Source_Custom_7</QITest_Source_Custom_7>
-    <QITest_Source_Custom_8>QITest_Source_Custom_8</QITest_Source_Custom_8>
-    <QITest_Source_Custom_9>QITest_Source_Custom_9</QITest_Source_Custom_9>
-    <QITest_Source_Document_No_>QITest_Source_Document_No_</QITest_Source_Document_No_>
-    <QITest_Source_Item_Description>QITest_Source_Item_Description</QITest_Source_Item_Description>
-    <QITest_Source_Item_Description2>QITest_Source_Item_Description2</QITest_Source_Item_Description2>
-    <QITest_Source_Item_No_>QITest_Source_Item_No_</QITest_Source_Item_No_>
-    <QITest_Source_Lot_No_>QITest_Source_Lot_No_</QITest_Source_Lot_No_>
-    <QITest_Source_Serial_No_>QITest_Source_Serial_No_</QITest_Source_Serial_No_>
-    <QITest_Source_Task_No_>QITest_Source_Task_No_</QITest_Source_Task_No_>
-    <QITest_Source_Variant_Code>QITest_Source_Variant_Code</QITest_Source_Variant_Code>
-    <QITest_Status>QITest_Status</QITest_Status>
-    <CurrentTestLine>
-      <CarriageReturnPersonFieldDetails>CarriageReturnPersonFieldDetails</CarriageReturnPersonFieldDetails>
-      <Field_Code>Field_Code</Field_Code>
-      <Field_Description>Field_Description</Field_Description>
-      <Field_EnteredByNameAndTimestamp>Field_EnteredByNameAndTimestamp</Field_EnteredByNameAndTimestamp>
-      <Field_HasEnteredValue>Field_HasEnteredValue</Field_HasEnteredValue>
-      <Field_IfPersonEmail>Field_IfPersonEmail</Field_IfPersonEmail>
-      <Field_IfPersonName>Field_IfPersonName</Field_IfPersonName>
-      <Field_IfPersonPhone>Field_IfPersonPhone</Field_IfPersonPhone>
-      <Field_IfPersonTitle>Field_IfPersonTitle</Field_IfPersonTitle>
-      <Field_IsLabel>Field_IsLabel</Field_IsLabel>
-      <Field_IsPersonField>Field_IsPersonField</Field_IsPersonField>
-      <Field_IsText>Field_IsText</Field_IsText>
-      <Field_LineCommentary>Field_LineCommentary</Field_LineCommentary>
-      <Field_ModifiedByUserEmail>Field_ModifiedByUserEmail</Field_ModifiedByUserEmail>
-      <Field_ModifiedByUserID>Field_ModifiedByUserID</Field_ModifiedByUserID>
-      <Field_ModifiedByUserJobTitle>Field_ModifiedByUserJobTitle</Field_ModifiedByUserJobTitle>
-      <Field_ModifiedByUserName>Field_ModifiedByUserName</Field_ModifiedByUserName>
-      <Field_ModifiedByUserPhone>Field_ModifiedByUserPhone</Field_ModifiedByUserPhone>
-      <Field_ModifiedDateTime>Field_ModifiedDateTime</Field_ModifiedDateTime>
-      <Field_Type>Field_Type</Field_Type>
-      <LabelField_Description>LabelField_Description</LabelField_Description>
-      <Numeric_Value>Numeric_Value</Numeric_Value>
-      <PromptedGradeCaption_1>PromptedGradeCaption_1</PromptedGradeCaption_1>
-      <PromptedGradeCaption_10>PromptedGradeCaption_10</PromptedGradeCaption_10>
-      <PromptedGradeCaption_2>PromptedGradeCaption_2</PromptedGradeCaption_2>
-      <PromptedGradeCaption_3>PromptedGradeCaption_3</PromptedGradeCaption_3>
-      <PromptedGradeCaption_4>PromptedGradeCaption_4</PromptedGradeCaption_4>
-      <PromptedGradeCaption_5>PromptedGradeCaption_5</PromptedGradeCaption_5>
-      <PromptedGradeCaption_6>PromptedGradeCaption_6</PromptedGradeCaption_6>
-      <PromptedGradeCaption_7>PromptedGradeCaption_7</PromptedGradeCaption_7>
-      <PromptedGradeCaption_8>PromptedGradeCaption_8</PromptedGradeCaption_8>
-      <PromptedGradeCaption_9>PromptedGradeCaption_9</PromptedGradeCaption_9>
-      <PromptedGradeConditionDescription_1>PromptedGradeConditionDescription_1</PromptedGradeConditionDescription_1>
-      <PromptedGradeConditionDescription_10>PromptedGradeConditionDescription_10</PromptedGradeConditionDescription_10>
-      <PromptedGradeConditionDescription_2>PromptedGradeConditionDescription_2</PromptedGradeConditionDescription_2>
-      <PromptedGradeConditionDescription_3>PromptedGradeConditionDescription_3</PromptedGradeConditionDescription_3>
-      <PromptedGradeConditionDescription_4>PromptedGradeConditionDescription_4</PromptedGradeConditionDescription_4>
-      <PromptedGradeConditionDescription_5>PromptedGradeConditionDescription_5</PromptedGradeConditionDescription_5>
-      <PromptedGradeConditionDescription_6>PromptedGradeConditionDescription_6</PromptedGradeConditionDescription_6>
-      <PromptedGradeConditionDescription_7>PromptedGradeConditionDescription_7</PromptedGradeConditionDescription_7>
-      <PromptedGradeConditionDescription_8>PromptedGradeConditionDescription_8</PromptedGradeConditionDescription_8>
-      <PromptedGradeConditionDescription_9>PromptedGradeConditionDescription_9</PromptedGradeConditionDescription_9>
-      <PromptedGradeVisible_1>PromptedGradeVisible_1</PromptedGradeVisible_1>
-      <PromptedGradeVisible_10>PromptedGradeVisible_10</PromptedGradeVisible_10>
-      <PromptedGradeVisible_2>PromptedGradeVisible_2</PromptedGradeVisible_2>
-      <PromptedGradeVisible_3>PromptedGradeVisible_3</PromptedGradeVisible_3>
-      <PromptedGradeVisible_4>PromptedGradeVisible_4</PromptedGradeVisible_4>
-      <PromptedGradeVisible_5>PromptedGradeVisible_5</PromptedGradeVisible_5>
-      <PromptedGradeVisible_6>PromptedGradeVisible_6</PromptedGradeVisible_6>
-      <PromptedGradeVisible_7>PromptedGradeVisible_7</PromptedGradeVisible_7>
-      <PromptedGradeVisible_8>PromptedGradeVisible_8</PromptedGradeVisible_8>
-      <PromptedGradeVisible_9>PromptedGradeVisible_9</PromptedGradeVisible_9>
-      <Test_Grade>Test_Grade</Test_Grade>
-      <Test_GradeDescription>Test_GradeDescription</Test_GradeDescription>
-      <Test_Value>Test_Value</Test_Value>
-    </CurrentTestLine>
-  </CurrentTest>
-</NavWordReportXmlPart>
+<file path=customXml/item3.xml>��< ? x m l   v e r s i o n = " 1 . 0 "   e n c o d i n g = " u t f - 1 6 " ? > + 
+ < N a v W o r d R e p o r t X m l P a r t   x m l n s = " u r n : m i c r o s o f t - d y n a m i c s - n a v / r e p o r t s / Q l t y _ G e n e r a l _ P u r p o s e _ I n s p e c t / 2 0 4 0 5 / " > + 
+     < B C R e p o r t I n f o r m a t i o n > + 
+         < R e p o r t M e t a d a t a > + 
+             < E x t e n s i o n I d > E x t e n s i o n   I D < / E x t e n s i o n I d > + 
+             < E x t e n s i o n N a m e > E x t e n s i o n   N a m e < / E x t e n s i o n N a m e > + 
+             < E x t e n s i o n P u b l i s h e r > E x t e n s i o n   P u b l i s h e r < / E x t e n s i o n P u b l i s h e r > + 
+             < E x t e n s i o n V e r s i o n > E x t e n s i o n   V e r s i o n < / E x t e n s i o n V e r s i o n > + 
+             < R e p o r t I d > R e p o r t   I D < / R e p o r t I d > + 
+             < R e p o r t N a m e > R e p o r t   N a m e < / R e p o r t N a m e > + 
+             < A b o u t T h i s R e p o r t T i t l e > A b o u t   T h i s   R e p o r t   T i t l e < / A b o u t T h i s R e p o r t T i t l e > + 
+             < A b o u t T h i s R e p o r t T e x t > A b o u t   T h i s   R e p o r t   T e x t < / A b o u t T h i s R e p o r t T e x t > + 
+             < R e p o r t H e l p L i n k > R e p o r t   H e l p   L i n k < / R e p o r t H e l p L i n k > + 
+         < / R e p o r t M e t a d a t a > + 
+         < R e p o r t R e q u e s t > + 
+             < T e n a n t E n t r a I d > T e n a n t   E n t r a   I d < / T e n a n t E n t r a I d > + 
+             < E n v i r o n m e n t N a m e > E n v i r o n m e n t   N a m e < / E n v i r o n m e n t N a m e > + 
+             < E n v i r o n m e n t T y p e > E n v i r o n m e n t   T y p e < / E n v i r o n m e n t T y p e > + 
+             < C o m p a n y N a m e > C o m p a n y   N a m e < / C o m p a n y N a m e > + 
+             < C o m p a n y D i s p l a y N a m e > C o m p a n y   D i s p l a y   N a m e < / C o m p a n y D i s p l a y N a m e > + 
+             < C o m p a n y I d > C o m p a n y   I D < / C o m p a n y I d > + 
+             < U s e r N a m e > U s e r   N a m e < / U s e r N a m e > + 
+             < D a t e A n d T i m e > D a t e   a n d   T i m e < / D a t e A n d T i m e > + 
+             < L a n g u a g e > L a n g u a g e < / L a n g u a g e > + 
+             < F o r m a t R e g i o n > F o r m a t   R e g i o n < / F o r m a t R e g i o n > + 
+             < D a t e T i m e V a l u e s > + 
+                 < Y e a r > Y e a r < / Y e a r > + 
+                 < M o n t h N u m b e r > M o n t h   N u m b e r < / M o n t h N u m b e r > + 
+                 < D a y N u m b e r > D a y   N u m b e r < / D a y N u m b e r > + 
+                 < H o u r > H o u r < / H o u r > + 
+                 < M i n u t e > M i n u t e < / M i n u t e > + 
+             < / D a t e T i m e V a l u e s > + 
+         < / R e p o r t R e q u e s t > + 
+     < / B C R e p o r t I n f o r m a t i o n > + 
+     < C u r r e n t I n s p e c t i o n > + 
+         < C O A C o n t a c t _ A l l > C O A C o n t a c t _ A l l < / C O A C o n t a c t _ A l l > + 
+         < C O A C o n t a c t _ R o w 1 > C O A C o n t a c t _ R o w 1 < / C O A C o n t a c t _ R o w 1 > + 
+         < C O A C o n t a c t _ R o w 2 > C O A C o n t a c t _ R o w 2 < / C O A C o n t a c t _ R o w 2 > + 
+         < C O A C o n t a c t _ R o w 3 > C O A C o n t a c t _ R o w 3 < / C O A C o n t a c t _ R o w 3 > + 
+         < C O A C o n t a c t _ R o w 4 > C O A C o n t a c t _ R o w 4 < / C O A C o n t a c t _ R o w 4 > + 
+         < C O A C o n t a c t _ R o w 5 > C O A C o n t a c t _ R o w 5 < / C O A C o n t a c t _ R o w 5 > + 
+         < C O A C o n t a c t _ R o w 6 > C O A C o n t a c t _ R o w 6 < / C O A C o n t a c t _ R o w 6 > + 
+         < C O A C o n t a c t _ R o w 7 > C O A C o n t a c t _ R o w 7 < / C O A C o n t a c t _ R o w 7 > + 
+         < C O A C o n t a c t _ R o w 8 > C O A C o n t a c t _ R o w 8 < / C O A C o n t a c t _ R o w 8 > + 
+         < C o m p a n y I n f o r m a t i o n _ A l l > C o m p a n y I n f o r m a t i o n _ A l l < / C o m p a n y I n f o r m a t i o n _ A l l > + 
+         < C o m p a n y I n f o r m a t i o n _ R o w 1 > C o m p a n y I n f o r m a t i o n _ R o w 1 < / C o m p a n y I n f o r m a t i o n _ R o w 1 > + 
+         < C o m p a n y I n f o r m a t i o n _ R o w 2 > C o m p a n y I n f o r m a t i o n _ R o w 2 < / C o m p a n y I n f o r m a t i o n _ R o w 2 > + 
+         < C o m p a n y I n f o r m a t i o n _ R o w 3 > C o m p a n y I n f o r m a t i o n _ R o w 3 < / C o m p a n y I n f o r m a t i o n _ R o w 3 > + 
+         < C o m p a n y I n f o r m a t i o n _ R o w 4 > C o m p a n y I n f o r m a t i o n _ R o w 4 < / C o m p a n y I n f o r m a t i o n _ R o w 4 > + 
+         < C o m p a n y I n f o r m a t i o n _ R o w 5 > C o m p a n y I n f o r m a t i o n _ R o w 5 < / C o m p a n y I n f o r m a t i o n _ R o w 5 > + 
+         < C o m p a n y I n f o r m a t i o n _ R o w 6 > C o m p a n y I n f o r m a t i o n _ R o w 6 < / C o m p a n y I n f o r m a t i o n _ R o w 6 > + 
+         < C o m p a n y I n f o r m a t i o n _ R o w 7 > C o m p a n y I n f o r m a t i o n _ R o w 7 < / C o m p a n y I n f o r m a t i o n _ R o w 7 > + 
+         < C o m p a n y I n f o r m a t i o n _ R o w 8 > C o m p a n y I n f o r m a t i o n _ R o w 8 < / C o m p a n y I n f o r m a t i o n _ R o w 8 > + 
+         < Q l t y I n s p e c t i o n T e m p l a t e _ D e s c r i p t i o n > Q l t y I n s p e c t i o n T e m p l a t e _ D e s c r i p t i o n < / Q l t y I n s p e c t i o n T e m p l a t e _ D e s c r i p t i o n > + 
+         < Q l t y I n s p e c t i o n _ D e s c r i p t i o n > Q l t y I n s p e c t i o n _ D e s c r i p t i o n < / Q l t y I n s p e c t i o n _ D e s c r i p t i o n > + 
+         < Q l t y I n s p e c t i o n _ D i r e c t o r _ N a m e > Q l t y I n s p e c t i o n _ D i r e c t o r _ N a m e < / Q l t y I n s p e c t i o n _ D i r e c t o r _ N a m e > + 
+         < Q l t y I n s p e c t i o n _ D i r e c t o r _ T i t l e > Q l t y I n s p e c t i o n _ D i r e c t o r _ T i t l e < / Q l t y I n s p e c t i o n _ D i r e c t o r _ T i t l e > + 
+         < Q l t y I n s p e c t i o n _ F i n i s h e d _ B y _ E m a i l > Q l t y I n s p e c t i o n _ F i n i s h e d _ B y _ E m a i l < / Q l t y I n s p e c t i o n _ F i n i s h e d _ B y _ E m a i l > + 
+         < Q l t y I n s p e c t i o n _ F i n i s h e d _ B y _ P h o n e > Q l t y I n s p e c t i o n _ F i n i s h e d _ B y _ P h o n e < / Q l t y I n s p e c t i o n _ F i n i s h e d _ B y _ P h o n e > + 
+         < Q l t y I n s p e c t i o n _ F i n i s h e d _ B y _ T i t l e > Q l t y I n s p e c t i o n _ F i n i s h e d _ B y _ T i t l e < / Q l t y I n s p e c t i o n _ F i n i s h e d _ B y _ T i t l e > + 
+         < Q l t y I n s p e c t i o n _ F i n i s h e d _ B y _ U s e r N a m e > Q l t y I n s p e c t i o n _ F i n i s h e d _ B y _ U s e r N a m e < / Q l t y I n s p e c t i o n _ F i n i s h e d _ B y _ U s e r N a m e > + 
+         < Q l t y I n s p e c t i o n _ F i n i s h e d _ B y _ U s e r _ I D > Q l t y I n s p e c t i o n _ F i n i s h e d _ B y _ U s e r _ I D < / Q l t y I n s p e c t i o n _ F i n i s h e d _ B y _ U s e r _ I D > + 
+         < Q l t y I n s p e c t i o n _ F i n i s h e d _ D a t e > Q l t y I n s p e c t i o n _ F i n i s h e d _ D a t e < / Q l t y I n s p e c t i o n _ F i n i s h e d _ D a t e > + 
+         < Q l t y I n s p e c t i o n _ N o > Q l t y I n s p e c t i o n _ N o < / Q l t y I n s p e c t i o n _ N o > + 
+         < Q l t y I n s p e c t i o n _ R e i n s p e c t i o n N o > Q l t y I n s p e c t i o n _ R e i n s p e c t i o n N o < / Q l t y I n s p e c t i o n _ R e i n s p e c t i o n N o > + 
+         < Q l t y I n s p e c t i o n _ R e s u l t _ C o d e > Q l t y I n s p e c t i o n _ R e s u l t _ C o d e < / Q l t y I n s p e c t i o n _ R e s u l t _ C o d e > + 
+         < Q l t y I n s p e c t i o n _ R e s u l t _ D e s c r i p t i o n > Q l t y I n s p e c t i o n _ R e s u l t _ D e s c r i p t i o n < / Q l t y I n s p e c t i o n _ R e s u l t _ D e s c r i p t i o n > + 
+         < Q l t y I n s p e c t i o n _ S o u r c e _ C u s t o m _ 1 > Q l t y I n s p e c t i o n _ S o u r c e _ C u s t o m _ 1 < / Q l t y I n s p e c t i o n _ S o u r c e _ C u s t o m _ 1 > + 
+         < Q l t y I n s p e c t i o n _ S o u r c e _ C u s t o m _ 1 0 > Q l t y I n s p e c t i o n _ S o u r c e _ C u s t o m _ 1 0 < / Q l t y I n s p e c t i o n _ S o u r c e _ C u s t o m _ 1 0 > + 
+         < Q l t y I n s p e c t i o n _ S o u r c e _ C u s t o m _ 2 > Q l t y I n s p e c t i o n _ S o u r c e _ C u s t o m _ 2 < / Q l t y I n s p e c t i o n _ S o u r c e _ C u s t o m _ 2 > + 
+         < Q l t y I n s p e c t i o n _ S o u r c e _ C u s t o m _ 3 > Q l t y I n s p e c t i o n _ S o u r c e _ C u s t o m _ 3 < / Q l t y I n s p e c t i o n _ S o u r c e _ C u s t o m _ 3 > + 
+         < Q l t y I n s p e c t i o n _ S o u r c e _ C u s t o m _ 4 > Q l t y I n s p e c t i o n _ S o u r c e _ C u s t o m _ 4 < / Q l t y I n s p e c t i o n _ S o u r c e _ C u s t o m _ 4 > + 
+         < Q l t y I n s p e c t i o n _ S o u r c e _ C u s t o m _ 5 > Q l t y I n s p e c t i o n _ S o u r c e _ C u s t o m _ 5 < / Q l t y I n s p e c t i o n _ S o u r c e _ C u s t o m _ 5 > + 
+         < Q l t y I n s p e c t i o n _ S o u r c e _ C u s t o m _ 6 > Q l t y I n s p e c t i o n _ S o u r c e _ C u s t o m _ 6 < / Q l t y I n s p e c t i o n _ S o u r c e _ C u s t o m _ 6 > + 
+         < Q l t y I n s p e c t i o n _ S o u r c e _ C u s t o m _ 7 > Q l t y I n s p e c t i o n _ S o u r c e _ C u s t o m _ 7 < / Q l t y I n s p e c t i o n _ S o u r c e _ C u s t o m _ 7 > + 
+         < Q l t y I n s p e c t i o n _ S o u r c e _ C u s t o m _ 8 > Q l t y I n s p e c t i o n _ S o u r c e _ C u s t o m _ 8 < / Q l t y I n s p e c t i o n _ S o u r c e _ C u s t o m _ 8 > + 
+         < Q l t y I n s p e c t i o n _ S o u r c e _ C u s t o m _ 9 > Q l t y I n s p e c t i o n _ S o u r c e _ C u s t o m _ 9 < / Q l t y I n s p e c t i o n _ S o u r c e _ C u s t o m _ 9 > + 
+         < Q l t y I n s p e c t i o n _ S o u r c e _ D o c u m e n t _ N o _ > Q l t y I n s p e c t i o n _ S o u r c e _ D o c u m e n t _ N o _ < / Q l t y I n s p e c t i o n _ S o u r c e _ D o c u m e n t _ N o _ > + 
+         < Q l t y I n s p e c t i o n _ S o u r c e _ I t e m _ D e s c r i p t i o n > Q l t y I n s p e c t i o n _ S o u r c e _ I t e m _ D e s c r i p t i o n < / Q l t y I n s p e c t i o n _ S o u r c e _ I t e m _ D e s c r i p t i o n > + 
+         < Q l t y I n s p e c t i o n _ S o u r c e _ I t e m _ D e s c r i p t i o n 2 > Q l t y I n s p e c t i o n _ S o u r c e _ I t e m _ D e s c r i p t i o n 2 < / Q l t y I n s p e c t i o n _ S o u r c e _ I t e m _ D e s c r i p t i o n 2 > + 
+         < Q l t y I n s p e c t i o n _ S o u r c e _ I t e m _ N o _ > Q l t y I n s p e c t i o n _ S o u r c e _ I t e m _ N o _ < / Q l t y I n s p e c t i o n _ S o u r c e _ I t e m _ N o _ > + 
+         < Q l t y I n s p e c t i o n _ S o u r c e _ L o t _ N o _ > Q l t y I n s p e c t i o n _ S o u r c e _ L o t _ N o _ < / Q l t y I n s p e c t i o n _ S o u r c e _ L o t _ N o _ > + 
+         < Q l t y I n s p e c t i o n _ S o u r c e _ S e r i a l _ N o _ > Q l t y I n s p e c t i o n _ S o u r c e _ S e r i a l _ N o _ < / Q l t y I n s p e c t i o n _ S o u r c e _ S e r i a l _ N o _ > + 
+         < Q l t y I n s p e c t i o n _ S o u r c e _ T a s k _ N o _ > Q l t y I n s p e c t i o n _ S o u r c e _ T a s k _ N o _ < / Q l t y I n s p e c t i o n _ S o u r c e _ T a s k _ N o _ > + 
+         < Q l t y I n s p e c t i o n _ S o u r c e _ V a r i a n t _ C o d e > Q l t y I n s p e c t i o n _ S o u r c e _ V a r i a n t _ C o d e < / Q l t y I n s p e c t i o n _ S o u r c e _ V a r i a n t _ C o d e > + 
+         < Q l t y I n s p e c t i o n _ S t a t u s > Q l t y I n s p e c t i o n _ S t a t u s < / Q l t y I n s p e c t i o n _ S t a t u s > + 
+         < C u r r e n t I n s p e c t i o n L i n e > + 
+             < C a r r i a g e R e t u r n P e r s o n F i e l d D e t a i l s > C a r r i a g e R e t u r n P e r s o n F i e l d D e t a i l s < / C a r r i a g e R e t u r n P e r s o n F i e l d D e t a i l s > + 
+             < F i e l d _ C o d e > F i e l d _ C o d e < / F i e l d _ C o d e > + 
+             < F i e l d _ D e s c r i p t i o n > F i e l d _ D e s c r i p t i o n < / F i e l d _ D e s c r i p t i o n > + 
+             < F i e l d _ E n t e r e d B y N a m e A n d T i m e s t a m p > F i e l d _ E n t e r e d B y N a m e A n d T i m e s t a m p < / F i e l d _ E n t e r e d B y N a m e A n d T i m e s t a m p > + 
+             < F i e l d _ H a s E n t e r e d V a l u e > F i e l d _ H a s E n t e r e d V a l u e < / F i e l d _ H a s E n t e r e d V a l u e > + 
+             < F i e l d _ I f P e r s o n E m a i l > F i e l d _ I f P e r s o n E m a i l < / F i e l d _ I f P e r s o n E m a i l > + 
+             < F i e l d _ I f P e r s o n N a m e > F i e l d _ I f P e r s o n N a m e < / F i e l d _ I f P e r s o n N a m e > + 
+             < F i e l d _ I f P e r s o n P h o n e > F i e l d _ I f P e r s o n P h o n e < / F i e l d _ I f P e r s o n P h o n e > + 
+             < F i e l d _ I f P e r s o n T i t l e > F i e l d _ I f P e r s o n T i t l e < / F i e l d _ I f P e r s o n T i t l e > + 
+             < F i e l d _ I s L a b e l > F i e l d _ I s L a b e l < / F i e l d _ I s L a b e l > + 
+             < F i e l d _ I s P e r s o n F i e l d > F i e l d _ I s P e r s o n F i e l d < / F i e l d _ I s P e r s o n F i e l d > + 
+             < F i e l d _ I s T e x t > F i e l d _ I s T e x t < / F i e l d _ I s T e x t > + 
+             < F i e l d _ L i n e C o m m e n t a r y > F i e l d _ L i n e C o m m e n t a r y < / F i e l d _ L i n e C o m m e n t a r y > + 
+             < F i e l d _ M o d i f i e d B y U s e r E m a i l > F i e l d _ M o d i f i e d B y U s e r E m a i l < / F i e l d _ M o d i f i e d B y U s e r E m a i l > + 
+             < F i e l d _ M o d i f i e d B y U s e r I D > F i e l d _ M o d i f i e d B y U s e r I D < / F i e l d _ M o d i f i e d B y U s e r I D > + 
+             < F i e l d _ M o d i f i e d B y U s e r J o b T i t l e > F i e l d _ M o d i f i e d B y U s e r J o b T i t l e < / F i e l d _ M o d i f i e d B y U s e r J o b T i t l e > + 
+             < F i e l d _ M o d i f i e d B y U s e r N a m e > F i e l d _ M o d i f i e d B y U s e r N a m e < / F i e l d _ M o d i f i e d B y U s e r N a m e > + 
+             < F i e l d _ M o d i f i e d B y U s e r P h o n e > F i e l d _ M o d i f i e d B y U s e r P h o n e < / F i e l d _ M o d i f i e d B y U s e r P h o n e > + 
+             < F i e l d _ M o d i f i e d D a t e T i m e > F i e l d _ M o d i f i e d D a t e T i m e < / F i e l d _ M o d i f i e d D a t e T i m e > + 
+             < F i e l d _ T y p e > F i e l d _ T y p e < / F i e l d _ T y p e > + 
+             < L a b e l F i e l d _ D e s c r i p t i o n > L a b e l F i e l d _ D e s c r i p t i o n < / L a b e l F i e l d _ D e s c r i p t i o n > + 
+             < N u m e r i c _ V a l u e > N u m e r i c _ V a l u e < / N u m e r i c _ V a l u e > + 
+             < P r o m p t e d R e s u l t C a p t i o n _ 1 > P r o m p t e d R e s u l t C a p t i o n _ 1 < / P r o m p t e d R e s u l t C a p t i o n _ 1 > + 
+             < P r o m p t e d R e s u l t C a p t i o n _ 1 0 > P r o m p t e d R e s u l t C a p t i o n _ 1 0 < / P r o m p t e d R e s u l t C a p t i o n _ 1 0 > + 
+             < P r o m p t e d R e s u l t C a p t i o n _ 2 > P r o m p t e d R e s u l t C a p t i o n _ 2 < / P r o m p t e d R e s u l t C a p t i o n _ 2 > + 
+             < P r o m p t e d R e s u l t C a p t i o n _ 3 > P r o m p t e d R e s u l t C a p t i o n _ 3 < / P r o m p t e d R e s u l t C a p t i o n _ 3 > + 
+             < P r o m p t e d R e s u l t C a p t i o n _ 4 > P r o m p t e d R e s u l t C a p t i o n _ 4 < / P r o m p t e d R e s u l t C a p t i o n _ 4 > + 
+             < P r o m p t e d R e s u l t C a p t i o n _ 5 > P r o m p t e d R e s u l t C a p t i o n _ 5 < / P r o m p t e d R e s u l t C a p t i o n _ 5 > + 
+             < P r o m p t e d R e s u l t C a p t i o n _ 6 > P r o m p t e d R e s u l t C a p t i o n _ 6 < / P r o m p t e d R e s u l t C a p t i o n _ 6 > + 
+             < P r o m p t e d R e s u l t C a p t i o n _ 7 > P r o m p t e d R e s u l t C a p t i o n _ 7 < / P r o m p t e d R e s u l t C a p t i o n _ 7 > + 
+             < P r o m p t e d R e s u l t C a p t i o n _ 8 > P r o m p t e d R e s u l t C a p t i o n _ 8 < / P r o m p t e d R e s u l t C a p t i o n _ 8 > + 
+             < P r o m p t e d R e s u l t C a p t i o n _ 9 > P r o m p t e d R e s u l t C a p t i o n _ 9 < / P r o m p t e d R e s u l t C a p t i o n _ 9 > + 
+             < P r o m p t e d R e s u l t C o n d i t i o n D e s c r i p t i o n _ 1 > P r o m p t e d R e s u l t C o n d i t i o n D e s c r i p t i o n _ 1 < / P r o m p t e d R e s u l t C o n d i t i o n D e s c r i p t i o n _ 1 > + 
+             < P r o m p t e d R e s u l t C o n d i t i o n D e s c r i p t i o n _ 1 0 > P r o m p t e d R e s u l t C o n d i t i o n D e s c r i p t i o n _ 1 0 < / P r o m p t e d R e s u l t C o n d i t i o n D e s c r i p t i o n _ 1 0 > + 
+             < P r o m p t e d R e s u l t C o n d i t i o n D e s c r i p t i o n _ 2 > P r o m p t e d R e s u l t C o n d i t i o n D e s c r i p t i o n _ 2 < / P r o m p t e d R e s u l t C o n d i t i o n D e s c r i p t i o n _ 2 > + 
+             < P r o m p t e d R e s u l t C o n d i t i o n D e s c r i p t i o n _ 3 > P r o m p t e d R e s u l t C o n d i t i o n D e s c r i p t i o n _ 3 < / P r o m p t e d R e s u l t C o n d i t i o n D e s c r i p t i o n _ 3 > + 
+             < P r o m p t e d R e s u l t C o n d i t i o n D e s c r i p t i o n _ 4 > P r o m p t e d R e s u l t C o n d i t i o n D e s c r i p t i o n _ 4 < / P r o m p t e d R e s u l t C o n d i t i o n D e s c r i p t i o n _ 4 > + 
+             < P r o m p t e d R e s u l t C o n d i t i o n D e s c r i p t i o n _ 5 > P r o m p t e d R e s u l t C o n d i t i o n D e s c r i p t i o n _ 5 < / P r o m p t e d R e s u l t C o n d i t i o n D e s c r i p t i o n _ 5 > + 
+             < P r o m p t e d R e s u l t C o n d i t i o n D e s c r i p t i o n _ 6 > P r o m p t e d R e s u l t C o n d i t i o n D e s c r i p t i o n _ 6 < / P r o m p t e d R e s u l t C o n d i t i o n D e s c r i p t i o n _ 6 > + 
+             < P r o m p t e d R e s u l t C o n d i t i o n D e s c r i p t i o n _ 7 > P r o m p t e d R e s u l t C o n d i t i o n D e s c r i p t i o n _ 7 < / P r o m p t e d R e s u l t C o n d i t i o n D e s c r i p t i o n _ 7 > + 
+             < P r o m p t e d R e s u l t C o n d i t i o n D e s c r i p t i o n _ 8 > P r o m p t e d R e s u l t C o n d i t i o n D e s c r i p t i o n _ 8 < / P r o m p t e d R e s u l t C o n d i t i o n D e s c r i p t i o n _ 8 > + 
+             < P r o m p t e d R e s u l t C o n d i t i o n D e s c r i p t i o n _ 9 > P r o m p t e d R e s u l t C o n d i t i o n D e s c r i p t i o n _ 9 < / P r o m p t e d R e s u l t C o n d i t i o n D e s c r i p t i o n _ 9 > + 
+             < P r o m p t e d R e s u l t V i s i b l e _ 1 > P r o m p t e d R e s u l t V i s i b l e _ 1 < / P r o m p t e d R e s u l t V i s i b l e _ 1 > + 
+             < P r o m p t e d R e s u l t V i s i b l e _ 1 0 > P r o m p t e d R e s u l t V i s i b l e _ 1 0 < / P r o m p t e d R e s u l t V i s i b l e _ 1 0 > + 
+             < P r o m p t e d R e s u l t V i s i b l e _ 2 > P r o m p t e d R e s u l t V i s i b l e _ 2 < / P r o m p t e d R e s u l t V i s i b l e _ 2 > + 
+             < P r o m p t e d R e s u l t V i s i b l e _ 3 > P r o m p t e d R e s u l t V i s i b l e _ 3 < / P r o m p t e d R e s u l t V i s i b l e _ 3 > + 
+             < P r o m p t e d R e s u l t V i s i b l e _ 4 > P r o m p t e d R e s u l t V i s i b l e _ 4 < / P r o m p t e d R e s u l t V i s i b l e _ 4 > + 
+             < P r o m p t e d R e s u l t V i s i b l e _ 5 > P r o m p t e d R e s u l t V i s i b l e _ 5 < / P r o m p t e d R e s u l t V i s i b l e _ 5 > + 
+             < P r o m p t e d R e s u l t V i s i b l e _ 6 > P r o m p t e d R e s u l t V i s i b l e _ 6 < / P r o m p t e d R e s u l t V i s i b l e _ 6 > + 
+             < P r o m p t e d R e s u l t V i s i b l e _ 7 > P r o m p t e d R e s u l t V i s i b l e _ 7 < / P r o m p t e d R e s u l t V i s i b l e _ 7 > + 
+             < P r o m p t e d R e s u l t V i s i b l e _ 8 > P r o m p t e d R e s u l t V i s i b l e _ 8 < / P r o m p t e d R e s u l t V i s i b l e _ 8 > + 
+             < P r o m p t e d R e s u l t V i s i b l e _ 9 > P r o m p t e d R e s u l t V i s i b l e _ 9 < / P r o m p t e d R e s u l t V i s i b l e _ 9 > + 
+             < T e s t _ R e s u l t > T e s t _ R e s u l t < / T e s t _ R e s u l t > + 
+             < T e s t _ R e s u l t D e s c r i p t i o n > T e s t _ R e s u l t D e s c r i p t i o n < / T e s t _ R e s u l t D e s c r i p t i o n > + 
+             < T e s t _ V a l u e > T e s t _ V a l u e < / T e s t _ V a l u e > + 
+         < / C u r r e n t I n s p e c t i o n L i n e > + 
+     < / C u r r e n t I n s p e c t i o n > + 
+ < / N a v W o r d R e p o r t X m l P a r t > 
 </file>
 
 <file path=customXml/item4.xml>��< ? x m l   v e r s i o n = " 1 . 0 "   e n c o d i n g = " u t f - 1 6 " ? > @@ -3769,151 +3913,151 @@
  
      < T o o l t i p s >   
-         < T o o l t i p   c o l u m n = " Q I T e m p l a t e _ D e s c r i p t i o n "   E l e m e n t I d = " 8 1 5 0 5 6 4 0 4 " > +         < T o o l t i p   c o l u m n = " Q l t y I n s p e c t i o n T e m p l a t e _ D e s c r i p t i o n "   E l e m e n t I d = " 1 6 5 2 0 6 9 5 9 8 " >   
              < T o o l t i p T e x t   l a n g = " e n - U S " > S p e c i f i e s   a n   e x p l a n a t i o n   o f   t h e   Q u a l i t y   I n s p e c t i o n   T e m p l a t e .   Y o u   c a n   e n t e r   a   m a x i m u m   o f   1 0 0   c h a r a c t e r s ,   b o t h   n u m b e r s   a n d   l e t t e r s . < / T o o l t i p T e x t >   
          < / T o o l t i p >   
-         < T o o l t i p   c o l u m n = " Q I T e s t _ D e s c r i p t i o n "   E l e m e n t I d = " 1 1 3 6 4 6 5 5 3 8 " > - 
-             < T o o l t i p T e x t   l a n g = " e n - U S " > S p e c i f i e s   a   d e s c r i p t i o n   o f   t h e   t e s t   i t s e l f . < / T o o l t i p T e x t > +         < T o o l t i p   c o l u m n = " Q l t y I n s p e c t i o n _ D e s c r i p t i o n "   E l e m e n t I d = " 7 3 9 0 1 9 9 1 0 " > + 
+             < T o o l t i p T e x t   l a n g = " e n - U S " > S p e c i f i e s   a   d e s c r i p t i o n   o f   t h e   Q u a l i t y   I n s p e c t i o n   i t s e l f . < / T o o l t i p T e x t >   
          < / T o o l t i p >   
-         < T o o l t i p   c o l u m n = " Q I T e s t _ S t a t u s "   E l e m e n t I d = " 2 1 0 2 3 4 6 9 5 2 " > - 
-             < T o o l t i p T e x t   l a n g = " e n - U S " > S p e c i f i e s   t h e   s t a t u s   o f   t h e   t e s t .   N o   a d d i t i o n a l   c h a n g e s   c a n   b e   m a d e   t o   a   f i n i s h e d   Q u a l i t y   I n s p e c t i o n   T e s t . < / T o o l t i p T e x t > +         < T o o l t i p   c o l u m n = " Q l t y I n s p e c t i o n _ S t a t u s "   E l e m e n t I d = " 8 5 1 7 5 2 7 6 8 " > + 
+             < T o o l t i p T e x t   l a n g = " e n - U S " > S p e c i f i e s   t h e   s t a t u s   o f   t h e   i n s p e c t i o n .   N o   a d d i t i o n a l   c h a n g e s   c a n   b e   m a d e   t o   a   f i n i s h e d   Q u a l i t y   I n s p e c t i o n . < / T o o l t i p T e x t >   
          < / T o o l t i p >   
-         < T o o l t i p   c o l u m n = " Q I T e s t _ G r a d e _ C o d e "   E l e m e n t I d = " 5 9 5 4 2 7 8 3 5 " > - 
-             < T o o l t i p T e x t   l a n g = " e n - U S " > S p e c i f i e s   t h e   g r a d e   i s   a u t o m a t i c a l l y   d e t e r m i n e d   b a s e d   o n   t h e   t e s t   v a l u e   a n d   g r a d e   c o n f i g u r a t i o n . < / T o o l t i p T e x t > +         < T o o l t i p   c o l u m n = " Q l t y I n s p e c t i o n _ R e s u l t _ C o d e "   E l e m e n t I d = " 1 8 0 7 0 7 7 0 6 5 " > + 
+             < T o o l t i p T e x t   l a n g = " e n - U S " > S p e c i f i e s   t h e   r e s u l t   i s   a u t o m a t i c a l l y   d e t e r m i n e d   b a s e d   o n   t h e   t e s t   v a l u e   a n d   r e s u l t   c o n f i g u r a t i o n . < / T o o l t i p T e x t >   
          < / T o o l t i p >   
-         < T o o l t i p   c o l u m n = " Q I T e s t _ G r a d e _ D e s c r i p t i o n "   E l e m e n t I d = " 6 4 0 1 4 2 6 8 8 " > - 
-             < T o o l t i p T e x t   l a n g = " e n - U S " > S p e c i f i e s   t h e   g r a d e   d e s c r i p t i o n   f o r   t h i s   t e s t   r e s u l t .   T h e   g r a d e   i s   a u t o m a t i c a l l y   d e t e r m i n e d   b a s e d   o n   t h e   t e s t   v a l u e   a n d   g r a d e   c o n f i g u r a t i o n . < / T o o l t i p T e x t > +         < T o o l t i p   c o l u m n = " Q l t y I n s p e c t i o n _ R e s u l t _ D e s c r i p t i o n "   E l e m e n t I d = " 8 1 0 5 3 8 1 8 8 " > + 
+             < T o o l t i p T e x t   l a n g = " e n - U S " > S p e c i f i e s   t h e   r e s u l t   d e s c r i p t i o n   f o r   t h i s   t e s t   r e s u l t .   T h e   r e s u l t   i s   a u t o m a t i c a l l y   d e t e r m i n e d   b a s e d   o n   t h e   t e s t   v a l u e   a n d   r e s u l t   c o n f i g u r a t i o n . < / T o o l t i p T e x t >   
          < / T o o l t i p >   
-         < T o o l t i p   c o l u m n = " Q I T e s t _ N o "   E l e m e n t I d = " 1 0 7 6 3 1 2 2 3 7 " > +         < T o o l t i p   c o l u m n = " Q l t y I n s p e c t i o n _ N o "   E l e m e n t I d = " 2 1 2 0 6 1 5 7 4 9 " >   
              < T o o l t i p T e x t   l a n g = " e n - U S " > S p e c i f i e s   t h e   q u a l i t y   i n s p e c t i o n   d o c u m e n t   n u m b e r . < / T o o l t i p T e x t >   
          < / T o o l t i p >   
-         < T o o l t i p   c o l u m n = " Q I T e s t _ R e t e s t N o "   E l e m e n t I d = " 1 3 6 2 8 8 4 4 4 4 " > - 
-             < T o o l t i p T e x t   l a n g = " e n - U S " > S p e c i f i e s   w h i c h   r e t e s t   t h i s   i s   f o r . < / T o o l t i p T e x t > +         < T o o l t i p   c o l u m n = " Q l t y I n s p e c t i o n _ R e i n s p e c t i o n N o "   E l e m e n t I d = " 7 5 1 7 3 5 6 " > + 
+             < T o o l t i p T e x t   l a n g = " e n - U S " > S p e c i f i e s   w h i c h   r e - i n s p e c t i o n   t h i s   i s   f o r . < / T o o l t i p T e x t >   
          < / T o o l t i p >   
-         < T o o l t i p   c o l u m n = " Q I T e s t _ F i n i s h e d _ B y _ U s e r _ I D "   E l e m e n t I d = " 1 0 8 5 9 8 0 0 0 6 " > - 
-             < T o o l t i p T e x t   l a n g = " e n - U S " > S p e c i f i e s   t h e   u s e r   t h a t   f i n i s h e d   t h e   t e s t < / T o o l t i p T e x t > +         < T o o l t i p   c o l u m n = " Q l t y I n s p e c t i o n _ F i n i s h e d _ B y _ U s e r _ I D "   E l e m e n t I d = " 1 7 5 0 5 1 6 3 3 8 " > + 
+             < T o o l t i p T e x t   l a n g = " e n - U S " > S p e c i f i e s   t h e   u s e r   t h a t   f i n i s h e d   t h e   i n s p e c t i o n < / T o o l t i p T e x t >   
          < / T o o l t i p >   
-         < T o o l t i p   c o l u m n = " Q I T e s t _ F i n i s h e d _ D a t e "   E l e m e n t I d = " 1 6 2 5 6 7 4 7 2 5 " > - 
-             < T o o l t i p T e x t   l a n g = " e n - U S " > S p e c i f i e s   t h e   d a t e   t h a t   t h e   t e s t   w a s   f i n i s h e d . < / T o o l t i p T e x t > +         < T o o l t i p   c o l u m n = " Q l t y I n s p e c t i o n _ F i n i s h e d _ D a t e "   E l e m e n t I d = " 1 8 3 4 1 2 2 7 6 5 " > + 
+             < T o o l t i p T e x t   l a n g = " e n - U S " > S p e c i f i e s   t h e   d a t e   t h a t   t h e   i n s p e c t i o n   w a s   f i n i s h e d . < / T o o l t i p T e x t >   
          < / T o o l t i p >   
-         < T o o l t i p   c o l u m n = " Q I T e s t _ S o u r c e _ I t e m _ N o _ "   E l e m e n t I d = " 1 9 0 7 0 9 9 1 8 2 " > - 
-             < T o o l t i p T e x t   l a n g = " e n - U S " > S p e c i f i e s   t h e   i t e m   t h a t   t h e   Q u a l i t y   I n s p e c t i o n   T e s t   i s   f o r .   W h e n   u s e d   w i t h   p r o d u c t i o n   o r d e r s   t h i s   t y p i c a l l y   r e f e r s   t o   t h e   i t e m   b e i n g   p r o d u c e d . < / T o o l t i p T e x t > +         < T o o l t i p   c o l u m n = " Q l t y I n s p e c t i o n _ S o u r c e _ I t e m _ N o _ "   E l e m e n t I d = " 1 2 6 8 0 5 0 5 1 8 " > + 
+             < T o o l t i p T e x t   l a n g = " e n - U S " > S p e c i f i e s   t h e   i t e m   t h a t   t h e   Q u a l i t y   I n s p e c t i o n   i s   f o r .   W h e n   u s e d   w i t h   p r o d u c t i o n   o r d e r s   t h i s   t y p i c a l l y   r e f e r s   t o   t h e   i t e m   b e i n g   p r o d u c e d . < / T o o l t i p T e x t >   
          < / T o o l t i p >   
-         < T o o l t i p   c o l u m n = " Q I T e s t _ S o u r c e _ V a r i a n t _ C o d e "   E l e m e n t I d = " 9 9 8 9 8 3 9 4 1 " > - 
-             < T o o l t i p T e x t   l a n g = " e n - U S " > S p e c i f i e s   t h e   i t e m   v a r i a n t   t h a t   t h e   Q u a l i t y   I n s p e c t i o n   T e s t   i s   f o r .   W h e n   u s e d   w i t h   p r o d u c t i o n   o r d e r s   t h i s   t y p i c a l l y   r e f e r s   t o   t h e   i t e m   b e i n g   p r o d u c e d . < / T o o l t i p T e x t > +         < T o o l t i p   c o l u m n = " Q l t y I n s p e c t i o n _ S o u r c e _ V a r i a n t _ C o d e "   E l e m e n t I d = " 1 6 0 8 4 0 3 8 2 1 " > + 
+             < T o o l t i p T e x t   l a n g = " e n - U S " > S p e c i f i e s   t h e   i t e m   v a r i a n t   t h a t   t h e   Q u a l i t y   I n s p e c t i o n   i s   f o r .   W h e n   u s e d   w i t h   p r o d u c t i o n   o r d e r s   t h i s   t y p i c a l l y   r e f e r s   t o   t h e   i t e m   b e i n g   p r o d u c e d . < / T o o l t i p T e x t >   
          < / T o o l t i p >   
-         < T o o l t i p   c o l u m n = " Q I T e s t _ S o u r c e _ L o t _ N o _ "   E l e m e n t I d = " 1 9 8 2 8 4 7 1 7 6 " > +         < T o o l t i p   c o l u m n = " Q l t y I n s p e c t i o n _ S o u r c e _ L o t _ N o _ "   E l e m e n t I d = " 1 1 2 3 5 5 1 3 1 2 " >   
              < T o o l t i p T e x t   l a n g = " e n - U S " > S p e c i f i e s   t h e   l o t   n u m b e r   t h a t   t h e   q u a l i t y   i n s p e c t i o n   i s   f o r .   T h i s   i s   o n l y   u s e d   f o r   l o t   t r a c k e d   i t e m s . < / T o o l t i p T e x t >   
          < / T o o l t i p >   
-         < T o o l t i p   c o l u m n = " Q I T e s t _ S o u r c e _ S e r i a l _ N o _ "   E l e m e n t I d = " 1 1 8 2 4 4 1 4 3 9 " > +         < T o o l t i p   c o l u m n = " Q l t y I n s p e c t i o n _ S o u r c e _ S e r i a l _ N o _ "   E l e m e n t I d = " 1 5 2 0 5 9 1 4 4 7 " >   
              < T o o l t i p T e x t   l a n g = " e n - U S " > S p e c i f i e s   t h e   s e r i a l   n u m b e r   t h a t   t h e   q u a l i t y   i n s p e c t i o n   i s   f o r .   T h i s   i s   o n l y   u s e d   f o r   s e r i a l   t r a c k e d   i t e m s . < / T o o l t i p T e x t >   
          < / T o o l t i p >   
-         < T o o l t i p   c o l u m n = " Q I T e s t _ S o u r c e _ D o c u m e n t _ N o _ "   E l e m e n t I d = " 3 5 2 1 6 1 1 6 0 " > - 
-             < T o o l t i p T e x t   l a n g = " e n - U S " > S p e c i f i e s   a   r e f e r e n c e   t o   t h e   d o c u m e n t   t h a t   t h i s   Q u a l i t y   I n s p e c t i o n   T e s t   i s   r e f e r r i n g   t o .   T h i s   t y p i c a l l y   r e f e r s   t o   a   p r o d u c t i o n   o r d e r   d o c u m e n t   n u m b e r . < / T o o l t i p T e x t > +         < T o o l t i p   c o l u m n = " Q l t y I n s p e c t i o n _ S o u r c e _ D o c u m e n t _ N o _ "   E l e m e n t I d = " 1 6 7 5 9 1 6 2 8 8 " > + 
+             < T o o l t i p T e x t   l a n g = " e n - U S " > S p e c i f i e s   a   r e f e r e n c e   t o   t h e   d o c u m e n t   t h a t   t h i s   Q u a l i t y   I n s p e c t i o n   i s   r e f e r r i n g   t o .   T h i s   t y p i c a l l y   r e f e r s   t o   a   p r o d u c t i o n   o r d e r   d o c u m e n t   n u m b e r . < / T o o l t i p T e x t >   
          < / T o o l t i p >   
-         < T o o l t i p   c o l u m n = " Q I T e s t _ S o u r c e _ T a s k _ N o _ "   E l e m e n t I d = " 1 8 5 8 9 1 4 7 8 2 " > - 
-             < T o o l t i p T e x t   l a n g = " e n - U S " > S p e c i f i e s   a   r e f e r e n c e   t o   t h e   s o u r c e   t a s k   n o .   t h a t   t h i s   Q u a l i t y   I n s p e c t i o n   T e s t   i s   r e f e r r i n g   t o .   T h i s   t y p i c a l l y   r e f e r s   t o   a n   o p e r a t i o n . < / T o o l t i p T e x t > +         < T o o l t i p   c o l u m n = " Q l t y I n s p e c t i o n _ S o u r c e _ T a s k _ N o _ "   E l e m e n t I d = " 3 8 4 6 4 4 1 8 2 " > + 
+             < T o o l t i p T e x t   l a n g = " e n - U S " > S p e c i f i e s   a   r e f e r e n c e   t o   t h e   s o u r c e   t a s k   n o .   t h a t   t h i s   Q u a l i t y   I n s p e c t i o n   i s   r e f e r r i n g   t o .   T h i s   t y p i c a l l y   r e f e r s   t o   a n   o p e r a t i o n . < / T o o l t i p T e x t >   
          < / T o o l t i p >   
-         < T o o l t i p   c o l u m n = " Q I T e s t _ S o u r c e _ C u s t o m _ 1 "   E l e m e n t I d = " 6 5 4 5 1 0 9 1 " > +         < T o o l t i p   c o l u m n = " Q l t y I n s p e c t i o n _ S o u r c e _ C u s t o m _ 1 "   E l e m e n t I d = " 5 4 6 4 5 3 7 6 5 " >   
              < T o o l t i p T e x t   l a n g = " e n - U S " > S p e c i f i e s   a d d i t i o n a l   i n f o r m a t i o n   f r o m   a   s o u r c e   r e c o r d . < / T o o l t i p T e x t >   
          < / T o o l t i p >   
-         < T o o l t i p   c o l u m n = " Q I T e s t _ S o u r c e _ C u s t o m _ 2 "   E l e m e n t I d = " 1 8 4 7 6 3 8 7 6 0 " > +         < T o o l t i p   c o l u m n = " Q l t y I n s p e c t i o n _ S o u r c e _ C u s t o m _ 2 "   E l e m e n t I d = " 1 8 3 5 4 2 3 6 8 0 " >   
              < T o o l t i p T e x t   l a n g = " e n - U S " > S p e c i f i e s   a d d i t i o n a l   i n f o r m a t i o n   f r o m   a   s o u r c e   r e c o r d . < / T o o l t i p T e x t >   
          < / T o o l t i p >   
-         < T o o l t i p   c o l u m n = " Q I T e s t _ S o u r c e _ C u s t o m _ 3 "   E l e m e n t I d = " 1 2 0 9 9 4 2 1 4 3 " > +         < T o o l t i p   c o l u m n = " Q l t y I n s p e c t i o n _ S o u r c e _ C u s t o m _ 3 "   E l e m e n t I d = " 1 8 2 1 8 4 6 9 9 9 " >   
              < T o o l t i p T e x t   l a n g = " e n - U S " > S p e c i f i e s   a d d i t i o n a l   i n f o r m a t i o n   f r o m   a   s o u r c e   r e c o r d . < / T o o l t i p T e x t >   
          < / T o o l t i p >   
-         < T o o l t i p   c o l u m n = " Q I T e s t _ S o u r c e _ C u s t o m _ 4 "   E l e m e n t I d = " 1 9 7 8 5 4 0 9 4 2 " > +         < T o o l t i p   c o l u m n = " Q l t y I n s p e c t i o n _ S o u r c e _ C u s t o m _ 4 "   E l e m e n t I d = " 1 3 6 6 6 3 6 0 8 6 " >   
              < T o o l t i p T e x t   l a n g = " e n - U S " > S p e c i f i e s   a d d i t i o n a l   i n f o r m a t i o n   f r o m   a   s o u r c e   r e c o r d . < / T o o l t i p T e x t >   
          < / T o o l t i p >   
-         < T o o l t i p   c o l u m n = " Q I T e s t _ S o u r c e _ C u s t o m _ 5 "   E l e m e n t I d = " 1 6 7 8 7 2 9 7 3 7 " > +         < T o o l t i p   c o l u m n = " Q l t y I n s p e c t i o n _ S o u r c e _ C u s t o m _ 5 "   E l e m e n t I d = " 2 0 0 4 3 3 2 7 0 3 " >   
              < T o o l t i p T e x t   l a n g = " e n - U S " > S p e c i f i e s   a d d i t i o n a l   i n f o r m a t i o n   f r o m   a   s o u r c e   r e c o r d . < / T o o l t i p T e x t >   
          < / T o o l t i p >   
-         < T o o l t i p   c o l u m n = " Q I T e s t _ S o u r c e _ C u s t o m _ 6 "   E l e m e n t I d = " 7 0 3 1 4 7 7 0 8 " > +         < T o o l t i p   c o l u m n = " Q l t y I n s p e c t i o n _ S o u r c e _ C u s t o m _ 6 "   E l e m e n t I d = " 9 1 2 4 2 8 5 2 " >   
              < T o o l t i p T e x t   l a n g = " e n - U S " > S p e c i f i e s   a d d i t i o n a l   i n f o r m a t i o n   f r o m   a   s o u r c e   r e c o r d . < / T o o l t i p T e x t >   
          < / T o o l t i p >   
-         < T o o l t i p   c o l u m n = " Q I T e s t _ S o u r c e _ C u s t o m _ 7 "   E l e m e n t I d = " 1 3 4 0 8 4 4 3 2 5 " > +         < T o o l t i p   c o l u m n = " Q l t y I n s p e c t i o n _ S o u r c e _ C u s t o m _ 7 "   E l e m e n t I d = " 7 2 8 9 3 9 4 6 9 " >   
              < T o o l t i p T e x t   l a n g = " e n - U S " > S p e c i f i e s   a d d i t i o n a l   i n f o r m a t i o n   f r o m   a   s o u r c e   r e c o r d . < / T o o l t i p T e x t >   
          < / T o o l t i p >   
-         < T o o l t i p   c o l u m n = " Q I T e s t _ S o u r c e _ C u s t o m _ 8 "   E l e m e n t I d = " 1 3 7 8 8 5 1 1 6 6 " > +         < T o o l t i p   c o l u m n = " Q l t y I n s p e c t i o n _ S o u r c e _ C u s t o m _ 8 "   E l e m e n t I d = " 3 7 7 5 4 4 7 4 2 " >   
              < T o o l t i p T e x t   l a n g = " e n - U S " > S p e c i f i e s   a d d i t i o n a l   i n f o r m a t i o n   f r o m   a   s o u r c e   r e c o r d . < / T o o l t i p T e x t >   
          < / T o o l t i p >   
-         < T o o l t i p   c o l u m n = " Q I T e s t _ S o u r c e _ C u s t o m _ 9 "   E l e m e n t I d = " 7 4 1 1 5 4 5 4 9 " > +         < T o o l t i p   c o l u m n = " Q l t y I n s p e c t i o n _ S o u r c e _ C u s t o m _ 9 "   E l e m e n t I d = " 2 6 0 1 5 1 8 7 5 " >   
              < T o o l t i p T e x t   l a n g = " e n - U S " > S p e c i f i e s   a d d i t i o n a l   i n f o r m a t i o n   f r o m   a   s o u r c e   r e c o r d . < / T o o l t i p T e x t >   
          < / T o o l t i p >   
-         < T o o l t i p   c o l u m n = " Q I T e s t _ S o u r c e _ C u s t o m _ 1 0 "   E l e m e n t I d = " 1 5 0 3 8 4 3 6 8 5 " > +         < T o o l t i p   c o l u m n = " Q l t y I n s p e c t i o n _ S o u r c e _ C u s t o m _ 1 0 "   E l e m e n t I d = " 1 5 3 7 6 5 2 9 2 5 " >   
              < T o o l t i p T e x t   l a n g = " e n - U S " > S p e c i f i e s   a d d i t i o n a l   i n f o r m a t i o n   f r o m   a   s o u r c e   r e c o r d . < / T o o l t i p T e x t >   
@@ -3939,19 +4083,19 @@
  
          < T o o l t i p   c o l u m n = " F i e l d _ T y p e "   E l e m e n t I d = " 1 3 2 8 1 6 4 0 1 6 " >   
-             < T o o l t i p T e x t   l a n g = " e n - U S " > S p e c i f i e s   t h e   d a t a   t y p e   o f   t h e   v a l u e s   y o u   c a n   e n t e r   o r   s e l e c t   f o r   t h i s   f i e l d .   U s e   D e c i m a l   f o r   n u m e r i c a l   m e a s u r e m e n t s .   U s e   C h o i c e   t o   g i v e   a   l i s t   o f   o p t i o n s   t o   c h o o s e   f r o m .   I f   y o u   w a n t   t o   c h o o s e   o p t i o n s   f r o m   a n   e x i s t i n g   t a b l e ,   u s e   T a b l e   L o o k u p . < / T o o l t i p T e x t > +             < T o o l t i p T e x t   l a n g = " e n - U S " > S p e c i f i e s   t h e   d a t a   t y p e   o f   t h e   v a l u e s   y o u   c a n   e n t e r   o r   s e l e c t   f o r   t h i s   t e s t .   U s e   D e c i m a l   f o r   n u m e r i c a l   m e a s u r e m e n t s .   U s e   C h o i c e   t o   g i v e   a   l i s t   o f   o p t i o n s   t o   c h o o s e   f r o m .   I f   y o u   w a n t   t o   c h o o s e   o p t i o n s   f r o m   a n   e x i s t i n g   t a b l e ,   u s e   T a b l e   L o o k u p . < / T o o l t i p T e x t >   
          < / T o o l t i p >   
-         < T o o l t i p   c o l u m n = " T e s t _ G r a d e "   E l e m e n t I d = " 1 6 7 8 0 2 0 5 0 3 " > - 
-             < T o o l t i p T e x t   l a n g = " e n - U S " > S p e c i f i e s   t h e   g r a d e   i s   a u t o m a t i c a l l y   d e t e r m i n e d   b a s e d   o n   t h e   t e s t   v a l u e   a n d   g r a d e   c o n f i g u r a t i o n . < / T o o l t i p T e x t > +         < T o o l t i p   c o l u m n = " T e s t _ R e s u l t "   E l e m e n t I d = " 1 2 7 1 0 6 2 1 4 1 " > + 
+             < T o o l t i p T e x t   l a n g = " e n - U S " > S p e c i f i e s   t h e   r e s u l t   i s   a u t o m a t i c a l l y   d e t e r m i n e d   b a s e d   o n   t h e   t e s t   v a l u e   a n d   r e s u l t   c o n f i g u r a t i o n . < / T o o l t i p T e x t >   
          < / T o o l t i p >   
      < / T o o l t i p s >   
-     < C u r r e n t T e s t   E l e m e n t T y p e = " D a t a I t e m "   E l e m e n t I d = " 2 2 5 3 9 2 1 0 6 " > +     < C u r r e n t I n s p e c t i o n   E l e m e n t T y p e = " D a t a I t e m "   E l e m e n t I d = " 1 7 4 7 8 9 7 9 7 8 " >   
          < C O A C o n t a c t _ A l l   E l e m e n t T y p e = " C o l u m n "   E l e m e n t I d = " 1 5 9 3 9 3 0 3 4 6 "   D a t a T y p e = " T e x t " > C O A C o n t a c t _ A l l < / C O A C o n t a c t _ A l l >   
@@ -3989,73 +4133,73 @@
  
          < C o m p a n y I n f o r m a t i o n _ R o w 8   E l e m e n t T y p e = " C o l u m n "   E l e m e n t I d = " 3 9 8 9 1 0 6 3 7 "   D a t a T y p e = " T e x t " > C o m p a n y I n f o r m a t i o n _ R o w 8 < / C o m p a n y I n f o r m a t i o n _ R o w 8 >   
-         < Q I T e m p l a t e _ D e s c r i p t i o n   E l e m e n t T y p e = " C o l u m n "   E l e m e n t I d = " 8 1 5 0 5 6 4 0 4 "   D a t a T y p e = " T e x t " > Q I T e m p l a t e _ D e s c r i p t i o n < / Q I T e m p l a t e _ D e s c r i p t i o n > - 
-         < Q I T e s t _ D e s c r i p t i o n   E l e m e n t T y p e = " C o l u m n "   E l e m e n t I d = " 1 1 3 6 4 6 5 5 3 8 "   D a t a T y p e = " T e x t " > Q I T e s t _ D e s c r i p t i o n < / Q I T e s t _ D e s c r i p t i o n > - 
-         < Q I T e s t _ D i r e c t o r _ N a m e   E l e m e n t T y p e = " C o l u m n "   E l e m e n t I d = " 7 6 1 2 9 8 9 8 0 "   D a t a T y p e = " T e x t " > Q I T e s t _ D i r e c t o r _ N a m e < / Q I T e s t _ D i r e c t o r _ N a m e > - 
-         < Q I T e s t _ D i r e c t o r _ T i t l e   E l e m e n t T y p e = " C o l u m n "   E l e m e n t I d = " 1 8 1 8 3 7 2 4 7 7 "   D a t a T y p e = " T e x t " > Q I T e s t _ D i r e c t o r _ T i t l e < / Q I T e s t _ D i r e c t o r _ T i t l e > - 
-         < Q I T e s t _ F i n i s h e d _ B y _ E m a i l   E l e m e n t T y p e = " C o l u m n "   E l e m e n t I d = " 1 9 8 4 6 7 6 7 3 5 "   D a t a T y p e = " T e x t " > Q I T e s t _ F i n i s h e d _ B y _ E m a i l < / Q I T e s t _ F i n i s h e d _ B y _ E m a i l > - 
-         < Q I T e s t _ F i n i s h e d _ B y _ P h o n e   E l e m e n t T y p e = " C o l u m n "   E l e m e n t I d = " 4 1 0 7 2 3 1 0 3 "   D a t a T y p e = " T e x t " > Q I T e s t _ F i n i s h e d _ B y _ P h o n e < / Q I T e s t _ F i n i s h e d _ B y _ P h o n e > - 
-         < Q I T e s t _ F i n i s h e d _ B y _ T i t l e   E l e m e n t T y p e = " C o l u m n "   E l e m e n t I d = " 1 3 1 5 7 3 0 7 1 5 "   D a t a T y p e = " T e x t " > Q I T e s t _ F i n i s h e d _ B y _ T i t l e < / Q I T e s t _ F i n i s h e d _ B y _ T i t l e > - 
-         < Q I T e s t _ F i n i s h e d _ B y _ U s e r N a m e   E l e m e n t T y p e = " C o l u m n "   E l e m e n t I d = " 1 2 1 5 2 0 7 5 3 1 "   D a t a T y p e = " T e x t " > Q I T e s t _ F i n i s h e d _ B y _ U s e r N a m e < / Q I T e s t _ F i n i s h e d _ B y _ U s e r N a m e > - 
-         < Q I T e s t _ F i n i s h e d _ B y _ U s e r _ I D   E l e m e n t T y p e = " C o l u m n "   E l e m e n t I d = " 1 0 8 5 9 8 0 0 0 6 "   D a t a T y p e = " C o d e " > Q I T e s t _ F i n i s h e d _ B y _ U s e r _ I D < / Q I T e s t _ F i n i s h e d _ B y _ U s e r _ I D > - 
-         < Q I T e s t _ F i n i s h e d _ D a t e   E l e m e n t T y p e = " C o l u m n "   E l e m e n t I d = " 1 6 2 5 6 7 4 7 2 5 "   D a t a T y p e = " D a t e T i m e " > Q I T e s t _ F i n i s h e d _ D a t e < / Q I T e s t _ F i n i s h e d _ D a t e > - 
-         < Q I T e s t _ G r a d e _ C o d e   E l e m e n t T y p e = " C o l u m n "   E l e m e n t I d = " 5 9 5 4 2 7 8 3 5 "   D a t a T y p e = " C o d e " > Q I T e s t _ G r a d e _ C o d e < / Q I T e s t _ G r a d e _ C o d e > - 
-         < Q I T e s t _ G r a d e _ D e s c r i p t i o n   E l e m e n t T y p e = " C o l u m n "   E l e m e n t I d = " 6 4 0 1 4 2 6 8 8 "   D a t a T y p e = " T e x t " > Q I T e s t _ G r a d e _ D e s c r i p t i o n < / Q I T e s t _ G r a d e _ D e s c r i p t i o n > - 
-         < Q I T e s t _ N o   E l e m e n t T y p e = " C o l u m n "   E l e m e n t I d = " 1 0 7 6 3 1 2 2 3 7 "   D a t a T y p e = " C o d e " > Q I T e s t _ N o < / Q I T e s t _ N o > - 
-         < Q I T e s t _ R e t e s t N o   E l e m e n t T y p e = " C o l u m n "   E l e m e n t I d = " 1 3 6 2 8 8 4 4 4 4 "   D a t a T y p e = " I n t e g e r " > Q I T e s t _ R e t e s t N o < / Q I T e s t _ R e t e s t N o > - 
-         < Q I T e s t _ S o u r c e _ C u s t o m _ 1   E l e m e n t T y p e = " C o l u m n "   E l e m e n t I d = " 6 5 4 5 1 0 9 1 "   D a t a T y p e = " T e x t " > Q I T e s t _ S o u r c e _ C u s t o m _ 1 < / Q I T e s t _ S o u r c e _ C u s t o m _ 1 > - 
-         < Q I T e s t _ S o u r c e _ C u s t o m _ 1 0   E l e m e n t T y p e = " C o l u m n "   E l e m e n t I d = " 1 5 0 3 8 4 3 6 8 5 "   D a t a T y p e = " D e c i m a l " > Q I T e s t _ S o u r c e _ C u s t o m _ 1 0 < / Q I T e s t _ S o u r c e _ C u s t o m _ 1 0 > - 
-         < Q I T e s t _ S o u r c e _ C u s t o m _ 2   E l e m e n t T y p e = " C o l u m n "   E l e m e n t I d = " 1 8 4 7 6 3 8 7 6 0 "   D a t a T y p e = " T e x t " > Q I T e s t _ S o u r c e _ C u s t o m _ 2 < / Q I T e s t _ S o u r c e _ C u s t o m _ 2 > - 
-         < Q I T e s t _ S o u r c e _ C u s t o m _ 3   E l e m e n t T y p e = " C o l u m n "   E l e m e n t I d = " 1 2 0 9 9 4 2 1 4 3 "   D a t a T y p e = " T e x t " > Q I T e s t _ S o u r c e _ C u s t o m _ 3 < / Q I T e s t _ S o u r c e _ C u s t o m _ 3 > - 
-         < Q I T e s t _ S o u r c e _ C u s t o m _ 4   E l e m e n t T y p e = " C o l u m n "   E l e m e n t I d = " 1 9 7 8 5 4 0 9 4 2 "   D a t a T y p e = " T e x t " > Q I T e s t _ S o u r c e _ C u s t o m _ 4 < / Q I T e s t _ S o u r c e _ C u s t o m _ 4 > - 
-         < Q I T e s t _ S o u r c e _ C u s t o m _ 5   E l e m e n t T y p e = " C o l u m n "   E l e m e n t I d = " 1 6 7 8 7 2 9 7 3 7 "   D a t a T y p e = " T e x t " > Q I T e s t _ S o u r c e _ C u s t o m _ 5 < / Q I T e s t _ S o u r c e _ C u s t o m _ 5 > - 
-         < Q I T e s t _ S o u r c e _ C u s t o m _ 6   E l e m e n t T y p e = " C o l u m n "   E l e m e n t I d = " 7 0 3 1 4 7 7 0 8 "   D a t a T y p e = " T e x t " > Q I T e s t _ S o u r c e _ C u s t o m _ 6 < / Q I T e s t _ S o u r c e _ C u s t o m _ 6 > - 
-         < Q I T e s t _ S o u r c e _ C u s t o m _ 7   E l e m e n t T y p e = " C o l u m n "   E l e m e n t I d = " 1 3 4 0 8 4 4 3 2 5 "   D a t a T y p e = " I n t e g e r " > Q I T e s t _ S o u r c e _ C u s t o m _ 7 < / Q I T e s t _ S o u r c e _ C u s t o m _ 7 > - 
-         < Q I T e s t _ S o u r c e _ C u s t o m _ 8   E l e m e n t T y p e = " C o l u m n "   E l e m e n t I d = " 1 3 7 8 8 5 1 1 6 6 "   D a t a T y p e = " I n t e g e r " > Q I T e s t _ S o u r c e _ C u s t o m _ 8 < / Q I T e s t _ S o u r c e _ C u s t o m _ 8 > - 
-         < Q I T e s t _ S o u r c e _ C u s t o m _ 9   E l e m e n t T y p e = " C o l u m n "   E l e m e n t I d = " 7 4 1 1 5 4 5 4 9 "   D a t a T y p e = " D e c i m a l " > Q I T e s t _ S o u r c e _ C u s t o m _ 9 < / Q I T e s t _ S o u r c e _ C u s t o m _ 9 > - 
-         < Q I T e s t _ S o u r c e _ D o c u m e n t _ N o _   E l e m e n t T y p e = " C o l u m n "   E l e m e n t I d = " 3 5 2 1 6 1 1 6 0 "   D a t a T y p e = " C o d e " > Q I T e s t _ S o u r c e _ D o c u m e n t _ N o _ < / Q I T e s t _ S o u r c e _ D o c u m e n t _ N o _ > - 
-         < Q I T e s t _ S o u r c e _ I t e m _ D e s c r i p t i o n   E l e m e n t T y p e = " C o l u m n "   E l e m e n t I d = " 9 5 4 9 4 5 6 5 0 "   D a t a T y p e = " T e x t " > Q I T e s t _ S o u r c e _ I t e m _ D e s c r i p t i o n < / Q I T e s t _ S o u r c e _ I t e m _ D e s c r i p t i o n > - 
-         < Q I T e s t _ S o u r c e _ I t e m _ D e s c r i p t i o n 2   E l e m e n t T y p e = " C o l u m n "   E l e m e n t I d = " 1 6 5 6 5 9 1 8 0 8 "   D a t a T y p e = " T e x t " > Q I T e s t _ S o u r c e _ I t e m _ D e s c r i p t i o n 2 < / Q I T e s t _ S o u r c e _ I t e m _ D e s c r i p t i o n 2 > - 
-         < Q I T e s t _ S o u r c e _ I t e m _ N o _   E l e m e n t T y p e = " C o l u m n "   E l e m e n t I d = " 1 9 0 7 0 9 9 1 8 2 "   D a t a T y p e = " C o d e " > Q I T e s t _ S o u r c e _ I t e m _ N o _ < / Q I T e s t _ S o u r c e _ I t e m _ N o _ > - 
-         < Q I T e s t _ S o u r c e _ L o t _ N o _   E l e m e n t T y p e = " C o l u m n "   E l e m e n t I d = " 1 9 8 2 8 4 7 1 7 6 "   D a t a T y p e = " C o d e " > Q I T e s t _ S o u r c e _ L o t _ N o _ < / Q I T e s t _ S o u r c e _ L o t _ N o _ > - 
-         < Q I T e s t _ S o u r c e _ S e r i a l _ N o _   E l e m e n t T y p e = " C o l u m n "   E l e m e n t I d = " 1 1 8 2 4 4 1 4 3 9 "   D a t a T y p e = " C o d e " > Q I T e s t _ S o u r c e _ S e r i a l _ N o _ < / Q I T e s t _ S o u r c e _ S e r i a l _ N o _ > - 
-         < Q I T e s t _ S o u r c e _ T a s k _ N o _   E l e m e n t T y p e = " C o l u m n "   E l e m e n t I d = " 1 8 5 8 9 1 4 7 8 2 "   D a t a T y p e = " C o d e " > Q I T e s t _ S o u r c e _ T a s k _ N o _ < / Q I T e s t _ S o u r c e _ T a s k _ N o _ > - 
-         < Q I T e s t _ S o u r c e _ V a r i a n t _ C o d e   E l e m e n t T y p e = " C o l u m n "   E l e m e n t I d = " 9 9 8 9 8 3 9 4 1 "   D a t a T y p e = " C o d e " > Q I T e s t _ S o u r c e _ V a r i a n t _ C o d e < / Q I T e s t _ S o u r c e _ V a r i a n t _ C o d e > - 
-         < Q I T e s t _ S t a t u s   E l e m e n t T y p e = " C o l u m n "   E l e m e n t I d = " 2 1 0 2 3 4 6 9 5 2 "   D a t a T y p e = " E n u m " > Q I T e s t _ S t a t u s < / Q I T e s t _ S t a t u s > - 
-         < C u r r e n t T e s t L i n e   E l e m e n t T y p e = " D a t a I t e m "   E l e m e n t I d = " 7 8 5 1 8 8 8 4 " > +         < Q l t y I n s p e c t i o n T e m p l a t e _ D e s c r i p t i o n   E l e m e n t T y p e = " C o l u m n "   E l e m e n t I d = " 1 6 5 2 0 6 9 5 9 8 "   D a t a T y p e = " T e x t " > Q l t y I n s p e c t i o n T e m p l a t e _ D e s c r i p t i o n < / Q l t y I n s p e c t i o n T e m p l a t e _ D e s c r i p t i o n > + 
+         < Q l t y I n s p e c t i o n _ D e s c r i p t i o n   E l e m e n t T y p e = " C o l u m n "   E l e m e n t I d = " 7 3 9 0 1 9 9 1 0 "   D a t a T y p e = " T e x t " > Q l t y I n s p e c t i o n _ D e s c r i p t i o n < / Q l t y I n s p e c t i o n _ D e s c r i p t i o n > + 
+         < Q l t y I n s p e c t i o n _ D i r e c t o r _ N a m e   E l e m e n t T y p e = " C o l u m n "   E l e m e n t I d = " 1 2 5 9 7 6 1 4 6 0 "   D a t a T y p e = " T e x t " > Q l t y I n s p e c t i o n _ D i r e c t o r _ N a m e < / Q l t y I n s p e c t i o n _ D i r e c t o r _ N a m e > + 
+         < Q l t y I n s p e c t i o n _ D i r e c t o r _ T i t l e   E l e m e n t T y p e = " C o l u m n "   E l e m e n t I d = " 2 6 7 7 1 7 5 2 5 "   D a t a T y p e = " T e x t " > Q l t y I n s p e c t i o n _ D i r e c t o r _ T i t l e < / Q l t y I n s p e c t i o n _ D i r e c t o r _ T i t l e > + 
+         < Q l t y I n s p e c t i o n _ F i n i s h e d _ B y _ E m a i l   E l e m e n t T y p e = " C o l u m n "   E l e m e n t I d = " 1 5 2 1 1 3 4 6 3 1 "   D a t a T y p e = " T e x t " > Q l t y I n s p e c t i o n _ F i n i s h e d _ B y _ E m a i l < / Q l t y I n s p e c t i o n _ F i n i s h e d _ B y _ E m a i l > + 
+         < Q l t y I n s p e c t i o n _ F i n i s h e d _ B y _ P h o n e   E l e m e n t T y p e = " C o l u m n "   E l e m e n t I d = " 3 4 7 5 5 7 6 2 5 "   D a t a T y p e = " T e x t " > Q l t y I n s p e c t i o n _ F i n i s h e d _ B y _ P h o n e < / Q l t y I n s p e c t i o n _ F i n i s h e d _ B y _ P h o n e > + 
+         < Q l t y I n s p e c t i o n _ F i n i s h e d _ B y _ T i t l e   E l e m e n t T y p e = " C o l u m n "   E l e m e n t I d = " 4 6 0 0 4 5 6 8 3 "   D a t a T y p e = " T e x t " > Q l t y I n s p e c t i o n _ F i n i s h e d _ B y _ T i t l e < / Q l t y I n s p e c t i o n _ F i n i s h e d _ B y _ T i t l e > + 
+         < Q l t y I n s p e c t i o n _ F i n i s h e d _ B y _ U s e r N a m e   E l e m e n t T y p e = " C o l u m n "   E l e m e n t I d = " 1 9 5 3 6 1 2 5 3 1 "   D a t a T y p e = " T e x t " > Q l t y I n s p e c t i o n _ F i n i s h e d _ B y _ U s e r N a m e < / Q l t y I n s p e c t i o n _ F i n i s h e d _ B y _ U s e r N a m e > + 
+         < Q l t y I n s p e c t i o n _ F i n i s h e d _ B y _ U s e r _ I D   E l e m e n t T y p e = " C o l u m n "   E l e m e n t I d = " 1 7 5 0 5 1 6 3 3 8 "   D a t a T y p e = " C o d e " > Q l t y I n s p e c t i o n _ F i n i s h e d _ B y _ U s e r _ I D < / Q l t y I n s p e c t i o n _ F i n i s h e d _ B y _ U s e r _ I D > + 
+         < Q l t y I n s p e c t i o n _ F i n i s h e d _ D a t e   E l e m e n t T y p e = " C o l u m n "   E l e m e n t I d = " 1 8 3 4 1 2 2 7 6 5 "   D a t a T y p e = " D a t e T i m e " > Q l t y I n s p e c t i o n _ F i n i s h e d _ D a t e < / Q l t y I n s p e c t i o n _ F i n i s h e d _ D a t e > + 
+         < Q l t y I n s p e c t i o n _ N o   E l e m e n t T y p e = " C o l u m n "   E l e m e n t I d = " 2 1 2 0 6 1 5 7 4 9 "   D a t a T y p e = " C o d e " > Q l t y I n s p e c t i o n _ N o < / Q l t y I n s p e c t i o n _ N o > + 
+         < Q l t y I n s p e c t i o n _ R e i n s p e c t i o n N o   E l e m e n t T y p e = " C o l u m n "   E l e m e n t I d = " 7 5 1 7 3 5 6 "   D a t a T y p e = " I n t e g e r " > Q l t y I n s p e c t i o n _ R e i n s p e c t i o n N o < / Q l t y I n s p e c t i o n _ R e i n s p e c t i o n N o > + 
+         < Q l t y I n s p e c t i o n _ R e s u l t _ C o d e   E l e m e n t T y p e = " C o l u m n "   E l e m e n t I d = " 1 8 0 7 0 7 7 0 6 5 "   D a t a T y p e = " C o d e " > Q l t y I n s p e c t i o n _ R e s u l t _ C o d e < / Q l t y I n s p e c t i o n _ R e s u l t _ C o d e > + 
+         < Q l t y I n s p e c t i o n _ R e s u l t _ D e s c r i p t i o n   E l e m e n t T y p e = " C o l u m n "   E l e m e n t I d = " 8 1 0 5 3 8 1 8 8 "   D a t a T y p e = " T e x t " > Q l t y I n s p e c t i o n _ R e s u l t _ D e s c r i p t i o n < / Q l t y I n s p e c t i o n _ R e s u l t _ D e s c r i p t i o n > + 
+         < Q l t y I n s p e c t i o n _ S o u r c e _ C u s t o m _ 1   E l e m e n t T y p e = " C o l u m n "   E l e m e n t I d = " 5 4 6 4 5 3 7 6 5 "   D a t a T y p e = " T e x t " > Q l t y I n s p e c t i o n _ S o u r c e _ C u s t o m _ 1 < / Q l t y I n s p e c t i o n _ S o u r c e _ C u s t o m _ 1 > + 
+         < Q l t y I n s p e c t i o n _ S o u r c e _ C u s t o m _ 1 0   E l e m e n t T y p e = " C o l u m n "   E l e m e n t I d = " 1 5 3 7 6 5 2 9 2 5 "   D a t a T y p e = " D e c i m a l " > Q l t y I n s p e c t i o n _ S o u r c e _ C u s t o m _ 1 0 < / Q l t y I n s p e c t i o n _ S o u r c e _ C u s t o m _ 1 0 > + 
+         < Q l t y I n s p e c t i o n _ S o u r c e _ C u s t o m _ 2   E l e m e n t T y p e = " C o l u m n "   E l e m e n t I d = " 1 8 3 5 4 2 3 6 8 0 "   D a t a T y p e = " T e x t " > Q l t y I n s p e c t i o n _ S o u r c e _ C u s t o m _ 2 < / Q l t y I n s p e c t i o n _ S o u r c e _ C u s t o m _ 2 > + 
+         < Q l t y I n s p e c t i o n _ S o u r c e _ C u s t o m _ 3   E l e m e n t T y p e = " C o l u m n "   E l e m e n t I d = " 1 8 2 1 8 4 6 9 9 9 "   D a t a T y p e = " T e x t " > Q l t y I n s p e c t i o n _ S o u r c e _ C u s t o m _ 3 < / Q l t y I n s p e c t i o n _ S o u r c e _ C u s t o m _ 3 > + 
+         < Q l t y I n s p e c t i o n _ S o u r c e _ C u s t o m _ 4   E l e m e n t T y p e = " C o l u m n "   E l e m e n t I d = " 1 3 6 6 6 3 6 0 8 6 "   D a t a T y p e = " T e x t " > Q l t y I n s p e c t i o n _ S o u r c e _ C u s t o m _ 4 < / Q l t y I n s p e c t i o n _ S o u r c e _ C u s t o m _ 4 > + 
+         < Q l t y I n s p e c t i o n _ S o u r c e _ C u s t o m _ 5   E l e m e n t T y p e = " C o l u m n "   E l e m e n t I d = " 2 0 0 4 3 3 2 7 0 3 "   D a t a T y p e = " T e x t " > Q l t y I n s p e c t i o n _ S o u r c e _ C u s t o m _ 5 < / Q l t y I n s p e c t i o n _ S o u r c e _ C u s t o m _ 5 > + 
+         < Q l t y I n s p e c t i o n _ S o u r c e _ C u s t o m _ 6   E l e m e n t T y p e = " C o l u m n "   E l e m e n t I d = " 9 1 2 4 2 8 5 2 "   D a t a T y p e = " T e x t " > Q l t y I n s p e c t i o n _ S o u r c e _ C u s t o m _ 6 < / Q l t y I n s p e c t i o n _ S o u r c e _ C u s t o m _ 6 > + 
+         < Q l t y I n s p e c t i o n _ S o u r c e _ C u s t o m _ 7   E l e m e n t T y p e = " C o l u m n "   E l e m e n t I d = " 7 2 8 9 3 9 4 6 9 "   D a t a T y p e = " I n t e g e r " > Q l t y I n s p e c t i o n _ S o u r c e _ C u s t o m _ 7 < / Q l t y I n s p e c t i o n _ S o u r c e _ C u s t o m _ 7 > + 
+         < Q l t y I n s p e c t i o n _ S o u r c e _ C u s t o m _ 8   E l e m e n t T y p e = " C o l u m n "   E l e m e n t I d = " 3 7 7 5 4 4 7 4 2 "   D a t a T y p e = " I n t e g e r " > Q l t y I n s p e c t i o n _ S o u r c e _ C u s t o m _ 8 < / Q l t y I n s p e c t i o n _ S o u r c e _ C u s t o m _ 8 > + 
+         < Q l t y I n s p e c t i o n _ S o u r c e _ C u s t o m _ 9   E l e m e n t T y p e = " C o l u m n "   E l e m e n t I d = " 2 6 0 1 5 1 8 7 5 "   D a t a T y p e = " D e c i m a l " > Q l t y I n s p e c t i o n _ S o u r c e _ C u s t o m _ 9 < / Q l t y I n s p e c t i o n _ S o u r c e _ C u s t o m _ 9 > + 
+         < Q l t y I n s p e c t i o n _ S o u r c e _ D o c u m e n t _ N o _   E l e m e n t T y p e = " C o l u m n "   E l e m e n t I d = " 1 6 7 5 9 1 6 2 8 8 "   D a t a T y p e = " C o d e " > Q l t y I n s p e c t i o n _ S o u r c e _ D o c u m e n t _ N o _ < / Q l t y I n s p e c t i o n _ S o u r c e _ D o c u m e n t _ N o _ > + 
+         < Q l t y I n s p e c t i o n _ S o u r c e _ I t e m _ D e s c r i p t i o n   E l e m e n t T y p e = " C o l u m n "   E l e m e n t I d = " 6 4 6 8 9 0 6 3 0 "   D a t a T y p e = " T e x t " > Q l t y I n s p e c t i o n _ S o u r c e _ I t e m _ D e s c r i p t i o n < / Q l t y I n s p e c t i o n _ S o u r c e _ I t e m _ D e s c r i p t i o n > + 
+         < Q l t y I n s p e c t i o n _ S o u r c e _ I t e m _ D e s c r i p t i o n 2   E l e m e n t T y p e = " C o l u m n "   E l e m e n t I d = " 1 2 7 9 3 6 9 3 5 2 "   D a t a T y p e = " T e x t " > Q l t y I n s p e c t i o n _ S o u r c e _ I t e m _ D e s c r i p t i o n 2 < / Q l t y I n s p e c t i o n _ S o u r c e _ I t e m _ D e s c r i p t i o n 2 > + 
+         < Q l t y I n s p e c t i o n _ S o u r c e _ I t e m _ N o _   E l e m e n t T y p e = " C o l u m n "   E l e m e n t I d = " 1 2 6 8 0 5 0 5 1 8 "   D a t a T y p e = " C o d e " > Q l t y I n s p e c t i o n _ S o u r c e _ I t e m _ N o _ < / Q l t y I n s p e c t i o n _ S o u r c e _ I t e m _ N o _ > + 
+         < Q l t y I n s p e c t i o n _ S o u r c e _ L o t _ N o _   E l e m e n t T y p e = " C o l u m n "   E l e m e n t I d = " 1 1 2 3 5 5 1 3 1 2 "   D a t a T y p e = " C o d e " > Q l t y I n s p e c t i o n _ S o u r c e _ L o t _ N o _ < / Q l t y I n s p e c t i o n _ S o u r c e _ L o t _ N o _ > + 
+         < Q l t y I n s p e c t i o n _ S o u r c e _ S e r i a l _ N o _   E l e m e n t T y p e = " C o l u m n "   E l e m e n t I d = " 1 5 2 0 5 9 1 4 4 7 "   D a t a T y p e = " C o d e " > Q l t y I n s p e c t i o n _ S o u r c e _ S e r i a l _ N o _ < / Q l t y I n s p e c t i o n _ S o u r c e _ S e r i a l _ N o _ > + 
+         < Q l t y I n s p e c t i o n _ S o u r c e _ T a s k _ N o _   E l e m e n t T y p e = " C o l u m n "   E l e m e n t I d = " 3 8 4 6 4 4 1 8 2 "   D a t a T y p e = " C o d e " > Q l t y I n s p e c t i o n _ S o u r c e _ T a s k _ N o _ < / Q l t y I n s p e c t i o n _ S o u r c e _ T a s k _ N o _ > + 
+         < Q l t y I n s p e c t i o n _ S o u r c e _ V a r i a n t _ C o d e   E l e m e n t T y p e = " C o l u m n "   E l e m e n t I d = " 1 6 0 8 4 0 3 8 2 1 "   D a t a T y p e = " C o d e " > Q l t y I n s p e c t i o n _ S o u r c e _ V a r i a n t _ C o d e < / Q l t y I n s p e c t i o n _ S o u r c e _ V a r i a n t _ C o d e > + 
+         < Q l t y I n s p e c t i o n _ S t a t u s   E l e m e n t T y p e = " C o l u m n "   E l e m e n t I d = " 8 5 1 7 5 2 7 6 8 "   D a t a T y p e = " E n u m " > Q l t y I n s p e c t i o n _ S t a t u s < / Q l t y I n s p e c t i o n _ S t a t u s > + 
+         < C u r r e n t I n s p e c t i o n L i n e   E l e m e n t T y p e = " D a t a I t e m "   E l e m e n t I d = " 1 1 9 3 2 1 9 5 9 6 " >   
              < C a r r i a g e R e t u r n P e r s o n F i e l d D e t a i l s   E l e m e n t T y p e = " C o l u m n "   E l e m e n t I d = " 9 9 8 2 6 3 6 9 8 "   D a t a T y p e = " T e x t " > C a r r i a g e R e t u r n P e r s o n F i e l d D e t a i l s < / C a r r i a g e R e t u r n P e r s o n F i e l d D e t a i l s >   
@@ -4101,75 +4245,75 @@
  
              < N u m e r i c _ V a l u e   E l e m e n t T y p e = " C o l u m n "   E l e m e n t I d = " 4 6 0 4 1 2 6 4 6 "   D a t a T y p e = " D e c i m a l " > N u m e r i c _ V a l u e < / N u m e r i c _ V a l u e >   
-             < P r o m p t e d G r a d e C a p t i o n _ 1   E l e m e n t T y p e = " C o l u m n "   E l e m e n t I d = " 6 8 4 7 5 0 8 3 "   D a t a T y p e = " T e x t " > P r o m p t e d G r a d e C a p t i o n _ 1 < / P r o m p t e d G r a d e C a p t i o n _ 1 > - 
-             < P r o m p t e d G r a d e C a p t i o n _ 1 0   E l e m e n t T y p e = " C o l u m n "   E l e m e n t I d = " 1 8 8 0 4 4 9 8 0 5 "   D a t a T y p e = " T e x t " > P r o m p t e d G r a d e C a p t i o n _ 1 0 < / P r o m p t e d G r a d e C a p t i o n _ 1 0 > - 
-             < P r o m p t e d G r a d e C a p t i o n _ 2   E l e m e n t T y p e = " C o l u m n "   E l e m e n t I d = " 5 6 9 2 2 1 5 3 4 "   D a t a T y p e = " T e x t " > P r o m p t e d G r a d e C a p t i o n _ 2 < / P r o m p t e d G r a d e C a p t i o n _ 2 > - 
-             < P r o m p t e d G r a d e C a p t i o n _ 3   E l e m e n t T y p e = " C o l u m n "   E l e m e n t I d = " 1 2 0 6 9 1 8 1 5 1 "   D a t a T y p e = " T e x t " > P r o m p t e d G r a d e C a p t i o n _ 3 < / P r o m p t e d G r a d e C a p t i o n _ 3 > - 
-             < P r o m p t e d G r a d e C a p t i o n _ 4   E l e m e n t T y p e = " C o l u m n "   E l e m e n t I d = " 1 0 3 8 0 0 9 1 2 8 "   D a t a T y p e = " T e x t " > P r o m p t e d G r a d e C a p t i o n _ 4 < / P r o m p t e d G r a d e C a p t i o n _ 4 > - 
-             < P r o m p t e d G r a d e C a p t i o n _ 5   E l e m e n t T y p e = " C o l u m n "   E l e m e n t I d = " 1 6 7 5 7 0 5 7 4 5 "   D a t a T y p e = " T e x t " > P r o m p t e d G r a d e C a p t i o n _ 5 < / P r o m p t e d G r a d e C a p t i o n _ 5 > - 
-             < P r o m p t e d G r a d e C a p t i o n _ 6   E l e m e n t T y p e = " C o l u m n "   E l e m e n t I d = " 1 9 8 1 5 6 4 9 3 4 "   D a t a T y p e = " T e x t " > P r o m p t e d G r a d e C a p t i o n _ 6 < / P r o m p t e d G r a d e C a p t i o n _ 6 > - 
-             < P r o m p t e d G r a d e C a p t i o n _ 7   E l e m e n t T y p e = " C o l u m n "   E l e m e n t I d = " 1 3 4 3 8 6 8 3 1 7 "   D a t a T y p e = " T e x t " > P r o m p t e d G r a d e C a p t i o n _ 7 < / P r o m p t e d G r a d e C a p t i o n _ 7 > - 
-             < P r o m p t e d G r a d e C a p t i o n _ 8   E l e m e n t T y p e = " C o l u m n "   E l e m e n t I d = " 1 5 1 2 7 7 7 3 4 0 "   D a t a T y p e = " T e x t " > P r o m p t e d G r a d e C a p t i o n _ 8 < / P r o m p t e d G r a d e C a p t i o n _ 8 > - 
-             < P r o m p t e d G r a d e C a p t i o n _ 9   E l e m e n t T y p e = " C o l u m n "   E l e m e n t I d = " 8 7 5 0 8 0 7 2 3 "   D a t a T y p e = " T e x t " > P r o m p t e d G r a d e C a p t i o n _ 9 < / P r o m p t e d G r a d e C a p t i o n _ 9 > - 
-             < P r o m p t e d G r a d e C o n d i t i o n D e s c r i p t i o n _ 1   E l e m e n t T y p e = " C o l u m n "   E l e m e n t I d = " 2 0 3 0 0 6 5 4 5 0 "   D a t a T y p e = " T e x t " > P r o m p t e d G r a d e C o n d i t i o n D e s c r i p t i o n _ 1 < / P r o m p t e d G r a d e C o n d i t i o n D e s c r i p t i o n _ 1 > - 
-             < P r o m p t e d G r a d e C o n d i t i o n D e s c r i p t i o n _ 1 0   E l e m e n t T y p e = " C o l u m n "   E l e m e n t I d = " 1 4 2 3 5 8 0 5 8 6 "   D a t a T y p e = " T e x t " > P r o m p t e d G r a d e C o n d i t i o n D e s c r i p t i o n _ 1 0 < / P r o m p t e d G r a d e C o n d i t i o n D e s c r i p t i o n _ 1 0 > - 
-             < P r o m p t e d G r a d e C o n d i t i o n D e s c r i p t i o n _ 2   E l e m e n t T y p e = " C o l u m n "   E l e m e n t I d = " 1 6 2 7 2 0 5 2 2 9 "   D a t a T y p e = " T e x t " > P r o m p t e d G r a d e C o n d i t i o n D e s c r i p t i o n _ 2 < / P r o m p t e d G r a d e C o n d i t i o n D e s c r i p t i o n _ 2 > - 
-             < P r o m p t e d G r a d e C o n d i t i o n D e s c r i p t i o n _ 3   E l e m e n t T y p e = " C o l u m n "   E l e m e n t I d = " 9 8 9 5 0 8 6 1 2 "   D a t a T y p e = " T e x t " > P r o m p t e d G r a d e C o n d i t i o n D e s c r i p t i o n _ 3 < / P r o m p t e d G r a d e C o n d i t i o n D e s c r i p t i o n _ 3 > - 
-             < P r o m p t e d G r a d e C o n d i t i o n D e s c r i p t i o n _ 4   E l e m e n t T y p e = " C o l u m n "   E l e m e n t I d = " 3 5 1 8 1 1 9 9 5 "   D a t a T y p e = " T e x t " > P r o m p t e d G r a d e C o n d i t i o n D e s c r i p t i o n _ 4 < / P r o m p t e d G r a d e C o n d i t i o n D e s c r i p t i o n _ 4 > - 
-             < P r o m p t e d G r a d e C o n d i t i o n D e s c r i p t i o n _ 5   E l e m e n t T y p e = " C o l u m n "   E l e m e n t I d = " 2 8 5 8 8 4 6 2 2 "   D a t a T y p e = " T e x t " > P r o m p t e d G r a d e C o n d i t i o n D e s c r i p t i o n _ 5 < / P r o m p t e d G r a d e C o n d i t i o n D e s c r i p t i o n _ 5 > - 
-             < P r o m p t e d G r a d e C o n d i t i o n D e s c r i p t i o n _ 6   E l e m e n t T y p e = " C o l u m n "   E l e m e n t I d = " 9 2 3 5 8 1 2 3 9 "   D a t a T y p e = " T e x t " > P r o m p t e d G r a d e C o n d i t i o n D e s c r i p t i o n _ 6 < / P r o m p t e d G r a d e C o n d i t i o n D e s c r i p t i o n _ 6 > - 
-             < P r o m p t e d G r a d e C o n d i t i o n D e s c r i p t i o n _ 7   E l e m e n t T y p e = " C o l u m n "   E l e m e n t I d = " 1 5 6 1 2 7 7 8 5 6 "   D a t a T y p e = " T e x t " > P r o m p t e d G r a d e C o n d i t i o n D e s c r i p t i o n _ 7 < / P r o m p t e d G r a d e C o n d i t i o n D e s c r i p t i o n _ 7 > - 
-             < P r o m p t e d G r a d e C o n d i t i o n D e s c r i p t i o n _ 8   E l e m e n t T y p e = " C o l u m n "   E l e m e n t I d = " 5 8 5 7 6 3 1 9 3 "   D a t a T y p e = " T e x t " > P r o m p t e d G r a d e C o n d i t i o n D e s c r i p t i o n _ 8 < / P r o m p t e d G r a d e C o n d i t i o n D e s c r i p t i o n _ 8 > - 
-             < P r o m p t e d G r a d e C o n d i t i o n D e s c r i p t i o n _ 9   E l e m e n t T y p e = " C o l u m n "   E l e m e n t I d = " 1 2 2 3 4 5 9 8 1 0 "   D a t a T y p e = " T e x t " > P r o m p t e d G r a d e C o n d i t i o n D e s c r i p t i o n _ 9 < / P r o m p t e d G r a d e C o n d i t i o n D e s c r i p t i o n _ 9 > - 
-             < P r o m p t e d G r a d e V i s i b l e _ 1   E l e m e n t T y p e = " C o l u m n "   E l e m e n t I d = " 9 8 9 3 4 0 6 9 9 "   D a t a T y p e = " B o o l e a n " > P r o m p t e d G r a d e V i s i b l e _ 1 < / P r o m p t e d G r a d e V i s i b l e _ 1 > - 
-             < P r o m p t e d G r a d e V i s i b l e _ 1 0   E l e m e n t T y p e = " C o l u m n "   E l e m e n t I d = " 4 5 8 8 3 8 9 4 7 "   D a t a T y p e = " B o o l e a n " > P r o m p t e d G r a d e V i s i b l e _ 1 0 < / P r o m p t e d G r a d e V i s i b l e _ 1 0 > - 
-             < P r o m p t e d G r a d e V i s i b l e _ 2   E l e m e n t T y p e = " C o l u m n "   E l e m e n t I d = " 3 5 1 6 4 4 0 8 2 "   D a t a T y p e = " B o o l e a n " > P r o m p t e d G r a d e V i s i b l e _ 2 < / P r o m p t e d G r a d e V i s i b l e _ 2 > - 
-             < P r o m p t e d G r a d e V i s i b l e _ 3   E l e m e n t T y p e = " C o l u m n "   E l e m e n t I d = " 2 8 6 0 5 2 5 3 5 "   D a t a T y p e = " B o o l e a n " > P r o m p t e d G r a d e V i s i b l e _ 3 < / P r o m p t e d G r a d e V i s i b l e _ 3 > - 
-             < P r o m p t e d G r a d e V i s i b l e _ 4   E l e m e n t T y p e = " C o l u m n "   E l e m e n t I d = " 1 1 7 1 4 3 5 1 2 "   D a t a T y p e = " B o o l e a n " > P r o m p t e d G r a d e V i s i b l e _ 4 < / P r o m p t e d G r a d e V i s i b l e _ 4 > - 
-             < P r o m p t e d G r a d e V i s i b l e _ 5   E l e m e n t T y p e = " C o l u m n "   E l e m e n t I d = " 7 5 4 8 4 0 1 2 9 "   D a t a T y p e = " B o o l e a n " > P r o m p t e d G r a d e V i s i b l e _ 5 < / P r o m p t e d G r a d e V i s i b l e _ 5 > - 
-             < P r o m p t e d G r a d e V i s i b l e _ 6   E l e m e n t T y p e = " C o l u m n "   E l e m e n t I d = " 1 3 9 2 5 3 6 7 4 6 "   D a t a T y p e = " B o o l e a n " > P r o m p t e d G r a d e V i s i b l e _ 6 < / P r o m p t e d G r a d e V i s i b l e _ 6 > - 
-             < P r o m p t e d G r a d e V i s i b l e _ 7   E l e m e n t T y p e = " C o l u m n "   E l e m e n t I d = " 2 0 3 0 2 3 3 3 6 3 "   D a t a T y p e = " B o o l e a n " > P r o m p t e d G r a d e V i s i b l e _ 7 < / P r o m p t e d G r a d e V i s i b l e _ 7 > - 
-             < P r o m p t e d G r a d e V i s i b l e _ 8   E l e m e n t T y p e = " C o l u m n "   E l e m e n t I d = " 1 8 6 1 3 2 4 3 4 0 "   D a t a T y p e = " B o o l e a n " > P r o m p t e d G r a d e V i s i b l e _ 8 < / P r o m p t e d G r a d e V i s i b l e _ 8 > - 
-             < P r o m p t e d G r a d e V i s i b l e _ 9   E l e m e n t T y p e = " C o l u m n "   E l e m e n t I d = " 1 7 9 5 9 4 6 3 3 9 "   D a t a T y p e = " B o o l e a n " > P r o m p t e d G r a d e V i s i b l e _ 9 < / P r o m p t e d G r a d e V i s i b l e _ 9 > - 
-             < T e s t _ G r a d e   E l e m e n t T y p e = " C o l u m n "   E l e m e n t I d = " 1 6 7 8 0 2 0 5 0 3 "   D a t a T y p e = " C o d e " > T e s t _ G r a d e < / T e s t _ G r a d e > - 
-             < T e s t _ G r a d e D e s c r i p t i o n   E l e m e n t T y p e = " C o l u m n "   E l e m e n t I d = " 1 2 6 2 6 4 0 3 4 3 "   D a t a T y p e = " T e x t " > T e s t _ G r a d e D e s c r i p t i o n < / T e s t _ G r a d e D e s c r i p t i o n > +             < P r o m p t e d R e s u l t C a p t i o n _ 1   E l e m e n t T y p e = " C o l u m n "   E l e m e n t I d = " 1 5 4 8 2 0 5 1 6 9 "   D a t a T y p e = " T e x t " > P r o m p t e d R e s u l t C a p t i o n _ 1 < / P r o m p t e d R e s u l t C a p t i o n _ 1 > + 
+             < P r o m p t e d R e s u l t C a p t i o n _ 1 0   E l e m e n t T y p e = " C o l u m n "   E l e m e n t I d = " 6 6 5 1 3 7 3 2 1 "   D a t a T y p e = " T e x t " > P r o m p t e d R e s u l t C a p t i o n _ 1 0 < / P r o m p t e d R e s u l t C a p t i o n _ 1 0 > + 
+             < P r o m p t e d R e s u l t C a p t i o n _ 2   E l e m e n t T y p e = " C o l u m n "   E l e m e n t I d = " 2 1 0 9 0 6 5 5 1 0 "   D a t a T y p e = " T e x t " > P r o m p t e d R e s u l t C a p t i o n _ 2 < / P r o m p t e d R e s u l t C a p t i o n _ 2 > + 
+             < P r o m p t e d R e s u l t C a p t i o n _ 3   E l e m e n t T y p e = " C o l u m n "   E l e m e n t I d = " 1 4 7 1 3 6 8 8 9 3 "   D a t a T y p e = " T e x t " > P r o m p t e d R e s u l t C a p t i o n _ 3 < / P r o m p t e d R e s u l t C a p t i o n _ 3 > + 
+             < P r o m p t e d R e s u l t C a p t i o n _ 4   E l e m e n t T y p e = " C o l u m n "   E l e m e n t I d = " 8 3 3 6 7 2 2 7 6 "   D a t a T y p e = " T e x t " > P r o m p t e d R e s u l t C a p t i o n _ 4 < / P r o m p t e d R e s u l t C a p t i o n _ 4 > + 
+             < P r o m p t e d R e s u l t C a p t i o n _ 5   E l e m e n t T y p e = " C o l u m n "   E l e m e n t I d = " 1 9 5 9 7 5 6 5 9 "   D a t a T y p e = " T e x t " > P r o m p t e d R e s u l t C a p t i o n _ 5 < / P r o m p t e d R e s u l t C a p t i o n _ 5 > + 
+             < P r o m p t e d R e s u l t C a p t i o n _ 6   E l e m e n t T y p e = " C o l u m n "   E l e m e n t I d = " 4 4 1 7 2 0 9 5 8 "   D a t a T y p e = " T e x t " > P r o m p t e d R e s u l t C a p t i o n _ 6 < / P r o m p t e d R e s u l t C a p t i o n _ 6 > + 
+             < P r o m p t e d R e s u l t C a p t i o n _ 7   E l e m e n t T y p e = " C o l u m n "   E l e m e n t I d = " 1 0 7 9 4 1 7 5 7 5 "   D a t a T y p e = " T e x t " > P r o m p t e d R e s u l t C a p t i o n _ 7 < / P r o m p t e d R e s u l t C a p t i o n _ 7 > + 
+             < P r o m p t e d R e s u l t C a p t i o n _ 8   E l e m e n t T y p e = " C o l u m n "   E l e m e n t I d = " 1 0 3 9 0 2 9 1 2 "   D a t a T y p e = " T e x t " > P r o m p t e d R e s u l t C a p t i o n _ 8 < / P r o m p t e d R e s u l t C a p t i o n _ 8 > + 
+             < P r o m p t e d R e s u l t C a p t i o n _ 9   E l e m e n t T y p e = " C o l u m n "   E l e m e n t I d = " 7 4 1 5 9 9 5 2 9 "   D a t a T y p e = " T e x t " > P r o m p t e d R e s u l t C a p t i o n _ 9 < / P r o m p t e d R e s u l t C a p t i o n _ 9 > + 
+             < P r o m p t e d R e s u l t C o n d i t i o n D e s c r i p t i o n _ 1   E l e m e n t T y p e = " C o l u m n "   E l e m e n t I d = " 1 7 7 6 7 4 4 4 3 4 "   D a t a T y p e = " T e x t " > P r o m p t e d R e s u l t C o n d i t i o n D e s c r i p t i o n _ 1 < / P r o m p t e d R e s u l t C o n d i t i o n D e s c r i p t i o n _ 1 > + 
+             < P r o m p t e d R e s u l t C o n d i t i o n D e s c r i p t i o n _ 1 0   E l e m e n t T y p e = " C o l u m n "   E l e m e n t I d = " 1 0 2 8 7 8 8 8 8 2 "   D a t a T y p e = " T e x t " > P r o m p t e d R e s u l t C o n d i t i o n D e s c r i p t i o n _ 1 0 < / P r o m p t e d R e s u l t C o n d i t i o n D e s c r i p t i o n _ 1 0 > + 
+             < P r o m p t e d R e s u l t C o n d i t i o n D e s c r i p t i o n _ 2   E l e m e n t T y p e = " C o l u m n "   E l e m e n t I d = " 1 1 3 9 0 4 7 8 1 7 "   D a t a T y p e = " T e x t " > P r o m p t e d R e s u l t C o n d i t i o n D e s c r i p t i o n _ 2 < / P r o m p t e d R e s u l t C o n d i t i o n D e s c r i p t i o n _ 2 > + 
+             < P r o m p t e d R e s u l t C o n d i t i o n D e s c r i p t i o n _ 3   E l e m e n t T y p e = " C o l u m n "   E l e m e n t I d = " 5 0 1 3 5 1 2 0 0 "   D a t a T y p e = " T e x t " > P r o m p t e d R e s u l t C o n d i t i o n D e s c r i p t i o n _ 3 < / P r o m p t e d R e s u l t C o n d i t i o n D e s c r i p t i o n _ 3 > + 
+             < P r o m p t e d R e s u l t C o n d i t i o n D e s c r i p t i o n _ 4   E l e m e n t T y p e = " C o l u m n "   E l e m e n t I d = " 6 7 0 2 6 0 2 2 3 "   D a t a T y p e = " T e x t " > P r o m p t e d R e s u l t C o n d i t i o n D e s c r i p t i o n _ 4 < / P r o m p t e d R e s u l t C o n d i t i o n D e s c r i p t i o n _ 4 > + 
+             < P r o m p t e d R e s u l t C o n d i t i o n D e s c r i p t i o n _ 5   E l e m e n t T y p e = " C o l u m n "   E l e m e n t I d = " 3 2 5 6 3 6 0 6 "   D a t a T y p e = " T e x t " > P r o m p t e d R e s u l t C o n d i t i o n D e s c r i p t i o n _ 5 < / P r o m p t e d R e s u l t C o n d i t i o n D e s c r i p t i o n _ 5 > + 
+             < P r o m p t e d R e s u l t C o n d i t i o n D e s c r i p t i o n _ 6   E l e m e n t T y p e = " C o l u m n "   E l e m e n t I d = " 6 0 5 1 3 3 0 1 1 "   D a t a T y p e = " T e x t " > P r o m p t e d R e s u l t C o n d i t i o n D e s c r i p t i o n _ 6 < / P r o m p t e d R e s u l t C o n d i t i o n D e s c r i p t i o n _ 6 > + 
+             < P r o m p t e d R e s u l t C o n d i t i o n D e s c r i p t i o n _ 7   E l e m e n t T y p e = " C o l u m n "   E l e m e n t I d = " 1 2 4 2 8 2 9 6 2 8 "   D a t a T y p e = " T e x t " > P r o m p t e d R e s u l t C o n d i t i o n D e s c r i p t i o n _ 7 < / P r o m p t e d R e s u l t C o n d i t i o n D e s c r i p t i o n _ 7 > + 
+             < P r o m p t e d R e s u l t C o n d i t i o n D e s c r i p t i o n _ 8   E l e m e n t T y p e = " C o l u m n "   E l e m e n t I d = " 1 0 7 3 9 2 0 6 0 5 "   D a t a T y p e = " T e x t " > P r o m p t e d R e s u l t C o n d i t i o n D e s c r i p t i o n _ 8 < / P r o m p t e d R e s u l t C o n d i t i o n D e s c r i p t i o n _ 8 > + 
+             < P r o m p t e d R e s u l t C o n d i t i o n D e s c r i p t i o n _ 9   E l e m e n t T y p e = " C o l u m n "   E l e m e n t I d = " 1 7 1 1 6 1 7 2 2 2 "   D a t a T y p e = " T e x t " > P r o m p t e d R e s u l t C o n d i t i o n D e s c r i p t i o n _ 9 < / P r o m p t e d R e s u l t C o n d i t i o n D e s c r i p t i o n _ 9 > + 
+             < P r o m p t e d R e s u l t V i s i b l e _ 1   E l e m e n t T y p e = " C o l u m n "   E l e m e n t I d = " 1 3 9 9 7 0 4 4 1 7 "   D a t a T y p e = " B o o l e a n " > P r o m p t e d R e s u l t V i s i b l e _ 1 < / P r o m p t e d R e s u l t V i s i b l e _ 1 > + 
+             < P r o m p t e d R e s u l t V i s i b l e _ 1 0   E l e m e n t T y p e = " C o l u m n "   E l e m e n t I d = " 6 6 3 6 8 2 6 1 7 "   D a t a T y p e = " B o o l e a n " > P r o m p t e d R e s u l t V i s i b l e _ 1 0 < / P r o m p t e d R e s u l t V i s i b l e _ 1 0 > + 
+             < P r o m p t e d R e s u l t V i s i b l e _ 2   E l e m e n t T y p e = " C o l u m n "   E l e m e n t I d = " 2 0 3 7 4 0 1 0 3 4 "   D a t a T y p e = " B o o l e a n " > P r o m p t e d R e s u l t V i s i b l e _ 2 < / P r o m p t e d R e s u l t V i s i b l e _ 2 > + 
+             < P r o m p t e d R e s u l t V i s i b l e _ 3   E l e m e n t T y p e = " C o l u m n "   E l e m e n t I d = " 1 6 1 9 8 6 9 6 4 5 "   D a t a T y p e = " B o o l e a n " > P r o m p t e d R e s u l t V i s i b l e _ 3 < / P r o m p t e d R e s u l t V i s i b l e _ 3 > + 
+             < P r o m p t e d R e s u l t V i s i b l e _ 4   E l e m e n t T y p e = " C o l u m n "   E l e m e n t I d = " 9 8 2 1 7 3 0 2 8 "   D a t a T y p e = " B o o l e a n " > P r o m p t e d R e s u l t V i s i b l e _ 4 < / P r o m p t e d R e s u l t V i s i b l e _ 4 > + 
+             < P r o m p t e d R e s u l t V i s i b l e _ 5   E l e m e n t T y p e = " C o l u m n "   E l e m e n t I d = " 3 4 4 4 7 6 4 1 1 "   D a t a T y p e = " B o o l e a n " > P r o m p t e d R e s u l t V i s i b l e _ 5 < / P r o m p t e d R e s u l t V i s i b l e _ 5 > + 
+             < P r o m p t e d R e s u l t V i s i b l e _ 6   E l e m e n t T y p e = " C o l u m n "   E l e m e n t I d = " 2 9 3 2 2 0 2 0 6 "   D a t a T y p e = " B o o l e a n " > P r o m p t e d R e s u l t V i s i b l e _ 6 < / P r o m p t e d R e s u l t V i s i b l e _ 6 > + 
+             < P r o m p t e d R e s u l t V i s i b l e _ 7   E l e m e n t T y p e = " C o l u m n "   E l e m e n t I d = " 9 3 0 9 1 6 8 2 3 "   D a t a T y p e = " B o o l e a n " > P r o m p t e d R e s u l t V i s i b l e _ 7 < / P r o m p t e d R e s u l t V i s i b l e _ 7 > + 
+             < P r o m p t e d R e s u l t V i s i b l e _ 8   E l e m e n t T y p e = " C o l u m n "   E l e m e n t I d = " 4 4 5 9 7 8 4 0 "   D a t a T y p e = " B o o l e a n " > P r o m p t e d R e s u l t V i s i b l e _ 8 < / P r o m p t e d R e s u l t V i s i b l e _ 8 > + 
+             < P r o m p t e d R e s u l t V i s i b l e _ 9   E l e m e n t T y p e = " C o l u m n "   E l e m e n t I d = " 5 9 3 0 9 8 7 7 7 "   D a t a T y p e = " B o o l e a n " > P r o m p t e d R e s u l t V i s i b l e _ 9 < / P r o m p t e d R e s u l t V i s i b l e _ 9 > + 
+             < T e s t _ R e s u l t   E l e m e n t T y p e = " C o l u m n "   E l e m e n t I d = " 1 2 7 1 0 6 2 1 4 1 "   D a t a T y p e = " C o d e " > T e s t _ R e s u l t < / T e s t _ R e s u l t > + 
+             < T e s t _ R e s u l t D e s c r i p t i o n   E l e m e n t T y p e = " C o l u m n "   E l e m e n t I d = " 1 9 4 3 4 5 8 6 8 5 "   D a t a T y p e = " T e x t " > T e s t _ R e s u l t D e s c r i p t i o n < / T e s t _ R e s u l t D e s c r i p t i o n >   
              < T e s t _ V a l u e   E l e m e n t T y p e = " C o l u m n "   E l e m e n t I d = " 8 1 3 5 6 4 5 2 1 "   D a t a T y p e = " T e x t " > T e s t _ V a l u e < / T e s t _ V a l u e >   
-         < / C u r r e n t T e s t L i n e > - 
-     < / C u r r e n t T e s t > +         < / C u r r e n t I n s p e c t i o n L i n e > + 
+     < / C u r r e n t I n s p e c t i o n >   
  < / N a v W o r d R e p o r t X m l P a r t > 
 </file>

--- a/src/Apps/W1/Quality Management/app/src/Reports/QltyGeneralPurposeInspection.docx
+++ b/src/Apps/W1/Quality Management/app/src/Reports/QltyGeneralPurposeInspection.docx
@@ -3951,13 +3951,13 @@
  
          < T o o l t i p   c o l u m n = " Q l t y I n s p e c t i o n _ R e i n s p e c t i o n N o "   E l e m e n t I d = " 7 5 1 7 3 5 6 " >   
-             < T o o l t i p T e x t   l a n g = " e n - U S " > S p e c i f i e s   w h i c h   r e - i n s p e c t i o n   t h i s   i s   f o r . < / T o o l t i p T e x t > +             < T o o l t i p T e x t   l a n g = " e n - U S " > S p e c i f i e s   t h e   r e - i n s p e c t i o n   c o u n t e r . < / T o o l t i p T e x t >   
          < / T o o l t i p >   
          < T o o l t i p   c o l u m n = " Q l t y I n s p e c t i o n _ F i n i s h e d _ B y _ U s e r _ I D "   E l e m e n t I d = " 1 7 5 0 5 1 6 3 3 8 " >   
-             < T o o l t i p T e x t   l a n g = " e n - U S " > S p e c i f i e s   t h e   u s e r   t h a t   f i n i s h e d   t h e   i n s p e c t i o n < / T o o l t i p T e x t > +             < T o o l t i p T e x t   l a n g = " e n - U S " > S p e c i f i e s   t h e   u s e r   t h a t   f i n i s h e d   t h e   i n s p e c t i o n . < / T o o l t i p T e x t >   
          < / T o o l t i p >   

--- a/src/Apps/W1/Quality Management/app/src/Reports/QltyGeneralPurposeInspection.docx
+++ b/src/Apps/W1/Quality Management/app/src/Reports/QltyGeneralPurposeInspection.docx
@@ -3716,6 +3716,8 @@
  
          < Q l t y I n s p e c t i o n _ S o u r c e _ L o t _ N o _ > Q l t y I n s p e c t i o n _ S o u r c e _ L o t _ N o _ < / Q l t y I n s p e c t i o n _ S o u r c e _ L o t _ N o _ >   
+         < Q l t y I n s p e c t i o n _ S o u r c e _ P a c k a g e _ N o _ > Q l t y I n s p e c t i o n _ S o u r c e _ P a c k a g e _ N o _ < / Q l t y I n s p e c t i o n _ S o u r c e _ P a c k a g e _ N o _ > + 
          < Q l t y I n s p e c t i o n _ S o u r c e _ S e r i a l _ N o _ > Q l t y I n s p e c t i o n _ S o u r c e _ S e r i a l _ N o _ < / Q l t y I n s p e c t i o n _ S o u r c e _ S e r i a l _ N o _ >   
          < Q l t y I n s p e c t i o n _ S o u r c e _ T a s k _ N o _ > Q l t y I n s p e c t i o n _ S o u r c e _ T a s k _ N o _ < / Q l t y I n s p e c t i o n _ S o u r c e _ T a s k _ N o _ > @@ -3973,6 +3975,18 @@
  
          < / T o o l t i p >   
+         < T o o l t i p   c o l u m n = " Q l t y I n s p e c t i o n _ S o u r c e _ I t e m _ D e s c r i p t i o n "   E l e m e n t I d = " 6 4 6 8 9 0 6 3 0 " > + 
+             < T o o l t i p T e x t   l a n g = " e n - U S " > S p e c i f i e s   a   d e s c r i p t i o n   o f   t h e   i t e m . < / T o o l t i p T e x t > + 
+         < / T o o l t i p > + 
+         < T o o l t i p   c o l u m n = " Q l t y I n s p e c t i o n _ S o u r c e _ I t e m _ D e s c r i p t i o n 2 "   E l e m e n t I d = " 1 2 7 9 3 6 9 3 5 2 " > + 
+             < T o o l t i p T e x t   l a n g = " e n - U S " > S p e c i f i e s   i n f o r m a t i o n   i n   a d d i t i o n   t o   t h e   d e s c r i p t i o n . < / T o o l t i p T e x t > + 
+         < / T o o l t i p > + 
          < T o o l t i p   c o l u m n = " Q l t y I n s p e c t i o n _ S o u r c e _ V a r i a n t _ C o d e "   E l e m e n t I d = " 1 6 0 8 4 0 3 8 2 1 " >   
              < T o o l t i p T e x t   l a n g = " e n - U S " > S p e c i f i e s   t h e   i t e m   v a r i a n t   t h a t   t h e   Q u a l i t y   I n s p e c t i o n   i s   f o r .   W h e n   u s e d   w i t h   p r o d u c t i o n   o r d e r s   t h i s   t y p i c a l l y   r e f e r s   t o   t h e   i t e m   b e i n g   p r o d u c e d . < / T o o l t i p T e x t > @@ -3991,6 +4005,12 @@
  
          < / T o o l t i p >   
+         < T o o l t i p   c o l u m n = " Q l t y I n s p e c t i o n _ S o u r c e _ P a c k a g e _ N o _ "   E l e m e n t I d = " 1 9 6 1 1 2 9 9 7 " > + 
+             < T o o l t i p T e x t   l a n g = " e n - U S " > S p e c i f i e s   t h e   p a c k a g e   n u m b e r   t h a t   t h e   q u a l i t y   i n s p e c t i o n   i s   f o r .   T h i s   i s   o n l y   u s e d   f o r   p a c k a g e   t r a c k e d   i t e m s . < / T o o l t i p T e x t > + 
+         < / T o o l t i p > + 
          < T o o l t i p   c o l u m n = " Q l t y I n s p e c t i o n _ S o u r c e _ D o c u m e n t _ N o _ "   E l e m e n t I d = " 1 6 7 5 9 1 6 2 8 8 " >   
              < T o o l t i p T e x t   l a n g = " e n - U S " > S p e c i f i e s   a   r e f e r e n c e   t o   t h e   d o c u m e n t   t h a t   t h i s   Q u a l i t y   I n s p e c t i o n   i s   r e f e r r i n g   t o .   T h i s   t y p i c a l l y   r e f e r s   t o   a   p r o d u c t i o n   o r d e r   d o c u m e n t   n u m b e r . < / T o o l t i p T e x t > @@ -4077,7 +4097,7 @@
  
          < T o o l t i p   c o l u m n = " N u m e r i c _ V a l u e "   E l e m e n t I d = " 4 6 0 4 1 2 6 4 6 " >   
-             < T o o l t i p T e x t   l a n g = " e n - U S " > S p e c i f i e s   a n   e v a l u a t e d   n u m e r i c   v a l u e   o f   T e s t   V a l u e   f o r   u s e   i n   c a l c u l a t i o n s .   e g :   e a s i e r   t o   u s e   f o r   B u s i n e s s   C e n t r a l   c h a r t i n g . < / T o o l t i p T e x t > +             < T o o l t i p T e x t   l a n g = " e n - U S " > S p e c i f i e s   a n   e v a l u a t e d   n u m e r i c   v a l u e   o f   T e s t   V a l u e   f o r   u s e   i n   c a l c u l a t i o n s   a n d   a n a l y s i s .   T h i s   v a l u e   i s   a u t o m a t i c a l l y   c a l c u l a t e d   w h e n   t h e   T e s t   V a l u e   i s   e n t e r e d   o r   m o d i f i e d   b a s e d   o n   t h e   c o n f i g u r a t i o n   o f   t h e   T e s t   V a l u e   a n d   i s   n o t   d i r e c t l y   e d i t a b l e . < / T o o l t i p T e x t >   
          < / T o o l t i p >   
@@ -4190,6 +4210,8 @@
          < Q l t y I n s p e c t i o n _ S o u r c e _ I t e m _ N o _   E l e m e n t T y p e = " C o l u m n "   E l e m e n t I d = " 1 2 6 8 0 5 0 5 1 8 "   D a t a T y p e = " C o d e " > Q l t y I n s p e c t i o n _ S o u r c e _ I t e m _ N o _ < / Q l t y I n s p e c t i o n _ S o u r c e _ I t e m _ N o _ >   
          < Q l t y I n s p e c t i o n _ S o u r c e _ L o t _ N o _   E l e m e n t T y p e = " C o l u m n "   E l e m e n t I d = " 1 1 2 3 5 5 1 3 1 2 "   D a t a T y p e = " C o d e " > Q l t y I n s p e c t i o n _ S o u r c e _ L o t _ N o _ < / Q l t y I n s p e c t i o n _ S o u r c e _ L o t _ N o _ > + 
+         < Q l t y I n s p e c t i o n _ S o u r c e _ P a c k a g e _ N o _   E l e m e n t T y p e = " C o l u m n "   E l e m e n t I d = " 1 9 6 1 1 2 9 9 7 "   D a t a T y p e = " C o d e " > Q l t y I n s p e c t i o n _ S o u r c e _ P a c k a g e _ N o _ < / Q l t y I n s p e c t i o n _ S o u r c e _ P a c k a g e _ N o _ >   
          < Q l t y I n s p e c t i o n _ S o u r c e _ S e r i a l _ N o _   E l e m e n t T y p e = " C o l u m n "   E l e m e n t I d = " 1 5 2 0 5 9 1 4 4 7 "   D a t a T y p e = " C o d e " > Q l t y I n s p e c t i o n _ S o u r c e _ S e r i a l _ N o _ < / Q l t y I n s p e c t i o n _ S o u r c e _ S e r i a l _ N o _ >   

--- a/src/Apps/W1/Quality Management/app/src/Reports/QltyGeneralPurposeInspection.docx
+++ b/src/Apps/W1/Quality Management/app/src/Reports/QltyGeneralPurposeInspection.docx
@@ -309,13 +309,13 @@
               <w:rPr>
                 <w:b/>
               </w:rPr>
-              <w:alias w:val="ProductLabel"/>
-              <w:tag w:val="#BC:InsertDataItem,Labels/ProductLabel"/>
+              <w:alias w:val="ItemLabel"/>
+              <w:tag w:val="#BC:InsertDataItem,Labels/ItemLabel"/>
               <w:id w:val="1000092371"/>
               <w:placeholder>
                 <w:docPart w:val="DefaultPlaceholder_-1854013440"/>
               </w:placeholder>
-              <w:dataBinding w:prefixMappings="xmlns:ns0='urn:microsoft-dynamics-nav/reports/Qlty_General_Purpose_Inspect/20405/'" w:xpath="/ns0:NavWordReportXmlPart[1]/ns0:Labels[1]/ns0:ProductLabel[1]" w:storeItemID="{17DA42EE-3024-4C2F-8931-9EB6F7151F21}"/>
+              <w:dataBinding w:prefixMappings="xmlns:ns0='urn:microsoft-dynamics-nav/reports/Qlty_General_Purpose_Inspect/20405/'" w:xpath="/ns0:NavWordReportXmlPart[1]/ns0:Labels[1]/ns0:ItemLabel[1]" w:storeItemID="{17DA42EE-3024-4C2F-8931-9EB6F7151F21}"/>
               <w15:color w:val="808080"/>
               <w:text/>
             </w:sdtPr>
@@ -331,7 +331,7 @@
                   <w:rPr>
                     <w:b/>
                   </w:rPr>
-                  <w:t>ProductLabel</w:t>
+                  <w:t>ItemLabel</w:t>
                 </w:r>
               </w:p>
             </w:sdtContent>
@@ -430,13 +430,13 @@
           </w:tcPr>
           <w:sdt>
             <w:sdtPr>
-              <w:alias w:val="ProductDescription"/>
-              <w:tag w:val="#BC:InsertDataItem,DataItems/CurrentInspection/ProductDescription"/>
+              <w:alias w:val="ItemDescription"/>
+              <w:tag w:val="#BC:InsertDataItem,DataItems/CurrentInspection/ItemDescription"/>
               <w:id w:val="332964529"/>
               <w:placeholder>
                 <w:docPart w:val="DefaultPlaceholder_-1854013440"/>
               </w:placeholder>
-              <w:dataBinding w:prefixMappings="xmlns:ns0='urn:microsoft-dynamics-nav/reports/Qlty_General_Purpose_Inspect/20405/'" w:xpath="/ns0:NavWordReportXmlPart[1]/ns0:CurrentInspection[1]/ns0:ProductDescription[1]" w:storeItemID="{17DA42EE-3024-4C2F-8931-9EB6F7151F21}"/>
+              <w:dataBinding w:prefixMappings="xmlns:ns0='urn:microsoft-dynamics-nav/reports/Qlty_General_Purpose_Inspect/20405/'" w:xpath="/ns0:NavWordReportXmlPart[1]/ns0:CurrentInspection[1]/ns0:ItemDescription[1]" w:storeItemID="{17DA42EE-3024-4C2F-8931-9EB6F7151F21}"/>
               <w15:color w:val="808080"/>
               <w:text/>
             </w:sdtPr>
@@ -448,7 +448,7 @@
                   </w:rPr>
                 </w:pPr>
                 <w:r>
-                  <w:t>ProductDescription</w:t>
+                  <w:t>ItemDescription</w:t>
                 </w:r>
               </w:p>
             </w:sdtContent>
@@ -4839,12 +4839,12 @@
  
          < I n s p e c t i o n L a b e l > I n s p e c t i o n L a b e l < / I n s p e c t i o n L a b e l >   
+         < I t e m L a b e l > I t e m L a b e l < / I t e m L a b e l > + 
          < I t e m T r a c k i n g L a b e l > I t e m T r a c k i n g L a b e l < / I t e m T r a c k i n g L a b e l >   
          < L a s t M o d i f i e d B y L a b e l > L a s t M o d i f i e d B y L a b e l < / L a s t M o d i f i e d B y L a b e l >   
-         < P r o d u c t L a b e l > P r o d u c t L a b e l < / P r o d u c t L a b e l > - 
          < R e p o r t T i t l e L a b e l > R e p o r t T i t l e L a b e l < / R e p o r t T i t l e L a b e l >   
          < R e s u l t L a b e l > R e s u l t L a b e l < / R e s u l t L a b e l > @@ -4911,13 +4911,13 @@
  
          < H o m e P a g e V a l u e > H o m e P a g e V a l u e < / H o m e P a g e V a l u e >   
+         < I t e m D e s c r i p t i o n > I t e m D e s c r i p t i o n < / I t e m D e s c r i p t i o n > + 
          < I t e m T r a c k i n g D e s c r i p t i o n > I t e m T r a c k i n g D e s c r i p t i o n < / I t e m T r a c k i n g D e s c r i p t i o n >   
          < P h o n e N o L a b e l > P h o n e N o L a b e l < / P h o n e N o L a b e l >   
          < P h o n e N o V a l u e > P h o n e N o V a l u e < / P h o n e N o V a l u e > - 
-         < P r o d u c t D e s c r i p t i o n > P r o d u c t D e s c r i p t i o n < / P r o d u c t D e s c r i p t i o n >   
          < Q l t y I n s p e c t i o n T e m p l a t e _ D e s c r i p t i o n > Q l t y I n s p e c t i o n T e m p l a t e _ D e s c r i p t i o n < / Q l t y I n s p e c t i o n T e m p l a t e _ D e s c r i p t i o n >   
@@ -5206,12 +5206,12 @@
  
          < I n s p e c t i o n L a b e l   E l e m e n t T y p e = " P a r a m e t e r "   E l e m e n t I d = " 1 5 4 9 8 3 1 5 2 5 "   D a t a T y p e = " S t r i n g " > I n s p e c t i o n L a b e l < / I n s p e c t i o n L a b e l >   
+         < I t e m L a b e l   E l e m e n t T y p e = " P a r a m e t e r "   E l e m e n t I d = " 1 0 8 2 0 2 8 9 7 4 "   D a t a T y p e = " S t r i n g " > I t e m L a b e l < / I t e m L a b e l > + 
          < I t e m T r a c k i n g L a b e l   E l e m e n t T y p e = " P a r a m e t e r "   E l e m e n t I d = " 9 3 5 5 3 4 6 7 1 "   D a t a T y p e = " S t r i n g " > I t e m T r a c k i n g L a b e l < / I t e m T r a c k i n g L a b e l >   
          < L a s t M o d i f i e d B y L a b e l   E l e m e n t T y p e = " P a r a m e t e r "   E l e m e n t I d = " 9 3 1 4 2 8 2 9 1 "   D a t a T y p e = " S t r i n g " > L a s t M o d i f i e d B y L a b e l < / L a s t M o d i f i e d B y L a b e l >   
-         < P r o d u c t L a b e l   E l e m e n t T y p e = " P a r a m e t e r "   E l e m e n t I d = " 5 3 6 5 2 5 3 1 2 "   D a t a T y p e = " S t r i n g " > P r o d u c t L a b e l < / P r o d u c t L a b e l > - 
          < R e p o r t T i t l e L a b e l   E l e m e n t T y p e = " P a r a m e t e r "   E l e m e n t I d = " 1 2 9 7 0 8 9 6 2 7 "   D a t a T y p e = " S t r i n g " > R e p o r t T i t l e L a b e l < / R e p o r t T i t l e L a b e l >   
          < R e s u l t L a b e l   E l e m e n t T y p e = " P a r a m e t e r "   E l e m e n t I d = " 4 0 7 6 0 6 8 8 6 "   D a t a T y p e = " S t r i n g " > R e s u l t L a b e l < / R e s u l t L a b e l > @@ -5480,13 +5480,13 @@
  
          < H o m e P a g e V a l u e   E l e m e n t T y p e = " C o l u m n "   E l e m e n t I d = " 5 3 3 5 1 4 0 3 4 "   D a t a T y p e = " T e x t " > H o m e P a g e V a l u e < / H o m e P a g e V a l u e >   
+         < I t e m D e s c r i p t i o n   E l e m e n t T y p e = " C o l u m n "   E l e m e n t I d = " 1 9 6 5 3 9 3 7 9 0 "   D a t a T y p e = " T e x t " > I t e m D e s c r i p t i o n < / I t e m D e s c r i p t i o n > + 
          < I t e m T r a c k i n g D e s c r i p t i o n   E l e m e n t T y p e = " C o l u m n "   E l e m e n t I d = " 1 1 1 7 1 0 3 3 4 5 "   D a t a T y p e = " T e x t " > I t e m T r a c k i n g D e s c r i p t i o n < / I t e m T r a c k i n g D e s c r i p t i o n >   
          < P h o n e N o L a b e l   E l e m e n t T y p e = " C o l u m n "   E l e m e n t I d = " 1 6 1 4 5 2 6 0 7 8 "   D a t a T y p e = " T e x t " > P h o n e N o L a b e l < / P h o n e N o L a b e l >   
          < P h o n e N o V a l u e   E l e m e n t T y p e = " C o l u m n "   E l e m e n t I d = " 1 2 8 6 6 4 9 7 8 1 "   D a t a T y p e = " T e x t " > P h o n e N o V a l u e < / P h o n e N o V a l u e > - 
-         < P r o d u c t D e s c r i p t i o n   E l e m e n t T y p e = " C o l u m n "   E l e m e n t I d = " 4 3 2 5 7 0 0 0 0 "   D a t a T y p e = " T e x t " > P r o d u c t D e s c r i p t i o n < / P r o d u c t D e s c r i p t i o n >   
          < Q l t y I n s p e c t i o n T e m p l a t e _ D e s c r i p t i o n   E l e m e n t T y p e = " C o l u m n "   E l e m e n t I d = " 1 6 5 2 0 6 9 5 9 8 "   D a t a T y p e = " T e x t " > Q l t y I n s p e c t i o n T e m p l a t e _ D e s c r i p t i o n < / Q l t y I n s p e c t i o n T e m p l a t e _ D e s c r i p t i o n >   

--- a/src/Apps/W1/Quality Management/app/src/Reports/QltyGeneralPurposeInspection.docx
+++ b/src/Apps/W1/Quality Management/app/src/Reports/QltyGeneralPurposeInspection.docx
@@ -9,10 +9,9 @@
         <w:tblLook w:val="04A0" w:firstRow="1" w:lastRow="0" w:firstColumn="1" w:lastColumn="0" w:noHBand="0" w:noVBand="1"/>
       </w:tblPr>
       <w:tblGrid>
-        <w:gridCol w:w="3325"/>
-        <w:gridCol w:w="3150"/>
-        <w:gridCol w:w="270"/>
-        <w:gridCol w:w="3711"/>
+        <w:gridCol w:w="2875"/>
+        <w:gridCol w:w="3780"/>
+        <w:gridCol w:w="3780"/>
       </w:tblGrid>
       <w:tr>
         <w:trPr>
@@ -21,7 +20,7 @@
         </w:trPr>
         <w:tc>
           <w:tcPr>
-            <w:tcW w:w="3325" w:type="dxa"/>
+            <w:tcW w:w="2875" w:type="dxa"/>
           </w:tcPr>
           <w:sdt>
             <w:sdtPr>
@@ -29,7 +28,7 @@
               <w:tag w:val="#BC:InsertDataItem,Labels/TestDocumentNoLabel"/>
               <w:id w:val="693197583"/>
               <w:placeholder>
-                <w:docPart w:val="DefaultPlaceholder_-1854013440"/>
+                <w:docPart w:val="E52ED68ED8474EB38ABFD788E6B53E47"/>
               </w:placeholder>
               <w:dataBinding w:prefixMappings="xmlns:ns0='urn:microsoft-dynamics-nav/reports/Qlty_General_Purpose_Inspect/20405/'" w:xpath="/ns0:NavWordReportXmlPart[1]/ns0:Labels[1]/ns0:TestDocumentNoLabel[1]" w:storeItemID="{17DA42EE-3024-4C2F-8931-9EB6F7151F21}"/>
               <w15:color w:val="808080"/>
@@ -37,16 +36,18 @@
             </w:sdtPr>
             <w:sdtContent>
               <w:p>
+                <w:proofErr w:type="spellStart"/>
                 <w:r>
                   <w:t>TestDocumentNoLabel</w:t>
                 </w:r>
+                <w:proofErr w:type="spellEnd"/>
               </w:p>
             </w:sdtContent>
           </w:sdt>
         </w:tc>
         <w:tc>
           <w:tcPr>
-            <w:tcW w:w="3150" w:type="dxa"/>
+            <w:tcW w:w="3780" w:type="dxa"/>
           </w:tcPr>
           <w:p>
             <w:pPr>
@@ -63,7 +64,7 @@
                 <w:tag w:val="#BC:InsertDataItem,Labels/CompletedDateLabel"/>
                 <w:id w:val="-2121214819"/>
                 <w:placeholder>
-                  <w:docPart w:val="B6D38E88155C49838C5519BEF8CB5FD4"/>
+                  <w:docPart w:val="5FD2338AE18C4054B136E89865F0D601"/>
                 </w:placeholder>
                 <w:dataBinding w:prefixMappings="xmlns:ns0='urn:microsoft-dynamics-nav/reports/Qlty_General_Purpose_Inspect/20405/'" w:xpath="/ns0:NavWordReportXmlPart[1]/ns0:Labels[1]/ns0:CompletedDateLabel[1]" w:storeItemID="{17DA42EE-3024-4C2F-8931-9EB6F7151F21}"/>
                 <w15:color w:val="808080"/>
@@ -80,18 +81,6 @@
             </w:sdt>
           </w:p>
         </w:tc>
-        <w:tc>
-          <w:tcPr>
-            <w:tcW w:w="270" w:type="dxa"/>
-          </w:tcPr>
-          <w:p>
-            <w:pPr>
-              <w:rPr>
-                <w:lang w:val="da-DK"/>
-              </w:rPr>
-            </w:pPr>
-          </w:p>
-        </w:tc>
         <w:sdt>
           <w:sdtPr>
             <w:rPr>
@@ -101,7 +90,7 @@
             <w:tag w:val="#BC:InsertDataItem,Labels/CompletedByLabel"/>
             <w:id w:val="1030989401"/>
             <w:placeholder>
-              <w:docPart w:val="DefaultPlaceholder_-1854013440"/>
+              <w:docPart w:val="E52ED68ED8474EB38ABFD788E6B53E47"/>
             </w:placeholder>
             <w:dataBinding w:prefixMappings="xmlns:ns0='urn:microsoft-dynamics-nav/reports/Qlty_General_Purpose_Inspect/20405/'" w:xpath="/ns0:NavWordReportXmlPart[1]/ns0:Labels[1]/ns0:CompletedByLabel[1]" w:storeItemID="{17DA42EE-3024-4C2F-8931-9EB6F7151F21}"/>
             <w15:color w:val="808080"/>
@@ -110,7 +99,7 @@
           <w:sdtContent>
             <w:tc>
               <w:tcPr>
-                <w:tcW w:w="3711" w:type="dxa"/>
+                <w:tcW w:w="3780" w:type="dxa"/>
               </w:tcPr>
               <w:p>
                 <w:pPr>
@@ -132,18 +121,18 @@
       <w:tr>
         <w:tc>
           <w:tcPr>
-            <w:tcW w:w="3325" w:type="dxa"/>
+            <w:tcW w:w="2875" w:type="dxa"/>
           </w:tcPr>
           <w:sdt>
             <w:sdtPr>
               <w:rPr>
-                <w:rFonts w:asciiTheme="minorHAnsi" w:hAnsiTheme="minorHAnsi"/>
+                <w:rFonts w:cs="Segoe UI"/>
               </w:rPr>
               <w:alias w:val="QltyInspection_No"/>
               <w:tag w:val="#BC:InsertDataItem,DataItems/CurrentInspection/QltyInspection_No"/>
               <w:id w:val="51897518"/>
               <w:placeholder>
-                <w:docPart w:val="A63C2BE52547452585391595B49D5ADF"/>
+                <w:docPart w:val="323AFCE67AAB4BB19FFC21B54EB0799A"/>
               </w:placeholder>
               <w:dataBinding w:prefixMappings="xmlns:ns0='urn:microsoft-dynamics-nav/reports/Qlty_General_Purpose_Inspect/20405/'" w:xpath="/ns0:NavWordReportXmlPart[1]/ns0:CurrentInspection[1]/ns0:QltyInspection_No[1]" w:storeItemID="{17DA42EE-3024-4C2F-8931-9EB6F7151F21}"/>
               <w15:color w:val="808080"/>
@@ -153,7 +142,7 @@
               <w:p>
                 <w:r>
                   <w:rPr>
-                    <w:rFonts w:asciiTheme="minorHAnsi" w:hAnsiTheme="minorHAnsi"/>
+                    <w:rFonts w:cs="Segoe UI"/>
                   </w:rPr>
                   <w:t>QltyInspection_No</w:t>
                 </w:r>
@@ -163,18 +152,18 @@
         </w:tc>
         <w:tc>
           <w:tcPr>
-            <w:tcW w:w="3150" w:type="dxa"/>
+            <w:tcW w:w="3780" w:type="dxa"/>
           </w:tcPr>
           <w:sdt>
             <w:sdtPr>
               <w:rPr>
-                <w:rFonts w:asciiTheme="minorHAnsi" w:hAnsiTheme="minorHAnsi"/>
+                <w:rFonts w:cs="Segoe UI"/>
               </w:rPr>
               <w:alias w:val="FinishedDateOnly"/>
               <w:tag w:val="#BC:InsertDataItem,DataItems/CurrentInspection/FinishedDateOnly"/>
               <w:id w:val="-612591678"/>
               <w:placeholder>
-                <w:docPart w:val="DefaultPlaceholder_-1854013440"/>
+                <w:docPart w:val="E52ED68ED8474EB38ABFD788E6B53E47"/>
               </w:placeholder>
               <w:dataBinding w:prefixMappings="xmlns:ns0='urn:microsoft-dynamics-nav/reports/Qlty_General_Purpose_Inspect/20405/'" w:xpath="/ns0:NavWordReportXmlPart[1]/ns0:CurrentInspection[1]/ns0:FinishedDateOnly[1]" w:storeItemID="{17DA42EE-3024-4C2F-8931-9EB6F7151F21}"/>
               <w15:color w:val="808080"/>
@@ -189,7 +178,7 @@
                 </w:pPr>
                 <w:r>
                   <w:rPr>
-                    <w:rFonts w:asciiTheme="minorHAnsi" w:hAnsiTheme="minorHAnsi"/>
+                    <w:rFonts w:cs="Segoe UI"/>
                   </w:rPr>
                   <w:t>FinishedDateOnly</w:t>
                 </w:r>
@@ -199,24 +188,18 @@
         </w:tc>
         <w:tc>
           <w:tcPr>
-            <w:tcW w:w="270" w:type="dxa"/>
-          </w:tcPr>
-          <w:p/>
-        </w:tc>
-        <w:tc>
-          <w:tcPr>
-            <w:tcW w:w="3711" w:type="dxa"/>
+            <w:tcW w:w="3780" w:type="dxa"/>
           </w:tcPr>
           <w:sdt>
             <w:sdtPr>
               <w:rPr>
-                <w:rFonts w:asciiTheme="minorHAnsi" w:hAnsiTheme="minorHAnsi"/>
+                <w:rFonts w:cs="Segoe UI"/>
               </w:rPr>
               <w:alias w:val="QltyInspection_Finished_By_User_ID"/>
               <w:tag w:val="#BC:InsertDataItem,DataItems/CurrentInspection/QltyInspection_Finished_By_User_ID"/>
               <w:id w:val="-1944606569"/>
               <w:placeholder>
-                <w:docPart w:val="59BB39181E344FEBAABF8776F96B5DC8"/>
+                <w:docPart w:val="E89AA59296584643BE2AFF07AA055572"/>
               </w:placeholder>
               <w:dataBinding w:prefixMappings="xmlns:ns0='urn:microsoft-dynamics-nav/reports/Qlty_General_Purpose_Inspect/20405/'" w:xpath="/ns0:NavWordReportXmlPart[1]/ns0:CurrentInspection[1]/ns0:QltyInspection_Finished_By_User_ID[1]" w:storeItemID="{17DA42EE-3024-4C2F-8931-9EB6F7151F21}"/>
               <w15:color w:val="808080"/>
@@ -229,12 +212,14 @@
                     <w:rFonts w:asciiTheme="minorHAnsi" w:hAnsiTheme="minorHAnsi"/>
                   </w:rPr>
                 </w:pPr>
+                <w:proofErr w:type="spellStart"/>
                 <w:r>
                   <w:rPr>
-                    <w:rFonts w:asciiTheme="minorHAnsi" w:hAnsiTheme="minorHAnsi"/>
+                    <w:rFonts w:cs="Segoe UI"/>
                   </w:rPr>
                   <w:t>QltyInspection_Finished_By_User_ID</w:t>
                 </w:r>
+                <w:proofErr w:type="spellEnd"/>
               </w:p>
             </w:sdtContent>
           </w:sdt>
@@ -243,8 +228,7 @@
       <w:tr>
         <w:tc>
           <w:tcPr>
-            <w:tcW w:w="10456" w:type="dxa"/>
-            <w:gridSpan w:val="4"/>
+            <w:tcW w:w="2875" w:type="dxa"/>
           </w:tcPr>
           <w:p>
             <w:pPr>
@@ -253,6 +237,23 @@
               </w:rPr>
             </w:pPr>
           </w:p>
+        </w:tc>
+        <w:tc>
+          <w:tcPr>
+            <w:tcW w:w="3780" w:type="dxa"/>
+          </w:tcPr>
+          <w:p>
+            <w:pPr>
+              <w:rPr>
+                <w:rFonts w:asciiTheme="minorHAnsi" w:hAnsiTheme="minorHAnsi"/>
+              </w:rPr>
+            </w:pPr>
+          </w:p>
+        </w:tc>
+        <w:tc>
+          <w:tcPr>
+            <w:tcW w:w="3780" w:type="dxa"/>
+          </w:tcPr>
           <w:p>
             <w:pPr>
               <w:rPr>
@@ -265,7 +266,7 @@
       <w:tr>
         <w:tc>
           <w:tcPr>
-            <w:tcW w:w="3325" w:type="dxa"/>
+            <w:tcW w:w="2875" w:type="dxa"/>
           </w:tcPr>
           <w:p>
             <w:pPr>
@@ -283,26 +284,28 @@
                 <w:tag w:val="#BC:InsertDataItem,Labels/InspectionLabel"/>
                 <w:id w:val="-1870988376"/>
                 <w:placeholder>
-                  <w:docPart w:val="DefaultPlaceholder_-1854013440"/>
+                  <w:docPart w:val="E52ED68ED8474EB38ABFD788E6B53E47"/>
                 </w:placeholder>
                 <w:dataBinding w:prefixMappings="xmlns:ns0='urn:microsoft-dynamics-nav/reports/Qlty_General_Purpose_Inspect/20405/'" w:xpath="/ns0:NavWordReportXmlPart[1]/ns0:Labels[1]/ns0:InspectionLabel[1]" w:storeItemID="{17DA42EE-3024-4C2F-8931-9EB6F7151F21}"/>
                 <w15:color w:val="808080"/>
                 <w:text/>
               </w:sdtPr>
               <w:sdtContent>
+                <w:proofErr w:type="spellStart"/>
                 <w:r>
                   <w:rPr>
                     <w:b/>
                   </w:rPr>
                   <w:t>InspectionLabel</w:t>
                 </w:r>
+                <w:proofErr w:type="spellEnd"/>
               </w:sdtContent>
             </w:sdt>
           </w:p>
         </w:tc>
         <w:tc>
           <w:tcPr>
-            <w:tcW w:w="3150" w:type="dxa"/>
+            <w:tcW w:w="3780" w:type="dxa"/>
           </w:tcPr>
           <w:sdt>
             <w:sdtPr>
@@ -313,7 +316,7 @@
               <w:tag w:val="#BC:InsertDataItem,Labels/ItemLabel"/>
               <w:id w:val="1000092371"/>
               <w:placeholder>
-                <w:docPart w:val="DefaultPlaceholder_-1854013440"/>
+                <w:docPart w:val="E52ED68ED8474EB38ABFD788E6B53E47"/>
               </w:placeholder>
               <w:dataBinding w:prefixMappings="xmlns:ns0='urn:microsoft-dynamics-nav/reports/Qlty_General_Purpose_Inspect/20405/'" w:xpath="/ns0:NavWordReportXmlPart[1]/ns0:Labels[1]/ns0:ItemLabel[1]" w:storeItemID="{17DA42EE-3024-4C2F-8931-9EB6F7151F21}"/>
               <w15:color w:val="808080"/>
@@ -327,31 +330,21 @@
                     <w:b/>
                   </w:rPr>
                 </w:pPr>
+                <w:proofErr w:type="spellStart"/>
                 <w:r>
                   <w:rPr>
                     <w:b/>
                   </w:rPr>
                   <w:t>ItemLabel</w:t>
                 </w:r>
+                <w:proofErr w:type="spellEnd"/>
               </w:p>
             </w:sdtContent>
           </w:sdt>
         </w:tc>
         <w:tc>
           <w:tcPr>
-            <w:tcW w:w="270" w:type="dxa"/>
-          </w:tcPr>
-          <w:p>
-            <w:pPr>
-              <w:rPr>
-                <w:b/>
-              </w:rPr>
-            </w:pPr>
-          </w:p>
-        </w:tc>
-        <w:tc>
-          <w:tcPr>
-            <w:tcW w:w="3711" w:type="dxa"/>
+            <w:tcW w:w="3780" w:type="dxa"/>
           </w:tcPr>
           <w:sdt>
             <w:sdtPr>
@@ -362,7 +355,7 @@
               <w:tag w:val="#BC:InsertDataItem,Labels/ItemTrackingLabel"/>
               <w:id w:val="1669518516"/>
               <w:placeholder>
-                <w:docPart w:val="DefaultPlaceholder_-1854013440"/>
+                <w:docPart w:val="E52ED68ED8474EB38ABFD788E6B53E47"/>
               </w:placeholder>
               <w:dataBinding w:prefixMappings="xmlns:ns0='urn:microsoft-dynamics-nav/reports/Qlty_General_Purpose_Inspect/20405/'" w:xpath="/ns0:NavWordReportXmlPart[1]/ns0:Labels[1]/ns0:ItemTrackingLabel[1]" w:storeItemID="{17DA42EE-3024-4C2F-8931-9EB6F7151F21}"/>
               <w15:color w:val="808080"/>
@@ -376,12 +369,14 @@
                     <w:b/>
                   </w:rPr>
                 </w:pPr>
+                <w:proofErr w:type="spellStart"/>
                 <w:r>
                   <w:rPr>
                     <w:b/>
                   </w:rPr>
                   <w:t>ItemTrackingLabel</w:t>
                 </w:r>
+                <w:proofErr w:type="spellEnd"/>
               </w:p>
             </w:sdtContent>
           </w:sdt>
@@ -391,13 +386,13 @@
         <w:sdt>
           <w:sdtPr>
             <w:rPr>
-              <w:rFonts w:asciiTheme="minorHAnsi" w:hAnsiTheme="minorHAnsi"/>
+              <w:rFonts w:cs="Segoe UI"/>
             </w:rPr>
             <w:alias w:val="ReinspectionDescription"/>
             <w:tag w:val="#BC:InsertDataItem,DataItems/CurrentInspection/ReinspectionDescription"/>
             <w:id w:val="80647438"/>
             <w:placeholder>
-              <w:docPart w:val="DefaultPlaceholder_-1854013440"/>
+              <w:docPart w:val="E52ED68ED8474EB38ABFD788E6B53E47"/>
             </w:placeholder>
             <w:dataBinding w:prefixMappings="xmlns:ns0='urn:microsoft-dynamics-nav/reports/Qlty_General_Purpose_Inspect/20405/'" w:xpath="/ns0:NavWordReportXmlPart[1]/ns0:CurrentInspection[1]/ns0:ReinspectionDescription[1]" w:storeItemID="{17DA42EE-3024-4C2F-8931-9EB6F7151F21}"/>
             <w15:color w:val="808080"/>
@@ -406,7 +401,7 @@
           <w:sdtContent>
             <w:tc>
               <w:tcPr>
-                <w:tcW w:w="3325" w:type="dxa"/>
+                <w:tcW w:w="2875" w:type="dxa"/>
               </w:tcPr>
               <w:p>
                 <w:pPr>
@@ -416,7 +411,7 @@
                 </w:pPr>
                 <w:r>
                   <w:rPr>
-                    <w:rFonts w:asciiTheme="minorHAnsi" w:hAnsiTheme="minorHAnsi"/>
+                    <w:rFonts w:cs="Segoe UI"/>
                   </w:rPr>
                   <w:t>ReinspectionDescription</w:t>
                 </w:r>
@@ -426,7 +421,7 @@
         </w:sdt>
         <w:tc>
           <w:tcPr>
-            <w:tcW w:w="3150" w:type="dxa"/>
+            <w:tcW w:w="3780" w:type="dxa"/>
           </w:tcPr>
           <w:sdt>
             <w:sdtPr>
@@ -434,7 +429,7 @@
               <w:tag w:val="#BC:InsertDataItem,DataItems/CurrentInspection/ItemDescription"/>
               <w:id w:val="332964529"/>
               <w:placeholder>
-                <w:docPart w:val="DefaultPlaceholder_-1854013440"/>
+                <w:docPart w:val="E52ED68ED8474EB38ABFD788E6B53E47"/>
               </w:placeholder>
               <w:dataBinding w:prefixMappings="xmlns:ns0='urn:microsoft-dynamics-nav/reports/Qlty_General_Purpose_Inspect/20405/'" w:xpath="/ns0:NavWordReportXmlPart[1]/ns0:CurrentInspection[1]/ns0:ItemDescription[1]" w:storeItemID="{17DA42EE-3024-4C2F-8931-9EB6F7151F21}"/>
               <w15:color w:val="808080"/>
@@ -456,13 +451,7 @@
         </w:tc>
         <w:tc>
           <w:tcPr>
-            <w:tcW w:w="270" w:type="dxa"/>
-          </w:tcPr>
-          <w:p/>
-        </w:tc>
-        <w:tc>
-          <w:tcPr>
-            <w:tcW w:w="3711" w:type="dxa"/>
+            <w:tcW w:w="3780" w:type="dxa"/>
           </w:tcPr>
           <w:sdt>
             <w:sdtPr>
@@ -470,7 +459,7 @@
               <w:tag w:val="#BC:InsertDataItem,DataItems/CurrentInspection/ItemTrackingDescription"/>
               <w:id w:val="1610244472"/>
               <w:placeholder>
-                <w:docPart w:val="DefaultPlaceholder_-1854013440"/>
+                <w:docPart w:val="E52ED68ED8474EB38ABFD788E6B53E47"/>
               </w:placeholder>
               <w:dataBinding w:prefixMappings="xmlns:ns0='urn:microsoft-dynamics-nav/reports/Qlty_General_Purpose_Inspect/20405/'" w:xpath="/ns0:NavWordReportXmlPart[1]/ns0:CurrentInspection[1]/ns0:ItemTrackingDescription[1]" w:storeItemID="{17DA42EE-3024-4C2F-8931-9EB6F7151F21}"/>
               <w15:color w:val="808080"/>
@@ -483,9 +472,11 @@
                     <w:rFonts w:asciiTheme="minorHAnsi" w:hAnsiTheme="minorHAnsi"/>
                   </w:rPr>
                 </w:pPr>
+                <w:proofErr w:type="spellStart"/>
                 <w:r>
                   <w:t>ItemTrackingDescription</w:t>
                 </w:r>
+                <w:proofErr w:type="spellEnd"/>
               </w:p>
             </w:sdtContent>
           </w:sdt>
@@ -697,9 +688,9 @@
                       <w:tblLook w:val="0600" w:firstRow="0" w:lastRow="0" w:firstColumn="0" w:lastColumn="0" w:noHBand="1" w:noVBand="1"/>
                     </w:tblPr>
                     <w:tblGrid>
-                      <w:gridCol w:w="3240"/>
-                      <w:gridCol w:w="3427"/>
-                      <w:gridCol w:w="3427"/>
+                      <w:gridCol w:w="3599"/>
+                      <w:gridCol w:w="3184"/>
+                      <w:gridCol w:w="3311"/>
                     </w:tblGrid>
                     <w:tr>
                       <w:tc>
@@ -724,6 +715,7 @@
                               <w:text/>
                             </w:sdtPr>
                             <w:sdtContent>
+                              <w:proofErr w:type="spellStart"/>
                               <w:r>
                                 <w:rPr>
                                   <w:b/>
@@ -731,6 +723,7 @@
                                 </w:rPr>
                                 <w:t>LabelField_Descriptio</w:t>
                               </w:r>
+                              <w:proofErr w:type="spellEnd"/>
                               <w:r>
                                 <w:rPr>
                                   <w:b/>
@@ -754,15 +747,11 @@
                               <w:text/>
                             </w:sdtPr>
                             <w:sdtContent>
-                              <w:r>
-                                <w:rPr>
-                                  <w:lang w:val="da-DK"/>
-                                </w:rPr>
-                                <w:t xml:space="preserve"> </w:t>
-                              </w:r>
+                              <w:proofErr w:type="spellStart"/>
                               <w:r>
                                 <w:t>WordDescription</w:t>
                               </w:r>
+                              <w:proofErr w:type="spellEnd"/>
                             </w:sdtContent>
                           </w:sdt>
                         </w:p>
@@ -908,12 +897,10 @@
       </w:pPr>
     </w:p>
     <w:sectPr>
-      <w:headerReference w:type="even" r:id="rId9"/>
-      <w:headerReference w:type="default" r:id="rId10"/>
-      <w:footerReference w:type="even" r:id="rId11"/>
-      <w:footerReference w:type="default" r:id="rId12"/>
-      <w:headerReference w:type="first" r:id="rId13"/>
-      <w:footerReference w:type="first" r:id="rId14"/>
+      <w:headerReference w:type="default" r:id="rId9"/>
+      <w:footerReference w:type="default" r:id="rId10"/>
+      <w:headerReference w:type="first" r:id="rId11"/>
+      <w:footerReference w:type="first" r:id="rId12"/>
       <w:pgSz w:w="11906" w:h="16838" w:code="9"/>
       <w:pgMar w:top="1890" w:right="720" w:bottom="1440" w:left="720" w:header="180" w:footer="0" w:gutter="0"/>
       <w:cols w:space="708"/>
@@ -950,16 +937,6 @@
 </file>
 
 <file path=word/footer1.xml><?xml version="1.0" encoding="utf-8"?>
-<w:ftr xmlns:wpc="http://schemas.microsoft.com/office/word/2010/wordprocessingCanvas" xmlns:cx="http://schemas.microsoft.com/office/drawing/2014/chartex" xmlns:cx1="http://schemas.microsoft.com/office/drawing/2015/9/8/chartex" xmlns:cx2="http://schemas.microsoft.com/office/drawing/2015/10/21/chartex" xmlns:cx3="http://schemas.microsoft.com/office/drawing/2016/5/9/chartex" xmlns:cx4="http://schemas.microsoft.com/office/drawing/2016/5/10/chartex" xmlns:cx5="http://schemas.microsoft.com/office/drawing/2016/5/11/chartex" xmlns:cx6="http://schemas.microsoft.com/office/drawing/2016/5/12/chartex" xmlns:cx7="http://schemas.microsoft.com/office/drawing/2016/5/13/chartex" xmlns:cx8="http://schemas.microsoft.com/office/drawing/2016/5/14/chartex" xmlns:mc="http://schemas.openxmlformats.org/markup-compatibility/2006" xmlns:aink="http://schemas.microsoft.com/office/drawing/2016/ink" xmlns:am3d="http://schemas.microsoft.com/office/drawing/2017/model3d" xmlns:o="urn:schemas-microsoft-com:office:office" xmlns:oel="http://schemas.microsoft.com/office/2019/extlst" xmlns:r="http://schemas.openxmlformats.org/officeDocument/2006/relationships" xmlns:m="http://schemas.openxmlformats.org/officeDocument/2006/math" xmlns:v="urn:schemas-microsoft-com:vml" xmlns:wp14="http://schemas.microsoft.com/office/word/2010/wordprocessingDrawing" xmlns:wp="http://schemas.openxmlformats.org/drawingml/2006/wordprocessingDrawing" xmlns:w10="urn:schemas-microsoft-com:office:word" xmlns:w="http://schemas.openxmlformats.org/wordprocessingml/2006/main" xmlns:w14="http://schemas.microsoft.com/office/word/2010/wordml" xmlns:w15="http://schemas.microsoft.com/office/word/2012/wordml" xmlns:w16cex="http://schemas.microsoft.com/office/word/2018/wordml/cex" xmlns:w16cid="http://schemas.microsoft.com/office/word/2016/wordml/cid" xmlns:w16="http://schemas.microsoft.com/office/word/2018/wordml" xmlns:w16du="http://schemas.microsoft.com/office/word/2023/wordml/word16du" xmlns:w16sdtdh="http://schemas.microsoft.com/office/word/2020/wordml/sdtdatahash" xmlns:w16sdtfl="http://schemas.microsoft.com/office/word/2024/wordml/sdtformatlock" xmlns:w16se="http://schemas.microsoft.com/office/word/2015/wordml/symex" xmlns:wpg="http://schemas.microsoft.com/office/word/2010/wordprocessingGroup" xmlns:wpi="http://schemas.microsoft.com/office/word/2010/wordprocessingInk" xmlns:wne="http://schemas.microsoft.com/office/word/2006/wordml" xmlns:wps="http://schemas.microsoft.com/office/word/2010/wordprocessingShape" mc:Ignorable="w14 w15 w16se w16cid w16 w16cex w16sdtdh w16sdtfl w16du wp14">
-  <w:p>
-    <w:pPr>
-      <w:pStyle w:val="Footer"/>
-    </w:pPr>
-  </w:p>
-</w:ftr>
-</file>
-
-<file path=word/footer2.xml><?xml version="1.0" encoding="utf-8"?>
 <w:ftr xmlns:wpc="http://schemas.microsoft.com/office/word/2010/wordprocessingCanvas" xmlns:cx="http://schemas.microsoft.com/office/drawing/2014/chartex" xmlns:cx1="http://schemas.microsoft.com/office/drawing/2015/9/8/chartex" xmlns:cx2="http://schemas.microsoft.com/office/drawing/2015/10/21/chartex" xmlns:cx3="http://schemas.microsoft.com/office/drawing/2016/5/9/chartex" xmlns:cx4="http://schemas.microsoft.com/office/drawing/2016/5/10/chartex" xmlns:cx5="http://schemas.microsoft.com/office/drawing/2016/5/11/chartex" xmlns:cx6="http://schemas.microsoft.com/office/drawing/2016/5/12/chartex" xmlns:cx7="http://schemas.microsoft.com/office/drawing/2016/5/13/chartex" xmlns:cx8="http://schemas.microsoft.com/office/drawing/2016/5/14/chartex" xmlns:mc="http://schemas.openxmlformats.org/markup-compatibility/2006" xmlns:aink="http://schemas.microsoft.com/office/drawing/2016/ink" xmlns:am3d="http://schemas.microsoft.com/office/drawing/2017/model3d" xmlns:o="urn:schemas-microsoft-com:office:office" xmlns:oel="http://schemas.microsoft.com/office/2019/extlst" xmlns:r="http://schemas.openxmlformats.org/officeDocument/2006/relationships" xmlns:m="http://schemas.openxmlformats.org/officeDocument/2006/math" xmlns:v="urn:schemas-microsoft-com:vml" xmlns:wp14="http://schemas.microsoft.com/office/word/2010/wordprocessingDrawing" xmlns:wp="http://schemas.openxmlformats.org/drawingml/2006/wordprocessingDrawing" xmlns:w10="urn:schemas-microsoft-com:office:word" xmlns:w="http://schemas.openxmlformats.org/wordprocessingml/2006/main" xmlns:w14="http://schemas.microsoft.com/office/word/2010/wordml" xmlns:w15="http://schemas.microsoft.com/office/word/2012/wordml" xmlns:w16cex="http://schemas.microsoft.com/office/word/2018/wordml/cex" xmlns:w16cid="http://schemas.microsoft.com/office/word/2016/wordml/cid" xmlns:w16="http://schemas.microsoft.com/office/word/2018/wordml" xmlns:w16du="http://schemas.microsoft.com/office/word/2023/wordml/word16du" xmlns:w16sdtdh="http://schemas.microsoft.com/office/word/2020/wordml/sdtdatahash" xmlns:w16sdtfl="http://schemas.microsoft.com/office/word/2024/wordml/sdtformatlock" xmlns:w16se="http://schemas.microsoft.com/office/word/2015/wordml/symex" xmlns:wpg="http://schemas.microsoft.com/office/word/2010/wordprocessingGroup" xmlns:wpi="http://schemas.microsoft.com/office/word/2010/wordprocessingInk" xmlns:wne="http://schemas.microsoft.com/office/word/2006/wordml" xmlns:wps="http://schemas.microsoft.com/office/word/2010/wordprocessingShape" mc:Ignorable="w14 w15 w16se w16cid w16 w16cex w16sdtdh w16sdtfl w16du wp14">
   <w:sdt>
     <w:sdtPr>
@@ -1074,7 +1051,7 @@
 </w:ftr>
 </file>
 
-<file path=word/footer3.xml><?xml version="1.0" encoding="utf-8"?>
+<file path=word/footer2.xml><?xml version="1.0" encoding="utf-8"?>
 <w:ftr xmlns:wpc="http://schemas.microsoft.com/office/word/2010/wordprocessingCanvas" xmlns:cx="http://schemas.microsoft.com/office/drawing/2014/chartex" xmlns:cx1="http://schemas.microsoft.com/office/drawing/2015/9/8/chartex" xmlns:cx2="http://schemas.microsoft.com/office/drawing/2015/10/21/chartex" xmlns:cx3="http://schemas.microsoft.com/office/drawing/2016/5/9/chartex" xmlns:cx4="http://schemas.microsoft.com/office/drawing/2016/5/10/chartex" xmlns:cx5="http://schemas.microsoft.com/office/drawing/2016/5/11/chartex" xmlns:cx6="http://schemas.microsoft.com/office/drawing/2016/5/12/chartex" xmlns:cx7="http://schemas.microsoft.com/office/drawing/2016/5/13/chartex" xmlns:cx8="http://schemas.microsoft.com/office/drawing/2016/5/14/chartex" xmlns:mc="http://schemas.openxmlformats.org/markup-compatibility/2006" xmlns:aink="http://schemas.microsoft.com/office/drawing/2016/ink" xmlns:am3d="http://schemas.microsoft.com/office/drawing/2017/model3d" xmlns:o="urn:schemas-microsoft-com:office:office" xmlns:oel="http://schemas.microsoft.com/office/2019/extlst" xmlns:r="http://schemas.openxmlformats.org/officeDocument/2006/relationships" xmlns:m="http://schemas.openxmlformats.org/officeDocument/2006/math" xmlns:v="urn:schemas-microsoft-com:vml" xmlns:wp14="http://schemas.microsoft.com/office/word/2010/wordprocessingDrawing" xmlns:wp="http://schemas.openxmlformats.org/drawingml/2006/wordprocessingDrawing" xmlns:w10="urn:schemas-microsoft-com:office:word" xmlns:w="http://schemas.openxmlformats.org/wordprocessingml/2006/main" xmlns:w14="http://schemas.microsoft.com/office/word/2010/wordml" xmlns:w15="http://schemas.microsoft.com/office/word/2012/wordml" xmlns:w16cex="http://schemas.microsoft.com/office/word/2018/wordml/cex" xmlns:w16cid="http://schemas.microsoft.com/office/word/2016/wordml/cid" xmlns:w16="http://schemas.microsoft.com/office/word/2018/wordml" xmlns:w16du="http://schemas.microsoft.com/office/word/2023/wordml/word16du" xmlns:w16sdtdh="http://schemas.microsoft.com/office/word/2020/wordml/sdtdatahash" xmlns:w16sdtfl="http://schemas.microsoft.com/office/word/2024/wordml/sdtformatlock" xmlns:w16se="http://schemas.microsoft.com/office/word/2015/wordml/symex" xmlns:wpg="http://schemas.microsoft.com/office/word/2010/wordprocessingGroup" xmlns:wpi="http://schemas.microsoft.com/office/word/2010/wordprocessingInk" xmlns:wne="http://schemas.microsoft.com/office/word/2006/wordml" xmlns:wps="http://schemas.microsoft.com/office/word/2010/wordprocessingShape" mc:Ignorable="w14 w15 w16se w16cid w16 w16cex w16sdtdh w16sdtfl w16du wp14">
   <w:tbl>
     <w:tblPr>
@@ -1408,16 +1385,6 @@
 
 <file path=word/header1.xml><?xml version="1.0" encoding="utf-8"?>
 <w:hdr xmlns:wpc="http://schemas.microsoft.com/office/word/2010/wordprocessingCanvas" xmlns:cx="http://schemas.microsoft.com/office/drawing/2014/chartex" xmlns:cx1="http://schemas.microsoft.com/office/drawing/2015/9/8/chartex" xmlns:cx2="http://schemas.microsoft.com/office/drawing/2015/10/21/chartex" xmlns:cx3="http://schemas.microsoft.com/office/drawing/2016/5/9/chartex" xmlns:cx4="http://schemas.microsoft.com/office/drawing/2016/5/10/chartex" xmlns:cx5="http://schemas.microsoft.com/office/drawing/2016/5/11/chartex" xmlns:cx6="http://schemas.microsoft.com/office/drawing/2016/5/12/chartex" xmlns:cx7="http://schemas.microsoft.com/office/drawing/2016/5/13/chartex" xmlns:cx8="http://schemas.microsoft.com/office/drawing/2016/5/14/chartex" xmlns:mc="http://schemas.openxmlformats.org/markup-compatibility/2006" xmlns:aink="http://schemas.microsoft.com/office/drawing/2016/ink" xmlns:am3d="http://schemas.microsoft.com/office/drawing/2017/model3d" xmlns:o="urn:schemas-microsoft-com:office:office" xmlns:oel="http://schemas.microsoft.com/office/2019/extlst" xmlns:r="http://schemas.openxmlformats.org/officeDocument/2006/relationships" xmlns:m="http://schemas.openxmlformats.org/officeDocument/2006/math" xmlns:v="urn:schemas-microsoft-com:vml" xmlns:wp14="http://schemas.microsoft.com/office/word/2010/wordprocessingDrawing" xmlns:wp="http://schemas.openxmlformats.org/drawingml/2006/wordprocessingDrawing" xmlns:w10="urn:schemas-microsoft-com:office:word" xmlns:w="http://schemas.openxmlformats.org/wordprocessingml/2006/main" xmlns:w14="http://schemas.microsoft.com/office/word/2010/wordml" xmlns:w15="http://schemas.microsoft.com/office/word/2012/wordml" xmlns:w16cex="http://schemas.microsoft.com/office/word/2018/wordml/cex" xmlns:w16cid="http://schemas.microsoft.com/office/word/2016/wordml/cid" xmlns:w16="http://schemas.microsoft.com/office/word/2018/wordml" xmlns:w16du="http://schemas.microsoft.com/office/word/2023/wordml/word16du" xmlns:w16sdtdh="http://schemas.microsoft.com/office/word/2020/wordml/sdtdatahash" xmlns:w16sdtfl="http://schemas.microsoft.com/office/word/2024/wordml/sdtformatlock" xmlns:w16se="http://schemas.microsoft.com/office/word/2015/wordml/symex" xmlns:wpg="http://schemas.microsoft.com/office/word/2010/wordprocessingGroup" xmlns:wpi="http://schemas.microsoft.com/office/word/2010/wordprocessingInk" xmlns:wne="http://schemas.microsoft.com/office/word/2006/wordml" xmlns:wps="http://schemas.microsoft.com/office/word/2010/wordprocessingShape" mc:Ignorable="w14 w15 w16se w16cid w16 w16cex w16sdtdh w16sdtfl w16du wp14">
-  <w:p>
-    <w:pPr>
-      <w:pStyle w:val="Header"/>
-    </w:pPr>
-  </w:p>
-</w:hdr>
-</file>
-
-<file path=word/header2.xml><?xml version="1.0" encoding="utf-8"?>
-<w:hdr xmlns:wpc="http://schemas.microsoft.com/office/word/2010/wordprocessingCanvas" xmlns:cx="http://schemas.microsoft.com/office/drawing/2014/chartex" xmlns:cx1="http://schemas.microsoft.com/office/drawing/2015/9/8/chartex" xmlns:cx2="http://schemas.microsoft.com/office/drawing/2015/10/21/chartex" xmlns:cx3="http://schemas.microsoft.com/office/drawing/2016/5/9/chartex" xmlns:cx4="http://schemas.microsoft.com/office/drawing/2016/5/10/chartex" xmlns:cx5="http://schemas.microsoft.com/office/drawing/2016/5/11/chartex" xmlns:cx6="http://schemas.microsoft.com/office/drawing/2016/5/12/chartex" xmlns:cx7="http://schemas.microsoft.com/office/drawing/2016/5/13/chartex" xmlns:cx8="http://schemas.microsoft.com/office/drawing/2016/5/14/chartex" xmlns:mc="http://schemas.openxmlformats.org/markup-compatibility/2006" xmlns:aink="http://schemas.microsoft.com/office/drawing/2016/ink" xmlns:am3d="http://schemas.microsoft.com/office/drawing/2017/model3d" xmlns:o="urn:schemas-microsoft-com:office:office" xmlns:oel="http://schemas.microsoft.com/office/2019/extlst" xmlns:r="http://schemas.openxmlformats.org/officeDocument/2006/relationships" xmlns:m="http://schemas.openxmlformats.org/officeDocument/2006/math" xmlns:v="urn:schemas-microsoft-com:vml" xmlns:wp14="http://schemas.microsoft.com/office/word/2010/wordprocessingDrawing" xmlns:wp="http://schemas.openxmlformats.org/drawingml/2006/wordprocessingDrawing" xmlns:w10="urn:schemas-microsoft-com:office:word" xmlns:w="http://schemas.openxmlformats.org/wordprocessingml/2006/main" xmlns:w14="http://schemas.microsoft.com/office/word/2010/wordml" xmlns:w15="http://schemas.microsoft.com/office/word/2012/wordml" xmlns:w16cex="http://schemas.microsoft.com/office/word/2018/wordml/cex" xmlns:w16cid="http://schemas.microsoft.com/office/word/2016/wordml/cid" xmlns:w16="http://schemas.microsoft.com/office/word/2018/wordml" xmlns:w16du="http://schemas.microsoft.com/office/word/2023/wordml/word16du" xmlns:w16sdtdh="http://schemas.microsoft.com/office/word/2020/wordml/sdtdatahash" xmlns:w16sdtfl="http://schemas.microsoft.com/office/word/2024/wordml/sdtformatlock" xmlns:w16se="http://schemas.microsoft.com/office/word/2015/wordml/symex" xmlns:wpg="http://schemas.microsoft.com/office/word/2010/wordprocessingGroup" xmlns:wpi="http://schemas.microsoft.com/office/word/2010/wordprocessingInk" xmlns:wne="http://schemas.microsoft.com/office/word/2006/wordml" xmlns:wps="http://schemas.microsoft.com/office/word/2010/wordprocessingShape" mc:Ignorable="w14 w15 w16se w16cid w16 w16cex w16sdtdh w16sdtfl w16du wp14">
   <w:p/>
   <w:tbl>
     <w:tblPr>
@@ -1534,7 +1501,7 @@
 </w:hdr>
 </file>
 
-<file path=word/header3.xml><?xml version="1.0" encoding="utf-8"?>
+<file path=word/header2.xml><?xml version="1.0" encoding="utf-8"?>
 <w:hdr xmlns:a="http://schemas.openxmlformats.org/drawingml/2006/main" xmlns:pic="http://schemas.openxmlformats.org/drawingml/2006/picture" xmlns:a14="http://schemas.microsoft.com/office/drawing/2010/main" xmlns:wpc="http://schemas.microsoft.com/office/word/2010/wordprocessingCanvas" xmlns:cx="http://schemas.microsoft.com/office/drawing/2014/chartex" xmlns:cx1="http://schemas.microsoft.com/office/drawing/2015/9/8/chartex" xmlns:cx2="http://schemas.microsoft.com/office/drawing/2015/10/21/chartex" xmlns:cx3="http://schemas.microsoft.com/office/drawing/2016/5/9/chartex" xmlns:cx4="http://schemas.microsoft.com/office/drawing/2016/5/10/chartex" xmlns:cx5="http://schemas.microsoft.com/office/drawing/2016/5/11/chartex" xmlns:cx6="http://schemas.microsoft.com/office/drawing/2016/5/12/chartex" xmlns:cx7="http://schemas.microsoft.com/office/drawing/2016/5/13/chartex" xmlns:cx8="http://schemas.microsoft.com/office/drawing/2016/5/14/chartex" xmlns:mc="http://schemas.openxmlformats.org/markup-compatibility/2006" xmlns:aink="http://schemas.microsoft.com/office/drawing/2016/ink" xmlns:am3d="http://schemas.microsoft.com/office/drawing/2017/model3d" xmlns:o="urn:schemas-microsoft-com:office:office" xmlns:oel="http://schemas.microsoft.com/office/2019/extlst" xmlns:r="http://schemas.openxmlformats.org/officeDocument/2006/relationships" xmlns:m="http://schemas.openxmlformats.org/officeDocument/2006/math" xmlns:v="urn:schemas-microsoft-com:vml" xmlns:wp14="http://schemas.microsoft.com/office/word/2010/wordprocessingDrawing" xmlns:wp="http://schemas.openxmlformats.org/drawingml/2006/wordprocessingDrawing" xmlns:w10="urn:schemas-microsoft-com:office:word" xmlns:w="http://schemas.openxmlformats.org/wordprocessingml/2006/main" xmlns:w14="http://schemas.microsoft.com/office/word/2010/wordml" xmlns:w15="http://schemas.microsoft.com/office/word/2012/wordml" xmlns:w16cex="http://schemas.microsoft.com/office/word/2018/wordml/cex" xmlns:w16cid="http://schemas.microsoft.com/office/word/2016/wordml/cid" xmlns:w16="http://schemas.microsoft.com/office/word/2018/wordml" xmlns:w16du="http://schemas.microsoft.com/office/word/2023/wordml/word16du" xmlns:w16sdtdh="http://schemas.microsoft.com/office/word/2020/wordml/sdtdatahash" xmlns:w16sdtfl="http://schemas.microsoft.com/office/word/2024/wordml/sdtformatlock" xmlns:w16se="http://schemas.microsoft.com/office/word/2015/wordml/symex" xmlns:wpg="http://schemas.microsoft.com/office/word/2010/wordprocessingGroup" xmlns:wpi="http://schemas.microsoft.com/office/word/2010/wordprocessingInk" xmlns:wne="http://schemas.microsoft.com/office/word/2006/wordml" xmlns:wps="http://schemas.microsoft.com/office/word/2010/wordprocessingShape" mc:Ignorable="w14 w15 w16se w16cid w16 w16cex w16sdtdh w16sdtfl w16du wp14">
   <w:tbl>
     <w:tblPr>
@@ -3469,64 +3436,6 @@
     </w:docPart>
     <w:docPart>
       <w:docPartPr>
-        <w:name w:val="A63C2BE52547452585391595B49D5ADF"/>
-        <w:category>
-          <w:name w:val="General"/>
-          <w:gallery w:val="placeholder"/>
-        </w:category>
-        <w:types>
-          <w:type w:val="bbPlcHdr"/>
-        </w:types>
-        <w:behaviors>
-          <w:behavior w:val="content"/>
-        </w:behaviors>
-        <w:guid w:val="{32511F08-C24C-4C9E-9775-C76537D061CB}"/>
-      </w:docPartPr>
-      <w:docPartBody>
-        <w:p>
-          <w:pPr>
-            <w:pStyle w:val="A63C2BE52547452585391595B49D5ADF"/>
-          </w:pPr>
-          <w:r>
-            <w:rPr>
-              <w:rStyle w:val="PlaceholderText"/>
-            </w:rPr>
-            <w:t>Click or tap here to enter text.</w:t>
-          </w:r>
-        </w:p>
-      </w:docPartBody>
-    </w:docPart>
-    <w:docPart>
-      <w:docPartPr>
-        <w:name w:val="59BB39181E344FEBAABF8776F96B5DC8"/>
-        <w:category>
-          <w:name w:val="General"/>
-          <w:gallery w:val="placeholder"/>
-        </w:category>
-        <w:types>
-          <w:type w:val="bbPlcHdr"/>
-        </w:types>
-        <w:behaviors>
-          <w:behavior w:val="content"/>
-        </w:behaviors>
-        <w:guid w:val="{E3B811D7-3B7B-49DD-B5E9-5EA8CE52BAC0}"/>
-      </w:docPartPr>
-      <w:docPartBody>
-        <w:p>
-          <w:pPr>
-            <w:pStyle w:val="59BB39181E344FEBAABF8776F96B5DC8"/>
-          </w:pPr>
-          <w:r>
-            <w:rPr>
-              <w:rStyle w:val="PlaceholderText"/>
-            </w:rPr>
-            <w:t>Click or tap here to enter text.</w:t>
-          </w:r>
-        </w:p>
-      </w:docPartBody>
-    </w:docPart>
-    <w:docPart>
-      <w:docPartPr>
         <w:name w:val="DefaultPlaceholder_-1854013440"/>
         <w:category>
           <w:name w:val="General"/>
@@ -3542,35 +3451,6 @@
       </w:docPartPr>
       <w:docPartBody>
         <w:p>
-          <w:r>
-            <w:rPr>
-              <w:rStyle w:val="PlaceholderText"/>
-            </w:rPr>
-            <w:t>Click or tap here to enter text.</w:t>
-          </w:r>
-        </w:p>
-      </w:docPartBody>
-    </w:docPart>
-    <w:docPart>
-      <w:docPartPr>
-        <w:name w:val="B6D38E88155C49838C5519BEF8CB5FD4"/>
-        <w:category>
-          <w:name w:val="General"/>
-          <w:gallery w:val="placeholder"/>
-        </w:category>
-        <w:types>
-          <w:type w:val="bbPlcHdr"/>
-        </w:types>
-        <w:behaviors>
-          <w:behavior w:val="content"/>
-        </w:behaviors>
-        <w:guid w:val="{3C8777C7-5889-4B4B-BF54-B0D0D829DE39}"/>
-      </w:docPartPr>
-      <w:docPartBody>
-        <w:p>
-          <w:pPr>
-            <w:pStyle w:val="B6D38E88155C49838C5519BEF8CB5FD4"/>
-          </w:pPr>
           <w:r>
             <w:rPr>
               <w:rStyle w:val="PlaceholderText"/>
@@ -3690,6 +3570,122 @@
         </w:p>
       </w:docPartBody>
     </w:docPart>
+    <w:docPart>
+      <w:docPartPr>
+        <w:name w:val="E52ED68ED8474EB38ABFD788E6B53E47"/>
+        <w:category>
+          <w:name w:val="General"/>
+          <w:gallery w:val="placeholder"/>
+        </w:category>
+        <w:types>
+          <w:type w:val="bbPlcHdr"/>
+        </w:types>
+        <w:behaviors>
+          <w:behavior w:val="content"/>
+        </w:behaviors>
+        <w:guid w:val="{0461BE74-307C-4975-B126-EF2E9226E5F1}"/>
+      </w:docPartPr>
+      <w:docPartBody>
+        <w:p>
+          <w:pPr>
+            <w:pStyle w:val="E52ED68ED8474EB38ABFD788E6B53E47"/>
+          </w:pPr>
+          <w:r>
+            <w:rPr>
+              <w:rStyle w:val="PlaceholderText"/>
+            </w:rPr>
+            <w:t>Click or tap here to enter text.</w:t>
+          </w:r>
+        </w:p>
+      </w:docPartBody>
+    </w:docPart>
+    <w:docPart>
+      <w:docPartPr>
+        <w:name w:val="5FD2338AE18C4054B136E89865F0D601"/>
+        <w:category>
+          <w:name w:val="General"/>
+          <w:gallery w:val="placeholder"/>
+        </w:category>
+        <w:types>
+          <w:type w:val="bbPlcHdr"/>
+        </w:types>
+        <w:behaviors>
+          <w:behavior w:val="content"/>
+        </w:behaviors>
+        <w:guid w:val="{F18B0075-6561-422D-BA41-190934F34577}"/>
+      </w:docPartPr>
+      <w:docPartBody>
+        <w:p>
+          <w:pPr>
+            <w:pStyle w:val="5FD2338AE18C4054B136E89865F0D601"/>
+          </w:pPr>
+          <w:r>
+            <w:rPr>
+              <w:rStyle w:val="PlaceholderText"/>
+            </w:rPr>
+            <w:t>Click or tap here to enter text.</w:t>
+          </w:r>
+        </w:p>
+      </w:docPartBody>
+    </w:docPart>
+    <w:docPart>
+      <w:docPartPr>
+        <w:name w:val="323AFCE67AAB4BB19FFC21B54EB0799A"/>
+        <w:category>
+          <w:name w:val="General"/>
+          <w:gallery w:val="placeholder"/>
+        </w:category>
+        <w:types>
+          <w:type w:val="bbPlcHdr"/>
+        </w:types>
+        <w:behaviors>
+          <w:behavior w:val="content"/>
+        </w:behaviors>
+        <w:guid w:val="{74D2FC64-A841-41E6-AC39-3566185BF70A}"/>
+      </w:docPartPr>
+      <w:docPartBody>
+        <w:p>
+          <w:pPr>
+            <w:pStyle w:val="323AFCE67AAB4BB19FFC21B54EB0799A"/>
+          </w:pPr>
+          <w:r>
+            <w:rPr>
+              <w:rStyle w:val="PlaceholderText"/>
+            </w:rPr>
+            <w:t>Click or tap here to enter text.</w:t>
+          </w:r>
+        </w:p>
+      </w:docPartBody>
+    </w:docPart>
+    <w:docPart>
+      <w:docPartPr>
+        <w:name w:val="E89AA59296584643BE2AFF07AA055572"/>
+        <w:category>
+          <w:name w:val="General"/>
+          <w:gallery w:val="placeholder"/>
+        </w:category>
+        <w:types>
+          <w:type w:val="bbPlcHdr"/>
+        </w:types>
+        <w:behaviors>
+          <w:behavior w:val="content"/>
+        </w:behaviors>
+        <w:guid w:val="{88CDEA37-F54B-4136-A4AD-E7B9B59C6B62}"/>
+      </w:docPartPr>
+      <w:docPartBody>
+        <w:p>
+          <w:pPr>
+            <w:pStyle w:val="E89AA59296584643BE2AFF07AA055572"/>
+          </w:pPr>
+          <w:r>
+            <w:rPr>
+              <w:rStyle w:val="PlaceholderText"/>
+            </w:rPr>
+            <w:t>Click or tap here to enter text.</w:t>
+          </w:r>
+        </w:p>
+      </w:docPartBody>
+    </w:docPart>
   </w:docParts>
 </w:glossaryDocument>
 </file>
@@ -3780,6 +3776,7 @@
     <w:rsid w:val="001C2BFB"/>
     <w:rsid w:val="001C5454"/>
     <w:rsid w:val="001E45EB"/>
+    <w:rsid w:val="001E7DBC"/>
     <w:rsid w:val="002135A2"/>
     <w:rsid w:val="002226BB"/>
     <w:rsid w:val="0026184D"/>
@@ -3837,6 +3834,7 @@
     <w:rsid w:val="006A2319"/>
     <w:rsid w:val="006B1EAE"/>
     <w:rsid w:val="006C6748"/>
+    <w:rsid w:val="007168A2"/>
     <w:rsid w:val="00716A9C"/>
     <w:rsid w:val="0072154E"/>
     <w:rsid w:val="00724708"/>
@@ -3880,6 +3878,7 @@
     <w:rsid w:val="00A74A58"/>
     <w:rsid w:val="00A76DB1"/>
     <w:rsid w:val="00A8554C"/>
+    <w:rsid w:val="00AB07AD"/>
     <w:rsid w:val="00AD710E"/>
     <w:rsid w:val="00AE6FE0"/>
     <w:rsid w:val="00B11E46"/>
@@ -3901,17 +3900,20 @@
     <w:rsid w:val="00D64E67"/>
     <w:rsid w:val="00D64EC2"/>
     <w:rsid w:val="00D7544E"/>
+    <w:rsid w:val="00D773DD"/>
     <w:rsid w:val="00D855FC"/>
     <w:rsid w:val="00D86738"/>
     <w:rsid w:val="00DC6E86"/>
     <w:rsid w:val="00DE546F"/>
     <w:rsid w:val="00E03319"/>
     <w:rsid w:val="00E04F8E"/>
+    <w:rsid w:val="00E05B48"/>
     <w:rsid w:val="00E17B17"/>
     <w:rsid w:val="00E27872"/>
     <w:rsid w:val="00E67FA6"/>
     <w:rsid w:val="00E75EE9"/>
     <w:rsid w:val="00E80A28"/>
+    <w:rsid w:val="00E86F96"/>
     <w:rsid w:val="00EA25C7"/>
     <w:rsid w:val="00EA5F0C"/>
     <w:rsid w:val="00EA68DA"/>
@@ -4385,7 +4387,7 @@
     <w:basedOn w:val="DefaultParagraphFont"/>
     <w:uiPriority w:val="99"/>
     <w:semiHidden/>
-    <w:rsid w:val="00335365"/>
+    <w:rsid w:val="00AB07AD"/>
     <w:rPr>
       <w:color w:val="666666"/>
     </w:rPr>
@@ -4394,17 +4396,17 @@
     <w:name w:val="F14F35E5DE5F4DE38617B9C7CCD1FCEF"/>
     <w:rsid w:val="00D855FC"/>
   </w:style>
-  <w:style w:type="paragraph" w:customStyle="1" w:styleId="A63C2BE52547452585391595B49D5ADF">
-    <w:name w:val="A63C2BE52547452585391595B49D5ADF"/>
-    <w:rsid w:val="00EE1084"/>
-  </w:style>
-  <w:style w:type="paragraph" w:customStyle="1" w:styleId="59BB39181E344FEBAABF8776F96B5DC8">
-    <w:name w:val="59BB39181E344FEBAABF8776F96B5DC8"/>
-    <w:rsid w:val="00D12FDD"/>
-  </w:style>
-  <w:style w:type="paragraph" w:customStyle="1" w:styleId="B6D38E88155C49838C5519BEF8CB5FD4">
-    <w:name w:val="B6D38E88155C49838C5519BEF8CB5FD4"/>
-    <w:rsid w:val="00A50FCE"/>
+  <w:style w:type="paragraph" w:customStyle="1" w:styleId="66CCE18537BD4C9795355FF0B1717458">
+    <w:name w:val="66CCE18537BD4C9795355FF0B1717458"/>
+    <w:rsid w:val="00AB07AD"/>
+  </w:style>
+  <w:style w:type="paragraph" w:customStyle="1" w:styleId="AA3C4E0FCD6546719EE342A0F6E90088">
+    <w:name w:val="AA3C4E0FCD6546719EE342A0F6E90088"/>
+    <w:rsid w:val="00AB07AD"/>
+  </w:style>
+  <w:style w:type="paragraph" w:customStyle="1" w:styleId="AD82C327B076433BB5F47DC8381096CB">
+    <w:name w:val="AD82C327B076433BB5F47DC8381096CB"/>
+    <w:rsid w:val="00AB07AD"/>
   </w:style>
   <w:style w:type="paragraph" w:customStyle="1" w:styleId="C416683D709E4EA9936934D12F8F2219">
     <w:name w:val="C416683D709E4EA9936934D12F8F2219"/>
@@ -4413,6 +4415,54 @@
   <w:style w:type="paragraph" w:customStyle="1" w:styleId="09AE8A9208CC4E20BC697BB15CE9DADA">
     <w:name w:val="09AE8A9208CC4E20BC697BB15CE9DADA"/>
     <w:rsid w:val="00335365"/>
+  </w:style>
+  <w:style w:type="paragraph" w:customStyle="1" w:styleId="E52ED68ED8474EB38ABFD788E6B53E47">
+    <w:name w:val="E52ED68ED8474EB38ABFD788E6B53E47"/>
+    <w:rsid w:val="00D773DD"/>
+  </w:style>
+  <w:style w:type="paragraph" w:customStyle="1" w:styleId="5FD2338AE18C4054B136E89865F0D601">
+    <w:name w:val="5FD2338AE18C4054B136E89865F0D601"/>
+    <w:rsid w:val="00D773DD"/>
+  </w:style>
+  <w:style w:type="paragraph" w:customStyle="1" w:styleId="323AFCE67AAB4BB19FFC21B54EB0799A">
+    <w:name w:val="323AFCE67AAB4BB19FFC21B54EB0799A"/>
+    <w:rsid w:val="00D773DD"/>
+  </w:style>
+  <w:style w:type="paragraph" w:customStyle="1" w:styleId="E89AA59296584643BE2AFF07AA055572">
+    <w:name w:val="E89AA59296584643BE2AFF07AA055572"/>
+    <w:rsid w:val="00D773DD"/>
+  </w:style>
+  <w:style w:type="paragraph" w:customStyle="1" w:styleId="7EBFD452FF654ADEA0ECDB3BFA064467">
+    <w:name w:val="7EBFD452FF654ADEA0ECDB3BFA064467"/>
+    <w:rsid w:val="00AB07AD"/>
+  </w:style>
+  <w:style w:type="paragraph" w:customStyle="1" w:styleId="D84B5162C7E645AFB3D419E708CCCB87">
+    <w:name w:val="D84B5162C7E645AFB3D419E708CCCB87"/>
+    <w:rsid w:val="00AB07AD"/>
+  </w:style>
+  <w:style w:type="paragraph" w:customStyle="1" w:styleId="BD0ED0253080439F96797416F8F4F4B7">
+    <w:name w:val="BD0ED0253080439F96797416F8F4F4B7"/>
+    <w:rsid w:val="00AB07AD"/>
+  </w:style>
+  <w:style w:type="paragraph" w:customStyle="1" w:styleId="7D54FC5152834EC88073400860284215">
+    <w:name w:val="7D54FC5152834EC88073400860284215"/>
+    <w:rsid w:val="00AB07AD"/>
+  </w:style>
+  <w:style w:type="paragraph" w:customStyle="1" w:styleId="BD96221440C3448DB7346BAB103E6B3D">
+    <w:name w:val="BD96221440C3448DB7346BAB103E6B3D"/>
+    <w:rsid w:val="00AB07AD"/>
+  </w:style>
+  <w:style w:type="paragraph" w:customStyle="1" w:styleId="167DF976411F40DCA4EDBDB63F728B2F">
+    <w:name w:val="167DF976411F40DCA4EDBDB63F728B2F"/>
+    <w:rsid w:val="00AB07AD"/>
+  </w:style>
+  <w:style w:type="paragraph" w:customStyle="1" w:styleId="91BE157E6ABA4A519BFEBF70618EE5F6">
+    <w:name w:val="91BE157E6ABA4A519BFEBF70618EE5F6"/>
+    <w:rsid w:val="00AB07AD"/>
+  </w:style>
+  <w:style w:type="paragraph" w:customStyle="1" w:styleId="99E4CA43F61B4D08B9546501E17C9979">
+    <w:name w:val="99E4CA43F61B4D08B9546501E17C9979"/>
+    <w:rsid w:val="00AB07AD"/>
   </w:style>
 </w:styles>
 </file>
@@ -5126,9 +5176,7 @@
  < / N a v W o r d R e p o r t X m l P a r t > 
 </file>
 
-<file path=customXml/item2.xml>��< ? x m l   v e r s i o n = " 1 . 0 "   e n c o d i n g = " u t f - 1 6 " ? > - 
- < N a v W o r d R e p o r t X m l P a r t   x m l n s = " u r n : m i c r o s o f t - d y n a m i c s - b u s i n e s s c e n t r a l / i n t e r n a l / e x t e n d e d / r e p o r t s / Q l t y _ G e n e r a l _ P u r p o s e _ I n s p e c t / 2 0 4 0 5 / " > +<file path=customXml/item2.xml>��< ? x m l   v e r s i o n = " 1 . 0 "   e n c o d i n g = " u t f - 1 6 " ? > < N a v W o r d R e p o r t X m l P a r t   x m l n s = " u r n : m i c r o s o f t - d y n a m i c s - b u s i n e s s c e n t r a l / i n t e r n a l / e x t e n d e d / r e p o r t s / Q l t y _ G e n e r a l _ P u r p o s e _ I n s p e c t / 2 0 4 0 5 / " >   
      < B C R e p o r t I n f o r m a t i o n >   
@@ -5464,7 +5512,7 @@
  
          < C o m p a n y I n f o r m a t i o n _ R o w 8   E l e m e n t T y p e = " C o l u m n "   E l e m e n t I d = " 3 9 8 9 1 0 6 3 7 "   D a t a T y p e = " T e x t " > C o m p a n y I n f o r m a t i o n _ R o w 8 < / C o m p a n y I n f o r m a t i o n _ R o w 8 >   
-         < C o m p a n y L o g o   E l e m e n t T y p e = " C o l u m n "   E l e m e n t I d = " 2 3 7 6 9 1 5 1 "   D a t a T y p e = " B l o b "   / > +         < C o m p a n y L o g o   E l e m e n t T y p e = " C o l u m n "   E l e m e n t I d = " 2 3 7 6 9 1 5 1 "   D a t a T y p e = " B l o b " / >   
          < E m a i l L a b e l   E l e m e n t T y p e = " C o l u m n "   E l e m e n t I d = " 7 7 1 8 8 7 1 3 5 "   D a t a T y p e = " T e x t " > E m a i l L a b e l < / E m a i l L a b e l >   

--- a/src/Apps/W1/Quality Management/app/src/Reports/QltyGeneralPurposeInspection.docx
+++ b/src/Apps/W1/Quality Management/app/src/Reports/QltyGeneralPurposeInspection.docx
@@ -897,10 +897,12 @@
       </w:pPr>
     </w:p>
     <w:sectPr>
-      <w:headerReference w:type="default" r:id="rId9"/>
-      <w:footerReference w:type="default" r:id="rId10"/>
-      <w:headerReference w:type="first" r:id="rId11"/>
-      <w:footerReference w:type="first" r:id="rId12"/>
+      <w:headerReference w:type="even" r:id="rId9"/>
+      <w:headerReference w:type="default" r:id="rId10"/>
+      <w:footerReference w:type="even" r:id="rId11"/>
+      <w:footerReference w:type="default" r:id="rId12"/>
+      <w:headerReference w:type="first" r:id="rId13"/>
+      <w:footerReference w:type="first" r:id="rId14"/>
       <w:pgSz w:w="11906" w:h="16838" w:code="9"/>
       <w:pgMar w:top="1890" w:right="720" w:bottom="1440" w:left="720" w:header="180" w:footer="0" w:gutter="0"/>
       <w:cols w:space="708"/>
@@ -937,6 +939,16 @@
 </file>
 
 <file path=word/footer1.xml><?xml version="1.0" encoding="utf-8"?>
+<w:ftr xmlns:wpc="http://schemas.microsoft.com/office/word/2010/wordprocessingCanvas" xmlns:cx="http://schemas.microsoft.com/office/drawing/2014/chartex" xmlns:cx1="http://schemas.microsoft.com/office/drawing/2015/9/8/chartex" xmlns:cx2="http://schemas.microsoft.com/office/drawing/2015/10/21/chartex" xmlns:cx3="http://schemas.microsoft.com/office/drawing/2016/5/9/chartex" xmlns:cx4="http://schemas.microsoft.com/office/drawing/2016/5/10/chartex" xmlns:cx5="http://schemas.microsoft.com/office/drawing/2016/5/11/chartex" xmlns:cx6="http://schemas.microsoft.com/office/drawing/2016/5/12/chartex" xmlns:cx7="http://schemas.microsoft.com/office/drawing/2016/5/13/chartex" xmlns:cx8="http://schemas.microsoft.com/office/drawing/2016/5/14/chartex" xmlns:mc="http://schemas.openxmlformats.org/markup-compatibility/2006" xmlns:aink="http://schemas.microsoft.com/office/drawing/2016/ink" xmlns:am3d="http://schemas.microsoft.com/office/drawing/2017/model3d" xmlns:o="urn:schemas-microsoft-com:office:office" xmlns:oel="http://schemas.microsoft.com/office/2019/extlst" xmlns:r="http://schemas.openxmlformats.org/officeDocument/2006/relationships" xmlns:m="http://schemas.openxmlformats.org/officeDocument/2006/math" xmlns:v="urn:schemas-microsoft-com:vml" xmlns:wp14="http://schemas.microsoft.com/office/word/2010/wordprocessingDrawing" xmlns:wp="http://schemas.openxmlformats.org/drawingml/2006/wordprocessingDrawing" xmlns:w10="urn:schemas-microsoft-com:office:word" xmlns:w="http://schemas.openxmlformats.org/wordprocessingml/2006/main" xmlns:w14="http://schemas.microsoft.com/office/word/2010/wordml" xmlns:w15="http://schemas.microsoft.com/office/word/2012/wordml" xmlns:w16cex="http://schemas.microsoft.com/office/word/2018/wordml/cex" xmlns:w16cid="http://schemas.microsoft.com/office/word/2016/wordml/cid" xmlns:w16="http://schemas.microsoft.com/office/word/2018/wordml" xmlns:w16du="http://schemas.microsoft.com/office/word/2023/wordml/word16du" xmlns:w16sdtdh="http://schemas.microsoft.com/office/word/2020/wordml/sdtdatahash" xmlns:w16sdtfl="http://schemas.microsoft.com/office/word/2024/wordml/sdtformatlock" xmlns:w16se="http://schemas.microsoft.com/office/word/2015/wordml/symex" xmlns:wpg="http://schemas.microsoft.com/office/word/2010/wordprocessingGroup" xmlns:wpi="http://schemas.microsoft.com/office/word/2010/wordprocessingInk" xmlns:wne="http://schemas.microsoft.com/office/word/2006/wordml" xmlns:wps="http://schemas.microsoft.com/office/word/2010/wordprocessingShape" mc:Ignorable="w14 w15 w16se w16cid w16 w16cex w16sdtdh w16sdtfl w16du wp14">
+  <w:p>
+    <w:pPr>
+      <w:pStyle w:val="Footer"/>
+    </w:pPr>
+  </w:p>
+</w:ftr>
+</file>
+
+<file path=word/footer2.xml><?xml version="1.0" encoding="utf-8"?>
 <w:ftr xmlns:wpc="http://schemas.microsoft.com/office/word/2010/wordprocessingCanvas" xmlns:cx="http://schemas.microsoft.com/office/drawing/2014/chartex" xmlns:cx1="http://schemas.microsoft.com/office/drawing/2015/9/8/chartex" xmlns:cx2="http://schemas.microsoft.com/office/drawing/2015/10/21/chartex" xmlns:cx3="http://schemas.microsoft.com/office/drawing/2016/5/9/chartex" xmlns:cx4="http://schemas.microsoft.com/office/drawing/2016/5/10/chartex" xmlns:cx5="http://schemas.microsoft.com/office/drawing/2016/5/11/chartex" xmlns:cx6="http://schemas.microsoft.com/office/drawing/2016/5/12/chartex" xmlns:cx7="http://schemas.microsoft.com/office/drawing/2016/5/13/chartex" xmlns:cx8="http://schemas.microsoft.com/office/drawing/2016/5/14/chartex" xmlns:mc="http://schemas.openxmlformats.org/markup-compatibility/2006" xmlns:aink="http://schemas.microsoft.com/office/drawing/2016/ink" xmlns:am3d="http://schemas.microsoft.com/office/drawing/2017/model3d" xmlns:o="urn:schemas-microsoft-com:office:office" xmlns:oel="http://schemas.microsoft.com/office/2019/extlst" xmlns:r="http://schemas.openxmlformats.org/officeDocument/2006/relationships" xmlns:m="http://schemas.openxmlformats.org/officeDocument/2006/math" xmlns:v="urn:schemas-microsoft-com:vml" xmlns:wp14="http://schemas.microsoft.com/office/word/2010/wordprocessingDrawing" xmlns:wp="http://schemas.openxmlformats.org/drawingml/2006/wordprocessingDrawing" xmlns:w10="urn:schemas-microsoft-com:office:word" xmlns:w="http://schemas.openxmlformats.org/wordprocessingml/2006/main" xmlns:w14="http://schemas.microsoft.com/office/word/2010/wordml" xmlns:w15="http://schemas.microsoft.com/office/word/2012/wordml" xmlns:w16cex="http://schemas.microsoft.com/office/word/2018/wordml/cex" xmlns:w16cid="http://schemas.microsoft.com/office/word/2016/wordml/cid" xmlns:w16="http://schemas.microsoft.com/office/word/2018/wordml" xmlns:w16du="http://schemas.microsoft.com/office/word/2023/wordml/word16du" xmlns:w16sdtdh="http://schemas.microsoft.com/office/word/2020/wordml/sdtdatahash" xmlns:w16sdtfl="http://schemas.microsoft.com/office/word/2024/wordml/sdtformatlock" xmlns:w16se="http://schemas.microsoft.com/office/word/2015/wordml/symex" xmlns:wpg="http://schemas.microsoft.com/office/word/2010/wordprocessingGroup" xmlns:wpi="http://schemas.microsoft.com/office/word/2010/wordprocessingInk" xmlns:wne="http://schemas.microsoft.com/office/word/2006/wordml" xmlns:wps="http://schemas.microsoft.com/office/word/2010/wordprocessingShape" mc:Ignorable="w14 w15 w16se w16cid w16 w16cex w16sdtdh w16sdtfl w16du wp14">
   <w:sdt>
     <w:sdtPr>
@@ -1051,7 +1063,7 @@
 </w:ftr>
 </file>
 
-<file path=word/footer2.xml><?xml version="1.0" encoding="utf-8"?>
+<file path=word/footer3.xml><?xml version="1.0" encoding="utf-8"?>
 <w:ftr xmlns:wpc="http://schemas.microsoft.com/office/word/2010/wordprocessingCanvas" xmlns:cx="http://schemas.microsoft.com/office/drawing/2014/chartex" xmlns:cx1="http://schemas.microsoft.com/office/drawing/2015/9/8/chartex" xmlns:cx2="http://schemas.microsoft.com/office/drawing/2015/10/21/chartex" xmlns:cx3="http://schemas.microsoft.com/office/drawing/2016/5/9/chartex" xmlns:cx4="http://schemas.microsoft.com/office/drawing/2016/5/10/chartex" xmlns:cx5="http://schemas.microsoft.com/office/drawing/2016/5/11/chartex" xmlns:cx6="http://schemas.microsoft.com/office/drawing/2016/5/12/chartex" xmlns:cx7="http://schemas.microsoft.com/office/drawing/2016/5/13/chartex" xmlns:cx8="http://schemas.microsoft.com/office/drawing/2016/5/14/chartex" xmlns:mc="http://schemas.openxmlformats.org/markup-compatibility/2006" xmlns:aink="http://schemas.microsoft.com/office/drawing/2016/ink" xmlns:am3d="http://schemas.microsoft.com/office/drawing/2017/model3d" xmlns:o="urn:schemas-microsoft-com:office:office" xmlns:oel="http://schemas.microsoft.com/office/2019/extlst" xmlns:r="http://schemas.openxmlformats.org/officeDocument/2006/relationships" xmlns:m="http://schemas.openxmlformats.org/officeDocument/2006/math" xmlns:v="urn:schemas-microsoft-com:vml" xmlns:wp14="http://schemas.microsoft.com/office/word/2010/wordprocessingDrawing" xmlns:wp="http://schemas.openxmlformats.org/drawingml/2006/wordprocessingDrawing" xmlns:w10="urn:schemas-microsoft-com:office:word" xmlns:w="http://schemas.openxmlformats.org/wordprocessingml/2006/main" xmlns:w14="http://schemas.microsoft.com/office/word/2010/wordml" xmlns:w15="http://schemas.microsoft.com/office/word/2012/wordml" xmlns:w16cex="http://schemas.microsoft.com/office/word/2018/wordml/cex" xmlns:w16cid="http://schemas.microsoft.com/office/word/2016/wordml/cid" xmlns:w16="http://schemas.microsoft.com/office/word/2018/wordml" xmlns:w16du="http://schemas.microsoft.com/office/word/2023/wordml/word16du" xmlns:w16sdtdh="http://schemas.microsoft.com/office/word/2020/wordml/sdtdatahash" xmlns:w16sdtfl="http://schemas.microsoft.com/office/word/2024/wordml/sdtformatlock" xmlns:w16se="http://schemas.microsoft.com/office/word/2015/wordml/symex" xmlns:wpg="http://schemas.microsoft.com/office/word/2010/wordprocessingGroup" xmlns:wpi="http://schemas.microsoft.com/office/word/2010/wordprocessingInk" xmlns:wne="http://schemas.microsoft.com/office/word/2006/wordml" xmlns:wps="http://schemas.microsoft.com/office/word/2010/wordprocessingShape" mc:Ignorable="w14 w15 w16se w16cid w16 w16cex w16sdtdh w16sdtfl w16du wp14">
   <w:tbl>
     <w:tblPr>
@@ -1385,6 +1397,16 @@
 
 <file path=word/header1.xml><?xml version="1.0" encoding="utf-8"?>
 <w:hdr xmlns:wpc="http://schemas.microsoft.com/office/word/2010/wordprocessingCanvas" xmlns:cx="http://schemas.microsoft.com/office/drawing/2014/chartex" xmlns:cx1="http://schemas.microsoft.com/office/drawing/2015/9/8/chartex" xmlns:cx2="http://schemas.microsoft.com/office/drawing/2015/10/21/chartex" xmlns:cx3="http://schemas.microsoft.com/office/drawing/2016/5/9/chartex" xmlns:cx4="http://schemas.microsoft.com/office/drawing/2016/5/10/chartex" xmlns:cx5="http://schemas.microsoft.com/office/drawing/2016/5/11/chartex" xmlns:cx6="http://schemas.microsoft.com/office/drawing/2016/5/12/chartex" xmlns:cx7="http://schemas.microsoft.com/office/drawing/2016/5/13/chartex" xmlns:cx8="http://schemas.microsoft.com/office/drawing/2016/5/14/chartex" xmlns:mc="http://schemas.openxmlformats.org/markup-compatibility/2006" xmlns:aink="http://schemas.microsoft.com/office/drawing/2016/ink" xmlns:am3d="http://schemas.microsoft.com/office/drawing/2017/model3d" xmlns:o="urn:schemas-microsoft-com:office:office" xmlns:oel="http://schemas.microsoft.com/office/2019/extlst" xmlns:r="http://schemas.openxmlformats.org/officeDocument/2006/relationships" xmlns:m="http://schemas.openxmlformats.org/officeDocument/2006/math" xmlns:v="urn:schemas-microsoft-com:vml" xmlns:wp14="http://schemas.microsoft.com/office/word/2010/wordprocessingDrawing" xmlns:wp="http://schemas.openxmlformats.org/drawingml/2006/wordprocessingDrawing" xmlns:w10="urn:schemas-microsoft-com:office:word" xmlns:w="http://schemas.openxmlformats.org/wordprocessingml/2006/main" xmlns:w14="http://schemas.microsoft.com/office/word/2010/wordml" xmlns:w15="http://schemas.microsoft.com/office/word/2012/wordml" xmlns:w16cex="http://schemas.microsoft.com/office/word/2018/wordml/cex" xmlns:w16cid="http://schemas.microsoft.com/office/word/2016/wordml/cid" xmlns:w16="http://schemas.microsoft.com/office/word/2018/wordml" xmlns:w16du="http://schemas.microsoft.com/office/word/2023/wordml/word16du" xmlns:w16sdtdh="http://schemas.microsoft.com/office/word/2020/wordml/sdtdatahash" xmlns:w16sdtfl="http://schemas.microsoft.com/office/word/2024/wordml/sdtformatlock" xmlns:w16se="http://schemas.microsoft.com/office/word/2015/wordml/symex" xmlns:wpg="http://schemas.microsoft.com/office/word/2010/wordprocessingGroup" xmlns:wpi="http://schemas.microsoft.com/office/word/2010/wordprocessingInk" xmlns:wne="http://schemas.microsoft.com/office/word/2006/wordml" xmlns:wps="http://schemas.microsoft.com/office/word/2010/wordprocessingShape" mc:Ignorable="w14 w15 w16se w16cid w16 w16cex w16sdtdh w16sdtfl w16du wp14">
+  <w:p>
+    <w:pPr>
+      <w:pStyle w:val="Header"/>
+    </w:pPr>
+  </w:p>
+</w:hdr>
+</file>
+
+<file path=word/header2.xml><?xml version="1.0" encoding="utf-8"?>
+<w:hdr xmlns:wpc="http://schemas.microsoft.com/office/word/2010/wordprocessingCanvas" xmlns:cx="http://schemas.microsoft.com/office/drawing/2014/chartex" xmlns:cx1="http://schemas.microsoft.com/office/drawing/2015/9/8/chartex" xmlns:cx2="http://schemas.microsoft.com/office/drawing/2015/10/21/chartex" xmlns:cx3="http://schemas.microsoft.com/office/drawing/2016/5/9/chartex" xmlns:cx4="http://schemas.microsoft.com/office/drawing/2016/5/10/chartex" xmlns:cx5="http://schemas.microsoft.com/office/drawing/2016/5/11/chartex" xmlns:cx6="http://schemas.microsoft.com/office/drawing/2016/5/12/chartex" xmlns:cx7="http://schemas.microsoft.com/office/drawing/2016/5/13/chartex" xmlns:cx8="http://schemas.microsoft.com/office/drawing/2016/5/14/chartex" xmlns:mc="http://schemas.openxmlformats.org/markup-compatibility/2006" xmlns:aink="http://schemas.microsoft.com/office/drawing/2016/ink" xmlns:am3d="http://schemas.microsoft.com/office/drawing/2017/model3d" xmlns:o="urn:schemas-microsoft-com:office:office" xmlns:oel="http://schemas.microsoft.com/office/2019/extlst" xmlns:r="http://schemas.openxmlformats.org/officeDocument/2006/relationships" xmlns:m="http://schemas.openxmlformats.org/officeDocument/2006/math" xmlns:v="urn:schemas-microsoft-com:vml" xmlns:wp14="http://schemas.microsoft.com/office/word/2010/wordprocessingDrawing" xmlns:wp="http://schemas.openxmlformats.org/drawingml/2006/wordprocessingDrawing" xmlns:w10="urn:schemas-microsoft-com:office:word" xmlns:w="http://schemas.openxmlformats.org/wordprocessingml/2006/main" xmlns:w14="http://schemas.microsoft.com/office/word/2010/wordml" xmlns:w15="http://schemas.microsoft.com/office/word/2012/wordml" xmlns:w16cex="http://schemas.microsoft.com/office/word/2018/wordml/cex" xmlns:w16cid="http://schemas.microsoft.com/office/word/2016/wordml/cid" xmlns:w16="http://schemas.microsoft.com/office/word/2018/wordml" xmlns:w16du="http://schemas.microsoft.com/office/word/2023/wordml/word16du" xmlns:w16sdtdh="http://schemas.microsoft.com/office/word/2020/wordml/sdtdatahash" xmlns:w16sdtfl="http://schemas.microsoft.com/office/word/2024/wordml/sdtformatlock" xmlns:w16se="http://schemas.microsoft.com/office/word/2015/wordml/symex" xmlns:wpg="http://schemas.microsoft.com/office/word/2010/wordprocessingGroup" xmlns:wpi="http://schemas.microsoft.com/office/word/2010/wordprocessingInk" xmlns:wne="http://schemas.microsoft.com/office/word/2006/wordml" xmlns:wps="http://schemas.microsoft.com/office/word/2010/wordprocessingShape" mc:Ignorable="w14 w15 w16se w16cid w16 w16cex w16sdtdh w16sdtfl w16du wp14">
   <w:p/>
   <w:tbl>
     <w:tblPr>
@@ -1501,70 +1523,64 @@
 </w:hdr>
 </file>
 
-<file path=word/header2.xml><?xml version="1.0" encoding="utf-8"?>
+<file path=word/header3.xml><?xml version="1.0" encoding="utf-8"?>
 <w:hdr xmlns:a="http://schemas.openxmlformats.org/drawingml/2006/main" xmlns:pic="http://schemas.openxmlformats.org/drawingml/2006/picture" xmlns:a14="http://schemas.microsoft.com/office/drawing/2010/main" xmlns:wpc="http://schemas.microsoft.com/office/word/2010/wordprocessingCanvas" xmlns:cx="http://schemas.microsoft.com/office/drawing/2014/chartex" xmlns:cx1="http://schemas.microsoft.com/office/drawing/2015/9/8/chartex" xmlns:cx2="http://schemas.microsoft.com/office/drawing/2015/10/21/chartex" xmlns:cx3="http://schemas.microsoft.com/office/drawing/2016/5/9/chartex" xmlns:cx4="http://schemas.microsoft.com/office/drawing/2016/5/10/chartex" xmlns:cx5="http://schemas.microsoft.com/office/drawing/2016/5/11/chartex" xmlns:cx6="http://schemas.microsoft.com/office/drawing/2016/5/12/chartex" xmlns:cx7="http://schemas.microsoft.com/office/drawing/2016/5/13/chartex" xmlns:cx8="http://schemas.microsoft.com/office/drawing/2016/5/14/chartex" xmlns:mc="http://schemas.openxmlformats.org/markup-compatibility/2006" xmlns:aink="http://schemas.microsoft.com/office/drawing/2016/ink" xmlns:am3d="http://schemas.microsoft.com/office/drawing/2017/model3d" xmlns:o="urn:schemas-microsoft-com:office:office" xmlns:oel="http://schemas.microsoft.com/office/2019/extlst" xmlns:r="http://schemas.openxmlformats.org/officeDocument/2006/relationships" xmlns:m="http://schemas.openxmlformats.org/officeDocument/2006/math" xmlns:v="urn:schemas-microsoft-com:vml" xmlns:wp14="http://schemas.microsoft.com/office/word/2010/wordprocessingDrawing" xmlns:wp="http://schemas.openxmlformats.org/drawingml/2006/wordprocessingDrawing" xmlns:w10="urn:schemas-microsoft-com:office:word" xmlns:w="http://schemas.openxmlformats.org/wordprocessingml/2006/main" xmlns:w14="http://schemas.microsoft.com/office/word/2010/wordml" xmlns:w15="http://schemas.microsoft.com/office/word/2012/wordml" xmlns:w16cex="http://schemas.microsoft.com/office/word/2018/wordml/cex" xmlns:w16cid="http://schemas.microsoft.com/office/word/2016/wordml/cid" xmlns:w16="http://schemas.microsoft.com/office/word/2018/wordml" xmlns:w16du="http://schemas.microsoft.com/office/word/2023/wordml/word16du" xmlns:w16sdtdh="http://schemas.microsoft.com/office/word/2020/wordml/sdtdatahash" xmlns:w16sdtfl="http://schemas.microsoft.com/office/word/2024/wordml/sdtformatlock" xmlns:w16se="http://schemas.microsoft.com/office/word/2015/wordml/symex" xmlns:wpg="http://schemas.microsoft.com/office/word/2010/wordprocessingGroup" xmlns:wpi="http://schemas.microsoft.com/office/word/2010/wordprocessingInk" xmlns:wne="http://schemas.microsoft.com/office/word/2006/wordml" xmlns:wps="http://schemas.microsoft.com/office/word/2010/wordprocessingShape" mc:Ignorable="w14 w15 w16se w16cid w16 w16cex w16sdtdh w16sdtfl w16du wp14">
   <w:tbl>
     <w:tblPr>
       <w:tblStyle w:val="TableGrid"/>
       <w:tblW w:w="0" w:type="auto"/>
-      <w:tblCellMar>
-        <w:left w:w="0" w:type="dxa"/>
-        <w:right w:w="0" w:type="dxa"/>
-      </w:tblCellMar>
       <w:tblLook w:val="04A0" w:firstRow="1" w:lastRow="0" w:firstColumn="1" w:lastColumn="0" w:noHBand="0" w:noVBand="1"/>
     </w:tblPr>
     <w:tblGrid>
-      <w:gridCol w:w="4256"/>
-      <w:gridCol w:w="6210"/>
+      <w:gridCol w:w="5485"/>
+      <w:gridCol w:w="4971"/>
     </w:tblGrid>
     <w:tr>
       <w:trPr>
         <w:cnfStyle w:val="100000000000" w:firstRow="1" w:lastRow="0" w:firstColumn="0" w:lastColumn="0" w:oddVBand="0" w:evenVBand="0" w:oddHBand="0" w:evenHBand="0" w:firstRowFirstColumn="0" w:firstRowLastColumn="0" w:lastRowFirstColumn="0" w:lastRowLastColumn="0"/>
-        <w:trHeight w:val="720"/>
+        <w:trHeight w:val="529"/>
       </w:trPr>
-      <w:sdt>
-        <w:sdtPr>
-          <w:rPr>
-            <w:rStyle w:val="TitleChar"/>
-          </w:rPr>
-          <w:alias w:val="ReportTitleLabel"/>
-          <w:tag w:val="#BC:InsertDataItem,Labels/ReportTitleLabel"/>
-          <w:id w:val="530998797"/>
-          <w:placeholder>
-            <w:docPart w:val="DefaultPlaceholder_-1854013440"/>
-          </w:placeholder>
-          <w:dataBinding w:prefixMappings="xmlns:ns0='urn:microsoft-dynamics-nav/reports/Qlty_General_Purpose_Inspect/20405/'" w:xpath="/ns0:NavWordReportXmlPart[1]/ns0:Labels[1]/ns0:ReportTitleLabel[1]" w:storeItemID="{17DA42EE-3024-4C2F-8931-9EB6F7151F21}"/>
-          <w15:color w:val="808080"/>
-          <w:text/>
-        </w:sdtPr>
-        <w:sdtContent>
-          <w:tc>
-            <w:tcPr>
-              <w:tcW w:w="5400" w:type="dxa"/>
-              <w:vAlign w:val="bottom"/>
-            </w:tcPr>
-            <w:p>
-              <w:pPr>
-                <w:pStyle w:val="Title"/>
-                <w:rPr>
-                  <w:rStyle w:val="TitleChar"/>
-                </w:rPr>
-              </w:pPr>
+      <w:tc>
+        <w:tcPr>
+          <w:tcW w:w="5485" w:type="dxa"/>
+          <w:vAlign w:val="bottom"/>
+        </w:tcPr>
+        <w:p>
+          <w:pPr>
+            <w:pStyle w:val="Title"/>
+          </w:pPr>
+          <w:sdt>
+            <w:sdtPr>
+              <w:rPr>
+                <w:bCs/>
+              </w:rPr>
+              <w:alias w:val="ReportTitleLabel"/>
+              <w:tag w:val="#BC:InsertDataItem,Labels/ReportTitleLabel"/>
+              <w:id w:val="-190926094"/>
+              <w:placeholder>
+                <w:docPart w:val="0CCB450A212F4B07B5BC2C6439FCE639"/>
+              </w:placeholder>
+              <w:dataBinding w:prefixMappings="xmlns:ns0='urn:microsoft-dynamics-nav/reports/Qlty_General_Purpose_Inspect/20405/'" w:xpath="/ns0:NavWordReportXmlPart[1]/ns0:Labels[1]/ns0:ReportTitleLabel[1]" w:storeItemID="{F00BF611-06BA-436C-902A-C0D5E8DF929B}"/>
+              <w15:color w:val="808080"/>
+              <w:text/>
+            </w:sdtPr>
+            <w:sdtContent>
               <w:proofErr w:type="spellStart"/>
               <w:r>
                 <w:rPr>
-                  <w:rStyle w:val="TitleChar"/>
+                  <w:b/>
+                  <w:bCs/>
                 </w:rPr>
                 <w:t>ReportTitleLabel</w:t>
               </w:r>
               <w:proofErr w:type="spellEnd"/>
-            </w:p>
-          </w:tc>
-        </w:sdtContent>
-      </w:sdt>
+            </w:sdtContent>
+          </w:sdt>
+        </w:p>
+      </w:tc>
       <w:tc>
         <w:tcPr>
-          <w:tcW w:w="5066" w:type="dxa"/>
+          <w:tcW w:w="4971" w:type="dxa"/>
         </w:tcPr>
         <w:p>
           <w:pPr>
@@ -1579,7 +1595,7 @@
           <w:pPr>
             <w:pStyle w:val="BodytekstinHeaderFooter"/>
             <w:tabs>
-              <w:tab w:val="left" w:pos="4470"/>
+              <w:tab w:val="left" w:pos="4410"/>
             </w:tabs>
             <w:jc w:val="right"/>
             <w:rPr>
@@ -1587,38 +1603,24 @@
               <w:rFonts w:asciiTheme="minorHAnsi" w:hAnsiTheme="minorHAnsi" w:eastAsiaTheme="minorHAnsi" w:cstheme="minorBidi"/>
               <w:b/>
               <w:spacing w:val="0"/>
-              <w:kern w:val="0"/>
               <w:sz w:val="20"/>
               <w:szCs w:val="24"/>
             </w:rPr>
           </w:pPr>
-          <w:r>
-            <w:rPr>
-              <w:rStyle w:val="TitleChar"/>
-              <w:rFonts w:asciiTheme="minorHAnsi" w:hAnsiTheme="minorHAnsi" w:eastAsiaTheme="minorHAnsi" w:cstheme="minorBidi"/>
-              <w:b/>
-              <w:spacing w:val="0"/>
-              <w:kern w:val="0"/>
-              <w:sz w:val="20"/>
-              <w:szCs w:val="24"/>
-            </w:rPr>
-            <w:tab/>
-          </w:r>
           <w:sdt>
             <w:sdtPr>
               <w:rPr>
                 <w:rStyle w:val="TitleChar"/>
                 <w:rFonts w:asciiTheme="minorHAnsi" w:hAnsiTheme="minorHAnsi" w:eastAsiaTheme="minorHAnsi" w:cstheme="minorBidi"/>
                 <w:spacing w:val="0"/>
-                <w:kern w:val="0"/>
                 <w:sz w:val="20"/>
                 <w:szCs w:val="24"/>
               </w:rPr>
               <w:alias w:val="#Nav: /CurrentInspection/CompanyLogo"/>
               <w:tag w:val="#Nav: Qlty_General_Purpose_Inspect/20405"/>
-              <w:id w:val="-1238160781"/>
+              <w:id w:val="757102674"/>
               <w:showingPlcHdr/>
-              <w:dataBinding w:prefixMappings="xmlns:ns0='urn:microsoft-dynamics-nav/reports/Qlty_General_Purpose_Inspect/20405/'" w:xpath="/ns0:NavWordReportXmlPart[1]/ns0:CurrentInspection[1]/ns0:CompanyLogo[1]" w:storeItemID="{17DA42EE-3024-4C2F-8931-9EB6F7151F21}"/>
+              <w:dataBinding w:prefixMappings="xmlns:ns0='urn:microsoft-dynamics-nav/reports/Qlty_General_Purpose_Inspect/20405/'" w:xpath="/ns0:NavWordReportXmlPart[1]/ns0:CurrentInspection[1]/ns0:CompanyLogo[1]" w:storeItemID="{F00BF611-06BA-436C-902A-C0D5E8DF929B}"/>
               <w:picture/>
             </w:sdtPr>
             <w:sdtContent>
@@ -1628,15 +1630,14 @@
                   <w:rFonts w:asciiTheme="minorHAnsi" w:hAnsiTheme="minorHAnsi" w:eastAsiaTheme="minorHAnsi" w:cstheme="minorBidi"/>
                   <w:noProof/>
                   <w:spacing w:val="0"/>
-                  <w:kern w:val="0"/>
                   <w:sz w:val="20"/>
                   <w:szCs w:val="24"/>
                 </w:rPr>
                 <w:drawing>
-                  <wp:inline distT="0" distB="0" distL="0" distR="0" wp14:anchorId="121EAE49" wp14:editId="4D6739BA">
-                    <wp:extent cx="1095375" cy="1095375"/>
+                  <wp:inline distT="0" distB="0" distL="0" distR="0" wp14:anchorId="0B47298B" wp14:editId="44116315">
+                    <wp:extent cx="1266825" cy="1266825"/>
                     <wp:effectExtent l="0" t="0" r="9525" b="9525"/>
-                    <wp:docPr id="67784990" name="Picture 1"/>
+                    <wp:docPr id="1" name="Picture 1"/>
                     <wp:cNvGraphicFramePr>
                       <a:graphicFrameLocks xmlns:a="http://schemas.openxmlformats.org/drawingml/2006/main" noChangeAspect="1"/>
                     </wp:cNvGraphicFramePr>
@@ -1665,7 +1666,7 @@
                           <pic:spPr bwMode="auto">
                             <a:xfrm>
                               <a:off x="0" y="0"/>
-                              <a:ext cx="1095375" cy="1095375"/>
+                              <a:ext cx="1266825" cy="1266825"/>
                             </a:xfrm>
                             <a:prstGeom prst="rect">
                               <a:avLst/>
@@ -1692,14 +1693,13 @@
       </w:trPr>
       <w:tc>
         <w:tcPr>
-          <w:tcW w:w="5400" w:type="dxa"/>
-          <w:vAlign w:val="bottom"/>
+          <w:tcW w:w="5485" w:type="dxa"/>
         </w:tcPr>
         <w:p>
           <w:pPr>
             <w:pStyle w:val="BodytekstinHeaderFooter"/>
             <w:tabs>
-              <w:tab w:val="right" w:pos="10350"/>
+              <w:tab w:val="left" w:pos="1030"/>
             </w:tabs>
             <w:rPr>
               <w:rStyle w:val="TitleChar"/>
@@ -1709,11 +1709,10 @@
       </w:tc>
       <w:tc>
         <w:tcPr>
-          <w:tcW w:w="5066" w:type="dxa"/>
+          <w:tcW w:w="4971" w:type="dxa"/>
         </w:tcPr>
         <w:p>
           <w:pPr>
-            <w:pStyle w:val="BodytekstinHeaderFooter"/>
             <w:jc w:val="right"/>
             <w:rPr>
               <w:noProof/>
@@ -1724,6 +1723,8 @@
               <w:rPr>
                 <w:rFonts w:asciiTheme="majorHAnsi" w:hAnsiTheme="majorHAnsi" w:eastAsiaTheme="majorEastAsia" w:cstheme="majorBidi"/>
                 <w:b/>
+                <w:caps/>
+                <w:color w:val="0E2841" w:themeColor="text2"/>
                 <w:spacing w:val="-10"/>
                 <w:kern w:val="28"/>
                 <w:sz w:val="40"/>
@@ -1733,9 +1734,9 @@
               <w:tag w:val="#BC:InsertDataItem,DataItems/CurrentInspection/CompanyInformation_All"/>
               <w:id w:val="416912902"/>
               <w:placeholder>
-                <w:docPart w:val="F14F35E5DE5F4DE38617B9C7CCD1FCEF"/>
+                <w:docPart w:val="675E1403F9EC401FA663C311051559CC"/>
               </w:placeholder>
-              <w:dataBinding w:prefixMappings="xmlns:ns0='urn:microsoft-dynamics-nav/reports/Qlty_General_Purpose_Inspect/20405/'" w:xpath="/ns0:NavWordReportXmlPart[1]/ns0:CurrentInspection[1]/ns0:CompanyInformation_All[1]" w:storeItemID="{17DA42EE-3024-4C2F-8931-9EB6F7151F21}"/>
+              <w:dataBinding w:prefixMappings="xmlns:ns0='urn:microsoft-dynamics-nav/reports/Qlty_General_Purpose_Inspect/20405/'" w:xpath="/ns0:NavWordReportXmlPart[1]/ns0:CurrentInspection[1]/ns0:CompanyInformation_All[1]" w:storeItemID="{F00BF611-06BA-436C-902A-C0D5E8DF929B}"/>
               <w15:color w:val="808080"/>
               <w:text/>
             </w:sdtPr>
@@ -1744,8 +1745,8 @@
                 <w:rFonts w:ascii="Segoe UI" w:hAnsi="Segoe UI" w:eastAsiaTheme="minorHAnsi" w:cstheme="minorBidi"/>
                 <w:b w:val="0"/>
                 <w:spacing w:val="0"/>
-                <w:kern w:val="0"/>
-                <w:sz w:val="18"/>
+                <w:kern w:val="2"/>
+                <w:sz w:val="20"/>
                 <w:szCs w:val="24"/>
               </w:rPr>
             </w:sdtEndPr>
@@ -3407,35 +3408,6 @@
   <w:docParts>
     <w:docPart>
       <w:docPartPr>
-        <w:name w:val="F14F35E5DE5F4DE38617B9C7CCD1FCEF"/>
-        <w:category>
-          <w:name w:val="General"/>
-          <w:gallery w:val="placeholder"/>
-        </w:category>
-        <w:types>
-          <w:type w:val="bbPlcHdr"/>
-        </w:types>
-        <w:behaviors>
-          <w:behavior w:val="content"/>
-        </w:behaviors>
-        <w:guid w:val="{20023BC0-7C62-4731-B2AF-58CD6817ADD4}"/>
-      </w:docPartPr>
-      <w:docPartBody>
-        <w:p>
-          <w:pPr>
-            <w:pStyle w:val="F14F35E5DE5F4DE38617B9C7CCD1FCEF"/>
-          </w:pPr>
-          <w:r>
-            <w:rPr>
-              <w:rStyle w:val="PlaceholderText"/>
-            </w:rPr>
-            <w:t>Klik eller tryk her for at skrive tekst.</w:t>
-          </w:r>
-        </w:p>
-      </w:docPartBody>
-    </w:docPart>
-    <w:docPart>
-      <w:docPartPr>
         <w:name w:val="DefaultPlaceholder_-1854013440"/>
         <w:category>
           <w:name w:val="General"/>
@@ -3686,6 +3658,64 @@
         </w:p>
       </w:docPartBody>
     </w:docPart>
+    <w:docPart>
+      <w:docPartPr>
+        <w:name w:val="0CCB450A212F4B07B5BC2C6439FCE639"/>
+        <w:category>
+          <w:name w:val="General"/>
+          <w:gallery w:val="placeholder"/>
+        </w:category>
+        <w:types>
+          <w:type w:val="bbPlcHdr"/>
+        </w:types>
+        <w:behaviors>
+          <w:behavior w:val="content"/>
+        </w:behaviors>
+        <w:guid w:val="{C9A2AB10-753F-4A4B-B921-5076ACF89A0D}"/>
+      </w:docPartPr>
+      <w:docPartBody>
+        <w:p>
+          <w:pPr>
+            <w:pStyle w:val="0CCB450A212F4B07B5BC2C6439FCE639"/>
+          </w:pPr>
+          <w:r>
+            <w:rPr>
+              <w:rStyle w:val="PlaceholderText"/>
+            </w:rPr>
+            <w:t>Klik eller tryk her for at skrive tekst.</w:t>
+          </w:r>
+        </w:p>
+      </w:docPartBody>
+    </w:docPart>
+    <w:docPart>
+      <w:docPartPr>
+        <w:name w:val="675E1403F9EC401FA663C311051559CC"/>
+        <w:category>
+          <w:name w:val="General"/>
+          <w:gallery w:val="placeholder"/>
+        </w:category>
+        <w:types>
+          <w:type w:val="bbPlcHdr"/>
+        </w:types>
+        <w:behaviors>
+          <w:behavior w:val="content"/>
+        </w:behaviors>
+        <w:guid w:val="{567B1080-5A67-447B-956C-0A08E43114AA}"/>
+      </w:docPartPr>
+      <w:docPartBody>
+        <w:p>
+          <w:pPr>
+            <w:pStyle w:val="675E1403F9EC401FA663C311051559CC"/>
+          </w:pPr>
+          <w:r>
+            <w:rPr>
+              <w:rStyle w:val="PlaceholderText"/>
+            </w:rPr>
+            <w:t>Klik eller tryk her for at skrive tekst.</w:t>
+          </w:r>
+        </w:p>
+      </w:docPartBody>
+    </w:docPart>
   </w:docParts>
 </w:glossaryDocument>
 </file>
@@ -3777,6 +3807,7 @@
     <w:rsid w:val="001C5454"/>
     <w:rsid w:val="001E45EB"/>
     <w:rsid w:val="001E7DBC"/>
+    <w:rsid w:val="001F0D00"/>
     <w:rsid w:val="002135A2"/>
     <w:rsid w:val="002226BB"/>
     <w:rsid w:val="0026184D"/>
@@ -3785,6 +3816,7 @@
     <w:rsid w:val="002915BD"/>
     <w:rsid w:val="002B3DF6"/>
     <w:rsid w:val="002C0385"/>
+    <w:rsid w:val="002D6D59"/>
     <w:rsid w:val="002F748A"/>
     <w:rsid w:val="00311401"/>
     <w:rsid w:val="00317E31"/>
@@ -3829,6 +3861,7 @@
     <w:rsid w:val="0063561A"/>
     <w:rsid w:val="00647EC5"/>
     <w:rsid w:val="006503BC"/>
+    <w:rsid w:val="00660BC1"/>
     <w:rsid w:val="00685D0C"/>
     <w:rsid w:val="006940B4"/>
     <w:rsid w:val="006A2319"/>
@@ -4387,7 +4420,7 @@
     <w:basedOn w:val="DefaultParagraphFont"/>
     <w:uiPriority w:val="99"/>
     <w:semiHidden/>
-    <w:rsid w:val="00AB07AD"/>
+    <w:rsid w:val="002D6D59"/>
     <w:rPr>
       <w:color w:val="666666"/>
     </w:rPr>
@@ -4396,17 +4429,17 @@
     <w:name w:val="F14F35E5DE5F4DE38617B9C7CCD1FCEF"/>
     <w:rsid w:val="00D855FC"/>
   </w:style>
-  <w:style w:type="paragraph" w:customStyle="1" w:styleId="66CCE18537BD4C9795355FF0B1717458">
-    <w:name w:val="66CCE18537BD4C9795355FF0B1717458"/>
-    <w:rsid w:val="00AB07AD"/>
-  </w:style>
-  <w:style w:type="paragraph" w:customStyle="1" w:styleId="AA3C4E0FCD6546719EE342A0F6E90088">
-    <w:name w:val="AA3C4E0FCD6546719EE342A0F6E90088"/>
-    <w:rsid w:val="00AB07AD"/>
-  </w:style>
-  <w:style w:type="paragraph" w:customStyle="1" w:styleId="AD82C327B076433BB5F47DC8381096CB">
-    <w:name w:val="AD82C327B076433BB5F47DC8381096CB"/>
-    <w:rsid w:val="00AB07AD"/>
+  <w:style w:type="paragraph" w:customStyle="1" w:styleId="46A983F21FC54C78A9F8BBAD8E8D99F1">
+    <w:name w:val="46A983F21FC54C78A9F8BBAD8E8D99F1"/>
+    <w:rsid w:val="002D6D59"/>
+  </w:style>
+  <w:style w:type="paragraph" w:customStyle="1" w:styleId="0CCB450A212F4B07B5BC2C6439FCE639">
+    <w:name w:val="0CCB450A212F4B07B5BC2C6439FCE639"/>
+    <w:rsid w:val="002D6D59"/>
+  </w:style>
+  <w:style w:type="paragraph" w:customStyle="1" w:styleId="675E1403F9EC401FA663C311051559CC">
+    <w:name w:val="675E1403F9EC401FA663C311051559CC"/>
+    <w:rsid w:val="002D6D59"/>
   </w:style>
   <w:style w:type="paragraph" w:customStyle="1" w:styleId="C416683D709E4EA9936934D12F8F2219">
     <w:name w:val="C416683D709E4EA9936934D12F8F2219"/>
@@ -4431,38 +4464,6 @@
   <w:style w:type="paragraph" w:customStyle="1" w:styleId="E89AA59296584643BE2AFF07AA055572">
     <w:name w:val="E89AA59296584643BE2AFF07AA055572"/>
     <w:rsid w:val="00D773DD"/>
-  </w:style>
-  <w:style w:type="paragraph" w:customStyle="1" w:styleId="7EBFD452FF654ADEA0ECDB3BFA064467">
-    <w:name w:val="7EBFD452FF654ADEA0ECDB3BFA064467"/>
-    <w:rsid w:val="00AB07AD"/>
-  </w:style>
-  <w:style w:type="paragraph" w:customStyle="1" w:styleId="D84B5162C7E645AFB3D419E708CCCB87">
-    <w:name w:val="D84B5162C7E645AFB3D419E708CCCB87"/>
-    <w:rsid w:val="00AB07AD"/>
-  </w:style>
-  <w:style w:type="paragraph" w:customStyle="1" w:styleId="BD0ED0253080439F96797416F8F4F4B7">
-    <w:name w:val="BD0ED0253080439F96797416F8F4F4B7"/>
-    <w:rsid w:val="00AB07AD"/>
-  </w:style>
-  <w:style w:type="paragraph" w:customStyle="1" w:styleId="7D54FC5152834EC88073400860284215">
-    <w:name w:val="7D54FC5152834EC88073400860284215"/>
-    <w:rsid w:val="00AB07AD"/>
-  </w:style>
-  <w:style w:type="paragraph" w:customStyle="1" w:styleId="BD96221440C3448DB7346BAB103E6B3D">
-    <w:name w:val="BD96221440C3448DB7346BAB103E6B3D"/>
-    <w:rsid w:val="00AB07AD"/>
-  </w:style>
-  <w:style w:type="paragraph" w:customStyle="1" w:styleId="167DF976411F40DCA4EDBDB63F728B2F">
-    <w:name w:val="167DF976411F40DCA4EDBDB63F728B2F"/>
-    <w:rsid w:val="00AB07AD"/>
-  </w:style>
-  <w:style w:type="paragraph" w:customStyle="1" w:styleId="91BE157E6ABA4A519BFEBF70618EE5F6">
-    <w:name w:val="91BE157E6ABA4A519BFEBF70618EE5F6"/>
-    <w:rsid w:val="00AB07AD"/>
-  </w:style>
-  <w:style w:type="paragraph" w:customStyle="1" w:styleId="99E4CA43F61B4D08B9546501E17C9979">
-    <w:name w:val="99E4CA43F61B4D08B9546501E17C9979"/>
-    <w:rsid w:val="00AB07AD"/>
   </w:style>
 </w:styles>
 </file>
@@ -4809,9 +4810,11 @@
 </we:webextension>
 </file>
 
-<file path=customXml/item1.xml>��< ? x m l   v e r s i o n = " 1 . 0 "   e n c o d i n g = " u t f - 1 6 " ? > - 
- < N a v W o r d R e p o r t X m l P a r t   x m l n s = " u r n : m i c r o s o f t - d y n a m i c s - n a v / r e p o r t s / Q l t y _ G e n e r a l _ P u r p o s e _ I n s p e c t / 2 0 4 0 5 / " > +<file path=customXml/item1.xml><?xml version="1.0" encoding="utf-8"?>
+<b:Sources xmlns:b="http://schemas.openxmlformats.org/officeDocument/2006/bibliography" xmlns="http://schemas.openxmlformats.org/officeDocument/2006/bibliography" SelectedStyle="\APASixthEditionOfficeOnline.xsl" StyleName="APA" Version="6"/>
+</file>
+
+<file path=customXml/item2.xml>��< ? x m l   v e r s i o n = " 1 . 0 "   e n c o d i n g = " u t f - 1 6 " ? > < N a v W o r d R e p o r t X m l P a r t   x m l n s = " u r n : m i c r o s o f t - d y n a m i c s - b u s i n e s s c e n t r a l / i n t e r n a l / e x t e n d e d / r e p o r t s / Q l t y _ G e n e r a l _ P u r p o s e _ I n s p e c t / 2 0 4 0 5 / " >   
      < B C R e p o r t I n f o r m a t i o n >   
@@ -4879,295 +4882,497 @@
  
      < L a b e l s >   
-         < C o m p l e t e d B y L a b e l > C o m p l e t e d B y L a b e l < / C o m p l e t e d B y L a b e l > - 
-         < C o m p l e t e d D a t e L a b e l > C o m p l e t e d D a t e L a b e l < / C o m p l e t e d D a t e L a b e l > - 
-         < D a t e L a b e l > D a t e L a b e l < / D a t e L a b e l > - 
-         < F i e l d L a b e l > F i e l d L a b e l < / F i e l d L a b e l > - 
-         < I n s p e c t i o n L a b e l > I n s p e c t i o n L a b e l < / I n s p e c t i o n L a b e l > - 
-         < I t e m L a b e l > I t e m L a b e l < / I t e m L a b e l > - 
-         < I t e m T r a c k i n g L a b e l > I t e m T r a c k i n g L a b e l < / I t e m T r a c k i n g L a b e l > - 
-         < L a s t M o d i f i e d B y L a b e l > L a s t M o d i f i e d B y L a b e l < / L a s t M o d i f i e d B y L a b e l > - 
-         < R e p o r t T i t l e L a b e l > R e p o r t T i t l e L a b e l < / R e p o r t T i t l e L a b e l > - 
-         < R e s u l t L a b e l > R e s u l t L a b e l < / R e s u l t L a b e l > - 
-         < T e s t D o c u m e n t N o L a b e l > T e s t D o c u m e n t N o L a b e l < / T e s t D o c u m e n t N o L a b e l > +         < C o m p l e t e d B y L a b e l   E l e m e n t T y p e = " P a r a m e t e r "   E l e m e n t I d = " 9 2 6 8 6 1 7 7 3 "   D a t a T y p e = " S t r i n g " > C o m p l e t e d B y L a b e l < / C o m p l e t e d B y L a b e l > + 
+         < C o m p l e t e d D a t e L a b e l   E l e m e n t T y p e = " P a r a m e t e r "   E l e m e n t I d = " 1 4 6 7 6 7 4 5 7 8 "   D a t a T y p e = " S t r i n g " > C o m p l e t e d D a t e L a b e l < / C o m p l e t e d D a t e L a b e l > + 
+         < D a t e L a b e l   E l e m e n t T y p e = " P a r a m e t e r "   E l e m e n t I d = " 7 9 3 8 1 7 7 7 7 "   D a t a T y p e = " S t r i n g " > D a t e L a b e l < / D a t e L a b e l > + 
+         < F i e l d L a b e l   E l e m e n t T y p e = " P a r a m e t e r "   E l e m e n t I d = " 1 9 6 1 6 4 7 3 9 9 "   D a t a T y p e = " S t r i n g " > F i e l d L a b e l < / F i e l d L a b e l > + 
+         < I n s p e c t i o n L a b e l   E l e m e n t T y p e = " P a r a m e t e r "   E l e m e n t I d = " 1 5 4 9 8 3 1 5 2 5 "   D a t a T y p e = " S t r i n g " > I n s p e c t i o n L a b e l < / I n s p e c t i o n L a b e l > + 
+         < I t e m L a b e l   E l e m e n t T y p e = " P a r a m e t e r "   E l e m e n t I d = " 1 0 8 2 0 2 8 9 7 4 "   D a t a T y p e = " S t r i n g " > I t e m L a b e l < / I t e m L a b e l > + 
+         < I t e m T r a c k i n g L a b e l   E l e m e n t T y p e = " P a r a m e t e r "   E l e m e n t I d = " 9 3 5 5 3 4 6 7 1 "   D a t a T y p e = " S t r i n g " > I t e m T r a c k i n g L a b e l < / I t e m T r a c k i n g L a b e l > + 
+         < L a s t M o d i f i e d B y L a b e l   E l e m e n t T y p e = " P a r a m e t e r "   E l e m e n t I d = " 9 3 1 4 2 8 2 9 1 "   D a t a T y p e = " S t r i n g " > L a s t M o d i f i e d B y L a b e l < / L a s t M o d i f i e d B y L a b e l > + 
+         < R e p o r t T i t l e L a b e l   E l e m e n t T y p e = " P a r a m e t e r "   E l e m e n t I d = " 1 2 9 7 0 8 9 6 2 7 "   D a t a T y p e = " S t r i n g " > R e p o r t T i t l e L a b e l < / R e p o r t T i t l e L a b e l > + 
+         < R e s u l t L a b e l   E l e m e n t T y p e = " P a r a m e t e r "   E l e m e n t I d = " 4 0 7 6 0 6 8 8 6 "   D a t a T y p e = " S t r i n g " > R e s u l t L a b e l < / R e s u l t L a b e l > + 
+         < T e s t D o c u m e n t N o L a b e l   E l e m e n t T y p e = " P a r a m e t e r "   E l e m e n t I d = " 1 6 2 2 1 4 2 9 2 3 "   D a t a T y p e = " S t r i n g " > T e s t D o c u m e n t N o L a b e l < / T e s t D o c u m e n t N o L a b e l >   
      < / L a b e l s >   
-     < C u r r e n t I n s p e c t i o n > - 
-         < A p p r o v e r N a m e L a b e l > A p p r o v e r N a m e L a b e l < / A p p r o v e r N a m e L a b e l > - 
-         < A p p r o v e r S i g n a t u r e L a b e l > A p p r o v e r S i g n a t u r e L a b e l < / A p p r o v e r S i g n a t u r e L a b e l > - 
-         < C O A C o n t a c t _ A l l > C O A C o n t a c t _ A l l < / C O A C o n t a c t _ A l l > - 
-         < C O A C o n t a c t _ R o w 1 > C O A C o n t a c t _ R o w 1 < / C O A C o n t a c t _ R o w 1 > - 
-         < C O A C o n t a c t _ R o w 2 > C O A C o n t a c t _ R o w 2 < / C O A C o n t a c t _ R o w 2 > - 
-         < C O A C o n t a c t _ R o w 3 > C O A C o n t a c t _ R o w 3 < / C O A C o n t a c t _ R o w 3 > - 
-         < C O A C o n t a c t _ R o w 4 > C O A C o n t a c t _ R o w 4 < / C O A C o n t a c t _ R o w 4 > - 
-         < C O A C o n t a c t _ R o w 5 > C O A C o n t a c t _ R o w 5 < / C O A C o n t a c t _ R o w 5 > - 
-         < C O A C o n t a c t _ R o w 6 > C O A C o n t a c t _ R o w 6 < / C O A C o n t a c t _ R o w 6 > - 
-         < C O A C o n t a c t _ R o w 7 > C O A C o n t a c t _ R o w 7 < / C O A C o n t a c t _ R o w 7 > - 
-         < C O A C o n t a c t _ R o w 8 > C O A C o n t a c t _ R o w 8 < / C O A C o n t a c t _ R o w 8 > - 
-         < C o m p a n y I n f o r m a t i o n _ A l l > C o m p a n y I n f o r m a t i o n _ A l l < / C o m p a n y I n f o r m a t i o n _ A l l > - 
-         < C o m p a n y I n f o r m a t i o n _ R o w 1 > C o m p a n y I n f o r m a t i o n _ R o w 1 < / C o m p a n y I n f o r m a t i o n _ R o w 1 > - 
-         < C o m p a n y I n f o r m a t i o n _ R o w 2 > C o m p a n y I n f o r m a t i o n _ R o w 2 < / C o m p a n y I n f o r m a t i o n _ R o w 2 > - 
-         < C o m p a n y I n f o r m a t i o n _ R o w 3 > C o m p a n y I n f o r m a t i o n _ R o w 3 < / C o m p a n y I n f o r m a t i o n _ R o w 3 > - 
-         < C o m p a n y I n f o r m a t i o n _ R o w 4 > C o m p a n y I n f o r m a t i o n _ R o w 4 < / C o m p a n y I n f o r m a t i o n _ R o w 4 > - 
-         < C o m p a n y I n f o r m a t i o n _ R o w 5 > C o m p a n y I n f o r m a t i o n _ R o w 5 < / C o m p a n y I n f o r m a t i o n _ R o w 5 > - 
-         < C o m p a n y I n f o r m a t i o n _ R o w 6 > C o m p a n y I n f o r m a t i o n _ R o w 6 < / C o m p a n y I n f o r m a t i o n _ R o w 6 > - 
-         < C o m p a n y I n f o r m a t i o n _ R o w 7 > C o m p a n y I n f o r m a t i o n _ R o w 7 < / C o m p a n y I n f o r m a t i o n _ R o w 7 > - 
-         < C o m p a n y I n f o r m a t i o n _ R o w 8 > C o m p a n y I n f o r m a t i o n _ R o w 8 < / C o m p a n y I n f o r m a t i o n _ R o w 8 > - 
-         < C o m p a n y L o g o   / > - 
-         < E m a i l L a b e l > E m a i l L a b e l < / E m a i l L a b e l > - 
-         < E m a i l V a l u e > E m a i l V a l u e < / E m a i l V a l u e > - 
-         < F i n i s h e d B y N a m e L a b e l > F i n i s h e d B y N a m e L a b e l < / F i n i s h e d B y N a m e L a b e l > - 
-         < F i n i s h e d B y S i g n a t u r e L a b e l > F i n i s h e d B y S i g n a t u r e L a b e l < / F i n i s h e d B y S i g n a t u r e L a b e l > - 
-         < F i n i s h e d D a t e O n l y > F i n i s h e d D a t e O n l y < / F i n i s h e d D a t e O n l y > - 
-         < H o m e P a g e L a b e l > H o m e P a g e L a b e l < / H o m e P a g e L a b e l > - 
-         < H o m e P a g e V a l u e > H o m e P a g e V a l u e < / H o m e P a g e V a l u e > - 
-         < I t e m D e s c r i p t i o n > I t e m D e s c r i p t i o n < / I t e m D e s c r i p t i o n > - 
-         < I t e m T r a c k i n g D e s c r i p t i o n > I t e m T r a c k i n g D e s c r i p t i o n < / I t e m T r a c k i n g D e s c r i p t i o n > - 
-         < P h o n e N o L a b e l > P h o n e N o L a b e l < / P h o n e N o L a b e l > - 
-         < P h o n e N o V a l u e > P h o n e N o V a l u e < / P h o n e N o V a l u e > - 
-         < Q l t y I n s p e c t i o n T e m p l a t e _ D e s c r i p t i o n > Q l t y I n s p e c t i o n T e m p l a t e _ D e s c r i p t i o n < / Q l t y I n s p e c t i o n T e m p l a t e _ D e s c r i p t i o n > - 
-         < Q l t y I n s p e c t i o n _ A p p r o v e r _ N a m e > Q l t y I n s p e c t i o n _ A p p r o v e r _ N a m e < / Q l t y I n s p e c t i o n _ A p p r o v e r _ N a m e > - 
-         < Q l t y I n s p e c t i o n _ A p p r o v e r _ T i t l e > Q l t y I n s p e c t i o n _ A p p r o v e r _ T i t l e < / Q l t y I n s p e c t i o n _ A p p r o v e r _ T i t l e > - 
-         < Q l t y I n s p e c t i o n _ D e s c r i p t i o n > Q l t y I n s p e c t i o n _ D e s c r i p t i o n < / Q l t y I n s p e c t i o n _ D e s c r i p t i o n > - 
-         < Q l t y I n s p e c t i o n _ F i n i s h e d _ B y _ E m a i l > Q l t y I n s p e c t i o n _ F i n i s h e d _ B y _ E m a i l < / Q l t y I n s p e c t i o n _ F i n i s h e d _ B y _ E m a i l > - 
-         < Q l t y I n s p e c t i o n _ F i n i s h e d _ B y _ P h o n e > Q l t y I n s p e c t i o n _ F i n i s h e d _ B y _ P h o n e < / Q l t y I n s p e c t i o n _ F i n i s h e d _ B y _ P h o n e > - 
-         < Q l t y I n s p e c t i o n _ F i n i s h e d _ B y _ T i t l e > Q l t y I n s p e c t i o n _ F i n i s h e d _ B y _ T i t l e < / Q l t y I n s p e c t i o n _ F i n i s h e d _ B y _ T i t l e > - 
-         < Q l t y I n s p e c t i o n _ F i n i s h e d _ B y _ U s e r N a m e > Q l t y I n s p e c t i o n _ F i n i s h e d _ B y _ U s e r N a m e < / Q l t y I n s p e c t i o n _ F i n i s h e d _ B y _ U s e r N a m e > - 
-         < Q l t y I n s p e c t i o n _ F i n i s h e d _ B y _ U s e r _ I D > Q l t y I n s p e c t i o n _ F i n i s h e d _ B y _ U s e r _ I D < / Q l t y I n s p e c t i o n _ F i n i s h e d _ B y _ U s e r _ I D > - 
-         < Q l t y I n s p e c t i o n _ F i n i s h e d _ D a t e > Q l t y I n s p e c t i o n _ F i n i s h e d _ D a t e < / Q l t y I n s p e c t i o n _ F i n i s h e d _ D a t e > - 
-         < Q l t y I n s p e c t i o n _ N o > Q l t y I n s p e c t i o n _ N o < / Q l t y I n s p e c t i o n _ N o > - 
-         < Q l t y I n s p e c t i o n _ R e i n s p e c t i o n N o > Q l t y I n s p e c t i o n _ R e i n s p e c t i o n N o < / Q l t y I n s p e c t i o n _ R e i n s p e c t i o n N o > - 
-         < Q l t y I n s p e c t i o n _ R e s u l t _ C o d e > Q l t y I n s p e c t i o n _ R e s u l t _ C o d e < / Q l t y I n s p e c t i o n _ R e s u l t _ C o d e > - 
-         < Q l t y I n s p e c t i o n _ R e s u l t _ D e s c r i p t i o n > Q l t y I n s p e c t i o n _ R e s u l t _ D e s c r i p t i o n < / Q l t y I n s p e c t i o n _ R e s u l t _ D e s c r i p t i o n > - 
-         < Q l t y I n s p e c t i o n _ S o u r c e _ C u s t o m _ 1 > Q l t y I n s p e c t i o n _ S o u r c e _ C u s t o m _ 1 < / Q l t y I n s p e c t i o n _ S o u r c e _ C u s t o m _ 1 > - 
-         < Q l t y I n s p e c t i o n _ S o u r c e _ C u s t o m _ 1 0 > Q l t y I n s p e c t i o n _ S o u r c e _ C u s t o m _ 1 0 < / Q l t y I n s p e c t i o n _ S o u r c e _ C u s t o m _ 1 0 > - 
-         < Q l t y I n s p e c t i o n _ S o u r c e _ C u s t o m _ 2 > Q l t y I n s p e c t i o n _ S o u r c e _ C u s t o m _ 2 < / Q l t y I n s p e c t i o n _ S o u r c e _ C u s t o m _ 2 > - 
-         < Q l t y I n s p e c t i o n _ S o u r c e _ C u s t o m _ 3 > Q l t y I n s p e c t i o n _ S o u r c e _ C u s t o m _ 3 < / Q l t y I n s p e c t i o n _ S o u r c e _ C u s t o m _ 3 > - 
-         < Q l t y I n s p e c t i o n _ S o u r c e _ C u s t o m _ 4 > Q l t y I n s p e c t i o n _ S o u r c e _ C u s t o m _ 4 < / Q l t y I n s p e c t i o n _ S o u r c e _ C u s t o m _ 4 > - 
-         < Q l t y I n s p e c t i o n _ S o u r c e _ C u s t o m _ 5 > Q l t y I n s p e c t i o n _ S o u r c e _ C u s t o m _ 5 < / Q l t y I n s p e c t i o n _ S o u r c e _ C u s t o m _ 5 > - 
-         < Q l t y I n s p e c t i o n _ S o u r c e _ C u s t o m _ 6 > Q l t y I n s p e c t i o n _ S o u r c e _ C u s t o m _ 6 < / Q l t y I n s p e c t i o n _ S o u r c e _ C u s t o m _ 6 > - 
-         < Q l t y I n s p e c t i o n _ S o u r c e _ C u s t o m _ 7 > Q l t y I n s p e c t i o n _ S o u r c e _ C u s t o m _ 7 < / Q l t y I n s p e c t i o n _ S o u r c e _ C u s t o m _ 7 > - 
-         < Q l t y I n s p e c t i o n _ S o u r c e _ C u s t o m _ 8 > Q l t y I n s p e c t i o n _ S o u r c e _ C u s t o m _ 8 < / Q l t y I n s p e c t i o n _ S o u r c e _ C u s t o m _ 8 > - 
-         < Q l t y I n s p e c t i o n _ S o u r c e _ C u s t o m _ 9 > Q l t y I n s p e c t i o n _ S o u r c e _ C u s t o m _ 9 < / Q l t y I n s p e c t i o n _ S o u r c e _ C u s t o m _ 9 > - 
-         < Q l t y I n s p e c t i o n _ S o u r c e _ D o c u m e n t _ N o _ > Q l t y I n s p e c t i o n _ S o u r c e _ D o c u m e n t _ N o _ < / Q l t y I n s p e c t i o n _ S o u r c e _ D o c u m e n t _ N o _ > - 
-         < Q l t y I n s p e c t i o n _ S o u r c e _ I t e m _ D e s c r i p t i o n > Q l t y I n s p e c t i o n _ S o u r c e _ I t e m _ D e s c r i p t i o n < / Q l t y I n s p e c t i o n _ S o u r c e _ I t e m _ D e s c r i p t i o n > - 
-         < Q l t y I n s p e c t i o n _ S o u r c e _ I t e m _ D e s c r i p t i o n 2 > Q l t y I n s p e c t i o n _ S o u r c e _ I t e m _ D e s c r i p t i o n 2 < / Q l t y I n s p e c t i o n _ S o u r c e _ I t e m _ D e s c r i p t i o n 2 > - 
-         < Q l t y I n s p e c t i o n _ S o u r c e _ I t e m _ N o _ > Q l t y I n s p e c t i o n _ S o u r c e _ I t e m _ N o _ < / Q l t y I n s p e c t i o n _ S o u r c e _ I t e m _ N o _ > - 
-         < Q l t y I n s p e c t i o n _ S o u r c e _ L o t _ N o _ > Q l t y I n s p e c t i o n _ S o u r c e _ L o t _ N o _ < / Q l t y I n s p e c t i o n _ S o u r c e _ L o t _ N o _ > - 
-         < Q l t y I n s p e c t i o n _ S o u r c e _ P a c k a g e _ N o _ > Q l t y I n s p e c t i o n _ S o u r c e _ P a c k a g e _ N o _ < / Q l t y I n s p e c t i o n _ S o u r c e _ P a c k a g e _ N o _ > - 
-         < Q l t y I n s p e c t i o n _ S o u r c e _ S e r i a l _ N o _ > Q l t y I n s p e c t i o n _ S o u r c e _ S e r i a l _ N o _ < / Q l t y I n s p e c t i o n _ S o u r c e _ S e r i a l _ N o _ > - 
-         < Q l t y I n s p e c t i o n _ S o u r c e _ T a s k _ N o _ > Q l t y I n s p e c t i o n _ S o u r c e _ T a s k _ N o _ < / Q l t y I n s p e c t i o n _ S o u r c e _ T a s k _ N o _ > - 
-         < Q l t y I n s p e c t i o n _ S o u r c e _ V a r i a n t _ C o d e > Q l t y I n s p e c t i o n _ S o u r c e _ V a r i a n t _ C o d e < / Q l t y I n s p e c t i o n _ S o u r c e _ V a r i a n t _ C o d e > - 
-         < Q l t y I n s p e c t i o n _ S t a t u s > Q l t y I n s p e c t i o n _ S t a t u s < / Q l t y I n s p e c t i o n _ S t a t u s > - 
-         < R e i n s p e c t i o n D e s c r i p t i o n > R e i n s p e c t i o n D e s c r i p t i o n < / R e i n s p e c t i o n D e s c r i p t i o n > - 
-         < C u r r e n t I n s p e c t i o n L i n e > - 
-             < C a r r i a g e R e t u r n P e r s o n F i e l d D e t a i l s > C a r r i a g e R e t u r n P e r s o n F i e l d D e t a i l s < / C a r r i a g e R e t u r n P e r s o n F i e l d D e t a i l s > - 
-             < C o n d i t i o n L a b e l _ 1 > C o n d i t i o n L a b e l _ 1 < / C o n d i t i o n L a b e l _ 1 > - 
-             < C o n d i t i o n L a b e l _ 2 > C o n d i t i o n L a b e l _ 2 < / C o n d i t i o n L a b e l _ 2 > - 
-             < F i e l d _ C o d e > F i e l d _ C o d e < / F i e l d _ C o d e > - 
-             < F i e l d _ D e s c r i p t i o n > F i e l d _ D e s c r i p t i o n < / F i e l d _ D e s c r i p t i o n > - 
-             < F i e l d _ E n t e r e d B y N a m e A n d T i m e s t a m p > F i e l d _ E n t e r e d B y N a m e A n d T i m e s t a m p < / F i e l d _ E n t e r e d B y N a m e A n d T i m e s t a m p > - 
-             < F i e l d _ H a s E n t e r e d V a l u e > F i e l d _ H a s E n t e r e d V a l u e < / F i e l d _ H a s E n t e r e d V a l u e > - 
-             < F i e l d _ I f P e r s o n E m a i l > F i e l d _ I f P e r s o n E m a i l < / F i e l d _ I f P e r s o n E m a i l > - 
-             < F i e l d _ I f P e r s o n N a m e > F i e l d _ I f P e r s o n N a m e < / F i e l d _ I f P e r s o n N a m e > - 
-             < F i e l d _ I f P e r s o n P h o n e > F i e l d _ I f P e r s o n P h o n e < / F i e l d _ I f P e r s o n P h o n e > - 
-             < F i e l d _ I f P e r s o n T i t l e > F i e l d _ I f P e r s o n T i t l e < / F i e l d _ I f P e r s o n T i t l e > - 
-             < F i e l d _ I s L a b e l > F i e l d _ I s L a b e l < / F i e l d _ I s L a b e l > - 
-             < F i e l d _ I s P e r s o n F i e l d > F i e l d _ I s P e r s o n F i e l d < / F i e l d _ I s P e r s o n F i e l d > - 
-             < F i e l d _ I s T e x t > F i e l d _ I s T e x t < / F i e l d _ I s T e x t > - 
-             < F i e l d _ L i n e C o m m e n t a r y > F i e l d _ L i n e C o m m e n t a r y < / F i e l d _ L i n e C o m m e n t a r y > - 
-             < F i e l d _ M o d i f i e d B y U s e r E m a i l > F i e l d _ M o d i f i e d B y U s e r E m a i l < / F i e l d _ M o d i f i e d B y U s e r E m a i l > - 
-             < F i e l d _ M o d i f i e d B y U s e r I D > F i e l d _ M o d i f i e d B y U s e r I D < / F i e l d _ M o d i f i e d B y U s e r I D > - 
-             < F i e l d _ M o d i f i e d B y U s e r J o b T i t l e > F i e l d _ M o d i f i e d B y U s e r J o b T i t l e < / F i e l d _ M o d i f i e d B y U s e r J o b T i t l e > - 
-             < F i e l d _ M o d i f i e d B y U s e r N a m e > F i e l d _ M o d i f i e d B y U s e r N a m e < / F i e l d _ M o d i f i e d B y U s e r N a m e > - 
-             < F i e l d _ M o d i f i e d B y U s e r P h o n e > F i e l d _ M o d i f i e d B y U s e r P h o n e < / F i e l d _ M o d i f i e d B y U s e r P h o n e > - 
-             < F i e l d _ M o d i f i e d D a t e T i m e > F i e l d _ M o d i f i e d D a t e T i m e < / F i e l d _ M o d i f i e d D a t e T i m e > - 
-             < F i e l d _ T y p e > F i e l d _ T y p e < / F i e l d _ T y p e > - 
-             < I f P e r s o n D e s c r i p t i o n > I f P e r s o n D e s c r i p t i o n < / I f P e r s o n D e s c r i p t i o n > - 
-             < I f P e r s o n M o d i f i e d B y U s e r E m a i l > I f P e r s o n M o d i f i e d B y U s e r E m a i l < / I f P e r s o n M o d i f i e d B y U s e r E m a i l > - 
-             < I f P e r s o n M o d i f i e d D a t e T i m e > I f P e r s o n M o d i f i e d D a t e T i m e < / I f P e r s o n M o d i f i e d D a t e T i m e > - 
-             < L a b e l F i e l d _ D e s c r i p t i o n > L a b e l F i e l d _ D e s c r i p t i o n < / L a b e l F i e l d _ D e s c r i p t i o n > - 
-             < N u m e r i c _ V a l u e > N u m e r i c _ V a l u e < / N u m e r i c _ V a l u e > - 
-             < P r o m p t e d R e s u l t C a p t i o n _ 1 > P r o m p t e d R e s u l t C a p t i o n _ 1 < / P r o m p t e d R e s u l t C a p t i o n _ 1 > - 
-             < P r o m p t e d R e s u l t C a p t i o n _ 1 0 > P r o m p t e d R e s u l t C a p t i o n _ 1 0 < / P r o m p t e d R e s u l t C a p t i o n _ 1 0 > - 
-             < P r o m p t e d R e s u l t C a p t i o n _ 2 > P r o m p t e d R e s u l t C a p t i o n _ 2 < / P r o m p t e d R e s u l t C a p t i o n _ 2 > - 
-             < P r o m p t e d R e s u l t C a p t i o n _ 3 > P r o m p t e d R e s u l t C a p t i o n _ 3 < / P r o m p t e d R e s u l t C a p t i o n _ 3 > - 
-             < P r o m p t e d R e s u l t C a p t i o n _ 4 > P r o m p t e d R e s u l t C a p t i o n _ 4 < / P r o m p t e d R e s u l t C a p t i o n _ 4 > - 
-             < P r o m p t e d R e s u l t C a p t i o n _ 5 > P r o m p t e d R e s u l t C a p t i o n _ 5 < / P r o m p t e d R e s u l t C a p t i o n _ 5 > - 
-             < P r o m p t e d R e s u l t C a p t i o n _ 6 > P r o m p t e d R e s u l t C a p t i o n _ 6 < / P r o m p t e d R e s u l t C a p t i o n _ 6 > - 
-             < P r o m p t e d R e s u l t C a p t i o n _ 7 > P r o m p t e d R e s u l t C a p t i o n _ 7 < / P r o m p t e d R e s u l t C a p t i o n _ 7 > - 
-             < P r o m p t e d R e s u l t C a p t i o n _ 8 > P r o m p t e d R e s u l t C a p t i o n _ 8 < / P r o m p t e d R e s u l t C a p t i o n _ 8 > - 
-             < P r o m p t e d R e s u l t C a p t i o n _ 9 > P r o m p t e d R e s u l t C a p t i o n _ 9 < / P r o m p t e d R e s u l t C a p t i o n _ 9 > - 
-             < P r o m p t e d R e s u l t C o n d i t i o n D e s c r i p t i o n _ 1 > P r o m p t e d R e s u l t C o n d i t i o n D e s c r i p t i o n _ 1 < / P r o m p t e d R e s u l t C o n d i t i o n D e s c r i p t i o n _ 1 > - 
-             < P r o m p t e d R e s u l t C o n d i t i o n D e s c r i p t i o n _ 1 0 > P r o m p t e d R e s u l t C o n d i t i o n D e s c r i p t i o n _ 1 0 < / P r o m p t e d R e s u l t C o n d i t i o n D e s c r i p t i o n _ 1 0 > - 
-             < P r o m p t e d R e s u l t C o n d i t i o n D e s c r i p t i o n _ 2 > P r o m p t e d R e s u l t C o n d i t i o n D e s c r i p t i o n _ 2 < / P r o m p t e d R e s u l t C o n d i t i o n D e s c r i p t i o n _ 2 > - 
-             < P r o m p t e d R e s u l t C o n d i t i o n D e s c r i p t i o n _ 3 > P r o m p t e d R e s u l t C o n d i t i o n D e s c r i p t i o n _ 3 < / P r o m p t e d R e s u l t C o n d i t i o n D e s c r i p t i o n _ 3 > - 
-             < P r o m p t e d R e s u l t C o n d i t i o n D e s c r i p t i o n _ 4 > P r o m p t e d R e s u l t C o n d i t i o n D e s c r i p t i o n _ 4 < / P r o m p t e d R e s u l t C o n d i t i o n D e s c r i p t i o n _ 4 > - 
-             < P r o m p t e d R e s u l t C o n d i t i o n D e s c r i p t i o n _ 5 > P r o m p t e d R e s u l t C o n d i t i o n D e s c r i p t i o n _ 5 < / P r o m p t e d R e s u l t C o n d i t i o n D e s c r i p t i o n _ 5 > - 
-             < P r o m p t e d R e s u l t C o n d i t i o n D e s c r i p t i o n _ 6 > P r o m p t e d R e s u l t C o n d i t i o n D e s c r i p t i o n _ 6 < / P r o m p t e d R e s u l t C o n d i t i o n D e s c r i p t i o n _ 6 > - 
-             < P r o m p t e d R e s u l t C o n d i t i o n D e s c r i p t i o n _ 7 > P r o m p t e d R e s u l t C o n d i t i o n D e s c r i p t i o n _ 7 < / P r o m p t e d R e s u l t C o n d i t i o n D e s c r i p t i o n _ 7 > - 
-             < P r o m p t e d R e s u l t C o n d i t i o n D e s c r i p t i o n _ 8 > P r o m p t e d R e s u l t C o n d i t i o n D e s c r i p t i o n _ 8 < / P r o m p t e d R e s u l t C o n d i t i o n D e s c r i p t i o n _ 8 > - 
-             < P r o m p t e d R e s u l t C o n d i t i o n D e s c r i p t i o n _ 9 > P r o m p t e d R e s u l t C o n d i t i o n D e s c r i p t i o n _ 9 < / P r o m p t e d R e s u l t C o n d i t i o n D e s c r i p t i o n _ 9 > - 
-             < P r o m p t e d R e s u l t V i s i b l e _ 1 > P r o m p t e d R e s u l t V i s i b l e _ 1 < / P r o m p t e d R e s u l t V i s i b l e _ 1 > - 
-             < P r o m p t e d R e s u l t V i s i b l e _ 1 0 > P r o m p t e d R e s u l t V i s i b l e _ 1 0 < / P r o m p t e d R e s u l t V i s i b l e _ 1 0 > - 
-             < P r o m p t e d R e s u l t V i s i b l e _ 2 > P r o m p t e d R e s u l t V i s i b l e _ 2 < / P r o m p t e d R e s u l t V i s i b l e _ 2 > - 
-             < P r o m p t e d R e s u l t V i s i b l e _ 3 > P r o m p t e d R e s u l t V i s i b l e _ 3 < / P r o m p t e d R e s u l t V i s i b l e _ 3 > - 
-             < P r o m p t e d R e s u l t V i s i b l e _ 4 > P r o m p t e d R e s u l t V i s i b l e _ 4 < / P r o m p t e d R e s u l t V i s i b l e _ 4 > - 
-             < P r o m p t e d R e s u l t V i s i b l e _ 5 > P r o m p t e d R e s u l t V i s i b l e _ 5 < / P r o m p t e d R e s u l t V i s i b l e _ 5 > - 
-             < P r o m p t e d R e s u l t V i s i b l e _ 6 > P r o m p t e d R e s u l t V i s i b l e _ 6 < / P r o m p t e d R e s u l t V i s i b l e _ 6 > - 
-             < P r o m p t e d R e s u l t V i s i b l e _ 7 > P r o m p t e d R e s u l t V i s i b l e _ 7 < / P r o m p t e d R e s u l t V i s i b l e _ 7 > - 
-             < P r o m p t e d R e s u l t V i s i b l e _ 8 > P r o m p t e d R e s u l t V i s i b l e _ 8 < / P r o m p t e d R e s u l t V i s i b l e _ 8 > - 
-             < P r o m p t e d R e s u l t V i s i b l e _ 9 > P r o m p t e d R e s u l t V i s i b l e _ 9 < / P r o m p t e d R e s u l t V i s i b l e _ 9 > - 
-             < T e s t _ R e s u l t > T e s t _ R e s u l t < / T e s t _ R e s u l t > - 
-             < T e s t _ R e s u l t D e s c r i p t i o n > T e s t _ R e s u l t D e s c r i p t i o n < / T e s t _ R e s u l t D e s c r i p t i o n > - 
-             < T e s t _ V a l u e > T e s t _ V a l u e < / T e s t _ V a l u e > - 
-             < W o r d D e s c r i p t i o n > W o r d D e s c r i p t i o n < / W o r d D e s c r i p t i o n > - 
-             < W o r d M o d i f i e d B y U s e r N a m e > W o r d M o d i f i e d B y U s e r N a m e < / W o r d M o d i f i e d B y U s e r N a m e > - 
-             < W o r d M o d i f i e d D a t e T i m e > W o r d M o d i f i e d D a t e T i m e < / W o r d M o d i f i e d D a t e T i m e > - 
-             < W o r d T e s t V a l u e > W o r d T e s t V a l u e < / W o r d T e s t V a l u e > +     < T o o l t i p s > + 
+         < T o o l t i p   c o l u m n = " Q l t y I n s p e c t i o n T e m p l a t e _ D e s c r i p t i o n "   E l e m e n t I d = " 1 6 5 2 0 6 9 5 9 8 " > + 
+             < T o o l t i p T e x t   l a n g = " e n - U S " > S p e c i f i e s   a n   e x p l a n a t i o n   o f   t h e   Q u a l i t y   I n s p e c t i o n   T e m p l a t e .   Y o u   c a n   e n t e r   a   m a x i m u m   o f   1 0 0   c h a r a c t e r s ,   b o t h   n u m b e r s   a n d   l e t t e r s . < / T o o l t i p T e x t > + 
+         < / T o o l t i p > + 
+         < T o o l t i p   c o l u m n = " Q l t y I n s p e c t i o n _ D e s c r i p t i o n "   E l e m e n t I d = " 7 3 9 0 1 9 9 1 0 " > + 
+             < T o o l t i p T e x t   l a n g = " e n - U S " > S p e c i f i e s   a   d e s c r i p t i o n   o f   t h e   Q u a l i t y   I n s p e c t i o n   i t s e l f . < / T o o l t i p T e x t > + 
+         < / T o o l t i p > + 
+         < T o o l t i p   c o l u m n = " Q l t y I n s p e c t i o n _ S t a t u s "   E l e m e n t I d = " 8 5 1 7 5 2 7 6 8 " > + 
+             < T o o l t i p T e x t   l a n g = " e n - U S " > S p e c i f i e s   t h e   s t a t u s   o f   t h e   i n s p e c t i o n .   N o   a d d i t i o n a l   c h a n g e s   c a n   b e   m a d e   t o   a   f i n i s h e d   Q u a l i t y   I n s p e c t i o n . < / T o o l t i p T e x t > + 
+         < / T o o l t i p > + 
+         < T o o l t i p   c o l u m n = " Q l t y I n s p e c t i o n _ R e s u l t _ C o d e "   E l e m e n t I d = " 1 8 0 7 0 7 7 0 6 5 " > + 
+             < T o o l t i p T e x t   l a n g = " e n - U S " > S p e c i f i e s   t h e   r e s u l t   i s   a u t o m a t i c a l l y   d e t e r m i n e d   b a s e d   o n   t h e   t e s t   v a l u e   a n d   r e s u l t   c o n f i g u r a t i o n . < / T o o l t i p T e x t > + 
+         < / T o o l t i p > + 
+         < T o o l t i p   c o l u m n = " Q l t y I n s p e c t i o n _ R e s u l t _ D e s c r i p t i o n "   E l e m e n t I d = " 8 1 0 5 3 8 1 8 8 " > + 
+             < T o o l t i p T e x t   l a n g = " e n - U S " > S p e c i f i e s   t h e   r e s u l t   d e s c r i p t i o n   f o r   t h i s   t e s t   r e s u l t .   T h e   r e s u l t   i s   a u t o m a t i c a l l y   d e t e r m i n e d   b a s e d   o n   t h e   t e s t   v a l u e   a n d   r e s u l t   c o n f i g u r a t i o n . < / T o o l t i p T e x t > + 
+         < / T o o l t i p > + 
+         < T o o l t i p   c o l u m n = " Q l t y I n s p e c t i o n _ N o "   E l e m e n t I d = " 2 1 2 0 6 1 5 7 4 9 " > + 
+             < T o o l t i p T e x t   l a n g = " e n - U S " > S p e c i f i e s   t h e   q u a l i t y   i n s p e c t i o n   d o c u m e n t   n u m b e r . < / T o o l t i p T e x t > + 
+         < / T o o l t i p > + 
+         < T o o l t i p   c o l u m n = " Q l t y I n s p e c t i o n _ R e i n s p e c t i o n N o "   E l e m e n t I d = " 7 5 1 7 3 5 6 " > + 
+             < T o o l t i p T e x t   l a n g = " e n - U S " > S p e c i f i e s   t h e   r e - i n s p e c t i o n   c o u n t e r . < / T o o l t i p T e x t > + 
+         < / T o o l t i p > + 
+         < T o o l t i p   c o l u m n = " Q l t y I n s p e c t i o n _ F i n i s h e d _ B y _ U s e r _ I D "   E l e m e n t I d = " 1 7 5 0 5 1 6 3 3 8 " > + 
+             < T o o l t i p T e x t   l a n g = " e n - U S " > S p e c i f i e s   t h e   u s e r   t h a t   f i n i s h e d   t h e   i n s p e c t i o n . < / T o o l t i p T e x t > + 
+         < / T o o l t i p > + 
+         < T o o l t i p   c o l u m n = " Q l t y I n s p e c t i o n _ F i n i s h e d _ D a t e "   E l e m e n t I d = " 1 8 3 4 1 2 2 7 6 5 " > + 
+             < T o o l t i p T e x t   l a n g = " e n - U S " > S p e c i f i e s   t h e   d a t e   t h a t   t h e   i n s p e c t i o n   w a s   f i n i s h e d . < / T o o l t i p T e x t > + 
+         < / T o o l t i p > + 
+         < T o o l t i p   c o l u m n = " Q l t y I n s p e c t i o n _ S o u r c e _ I t e m _ N o _ "   E l e m e n t I d = " 1 2 6 8 0 5 0 5 1 8 " > + 
+             < T o o l t i p T e x t   l a n g = " e n - U S " > S p e c i f i e s   t h e   i t e m   t h a t   t h e   Q u a l i t y   I n s p e c t i o n   i s   f o r .   W h e n   u s e d   w i t h   p r o d u c t i o n   o r d e r s   t h i s   t y p i c a l l y   r e f e r s   t o   t h e   i t e m   b e i n g   p r o d u c e d . < / T o o l t i p T e x t > + 
+         < / T o o l t i p > + 
+         < T o o l t i p   c o l u m n = " Q l t y I n s p e c t i o n _ S o u r c e _ I t e m _ D e s c r i p t i o n "   E l e m e n t I d = " 6 4 6 8 9 0 6 3 0 " > + 
+             < T o o l t i p T e x t   l a n g = " e n - U S " > S p e c i f i e s   a   d e s c r i p t i o n   o f   t h e   i t e m . < / T o o l t i p T e x t > + 
+         < / T o o l t i p > + 
+         < T o o l t i p   c o l u m n = " Q l t y I n s p e c t i o n _ S o u r c e _ I t e m _ D e s c r i p t i o n 2 "   E l e m e n t I d = " 1 2 7 9 3 6 9 3 5 2 " > + 
+             < T o o l t i p T e x t   l a n g = " e n - U S " > S p e c i f i e s   i n f o r m a t i o n   i n   a d d i t i o n   t o   t h e   d e s c r i p t i o n . < / T o o l t i p T e x t > + 
+         < / T o o l t i p > + 
+         < T o o l t i p   c o l u m n = " Q l t y I n s p e c t i o n _ S o u r c e _ V a r i a n t _ C o d e "   E l e m e n t I d = " 1 6 0 8 4 0 3 8 2 1 " > + 
+             < T o o l t i p T e x t   l a n g = " e n - U S " > S p e c i f i e s   t h e   i t e m   v a r i a n t   t h a t   t h e   Q u a l i t y   I n s p e c t i o n   i s   f o r .   W h e n   u s e d   w i t h   p r o d u c t i o n   o r d e r s   t h i s   t y p i c a l l y   r e f e r s   t o   t h e   i t e m   b e i n g   p r o d u c e d . < / T o o l t i p T e x t > + 
+         < / T o o l t i p > + 
+         < T o o l t i p   c o l u m n = " Q l t y I n s p e c t i o n _ S o u r c e _ L o t _ N o _ "   E l e m e n t I d = " 1 1 2 3 5 5 1 3 1 2 " > + 
+             < T o o l t i p T e x t   l a n g = " e n - U S " > S p e c i f i e s   t h e   l o t   n u m b e r   t h a t   t h e   q u a l i t y   i n s p e c t i o n   i s   f o r .   T h i s   i s   o n l y   u s e d   f o r   l o t   t r a c k e d   i t e m s . < / T o o l t i p T e x t > + 
+         < / T o o l t i p > + 
+         < T o o l t i p   c o l u m n = " Q l t y I n s p e c t i o n _ S o u r c e _ S e r i a l _ N o _ "   E l e m e n t I d = " 1 5 2 0 5 9 1 4 4 7 " > + 
+             < T o o l t i p T e x t   l a n g = " e n - U S " > S p e c i f i e s   t h e   s e r i a l   n u m b e r   t h a t   t h e   q u a l i t y   i n s p e c t i o n   i s   f o r .   T h i s   i s   o n l y   u s e d   f o r   s e r i a l   t r a c k e d   i t e m s . < / T o o l t i p T e x t > + 
+         < / T o o l t i p > + 
+         < T o o l t i p   c o l u m n = " Q l t y I n s p e c t i o n _ S o u r c e _ P a c k a g e _ N o _ "   E l e m e n t I d = " 1 9 6 1 1 2 9 9 7 " > + 
+             < T o o l t i p T e x t   l a n g = " e n - U S " > S p e c i f i e s   t h e   p a c k a g e   n u m b e r   t h a t   t h e   q u a l i t y   i n s p e c t i o n   i s   f o r .   T h i s   i s   o n l y   u s e d   f o r   p a c k a g e   t r a c k e d   i t e m s . < / T o o l t i p T e x t > + 
+         < / T o o l t i p > + 
+         < T o o l t i p   c o l u m n = " Q l t y I n s p e c t i o n _ S o u r c e _ D o c u m e n t _ N o _ "   E l e m e n t I d = " 1 6 7 5 9 1 6 2 8 8 " > + 
+             < T o o l t i p T e x t   l a n g = " e n - U S " > S p e c i f i e s   a   r e f e r e n c e   t o   t h e   d o c u m e n t   t h a t   t h i s   Q u a l i t y   I n s p e c t i o n   i s   r e f e r r i n g   t o .   T h i s   t y p i c a l l y   r e f e r s   t o   a   p r o d u c t i o n   o r d e r   d o c u m e n t   n u m b e r . < / T o o l t i p T e x t > + 
+         < / T o o l t i p > + 
+         < T o o l t i p   c o l u m n = " Q l t y I n s p e c t i o n _ S o u r c e _ T a s k _ N o _ "   E l e m e n t I d = " 3 8 4 6 4 4 1 8 2 " > + 
+             < T o o l t i p T e x t   l a n g = " e n - U S " > S p e c i f i e s   a   r e f e r e n c e   t o   t h e   s o u r c e   t a s k   n o .   t h a t   t h i s   Q u a l i t y   I n s p e c t i o n   i s   r e f e r r i n g   t o .   T h i s   t y p i c a l l y   r e f e r s   t o   a n   o p e r a t i o n . < / T o o l t i p T e x t > + 
+         < / T o o l t i p > + 
+         < T o o l t i p   c o l u m n = " Q l t y I n s p e c t i o n _ S o u r c e _ C u s t o m _ 1 "   E l e m e n t I d = " 5 4 6 4 5 3 7 6 5 " > + 
+             < T o o l t i p T e x t   l a n g = " e n - U S " > S p e c i f i e s   a d d i t i o n a l   i n f o r m a t i o n   f r o m   a   s o u r c e   r e c o r d . < / T o o l t i p T e x t > + 
+         < / T o o l t i p > + 
+         < T o o l t i p   c o l u m n = " Q l t y I n s p e c t i o n _ S o u r c e _ C u s t o m _ 2 "   E l e m e n t I d = " 1 8 3 5 4 2 3 6 8 0 " > + 
+             < T o o l t i p T e x t   l a n g = " e n - U S " > S p e c i f i e s   a d d i t i o n a l   i n f o r m a t i o n   f r o m   a   s o u r c e   r e c o r d . < / T o o l t i p T e x t > + 
+         < / T o o l t i p > + 
+         < T o o l t i p   c o l u m n = " Q l t y I n s p e c t i o n _ S o u r c e _ C u s t o m _ 3 "   E l e m e n t I d = " 1 8 2 1 8 4 6 9 9 9 " > + 
+             < T o o l t i p T e x t   l a n g = " e n - U S " > S p e c i f i e s   a d d i t i o n a l   i n f o r m a t i o n   f r o m   a   s o u r c e   r e c o r d . < / T o o l t i p T e x t > + 
+         < / T o o l t i p > + 
+         < T o o l t i p   c o l u m n = " Q l t y I n s p e c t i o n _ S o u r c e _ C u s t o m _ 4 "   E l e m e n t I d = " 1 3 6 6 6 3 6 0 8 6 " > + 
+             < T o o l t i p T e x t   l a n g = " e n - U S " > S p e c i f i e s   a d d i t i o n a l   i n f o r m a t i o n   f r o m   a   s o u r c e   r e c o r d . < / T o o l t i p T e x t > + 
+         < / T o o l t i p > + 
+         < T o o l t i p   c o l u m n = " Q l t y I n s p e c t i o n _ S o u r c e _ C u s t o m _ 5 "   E l e m e n t I d = " 2 0 0 4 3 3 2 7 0 3 " > + 
+             < T o o l t i p T e x t   l a n g = " e n - U S " > S p e c i f i e s   a d d i t i o n a l   i n f o r m a t i o n   f r o m   a   s o u r c e   r e c o r d . < / T o o l t i p T e x t > + 
+         < / T o o l t i p > + 
+         < T o o l t i p   c o l u m n = " Q l t y I n s p e c t i o n _ S o u r c e _ C u s t o m _ 6 "   E l e m e n t I d = " 9 1 2 4 2 8 5 2 " > + 
+             < T o o l t i p T e x t   l a n g = " e n - U S " > S p e c i f i e s   a d d i t i o n a l   i n f o r m a t i o n   f r o m   a   s o u r c e   r e c o r d . < / T o o l t i p T e x t > + 
+         < / T o o l t i p > + 
+         < T o o l t i p   c o l u m n = " Q l t y I n s p e c t i o n _ S o u r c e _ C u s t o m _ 7 "   E l e m e n t I d = " 7 2 8 9 3 9 4 6 9 " > + 
+             < T o o l t i p T e x t   l a n g = " e n - U S " > S p e c i f i e s   a d d i t i o n a l   i n f o r m a t i o n   f r o m   a   s o u r c e   r e c o r d . < / T o o l t i p T e x t > + 
+         < / T o o l t i p > + 
+         < T o o l t i p   c o l u m n = " Q l t y I n s p e c t i o n _ S o u r c e _ C u s t o m _ 8 "   E l e m e n t I d = " 3 7 7 5 4 4 7 4 2 " > + 
+             < T o o l t i p T e x t   l a n g = " e n - U S " > S p e c i f i e s   a d d i t i o n a l   i n f o r m a t i o n   f r o m   a   s o u r c e   r e c o r d . < / T o o l t i p T e x t > + 
+         < / T o o l t i p > + 
+         < T o o l t i p   c o l u m n = " Q l t y I n s p e c t i o n _ S o u r c e _ C u s t o m _ 9 "   E l e m e n t I d = " 2 6 0 1 5 1 8 7 5 " > + 
+             < T o o l t i p T e x t   l a n g = " e n - U S " > S p e c i f i e s   a d d i t i o n a l   i n f o r m a t i o n   f r o m   a   s o u r c e   r e c o r d . < / T o o l t i p T e x t > + 
+         < / T o o l t i p > + 
+         < T o o l t i p   c o l u m n = " Q l t y I n s p e c t i o n _ S o u r c e _ C u s t o m _ 1 0 "   E l e m e n t I d = " 1 5 3 7 6 5 2 9 2 5 " > + 
+             < T o o l t i p T e x t   l a n g = " e n - U S " > S p e c i f i e s   a d d i t i o n a l   i n f o r m a t i o n   f r o m   a   s o u r c e   r e c o r d . < / T o o l t i p T e x t > + 
+         < / T o o l t i p > + 
+         < T o o l t i p   c o l u m n = " F i e l d _ C o d e "   E l e m e n t I d = " 1 3 2 7 2 5 5 7 3 " > + 
+             < T o o l t i p T e x t   l a n g = " e n - U S " > S p e c i f i e s   t h e   f i e l d / q u e s t i o n / m e t r i c   i n   t h i s   t e s t . < / T o o l t i p T e x t > + 
+         < / T o o l t i p > + 
+         < T o o l t i p   c o l u m n = " F i e l d _ D e s c r i p t i o n "   E l e m e n t I d = " 1 4 6 8 6 2 1 2 9 8 " > + 
+             < T o o l t i p T e x t   l a n g = " e n - U S " > S p e c i f i e s   a   d e s c r i p t i o n   o f   t h e   f i e l d   a s   i t   i s   u s e d   o n   t h e   t e s t . < / T o o l t i p T e x t > + 
+         < / T o o l t i p > + 
+         < T o o l t i p   c o l u m n = " N u m e r i c _ V a l u e "   E l e m e n t I d = " 4 6 0 4 1 2 6 4 6 " > + 
+             < T o o l t i p T e x t   l a n g = " e n - U S " > S p e c i f i e s   a n   e v a l u a t e d   n u m e r i c   v a l u e   o f   T e s t   V a l u e   f o r   u s e   i n   c a l c u l a t i o n s   a n d   a n a l y s i s .   T h i s   v a l u e   i s   a u t o m a t i c a l l y   c a l c u l a t e d   w h e n   t h e   T e s t   V a l u e   i s   e n t e r e d   o r   m o d i f i e d   b a s e d   o n   t h e   c o n f i g u r a t i o n   o f   t h e   T e s t   V a l u e   a n d   i s   n o t   d i r e c t l y   e d i t a b l e . < / T o o l t i p T e x t > + 
+         < / T o o l t i p > + 
+         < T o o l t i p   c o l u m n = " F i e l d _ T y p e "   E l e m e n t I d = " 1 3 2 8 1 6 4 0 1 6 " > + 
+             < T o o l t i p T e x t   l a n g = " e n - U S " > S p e c i f i e s   t h e   d a t a   t y p e   o f   t h e   v a l u e s   y o u   c a n   e n t e r   o r   s e l e c t   f o r   t h i s   t e s t .   U s e   D e c i m a l   f o r   n u m e r i c a l   m e a s u r e m e n t s .   U s e   C h o i c e   t o   g i v e   a   l i s t   o f   o p t i o n s   t o   c h o o s e   f r o m .   I f   y o u   w a n t   t o   c h o o s e   o p t i o n s   f r o m   a n   e x i s t i n g   t a b l e ,   u s e   T a b l e   L o o k u p . < / T o o l t i p T e x t > + 
+         < / T o o l t i p > + 
+         < T o o l t i p   c o l u m n = " T e s t _ R e s u l t "   E l e m e n t I d = " 1 2 7 1 0 6 2 1 4 1 " > + 
+             < T o o l t i p T e x t   l a n g = " e n - U S " > S p e c i f i e s   t h e   r e s u l t   i s   a u t o m a t i c a l l y   d e t e r m i n e d   b a s e d   o n   t h e   t e s t   v a l u e   a n d   r e s u l t   c o n f i g u r a t i o n . < / T o o l t i p T e x t > + 
+         < / T o o l t i p > + 
+     < / T o o l t i p s > + 
+     < C u r r e n t I n s p e c t i o n   E l e m e n t T y p e = " D a t a I t e m "   E l e m e n t I d = " 1 7 4 7 8 9 7 9 7 8 " > + 
+         < A p p r o v e r N a m e L a b e l   E l e m e n t T y p e = " C o l u m n "   E l e m e n t I d = " 1 8 9 7 9 9 2 7 8 5 "   D a t a T y p e = " T e x t " > A p p r o v e r N a m e L a b e l < / A p p r o v e r N a m e L a b e l > + 
+         < A p p r o v e r S i g n a t u r e L a b e l   E l e m e n t T y p e = " C o l u m n "   E l e m e n t I d = " 1 0 3 4 5 1 7 9 4 "   D a t a T y p e = " T e x t " > A p p r o v e r S i g n a t u r e L a b e l < / A p p r o v e r S i g n a t u r e L a b e l > + 
+         < C O A C o n t a c t _ A l l   E l e m e n t T y p e = " C o l u m n "   E l e m e n t I d = " 1 5 9 3 9 3 0 3 4 6 "   D a t a T y p e = " T e x t " > C O A C o n t a c t _ A l l < / C O A C o n t a c t _ A l l > + 
+         < C O A C o n t a c t _ R o w 1   E l e m e n t T y p e = " C o l u m n "   E l e m e n t I d = " 1 2 7 0 2 3 9 7 3 2 "   D a t a T y p e = " T e x t " > C O A C o n t a c t _ R o w 1 < / C O A C o n t a c t _ R o w 1 > + 
+         < C O A C o n t a c t _ R o w 2   E l e m e n t T y p e = " C o l u m n "   E l e m e n t I d = " 6 4 2 8 5 0 1 1 9 "   D a t a T y p e = " T e x t " > C O A C o n t a c t _ R o w 2 < / C O A C o n t a c t _ R o w 2 > + 
+         < C O A C o n t a c t _ R o w 3   E l e m e n t T y p e = " C o l u m n "   E l e m e n t I d = " 5 1 5 3 5 0 2 "   D a t a T y p e = " T e x t " > C O A C o n t a c t _ R o w 3 < / C O A C o n t a c t _ R o w 3 > + 
+         < C O A C o n t a c t _ R o w 4   E l e m e n t T y p e = " C o l u m n "   E l e m e n t I d = " 1 1 1 1 6 3 7 7 1 3 "   D a t a T y p e = " T e x t " > C O A C o n t a c t _ R o w 4 < / C O A C o n t a c t _ R o w 4 > + 
+         < C O A C o n t a c t _ R o w 5   E l e m e n t T y p e = " C o l u m n "   E l e m e n t I d = " 4 7 3 9 4 1 0 9 6 "   D a t a T y p e = " T e x t " > C O A C o n t a c t _ R o w 5 < / C O A C o n t a c t _ R o w 5 > + 
+         < C O A C o n t a c t _ R o w 6   E l e m e n t T y p e = " C o l u m n "   E l e m e n t I d = " 1 9 0 7 9 3 6 3 4 9 "   D a t a T y p e = " T e x t " > C O A C o n t a c t _ R o w 6 < / C O A C o n t a c t _ R o w 6 > + 
+         < C O A C o n t a c t _ R o w 7   E l e m e n t T y p e = " C o l u m n "   E l e m e n t I d = " 1 7 4 9 3 3 4 3 3 0 "   D a t a T y p e = " T e x t " > C O A C o n t a c t _ R o w 7 < / C O A C o n t a c t _ R o w 7 > + 
+         < C O A C o n t a c t _ R o w 8   E l e m e n t T y p e = " C o l u m n "   E l e m e n t I d = " 1 4 3 9 1 4 8 7 5 5 "   D a t a T y p e = " T e x t " > C O A C o n t a c t _ R o w 8 < / C O A C o n t a c t _ R o w 8 > + 
+         < C o m p a n y I n f o r m a t i o n _ A l l   E l e m e n t T y p e = " C o l u m n "   E l e m e n t I d = " 7 6 1 9 7 4 8 2 4 "   D a t a T y p e = " T e x t " > C o m p a n y I n f o r m a t i o n _ A l l < / C o m p a n y I n f o r m a t i o n _ A l l > + 
+         < C o m p a n y I n f o r m a t i o n _ R o w 1   E l e m e n t T y p e = " C o l u m n "   E l e m e n t I d = " 1 8 4 3 2 1 2 8 9 4 "   D a t a T y p e = " T e x t " > C o m p a n y I n f o r m a t i o n _ R o w 1 < / C o m p a n y I n f o r m a t i o n _ R o w 1 > + 
+         < C o m p a n y I n f o r m a t i o n _ R o w 2   E l e m e n t T y p e = " C o l u m n "   E l e m e n t I d = " 1 8 1 4 0 5 7 7 8 5 "   D a t a T y p e = " T e x t " > C o m p a n y I n f o r m a t i o n _ R o w 2 < / C o m p a n y I n f o r m a t i o n _ R o w 2 > + 
+         < C o m p a n y I n f o r m a t i o n _ R o w 3   E l e m e n t T y p e = " C o l u m n "   E l e m e n t I d = " 1 1 7 6 3 6 1 1 6 8 "   D a t a T y p e = " T e x t " > C o m p a n y I n f o r m a t i o n _ R o w 3 < / C o m p a n y I n f o r m a t i o n _ R o w 3 > + 
+         < C o m p a n y I n f o r m a t i o n _ R o w 4   E l e m e n t T y p e = " C o l u m n "   E l e m e n t I d = " 1 3 4 5 2 7 0 1 9 1 "   D a t a T y p e = " T e x t " > C o m p a n y I n f o r m a t i o n _ R o w 4 < / C o m p a n y I n f o r m a t i o n _ R o w 4 > + 
+         < C o m p a n y I n f o r m a t i o n _ R o w 5   E l e m e n t T y p e = " C o l u m n "   E l e m e n t I d = " 7 0 7 5 7 3 5 7 4 "   D a t a T y p e = " T e x t " > C o m p a n y I n f o r m a t i o n _ R o w 5 < / C o m p a n y I n f o r m a t i o n _ R o w 5 > + 
+         < C o m p a n y I n f o r m a t i o n _ R o w 6   E l e m e n t T y p e = " C o l u m n "   E l e m e n t I d = " 6 9 8 7 6 9 5 7 "   D a t a T y p e = " T e x t " > C o m p a n y I n f o r m a t i o n _ R o w 6 < / C o m p a n y I n f o r m a t i o n _ R o w 6 > + 
+         < C o m p a n y I n f o r m a t i o n _ R o w 7   E l e m e n t T y p e = " C o l u m n "   E l e m e n t I d = " 5 6 7 8 1 9 6 6 0 "   D a t a T y p e = " T e x t " > C o m p a n y I n f o r m a t i o n _ R o w 7 < / C o m p a n y I n f o r m a t i o n _ R o w 7 > + 
+         < C o m p a n y I n f o r m a t i o n _ R o w 8   E l e m e n t T y p e = " C o l u m n "   E l e m e n t I d = " 3 9 8 9 1 0 6 3 7 "   D a t a T y p e = " T e x t " > C o m p a n y I n f o r m a t i o n _ R o w 8 < / C o m p a n y I n f o r m a t i o n _ R o w 8 > + 
+         < C o m p a n y L o g o   E l e m e n t T y p e = " C o l u m n "   E l e m e n t I d = " 2 3 7 6 9 1 5 1 "   D a t a T y p e = " B l o b " / > + 
+         < E m a i l L a b e l   E l e m e n t T y p e = " C o l u m n "   E l e m e n t I d = " 7 7 1 8 8 7 1 3 5 "   D a t a T y p e = " T e x t " > E m a i l L a b e l < / E m a i l L a b e l > + 
+         < E m a i l V a l u e   E l e m e n t T y p e = " C o l u m n "   E l e m e n t I d = " 3 8 8 1 2 2 7 6 2 "   D a t a T y p e = " T e x t " > E m a i l V a l u e < / E m a i l V a l u e > + 
+         < F i n i s h e d B y N a m e L a b e l   E l e m e n t T y p e = " C o l u m n "   E l e m e n t I d = " 2 1 0 1 0 0 9 6 5 1 "   D a t a T y p e = " T e x t " > F i n i s h e d B y N a m e L a b e l < / F i n i s h e d B y N a m e L a b e l > + 
+         < F i n i s h e d B y S i g n a t u r e L a b e l   E l e m e n t T y p e = " C o l u m n "   E l e m e n t I d = " 2 0 7 1 3 1 2 7 2 2 "   D a t a T y p e = " T e x t " > F i n i s h e d B y S i g n a t u r e L a b e l < / F i n i s h e d B y S i g n a t u r e L a b e l > + 
+         < F i n i s h e d D a t e O n l y   E l e m e n t T y p e = " C o l u m n "   E l e m e n t I d = " 2 0 0 8 0 4 4 9 4 3 "   D a t a T y p e = " D a t e " > F i n i s h e d D a t e O n l y < / F i n i s h e d D a t e O n l y > + 
+         < H o m e P a g e L a b e l   E l e m e n t T y p e = " C o l u m n "   E l e m e n t I d = " 4 6 2 3 7 4 2 3 1 "   D a t a T y p e = " T e x t " > H o m e P a g e L a b e l < / H o m e P a g e L a b e l > + 
+         < H o m e P a g e V a l u e   E l e m e n t T y p e = " C o l u m n "   E l e m e n t I d = " 5 3 3 5 1 4 0 3 4 "   D a t a T y p e = " T e x t " > H o m e P a g e V a l u e < / H o m e P a g e V a l u e > + 
+         < I t e m D e s c r i p t i o n   E l e m e n t T y p e = " C o l u m n "   E l e m e n t I d = " 1 9 6 5 3 9 3 7 9 0 "   D a t a T y p e = " T e x t " > I t e m D e s c r i p t i o n < / I t e m D e s c r i p t i o n > + 
+         < I t e m T r a c k i n g D e s c r i p t i o n   E l e m e n t T y p e = " C o l u m n "   E l e m e n t I d = " 1 1 1 7 1 0 3 3 4 5 "   D a t a T y p e = " T e x t " > I t e m T r a c k i n g D e s c r i p t i o n < / I t e m T r a c k i n g D e s c r i p t i o n > + 
+         < P h o n e N o L a b e l   E l e m e n t T y p e = " C o l u m n "   E l e m e n t I d = " 1 6 1 4 5 2 6 0 7 8 "   D a t a T y p e = " T e x t " > P h o n e N o L a b e l < / P h o n e N o L a b e l > + 
+         < P h o n e N o V a l u e   E l e m e n t T y p e = " C o l u m n "   E l e m e n t I d = " 1 2 8 6 6 4 9 7 8 1 "   D a t a T y p e = " T e x t " > P h o n e N o V a l u e < / P h o n e N o V a l u e > + 
+         < Q l t y I n s p e c t i o n T e m p l a t e _ D e s c r i p t i o n   E l e m e n t T y p e = " C o l u m n "   E l e m e n t I d = " 1 6 5 2 0 6 9 5 9 8 "   D a t a T y p e = " T e x t " > Q l t y I n s p e c t i o n T e m p l a t e _ D e s c r i p t i o n < / Q l t y I n s p e c t i o n T e m p l a t e _ D e s c r i p t i o n > + 
+         < Q l t y I n s p e c t i o n _ A p p r o v e r _ N a m e   E l e m e n t T y p e = " C o l u m n "   E l e m e n t I d = " 2 0 5 9 0 7 9 3 2 1 "   D a t a T y p e = " T e x t " > Q l t y I n s p e c t i o n _ A p p r o v e r _ N a m e < / Q l t y I n s p e c t i o n _ A p p r o v e r _ N a m e > + 
+         < Q l t y I n s p e c t i o n _ A p p r o v e r _ T i t l e   E l e m e n t T y p e = " C o l u m n "   E l e m e n t I d = " 4 7 5 7 2 7 8 9 8 "   D a t a T y p e = " T e x t " > Q l t y I n s p e c t i o n _ A p p r o v e r _ T i t l e < / Q l t y I n s p e c t i o n _ A p p r o v e r _ T i t l e > + 
+         < Q l t y I n s p e c t i o n _ D e s c r i p t i o n   E l e m e n t T y p e = " C o l u m n "   E l e m e n t I d = " 7 3 9 0 1 9 9 1 0 "   D a t a T y p e = " T e x t " > Q l t y I n s p e c t i o n _ D e s c r i p t i o n < / Q l t y I n s p e c t i o n _ D e s c r i p t i o n > + 
+         < Q l t y I n s p e c t i o n _ F i n i s h e d _ B y _ E m a i l   E l e m e n t T y p e = " C o l u m n "   E l e m e n t I d = " 1 5 2 1 1 3 4 6 3 1 "   D a t a T y p e = " T e x t " > Q l t y I n s p e c t i o n _ F i n i s h e d _ B y _ E m a i l < / Q l t y I n s p e c t i o n _ F i n i s h e d _ B y _ E m a i l > + 
+         < Q l t y I n s p e c t i o n _ F i n i s h e d _ B y _ P h o n e   E l e m e n t T y p e = " C o l u m n "   E l e m e n t I d = " 3 4 7 5 5 7 6 2 5 "   D a t a T y p e = " T e x t " > Q l t y I n s p e c t i o n _ F i n i s h e d _ B y _ P h o n e < / Q l t y I n s p e c t i o n _ F i n i s h e d _ B y _ P h o n e > + 
+         < Q l t y I n s p e c t i o n _ F i n i s h e d _ B y _ T i t l e   E l e m e n t T y p e = " C o l u m n "   E l e m e n t I d = " 4 6 0 0 4 5 6 8 3 "   D a t a T y p e = " T e x t " > Q l t y I n s p e c t i o n _ F i n i s h e d _ B y _ T i t l e < / Q l t y I n s p e c t i o n _ F i n i s h e d _ B y _ T i t l e > + 
+         < Q l t y I n s p e c t i o n _ F i n i s h e d _ B y _ U s e r N a m e   E l e m e n t T y p e = " C o l u m n "   E l e m e n t I d = " 1 9 5 3 6 1 2 5 3 1 "   D a t a T y p e = " T e x t " > Q l t y I n s p e c t i o n _ F i n i s h e d _ B y _ U s e r N a m e < / Q l t y I n s p e c t i o n _ F i n i s h e d _ B y _ U s e r N a m e > + 
+         < Q l t y I n s p e c t i o n _ F i n i s h e d _ B y _ U s e r _ I D   E l e m e n t T y p e = " C o l u m n "   E l e m e n t I d = " 1 7 5 0 5 1 6 3 3 8 "   D a t a T y p e = " C o d e " > Q l t y I n s p e c t i o n _ F i n i s h e d _ B y _ U s e r _ I D < / Q l t y I n s p e c t i o n _ F i n i s h e d _ B y _ U s e r _ I D > + 
+         < Q l t y I n s p e c t i o n _ F i n i s h e d _ D a t e   E l e m e n t T y p e = " C o l u m n "   E l e m e n t I d = " 1 8 3 4 1 2 2 7 6 5 "   D a t a T y p e = " D a t e T i m e " > Q l t y I n s p e c t i o n _ F i n i s h e d _ D a t e < / Q l t y I n s p e c t i o n _ F i n i s h e d _ D a t e > + 
+         < Q l t y I n s p e c t i o n _ N o   E l e m e n t T y p e = " C o l u m n "   E l e m e n t I d = " 2 1 2 0 6 1 5 7 4 9 "   D a t a T y p e = " C o d e " > Q l t y I n s p e c t i o n _ N o < / Q l t y I n s p e c t i o n _ N o > + 
+         < Q l t y I n s p e c t i o n _ R e i n s p e c t i o n N o   E l e m e n t T y p e = " C o l u m n "   E l e m e n t I d = " 7 5 1 7 3 5 6 "   D a t a T y p e = " I n t e g e r " > Q l t y I n s p e c t i o n _ R e i n s p e c t i o n N o < / Q l t y I n s p e c t i o n _ R e i n s p e c t i o n N o > + 
+         < Q l t y I n s p e c t i o n _ R e s u l t _ C o d e   E l e m e n t T y p e = " C o l u m n "   E l e m e n t I d = " 1 8 0 7 0 7 7 0 6 5 "   D a t a T y p e = " C o d e " > Q l t y I n s p e c t i o n _ R e s u l t _ C o d e < / Q l t y I n s p e c t i o n _ R e s u l t _ C o d e > + 
+         < Q l t y I n s p e c t i o n _ R e s u l t _ D e s c r i p t i o n   E l e m e n t T y p e = " C o l u m n "   E l e m e n t I d = " 8 1 0 5 3 8 1 8 8 "   D a t a T y p e = " T e x t " > Q l t y I n s p e c t i o n _ R e s u l t _ D e s c r i p t i o n < / Q l t y I n s p e c t i o n _ R e s u l t _ D e s c r i p t i o n > + 
+         < Q l t y I n s p e c t i o n _ S o u r c e _ C u s t o m _ 1   E l e m e n t T y p e = " C o l u m n "   E l e m e n t I d = " 5 4 6 4 5 3 7 6 5 "   D a t a T y p e = " T e x t " > Q l t y I n s p e c t i o n _ S o u r c e _ C u s t o m _ 1 < / Q l t y I n s p e c t i o n _ S o u r c e _ C u s t o m _ 1 > + 
+         < Q l t y I n s p e c t i o n _ S o u r c e _ C u s t o m _ 1 0   E l e m e n t T y p e = " C o l u m n "   E l e m e n t I d = " 1 5 3 7 6 5 2 9 2 5 "   D a t a T y p e = " D e c i m a l " > Q l t y I n s p e c t i o n _ S o u r c e _ C u s t o m _ 1 0 < / Q l t y I n s p e c t i o n _ S o u r c e _ C u s t o m _ 1 0 > + 
+         < Q l t y I n s p e c t i o n _ S o u r c e _ C u s t o m _ 2   E l e m e n t T y p e = " C o l u m n "   E l e m e n t I d = " 1 8 3 5 4 2 3 6 8 0 "   D a t a T y p e = " T e x t " > Q l t y I n s p e c t i o n _ S o u r c e _ C u s t o m _ 2 < / Q l t y I n s p e c t i o n _ S o u r c e _ C u s t o m _ 2 > + 
+         < Q l t y I n s p e c t i o n _ S o u r c e _ C u s t o m _ 3   E l e m e n t T y p e = " C o l u m n "   E l e m e n t I d = " 1 8 2 1 8 4 6 9 9 9 "   D a t a T y p e = " T e x t " > Q l t y I n s p e c t i o n _ S o u r c e _ C u s t o m _ 3 < / Q l t y I n s p e c t i o n _ S o u r c e _ C u s t o m _ 3 > + 
+         < Q l t y I n s p e c t i o n _ S o u r c e _ C u s t o m _ 4   E l e m e n t T y p e = " C o l u m n "   E l e m e n t I d = " 1 3 6 6 6 3 6 0 8 6 "   D a t a T y p e = " T e x t " > Q l t y I n s p e c t i o n _ S o u r c e _ C u s t o m _ 4 < / Q l t y I n s p e c t i o n _ S o u r c e _ C u s t o m _ 4 > + 
+         < Q l t y I n s p e c t i o n _ S o u r c e _ C u s t o m _ 5   E l e m e n t T y p e = " C o l u m n "   E l e m e n t I d = " 2 0 0 4 3 3 2 7 0 3 "   D a t a T y p e = " T e x t " > Q l t y I n s p e c t i o n _ S o u r c e _ C u s t o m _ 5 < / Q l t y I n s p e c t i o n _ S o u r c e _ C u s t o m _ 5 > + 
+         < Q l t y I n s p e c t i o n _ S o u r c e _ C u s t o m _ 6   E l e m e n t T y p e = " C o l u m n "   E l e m e n t I d = " 9 1 2 4 2 8 5 2 "   D a t a T y p e = " T e x t " > Q l t y I n s p e c t i o n _ S o u r c e _ C u s t o m _ 6 < / Q l t y I n s p e c t i o n _ S o u r c e _ C u s t o m _ 6 > + 
+         < Q l t y I n s p e c t i o n _ S o u r c e _ C u s t o m _ 7   E l e m e n t T y p e = " C o l u m n "   E l e m e n t I d = " 7 2 8 9 3 9 4 6 9 "   D a t a T y p e = " I n t e g e r " > Q l t y I n s p e c t i o n _ S o u r c e _ C u s t o m _ 7 < / Q l t y I n s p e c t i o n _ S o u r c e _ C u s t o m _ 7 > + 
+         < Q l t y I n s p e c t i o n _ S o u r c e _ C u s t o m _ 8   E l e m e n t T y p e = " C o l u m n "   E l e m e n t I d = " 3 7 7 5 4 4 7 4 2 "   D a t a T y p e = " I n t e g e r " > Q l t y I n s p e c t i o n _ S o u r c e _ C u s t o m _ 8 < / Q l t y I n s p e c t i o n _ S o u r c e _ C u s t o m _ 8 > + 
+         < Q l t y I n s p e c t i o n _ S o u r c e _ C u s t o m _ 9   E l e m e n t T y p e = " C o l u m n "   E l e m e n t I d = " 2 6 0 1 5 1 8 7 5 "   D a t a T y p e = " D e c i m a l " > Q l t y I n s p e c t i o n _ S o u r c e _ C u s t o m _ 9 < / Q l t y I n s p e c t i o n _ S o u r c e _ C u s t o m _ 9 > + 
+         < Q l t y I n s p e c t i o n _ S o u r c e _ D o c u m e n t _ N o _   E l e m e n t T y p e = " C o l u m n "   E l e m e n t I d = " 1 6 7 5 9 1 6 2 8 8 "   D a t a T y p e = " C o d e " > Q l t y I n s p e c t i o n _ S o u r c e _ D o c u m e n t _ N o _ < / Q l t y I n s p e c t i o n _ S o u r c e _ D o c u m e n t _ N o _ > + 
+         < Q l t y I n s p e c t i o n _ S o u r c e _ I t e m _ D e s c r i p t i o n   E l e m e n t T y p e = " C o l u m n "   E l e m e n t I d = " 6 4 6 8 9 0 6 3 0 "   D a t a T y p e = " T e x t " > Q l t y I n s p e c t i o n _ S o u r c e _ I t e m _ D e s c r i p t i o n < / Q l t y I n s p e c t i o n _ S o u r c e _ I t e m _ D e s c r i p t i o n > + 
+         < Q l t y I n s p e c t i o n _ S o u r c e _ I t e m _ D e s c r i p t i o n 2   E l e m e n t T y p e = " C o l u m n "   E l e m e n t I d = " 1 2 7 9 3 6 9 3 5 2 "   D a t a T y p e = " T e x t " > Q l t y I n s p e c t i o n _ S o u r c e _ I t e m _ D e s c r i p t i o n 2 < / Q l t y I n s p e c t i o n _ S o u r c e _ I t e m _ D e s c r i p t i o n 2 > + 
+         < Q l t y I n s p e c t i o n _ S o u r c e _ I t e m _ N o _   E l e m e n t T y p e = " C o l u m n "   E l e m e n t I d = " 1 2 6 8 0 5 0 5 1 8 "   D a t a T y p e = " C o d e " > Q l t y I n s p e c t i o n _ S o u r c e _ I t e m _ N o _ < / Q l t y I n s p e c t i o n _ S o u r c e _ I t e m _ N o _ > + 
+         < Q l t y I n s p e c t i o n _ S o u r c e _ L o t _ N o _   E l e m e n t T y p e = " C o l u m n "   E l e m e n t I d = " 1 1 2 3 5 5 1 3 1 2 "   D a t a T y p e = " C o d e " > Q l t y I n s p e c t i o n _ S o u r c e _ L o t _ N o _ < / Q l t y I n s p e c t i o n _ S o u r c e _ L o t _ N o _ > + 
+         < Q l t y I n s p e c t i o n _ S o u r c e _ P a c k a g e _ N o _   E l e m e n t T y p e = " C o l u m n "   E l e m e n t I d = " 1 9 6 1 1 2 9 9 7 "   D a t a T y p e = " C o d e " > Q l t y I n s p e c t i o n _ S o u r c e _ P a c k a g e _ N o _ < / Q l t y I n s p e c t i o n _ S o u r c e _ P a c k a g e _ N o _ > + 
+         < Q l t y I n s p e c t i o n _ S o u r c e _ S e r i a l _ N o _   E l e m e n t T y p e = " C o l u m n "   E l e m e n t I d = " 1 5 2 0 5 9 1 4 4 7 "   D a t a T y p e = " C o d e " > Q l t y I n s p e c t i o n _ S o u r c e _ S e r i a l _ N o _ < / Q l t y I n s p e c t i o n _ S o u r c e _ S e r i a l _ N o _ > + 
+         < Q l t y I n s p e c t i o n _ S o u r c e _ T a s k _ N o _   E l e m e n t T y p e = " C o l u m n "   E l e m e n t I d = " 3 8 4 6 4 4 1 8 2 "   D a t a T y p e = " C o d e " > Q l t y I n s p e c t i o n _ S o u r c e _ T a s k _ N o _ < / Q l t y I n s p e c t i o n _ S o u r c e _ T a s k _ N o _ > + 
+         < Q l t y I n s p e c t i o n _ S o u r c e _ V a r i a n t _ C o d e   E l e m e n t T y p e = " C o l u m n "   E l e m e n t I d = " 1 6 0 8 4 0 3 8 2 1 "   D a t a T y p e = " C o d e " > Q l t y I n s p e c t i o n _ S o u r c e _ V a r i a n t _ C o d e < / Q l t y I n s p e c t i o n _ S o u r c e _ V a r i a n t _ C o d e > + 
+         < Q l t y I n s p e c t i o n _ S t a t u s   E l e m e n t T y p e = " C o l u m n "   E l e m e n t I d = " 8 5 1 7 5 2 7 6 8 "   D a t a T y p e = " E n u m " > Q l t y I n s p e c t i o n _ S t a t u s < / Q l t y I n s p e c t i o n _ S t a t u s > + 
+         < R e i n s p e c t i o n D e s c r i p t i o n   E l e m e n t T y p e = " C o l u m n "   E l e m e n t I d = " 1 1 9 2 0 3 1 5 5 0 "   D a t a T y p e = " T e x t " > R e i n s p e c t i o n D e s c r i p t i o n < / R e i n s p e c t i o n D e s c r i p t i o n > + 
+         < C u r r e n t I n s p e c t i o n L i n e   E l e m e n t T y p e = " D a t a I t e m "   E l e m e n t I d = " 1 1 9 3 2 1 9 5 9 6 " > + 
+             < C a r r i a g e R e t u r n P e r s o n F i e l d D e t a i l s   E l e m e n t T y p e = " C o l u m n "   E l e m e n t I d = " 9 9 8 2 6 3 6 9 8 "   D a t a T y p e = " T e x t " > C a r r i a g e R e t u r n P e r s o n F i e l d D e t a i l s < / C a r r i a g e R e t u r n P e r s o n F i e l d D e t a i l s > + 
+             < C o n d i t i o n L a b e l _ 1   E l e m e n t T y p e = " C o l u m n "   E l e m e n t I d = " 1 2 2 7 8 8 1 1 9 4 "   D a t a T y p e = " T e x t " > C o n d i t i o n L a b e l _ 1 < / C o n d i t i o n L a b e l _ 1 > + 
+             < C o n d i t i o n L a b e l _ 2   E l e m e n t T y p e = " C o l u m n "   E l e m e n t I d = " 1 8 6 5 5 7 7 8 1 1 "   D a t a T y p e = " T e x t " > C o n d i t i o n L a b e l _ 2 < / C o n d i t i o n L a b e l _ 2 > + 
+             < F i e l d _ C o d e   E l e m e n t T y p e = " C o l u m n "   E l e m e n t I d = " 1 3 2 7 2 5 5 7 3 "   D a t a T y p e = " C o d e " > F i e l d _ C o d e < / F i e l d _ C o d e > + 
+             < F i e l d _ D e s c r i p t i o n   E l e m e n t T y p e = " C o l u m n "   E l e m e n t I d = " 1 4 6 8 6 2 1 2 9 8 "   D a t a T y p e = " T e x t " > F i e l d _ D e s c r i p t i o n < / F i e l d _ D e s c r i p t i o n > + 
+             < F i e l d _ E n t e r e d B y N a m e A n d T i m e s t a m p   E l e m e n t T y p e = " C o l u m n "   E l e m e n t I d = " 1 0 6 8 4 2 0 5 9 2 "   D a t a T y p e = " T e x t " > F i e l d _ E n t e r e d B y N a m e A n d T i m e s t a m p < / F i e l d _ E n t e r e d B y N a m e A n d T i m e s t a m p > + 
+             < F i e l d _ H a s E n t e r e d V a l u e   E l e m e n t T y p e = " C o l u m n "   E l e m e n t I d = " 1 7 1 6 2 6 5 8 2 4 "   D a t a T y p e = " B o o l e a n " > F i e l d _ H a s E n t e r e d V a l u e < / F i e l d _ H a s E n t e r e d V a l u e > + 
+             < F i e l d _ I f P e r s o n E m a i l   E l e m e n t T y p e = " C o l u m n "   E l e m e n t I d = " 1 3 4 6 0 5 7 6 5 0 "   D a t a T y p e = " T e x t " > F i e l d _ I f P e r s o n E m a i l < / F i e l d _ I f P e r s o n E m a i l > + 
+             < F i e l d _ I f P e r s o n N a m e   E l e m e n t T y p e = " C o l u m n "   E l e m e n t I d = " 4 1 4 7 0 2 4 4 3 "   D a t a T y p e = " T e x t " > F i e l d _ I f P e r s o n N a m e < / F i e l d _ I f P e r s o n N a m e > + 
+             < F i e l d _ I f P e r s o n P h o n e   E l e m e n t T y p e = " C o l u m n "   E l e m e n t I d = " 1 9 7 4 1 8 8 4 6 2 "   D a t a T y p e = " T e x t " > F i e l d _ I f P e r s o n P h o n e < / F i e l d _ I f P e r s o n P h o n e > + 
+             < F i e l d _ I f P e r s o n T i t l e   E l e m e n t T y p e = " C o l u m n "   E l e m e n t I d = " 1 0 0 4 6 0 9 5 4 2 "   D a t a T y p e = " T e x t " > F i e l d _ I f P e r s o n T i t l e < / F i e l d _ I f P e r s o n T i t l e > + 
+             < F i e l d _ I s L a b e l   E l e m e n t T y p e = " C o l u m n "   E l e m e n t I d = " 2 0 4 3 1 9 3 9 4 0 "   D a t a T y p e = " B o o l e a n " > F i e l d _ I s L a b e l < / F i e l d _ I s L a b e l > + 
+             < F i e l d _ I s P e r s o n F i e l d   E l e m e n t T y p e = " C o l u m n "   E l e m e n t I d = " 4 3 4 5 4 6 6 1 1 "   D a t a T y p e = " B o o l e a n " > F i e l d _ I s P e r s o n F i e l d < / F i e l d _ I s P e r s o n F i e l d > + 
+             < F i e l d _ I s T e x t   E l e m e n t T y p e = " C o l u m n "   E l e m e n t I d = " 5 9 3 6 9 2 0 1 "   D a t a T y p e = " B o o l e a n " > F i e l d _ I s T e x t < / F i e l d _ I s T e x t > + 
+             < F i e l d _ L i n e C o m m e n t a r y   E l e m e n t T y p e = " C o l u m n "   E l e m e n t I d = " 1 8 5 3 8 0 0 2 5 7 "   D a t a T y p e = " T e x t " > F i e l d _ L i n e C o m m e n t a r y < / F i e l d _ L i n e C o m m e n t a r y > + 
+             < F i e l d _ M o d i f i e d B y U s e r E m a i l   E l e m e n t T y p e = " C o l u m n "   E l e m e n t I d = " 2 0 5 3 4 9 0 5 4 5 "   D a t a T y p e = " T e x t " > F i e l d _ M o d i f i e d B y U s e r E m a i l < / F i e l d _ M o d i f i e d B y U s e r E m a i l > + 
+             < F i e l d _ M o d i f i e d B y U s e r I D   E l e m e n t T y p e = " C o l u m n "   E l e m e n t I d = " 1 3 6 3 9 8 7 2 2 2 "   D a t a T y p e = " C o d e " > F i e l d _ M o d i f i e d B y U s e r I D < / F i e l d _ M o d i f i e d B y U s e r I D > + 
+             < F i e l d _ M o d i f i e d B y U s e r J o b T i t l e   E l e m e n t T y p e = " C o l u m n "   E l e m e n t I d = " 7 1 3 3 5 4 3 4 0 "   D a t a T y p e = " T e x t " > F i e l d _ M o d i f i e d B y U s e r J o b T i t l e < / F i e l d _ M o d i f i e d B y U s e r J o b T i t l e > + 
+             < F i e l d _ M o d i f i e d B y U s e r N a m e   E l e m e n t T y p e = " C o l u m n "   E l e m e n t I d = " 7 9 8 2 2 1 9 1 6 "   D a t a T y p e = " T e x t " > F i e l d _ M o d i f i e d B y U s e r N a m e < / F i e l d _ M o d i f i e d B y U s e r N a m e > + 
+             < F i e l d _ M o d i f i e d B y U s e r P h o n e   E l e m e n t T y p e = " C o l u m n "   E l e m e n t I d = " 1 2 9 4 9 7 8 5 4 5 "   D a t a T y p e = " T e x t " > F i e l d _ M o d i f i e d B y U s e r P h o n e < / F i e l d _ M o d i f i e d B y U s e r P h o n e > + 
+             < F i e l d _ M o d i f i e d D a t e T i m e   E l e m e n t T y p e = " C o l u m n "   E l e m e n t I d = " 1 6 5 4 4 9 3 6 9 6 "   D a t a T y p e = " D a t e T i m e " > F i e l d _ M o d i f i e d D a t e T i m e < / F i e l d _ M o d i f i e d D a t e T i m e > + 
+             < F i e l d _ T y p e   E l e m e n t T y p e = " C o l u m n "   E l e m e n t I d = " 1 3 2 8 1 6 4 0 1 6 "   D a t a T y p e = " E n u m " > F i e l d _ T y p e < / F i e l d _ T y p e > + 
+             < I f P e r s o n D e s c r i p t i o n   E l e m e n t T y p e = " C o l u m n "   E l e m e n t I d = " 1 9 0 1 4 5 5 0 2 5 "   D a t a T y p e = " T e x t " > I f P e r s o n D e s c r i p t i o n < / I f P e r s o n D e s c r i p t i o n > + 
+             < I f P e r s o n M o d i f i e d B y U s e r E m a i l   E l e m e n t T y p e = " C o l u m n "   E l e m e n t I d = " 4 4 0 5 4 0 4 6 4 "   D a t a T y p e = " T e x t " > I f P e r s o n M o d i f i e d B y U s e r E m a i l < / I f P e r s o n M o d i f i e d B y U s e r E m a i l > + 
+             < I f P e r s o n M o d i f i e d D a t e T i m e   E l e m e n t T y p e = " C o l u m n "   E l e m e n t I d = " 8 1 4 8 1 3 6 2 3 "   D a t a T y p e = " T e x t " > I f P e r s o n M o d i f i e d D a t e T i m e < / I f P e r s o n M o d i f i e d D a t e T i m e > + 
+             < L a b e l F i e l d _ D e s c r i p t i o n   E l e m e n t T y p e = " C o l u m n "   E l e m e n t I d = " 3 2 9 5 4 9 8 4 0 "   D a t a T y p e = " T e x t " > L a b e l F i e l d _ D e s c r i p t i o n < / L a b e l F i e l d _ D e s c r i p t i o n > + 
+             < N u m e r i c _ V a l u e   E l e m e n t T y p e = " C o l u m n "   E l e m e n t I d = " 4 6 0 4 1 2 6 4 6 "   D a t a T y p e = " D e c i m a l " > N u m e r i c _ V a l u e < / N u m e r i c _ V a l u e > + 
+             < P r o m p t e d R e s u l t C a p t i o n _ 1   E l e m e n t T y p e = " C o l u m n "   E l e m e n t I d = " 1 5 4 8 2 0 5 1 6 9 "   D a t a T y p e = " T e x t " > P r o m p t e d R e s u l t C a p t i o n _ 1 < / P r o m p t e d R e s u l t C a p t i o n _ 1 > + 
+             < P r o m p t e d R e s u l t C a p t i o n _ 1 0   E l e m e n t T y p e = " C o l u m n "   E l e m e n t I d = " 6 6 5 1 3 7 3 2 1 "   D a t a T y p e = " T e x t " > P r o m p t e d R e s u l t C a p t i o n _ 1 0 < / P r o m p t e d R e s u l t C a p t i o n _ 1 0 > + 
+             < P r o m p t e d R e s u l t C a p t i o n _ 2   E l e m e n t T y p e = " C o l u m n "   E l e m e n t I d = " 2 1 0 9 0 6 5 5 1 0 "   D a t a T y p e = " T e x t " > P r o m p t e d R e s u l t C a p t i o n _ 2 < / P r o m p t e d R e s u l t C a p t i o n _ 2 > + 
+             < P r o m p t e d R e s u l t C a p t i o n _ 3   E l e m e n t T y p e = " C o l u m n "   E l e m e n t I d = " 1 4 7 1 3 6 8 8 9 3 "   D a t a T y p e = " T e x t " > P r o m p t e d R e s u l t C a p t i o n _ 3 < / P r o m p t e d R e s u l t C a p t i o n _ 3 > + 
+             < P r o m p t e d R e s u l t C a p t i o n _ 4   E l e m e n t T y p e = " C o l u m n "   E l e m e n t I d = " 8 3 3 6 7 2 2 7 6 "   D a t a T y p e = " T e x t " > P r o m p t e d R e s u l t C a p t i o n _ 4 < / P r o m p t e d R e s u l t C a p t i o n _ 4 > + 
+             < P r o m p t e d R e s u l t C a p t i o n _ 5   E l e m e n t T y p e = " C o l u m n "   E l e m e n t I d = " 1 9 5 9 7 5 6 5 9 "   D a t a T y p e = " T e x t " > P r o m p t e d R e s u l t C a p t i o n _ 5 < / P r o m p t e d R e s u l t C a p t i o n _ 5 > + 
+             < P r o m p t e d R e s u l t C a p t i o n _ 6   E l e m e n t T y p e = " C o l u m n "   E l e m e n t I d = " 4 4 1 7 2 0 9 5 8 "   D a t a T y p e = " T e x t " > P r o m p t e d R e s u l t C a p t i o n _ 6 < / P r o m p t e d R e s u l t C a p t i o n _ 6 > + 
+             < P r o m p t e d R e s u l t C a p t i o n _ 7   E l e m e n t T y p e = " C o l u m n "   E l e m e n t I d = " 1 0 7 9 4 1 7 5 7 5 "   D a t a T y p e = " T e x t " > P r o m p t e d R e s u l t C a p t i o n _ 7 < / P r o m p t e d R e s u l t C a p t i o n _ 7 > + 
+             < P r o m p t e d R e s u l t C a p t i o n _ 8   E l e m e n t T y p e = " C o l u m n "   E l e m e n t I d = " 1 0 3 9 0 2 9 1 2 "   D a t a T y p e = " T e x t " > P r o m p t e d R e s u l t C a p t i o n _ 8 < / P r o m p t e d R e s u l t C a p t i o n _ 8 > + 
+             < P r o m p t e d R e s u l t C a p t i o n _ 9   E l e m e n t T y p e = " C o l u m n "   E l e m e n t I d = " 7 4 1 5 9 9 5 2 9 "   D a t a T y p e = " T e x t " > P r o m p t e d R e s u l t C a p t i o n _ 9 < / P r o m p t e d R e s u l t C a p t i o n _ 9 > + 
+             < P r o m p t e d R e s u l t C o n d i t i o n D e s c r i p t i o n _ 1   E l e m e n t T y p e = " C o l u m n "   E l e m e n t I d = " 1 7 7 6 7 4 4 4 3 4 "   D a t a T y p e = " T e x t " > P r o m p t e d R e s u l t C o n d i t i o n D e s c r i p t i o n _ 1 < / P r o m p t e d R e s u l t C o n d i t i o n D e s c r i p t i o n _ 1 > + 
+             < P r o m p t e d R e s u l t C o n d i t i o n D e s c r i p t i o n _ 1 0   E l e m e n t T y p e = " C o l u m n "   E l e m e n t I d = " 1 0 2 8 7 8 8 8 8 2 "   D a t a T y p e = " T e x t " > P r o m p t e d R e s u l t C o n d i t i o n D e s c r i p t i o n _ 1 0 < / P r o m p t e d R e s u l t C o n d i t i o n D e s c r i p t i o n _ 1 0 > + 
+             < P r o m p t e d R e s u l t C o n d i t i o n D e s c r i p t i o n _ 2   E l e m e n t T y p e = " C o l u m n "   E l e m e n t I d = " 1 1 3 9 0 4 7 8 1 7 "   D a t a T y p e = " T e x t " > P r o m p t e d R e s u l t C o n d i t i o n D e s c r i p t i o n _ 2 < / P r o m p t e d R e s u l t C o n d i t i o n D e s c r i p t i o n _ 2 > + 
+             < P r o m p t e d R e s u l t C o n d i t i o n D e s c r i p t i o n _ 3   E l e m e n t T y p e = " C o l u m n "   E l e m e n t I d = " 5 0 1 3 5 1 2 0 0 "   D a t a T y p e = " T e x t " > P r o m p t e d R e s u l t C o n d i t i o n D e s c r i p t i o n _ 3 < / P r o m p t e d R e s u l t C o n d i t i o n D e s c r i p t i o n _ 3 > + 
+             < P r o m p t e d R e s u l t C o n d i t i o n D e s c r i p t i o n _ 4   E l e m e n t T y p e = " C o l u m n "   E l e m e n t I d = " 6 7 0 2 6 0 2 2 3 "   D a t a T y p e = " T e x t " > P r o m p t e d R e s u l t C o n d i t i o n D e s c r i p t i o n _ 4 < / P r o m p t e d R e s u l t C o n d i t i o n D e s c r i p t i o n _ 4 > + 
+             < P r o m p t e d R e s u l t C o n d i t i o n D e s c r i p t i o n _ 5   E l e m e n t T y p e = " C o l u m n "   E l e m e n t I d = " 3 2 5 6 3 6 0 6 "   D a t a T y p e = " T e x t " > P r o m p t e d R e s u l t C o n d i t i o n D e s c r i p t i o n _ 5 < / P r o m p t e d R e s u l t C o n d i t i o n D e s c r i p t i o n _ 5 > + 
+             < P r o m p t e d R e s u l t C o n d i t i o n D e s c r i p t i o n _ 6   E l e m e n t T y p e = " C o l u m n "   E l e m e n t I d = " 6 0 5 1 3 3 0 1 1 "   D a t a T y p e = " T e x t " > P r o m p t e d R e s u l t C o n d i t i o n D e s c r i p t i o n _ 6 < / P r o m p t e d R e s u l t C o n d i t i o n D e s c r i p t i o n _ 6 > + 
+             < P r o m p t e d R e s u l t C o n d i t i o n D e s c r i p t i o n _ 7   E l e m e n t T y p e = " C o l u m n "   E l e m e n t I d = " 1 2 4 2 8 2 9 6 2 8 "   D a t a T y p e = " T e x t " > P r o m p t e d R e s u l t C o n d i t i o n D e s c r i p t i o n _ 7 < / P r o m p t e d R e s u l t C o n d i t i o n D e s c r i p t i o n _ 7 > + 
+             < P r o m p t e d R e s u l t C o n d i t i o n D e s c r i p t i o n _ 8   E l e m e n t T y p e = " C o l u m n "   E l e m e n t I d = " 1 0 7 3 9 2 0 6 0 5 "   D a t a T y p e = " T e x t " > P r o m p t e d R e s u l t C o n d i t i o n D e s c r i p t i o n _ 8 < / P r o m p t e d R e s u l t C o n d i t i o n D e s c r i p t i o n _ 8 > + 
+             < P r o m p t e d R e s u l t C o n d i t i o n D e s c r i p t i o n _ 9   E l e m e n t T y p e = " C o l u m n "   E l e m e n t I d = " 1 7 1 1 6 1 7 2 2 2 "   D a t a T y p e = " T e x t " > P r o m p t e d R e s u l t C o n d i t i o n D e s c r i p t i o n _ 9 < / P r o m p t e d R e s u l t C o n d i t i o n D e s c r i p t i o n _ 9 > + 
+             < P r o m p t e d R e s u l t V i s i b l e _ 1   E l e m e n t T y p e = " C o l u m n "   E l e m e n t I d = " 1 3 9 9 7 0 4 4 1 7 "   D a t a T y p e = " B o o l e a n " > P r o m p t e d R e s u l t V i s i b l e _ 1 < / P r o m p t e d R e s u l t V i s i b l e _ 1 > + 
+             < P r o m p t e d R e s u l t V i s i b l e _ 1 0   E l e m e n t T y p e = " C o l u m n "   E l e m e n t I d = " 6 6 3 6 8 2 6 1 7 "   D a t a T y p e = " B o o l e a n " > P r o m p t e d R e s u l t V i s i b l e _ 1 0 < / P r o m p t e d R e s u l t V i s i b l e _ 1 0 > + 
+             < P r o m p t e d R e s u l t V i s i b l e _ 2   E l e m e n t T y p e = " C o l u m n "   E l e m e n t I d = " 2 0 3 7 4 0 1 0 3 4 "   D a t a T y p e = " B o o l e a n " > P r o m p t e d R e s u l t V i s i b l e _ 2 < / P r o m p t e d R e s u l t V i s i b l e _ 2 > + 
+             < P r o m p t e d R e s u l t V i s i b l e _ 3   E l e m e n t T y p e = " C o l u m n "   E l e m e n t I d = " 1 6 1 9 8 6 9 6 4 5 "   D a t a T y p e = " B o o l e a n " > P r o m p t e d R e s u l t V i s i b l e _ 3 < / P r o m p t e d R e s u l t V i s i b l e _ 3 > + 
+             < P r o m p t e d R e s u l t V i s i b l e _ 4   E l e m e n t T y p e = " C o l u m n "   E l e m e n t I d = " 9 8 2 1 7 3 0 2 8 "   D a t a T y p e = " B o o l e a n " > P r o m p t e d R e s u l t V i s i b l e _ 4 < / P r o m p t e d R e s u l t V i s i b l e _ 4 > + 
+             < P r o m p t e d R e s u l t V i s i b l e _ 5   E l e m e n t T y p e = " C o l u m n "   E l e m e n t I d = " 3 4 4 4 7 6 4 1 1 "   D a t a T y p e = " B o o l e a n " > P r o m p t e d R e s u l t V i s i b l e _ 5 < / P r o m p t e d R e s u l t V i s i b l e _ 5 > + 
+             < P r o m p t e d R e s u l t V i s i b l e _ 6   E l e m e n t T y p e = " C o l u m n "   E l e m e n t I d = " 2 9 3 2 2 0 2 0 6 "   D a t a T y p e = " B o o l e a n " > P r o m p t e d R e s u l t V i s i b l e _ 6 < / P r o m p t e d R e s u l t V i s i b l e _ 6 > + 
+             < P r o m p t e d R e s u l t V i s i b l e _ 7   E l e m e n t T y p e = " C o l u m n "   E l e m e n t I d = " 9 3 0 9 1 6 8 2 3 "   D a t a T y p e = " B o o l e a n " > P r o m p t e d R e s u l t V i s i b l e _ 7 < / P r o m p t e d R e s u l t V i s i b l e _ 7 > + 
+             < P r o m p t e d R e s u l t V i s i b l e _ 8   E l e m e n t T y p e = " C o l u m n "   E l e m e n t I d = " 4 4 5 9 7 8 4 0 "   D a t a T y p e = " B o o l e a n " > P r o m p t e d R e s u l t V i s i b l e _ 8 < / P r o m p t e d R e s u l t V i s i b l e _ 8 > + 
+             < P r o m p t e d R e s u l t V i s i b l e _ 9   E l e m e n t T y p e = " C o l u m n "   E l e m e n t I d = " 5 9 3 0 9 8 7 7 7 "   D a t a T y p e = " B o o l e a n " > P r o m p t e d R e s u l t V i s i b l e _ 9 < / P r o m p t e d R e s u l t V i s i b l e _ 9 > + 
+             < T e s t _ R e s u l t   E l e m e n t T y p e = " C o l u m n "   E l e m e n t I d = " 1 2 7 1 0 6 2 1 4 1 "   D a t a T y p e = " C o d e " > T e s t _ R e s u l t < / T e s t _ R e s u l t > + 
+             < T e s t _ R e s u l t D e s c r i p t i o n   E l e m e n t T y p e = " C o l u m n "   E l e m e n t I d = " 1 9 4 3 4 5 8 6 8 5 "   D a t a T y p e = " T e x t " > T e s t _ R e s u l t D e s c r i p t i o n < / T e s t _ R e s u l t D e s c r i p t i o n > + 
+             < T e s t _ V a l u e   E l e m e n t T y p e = " C o l u m n "   E l e m e n t I d = " 8 1 3 5 6 4 5 2 1 "   D a t a T y p e = " T e x t " > T e s t _ V a l u e < / T e s t _ V a l u e > + 
+             < W o r d D e s c r i p t i o n   E l e m e n t T y p e = " C o l u m n "   E l e m e n t I d = " 5 4 4 0 8 2 0 6 7 "   D a t a T y p e = " T e x t " > W o r d D e s c r i p t i o n < / W o r d D e s c r i p t i o n > + 
+             < W o r d M o d i f i e d B y U s e r N a m e   E l e m e n t T y p e = " C o l u m n "   E l e m e n t I d = " 1 6 2 5 9 3 3 4 7 9 "   D a t a T y p e = " T e x t " > W o r d M o d i f i e d B y U s e r N a m e < / W o r d M o d i f i e d B y U s e r N a m e > + 
+             < W o r d M o d i f i e d D a t e T i m e   E l e m e n t T y p e = " C o l u m n "   E l e m e n t I d = " 2 0 8 1 0 1 2 8 7 5 "   D a t a T y p e = " T e x t " > W o r d M o d i f i e d D a t e T i m e < / W o r d M o d i f i e d D a t e T i m e > + 
+             < W o r d T e s t V a l u e   E l e m e n t T y p e = " C o l u m n "   E l e m e n t I d = " 1 4 4 7 8 2 4 1 2 2 "   D a t a T y p e = " T e x t " > W o r d T e s t V a l u e < / W o r d T e s t V a l u e >   
          < / C u r r e n t I n s p e c t i o n L i n e >   
@@ -5176,7 +5381,9 @@
  < / N a v W o r d R e p o r t X m l P a r t > 
 </file>
 
-<file path=customXml/item2.xml>��< ? x m l   v e r s i o n = " 1 . 0 "   e n c o d i n g = " u t f - 1 6 " ? > < N a v W o r d R e p o r t X m l P a r t   x m l n s = " u r n : m i c r o s o f t - d y n a m i c s - b u s i n e s s c e n t r a l / i n t e r n a l / e x t e n d e d / r e p o r t s / Q l t y _ G e n e r a l _ P u r p o s e _ I n s p e c t / 2 0 4 0 5 / " > +<file path=customXml/item3.xml>��< ? x m l   v e r s i o n = " 1 . 0 "   e n c o d i n g = " u t f - 1 6 " ? > + 
+ < N a v W o r d R e p o r t X m l P a r t   x m l n s = " u r n : m i c r o s o f t - d y n a m i c s - n a v / r e p o r t s / Q l t y _ G e n e r a l _ P u r p o s e _ I n s p e c t / 2 0 4 0 5 / " >   
      < B C R e p o r t I n f o r m a t i o n >   
@@ -5244,497 +5451,295 @@
  
      < L a b e l s >   
-         < C o m p l e t e d B y L a b e l   E l e m e n t T y p e = " P a r a m e t e r "   E l e m e n t I d = " 9 2 6 8 6 1 7 7 3 "   D a t a T y p e = " S t r i n g " > C o m p l e t e d B y L a b e l < / C o m p l e t e d B y L a b e l > - 
-         < C o m p l e t e d D a t e L a b e l   E l e m e n t T y p e = " P a r a m e t e r "   E l e m e n t I d = " 1 4 6 7 6 7 4 5 7 8 "   D a t a T y p e = " S t r i n g " > C o m p l e t e d D a t e L a b e l < / C o m p l e t e d D a t e L a b e l > - 
-         < D a t e L a b e l   E l e m e n t T y p e = " P a r a m e t e r "   E l e m e n t I d = " 7 9 3 8 1 7 7 7 7 "   D a t a T y p e = " S t r i n g " > D a t e L a b e l < / D a t e L a b e l > - 
-         < F i e l d L a b e l   E l e m e n t T y p e = " P a r a m e t e r "   E l e m e n t I d = " 1 9 6 1 6 4 7 3 9 9 "   D a t a T y p e = " S t r i n g " > F i e l d L a b e l < / F i e l d L a b e l > - 
-         < I n s p e c t i o n L a b e l   E l e m e n t T y p e = " P a r a m e t e r "   E l e m e n t I d = " 1 5 4 9 8 3 1 5 2 5 "   D a t a T y p e = " S t r i n g " > I n s p e c t i o n L a b e l < / I n s p e c t i o n L a b e l > - 
-         < I t e m L a b e l   E l e m e n t T y p e = " P a r a m e t e r "   E l e m e n t I d = " 1 0 8 2 0 2 8 9 7 4 "   D a t a T y p e = " S t r i n g " > I t e m L a b e l < / I t e m L a b e l > - 
-         < I t e m T r a c k i n g L a b e l   E l e m e n t T y p e = " P a r a m e t e r "   E l e m e n t I d = " 9 3 5 5 3 4 6 7 1 "   D a t a T y p e = " S t r i n g " > I t e m T r a c k i n g L a b e l < / I t e m T r a c k i n g L a b e l > - 
-         < L a s t M o d i f i e d B y L a b e l   E l e m e n t T y p e = " P a r a m e t e r "   E l e m e n t I d = " 9 3 1 4 2 8 2 9 1 "   D a t a T y p e = " S t r i n g " > L a s t M o d i f i e d B y L a b e l < / L a s t M o d i f i e d B y L a b e l > - 
-         < R e p o r t T i t l e L a b e l   E l e m e n t T y p e = " P a r a m e t e r "   E l e m e n t I d = " 1 2 9 7 0 8 9 6 2 7 "   D a t a T y p e = " S t r i n g " > R e p o r t T i t l e L a b e l < / R e p o r t T i t l e L a b e l > - 
-         < R e s u l t L a b e l   E l e m e n t T y p e = " P a r a m e t e r "   E l e m e n t I d = " 4 0 7 6 0 6 8 8 6 "   D a t a T y p e = " S t r i n g " > R e s u l t L a b e l < / R e s u l t L a b e l > - 
-         < T e s t D o c u m e n t N o L a b e l   E l e m e n t T y p e = " P a r a m e t e r "   E l e m e n t I d = " 1 6 2 2 1 4 2 9 2 3 "   D a t a T y p e = " S t r i n g " > T e s t D o c u m e n t N o L a b e l < / T e s t D o c u m e n t N o L a b e l > +         < C o m p l e t e d B y L a b e l > C o m p l e t e d B y L a b e l < / C o m p l e t e d B y L a b e l > + 
+         < C o m p l e t e d D a t e L a b e l > C o m p l e t e d D a t e L a b e l < / C o m p l e t e d D a t e L a b e l > + 
+         < D a t e L a b e l > D a t e L a b e l < / D a t e L a b e l > + 
+         < F i e l d L a b e l > F i e l d L a b e l < / F i e l d L a b e l > + 
+         < I n s p e c t i o n L a b e l > I n s p e c t i o n L a b e l < / I n s p e c t i o n L a b e l > + 
+         < I t e m L a b e l > I t e m L a b e l < / I t e m L a b e l > + 
+         < I t e m T r a c k i n g L a b e l > I t e m T r a c k i n g L a b e l < / I t e m T r a c k i n g L a b e l > + 
+         < L a s t M o d i f i e d B y L a b e l > L a s t M o d i f i e d B y L a b e l < / L a s t M o d i f i e d B y L a b e l > + 
+         < R e p o r t T i t l e L a b e l > R e p o r t T i t l e L a b e l < / R e p o r t T i t l e L a b e l > + 
+         < R e s u l t L a b e l > R e s u l t L a b e l < / R e s u l t L a b e l > + 
+         < T e s t D o c u m e n t N o L a b e l > T e s t D o c u m e n t N o L a b e l < / T e s t D o c u m e n t N o L a b e l >   
      < / L a b e l s >   
-     < T o o l t i p s > - 
-         < T o o l t i p   c o l u m n = " Q l t y I n s p e c t i o n T e m p l a t e _ D e s c r i p t i o n "   E l e m e n t I d = " 1 6 5 2 0 6 9 5 9 8 " > - 
-             < T o o l t i p T e x t   l a n g = " e n - U S " > S p e c i f i e s   a n   e x p l a n a t i o n   o f   t h e   Q u a l i t y   I n s p e c t i o n   T e m p l a t e .   Y o u   c a n   e n t e r   a   m a x i m u m   o f   1 0 0   c h a r a c t e r s ,   b o t h   n u m b e r s   a n d   l e t t e r s . < / T o o l t i p T e x t > - 
-         < / T o o l t i p > - 
-         < T o o l t i p   c o l u m n = " Q l t y I n s p e c t i o n _ D e s c r i p t i o n "   E l e m e n t I d = " 7 3 9 0 1 9 9 1 0 " > - 
-             < T o o l t i p T e x t   l a n g = " e n - U S " > S p e c i f i e s   a   d e s c r i p t i o n   o f   t h e   Q u a l i t y   I n s p e c t i o n   i t s e l f . < / T o o l t i p T e x t > - 
-         < / T o o l t i p > - 
-         < T o o l t i p   c o l u m n = " Q l t y I n s p e c t i o n _ S t a t u s "   E l e m e n t I d = " 8 5 1 7 5 2 7 6 8 " > - 
-             < T o o l t i p T e x t   l a n g = " e n - U S " > S p e c i f i e s   t h e   s t a t u s   o f   t h e   i n s p e c t i o n .   N o   a d d i t i o n a l   c h a n g e s   c a n   b e   m a d e   t o   a   f i n i s h e d   Q u a l i t y   I n s p e c t i o n . < / T o o l t i p T e x t > - 
-         < / T o o l t i p > - 
-         < T o o l t i p   c o l u m n = " Q l t y I n s p e c t i o n _ R e s u l t _ C o d e "   E l e m e n t I d = " 1 8 0 7 0 7 7 0 6 5 " > - 
-             < T o o l t i p T e x t   l a n g = " e n - U S " > S p e c i f i e s   t h e   r e s u l t   i s   a u t o m a t i c a l l y   d e t e r m i n e d   b a s e d   o n   t h e   t e s t   v a l u e   a n d   r e s u l t   c o n f i g u r a t i o n . < / T o o l t i p T e x t > - 
-         < / T o o l t i p > - 
-         < T o o l t i p   c o l u m n = " Q l t y I n s p e c t i o n _ R e s u l t _ D e s c r i p t i o n "   E l e m e n t I d = " 8 1 0 5 3 8 1 8 8 " > - 
-             < T o o l t i p T e x t   l a n g = " e n - U S " > S p e c i f i e s   t h e   r e s u l t   d e s c r i p t i o n   f o r   t h i s   t e s t   r e s u l t .   T h e   r e s u l t   i s   a u t o m a t i c a l l y   d e t e r m i n e d   b a s e d   o n   t h e   t e s t   v a l u e   a n d   r e s u l t   c o n f i g u r a t i o n . < / T o o l t i p T e x t > - 
-         < / T o o l t i p > - 
-         < T o o l t i p   c o l u m n = " Q l t y I n s p e c t i o n _ N o "   E l e m e n t I d = " 2 1 2 0 6 1 5 7 4 9 " > - 
-             < T o o l t i p T e x t   l a n g = " e n - U S " > S p e c i f i e s   t h e   q u a l i t y   i n s p e c t i o n   d o c u m e n t   n u m b e r . < / T o o l t i p T e x t > - 
-         < / T o o l t i p > - 
-         < T o o l t i p   c o l u m n = " Q l t y I n s p e c t i o n _ R e i n s p e c t i o n N o "   E l e m e n t I d = " 7 5 1 7 3 5 6 " > - 
-             < T o o l t i p T e x t   l a n g = " e n - U S " > S p e c i f i e s   t h e   r e - i n s p e c t i o n   c o u n t e r . < / T o o l t i p T e x t > - 
-         < / T o o l t i p > - 
-         < T o o l t i p   c o l u m n = " Q l t y I n s p e c t i o n _ F i n i s h e d _ B y _ U s e r _ I D "   E l e m e n t I d = " 1 7 5 0 5 1 6 3 3 8 " > - 
-             < T o o l t i p T e x t   l a n g = " e n - U S " > S p e c i f i e s   t h e   u s e r   t h a t   f i n i s h e d   t h e   i n s p e c t i o n . < / T o o l t i p T e x t > - 
-         < / T o o l t i p > - 
-         < T o o l t i p   c o l u m n = " Q l t y I n s p e c t i o n _ F i n i s h e d _ D a t e "   E l e m e n t I d = " 1 8 3 4 1 2 2 7 6 5 " > - 
-             < T o o l t i p T e x t   l a n g = " e n - U S " > S p e c i f i e s   t h e   d a t e   t h a t   t h e   i n s p e c t i o n   w a s   f i n i s h e d . < / T o o l t i p T e x t > - 
-         < / T o o l t i p > - 
-         < T o o l t i p   c o l u m n = " Q l t y I n s p e c t i o n _ S o u r c e _ I t e m _ N o _ "   E l e m e n t I d = " 1 2 6 8 0 5 0 5 1 8 " > - 
-             < T o o l t i p T e x t   l a n g = " e n - U S " > S p e c i f i e s   t h e   i t e m   t h a t   t h e   Q u a l i t y   I n s p e c t i o n   i s   f o r .   W h e n   u s e d   w i t h   p r o d u c t i o n   o r d e r s   t h i s   t y p i c a l l y   r e f e r s   t o   t h e   i t e m   b e i n g   p r o d u c e d . < / T o o l t i p T e x t > - 
-         < / T o o l t i p > - 
-         < T o o l t i p   c o l u m n = " Q l t y I n s p e c t i o n _ S o u r c e _ I t e m _ D e s c r i p t i o n "   E l e m e n t I d = " 6 4 6 8 9 0 6 3 0 " > - 
-             < T o o l t i p T e x t   l a n g = " e n - U S " > S p e c i f i e s   a   d e s c r i p t i o n   o f   t h e   i t e m . < / T o o l t i p T e x t > - 
-         < / T o o l t i p > - 
-         < T o o l t i p   c o l u m n = " Q l t y I n s p e c t i o n _ S o u r c e _ I t e m _ D e s c r i p t i o n 2 "   E l e m e n t I d = " 1 2 7 9 3 6 9 3 5 2 " > - 
-             < T o o l t i p T e x t   l a n g = " e n - U S " > S p e c i f i e s   i n f o r m a t i o n   i n   a d d i t i o n   t o   t h e   d e s c r i p t i o n . < / T o o l t i p T e x t > - 
-         < / T o o l t i p > - 
-         < T o o l t i p   c o l u m n = " Q l t y I n s p e c t i o n _ S o u r c e _ V a r i a n t _ C o d e "   E l e m e n t I d = " 1 6 0 8 4 0 3 8 2 1 " > - 
-             < T o o l t i p T e x t   l a n g = " e n - U S " > S p e c i f i e s   t h e   i t e m   v a r i a n t   t h a t   t h e   Q u a l i t y   I n s p e c t i o n   i s   f o r .   W h e n   u s e d   w i t h   p r o d u c t i o n   o r d e r s   t h i s   t y p i c a l l y   r e f e r s   t o   t h e   i t e m   b e i n g   p r o d u c e d . < / T o o l t i p T e x t > - 
-         < / T o o l t i p > - 
-         < T o o l t i p   c o l u m n = " Q l t y I n s p e c t i o n _ S o u r c e _ L o t _ N o _ "   E l e m e n t I d = " 1 1 2 3 5 5 1 3 1 2 " > - 
-             < T o o l t i p T e x t   l a n g = " e n - U S " > S p e c i f i e s   t h e   l o t   n u m b e r   t h a t   t h e   q u a l i t y   i n s p e c t i o n   i s   f o r .   T h i s   i s   o n l y   u s e d   f o r   l o t   t r a c k e d   i t e m s . < / T o o l t i p T e x t > - 
-         < / T o o l t i p > - 
-         < T o o l t i p   c o l u m n = " Q l t y I n s p e c t i o n _ S o u r c e _ S e r i a l _ N o _ "   E l e m e n t I d = " 1 5 2 0 5 9 1 4 4 7 " > - 
-             < T o o l t i p T e x t   l a n g = " e n - U S " > S p e c i f i e s   t h e   s e r i a l   n u m b e r   t h a t   t h e   q u a l i t y   i n s p e c t i o n   i s   f o r .   T h i s   i s   o n l y   u s e d   f o r   s e r i a l   t r a c k e d   i t e m s . < / T o o l t i p T e x t > - 
-         < / T o o l t i p > - 
-         < T o o l t i p   c o l u m n = " Q l t y I n s p e c t i o n _ S o u r c e _ P a c k a g e _ N o _ "   E l e m e n t I d = " 1 9 6 1 1 2 9 9 7 " > - 
-             < T o o l t i p T e x t   l a n g = " e n - U S " > S p e c i f i e s   t h e   p a c k a g e   n u m b e r   t h a t   t h e   q u a l i t y   i n s p e c t i o n   i s   f o r .   T h i s   i s   o n l y   u s e d   f o r   p a c k a g e   t r a c k e d   i t e m s . < / T o o l t i p T e x t > - 
-         < / T o o l t i p > - 
-         < T o o l t i p   c o l u m n = " Q l t y I n s p e c t i o n _ S o u r c e _ D o c u m e n t _ N o _ "   E l e m e n t I d = " 1 6 7 5 9 1 6 2 8 8 " > - 
-             < T o o l t i p T e x t   l a n g = " e n - U S " > S p e c i f i e s   a   r e f e r e n c e   t o   t h e   d o c u m e n t   t h a t   t h i s   Q u a l i t y   I n s p e c t i o n   i s   r e f e r r i n g   t o .   T h i s   t y p i c a l l y   r e f e r s   t o   a   p r o d u c t i o n   o r d e r   d o c u m e n t   n u m b e r . < / T o o l t i p T e x t > - 
-         < / T o o l t i p > - 
-         < T o o l t i p   c o l u m n = " Q l t y I n s p e c t i o n _ S o u r c e _ T a s k _ N o _ "   E l e m e n t I d = " 3 8 4 6 4 4 1 8 2 " > - 
-             < T o o l t i p T e x t   l a n g = " e n - U S " > S p e c i f i e s   a   r e f e r e n c e   t o   t h e   s o u r c e   t a s k   n o .   t h a t   t h i s   Q u a l i t y   I n s p e c t i o n   i s   r e f e r r i n g   t o .   T h i s   t y p i c a l l y   r e f e r s   t o   a n   o p e r a t i o n . < / T o o l t i p T e x t > - 
-         < / T o o l t i p > - 
-         < T o o l t i p   c o l u m n = " Q l t y I n s p e c t i o n _ S o u r c e _ C u s t o m _ 1 "   E l e m e n t I d = " 5 4 6 4 5 3 7 6 5 " > - 
-             < T o o l t i p T e x t   l a n g = " e n - U S " > S p e c i f i e s   a d d i t i o n a l   i n f o r m a t i o n   f r o m   a   s o u r c e   r e c o r d . < / T o o l t i p T e x t > - 
-         < / T o o l t i p > - 
-         < T o o l t i p   c o l u m n = " Q l t y I n s p e c t i o n _ S o u r c e _ C u s t o m _ 2 "   E l e m e n t I d = " 1 8 3 5 4 2 3 6 8 0 " > - 
-             < T o o l t i p T e x t   l a n g = " e n - U S " > S p e c i f i e s   a d d i t i o n a l   i n f o r m a t i o n   f r o m   a   s o u r c e   r e c o r d . < / T o o l t i p T e x t > - 
-         < / T o o l t i p > - 
-         < T o o l t i p   c o l u m n = " Q l t y I n s p e c t i o n _ S o u r c e _ C u s t o m _ 3 "   E l e m e n t I d = " 1 8 2 1 8 4 6 9 9 9 " > - 
-             < T o o l t i p T e x t   l a n g = " e n - U S " > S p e c i f i e s   a d d i t i o n a l   i n f o r m a t i o n   f r o m   a   s o u r c e   r e c o r d . < / T o o l t i p T e x t > - 
-         < / T o o l t i p > - 
-         < T o o l t i p   c o l u m n = " Q l t y I n s p e c t i o n _ S o u r c e _ C u s t o m _ 4 "   E l e m e n t I d = " 1 3 6 6 6 3 6 0 8 6 " > - 
-             < T o o l t i p T e x t   l a n g = " e n - U S " > S p e c i f i e s   a d d i t i o n a l   i n f o r m a t i o n   f r o m   a   s o u r c e   r e c o r d . < / T o o l t i p T e x t > - 
-         < / T o o l t i p > - 
-         < T o o l t i p   c o l u m n = " Q l t y I n s p e c t i o n _ S o u r c e _ C u s t o m _ 5 "   E l e m e n t I d = " 2 0 0 4 3 3 2 7 0 3 " > - 
-             < T o o l t i p T e x t   l a n g = " e n - U S " > S p e c i f i e s   a d d i t i o n a l   i n f o r m a t i o n   f r o m   a   s o u r c e   r e c o r d . < / T o o l t i p T e x t > - 
-         < / T o o l t i p > - 
-         < T o o l t i p   c o l u m n = " Q l t y I n s p e c t i o n _ S o u r c e _ C u s t o m _ 6 "   E l e m e n t I d = " 9 1 2 4 2 8 5 2 " > - 
-             < T o o l t i p T e x t   l a n g = " e n - U S " > S p e c i f i e s   a d d i t i o n a l   i n f o r m a t i o n   f r o m   a   s o u r c e   r e c o r d . < / T o o l t i p T e x t > - 
-         < / T o o l t i p > - 
-         < T o o l t i p   c o l u m n = " Q l t y I n s p e c t i o n _ S o u r c e _ C u s t o m _ 7 "   E l e m e n t I d = " 7 2 8 9 3 9 4 6 9 " > - 
-             < T o o l t i p T e x t   l a n g = " e n - U S " > S p e c i f i e s   a d d i t i o n a l   i n f o r m a t i o n   f r o m   a   s o u r c e   r e c o r d . < / T o o l t i p T e x t > - 
-         < / T o o l t i p > - 
-         < T o o l t i p   c o l u m n = " Q l t y I n s p e c t i o n _ S o u r c e _ C u s t o m _ 8 "   E l e m e n t I d = " 3 7 7 5 4 4 7 4 2 " > - 
-             < T o o l t i p T e x t   l a n g = " e n - U S " > S p e c i f i e s   a d d i t i o n a l   i n f o r m a t i o n   f r o m   a   s o u r c e   r e c o r d . < / T o o l t i p T e x t > - 
-         < / T o o l t i p > - 
-         < T o o l t i p   c o l u m n = " Q l t y I n s p e c t i o n _ S o u r c e _ C u s t o m _ 9 "   E l e m e n t I d = " 2 6 0 1 5 1 8 7 5 " > - 
-             < T o o l t i p T e x t   l a n g = " e n - U S " > S p e c i f i e s   a d d i t i o n a l   i n f o r m a t i o n   f r o m   a   s o u r c e   r e c o r d . < / T o o l t i p T e x t > - 
-         < / T o o l t i p > - 
-         < T o o l t i p   c o l u m n = " Q l t y I n s p e c t i o n _ S o u r c e _ C u s t o m _ 1 0 "   E l e m e n t I d = " 1 5 3 7 6 5 2 9 2 5 " > - 
-             < T o o l t i p T e x t   l a n g = " e n - U S " > S p e c i f i e s   a d d i t i o n a l   i n f o r m a t i o n   f r o m   a   s o u r c e   r e c o r d . < / T o o l t i p T e x t > - 
-         < / T o o l t i p > - 
-         < T o o l t i p   c o l u m n = " F i e l d _ C o d e "   E l e m e n t I d = " 1 3 2 7 2 5 5 7 3 " > - 
-             < T o o l t i p T e x t   l a n g = " e n - U S " > S p e c i f i e s   t h e   f i e l d / q u e s t i o n / m e t r i c   i n   t h i s   t e s t . < / T o o l t i p T e x t > - 
-         < / T o o l t i p > - 
-         < T o o l t i p   c o l u m n = " F i e l d _ D e s c r i p t i o n "   E l e m e n t I d = " 1 4 6 8 6 2 1 2 9 8 " > - 
-             < T o o l t i p T e x t   l a n g = " e n - U S " > S p e c i f i e s   a   d e s c r i p t i o n   o f   t h e   f i e l d   a s   i t   i s   u s e d   o n   t h e   t e s t . < / T o o l t i p T e x t > - 
-         < / T o o l t i p > - 
-         < T o o l t i p   c o l u m n = " N u m e r i c _ V a l u e "   E l e m e n t I d = " 4 6 0 4 1 2 6 4 6 " > - 
-             < T o o l t i p T e x t   l a n g = " e n - U S " > S p e c i f i e s   a n   e v a l u a t e d   n u m e r i c   v a l u e   o f   T e s t   V a l u e   f o r   u s e   i n   c a l c u l a t i o n s   a n d   a n a l y s i s .   T h i s   v a l u e   i s   a u t o m a t i c a l l y   c a l c u l a t e d   w h e n   t h e   T e s t   V a l u e   i s   e n t e r e d   o r   m o d i f i e d   b a s e d   o n   t h e   c o n f i g u r a t i o n   o f   t h e   T e s t   V a l u e   a n d   i s   n o t   d i r e c t l y   e d i t a b l e . < / T o o l t i p T e x t > - 
-         < / T o o l t i p > - 
-         < T o o l t i p   c o l u m n = " F i e l d _ T y p e "   E l e m e n t I d = " 1 3 2 8 1 6 4 0 1 6 " > - 
-             < T o o l t i p T e x t   l a n g = " e n - U S " > S p e c i f i e s   t h e   d a t a   t y p e   o f   t h e   v a l u e s   y o u   c a n   e n t e r   o r   s e l e c t   f o r   t h i s   t e s t .   U s e   D e c i m a l   f o r   n u m e r i c a l   m e a s u r e m e n t s .   U s e   C h o i c e   t o   g i v e   a   l i s t   o f   o p t i o n s   t o   c h o o s e   f r o m .   I f   y o u   w a n t   t o   c h o o s e   o p t i o n s   f r o m   a n   e x i s t i n g   t a b l e ,   u s e   T a b l e   L o o k u p . < / T o o l t i p T e x t > - 
-         < / T o o l t i p > - 
-         < T o o l t i p   c o l u m n = " T e s t _ R e s u l t "   E l e m e n t I d = " 1 2 7 1 0 6 2 1 4 1 " > - 
-             < T o o l t i p T e x t   l a n g = " e n - U S " > S p e c i f i e s   t h e   r e s u l t   i s   a u t o m a t i c a l l y   d e t e r m i n e d   b a s e d   o n   t h e   t e s t   v a l u e   a n d   r e s u l t   c o n f i g u r a t i o n . < / T o o l t i p T e x t > - 
-         < / T o o l t i p > - 
-     < / T o o l t i p s > - 
-     < C u r r e n t I n s p e c t i o n   E l e m e n t T y p e = " D a t a I t e m "   E l e m e n t I d = " 1 7 4 7 8 9 7 9 7 8 " > - 
-         < A p p r o v e r N a m e L a b e l   E l e m e n t T y p e = " C o l u m n "   E l e m e n t I d = " 1 8 9 7 9 9 2 7 8 5 "   D a t a T y p e = " T e x t " > A p p r o v e r N a m e L a b e l < / A p p r o v e r N a m e L a b e l > - 
-         < A p p r o v e r S i g n a t u r e L a b e l   E l e m e n t T y p e = " C o l u m n "   E l e m e n t I d = " 1 0 3 4 5 1 7 9 4 "   D a t a T y p e = " T e x t " > A p p r o v e r S i g n a t u r e L a b e l < / A p p r o v e r S i g n a t u r e L a b e l > - 
-         < C O A C o n t a c t _ A l l   E l e m e n t T y p e = " C o l u m n "   E l e m e n t I d = " 1 5 9 3 9 3 0 3 4 6 "   D a t a T y p e = " T e x t " > C O A C o n t a c t _ A l l < / C O A C o n t a c t _ A l l > - 
-         < C O A C o n t a c t _ R o w 1   E l e m e n t T y p e = " C o l u m n "   E l e m e n t I d = " 1 2 7 0 2 3 9 7 3 2 "   D a t a T y p e = " T e x t " > C O A C o n t a c t _ R o w 1 < / C O A C o n t a c t _ R o w 1 > - 
-         < C O A C o n t a c t _ R o w 2   E l e m e n t T y p e = " C o l u m n "   E l e m e n t I d = " 6 4 2 8 5 0 1 1 9 "   D a t a T y p e = " T e x t " > C O A C o n t a c t _ R o w 2 < / C O A C o n t a c t _ R o w 2 > - 
-         < C O A C o n t a c t _ R o w 3   E l e m e n t T y p e = " C o l u m n "   E l e m e n t I d = " 5 1 5 3 5 0 2 "   D a t a T y p e = " T e x t " > C O A C o n t a c t _ R o w 3 < / C O A C o n t a c t _ R o w 3 > - 
-         < C O A C o n t a c t _ R o w 4   E l e m e n t T y p e = " C o l u m n "   E l e m e n t I d = " 1 1 1 1 6 3 7 7 1 3 "   D a t a T y p e = " T e x t " > C O A C o n t a c t _ R o w 4 < / C O A C o n t a c t _ R o w 4 > - 
-         < C O A C o n t a c t _ R o w 5   E l e m e n t T y p e = " C o l u m n "   E l e m e n t I d = " 4 7 3 9 4 1 0 9 6 "   D a t a T y p e = " T e x t " > C O A C o n t a c t _ R o w 5 < / C O A C o n t a c t _ R o w 5 > - 
-         < C O A C o n t a c t _ R o w 6   E l e m e n t T y p e = " C o l u m n "   E l e m e n t I d = " 1 9 0 7 9 3 6 3 4 9 "   D a t a T y p e = " T e x t " > C O A C o n t a c t _ R o w 6 < / C O A C o n t a c t _ R o w 6 > - 
-         < C O A C o n t a c t _ R o w 7   E l e m e n t T y p e = " C o l u m n "   E l e m e n t I d = " 1 7 4 9 3 3 4 3 3 0 "   D a t a T y p e = " T e x t " > C O A C o n t a c t _ R o w 7 < / C O A C o n t a c t _ R o w 7 > - 
-         < C O A C o n t a c t _ R o w 8   E l e m e n t T y p e = " C o l u m n "   E l e m e n t I d = " 1 4 3 9 1 4 8 7 5 5 "   D a t a T y p e = " T e x t " > C O A C o n t a c t _ R o w 8 < / C O A C o n t a c t _ R o w 8 > - 
-         < C o m p a n y I n f o r m a t i o n _ A l l   E l e m e n t T y p e = " C o l u m n "   E l e m e n t I d = " 7 6 1 9 7 4 8 2 4 "   D a t a T y p e = " T e x t " > C o m p a n y I n f o r m a t i o n _ A l l < / C o m p a n y I n f o r m a t i o n _ A l l > - 
-         < C o m p a n y I n f o r m a t i o n _ R o w 1   E l e m e n t T y p e = " C o l u m n "   E l e m e n t I d = " 1 8 4 3 2 1 2 8 9 4 "   D a t a T y p e = " T e x t " > C o m p a n y I n f o r m a t i o n _ R o w 1 < / C o m p a n y I n f o r m a t i o n _ R o w 1 > - 
-         < C o m p a n y I n f o r m a t i o n _ R o w 2   E l e m e n t T y p e = " C o l u m n "   E l e m e n t I d = " 1 8 1 4 0 5 7 7 8 5 "   D a t a T y p e = " T e x t " > C o m p a n y I n f o r m a t i o n _ R o w 2 < / C o m p a n y I n f o r m a t i o n _ R o w 2 > - 
-         < C o m p a n y I n f o r m a t i o n _ R o w 3   E l e m e n t T y p e = " C o l u m n "   E l e m e n t I d = " 1 1 7 6 3 6 1 1 6 8 "   D a t a T y p e = " T e x t " > C o m p a n y I n f o r m a t i o n _ R o w 3 < / C o m p a n y I n f o r m a t i o n _ R o w 3 > - 
-         < C o m p a n y I n f o r m a t i o n _ R o w 4   E l e m e n t T y p e = " C o l u m n "   E l e m e n t I d = " 1 3 4 5 2 7 0 1 9 1 "   D a t a T y p e = " T e x t " > C o m p a n y I n f o r m a t i o n _ R o w 4 < / C o m p a n y I n f o r m a t i o n _ R o w 4 > - 
-         < C o m p a n y I n f o r m a t i o n _ R o w 5   E l e m e n t T y p e = " C o l u m n "   E l e m e n t I d = " 7 0 7 5 7 3 5 7 4 "   D a t a T y p e = " T e x t " > C o m p a n y I n f o r m a t i o n _ R o w 5 < / C o m p a n y I n f o r m a t i o n _ R o w 5 > - 
-         < C o m p a n y I n f o r m a t i o n _ R o w 6   E l e m e n t T y p e = " C o l u m n "   E l e m e n t I d = " 6 9 8 7 6 9 5 7 "   D a t a T y p e = " T e x t " > C o m p a n y I n f o r m a t i o n _ R o w 6 < / C o m p a n y I n f o r m a t i o n _ R o w 6 > - 
-         < C o m p a n y I n f o r m a t i o n _ R o w 7   E l e m e n t T y p e = " C o l u m n "   E l e m e n t I d = " 5 6 7 8 1 9 6 6 0 "   D a t a T y p e = " T e x t " > C o m p a n y I n f o r m a t i o n _ R o w 7 < / C o m p a n y I n f o r m a t i o n _ R o w 7 > - 
-         < C o m p a n y I n f o r m a t i o n _ R o w 8   E l e m e n t T y p e = " C o l u m n "   E l e m e n t I d = " 3 9 8 9 1 0 6 3 7 "   D a t a T y p e = " T e x t " > C o m p a n y I n f o r m a t i o n _ R o w 8 < / C o m p a n y I n f o r m a t i o n _ R o w 8 > - 
-         < C o m p a n y L o g o   E l e m e n t T y p e = " C o l u m n "   E l e m e n t I d = " 2 3 7 6 9 1 5 1 "   D a t a T y p e = " B l o b " / > - 
-         < E m a i l L a b e l   E l e m e n t T y p e = " C o l u m n "   E l e m e n t I d = " 7 7 1 8 8 7 1 3 5 "   D a t a T y p e = " T e x t " > E m a i l L a b e l < / E m a i l L a b e l > - 
-         < E m a i l V a l u e   E l e m e n t T y p e = " C o l u m n "   E l e m e n t I d = " 3 8 8 1 2 2 7 6 2 "   D a t a T y p e = " T e x t " > E m a i l V a l u e < / E m a i l V a l u e > - 
-         < F i n i s h e d B y N a m e L a b e l   E l e m e n t T y p e = " C o l u m n "   E l e m e n t I d = " 2 1 0 1 0 0 9 6 5 1 "   D a t a T y p e = " T e x t " > F i n i s h e d B y N a m e L a b e l < / F i n i s h e d B y N a m e L a b e l > - 
-         < F i n i s h e d B y S i g n a t u r e L a b e l   E l e m e n t T y p e = " C o l u m n "   E l e m e n t I d = " 2 0 7 1 3 1 2 7 2 2 "   D a t a T y p e = " T e x t " > F i n i s h e d B y S i g n a t u r e L a b e l < / F i n i s h e d B y S i g n a t u r e L a b e l > - 
-         < F i n i s h e d D a t e O n l y   E l e m e n t T y p e = " C o l u m n "   E l e m e n t I d = " 2 0 0 8 0 4 4 9 4 3 "   D a t a T y p e = " D a t e " > F i n i s h e d D a t e O n l y < / F i n i s h e d D a t e O n l y > - 
-         < H o m e P a g e L a b e l   E l e m e n t T y p e = " C o l u m n "   E l e m e n t I d = " 4 6 2 3 7 4 2 3 1 "   D a t a T y p e = " T e x t " > H o m e P a g e L a b e l < / H o m e P a g e L a b e l > - 
-         < H o m e P a g e V a l u e   E l e m e n t T y p e = " C o l u m n "   E l e m e n t I d = " 5 3 3 5 1 4 0 3 4 "   D a t a T y p e = " T e x t " > H o m e P a g e V a l u e < / H o m e P a g e V a l u e > - 
-         < I t e m D e s c r i p t i o n   E l e m e n t T y p e = " C o l u m n "   E l e m e n t I d = " 1 9 6 5 3 9 3 7 9 0 "   D a t a T y p e = " T e x t " > I t e m D e s c r i p t i o n < / I t e m D e s c r i p t i o n > - 
-         < I t e m T r a c k i n g D e s c r i p t i o n   E l e m e n t T y p e = " C o l u m n "   E l e m e n t I d = " 1 1 1 7 1 0 3 3 4 5 "   D a t a T y p e = " T e x t " > I t e m T r a c k i n g D e s c r i p t i o n < / I t e m T r a c k i n g D e s c r i p t i o n > - 
-         < P h o n e N o L a b e l   E l e m e n t T y p e = " C o l u m n "   E l e m e n t I d = " 1 6 1 4 5 2 6 0 7 8 "   D a t a T y p e = " T e x t " > P h o n e N o L a b e l < / P h o n e N o L a b e l > - 
-         < P h o n e N o V a l u e   E l e m e n t T y p e = " C o l u m n "   E l e m e n t I d = " 1 2 8 6 6 4 9 7 8 1 "   D a t a T y p e = " T e x t " > P h o n e N o V a l u e < / P h o n e N o V a l u e > - 
-         < Q l t y I n s p e c t i o n T e m p l a t e _ D e s c r i p t i o n   E l e m e n t T y p e = " C o l u m n "   E l e m e n t I d = " 1 6 5 2 0 6 9 5 9 8 "   D a t a T y p e = " T e x t " > Q l t y I n s p e c t i o n T e m p l a t e _ D e s c r i p t i o n < / Q l t y I n s p e c t i o n T e m p l a t e _ D e s c r i p t i o n > - 
-         < Q l t y I n s p e c t i o n _ A p p r o v e r _ N a m e   E l e m e n t T y p e = " C o l u m n "   E l e m e n t I d = " 2 0 5 9 0 7 9 3 2 1 "   D a t a T y p e = " T e x t " > Q l t y I n s p e c t i o n _ A p p r o v e r _ N a m e < / Q l t y I n s p e c t i o n _ A p p r o v e r _ N a m e > - 
-         < Q l t y I n s p e c t i o n _ A p p r o v e r _ T i t l e   E l e m e n t T y p e = " C o l u m n "   E l e m e n t I d = " 4 7 5 7 2 7 8 9 8 "   D a t a T y p e = " T e x t " > Q l t y I n s p e c t i o n _ A p p r o v e r _ T i t l e < / Q l t y I n s p e c t i o n _ A p p r o v e r _ T i t l e > - 
-         < Q l t y I n s p e c t i o n _ D e s c r i p t i o n   E l e m e n t T y p e = " C o l u m n "   E l e m e n t I d = " 7 3 9 0 1 9 9 1 0 "   D a t a T y p e = " T e x t " > Q l t y I n s p e c t i o n _ D e s c r i p t i o n < / Q l t y I n s p e c t i o n _ D e s c r i p t i o n > - 
-         < Q l t y I n s p e c t i o n _ F i n i s h e d _ B y _ E m a i l   E l e m e n t T y p e = " C o l u m n "   E l e m e n t I d = " 1 5 2 1 1 3 4 6 3 1 "   D a t a T y p e = " T e x t " > Q l t y I n s p e c t i o n _ F i n i s h e d _ B y _ E m a i l < / Q l t y I n s p e c t i o n _ F i n i s h e d _ B y _ E m a i l > - 
-         < Q l t y I n s p e c t i o n _ F i n i s h e d _ B y _ P h o n e   E l e m e n t T y p e = " C o l u m n "   E l e m e n t I d = " 3 4 7 5 5 7 6 2 5 "   D a t a T y p e = " T e x t " > Q l t y I n s p e c t i o n _ F i n i s h e d _ B y _ P h o n e < / Q l t y I n s p e c t i o n _ F i n i s h e d _ B y _ P h o n e > - 
-         < Q l t y I n s p e c t i o n _ F i n i s h e d _ B y _ T i t l e   E l e m e n t T y p e = " C o l u m n "   E l e m e n t I d = " 4 6 0 0 4 5 6 8 3 "   D a t a T y p e = " T e x t " > Q l t y I n s p e c t i o n _ F i n i s h e d _ B y _ T i t l e < / Q l t y I n s p e c t i o n _ F i n i s h e d _ B y _ T i t l e > - 
-         < Q l t y I n s p e c t i o n _ F i n i s h e d _ B y _ U s e r N a m e   E l e m e n t T y p e = " C o l u m n "   E l e m e n t I d = " 1 9 5 3 6 1 2 5 3 1 "   D a t a T y p e = " T e x t " > Q l t y I n s p e c t i o n _ F i n i s h e d _ B y _ U s e r N a m e < / Q l t y I n s p e c t i o n _ F i n i s h e d _ B y _ U s e r N a m e > - 
-         < Q l t y I n s p e c t i o n _ F i n i s h e d _ B y _ U s e r _ I D   E l e m e n t T y p e = " C o l u m n "   E l e m e n t I d = " 1 7 5 0 5 1 6 3 3 8 "   D a t a T y p e = " C o d e " > Q l t y I n s p e c t i o n _ F i n i s h e d _ B y _ U s e r _ I D < / Q l t y I n s p e c t i o n _ F i n i s h e d _ B y _ U s e r _ I D > - 
-         < Q l t y I n s p e c t i o n _ F i n i s h e d _ D a t e   E l e m e n t T y p e = " C o l u m n "   E l e m e n t I d = " 1 8 3 4 1 2 2 7 6 5 "   D a t a T y p e = " D a t e T i m e " > Q l t y I n s p e c t i o n _ F i n i s h e d _ D a t e < / Q l t y I n s p e c t i o n _ F i n i s h e d _ D a t e > - 
-         < Q l t y I n s p e c t i o n _ N o   E l e m e n t T y p e = " C o l u m n "   E l e m e n t I d = " 2 1 2 0 6 1 5 7 4 9 "   D a t a T y p e = " C o d e " > Q l t y I n s p e c t i o n _ N o < / Q l t y I n s p e c t i o n _ N o > - 
-         < Q l t y I n s p e c t i o n _ R e i n s p e c t i o n N o   E l e m e n t T y p e = " C o l u m n "   E l e m e n t I d = " 7 5 1 7 3 5 6 "   D a t a T y p e = " I n t e g e r " > Q l t y I n s p e c t i o n _ R e i n s p e c t i o n N o < / Q l t y I n s p e c t i o n _ R e i n s p e c t i o n N o > - 
-         < Q l t y I n s p e c t i o n _ R e s u l t _ C o d e   E l e m e n t T y p e = " C o l u m n "   E l e m e n t I d = " 1 8 0 7 0 7 7 0 6 5 "   D a t a T y p e = " C o d e " > Q l t y I n s p e c t i o n _ R e s u l t _ C o d e < / Q l t y I n s p e c t i o n _ R e s u l t _ C o d e > - 
-         < Q l t y I n s p e c t i o n _ R e s u l t _ D e s c r i p t i o n   E l e m e n t T y p e = " C o l u m n "   E l e m e n t I d = " 8 1 0 5 3 8 1 8 8 "   D a t a T y p e = " T e x t " > Q l t y I n s p e c t i o n _ R e s u l t _ D e s c r i p t i o n < / Q l t y I n s p e c t i o n _ R e s u l t _ D e s c r i p t i o n > - 
-         < Q l t y I n s p e c t i o n _ S o u r c e _ C u s t o m _ 1   E l e m e n t T y p e = " C o l u m n "   E l e m e n t I d = " 5 4 6 4 5 3 7 6 5 "   D a t a T y p e = " T e x t " > Q l t y I n s p e c t i o n _ S o u r c e _ C u s t o m _ 1 < / Q l t y I n s p e c t i o n _ S o u r c e _ C u s t o m _ 1 > - 
-         < Q l t y I n s p e c t i o n _ S o u r c e _ C u s t o m _ 1 0   E l e m e n t T y p e = " C o l u m n "   E l e m e n t I d = " 1 5 3 7 6 5 2 9 2 5 "   D a t a T y p e = " D e c i m a l " > Q l t y I n s p e c t i o n _ S o u r c e _ C u s t o m _ 1 0 < / Q l t y I n s p e c t i o n _ S o u r c e _ C u s t o m _ 1 0 > - 
-         < Q l t y I n s p e c t i o n _ S o u r c e _ C u s t o m _ 2   E l e m e n t T y p e = " C o l u m n "   E l e m e n t I d = " 1 8 3 5 4 2 3 6 8 0 "   D a t a T y p e = " T e x t " > Q l t y I n s p e c t i o n _ S o u r c e _ C u s t o m _ 2 < / Q l t y I n s p e c t i o n _ S o u r c e _ C u s t o m _ 2 > - 
-         < Q l t y I n s p e c t i o n _ S o u r c e _ C u s t o m _ 3   E l e m e n t T y p e = " C o l u m n "   E l e m e n t I d = " 1 8 2 1 8 4 6 9 9 9 "   D a t a T y p e = " T e x t " > Q l t y I n s p e c t i o n _ S o u r c e _ C u s t o m _ 3 < / Q l t y I n s p e c t i o n _ S o u r c e _ C u s t o m _ 3 > - 
-         < Q l t y I n s p e c t i o n _ S o u r c e _ C u s t o m _ 4   E l e m e n t T y p e = " C o l u m n "   E l e m e n t I d = " 1 3 6 6 6 3 6 0 8 6 "   D a t a T y p e = " T e x t " > Q l t y I n s p e c t i o n _ S o u r c e _ C u s t o m _ 4 < / Q l t y I n s p e c t i o n _ S o u r c e _ C u s t o m _ 4 > - 
-         < Q l t y I n s p e c t i o n _ S o u r c e _ C u s t o m _ 5   E l e m e n t T y p e = " C o l u m n "   E l e m e n t I d = " 2 0 0 4 3 3 2 7 0 3 "   D a t a T y p e = " T e x t " > Q l t y I n s p e c t i o n _ S o u r c e _ C u s t o m _ 5 < / Q l t y I n s p e c t i o n _ S o u r c e _ C u s t o m _ 5 > - 
-         < Q l t y I n s p e c t i o n _ S o u r c e _ C u s t o m _ 6   E l e m e n t T y p e = " C o l u m n "   E l e m e n t I d = " 9 1 2 4 2 8 5 2 "   D a t a T y p e = " T e x t " > Q l t y I n s p e c t i o n _ S o u r c e _ C u s t o m _ 6 < / Q l t y I n s p e c t i o n _ S o u r c e _ C u s t o m _ 6 > - 
-         < Q l t y I n s p e c t i o n _ S o u r c e _ C u s t o m _ 7   E l e m e n t T y p e = " C o l u m n "   E l e m e n t I d = " 7 2 8 9 3 9 4 6 9 "   D a t a T y p e = " I n t e g e r " > Q l t y I n s p e c t i o n _ S o u r c e _ C u s t o m _ 7 < / Q l t y I n s p e c t i o n _ S o u r c e _ C u s t o m _ 7 > - 
-         < Q l t y I n s p e c t i o n _ S o u r c e _ C u s t o m _ 8   E l e m e n t T y p e = " C o l u m n "   E l e m e n t I d = " 3 7 7 5 4 4 7 4 2 "   D a t a T y p e = " I n t e g e r " > Q l t y I n s p e c t i o n _ S o u r c e _ C u s t o m _ 8 < / Q l t y I n s p e c t i o n _ S o u r c e _ C u s t o m _ 8 > - 
-         < Q l t y I n s p e c t i o n _ S o u r c e _ C u s t o m _ 9   E l e m e n t T y p e = " C o l u m n "   E l e m e n t I d = " 2 6 0 1 5 1 8 7 5 "   D a t a T y p e = " D e c i m a l " > Q l t y I n s p e c t i o n _ S o u r c e _ C u s t o m _ 9 < / Q l t y I n s p e c t i o n _ S o u r c e _ C u s t o m _ 9 > - 
-         < Q l t y I n s p e c t i o n _ S o u r c e _ D o c u m e n t _ N o _   E l e m e n t T y p e = " C o l u m n "   E l e m e n t I d = " 1 6 7 5 9 1 6 2 8 8 "   D a t a T y p e = " C o d e " > Q l t y I n s p e c t i o n _ S o u r c e _ D o c u m e n t _ N o _ < / Q l t y I n s p e c t i o n _ S o u r c e _ D o c u m e n t _ N o _ > - 
-         < Q l t y I n s p e c t i o n _ S o u r c e _ I t e m _ D e s c r i p t i o n   E l e m e n t T y p e = " C o l u m n "   E l e m e n t I d = " 6 4 6 8 9 0 6 3 0 "   D a t a T y p e = " T e x t " > Q l t y I n s p e c t i o n _ S o u r c e _ I t e m _ D e s c r i p t i o n < / Q l t y I n s p e c t i o n _ S o u r c e _ I t e m _ D e s c r i p t i o n > - 
-         < Q l t y I n s p e c t i o n _ S o u r c e _ I t e m _ D e s c r i p t i o n 2   E l e m e n t T y p e = " C o l u m n "   E l e m e n t I d = " 1 2 7 9 3 6 9 3 5 2 "   D a t a T y p e = " T e x t " > Q l t y I n s p e c t i o n _ S o u r c e _ I t e m _ D e s c r i p t i o n 2 < / Q l t y I n s p e c t i o n _ S o u r c e _ I t e m _ D e s c r i p t i o n 2 > - 
-         < Q l t y I n s p e c t i o n _ S o u r c e _ I t e m _ N o _   E l e m e n t T y p e = " C o l u m n "   E l e m e n t I d = " 1 2 6 8 0 5 0 5 1 8 "   D a t a T y p e = " C o d e " > Q l t y I n s p e c t i o n _ S o u r c e _ I t e m _ N o _ < / Q l t y I n s p e c t i o n _ S o u r c e _ I t e m _ N o _ > - 
-         < Q l t y I n s p e c t i o n _ S o u r c e _ L o t _ N o _   E l e m e n t T y p e = " C o l u m n "   E l e m e n t I d = " 1 1 2 3 5 5 1 3 1 2 "   D a t a T y p e = " C o d e " > Q l t y I n s p e c t i o n _ S o u r c e _ L o t _ N o _ < / Q l t y I n s p e c t i o n _ S o u r c e _ L o t _ N o _ > - 
-         < Q l t y I n s p e c t i o n _ S o u r c e _ P a c k a g e _ N o _   E l e m e n t T y p e = " C o l u m n "   E l e m e n t I d = " 1 9 6 1 1 2 9 9 7 "   D a t a T y p e = " C o d e " > Q l t y I n s p e c t i o n _ S o u r c e _ P a c k a g e _ N o _ < / Q l t y I n s p e c t i o n _ S o u r c e _ P a c k a g e _ N o _ > - 
-         < Q l t y I n s p e c t i o n _ S o u r c e _ S e r i a l _ N o _   E l e m e n t T y p e = " C o l u m n "   E l e m e n t I d = " 1 5 2 0 5 9 1 4 4 7 "   D a t a T y p e = " C o d e " > Q l t y I n s p e c t i o n _ S o u r c e _ S e r i a l _ N o _ < / Q l t y I n s p e c t i o n _ S o u r c e _ S e r i a l _ N o _ > - 
-         < Q l t y I n s p e c t i o n _ S o u r c e _ T a s k _ N o _   E l e m e n t T y p e = " C o l u m n "   E l e m e n t I d = " 3 8 4 6 4 4 1 8 2 "   D a t a T y p e = " C o d e " > Q l t y I n s p e c t i o n _ S o u r c e _ T a s k _ N o _ < / Q l t y I n s p e c t i o n _ S o u r c e _ T a s k _ N o _ > - 
-         < Q l t y I n s p e c t i o n _ S o u r c e _ V a r i a n t _ C o d e   E l e m e n t T y p e = " C o l u m n "   E l e m e n t I d = " 1 6 0 8 4 0 3 8 2 1 "   D a t a T y p e = " C o d e " > Q l t y I n s p e c t i o n _ S o u r c e _ V a r i a n t _ C o d e < / Q l t y I n s p e c t i o n _ S o u r c e _ V a r i a n t _ C o d e > - 
-         < Q l t y I n s p e c t i o n _ S t a t u s   E l e m e n t T y p e = " C o l u m n "   E l e m e n t I d = " 8 5 1 7 5 2 7 6 8 "   D a t a T y p e = " E n u m " > Q l t y I n s p e c t i o n _ S t a t u s < / Q l t y I n s p e c t i o n _ S t a t u s > - 
-         < R e i n s p e c t i o n D e s c r i p t i o n   E l e m e n t T y p e = " C o l u m n "   E l e m e n t I d = " 1 1 9 2 0 3 1 5 5 0 "   D a t a T y p e = " T e x t " > R e i n s p e c t i o n D e s c r i p t i o n < / R e i n s p e c t i o n D e s c r i p t i o n > - 
-         < C u r r e n t I n s p e c t i o n L i n e   E l e m e n t T y p e = " D a t a I t e m "   E l e m e n t I d = " 1 1 9 3 2 1 9 5 9 6 " > - 
-             < C a r r i a g e R e t u r n P e r s o n F i e l d D e t a i l s   E l e m e n t T y p e = " C o l u m n "   E l e m e n t I d = " 9 9 8 2 6 3 6 9 8 "   D a t a T y p e = " T e x t " > C a r r i a g e R e t u r n P e r s o n F i e l d D e t a i l s < / C a r r i a g e R e t u r n P e r s o n F i e l d D e t a i l s > - 
-             < C o n d i t i o n L a b e l _ 1   E l e m e n t T y p e = " C o l u m n "   E l e m e n t I d = " 1 2 2 7 8 8 1 1 9 4 "   D a t a T y p e = " T e x t " > C o n d i t i o n L a b e l _ 1 < / C o n d i t i o n L a b e l _ 1 > - 
-             < C o n d i t i o n L a b e l _ 2   E l e m e n t T y p e = " C o l u m n "   E l e m e n t I d = " 1 8 6 5 5 7 7 8 1 1 "   D a t a T y p e = " T e x t " > C o n d i t i o n L a b e l _ 2 < / C o n d i t i o n L a b e l _ 2 > - 
-             < F i e l d _ C o d e   E l e m e n t T y p e = " C o l u m n "   E l e m e n t I d = " 1 3 2 7 2 5 5 7 3 "   D a t a T y p e = " C o d e " > F i e l d _ C o d e < / F i e l d _ C o d e > - 
-             < F i e l d _ D e s c r i p t i o n   E l e m e n t T y p e = " C o l u m n "   E l e m e n t I d = " 1 4 6 8 6 2 1 2 9 8 "   D a t a T y p e = " T e x t " > F i e l d _ D e s c r i p t i o n < / F i e l d _ D e s c r i p t i o n > - 
-             < F i e l d _ E n t e r e d B y N a m e A n d T i m e s t a m p   E l e m e n t T y p e = " C o l u m n "   E l e m e n t I d = " 1 0 6 8 4 2 0 5 9 2 "   D a t a T y p e = " T e x t " > F i e l d _ E n t e r e d B y N a m e A n d T i m e s t a m p < / F i e l d _ E n t e r e d B y N a m e A n d T i m e s t a m p > - 
-             < F i e l d _ H a s E n t e r e d V a l u e   E l e m e n t T y p e = " C o l u m n "   E l e m e n t I d = " 1 7 1 6 2 6 5 8 2 4 "   D a t a T y p e = " B o o l e a n " > F i e l d _ H a s E n t e r e d V a l u e < / F i e l d _ H a s E n t e r e d V a l u e > - 
-             < F i e l d _ I f P e r s o n E m a i l   E l e m e n t T y p e = " C o l u m n "   E l e m e n t I d = " 1 3 4 6 0 5 7 6 5 0 "   D a t a T y p e = " T e x t " > F i e l d _ I f P e r s o n E m a i l < / F i e l d _ I f P e r s o n E m a i l > - 
-             < F i e l d _ I f P e r s o n N a m e   E l e m e n t T y p e = " C o l u m n "   E l e m e n t I d = " 4 1 4 7 0 2 4 4 3 "   D a t a T y p e = " T e x t " > F i e l d _ I f P e r s o n N a m e < / F i e l d _ I f P e r s o n N a m e > - 
-             < F i e l d _ I f P e r s o n P h o n e   E l e m e n t T y p e = " C o l u m n "   E l e m e n t I d = " 1 9 7 4 1 8 8 4 6 2 "   D a t a T y p e = " T e x t " > F i e l d _ I f P e r s o n P h o n e < / F i e l d _ I f P e r s o n P h o n e > - 
-             < F i e l d _ I f P e r s o n T i t l e   E l e m e n t T y p e = " C o l u m n "   E l e m e n t I d = " 1 0 0 4 6 0 9 5 4 2 "   D a t a T y p e = " T e x t " > F i e l d _ I f P e r s o n T i t l e < / F i e l d _ I f P e r s o n T i t l e > - 
-             < F i e l d _ I s L a b e l   E l e m e n t T y p e = " C o l u m n "   E l e m e n t I d = " 2 0 4 3 1 9 3 9 4 0 "   D a t a T y p e = " B o o l e a n " > F i e l d _ I s L a b e l < / F i e l d _ I s L a b e l > - 
-             < F i e l d _ I s P e r s o n F i e l d   E l e m e n t T y p e = " C o l u m n "   E l e m e n t I d = " 4 3 4 5 4 6 6 1 1 "   D a t a T y p e = " B o o l e a n " > F i e l d _ I s P e r s o n F i e l d < / F i e l d _ I s P e r s o n F i e l d > - 
-             < F i e l d _ I s T e x t   E l e m e n t T y p e = " C o l u m n "   E l e m e n t I d = " 5 9 3 6 9 2 0 1 "   D a t a T y p e = " B o o l e a n " > F i e l d _ I s T e x t < / F i e l d _ I s T e x t > - 
-             < F i e l d _ L i n e C o m m e n t a r y   E l e m e n t T y p e = " C o l u m n "   E l e m e n t I d = " 1 8 5 3 8 0 0 2 5 7 "   D a t a T y p e = " T e x t " > F i e l d _ L i n e C o m m e n t a r y < / F i e l d _ L i n e C o m m e n t a r y > - 
-             < F i e l d _ M o d i f i e d B y U s e r E m a i l   E l e m e n t T y p e = " C o l u m n "   E l e m e n t I d = " 2 0 5 3 4 9 0 5 4 5 "   D a t a T y p e = " T e x t " > F i e l d _ M o d i f i e d B y U s e r E m a i l < / F i e l d _ M o d i f i e d B y U s e r E m a i l > - 
-             < F i e l d _ M o d i f i e d B y U s e r I D   E l e m e n t T y p e = " C o l u m n "   E l e m e n t I d = " 1 3 6 3 9 8 7 2 2 2 "   D a t a T y p e = " C o d e " > F i e l d _ M o d i f i e d B y U s e r I D < / F i e l d _ M o d i f i e d B y U s e r I D > - 
-             < F i e l d _ M o d i f i e d B y U s e r J o b T i t l e   E l e m e n t T y p e = " C o l u m n "   E l e m e n t I d = " 7 1 3 3 5 4 3 4 0 "   D a t a T y p e = " T e x t " > F i e l d _ M o d i f i e d B y U s e r J o b T i t l e < / F i e l d _ M o d i f i e d B y U s e r J o b T i t l e > - 
-             < F i e l d _ M o d i f i e d B y U s e r N a m e   E l e m e n t T y p e = " C o l u m n "   E l e m e n t I d = " 7 9 8 2 2 1 9 1 6 "   D a t a T y p e = " T e x t " > F i e l d _ M o d i f i e d B y U s e r N a m e < / F i e l d _ M o d i f i e d B y U s e r N a m e > - 
-             < F i e l d _ M o d i f i e d B y U s e r P h o n e   E l e m e n t T y p e = " C o l u m n "   E l e m e n t I d = " 1 2 9 4 9 7 8 5 4 5 "   D a t a T y p e = " T e x t " > F i e l d _ M o d i f i e d B y U s e r P h o n e < / F i e l d _ M o d i f i e d B y U s e r P h o n e > - 
-             < F i e l d _ M o d i f i e d D a t e T i m e   E l e m e n t T y p e = " C o l u m n "   E l e m e n t I d = " 1 6 5 4 4 9 3 6 9 6 "   D a t a T y p e = " D a t e T i m e " > F i e l d _ M o d i f i e d D a t e T i m e < / F i e l d _ M o d i f i e d D a t e T i m e > - 
-             < F i e l d _ T y p e   E l e m e n t T y p e = " C o l u m n "   E l e m e n t I d = " 1 3 2 8 1 6 4 0 1 6 "   D a t a T y p e = " E n u m " > F i e l d _ T y p e < / F i e l d _ T y p e > - 
-             < I f P e r s o n D e s c r i p t i o n   E l e m e n t T y p e = " C o l u m n "   E l e m e n t I d = " 1 9 0 1 4 5 5 0 2 5 "   D a t a T y p e = " T e x t " > I f P e r s o n D e s c r i p t i o n < / I f P e r s o n D e s c r i p t i o n > - 
-             < I f P e r s o n M o d i f i e d B y U s e r E m a i l   E l e m e n t T y p e = " C o l u m n "   E l e m e n t I d = " 4 4 0 5 4 0 4 6 4 "   D a t a T y p e = " T e x t " > I f P e r s o n M o d i f i e d B y U s e r E m a i l < / I f P e r s o n M o d i f i e d B y U s e r E m a i l > - 
-             < I f P e r s o n M o d i f i e d D a t e T i m e   E l e m e n t T y p e = " C o l u m n "   E l e m e n t I d = " 8 1 4 8 1 3 6 2 3 "   D a t a T y p e = " T e x t " > I f P e r s o n M o d i f i e d D a t e T i m e < / I f P e r s o n M o d i f i e d D a t e T i m e > - 
-             < L a b e l F i e l d _ D e s c r i p t i o n   E l e m e n t T y p e = " C o l u m n "   E l e m e n t I d = " 3 2 9 5 4 9 8 4 0 "   D a t a T y p e = " T e x t " > L a b e l F i e l d _ D e s c r i p t i o n < / L a b e l F i e l d _ D e s c r i p t i o n > - 
-             < N u m e r i c _ V a l u e   E l e m e n t T y p e = " C o l u m n "   E l e m e n t I d = " 4 6 0 4 1 2 6 4 6 "   D a t a T y p e = " D e c i m a l " > N u m e r i c _ V a l u e < / N u m e r i c _ V a l u e > - 
-             < P r o m p t e d R e s u l t C a p t i o n _ 1   E l e m e n t T y p e = " C o l u m n "   E l e m e n t I d = " 1 5 4 8 2 0 5 1 6 9 "   D a t a T y p e = " T e x t " > P r o m p t e d R e s u l t C a p t i o n _ 1 < / P r o m p t e d R e s u l t C a p t i o n _ 1 > - 
-             < P r o m p t e d R e s u l t C a p t i o n _ 1 0   E l e m e n t T y p e = " C o l u m n "   E l e m e n t I d = " 6 6 5 1 3 7 3 2 1 "   D a t a T y p e = " T e x t " > P r o m p t e d R e s u l t C a p t i o n _ 1 0 < / P r o m p t e d R e s u l t C a p t i o n _ 1 0 > - 
-             < P r o m p t e d R e s u l t C a p t i o n _ 2   E l e m e n t T y p e = " C o l u m n "   E l e m e n t I d = " 2 1 0 9 0 6 5 5 1 0 "   D a t a T y p e = " T e x t " > P r o m p t e d R e s u l t C a p t i o n _ 2 < / P r o m p t e d R e s u l t C a p t i o n _ 2 > - 
-             < P r o m p t e d R e s u l t C a p t i o n _ 3   E l e m e n t T y p e = " C o l u m n "   E l e m e n t I d = " 1 4 7 1 3 6 8 8 9 3 "   D a t a T y p e = " T e x t " > P r o m p t e d R e s u l t C a p t i o n _ 3 < / P r o m p t e d R e s u l t C a p t i o n _ 3 > - 
-             < P r o m p t e d R e s u l t C a p t i o n _ 4   E l e m e n t T y p e = " C o l u m n "   E l e m e n t I d = " 8 3 3 6 7 2 2 7 6 "   D a t a T y p e = " T e x t " > P r o m p t e d R e s u l t C a p t i o n _ 4 < / P r o m p t e d R e s u l t C a p t i o n _ 4 > - 
-             < P r o m p t e d R e s u l t C a p t i o n _ 5   E l e m e n t T y p e = " C o l u m n "   E l e m e n t I d = " 1 9 5 9 7 5 6 5 9 "   D a t a T y p e = " T e x t " > P r o m p t e d R e s u l t C a p t i o n _ 5 < / P r o m p t e d R e s u l t C a p t i o n _ 5 > - 
-             < P r o m p t e d R e s u l t C a p t i o n _ 6   E l e m e n t T y p e = " C o l u m n "   E l e m e n t I d = " 4 4 1 7 2 0 9 5 8 "   D a t a T y p e = " T e x t " > P r o m p t e d R e s u l t C a p t i o n _ 6 < / P r o m p t e d R e s u l t C a p t i o n _ 6 > - 
-             < P r o m p t e d R e s u l t C a p t i o n _ 7   E l e m e n t T y p e = " C o l u m n "   E l e m e n t I d = " 1 0 7 9 4 1 7 5 7 5 "   D a t a T y p e = " T e x t " > P r o m p t e d R e s u l t C a p t i o n _ 7 < / P r o m p t e d R e s u l t C a p t i o n _ 7 > - 
-             < P r o m p t e d R e s u l t C a p t i o n _ 8   E l e m e n t T y p e = " C o l u m n "   E l e m e n t I d = " 1 0 3 9 0 2 9 1 2 "   D a t a T y p e = " T e x t " > P r o m p t e d R e s u l t C a p t i o n _ 8 < / P r o m p t e d R e s u l t C a p t i o n _ 8 > - 
-             < P r o m p t e d R e s u l t C a p t i o n _ 9   E l e m e n t T y p e = " C o l u m n "   E l e m e n t I d = " 7 4 1 5 9 9 5 2 9 "   D a t a T y p e = " T e x t " > P r o m p t e d R e s u l t C a p t i o n _ 9 < / P r o m p t e d R e s u l t C a p t i o n _ 9 > - 
-             < P r o m p t e d R e s u l t C o n d i t i o n D e s c r i p t i o n _ 1   E l e m e n t T y p e = " C o l u m n "   E l e m e n t I d = " 1 7 7 6 7 4 4 4 3 4 "   D a t a T y p e = " T e x t " > P r o m p t e d R e s u l t C o n d i t i o n D e s c r i p t i o n _ 1 < / P r o m p t e d R e s u l t C o n d i t i o n D e s c r i p t i o n _ 1 > - 
-             < P r o m p t e d R e s u l t C o n d i t i o n D e s c r i p t i o n _ 1 0   E l e m e n t T y p e = " C o l u m n "   E l e m e n t I d = " 1 0 2 8 7 8 8 8 8 2 "   D a t a T y p e = " T e x t " > P r o m p t e d R e s u l t C o n d i t i o n D e s c r i p t i o n _ 1 0 < / P r o m p t e d R e s u l t C o n d i t i o n D e s c r i p t i o n _ 1 0 > - 
-             < P r o m p t e d R e s u l t C o n d i t i o n D e s c r i p t i o n _ 2   E l e m e n t T y p e = " C o l u m n "   E l e m e n t I d = " 1 1 3 9 0 4 7 8 1 7 "   D a t a T y p e = " T e x t " > P r o m p t e d R e s u l t C o n d i t i o n D e s c r i p t i o n _ 2 < / P r o m p t e d R e s u l t C o n d i t i o n D e s c r i p t i o n _ 2 > - 
-             < P r o m p t e d R e s u l t C o n d i t i o n D e s c r i p t i o n _ 3   E l e m e n t T y p e = " C o l u m n "   E l e m e n t I d = " 5 0 1 3 5 1 2 0 0 "   D a t a T y p e = " T e x t " > P r o m p t e d R e s u l t C o n d i t i o n D e s c r i p t i o n _ 3 < / P r o m p t e d R e s u l t C o n d i t i o n D e s c r i p t i o n _ 3 > - 
-             < P r o m p t e d R e s u l t C o n d i t i o n D e s c r i p t i o n _ 4   E l e m e n t T y p e = " C o l u m n "   E l e m e n t I d = " 6 7 0 2 6 0 2 2 3 "   D a t a T y p e = " T e x t " > P r o m p t e d R e s u l t C o n d i t i o n D e s c r i p t i o n _ 4 < / P r o m p t e d R e s u l t C o n d i t i o n D e s c r i p t i o n _ 4 > - 
-             < P r o m p t e d R e s u l t C o n d i t i o n D e s c r i p t i o n _ 5   E l e m e n t T y p e = " C o l u m n "   E l e m e n t I d = " 3 2 5 6 3 6 0 6 "   D a t a T y p e = " T e x t " > P r o m p t e d R e s u l t C o n d i t i o n D e s c r i p t i o n _ 5 < / P r o m p t e d R e s u l t C o n d i t i o n D e s c r i p t i o n _ 5 > - 
-             < P r o m p t e d R e s u l t C o n d i t i o n D e s c r i p t i o n _ 6   E l e m e n t T y p e = " C o l u m n "   E l e m e n t I d = " 6 0 5 1 3 3 0 1 1 "   D a t a T y p e = " T e x t " > P r o m p t e d R e s u l t C o n d i t i o n D e s c r i p t i o n _ 6 < / P r o m p t e d R e s u l t C o n d i t i o n D e s c r i p t i o n _ 6 > - 
-             < P r o m p t e d R e s u l t C o n d i t i o n D e s c r i p t i o n _ 7   E l e m e n t T y p e = " C o l u m n "   E l e m e n t I d = " 1 2 4 2 8 2 9 6 2 8 "   D a t a T y p e = " T e x t " > P r o m p t e d R e s u l t C o n d i t i o n D e s c r i p t i o n _ 7 < / P r o m p t e d R e s u l t C o n d i t i o n D e s c r i p t i o n _ 7 > - 
-             < P r o m p t e d R e s u l t C o n d i t i o n D e s c r i p t i o n _ 8   E l e m e n t T y p e = " C o l u m n "   E l e m e n t I d = " 1 0 7 3 9 2 0 6 0 5 "   D a t a T y p e = " T e x t " > P r o m p t e d R e s u l t C o n d i t i o n D e s c r i p t i o n _ 8 < / P r o m p t e d R e s u l t C o n d i t i o n D e s c r i p t i o n _ 8 > - 
-             < P r o m p t e d R e s u l t C o n d i t i o n D e s c r i p t i o n _ 9   E l e m e n t T y p e = " C o l u m n "   E l e m e n t I d = " 1 7 1 1 6 1 7 2 2 2 "   D a t a T y p e = " T e x t " > P r o m p t e d R e s u l t C o n d i t i o n D e s c r i p t i o n _ 9 < / P r o m p t e d R e s u l t C o n d i t i o n D e s c r i p t i o n _ 9 > - 
-             < P r o m p t e d R e s u l t V i s i b l e _ 1   E l e m e n t T y p e = " C o l u m n "   E l e m e n t I d = " 1 3 9 9 7 0 4 4 1 7 "   D a t a T y p e = " B o o l e a n " > P r o m p t e d R e s u l t V i s i b l e _ 1 < / P r o m p t e d R e s u l t V i s i b l e _ 1 > - 
-             < P r o m p t e d R e s u l t V i s i b l e _ 1 0   E l e m e n t T y p e = " C o l u m n "   E l e m e n t I d = " 6 6 3 6 8 2 6 1 7 "   D a t a T y p e = " B o o l e a n " > P r o m p t e d R e s u l t V i s i b l e _ 1 0 < / P r o m p t e d R e s u l t V i s i b l e _ 1 0 > - 
-             < P r o m p t e d R e s u l t V i s i b l e _ 2   E l e m e n t T y p e = " C o l u m n "   E l e m e n t I d = " 2 0 3 7 4 0 1 0 3 4 "   D a t a T y p e = " B o o l e a n " > P r o m p t e d R e s u l t V i s i b l e _ 2 < / P r o m p t e d R e s u l t V i s i b l e _ 2 > - 
-             < P r o m p t e d R e s u l t V i s i b l e _ 3   E l e m e n t T y p e = " C o l u m n "   E l e m e n t I d = " 1 6 1 9 8 6 9 6 4 5 "   D a t a T y p e = " B o o l e a n " > P r o m p t e d R e s u l t V i s i b l e _ 3 < / P r o m p t e d R e s u l t V i s i b l e _ 3 > - 
-             < P r o m p t e d R e s u l t V i s i b l e _ 4   E l e m e n t T y p e = " C o l u m n "   E l e m e n t I d = " 9 8 2 1 7 3 0 2 8 "   D a t a T y p e = " B o o l e a n " > P r o m p t e d R e s u l t V i s i b l e _ 4 < / P r o m p t e d R e s u l t V i s i b l e _ 4 > - 
-             < P r o m p t e d R e s u l t V i s i b l e _ 5   E l e m e n t T y p e = " C o l u m n "   E l e m e n t I d = " 3 4 4 4 7 6 4 1 1 "   D a t a T y p e = " B o o l e a n " > P r o m p t e d R e s u l t V i s i b l e _ 5 < / P r o m p t e d R e s u l t V i s i b l e _ 5 > - 
-             < P r o m p t e d R e s u l t V i s i b l e _ 6   E l e m e n t T y p e = " C o l u m n "   E l e m e n t I d = " 2 9 3 2 2 0 2 0 6 "   D a t a T y p e = " B o o l e a n " > P r o m p t e d R e s u l t V i s i b l e _ 6 < / P r o m p t e d R e s u l t V i s i b l e _ 6 > - 
-             < P r o m p t e d R e s u l t V i s i b l e _ 7   E l e m e n t T y p e = " C o l u m n "   E l e m e n t I d = " 9 3 0 9 1 6 8 2 3 "   D a t a T y p e = " B o o l e a n " > P r o m p t e d R e s u l t V i s i b l e _ 7 < / P r o m p t e d R e s u l t V i s i b l e _ 7 > - 
-             < P r o m p t e d R e s u l t V i s i b l e _ 8   E l e m e n t T y p e = " C o l u m n "   E l e m e n t I d = " 4 4 5 9 7 8 4 0 "   D a t a T y p e = " B o o l e a n " > P r o m p t e d R e s u l t V i s i b l e _ 8 < / P r o m p t e d R e s u l t V i s i b l e _ 8 > - 
-             < P r o m p t e d R e s u l t V i s i b l e _ 9   E l e m e n t T y p e = " C o l u m n "   E l e m e n t I d = " 5 9 3 0 9 8 7 7 7 "   D a t a T y p e = " B o o l e a n " > P r o m p t e d R e s u l t V i s i b l e _ 9 < / P r o m p t e d R e s u l t V i s i b l e _ 9 > - 
-             < T e s t _ R e s u l t   E l e m e n t T y p e = " C o l u m n "   E l e m e n t I d = " 1 2 7 1 0 6 2 1 4 1 "   D a t a T y p e = " C o d e " > T e s t _ R e s u l t < / T e s t _ R e s u l t > - 
-             < T e s t _ R e s u l t D e s c r i p t i o n   E l e m e n t T y p e = " C o l u m n "   E l e m e n t I d = " 1 9 4 3 4 5 8 6 8 5 "   D a t a T y p e = " T e x t " > T e s t _ R e s u l t D e s c r i p t i o n < / T e s t _ R e s u l t D e s c r i p t i o n > - 
-             < T e s t _ V a l u e   E l e m e n t T y p e = " C o l u m n "   E l e m e n t I d = " 8 1 3 5 6 4 5 2 1 "   D a t a T y p e = " T e x t " > T e s t _ V a l u e < / T e s t _ V a l u e > - 
-             < W o r d D e s c r i p t i o n   E l e m e n t T y p e = " C o l u m n "   E l e m e n t I d = " 5 4 4 0 8 2 0 6 7 "   D a t a T y p e = " T e x t " > W o r d D e s c r i p t i o n < / W o r d D e s c r i p t i o n > - 
-             < W o r d M o d i f i e d B y U s e r N a m e   E l e m e n t T y p e = " C o l u m n "   E l e m e n t I d = " 1 6 2 5 9 3 3 4 7 9 "   D a t a T y p e = " T e x t " > W o r d M o d i f i e d B y U s e r N a m e < / W o r d M o d i f i e d B y U s e r N a m e > - 
-             < W o r d M o d i f i e d D a t e T i m e   E l e m e n t T y p e = " C o l u m n "   E l e m e n t I d = " 2 0 8 1 0 1 2 8 7 5 "   D a t a T y p e = " T e x t " > W o r d M o d i f i e d D a t e T i m e < / W o r d M o d i f i e d D a t e T i m e > - 
-             < W o r d T e s t V a l u e   E l e m e n t T y p e = " C o l u m n "   E l e m e n t I d = " 1 4 4 7 8 2 4 1 2 2 "   D a t a T y p e = " T e x t " > W o r d T e s t V a l u e < / W o r d T e s t V a l u e > +     < C u r r e n t I n s p e c t i o n > + 
+         < A p p r o v e r N a m e L a b e l > A p p r o v e r N a m e L a b e l < / A p p r o v e r N a m e L a b e l > + 
+         < A p p r o v e r S i g n a t u r e L a b e l > A p p r o v e r S i g n a t u r e L a b e l < / A p p r o v e r S i g n a t u r e L a b e l > + 
+         < C O A C o n t a c t _ A l l > C O A C o n t a c t _ A l l < / C O A C o n t a c t _ A l l > + 
+         < C O A C o n t a c t _ R o w 1 > C O A C o n t a c t _ R o w 1 < / C O A C o n t a c t _ R o w 1 > + 
+         < C O A C o n t a c t _ R o w 2 > C O A C o n t a c t _ R o w 2 < / C O A C o n t a c t _ R o w 2 > + 
+         < C O A C o n t a c t _ R o w 3 > C O A C o n t a c t _ R o w 3 < / C O A C o n t a c t _ R o w 3 > + 
+         < C O A C o n t a c t _ R o w 4 > C O A C o n t a c t _ R o w 4 < / C O A C o n t a c t _ R o w 4 > + 
+         < C O A C o n t a c t _ R o w 5 > C O A C o n t a c t _ R o w 5 < / C O A C o n t a c t _ R o w 5 > + 
+         < C O A C o n t a c t _ R o w 6 > C O A C o n t a c t _ R o w 6 < / C O A C o n t a c t _ R o w 6 > + 
+         < C O A C o n t a c t _ R o w 7 > C O A C o n t a c t _ R o w 7 < / C O A C o n t a c t _ R o w 7 > + 
+         < C O A C o n t a c t _ R o w 8 > C O A C o n t a c t _ R o w 8 < / C O A C o n t a c t _ R o w 8 > + 
+         < C o m p a n y I n f o r m a t i o n _ A l l > C o m p a n y I n f o r m a t i o n _ A l l < / C o m p a n y I n f o r m a t i o n _ A l l > + 
+         < C o m p a n y I n f o r m a t i o n _ R o w 1 > C o m p a n y I n f o r m a t i o n _ R o w 1 < / C o m p a n y I n f o r m a t i o n _ R o w 1 > + 
+         < C o m p a n y I n f o r m a t i o n _ R o w 2 > C o m p a n y I n f o r m a t i o n _ R o w 2 < / C o m p a n y I n f o r m a t i o n _ R o w 2 > + 
+         < C o m p a n y I n f o r m a t i o n _ R o w 3 > C o m p a n y I n f o r m a t i o n _ R o w 3 < / C o m p a n y I n f o r m a t i o n _ R o w 3 > + 
+         < C o m p a n y I n f o r m a t i o n _ R o w 4 > C o m p a n y I n f o r m a t i o n _ R o w 4 < / C o m p a n y I n f o r m a t i o n _ R o w 4 > + 
+         < C o m p a n y I n f o r m a t i o n _ R o w 5 > C o m p a n y I n f o r m a t i o n _ R o w 5 < / C o m p a n y I n f o r m a t i o n _ R o w 5 > + 
+         < C o m p a n y I n f o r m a t i o n _ R o w 6 > C o m p a n y I n f o r m a t i o n _ R o w 6 < / C o m p a n y I n f o r m a t i o n _ R o w 6 > + 
+         < C o m p a n y I n f o r m a t i o n _ R o w 7 > C o m p a n y I n f o r m a t i o n _ R o w 7 < / C o m p a n y I n f o r m a t i o n _ R o w 7 > + 
+         < C o m p a n y I n f o r m a t i o n _ R o w 8 > C o m p a n y I n f o r m a t i o n _ R o w 8 < / C o m p a n y I n f o r m a t i o n _ R o w 8 > + 
+         < C o m p a n y L o g o   / > + 
+         < E m a i l L a b e l > E m a i l L a b e l < / E m a i l L a b e l > + 
+         < E m a i l V a l u e > E m a i l V a l u e < / E m a i l V a l u e > + 
+         < F i n i s h e d B y N a m e L a b e l > F i n i s h e d B y N a m e L a b e l < / F i n i s h e d B y N a m e L a b e l > + 
+         < F i n i s h e d B y S i g n a t u r e L a b e l > F i n i s h e d B y S i g n a t u r e L a b e l < / F i n i s h e d B y S i g n a t u r e L a b e l > + 
+         < F i n i s h e d D a t e O n l y > F i n i s h e d D a t e O n l y < / F i n i s h e d D a t e O n l y > + 
+         < H o m e P a g e L a b e l > H o m e P a g e L a b e l < / H o m e P a g e L a b e l > + 
+         < H o m e P a g e V a l u e > H o m e P a g e V a l u e < / H o m e P a g e V a l u e > + 
+         < I t e m D e s c r i p t i o n > I t e m D e s c r i p t i o n < / I t e m D e s c r i p t i o n > + 
+         < I t e m T r a c k i n g D e s c r i p t i o n > I t e m T r a c k i n g D e s c r i p t i o n < / I t e m T r a c k i n g D e s c r i p t i o n > + 
+         < P h o n e N o L a b e l > P h o n e N o L a b e l < / P h o n e N o L a b e l > + 
+         < P h o n e N o V a l u e > P h o n e N o V a l u e < / P h o n e N o V a l u e > + 
+         < Q l t y I n s p e c t i o n T e m p l a t e _ D e s c r i p t i o n > Q l t y I n s p e c t i o n T e m p l a t e _ D e s c r i p t i o n < / Q l t y I n s p e c t i o n T e m p l a t e _ D e s c r i p t i o n > + 
+         < Q l t y I n s p e c t i o n _ A p p r o v e r _ N a m e > Q l t y I n s p e c t i o n _ A p p r o v e r _ N a m e < / Q l t y I n s p e c t i o n _ A p p r o v e r _ N a m e > + 
+         < Q l t y I n s p e c t i o n _ A p p r o v e r _ T i t l e > Q l t y I n s p e c t i o n _ A p p r o v e r _ T i t l e < / Q l t y I n s p e c t i o n _ A p p r o v e r _ T i t l e > + 
+         < Q l t y I n s p e c t i o n _ D e s c r i p t i o n > Q l t y I n s p e c t i o n _ D e s c r i p t i o n < / Q l t y I n s p e c t i o n _ D e s c r i p t i o n > + 
+         < Q l t y I n s p e c t i o n _ F i n i s h e d _ B y _ E m a i l > Q l t y I n s p e c t i o n _ F i n i s h e d _ B y _ E m a i l < / Q l t y I n s p e c t i o n _ F i n i s h e d _ B y _ E m a i l > + 
+         < Q l t y I n s p e c t i o n _ F i n i s h e d _ B y _ P h o n e > Q l t y I n s p e c t i o n _ F i n i s h e d _ B y _ P h o n e < / Q l t y I n s p e c t i o n _ F i n i s h e d _ B y _ P h o n e > + 
+         < Q l t y I n s p e c t i o n _ F i n i s h e d _ B y _ T i t l e > Q l t y I n s p e c t i o n _ F i n i s h e d _ B y _ T i t l e < / Q l t y I n s p e c t i o n _ F i n i s h e d _ B y _ T i t l e > + 
+         < Q l t y I n s p e c t i o n _ F i n i s h e d _ B y _ U s e r N a m e > Q l t y I n s p e c t i o n _ F i n i s h e d _ B y _ U s e r N a m e < / Q l t y I n s p e c t i o n _ F i n i s h e d _ B y _ U s e r N a m e > + 
+         < Q l t y I n s p e c t i o n _ F i n i s h e d _ B y _ U s e r _ I D > Q l t y I n s p e c t i o n _ F i n i s h e d _ B y _ U s e r _ I D < / Q l t y I n s p e c t i o n _ F i n i s h e d _ B y _ U s e r _ I D > + 
+         < Q l t y I n s p e c t i o n _ F i n i s h e d _ D a t e > Q l t y I n s p e c t i o n _ F i n i s h e d _ D a t e < / Q l t y I n s p e c t i o n _ F i n i s h e d _ D a t e > + 
+         < Q l t y I n s p e c t i o n _ N o > Q l t y I n s p e c t i o n _ N o < / Q l t y I n s p e c t i o n _ N o > + 
+         < Q l t y I n s p e c t i o n _ R e i n s p e c t i o n N o > Q l t y I n s p e c t i o n _ R e i n s p e c t i o n N o < / Q l t y I n s p e c t i o n _ R e i n s p e c t i o n N o > + 
+         < Q l t y I n s p e c t i o n _ R e s u l t _ C o d e > Q l t y I n s p e c t i o n _ R e s u l t _ C o d e < / Q l t y I n s p e c t i o n _ R e s u l t _ C o d e > + 
+         < Q l t y I n s p e c t i o n _ R e s u l t _ D e s c r i p t i o n > Q l t y I n s p e c t i o n _ R e s u l t _ D e s c r i p t i o n < / Q l t y I n s p e c t i o n _ R e s u l t _ D e s c r i p t i o n > + 
+         < Q l t y I n s p e c t i o n _ S o u r c e _ C u s t o m _ 1 > Q l t y I n s p e c t i o n _ S o u r c e _ C u s t o m _ 1 < / Q l t y I n s p e c t i o n _ S o u r c e _ C u s t o m _ 1 > + 
+         < Q l t y I n s p e c t i o n _ S o u r c e _ C u s t o m _ 1 0 > Q l t y I n s p e c t i o n _ S o u r c e _ C u s t o m _ 1 0 < / Q l t y I n s p e c t i o n _ S o u r c e _ C u s t o m _ 1 0 > + 
+         < Q l t y I n s p e c t i o n _ S o u r c e _ C u s t o m _ 2 > Q l t y I n s p e c t i o n _ S o u r c e _ C u s t o m _ 2 < / Q l t y I n s p e c t i o n _ S o u r c e _ C u s t o m _ 2 > + 
+         < Q l t y I n s p e c t i o n _ S o u r c e _ C u s t o m _ 3 > Q l t y I n s p e c t i o n _ S o u r c e _ C u s t o m _ 3 < / Q l t y I n s p e c t i o n _ S o u r c e _ C u s t o m _ 3 > + 
+         < Q l t y I n s p e c t i o n _ S o u r c e _ C u s t o m _ 4 > Q l t y I n s p e c t i o n _ S o u r c e _ C u s t o m _ 4 < / Q l t y I n s p e c t i o n _ S o u r c e _ C u s t o m _ 4 > + 
+         < Q l t y I n s p e c t i o n _ S o u r c e _ C u s t o m _ 5 > Q l t y I n s p e c t i o n _ S o u r c e _ C u s t o m _ 5 < / Q l t y I n s p e c t i o n _ S o u r c e _ C u s t o m _ 5 > + 
+         < Q l t y I n s p e c t i o n _ S o u r c e _ C u s t o m _ 6 > Q l t y I n s p e c t i o n _ S o u r c e _ C u s t o m _ 6 < / Q l t y I n s p e c t i o n _ S o u r c e _ C u s t o m _ 6 > + 
+         < Q l t y I n s p e c t i o n _ S o u r c e _ C u s t o m _ 7 > Q l t y I n s p e c t i o n _ S o u r c e _ C u s t o m _ 7 < / Q l t y I n s p e c t i o n _ S o u r c e _ C u s t o m _ 7 > + 
+         < Q l t y I n s p e c t i o n _ S o u r c e _ C u s t o m _ 8 > Q l t y I n s p e c t i o n _ S o u r c e _ C u s t o m _ 8 < / Q l t y I n s p e c t i o n _ S o u r c e _ C u s t o m _ 8 > + 
+         < Q l t y I n s p e c t i o n _ S o u r c e _ C u s t o m _ 9 > Q l t y I n s p e c t i o n _ S o u r c e _ C u s t o m _ 9 < / Q l t y I n s p e c t i o n _ S o u r c e _ C u s t o m _ 9 > + 
+         < Q l t y I n s p e c t i o n _ S o u r c e _ D o c u m e n t _ N o _ > Q l t y I n s p e c t i o n _ S o u r c e _ D o c u m e n t _ N o _ < / Q l t y I n s p e c t i o n _ S o u r c e _ D o c u m e n t _ N o _ > + 
+         < Q l t y I n s p e c t i o n _ S o u r c e _ I t e m _ D e s c r i p t i o n > Q l t y I n s p e c t i o n _ S o u r c e _ I t e m _ D e s c r i p t i o n < / Q l t y I n s p e c t i o n _ S o u r c e _ I t e m _ D e s c r i p t i o n > + 
+         < Q l t y I n s p e c t i o n _ S o u r c e _ I t e m _ D e s c r i p t i o n 2 > Q l t y I n s p e c t i o n _ S o u r c e _ I t e m _ D e s c r i p t i o n 2 < / Q l t y I n s p e c t i o n _ S o u r c e _ I t e m _ D e s c r i p t i o n 2 > + 
+         < Q l t y I n s p e c t i o n _ S o u r c e _ I t e m _ N o _ > Q l t y I n s p e c t i o n _ S o u r c e _ I t e m _ N o _ < / Q l t y I n s p e c t i o n _ S o u r c e _ I t e m _ N o _ > + 
+         < Q l t y I n s p e c t i o n _ S o u r c e _ L o t _ N o _ > Q l t y I n s p e c t i o n _ S o u r c e _ L o t _ N o _ < / Q l t y I n s p e c t i o n _ S o u r c e _ L o t _ N o _ > + 
+         < Q l t y I n s p e c t i o n _ S o u r c e _ P a c k a g e _ N o _ > Q l t y I n s p e c t i o n _ S o u r c e _ P a c k a g e _ N o _ < / Q l t y I n s p e c t i o n _ S o u r c e _ P a c k a g e _ N o _ > + 
+         < Q l t y I n s p e c t i o n _ S o u r c e _ S e r i a l _ N o _ > Q l t y I n s p e c t i o n _ S o u r c e _ S e r i a l _ N o _ < / Q l t y I n s p e c t i o n _ S o u r c e _ S e r i a l _ N o _ > + 
+         < Q l t y I n s p e c t i o n _ S o u r c e _ T a s k _ N o _ > Q l t y I n s p e c t i o n _ S o u r c e _ T a s k _ N o _ < / Q l t y I n s p e c t i o n _ S o u r c e _ T a s k _ N o _ > + 
+         < Q l t y I n s p e c t i o n _ S o u r c e _ V a r i a n t _ C o d e > Q l t y I n s p e c t i o n _ S o u r c e _ V a r i a n t _ C o d e < / Q l t y I n s p e c t i o n _ S o u r c e _ V a r i a n t _ C o d e > + 
+         < Q l t y I n s p e c t i o n _ S t a t u s > Q l t y I n s p e c t i o n _ S t a t u s < / Q l t y I n s p e c t i o n _ S t a t u s > + 
+         < R e i n s p e c t i o n D e s c r i p t i o n > R e i n s p e c t i o n D e s c r i p t i o n < / R e i n s p e c t i o n D e s c r i p t i o n > + 
+         < C u r r e n t I n s p e c t i o n L i n e > + 
+             < C a r r i a g e R e t u r n P e r s o n F i e l d D e t a i l s > C a r r i a g e R e t u r n P e r s o n F i e l d D e t a i l s < / C a r r i a g e R e t u r n P e r s o n F i e l d D e t a i l s > + 
+             < C o n d i t i o n L a b e l _ 1 > C o n d i t i o n L a b e l _ 1 < / C o n d i t i o n L a b e l _ 1 > + 
+             < C o n d i t i o n L a b e l _ 2 > C o n d i t i o n L a b e l _ 2 < / C o n d i t i o n L a b e l _ 2 > + 
+             < F i e l d _ C o d e > F i e l d _ C o d e < / F i e l d _ C o d e > + 
+             < F i e l d _ D e s c r i p t i o n > F i e l d _ D e s c r i p t i o n < / F i e l d _ D e s c r i p t i o n > + 
+             < F i e l d _ E n t e r e d B y N a m e A n d T i m e s t a m p > F i e l d _ E n t e r e d B y N a m e A n d T i m e s t a m p < / F i e l d _ E n t e r e d B y N a m e A n d T i m e s t a m p > + 
+             < F i e l d _ H a s E n t e r e d V a l u e > F i e l d _ H a s E n t e r e d V a l u e < / F i e l d _ H a s E n t e r e d V a l u e > + 
+             < F i e l d _ I f P e r s o n E m a i l > F i e l d _ I f P e r s o n E m a i l < / F i e l d _ I f P e r s o n E m a i l > + 
+             < F i e l d _ I f P e r s o n N a m e > F i e l d _ I f P e r s o n N a m e < / F i e l d _ I f P e r s o n N a m e > + 
+             < F i e l d _ I f P e r s o n P h o n e > F i e l d _ I f P e r s o n P h o n e < / F i e l d _ I f P e r s o n P h o n e > + 
+             < F i e l d _ I f P e r s o n T i t l e > F i e l d _ I f P e r s o n T i t l e < / F i e l d _ I f P e r s o n T i t l e > + 
+             < F i e l d _ I s L a b e l > F i e l d _ I s L a b e l < / F i e l d _ I s L a b e l > + 
+             < F i e l d _ I s P e r s o n F i e l d > F i e l d _ I s P e r s o n F i e l d < / F i e l d _ I s P e r s o n F i e l d > + 
+             < F i e l d _ I s T e x t > F i e l d _ I s T e x t < / F i e l d _ I s T e x t > + 
+             < F i e l d _ L i n e C o m m e n t a r y > F i e l d _ L i n e C o m m e n t a r y < / F i e l d _ L i n e C o m m e n t a r y > + 
+             < F i e l d _ M o d i f i e d B y U s e r E m a i l > F i e l d _ M o d i f i e d B y U s e r E m a i l < / F i e l d _ M o d i f i e d B y U s e r E m a i l > + 
+             < F i e l d _ M o d i f i e d B y U s e r I D > F i e l d _ M o d i f i e d B y U s e r I D < / F i e l d _ M o d i f i e d B y U s e r I D > + 
+             < F i e l d _ M o d i f i e d B y U s e r J o b T i t l e > F i e l d _ M o d i f i e d B y U s e r J o b T i t l e < / F i e l d _ M o d i f i e d B y U s e r J o b T i t l e > + 
+             < F i e l d _ M o d i f i e d B y U s e r N a m e > F i e l d _ M o d i f i e d B y U s e r N a m e < / F i e l d _ M o d i f i e d B y U s e r N a m e > + 
+             < F i e l d _ M o d i f i e d B y U s e r P h o n e > F i e l d _ M o d i f i e d B y U s e r P h o n e < / F i e l d _ M o d i f i e d B y U s e r P h o n e > + 
+             < F i e l d _ M o d i f i e d D a t e T i m e > F i e l d _ M o d i f i e d D a t e T i m e < / F i e l d _ M o d i f i e d D a t e T i m e > + 
+             < F i e l d _ T y p e > F i e l d _ T y p e < / F i e l d _ T y p e > + 
+             < I f P e r s o n D e s c r i p t i o n > I f P e r s o n D e s c r i p t i o n < / I f P e r s o n D e s c r i p t i o n > + 
+             < I f P e r s o n M o d i f i e d B y U s e r E m a i l > I f P e r s o n M o d i f i e d B y U s e r E m a i l < / I f P e r s o n M o d i f i e d B y U s e r E m a i l > + 
+             < I f P e r s o n M o d i f i e d D a t e T i m e > I f P e r s o n M o d i f i e d D a t e T i m e < / I f P e r s o n M o d i f i e d D a t e T i m e > + 
+             < L a b e l F i e l d _ D e s c r i p t i o n > L a b e l F i e l d _ D e s c r i p t i o n < / L a b e l F i e l d _ D e s c r i p t i o n > + 
+             < N u m e r i c _ V a l u e > N u m e r i c _ V a l u e < / N u m e r i c _ V a l u e > + 
+             < P r o m p t e d R e s u l t C a p t i o n _ 1 > P r o m p t e d R e s u l t C a p t i o n _ 1 < / P r o m p t e d R e s u l t C a p t i o n _ 1 > + 
+             < P r o m p t e d R e s u l t C a p t i o n _ 1 0 > P r o m p t e d R e s u l t C a p t i o n _ 1 0 < / P r o m p t e d R e s u l t C a p t i o n _ 1 0 > + 
+             < P r o m p t e d R e s u l t C a p t i o n _ 2 > P r o m p t e d R e s u l t C a p t i o n _ 2 < / P r o m p t e d R e s u l t C a p t i o n _ 2 > + 
+             < P r o m p t e d R e s u l t C a p t i o n _ 3 > P r o m p t e d R e s u l t C a p t i o n _ 3 < / P r o m p t e d R e s u l t C a p t i o n _ 3 > + 
+             < P r o m p t e d R e s u l t C a p t i o n _ 4 > P r o m p t e d R e s u l t C a p t i o n _ 4 < / P r o m p t e d R e s u l t C a p t i o n _ 4 > + 
+             < P r o m p t e d R e s u l t C a p t i o n _ 5 > P r o m p t e d R e s u l t C a p t i o n _ 5 < / P r o m p t e d R e s u l t C a p t i o n _ 5 > + 
+             < P r o m p t e d R e s u l t C a p t i o n _ 6 > P r o m p t e d R e s u l t C a p t i o n _ 6 < / P r o m p t e d R e s u l t C a p t i o n _ 6 > + 
+             < P r o m p t e d R e s u l t C a p t i o n _ 7 > P r o m p t e d R e s u l t C a p t i o n _ 7 < / P r o m p t e d R e s u l t C a p t i o n _ 7 > + 
+             < P r o m p t e d R e s u l t C a p t i o n _ 8 > P r o m p t e d R e s u l t C a p t i o n _ 8 < / P r o m p t e d R e s u l t C a p t i o n _ 8 > + 
+             < P r o m p t e d R e s u l t C a p t i o n _ 9 > P r o m p t e d R e s u l t C a p t i o n _ 9 < / P r o m p t e d R e s u l t C a p t i o n _ 9 > + 
+             < P r o m p t e d R e s u l t C o n d i t i o n D e s c r i p t i o n _ 1 > P r o m p t e d R e s u l t C o n d i t i o n D e s c r i p t i o n _ 1 < / P r o m p t e d R e s u l t C o n d i t i o n D e s c r i p t i o n _ 1 > + 
+             < P r o m p t e d R e s u l t C o n d i t i o n D e s c r i p t i o n _ 1 0 > P r o m p t e d R e s u l t C o n d i t i o n D e s c r i p t i o n _ 1 0 < / P r o m p t e d R e s u l t C o n d i t i o n D e s c r i p t i o n _ 1 0 > + 
+             < P r o m p t e d R e s u l t C o n d i t i o n D e s c r i p t i o n _ 2 > P r o m p t e d R e s u l t C o n d i t i o n D e s c r i p t i o n _ 2 < / P r o m p t e d R e s u l t C o n d i t i o n D e s c r i p t i o n _ 2 > + 
+             < P r o m p t e d R e s u l t C o n d i t i o n D e s c r i p t i o n _ 3 > P r o m p t e d R e s u l t C o n d i t i o n D e s c r i p t i o n _ 3 < / P r o m p t e d R e s u l t C o n d i t i o n D e s c r i p t i o n _ 3 > + 
+             < P r o m p t e d R e s u l t C o n d i t i o n D e s c r i p t i o n _ 4 > P r o m p t e d R e s u l t C o n d i t i o n D e s c r i p t i o n _ 4 < / P r o m p t e d R e s u l t C o n d i t i o n D e s c r i p t i o n _ 4 > + 
+             < P r o m p t e d R e s u l t C o n d i t i o n D e s c r i p t i o n _ 5 > P r o m p t e d R e s u l t C o n d i t i o n D e s c r i p t i o n _ 5 < / P r o m p t e d R e s u l t C o n d i t i o n D e s c r i p t i o n _ 5 > + 
+             < P r o m p t e d R e s u l t C o n d i t i o n D e s c r i p t i o n _ 6 > P r o m p t e d R e s u l t C o n d i t i o n D e s c r i p t i o n _ 6 < / P r o m p t e d R e s u l t C o n d i t i o n D e s c r i p t i o n _ 6 > + 
+             < P r o m p t e d R e s u l t C o n d i t i o n D e s c r i p t i o n _ 7 > P r o m p t e d R e s u l t C o n d i t i o n D e s c r i p t i o n _ 7 < / P r o m p t e d R e s u l t C o n d i t i o n D e s c r i p t i o n _ 7 > + 
+             < P r o m p t e d R e s u l t C o n d i t i o n D e s c r i p t i o n _ 8 > P r o m p t e d R e s u l t C o n d i t i o n D e s c r i p t i o n _ 8 < / P r o m p t e d R e s u l t C o n d i t i o n D e s c r i p t i o n _ 8 > + 
+             < P r o m p t e d R e s u l t C o n d i t i o n D e s c r i p t i o n _ 9 > P r o m p t e d R e s u l t C o n d i t i o n D e s c r i p t i o n _ 9 < / P r o m p t e d R e s u l t C o n d i t i o n D e s c r i p t i o n _ 9 > + 
+             < P r o m p t e d R e s u l t V i s i b l e _ 1 > P r o m p t e d R e s u l t V i s i b l e _ 1 < / P r o m p t e d R e s u l t V i s i b l e _ 1 > + 
+             < P r o m p t e d R e s u l t V i s i b l e _ 1 0 > P r o m p t e d R e s u l t V i s i b l e _ 1 0 < / P r o m p t e d R e s u l t V i s i b l e _ 1 0 > + 
+             < P r o m p t e d R e s u l t V i s i b l e _ 2 > P r o m p t e d R e s u l t V i s i b l e _ 2 < / P r o m p t e d R e s u l t V i s i b l e _ 2 > + 
+             < P r o m p t e d R e s u l t V i s i b l e _ 3 > P r o m p t e d R e s u l t V i s i b l e _ 3 < / P r o m p t e d R e s u l t V i s i b l e _ 3 > + 
+             < P r o m p t e d R e s u l t V i s i b l e _ 4 > P r o m p t e d R e s u l t V i s i b l e _ 4 < / P r o m p t e d R e s u l t V i s i b l e _ 4 > + 
+             < P r o m p t e d R e s u l t V i s i b l e _ 5 > P r o m p t e d R e s u l t V i s i b l e _ 5 < / P r o m p t e d R e s u l t V i s i b l e _ 5 > + 
+             < P r o m p t e d R e s u l t V i s i b l e _ 6 > P r o m p t e d R e s u l t V i s i b l e _ 6 < / P r o m p t e d R e s u l t V i s i b l e _ 6 > + 
+             < P r o m p t e d R e s u l t V i s i b l e _ 7 > P r o m p t e d R e s u l t V i s i b l e _ 7 < / P r o m p t e d R e s u l t V i s i b l e _ 7 > + 
+             < P r o m p t e d R e s u l t V i s i b l e _ 8 > P r o m p t e d R e s u l t V i s i b l e _ 8 < / P r o m p t e d R e s u l t V i s i b l e _ 8 > + 
+             < P r o m p t e d R e s u l t V i s i b l e _ 9 > P r o m p t e d R e s u l t V i s i b l e _ 9 < / P r o m p t e d R e s u l t V i s i b l e _ 9 > + 
+             < T e s t _ R e s u l t > T e s t _ R e s u l t < / T e s t _ R e s u l t > + 
+             < T e s t _ R e s u l t D e s c r i p t i o n > T e s t _ R e s u l t D e s c r i p t i o n < / T e s t _ R e s u l t D e s c r i p t i o n > + 
+             < T e s t _ V a l u e > T e s t _ V a l u e < / T e s t _ V a l u e > + 
+             < W o r d D e s c r i p t i o n > W o r d D e s c r i p t i o n < / W o r d D e s c r i p t i o n > + 
+             < W o r d M o d i f i e d B y U s e r N a m e > W o r d M o d i f i e d B y U s e r N a m e < / W o r d M o d i f i e d B y U s e r N a m e > + 
+             < W o r d M o d i f i e d D a t e T i m e > W o r d M o d i f i e d D a t e T i m e < / W o r d M o d i f i e d D a t e T i m e > + 
+             < W o r d T e s t V a l u e > W o r d T e s t V a l u e < / W o r d T e s t V a l u e >   
          < / C u r r e n t I n s p e c t i o n L i n e >   
@@ -5743,14 +5748,10 @@
  < / N a v W o r d R e p o r t X m l P a r t > 
 </file>
 
-<file path=customXml/item3.xml><?xml version="1.0" encoding="utf-8"?>
-<b:Sources xmlns:b="http://schemas.openxmlformats.org/officeDocument/2006/bibliography" xmlns="http://schemas.openxmlformats.org/officeDocument/2006/bibliography" SelectedStyle="\APASixthEditionOfficeOnline.xsl" StyleName="APA" Version="6"/>
-</file>
-
 <file path=customXml/itemProps1.xml><?xml version="1.0" encoding="utf-8"?>
-<ds:datastoreItem xmlns:ds="http://schemas.openxmlformats.org/officeDocument/2006/customXml" ds:itemID="{17DA42EE-3024-4C2F-8931-9EB6F7151F21}">
+<ds:datastoreItem xmlns:ds="http://schemas.openxmlformats.org/officeDocument/2006/customXml" ds:itemID="{17CE75AC-9DC5-435C-A40B-AC945788E8B7}">
   <ds:schemaRefs>
-    <ds:schemaRef ds:uri="urn:microsoft-dynamics-nav/reports/Qlty_General_Purpose_Inspect/20405/"/>
+    <ds:schemaRef ds:uri="http://schemas.openxmlformats.org/officeDocument/2006/bibliography"/>
   </ds:schemaRefs>
 </ds:datastoreItem>
 </file>
@@ -5764,9 +5765,9 @@
 </file>
 
 <file path=customXml/itemProps3.xml><?xml version="1.0" encoding="utf-8"?>
-<ds:datastoreItem xmlns:ds="http://schemas.openxmlformats.org/officeDocument/2006/customXml" ds:itemID="{17CE75AC-9DC5-435C-A40B-AC945788E8B7}">
+<ds:datastoreItem xmlns:ds="http://schemas.openxmlformats.org/officeDocument/2006/customXml" ds:itemID="{17DA42EE-3024-4C2F-8931-9EB6F7151F21}">
   <ds:schemaRefs>
-    <ds:schemaRef ds:uri="http://schemas.openxmlformats.org/officeDocument/2006/bibliography"/>
+    <ds:schemaRef ds:uri="urn:microsoft-dynamics-nav/reports/Qlty_General_Purpose_Inspect/20405/"/>
   </ds:schemaRefs>
 </ds:datastoreItem>
 </file>

--- a/src/Apps/W1/Quality Management/app/src/Reports/QltyGeneralPurposeInspection.docx
+++ b/src/Apps/W1/Quality Management/app/src/Reports/QltyGeneralPurposeInspection.docx
@@ -4814,7 +4814,9 @@
 <b:Sources xmlns:b="http://schemas.openxmlformats.org/officeDocument/2006/bibliography" xmlns="http://schemas.openxmlformats.org/officeDocument/2006/bibliography" SelectedStyle="\APASixthEditionOfficeOnline.xsl" StyleName="APA" Version="6"/>
 </file>
 
-<file path=customXml/item2.xml>��< ? x m l   v e r s i o n = " 1 . 0 "   e n c o d i n g = " u t f - 1 6 " ? > < N a v W o r d R e p o r t X m l P a r t   x m l n s = " u r n : m i c r o s o f t - d y n a m i c s - b u s i n e s s c e n t r a l / i n t e r n a l / e x t e n d e d / r e p o r t s / Q l t y _ G e n e r a l _ P u r p o s e _ I n s p e c t / 2 0 4 0 5 / " > +<file path=customXml/item2.xml>��< ? x m l   v e r s i o n = " 1 . 0 "   e n c o d i n g = " u t f - 1 6 " ? > + 
+ < N a v W o r d R e p o r t X m l P a r t   x m l n s = " u r n : m i c r o s o f t - d y n a m i c s - b u s i n e s s c e n t r a l / i n t e r n a l / e x t e n d e d / r e p o r t s / Q l t y _ G e n e r a l _ P u r p o s e _ I n s p e c t / 2 0 4 0 5 / " >   
      < B C R e p o r t I n f o r m a t i o n >   
@@ -5150,7 +5152,7 @@
  
          < C o m p a n y I n f o r m a t i o n _ R o w 8   E l e m e n t T y p e = " C o l u m n "   E l e m e n t I d = " 3 9 8 9 1 0 6 3 7 "   D a t a T y p e = " T e x t " > C o m p a n y I n f o r m a t i o n _ R o w 8 < / C o m p a n y I n f o r m a t i o n _ R o w 8 >   
-         < C o m p a n y L o g o   E l e m e n t T y p e = " C o l u m n "   E l e m e n t I d = " 2 3 7 6 9 1 5 1 "   D a t a T y p e = " B l o b " / > +         < C o m p a n y L o g o   E l e m e n t T y p e = " C o l u m n "   E l e m e n t I d = " 2 3 7 6 9 1 5 1 "   D a t a T y p e = " B l o b "   / >   
          < E m a i l L a b e l   E l e m e n t T y p e = " C o l u m n "   E l e m e n t I d = " 7 7 1 8 8 7 1 3 5 "   D a t a T y p e = " T e x t " > E m a i l L a b e l < / E m a i l L a b e l >   
@@ -5166,6 +5168,8 @@
  
          < H o m e P a g e V a l u e   E l e m e n t T y p e = " C o l u m n "   E l e m e n t I d = " 5 3 3 5 1 4 0 3 4 "   D a t a T y p e = " T e x t " > H o m e P a g e V a l u e < / H o m e P a g e V a l u e >   
+         < I n s p e c t i o n I n f o r m a t i o n   E l e m e n t T y p e = " C o l u m n "   E l e m e n t I d = " 1 5 3 2 8 6 0 1 9 9 "   D a t a T y p e = " T e x t " > I n s p e c t i o n I n f o r m a t i o n < / I n s p e c t i o n I n f o r m a t i o n > + 
          < I t e m D e s c r i p t i o n   E l e m e n t T y p e = " C o l u m n "   E l e m e n t I d = " 1 9 6 5 3 9 3 7 9 0 "   D a t a T y p e = " T e x t " > I t e m D e s c r i p t i o n < / I t e m D e s c r i p t i o n >   
          < I t e m T r a c k i n g D e s c r i p t i o n   E l e m e n t T y p e = " C o l u m n "   E l e m e n t I d = " 1 1 1 7 1 0 3 3 4 5 "   D a t a T y p e = " T e x t " > I t e m T r a c k i n g D e s c r i p t i o n < / I t e m T r a c k i n g D e s c r i p t i o n > @@ -5242,7 +5246,7 @@
  
          < Q l t y I n s p e c t i o n _ S t a t u s   E l e m e n t T y p e = " C o l u m n "   E l e m e n t I d = " 8 5 1 7 5 2 7 6 8 "   D a t a T y p e = " E n u m " > Q l t y I n s p e c t i o n _ S t a t u s < / Q l t y I n s p e c t i o n _ S t a t u s >   
-         < R e i n s p e c t i o n D e s c r i p t i o n   E l e m e n t T y p e = " C o l u m n "   E l e m e n t I d = " 1 1 9 2 0 3 1 5 5 0 "   D a t a T y p e = " T e x t " > R e i n s p e c t i o n D e s c r i p t i o n < / R e i n s p e c t i o n D e s c r i p t i o n > +         < R e i n s p e c t i o n S e q u e n c e I n f o r m a t i o n   E l e m e n t T y p e = " C o l u m n "   E l e m e n t I d = " 7 4 9 5 1 6 5 4 3 "   D a t a T y p e = " T e x t " > R e i n s p e c t i o n S e q u e n c e I n f o r m a t i o n < / R e i n s p e c t i o n S e q u e n c e I n f o r m a t i o n >   
          < C u r r e n t I n s p e c t i o n L i n e   E l e m e n t T y p e = " D a t a I t e m "   E l e m e n t I d = " 1 1 9 3 2 1 9 5 9 6 " >   
@@ -5533,6 +5537,8 @@
  
          < H o m e P a g e V a l u e > H o m e P a g e V a l u e < / H o m e P a g e V a l u e >   
+         < I n s p e c t i o n I n f o r m a t i o n > I n s p e c t i o n I n f o r m a t i o n < / I n s p e c t i o n I n f o r m a t i o n > + 
          < I t e m D e s c r i p t i o n > I t e m D e s c r i p t i o n < / I t e m D e s c r i p t i o n >   
          < I t e m T r a c k i n g D e s c r i p t i o n > I t e m T r a c k i n g D e s c r i p t i o n < / I t e m T r a c k i n g D e s c r i p t i o n > @@ -5609,7 +5615,7 @@
  
          < Q l t y I n s p e c t i o n _ S t a t u s > Q l t y I n s p e c t i o n _ S t a t u s < / Q l t y I n s p e c t i o n _ S t a t u s >   
-         < R e i n s p e c t i o n D e s c r i p t i o n > R e i n s p e c t i o n D e s c r i p t i o n < / R e i n s p e c t i o n D e s c r i p t i o n > +         < R e i n s p e c t i o n S e q u e n c e I n f o r m a t i o n > R e i n s p e c t i o n S e q u e n c e I n f o r m a t i o n < / R e i n s p e c t i o n S e q u e n c e I n f o r m a t i o n >   
          < C u r r e n t I n s p e c t i o n L i n e >   

--- a/src/Apps/W1/Quality Management/app/src/Reports/QltyGeneralPurposeInspection.docx
+++ b/src/Apps/W1/Quality Management/app/src/Reports/QltyGeneralPurposeInspection.docx
@@ -6,48 +6,125 @@
       <w:tblPr>
         <w:tblStyle w:val="TableGrid"/>
         <w:tblW w:w="0" w:type="auto"/>
+        <w:tblLayout w:type="fixed"/>
         <w:tblLook w:val="04A0" w:firstRow="1" w:lastRow="0" w:firstColumn="1" w:lastColumn="0" w:noHBand="0" w:noVBand="1"/>
       </w:tblPr>
       <w:tblGrid>
-        <w:gridCol w:w="2875"/>
-        <w:gridCol w:w="3780"/>
-        <w:gridCol w:w="3780"/>
+        <w:gridCol w:w="2819"/>
+        <w:gridCol w:w="236"/>
+        <w:gridCol w:w="3724"/>
+        <w:gridCol w:w="236"/>
+        <w:gridCol w:w="3441"/>
       </w:tblGrid>
       <w:tr>
         <w:trPr>
           <w:cnfStyle w:val="100000000000" w:firstRow="1" w:lastRow="0" w:firstColumn="0" w:lastColumn="0" w:oddVBand="0" w:evenVBand="0" w:oddHBand="0" w:evenHBand="0" w:firstRowFirstColumn="0" w:firstRowLastColumn="0" w:lastRowFirstColumn="0" w:lastRowLastColumn="0"/>
           <w:tblHeader/>
         </w:trPr>
-        <w:tc>
-          <w:tcPr>
-            <w:tcW w:w="2875" w:type="dxa"/>
-          </w:tcPr>
-          <w:sdt>
-            <w:sdtPr>
-              <w:alias w:val="TestDocumentNoLabel"/>
-              <w:tag w:val="#BC:InsertDataItem,Labels/TestDocumentNoLabel"/>
-              <w:id w:val="693197583"/>
-              <w:placeholder>
-                <w:docPart w:val="E52ED68ED8474EB38ABFD788E6B53E47"/>
-              </w:placeholder>
-              <w:dataBinding w:prefixMappings="xmlns:ns0='urn:microsoft-dynamics-nav/reports/Qlty_General_Purpose_Inspect/20405/'" w:xpath="/ns0:NavWordReportXmlPart[1]/ns0:Labels[1]/ns0:TestDocumentNoLabel[1]" w:storeItemID="{17DA42EE-3024-4C2F-8931-9EB6F7151F21}"/>
-              <w15:color w:val="808080"/>
-              <w:text/>
-            </w:sdtPr>
-            <w:sdtContent>
+        <w:sdt>
+          <w:sdtPr>
+            <w:rPr>
+              <w:bCs/>
+            </w:rPr>
+            <w:alias w:val="InspectionLabel"/>
+            <w:tag w:val="#BC:InsertDataItem,Labels/InspectionLabel"/>
+            <w:id w:val="1793091244"/>
+            <w:placeholder>
+              <w:docPart w:val="19F040F6864B48A599C11E15E63169CB"/>
+            </w:placeholder>
+            <w:dataBinding w:prefixMappings="xmlns:ns0='urn:microsoft-dynamics-nav/reports/Qlty_General_Purpose_Inspect/20405/'" w:xpath="/ns0:NavWordReportXmlPart[1]/ns0:Labels[1]/ns0:InspectionLabel[1]" w:storeItemID="{F00BF611-06BA-436C-902A-C0D5E8DF929B}"/>
+            <w15:color w:val="808080"/>
+            <w:text/>
+          </w:sdtPr>
+          <w:sdtContent>
+            <w:tc>
+              <w:tcPr>
+                <w:tcW w:w="2819" w:type="dxa"/>
+                <w:vAlign w:val="bottom"/>
+              </w:tcPr>
               <w:p>
+                <w:pPr>
+                  <w:rPr>
+                    <w:lang w:val="da-DK"/>
+                  </w:rPr>
+                </w:pPr>
                 <w:proofErr w:type="spellStart"/>
                 <w:r>
-                  <w:t>TestDocumentNoLabel</w:t>
+                  <w:rPr>
+                    <w:bCs/>
+                  </w:rPr>
+                  <w:t>InspectionLabel</w:t>
                 </w:r>
                 <w:proofErr w:type="spellEnd"/>
               </w:p>
-            </w:sdtContent>
-          </w:sdt>
+            </w:tc>
+          </w:sdtContent>
+        </w:sdt>
+        <w:tc>
+          <w:tcPr>
+            <w:tcW w:w="236" w:type="dxa"/>
+          </w:tcPr>
+          <w:p>
+            <w:pPr>
+              <w:rPr>
+                <w:bCs/>
+              </w:rPr>
+            </w:pPr>
+          </w:p>
+        </w:tc>
+        <w:sdt>
+          <w:sdtPr>
+            <w:rPr>
+              <w:bCs/>
+            </w:rPr>
+            <w:alias w:val="ItemLabel"/>
+            <w:tag w:val="#BC:InsertDataItem,Labels/ItemLabel"/>
+            <w:id w:val="498628940"/>
+            <w:placeholder>
+              <w:docPart w:val="79CF619905ED4A029E02394C5DB96A90"/>
+            </w:placeholder>
+            <w:dataBinding w:prefixMappings="xmlns:ns0='urn:microsoft-dynamics-nav/reports/Qlty_General_Purpose_Inspect/20405/'" w:xpath="/ns0:NavWordReportXmlPart[1]/ns0:Labels[1]/ns0:ItemLabel[1]" w:storeItemID="{F00BF611-06BA-436C-902A-C0D5E8DF929B}"/>
+            <w15:color w:val="808080"/>
+            <w:text/>
+          </w:sdtPr>
+          <w:sdtContent>
+            <w:tc>
+              <w:tcPr>
+                <w:tcW w:w="3724" w:type="dxa"/>
+              </w:tcPr>
+              <w:p>
+                <w:pPr>
+                  <w:rPr>
+                    <w:rFonts w:asciiTheme="majorHAnsi" w:hAnsiTheme="majorHAnsi"/>
+                  </w:rPr>
+                </w:pPr>
+                <w:proofErr w:type="spellStart"/>
+                <w:r>
+                  <w:rPr>
+                    <w:bCs/>
+                  </w:rPr>
+                  <w:t>ItemLabel</w:t>
+                </w:r>
+                <w:proofErr w:type="spellEnd"/>
+              </w:p>
+            </w:tc>
+          </w:sdtContent>
+        </w:sdt>
+        <w:tc>
+          <w:tcPr>
+            <w:tcW w:w="236" w:type="dxa"/>
+          </w:tcPr>
+          <w:p>
+            <w:pPr>
+              <w:rPr>
+                <w:bCs/>
+              </w:rPr>
+            </w:pPr>
+          </w:p>
         </w:tc>
         <w:tc>
           <w:tcPr>
-            <w:tcW w:w="3780" w:type="dxa"/>
+            <w:tcW w:w="3441" w:type="dxa"/>
           </w:tcPr>
           <w:p>
             <w:pPr>
@@ -58,166 +135,141 @@
             <w:sdt>
               <w:sdtPr>
                 <w:rPr>
-                  <w:lang w:val="da-DK"/>
+                  <w:bCs/>
                 </w:rPr>
-                <w:alias w:val="CompletedDateLabel"/>
-                <w:tag w:val="#BC:InsertDataItem,Labels/CompletedDateLabel"/>
-                <w:id w:val="-2121214819"/>
+                <w:alias w:val="ItemTrackingLabel"/>
+                <w:tag w:val="#BC:InsertDataItem,Labels/ItemTrackingLabel"/>
+                <w:id w:val="-1559471266"/>
                 <w:placeholder>
-                  <w:docPart w:val="5FD2338AE18C4054B136E89865F0D601"/>
+                  <w:docPart w:val="89A6856229794EB18EFD4B388834A3AE"/>
                 </w:placeholder>
-                <w:dataBinding w:prefixMappings="xmlns:ns0='urn:microsoft-dynamics-nav/reports/Qlty_General_Purpose_Inspect/20405/'" w:xpath="/ns0:NavWordReportXmlPart[1]/ns0:Labels[1]/ns0:CompletedDateLabel[1]" w:storeItemID="{17DA42EE-3024-4C2F-8931-9EB6F7151F21}"/>
+                <w:dataBinding w:prefixMappings="xmlns:ns0='urn:microsoft-dynamics-nav/reports/Qlty_General_Purpose_Inspect/20405/'" w:xpath="/ns0:NavWordReportXmlPart[1]/ns0:Labels[1]/ns0:ItemTrackingLabel[1]" w:storeItemID="{F00BF611-06BA-436C-902A-C0D5E8DF929B}"/>
                 <w15:color w:val="808080"/>
                 <w:text/>
               </w:sdtPr>
               <w:sdtContent>
+                <w:proofErr w:type="spellStart"/>
                 <w:r>
                   <w:rPr>
-                    <w:lang w:val="da-DK"/>
+                    <w:bCs/>
                   </w:rPr>
-                  <w:t>CompletedDateLabel</w:t>
+                  <w:t>ItemTrackingLabel</w:t>
                 </w:r>
+                <w:proofErr w:type="spellEnd"/>
               </w:sdtContent>
             </w:sdt>
           </w:p>
         </w:tc>
-        <w:sdt>
-          <w:sdtPr>
-            <w:rPr>
-              <w:lang w:val="da-DK"/>
-            </w:rPr>
-            <w:alias w:val="CompletedByLabel"/>
-            <w:tag w:val="#BC:InsertDataItem,Labels/CompletedByLabel"/>
-            <w:id w:val="1030989401"/>
-            <w:placeholder>
-              <w:docPart w:val="E52ED68ED8474EB38ABFD788E6B53E47"/>
-            </w:placeholder>
-            <w:dataBinding w:prefixMappings="xmlns:ns0='urn:microsoft-dynamics-nav/reports/Qlty_General_Purpose_Inspect/20405/'" w:xpath="/ns0:NavWordReportXmlPart[1]/ns0:Labels[1]/ns0:CompletedByLabel[1]" w:storeItemID="{17DA42EE-3024-4C2F-8931-9EB6F7151F21}"/>
-            <w15:color w:val="808080"/>
-            <w:text/>
-          </w:sdtPr>
-          <w:sdtContent>
-            <w:tc>
-              <w:tcPr>
-                <w:tcW w:w="3780" w:type="dxa"/>
-              </w:tcPr>
-              <w:p>
-                <w:pPr>
-                  <w:rPr>
-                    <w:rFonts w:asciiTheme="majorHAnsi" w:hAnsiTheme="majorHAnsi"/>
-                  </w:rPr>
-                </w:pPr>
-                <w:r>
-                  <w:rPr>
-                    <w:lang w:val="da-DK"/>
-                  </w:rPr>
-                  <w:t>CompletedByLabel</w:t>
-                </w:r>
-              </w:p>
-            </w:tc>
-          </w:sdtContent>
-        </w:sdt>
       </w:tr>
       <w:tr>
         <w:tc>
           <w:tcPr>
-            <w:tcW w:w="2875" w:type="dxa"/>
+            <w:tcW w:w="2819" w:type="dxa"/>
+          </w:tcPr>
+          <w:p>
+            <w:sdt>
+              <w:sdtPr>
+                <w:alias w:val="QltyInspection_No"/>
+                <w:tag w:val="#BC:InsertDataItem,DataItems/CurrentInspection/QltyInspection_No"/>
+                <w:id w:val="1961220263"/>
+                <w:placeholder>
+                  <w:docPart w:val="76494A0D615A4F6F8CAF6506B0486BC6"/>
+                </w:placeholder>
+                <w:dataBinding w:prefixMappings="xmlns:ns0='urn:microsoft-dynamics-nav/reports/Qlty_General_Purpose_Inspect/20405/'" w:xpath="/ns0:NavWordReportXmlPart[1]/ns0:CurrentInspection[1]/ns0:QltyInspection_No[1]" w:storeItemID="{F00BF611-06BA-436C-902A-C0D5E8DF929B}"/>
+                <w15:color w:val="808080"/>
+                <w:text/>
+              </w:sdtPr>
+              <w:sdtContent>
+                <w:proofErr w:type="spellStart"/>
+                <w:r>
+                  <w:t>QltyInspection_No</w:t>
+                </w:r>
+                <w:proofErr w:type="spellEnd"/>
+              </w:sdtContent>
+            </w:sdt>
+            <w:r>
+              <w:t xml:space="preserve"> </w:t>
+            </w:r>
+            <w:sdt>
+              <w:sdtPr>
+                <w:alias w:val="ReinspectionSequenceInformation"/>
+                <w:tag w:val="#BC:InsertDataItem,DataItems/CurrentInspection/ReinspectionSequenceInformation"/>
+                <w:id w:val="-602108974"/>
+                <w:placeholder>
+                  <w:docPart w:val="F76A7EA3722A4A529E0451006182A3B0"/>
+                </w:placeholder>
+                <w15:dataBinding w:prefixMappings="xmlns:ns0='urn:microsoft-dynamics-nav/reports/Qlty_Certificate_of_Analysis/20401/' " w:xpath="/ns0:NavWordReportXmlPart[1]/ns0:CurrentInspection[1]/ns0:ReinspectionSequenceInformation[1]" w:storeItemID="{F00BF611-06BA-436C-902A-C0D5E8DF929B}"/>
+              </w:sdtPr>
+              <w:sdtContent>
+                <w:proofErr w:type="spellStart"/>
+                <w:r>
+                  <w:t>ReinspectionSequenceInformation</w:t>
+                </w:r>
+                <w:proofErr w:type="spellEnd"/>
+              </w:sdtContent>
+            </w:sdt>
+          </w:p>
+        </w:tc>
+        <w:tc>
+          <w:tcPr>
+            <w:tcW w:w="236" w:type="dxa"/>
+          </w:tcPr>
+          <w:p/>
+        </w:tc>
+        <w:tc>
+          <w:tcPr>
+            <w:tcW w:w="3724" w:type="dxa"/>
           </w:tcPr>
           <w:sdt>
             <w:sdtPr>
-              <w:rPr>
-                <w:rFonts w:cs="Segoe UI"/>
-              </w:rPr>
-              <w:alias w:val="QltyInspection_No"/>
-              <w:tag w:val="#BC:InsertDataItem,DataItems/CurrentInspection/QltyInspection_No"/>
-              <w:id w:val="51897518"/>
+              <w:alias w:val="ItemDescription"/>
+              <w:tag w:val="#BC:InsertDataItem,DataItems/CurrentInspection/ItemDescription"/>
+              <w:id w:val="1230270698"/>
               <w:placeholder>
-                <w:docPart w:val="323AFCE67AAB4BB19FFC21B54EB0799A"/>
+                <w:docPart w:val="E2B6192B7C8B44698D0543E9A92C0267"/>
               </w:placeholder>
-              <w:dataBinding w:prefixMappings="xmlns:ns0='urn:microsoft-dynamics-nav/reports/Qlty_General_Purpose_Inspect/20405/'" w:xpath="/ns0:NavWordReportXmlPart[1]/ns0:CurrentInspection[1]/ns0:QltyInspection_No[1]" w:storeItemID="{17DA42EE-3024-4C2F-8931-9EB6F7151F21}"/>
+              <w:dataBinding w:prefixMappings="xmlns:ns0='urn:microsoft-dynamics-nav/reports/Qlty_General_Purpose_Inspect/20405/'" w:xpath="/ns0:NavWordReportXmlPart[1]/ns0:CurrentInspection[1]/ns0:ItemDescription[1]" w:storeItemID="{F00BF611-06BA-436C-902A-C0D5E8DF929B}"/>
               <w15:color w:val="808080"/>
               <w:text/>
             </w:sdtPr>
             <w:sdtContent>
               <w:p>
+                <w:proofErr w:type="spellStart"/>
                 <w:r>
-                  <w:rPr>
-                    <w:rFonts w:cs="Segoe UI"/>
-                  </w:rPr>
-                  <w:t>QltyInspection_No</w:t>
+                  <w:t>ItemDescription</w:t>
                 </w:r>
+                <w:proofErr w:type="spellEnd"/>
               </w:p>
             </w:sdtContent>
           </w:sdt>
         </w:tc>
         <w:tc>
           <w:tcPr>
-            <w:tcW w:w="3780" w:type="dxa"/>
+            <w:tcW w:w="236" w:type="dxa"/>
+          </w:tcPr>
+          <w:p/>
+        </w:tc>
+        <w:tc>
+          <w:tcPr>
+            <w:tcW w:w="3441" w:type="dxa"/>
           </w:tcPr>
           <w:sdt>
             <w:sdtPr>
-              <w:rPr>
-                <w:rFonts w:cs="Segoe UI"/>
-              </w:rPr>
-              <w:alias w:val="FinishedDateOnly"/>
-              <w:tag w:val="#BC:InsertDataItem,DataItems/CurrentInspection/FinishedDateOnly"/>
-              <w:id w:val="-612591678"/>
+              <w:alias w:val="ItemTrackingDescription"/>
+              <w:tag w:val="#BC:InsertDataItem,DataItems/CurrentInspection/ItemTrackingDescription"/>
+              <w:id w:val="-1388635032"/>
               <w:placeholder>
-                <w:docPart w:val="E52ED68ED8474EB38ABFD788E6B53E47"/>
+                <w:docPart w:val="4B63C69D6D7C41D682DF1FFDD1EDEBC3"/>
               </w:placeholder>
-              <w:dataBinding w:prefixMappings="xmlns:ns0='urn:microsoft-dynamics-nav/reports/Qlty_General_Purpose_Inspect/20405/'" w:xpath="/ns0:NavWordReportXmlPart[1]/ns0:CurrentInspection[1]/ns0:FinishedDateOnly[1]" w:storeItemID="{17DA42EE-3024-4C2F-8931-9EB6F7151F21}"/>
+              <w:dataBinding w:prefixMappings="xmlns:ns0='urn:microsoft-dynamics-nav/reports/Qlty_General_Purpose_Inspect/20405/'" w:xpath="/ns0:NavWordReportXmlPart[1]/ns0:CurrentInspection[1]/ns0:ItemTrackingDescription[1]" w:storeItemID="{F00BF611-06BA-436C-902A-C0D5E8DF929B}"/>
               <w15:color w:val="808080"/>
               <w:text/>
             </w:sdtPr>
             <w:sdtContent>
               <w:p>
-                <w:pPr>
-                  <w:rPr>
-                    <w:rFonts w:asciiTheme="minorHAnsi" w:hAnsiTheme="minorHAnsi"/>
-                  </w:rPr>
-                </w:pPr>
-                <w:r>
-                  <w:rPr>
-                    <w:rFonts w:cs="Segoe UI"/>
-                  </w:rPr>
-                  <w:t>FinishedDateOnly</w:t>
-                </w:r>
-              </w:p>
-            </w:sdtContent>
-          </w:sdt>
-        </w:tc>
-        <w:tc>
-          <w:tcPr>
-            <w:tcW w:w="3780" w:type="dxa"/>
-          </w:tcPr>
-          <w:sdt>
-            <w:sdtPr>
-              <w:rPr>
-                <w:rFonts w:cs="Segoe UI"/>
-              </w:rPr>
-              <w:alias w:val="QltyInspection_Finished_By_User_ID"/>
-              <w:tag w:val="#BC:InsertDataItem,DataItems/CurrentInspection/QltyInspection_Finished_By_User_ID"/>
-              <w:id w:val="-1944606569"/>
-              <w:placeholder>
-                <w:docPart w:val="E89AA59296584643BE2AFF07AA055572"/>
-              </w:placeholder>
-              <w:dataBinding w:prefixMappings="xmlns:ns0='urn:microsoft-dynamics-nav/reports/Qlty_General_Purpose_Inspect/20405/'" w:xpath="/ns0:NavWordReportXmlPart[1]/ns0:CurrentInspection[1]/ns0:QltyInspection_Finished_By_User_ID[1]" w:storeItemID="{17DA42EE-3024-4C2F-8931-9EB6F7151F21}"/>
-              <w15:color w:val="808080"/>
-              <w:text/>
-            </w:sdtPr>
-            <w:sdtContent>
-              <w:p>
-                <w:pPr>
-                  <w:rPr>
-                    <w:rFonts w:asciiTheme="minorHAnsi" w:hAnsiTheme="minorHAnsi"/>
-                  </w:rPr>
-                </w:pPr>
                 <w:proofErr w:type="spellStart"/>
                 <w:r>
-                  <w:rPr>
-                    <w:rFonts w:cs="Segoe UI"/>
-                  </w:rPr>
-                  <w:t>QltyInspection_Finished_By_User_ID</w:t>
+                  <w:t>ItemTrackingDescription</w:t>
                 </w:r>
                 <w:proofErr w:type="spellEnd"/>
               </w:p>
@@ -228,36 +280,65 @@
       <w:tr>
         <w:tc>
           <w:tcPr>
-            <w:tcW w:w="2875" w:type="dxa"/>
+            <w:tcW w:w="2819" w:type="dxa"/>
           </w:tcPr>
           <w:p>
             <w:pPr>
               <w:rPr>
-                <w:rFonts w:asciiTheme="minorHAnsi" w:hAnsiTheme="minorHAnsi"/>
+                <w:sz w:val="16"/>
+                <w:szCs w:val="16"/>
               </w:rPr>
             </w:pPr>
           </w:p>
         </w:tc>
         <w:tc>
           <w:tcPr>
-            <w:tcW w:w="3780" w:type="dxa"/>
+            <w:tcW w:w="236" w:type="dxa"/>
           </w:tcPr>
           <w:p>
             <w:pPr>
               <w:rPr>
-                <w:rFonts w:asciiTheme="minorHAnsi" w:hAnsiTheme="minorHAnsi"/>
+                <w:sz w:val="16"/>
+                <w:szCs w:val="16"/>
               </w:rPr>
             </w:pPr>
           </w:p>
         </w:tc>
         <w:tc>
           <w:tcPr>
-            <w:tcW w:w="3780" w:type="dxa"/>
+            <w:tcW w:w="3724" w:type="dxa"/>
           </w:tcPr>
           <w:p>
             <w:pPr>
               <w:rPr>
-                <w:rFonts w:asciiTheme="minorHAnsi" w:hAnsiTheme="minorHAnsi"/>
+                <w:sz w:val="16"/>
+                <w:szCs w:val="16"/>
+              </w:rPr>
+            </w:pPr>
+          </w:p>
+        </w:tc>
+        <w:tc>
+          <w:tcPr>
+            <w:tcW w:w="236" w:type="dxa"/>
+          </w:tcPr>
+          <w:p>
+            <w:pPr>
+              <w:rPr>
+                <w:sz w:val="16"/>
+                <w:szCs w:val="16"/>
+              </w:rPr>
+            </w:pPr>
+          </w:p>
+        </w:tc>
+        <w:tc>
+          <w:tcPr>
+            <w:tcW w:w="3441" w:type="dxa"/>
+          </w:tcPr>
+          <w:p>
+            <w:pPr>
+              <w:rPr>
+                <w:sz w:val="16"/>
+                <w:szCs w:val="16"/>
               </w:rPr>
             </w:pPr>
           </w:p>
@@ -266,215 +347,230 @@
       <w:tr>
         <w:tc>
           <w:tcPr>
-            <w:tcW w:w="2875" w:type="dxa"/>
+            <w:tcW w:w="2819" w:type="dxa"/>
+          </w:tcPr>
+          <w:p>
+            <w:pPr>
+              <w:tabs>
+                <w:tab w:val="left" w:pos="2016"/>
+              </w:tabs>
+            </w:pPr>
+          </w:p>
+        </w:tc>
+        <w:tc>
+          <w:tcPr>
+            <w:tcW w:w="236" w:type="dxa"/>
           </w:tcPr>
           <w:p>
             <w:pPr>
               <w:rPr>
-                <w:rFonts w:asciiTheme="minorHAnsi" w:hAnsiTheme="minorHAnsi"/>
                 <w:b/>
+                <w:bCs/>
+                <w:lang w:val="da-DK"/>
+              </w:rPr>
+            </w:pPr>
+          </w:p>
+        </w:tc>
+        <w:tc>
+          <w:tcPr>
+            <w:tcW w:w="3724" w:type="dxa"/>
+          </w:tcPr>
+          <w:p>
+            <w:pPr>
+              <w:rPr>
+                <w:b/>
+                <w:bCs/>
               </w:rPr>
             </w:pPr>
             <w:sdt>
               <w:sdtPr>
                 <w:rPr>
                   <w:b/>
+                  <w:bCs/>
+                  <w:lang w:val="da-DK"/>
                 </w:rPr>
-                <w:alias w:val="InspectionLabel"/>
-                <w:tag w:val="#BC:InsertDataItem,Labels/InspectionLabel"/>
-                <w:id w:val="-1870988376"/>
+                <w:alias w:val="FinishedOnLabel"/>
+                <w:tag w:val="#BC:InsertDataItem,Labels/FinishedOnLabel"/>
+                <w:id w:val="500931782"/>
                 <w:placeholder>
-                  <w:docPart w:val="E52ED68ED8474EB38ABFD788E6B53E47"/>
+                  <w:docPart w:val="DF66177CBFFA47388B872CD7936BD8FF"/>
                 </w:placeholder>
-                <w:dataBinding w:prefixMappings="xmlns:ns0='urn:microsoft-dynamics-nav/reports/Qlty_General_Purpose_Inspect/20405/'" w:xpath="/ns0:NavWordReportXmlPart[1]/ns0:Labels[1]/ns0:InspectionLabel[1]" w:storeItemID="{17DA42EE-3024-4C2F-8931-9EB6F7151F21}"/>
+                <w:dataBinding w:prefixMappings="xmlns:ns0='urn:microsoft-dynamics-nav/reports/Qlty_General_Purpose_Inspect/20405/'" w:xpath="/ns0:NavWordReportXmlPart[1]/ns0:Labels[1]/ns0:FinishedOnLabel[1]" w:storeItemID="{F00BF611-06BA-436C-902A-C0D5E8DF929B}"/>
                 <w15:color w:val="808080"/>
                 <w:text/>
               </w:sdtPr>
               <w:sdtContent>
-                <w:proofErr w:type="spellStart"/>
                 <w:r>
                   <w:rPr>
                     <w:b/>
+                    <w:bCs/>
+                    <w:lang w:val="da-DK"/>
                   </w:rPr>
-                  <w:t>InspectionLabel</w:t>
+                  <w:t>FinishedOn</w:t>
                 </w:r>
-                <w:proofErr w:type="spellEnd"/>
+                <w:r>
+                  <w:rPr>
+                    <w:b/>
+                    <w:bCs/>
+                    <w:lang w:val="da-DK"/>
+                  </w:rPr>
+                  <w:t>Label</w:t>
+                </w:r>
               </w:sdtContent>
             </w:sdt>
           </w:p>
         </w:tc>
         <w:tc>
           <w:tcPr>
-            <w:tcW w:w="3780" w:type="dxa"/>
+            <w:tcW w:w="236" w:type="dxa"/>
           </w:tcPr>
-          <w:sdt>
-            <w:sdtPr>
+          <w:p>
+            <w:pPr>
               <w:rPr>
                 <w:b/>
+                <w:bCs/>
+                <w:lang w:val="da-DK"/>
               </w:rPr>
-              <w:alias w:val="ItemLabel"/>
-              <w:tag w:val="#BC:InsertDataItem,Labels/ItemLabel"/>
-              <w:id w:val="1000092371"/>
-              <w:placeholder>
-                <w:docPart w:val="E52ED68ED8474EB38ABFD788E6B53E47"/>
-              </w:placeholder>
-              <w:dataBinding w:prefixMappings="xmlns:ns0='urn:microsoft-dynamics-nav/reports/Qlty_General_Purpose_Inspect/20405/'" w:xpath="/ns0:NavWordReportXmlPart[1]/ns0:Labels[1]/ns0:ItemLabel[1]" w:storeItemID="{17DA42EE-3024-4C2F-8931-9EB6F7151F21}"/>
-              <w15:color w:val="808080"/>
-              <w:text/>
-            </w:sdtPr>
-            <w:sdtContent>
-              <w:p>
-                <w:pPr>
-                  <w:rPr>
-                    <w:rFonts w:asciiTheme="minorHAnsi" w:hAnsiTheme="minorHAnsi"/>
-                    <w:b/>
-                  </w:rPr>
-                </w:pPr>
-                <w:proofErr w:type="spellStart"/>
+            </w:pPr>
+          </w:p>
+        </w:tc>
+        <w:tc>
+          <w:tcPr>
+            <w:tcW w:w="3441" w:type="dxa"/>
+          </w:tcPr>
+          <w:p>
+            <w:pPr>
+              <w:rPr>
+                <w:b/>
+                <w:bCs/>
+              </w:rPr>
+            </w:pPr>
+            <w:sdt>
+              <w:sdtPr>
+                <w:rPr>
+                  <w:b/>
+                  <w:bCs/>
+                  <w:lang w:val="da-DK"/>
+                </w:rPr>
+                <w:alias w:val="FinishedByLabel"/>
+                <w:tag w:val="#BC:InsertDataItem,Labels/FinishedByLabel"/>
+                <w:id w:val="-927343786"/>
+                <w:placeholder>
+                  <w:docPart w:val="7427C850301144EDADD6A34A0BE51CB5"/>
+                </w:placeholder>
+                <w:dataBinding w:prefixMappings="xmlns:ns0='urn:microsoft-dynamics-nav/reports/Qlty_General_Purpose_Inspect/20405/'" w:xpath="/ns0:NavWordReportXmlPart[1]/ns0:Labels[1]/ns0:FinishedByLabel[1]" w:storeItemID="{F00BF611-06BA-436C-902A-C0D5E8DF929B}"/>
+                <w15:color w:val="808080"/>
+                <w:text/>
+              </w:sdtPr>
+              <w:sdtContent>
                 <w:r>
                   <w:rPr>
                     <w:b/>
+                    <w:bCs/>
+                    <w:lang w:val="da-DK"/>
                   </w:rPr>
-                  <w:t>ItemLabel</w:t>
+                  <w:t>Finished</w:t>
                 </w:r>
-                <w:proofErr w:type="spellEnd"/>
-              </w:p>
-            </w:sdtContent>
-          </w:sdt>
-        </w:tc>
-        <w:tc>
-          <w:tcPr>
-            <w:tcW w:w="3780" w:type="dxa"/>
-          </w:tcPr>
-          <w:sdt>
-            <w:sdtPr>
-              <w:rPr>
-                <w:b/>
-              </w:rPr>
-              <w:alias w:val="ItemTrackingLabel"/>
-              <w:tag w:val="#BC:InsertDataItem,Labels/ItemTrackingLabel"/>
-              <w:id w:val="1669518516"/>
-              <w:placeholder>
-                <w:docPart w:val="E52ED68ED8474EB38ABFD788E6B53E47"/>
-              </w:placeholder>
-              <w:dataBinding w:prefixMappings="xmlns:ns0='urn:microsoft-dynamics-nav/reports/Qlty_General_Purpose_Inspect/20405/'" w:xpath="/ns0:NavWordReportXmlPart[1]/ns0:Labels[1]/ns0:ItemTrackingLabel[1]" w:storeItemID="{17DA42EE-3024-4C2F-8931-9EB6F7151F21}"/>
-              <w15:color w:val="808080"/>
-              <w:text/>
-            </w:sdtPr>
-            <w:sdtContent>
-              <w:p>
-                <w:pPr>
-                  <w:rPr>
-                    <w:rFonts w:asciiTheme="minorHAnsi" w:hAnsiTheme="minorHAnsi"/>
-                    <w:b/>
-                  </w:rPr>
-                </w:pPr>
-                <w:proofErr w:type="spellStart"/>
                 <w:r>
                   <w:rPr>
                     <w:b/>
+                    <w:bCs/>
+                    <w:lang w:val="da-DK"/>
                   </w:rPr>
-                  <w:t>ItemTrackingLabel</w:t>
+                  <w:t>ByLabel</w:t>
                 </w:r>
-                <w:proofErr w:type="spellEnd"/>
-              </w:p>
-            </w:sdtContent>
-          </w:sdt>
+              </w:sdtContent>
+            </w:sdt>
+          </w:p>
         </w:tc>
       </w:tr>
       <w:tr>
         <w:sdt>
           <w:sdtPr>
-            <w:rPr>
-              <w:rFonts w:cs="Segoe UI"/>
-            </w:rPr>
-            <w:alias w:val="ReinspectionDescription"/>
-            <w:tag w:val="#BC:InsertDataItem,DataItems/CurrentInspection/ReinspectionDescription"/>
-            <w:id w:val="80647438"/>
+            <w:alias w:val="InspectionInformation"/>
+            <w:tag w:val="#BC:InsertDataItem,DataItems/CurrentInspection/InspectionInformation"/>
+            <w:id w:val="-289510379"/>
             <w:placeholder>
-              <w:docPart w:val="E52ED68ED8474EB38ABFD788E6B53E47"/>
+              <w:docPart w:val="A25D382DC26A4A4FA94FF29C06D215F6"/>
             </w:placeholder>
-            <w:dataBinding w:prefixMappings="xmlns:ns0='urn:microsoft-dynamics-nav/reports/Qlty_General_Purpose_Inspect/20405/'" w:xpath="/ns0:NavWordReportXmlPart[1]/ns0:CurrentInspection[1]/ns0:ReinspectionDescription[1]" w:storeItemID="{17DA42EE-3024-4C2F-8931-9EB6F7151F21}"/>
+            <w:dataBinding w:prefixMappings="xmlns:ns0='urn:microsoft-dynamics-nav/reports/Qlty_General_Purpose_Inspect/20405/'" w:xpath="/ns0:NavWordReportXmlPart[1]/ns0:CurrentInspection[1]/ns0:InspectionInformation[1]" w:storeItemID="{F00BF611-06BA-436C-902A-C0D5E8DF929B}"/>
             <w15:color w:val="808080"/>
             <w:text/>
           </w:sdtPr>
           <w:sdtContent>
             <w:tc>
               <w:tcPr>
-                <w:tcW w:w="2875" w:type="dxa"/>
+                <w:tcW w:w="2819" w:type="dxa"/>
               </w:tcPr>
               <w:p>
-                <w:pPr>
-                  <w:rPr>
-                    <w:rFonts w:asciiTheme="minorHAnsi" w:hAnsiTheme="minorHAnsi"/>
-                  </w:rPr>
-                </w:pPr>
+                <w:proofErr w:type="spellStart"/>
                 <w:r>
-                  <w:rPr>
-                    <w:rFonts w:cs="Segoe UI"/>
-                  </w:rPr>
-                  <w:t>ReinspectionDescription</w:t>
+                  <w:t>InspectionInformation</w:t>
                 </w:r>
+                <w:proofErr w:type="spellEnd"/>
               </w:p>
             </w:tc>
           </w:sdtContent>
         </w:sdt>
         <w:tc>
           <w:tcPr>
-            <w:tcW w:w="3780" w:type="dxa"/>
+            <w:tcW w:w="236" w:type="dxa"/>
+          </w:tcPr>
+          <w:p/>
+        </w:tc>
+        <w:sdt>
+          <w:sdtPr>
+            <w:alias w:val="#Nav: /CurrentInspection/QltyInspection_Finished_Date"/>
+            <w:tag w:val="#Nav: Qlty_General_Purpose_Inspect/20405"/>
+            <w:id w:val="-850415512"/>
+            <w:placeholder>
+              <w:docPart w:val="1E896787607645E0ABB983BFD537574D"/>
+            </w:placeholder>
+            <w:dataBinding w:prefixMappings="xmlns:ns0='urn:microsoft-dynamics-nav/reports/Qlty_General_Purpose_Inspect/20405/'" w:xpath="/ns0:NavWordReportXmlPart[1]/ns0:CurrentInspection[1]/ns0:QltyInspection_Finished_Date[1]" w:storeItemID="{F00BF611-06BA-436C-902A-C0D5E8DF929B}"/>
+            <w:text/>
+          </w:sdtPr>
+          <w:sdtContent>
+            <w:tc>
+              <w:tcPr>
+                <w:tcW w:w="3724" w:type="dxa"/>
+              </w:tcPr>
+              <w:p>
+                <w:proofErr w:type="spellStart"/>
+                <w:r>
+                  <w:t>QltyInspection_Finished_Date</w:t>
+                </w:r>
+                <w:proofErr w:type="spellEnd"/>
+              </w:p>
+            </w:tc>
+          </w:sdtContent>
+        </w:sdt>
+        <w:tc>
+          <w:tcPr>
+            <w:tcW w:w="236" w:type="dxa"/>
+          </w:tcPr>
+          <w:p/>
+        </w:tc>
+        <w:tc>
+          <w:tcPr>
+            <w:tcW w:w="3441" w:type="dxa"/>
           </w:tcPr>
           <w:sdt>
             <w:sdtPr>
-              <w:alias w:val="ItemDescription"/>
-              <w:tag w:val="#BC:InsertDataItem,DataItems/CurrentInspection/ItemDescription"/>
-              <w:id w:val="332964529"/>
+              <w:alias w:val="QltyInspection_Finished_By_User_ID"/>
+              <w:tag w:val="#BC:InsertDataItem,DataItems/CurrentInspection/QltyInspection_Finished_By_User_ID"/>
+              <w:id w:val="-140812418"/>
               <w:placeholder>
-                <w:docPart w:val="E52ED68ED8474EB38ABFD788E6B53E47"/>
+                <w:docPart w:val="E4B2EB81AEE240A29F9975B31C6BE17B"/>
               </w:placeholder>
-              <w:dataBinding w:prefixMappings="xmlns:ns0='urn:microsoft-dynamics-nav/reports/Qlty_General_Purpose_Inspect/20405/'" w:xpath="/ns0:NavWordReportXmlPart[1]/ns0:CurrentInspection[1]/ns0:ItemDescription[1]" w:storeItemID="{17DA42EE-3024-4C2F-8931-9EB6F7151F21}"/>
+              <w:dataBinding w:prefixMappings="xmlns:ns0='urn:microsoft-dynamics-nav/reports/Qlty_General_Purpose_Inspect/20405/'" w:xpath="/ns0:NavWordReportXmlPart[1]/ns0:CurrentInspection[1]/ns0:QltyInspection_Finished_By_User_ID[1]" w:storeItemID="{F00BF611-06BA-436C-902A-C0D5E8DF929B}"/>
               <w15:color w:val="808080"/>
               <w:text/>
             </w:sdtPr>
             <w:sdtContent>
               <w:p>
-                <w:pPr>
-                  <w:rPr>
-                    <w:rFonts w:asciiTheme="minorHAnsi" w:hAnsiTheme="minorHAnsi"/>
-                  </w:rPr>
-                </w:pPr>
-                <w:r>
-                  <w:t>ItemDescription</w:t>
-                </w:r>
-              </w:p>
-            </w:sdtContent>
-          </w:sdt>
-        </w:tc>
-        <w:tc>
-          <w:tcPr>
-            <w:tcW w:w="3780" w:type="dxa"/>
-          </w:tcPr>
-          <w:sdt>
-            <w:sdtPr>
-              <w:alias w:val="ItemTrackingDescription"/>
-              <w:tag w:val="#BC:InsertDataItem,DataItems/CurrentInspection/ItemTrackingDescription"/>
-              <w:id w:val="1610244472"/>
-              <w:placeholder>
-                <w:docPart w:val="E52ED68ED8474EB38ABFD788E6B53E47"/>
-              </w:placeholder>
-              <w:dataBinding w:prefixMappings="xmlns:ns0='urn:microsoft-dynamics-nav/reports/Qlty_General_Purpose_Inspect/20405/'" w:xpath="/ns0:NavWordReportXmlPart[1]/ns0:CurrentInspection[1]/ns0:ItemTrackingDescription[1]" w:storeItemID="{17DA42EE-3024-4C2F-8931-9EB6F7151F21}"/>
-              <w15:color w:val="808080"/>
-              <w:text/>
-            </w:sdtPr>
-            <w:sdtContent>
-              <w:p>
-                <w:pPr>
-                  <w:rPr>
-                    <w:rFonts w:asciiTheme="minorHAnsi" w:hAnsiTheme="minorHAnsi"/>
-                  </w:rPr>
-                </w:pPr>
                 <w:proofErr w:type="spellStart"/>
                 <w:r>
-                  <w:t>ItemTrackingDescription</w:t>
+                  <w:t>QltyInspection_Finished_By_User_ID</w:t>
                 </w:r>
                 <w:proofErr w:type="spellEnd"/>
               </w:p>
@@ -494,23 +590,25 @@
       <w:tblPr>
         <w:tblStyle w:val="BCDefaulttable"/>
         <w:tblW w:w="10483" w:type="dxa"/>
+        <w:tblLayout w:type="fixed"/>
         <w:tblLook w:val="0420" w:firstRow="1" w:lastRow="0" w:firstColumn="0" w:lastColumn="0" w:noHBand="0" w:noVBand="1"/>
       </w:tblPr>
       <w:tblGrid>
-        <w:gridCol w:w="144"/>
-        <w:gridCol w:w="3240"/>
+        <w:gridCol w:w="20"/>
+        <w:gridCol w:w="3364"/>
         <w:gridCol w:w="3427"/>
-        <w:gridCol w:w="3427"/>
-        <w:gridCol w:w="245"/>
+        <w:gridCol w:w="3629"/>
+        <w:gridCol w:w="43"/>
       </w:tblGrid>
       <w:tr>
         <w:trPr>
           <w:cnfStyle w:val="100000000000" w:firstRow="1" w:lastRow="0" w:firstColumn="0" w:lastColumn="0" w:oddVBand="0" w:evenVBand="0" w:oddHBand="0" w:evenHBand="0" w:firstRowFirstColumn="0" w:firstRowLastColumn="0" w:lastRowFirstColumn="0" w:lastRowLastColumn="0"/>
           <w:trHeight w:val="306"/>
+          <w:tblHeader/>
         </w:trPr>
         <w:tc>
           <w:tcPr>
-            <w:tcW w:w="90" w:type="dxa"/>
+            <w:tcW w:w="20" w:type="dxa"/>
           </w:tcPr>
           <w:p>
             <w:pPr>
@@ -525,20 +623,20 @@
         </w:tc>
         <w:sdt>
           <w:sdtPr>
-            <w:alias w:val="FieldLabel"/>
-            <w:tag w:val="#BC:InsertDataItem,Labels/FieldLabel"/>
+            <w:alias w:val="TestLabel"/>
+            <w:tag w:val="#BC:InsertDataItem,Labels/TestLabel"/>
             <w:id w:val="555513279"/>
             <w:placeholder>
               <w:docPart w:val="09AE8A9208CC4E20BC697BB15CE9DADA"/>
             </w:placeholder>
-            <w:dataBinding w:prefixMappings="xmlns:ns0='urn:microsoft-dynamics-nav/reports/Qlty_General_Purpose_Inspect/20405/'" w:xpath="/ns0:NavWordReportXmlPart[1]/ns0:Labels[1]/ns0:FieldLabel[1]" w:storeItemID="{17DA42EE-3024-4C2F-8931-9EB6F7151F21}"/>
+            <w:dataBinding w:prefixMappings="xmlns:ns0='urn:microsoft-dynamics-nav/reports/Qlty_General_Purpose_Inspect/20405/'" w:xpath="/ns0:NavWordReportXmlPart[1]/ns0:Labels[1]/ns0:TestLabel[1]" w:storeItemID="{17DA42EE-3024-4C2F-8931-9EB6F7151F21}"/>
             <w15:color w:val="808080"/>
             <w:text/>
           </w:sdtPr>
           <w:sdtContent>
             <w:tc>
               <w:tcPr>
-                <w:tcW w:w="3240" w:type="dxa"/>
+                <w:tcW w:w="3364" w:type="dxa"/>
                 <w:vAlign w:val="bottom"/>
               </w:tcPr>
               <w:p>
@@ -546,22 +644,27 @@
                   <w:spacing w:before="0" w:after="0" w:line="240" w:lineRule="auto"/>
                   <w:ind w:left="40"/>
                 </w:pPr>
+                <w:proofErr w:type="spellStart"/>
                 <w:r>
-                  <w:t>FieldLabel</w:t>
+                  <w:t>Test</w:t>
                 </w:r>
+                <w:r>
+                  <w:t>Label</w:t>
+                </w:r>
+                <w:proofErr w:type="spellEnd"/>
               </w:p>
             </w:tc>
           </w:sdtContent>
         </w:sdt>
         <w:sdt>
           <w:sdtPr>
-            <w:alias w:val="ResultLabel"/>
-            <w:tag w:val="#BC:InsertDataItem,Labels/ResultLabel"/>
+            <w:alias w:val="TestValueLabel"/>
+            <w:tag w:val="#BC:InsertDataItem,Labels/TestValueLabel"/>
             <w:id w:val="-1931646941"/>
             <w:placeholder>
               <w:docPart w:val="DefaultPlaceholder_-1854013440"/>
             </w:placeholder>
-            <w:dataBinding w:prefixMappings="xmlns:ns0='urn:microsoft-dynamics-nav/reports/Qlty_General_Purpose_Inspect/20405/'" w:xpath="/ns0:NavWordReportXmlPart[1]/ns0:Labels[1]/ns0:ResultLabel[1]" w:storeItemID="{17DA42EE-3024-4C2F-8931-9EB6F7151F21}"/>
+            <w:dataBinding w:prefixMappings="xmlns:ns0='urn:microsoft-dynamics-nav/reports/Qlty_General_Purpose_Inspect/20405/'" w:xpath="/ns0:NavWordReportXmlPart[1]/ns0:Labels[1]/ns0:TestValueLabel[1]" w:storeItemID="{17DA42EE-3024-4C2F-8931-9EB6F7151F21}"/>
             <w15:color w:val="808080"/>
             <w:text/>
           </w:sdtPr>
@@ -576,9 +679,14 @@
                   <w:spacing w:before="0" w:after="0" w:line="240" w:lineRule="auto"/>
                   <w:ind w:left="0"/>
                 </w:pPr>
+                <w:proofErr w:type="spellStart"/>
                 <w:r>
-                  <w:t>ResultLabel</w:t>
+                  <w:t>TestValue</w:t>
                 </w:r>
+                <w:r>
+                  <w:t>Label</w:t>
+                </w:r>
+                <w:proofErr w:type="spellEnd"/>
               </w:p>
             </w:tc>
           </w:sdtContent>
@@ -598,7 +706,7 @@
           <w:sdtContent>
             <w:tc>
               <w:tcPr>
-                <w:tcW w:w="3427" w:type="dxa"/>
+                <w:tcW w:w="3629" w:type="dxa"/>
                 <w:vAlign w:val="bottom"/>
               </w:tcPr>
               <w:p>
@@ -615,7 +723,7 @@
         </w:sdt>
         <w:tc>
           <w:tcPr>
-            <w:tcW w:w="296" w:type="dxa"/>
+            <w:tcW w:w="43" w:type="dxa"/>
           </w:tcPr>
           <w:p>
             <w:pPr>
@@ -666,7 +774,7 @@
                 </w:trPr>
                 <w:tc>
                   <w:tcPr>
-                    <w:tcW w:w="90" w:type="dxa"/>
+                    <w:tcW w:w="20" w:type="dxa"/>
                   </w:tcPr>
                   <w:p>
                     <w:pPr>
@@ -678,24 +786,25 @@
                 </w:tc>
                 <w:tc>
                   <w:tcPr>
-                    <w:tcW w:w="3427" w:type="dxa"/>
+                    <w:tcW w:w="10420" w:type="dxa"/>
                     <w:gridSpan w:val="3"/>
                   </w:tcPr>
                   <w:tbl>
                     <w:tblPr>
                       <w:tblStyle w:val="TableGrid"/>
-                      <w:tblW w:w="10094" w:type="dxa"/>
+                      <w:tblW w:w="10416" w:type="dxa"/>
+                      <w:tblLayout w:type="fixed"/>
                       <w:tblLook w:val="0600" w:firstRow="0" w:lastRow="0" w:firstColumn="0" w:lastColumn="0" w:noHBand="1" w:noVBand="1"/>
                     </w:tblPr>
                     <w:tblGrid>
-                      <w:gridCol w:w="3599"/>
-                      <w:gridCol w:w="3184"/>
-                      <w:gridCol w:w="3311"/>
+                      <w:gridCol w:w="3396"/>
+                      <w:gridCol w:w="3420"/>
+                      <w:gridCol w:w="3600"/>
                     </w:tblGrid>
                     <w:tr>
                       <w:tc>
                         <w:tcPr>
-                          <w:tcW w:w="3240" w:type="dxa"/>
+                          <w:tcW w:w="3396" w:type="dxa"/>
                         </w:tcPr>
                         <w:p>
                           <w:sdt>
@@ -771,7 +880,7 @@
                         <w:sdtContent>
                           <w:tc>
                             <w:tcPr>
-                              <w:tcW w:w="3427" w:type="dxa"/>
+                              <w:tcW w:w="3420" w:type="dxa"/>
                             </w:tcPr>
                             <w:p>
                               <w:r>
@@ -783,7 +892,7 @@
                       </w:sdt>
                       <w:tc>
                         <w:tcPr>
-                          <w:tcW w:w="3427" w:type="dxa"/>
+                          <w:tcW w:w="3600" w:type="dxa"/>
                         </w:tcPr>
                         <w:sdt>
                           <w:sdtPr>
@@ -854,13 +963,15 @@
                             <w:sdtContent>
                               <w:tc>
                                 <w:tcPr>
-                                  <w:tcW w:w="10094" w:type="dxa"/>
+                                  <w:tcW w:w="10416" w:type="dxa"/>
                                   <w:gridSpan w:val="3"/>
                                 </w:tcPr>
                                 <w:p>
+                                  <w:proofErr w:type="spellStart"/>
                                   <w:r>
                                     <w:t>Field_LineCommentary</w:t>
                                   </w:r>
+                                  <w:proofErr w:type="spellEnd"/>
                                 </w:p>
                               </w:tc>
                             </w:sdtContent>
@@ -873,7 +984,7 @@
                 </w:tc>
                 <w:tc>
                   <w:tcPr>
-                    <w:tcW w:w="296" w:type="dxa"/>
+                    <w:tcW w:w="43" w:type="dxa"/>
                   </w:tcPr>
                   <w:p>
                     <w:pPr>
@@ -897,12 +1008,10 @@
       </w:pPr>
     </w:p>
     <w:sectPr>
-      <w:headerReference w:type="even" r:id="rId9"/>
-      <w:headerReference w:type="default" r:id="rId10"/>
-      <w:footerReference w:type="even" r:id="rId11"/>
-      <w:footerReference w:type="default" r:id="rId12"/>
-      <w:headerReference w:type="first" r:id="rId13"/>
-      <w:footerReference w:type="first" r:id="rId14"/>
+      <w:headerReference w:type="default" r:id="rId9"/>
+      <w:footerReference w:type="default" r:id="rId10"/>
+      <w:headerReference w:type="first" r:id="rId11"/>
+      <w:footerReference w:type="first" r:id="rId12"/>
       <w:pgSz w:w="11906" w:h="16838" w:code="9"/>
       <w:pgMar w:top="1890" w:right="720" w:bottom="1440" w:left="720" w:header="180" w:footer="0" w:gutter="0"/>
       <w:cols w:space="708"/>
@@ -940,16 +1049,6 @@
 
 <file path=word/footer1.xml><?xml version="1.0" encoding="utf-8"?>
 <w:ftr xmlns:wpc="http://schemas.microsoft.com/office/word/2010/wordprocessingCanvas" xmlns:cx="http://schemas.microsoft.com/office/drawing/2014/chartex" xmlns:cx1="http://schemas.microsoft.com/office/drawing/2015/9/8/chartex" xmlns:cx2="http://schemas.microsoft.com/office/drawing/2015/10/21/chartex" xmlns:cx3="http://schemas.microsoft.com/office/drawing/2016/5/9/chartex" xmlns:cx4="http://schemas.microsoft.com/office/drawing/2016/5/10/chartex" xmlns:cx5="http://schemas.microsoft.com/office/drawing/2016/5/11/chartex" xmlns:cx6="http://schemas.microsoft.com/office/drawing/2016/5/12/chartex" xmlns:cx7="http://schemas.microsoft.com/office/drawing/2016/5/13/chartex" xmlns:cx8="http://schemas.microsoft.com/office/drawing/2016/5/14/chartex" xmlns:mc="http://schemas.openxmlformats.org/markup-compatibility/2006" xmlns:aink="http://schemas.microsoft.com/office/drawing/2016/ink" xmlns:am3d="http://schemas.microsoft.com/office/drawing/2017/model3d" xmlns:o="urn:schemas-microsoft-com:office:office" xmlns:oel="http://schemas.microsoft.com/office/2019/extlst" xmlns:r="http://schemas.openxmlformats.org/officeDocument/2006/relationships" xmlns:m="http://schemas.openxmlformats.org/officeDocument/2006/math" xmlns:v="urn:schemas-microsoft-com:vml" xmlns:wp14="http://schemas.microsoft.com/office/word/2010/wordprocessingDrawing" xmlns:wp="http://schemas.openxmlformats.org/drawingml/2006/wordprocessingDrawing" xmlns:w10="urn:schemas-microsoft-com:office:word" xmlns:w="http://schemas.openxmlformats.org/wordprocessingml/2006/main" xmlns:w14="http://schemas.microsoft.com/office/word/2010/wordml" xmlns:w15="http://schemas.microsoft.com/office/word/2012/wordml" xmlns:w16cex="http://schemas.microsoft.com/office/word/2018/wordml/cex" xmlns:w16cid="http://schemas.microsoft.com/office/word/2016/wordml/cid" xmlns:w16="http://schemas.microsoft.com/office/word/2018/wordml" xmlns:w16du="http://schemas.microsoft.com/office/word/2023/wordml/word16du" xmlns:w16sdtdh="http://schemas.microsoft.com/office/word/2020/wordml/sdtdatahash" xmlns:w16sdtfl="http://schemas.microsoft.com/office/word/2024/wordml/sdtformatlock" xmlns:w16se="http://schemas.microsoft.com/office/word/2015/wordml/symex" xmlns:wpg="http://schemas.microsoft.com/office/word/2010/wordprocessingGroup" xmlns:wpi="http://schemas.microsoft.com/office/word/2010/wordprocessingInk" xmlns:wne="http://schemas.microsoft.com/office/word/2006/wordml" xmlns:wps="http://schemas.microsoft.com/office/word/2010/wordprocessingShape" mc:Ignorable="w14 w15 w16se w16cid w16 w16cex w16sdtdh w16sdtfl w16du wp14">
-  <w:p>
-    <w:pPr>
-      <w:pStyle w:val="Footer"/>
-    </w:pPr>
-  </w:p>
-</w:ftr>
-</file>
-
-<file path=word/footer2.xml><?xml version="1.0" encoding="utf-8"?>
-<w:ftr xmlns:wpc="http://schemas.microsoft.com/office/word/2010/wordprocessingCanvas" xmlns:cx="http://schemas.microsoft.com/office/drawing/2014/chartex" xmlns:cx1="http://schemas.microsoft.com/office/drawing/2015/9/8/chartex" xmlns:cx2="http://schemas.microsoft.com/office/drawing/2015/10/21/chartex" xmlns:cx3="http://schemas.microsoft.com/office/drawing/2016/5/9/chartex" xmlns:cx4="http://schemas.microsoft.com/office/drawing/2016/5/10/chartex" xmlns:cx5="http://schemas.microsoft.com/office/drawing/2016/5/11/chartex" xmlns:cx6="http://schemas.microsoft.com/office/drawing/2016/5/12/chartex" xmlns:cx7="http://schemas.microsoft.com/office/drawing/2016/5/13/chartex" xmlns:cx8="http://schemas.microsoft.com/office/drawing/2016/5/14/chartex" xmlns:mc="http://schemas.openxmlformats.org/markup-compatibility/2006" xmlns:aink="http://schemas.microsoft.com/office/drawing/2016/ink" xmlns:am3d="http://schemas.microsoft.com/office/drawing/2017/model3d" xmlns:o="urn:schemas-microsoft-com:office:office" xmlns:oel="http://schemas.microsoft.com/office/2019/extlst" xmlns:r="http://schemas.openxmlformats.org/officeDocument/2006/relationships" xmlns:m="http://schemas.openxmlformats.org/officeDocument/2006/math" xmlns:v="urn:schemas-microsoft-com:vml" xmlns:wp14="http://schemas.microsoft.com/office/word/2010/wordprocessingDrawing" xmlns:wp="http://schemas.openxmlformats.org/drawingml/2006/wordprocessingDrawing" xmlns:w10="urn:schemas-microsoft-com:office:word" xmlns:w="http://schemas.openxmlformats.org/wordprocessingml/2006/main" xmlns:w14="http://schemas.microsoft.com/office/word/2010/wordml" xmlns:w15="http://schemas.microsoft.com/office/word/2012/wordml" xmlns:w16cex="http://schemas.microsoft.com/office/word/2018/wordml/cex" xmlns:w16cid="http://schemas.microsoft.com/office/word/2016/wordml/cid" xmlns:w16="http://schemas.microsoft.com/office/word/2018/wordml" xmlns:w16du="http://schemas.microsoft.com/office/word/2023/wordml/word16du" xmlns:w16sdtdh="http://schemas.microsoft.com/office/word/2020/wordml/sdtdatahash" xmlns:w16sdtfl="http://schemas.microsoft.com/office/word/2024/wordml/sdtformatlock" xmlns:w16se="http://schemas.microsoft.com/office/word/2015/wordml/symex" xmlns:wpg="http://schemas.microsoft.com/office/word/2010/wordprocessingGroup" xmlns:wpi="http://schemas.microsoft.com/office/word/2010/wordprocessingInk" xmlns:wne="http://schemas.microsoft.com/office/word/2006/wordml" xmlns:wps="http://schemas.microsoft.com/office/word/2010/wordprocessingShape" mc:Ignorable="w14 w15 w16se w16cid w16 w16cex w16sdtdh w16sdtfl w16du wp14">
   <w:sdt>
     <w:sdtPr>
       <w:id w:val="1775671828"/>
@@ -970,11 +1069,36 @@
           <w:pStyle w:val="Style1"/>
           <w:jc w:val="right"/>
         </w:pPr>
+        <w:sdt>
+          <w:sdtPr>
+            <w:rPr>
+              <w:rStyle w:val="SidetalpaginaChar"/>
+            </w:rPr>
+            <w:alias w:val="PageLabel"/>
+            <w:tag w:val="#BC:InsertDataItem,Labels/PageLabel"/>
+            <w:id w:val="-1915702074"/>
+            <w:placeholder>
+              <w:docPart w:val="1BEAC63591D8421CBFD9F24D4CF63EEE"/>
+            </w:placeholder>
+            <w:dataBinding w:prefixMappings="xmlns:ns0='urn:microsoft-dynamics-nav/reports/Qlty_General_Purpose_Inspect/20405/'" w:xpath="/ns0:NavWordReportXmlPart[1]/ns0:Labels[1]/ns0:PageLabel[1]" w:storeItemID="{F00BF611-06BA-436C-902A-C0D5E8DF929B}"/>
+            <w:text/>
+          </w:sdtPr>
+          <w:sdtContent>
+            <w:proofErr w:type="spellStart"/>
+            <w:r>
+              <w:rPr>
+                <w:rStyle w:val="SidetalpaginaChar"/>
+              </w:rPr>
+              <w:t>PageLabel</w:t>
+            </w:r>
+            <w:proofErr w:type="spellEnd"/>
+          </w:sdtContent>
+        </w:sdt>
         <w:r>
           <w:rPr>
             <w:rStyle w:val="SidetalpaginaChar"/>
           </w:rPr>
-          <w:t xml:space="preserve">Page </w:t>
+          <w:t xml:space="preserve"> </w:t>
         </w:r>
         <w:r>
           <w:rPr>
@@ -1010,7 +1134,19 @@
           <w:rPr>
             <w:rStyle w:val="SidetalpaginaChar"/>
           </w:rPr>
-          <w:t xml:space="preserve"> of </w:t>
+          <w:t xml:space="preserve"> </w:t>
+        </w:r>
+        <w:r>
+          <w:rPr>
+            <w:rStyle w:val="SidetalpaginaChar"/>
+          </w:rPr>
+          <w:t>/</w:t>
+        </w:r>
+        <w:r>
+          <w:rPr>
+            <w:rStyle w:val="SidetalpaginaChar"/>
+          </w:rPr>
+          <w:t xml:space="preserve"> </w:t>
         </w:r>
         <w:r>
           <w:rPr>
@@ -1063,7 +1199,7 @@
 </w:ftr>
 </file>
 
-<file path=word/footer3.xml><?xml version="1.0" encoding="utf-8"?>
+<file path=word/footer2.xml><?xml version="1.0" encoding="utf-8"?>
 <w:ftr xmlns:wpc="http://schemas.microsoft.com/office/word/2010/wordprocessingCanvas" xmlns:cx="http://schemas.microsoft.com/office/drawing/2014/chartex" xmlns:cx1="http://schemas.microsoft.com/office/drawing/2015/9/8/chartex" xmlns:cx2="http://schemas.microsoft.com/office/drawing/2015/10/21/chartex" xmlns:cx3="http://schemas.microsoft.com/office/drawing/2016/5/9/chartex" xmlns:cx4="http://schemas.microsoft.com/office/drawing/2016/5/10/chartex" xmlns:cx5="http://schemas.microsoft.com/office/drawing/2016/5/11/chartex" xmlns:cx6="http://schemas.microsoft.com/office/drawing/2016/5/12/chartex" xmlns:cx7="http://schemas.microsoft.com/office/drawing/2016/5/13/chartex" xmlns:cx8="http://schemas.microsoft.com/office/drawing/2016/5/14/chartex" xmlns:mc="http://schemas.openxmlformats.org/markup-compatibility/2006" xmlns:aink="http://schemas.microsoft.com/office/drawing/2016/ink" xmlns:am3d="http://schemas.microsoft.com/office/drawing/2017/model3d" xmlns:o="urn:schemas-microsoft-com:office:office" xmlns:oel="http://schemas.microsoft.com/office/2019/extlst" xmlns:r="http://schemas.openxmlformats.org/officeDocument/2006/relationships" xmlns:m="http://schemas.openxmlformats.org/officeDocument/2006/math" xmlns:v="urn:schemas-microsoft-com:vml" xmlns:wp14="http://schemas.microsoft.com/office/word/2010/wordprocessingDrawing" xmlns:wp="http://schemas.openxmlformats.org/drawingml/2006/wordprocessingDrawing" xmlns:w10="urn:schemas-microsoft-com:office:word" xmlns:w="http://schemas.openxmlformats.org/wordprocessingml/2006/main" xmlns:w14="http://schemas.microsoft.com/office/word/2010/wordml" xmlns:w15="http://schemas.microsoft.com/office/word/2012/wordml" xmlns:w16cex="http://schemas.microsoft.com/office/word/2018/wordml/cex" xmlns:w16cid="http://schemas.microsoft.com/office/word/2016/wordml/cid" xmlns:w16="http://schemas.microsoft.com/office/word/2018/wordml" xmlns:w16du="http://schemas.microsoft.com/office/word/2023/wordml/word16du" xmlns:w16sdtdh="http://schemas.microsoft.com/office/word/2020/wordml/sdtdatahash" xmlns:w16sdtfl="http://schemas.microsoft.com/office/word/2024/wordml/sdtformatlock" xmlns:w16se="http://schemas.microsoft.com/office/word/2015/wordml/symex" xmlns:wpg="http://schemas.microsoft.com/office/word/2010/wordprocessingGroup" xmlns:wpi="http://schemas.microsoft.com/office/word/2010/wordprocessingInk" xmlns:wne="http://schemas.microsoft.com/office/word/2006/wordml" xmlns:wps="http://schemas.microsoft.com/office/word/2010/wordprocessingShape" mc:Ignorable="w14 w15 w16se w16cid w16 w16cex w16sdtdh w16sdtfl w16du wp14">
   <w:tbl>
     <w:tblPr>
@@ -1284,11 +1420,36 @@
               </w:rPr>
             </w:sdtEndPr>
             <w:sdtContent>
+              <w:sdt>
+                <w:sdtPr>
+                  <w:rPr>
+                    <w:rStyle w:val="SidetalpaginaChar"/>
+                  </w:rPr>
+                  <w:alias w:val="PageLabel"/>
+                  <w:tag w:val="#BC:InsertDataItem,Labels/PageLabel"/>
+                  <w:id w:val="-2060774807"/>
+                  <w:placeholder>
+                    <w:docPart w:val="284F04A4C5B44E9FAF1D142E96EE0688"/>
+                  </w:placeholder>
+                  <w:dataBinding w:prefixMappings="xmlns:ns0='urn:microsoft-dynamics-nav/reports/Qlty_General_Purpose_Inspect/20405/'" w:xpath="/ns0:NavWordReportXmlPart[1]/ns0:Labels[1]/ns0:PageLabel[1]" w:storeItemID="{F00BF611-06BA-436C-902A-C0D5E8DF929B}"/>
+                  <w:text/>
+                </w:sdtPr>
+                <w:sdtContent>
+                  <w:proofErr w:type="spellStart"/>
+                  <w:r>
+                    <w:rPr>
+                      <w:rStyle w:val="SidetalpaginaChar"/>
+                    </w:rPr>
+                    <w:t>PageLabel</w:t>
+                  </w:r>
+                  <w:proofErr w:type="spellEnd"/>
+                </w:sdtContent>
+              </w:sdt>
               <w:r>
                 <w:rPr>
                   <w:rStyle w:val="SidetalpaginaChar"/>
                 </w:rPr>
-                <w:t xml:space="preserve">Page </w:t>
+                <w:t xml:space="preserve"> </w:t>
               </w:r>
               <w:r>
                 <w:rPr>
@@ -1324,7 +1485,19 @@
                 <w:rPr>
                   <w:rStyle w:val="SidetalpaginaChar"/>
                 </w:rPr>
-                <w:t xml:space="preserve"> of </w:t>
+                <w:t xml:space="preserve"> </w:t>
+              </w:r>
+              <w:r>
+                <w:rPr>
+                  <w:rStyle w:val="SidetalpaginaChar"/>
+                </w:rPr>
+                <w:t>/</w:t>
+              </w:r>
+              <w:r>
+                <w:rPr>
+                  <w:rStyle w:val="SidetalpaginaChar"/>
+                </w:rPr>
+                <w:t xml:space="preserve"> </w:t>
               </w:r>
               <w:r>
                 <w:rPr>
@@ -1396,16 +1569,6 @@
 </file>
 
 <file path=word/header1.xml><?xml version="1.0" encoding="utf-8"?>
-<w:hdr xmlns:wpc="http://schemas.microsoft.com/office/word/2010/wordprocessingCanvas" xmlns:cx="http://schemas.microsoft.com/office/drawing/2014/chartex" xmlns:cx1="http://schemas.microsoft.com/office/drawing/2015/9/8/chartex" xmlns:cx2="http://schemas.microsoft.com/office/drawing/2015/10/21/chartex" xmlns:cx3="http://schemas.microsoft.com/office/drawing/2016/5/9/chartex" xmlns:cx4="http://schemas.microsoft.com/office/drawing/2016/5/10/chartex" xmlns:cx5="http://schemas.microsoft.com/office/drawing/2016/5/11/chartex" xmlns:cx6="http://schemas.microsoft.com/office/drawing/2016/5/12/chartex" xmlns:cx7="http://schemas.microsoft.com/office/drawing/2016/5/13/chartex" xmlns:cx8="http://schemas.microsoft.com/office/drawing/2016/5/14/chartex" xmlns:mc="http://schemas.openxmlformats.org/markup-compatibility/2006" xmlns:aink="http://schemas.microsoft.com/office/drawing/2016/ink" xmlns:am3d="http://schemas.microsoft.com/office/drawing/2017/model3d" xmlns:o="urn:schemas-microsoft-com:office:office" xmlns:oel="http://schemas.microsoft.com/office/2019/extlst" xmlns:r="http://schemas.openxmlformats.org/officeDocument/2006/relationships" xmlns:m="http://schemas.openxmlformats.org/officeDocument/2006/math" xmlns:v="urn:schemas-microsoft-com:vml" xmlns:wp14="http://schemas.microsoft.com/office/word/2010/wordprocessingDrawing" xmlns:wp="http://schemas.openxmlformats.org/drawingml/2006/wordprocessingDrawing" xmlns:w10="urn:schemas-microsoft-com:office:word" xmlns:w="http://schemas.openxmlformats.org/wordprocessingml/2006/main" xmlns:w14="http://schemas.microsoft.com/office/word/2010/wordml" xmlns:w15="http://schemas.microsoft.com/office/word/2012/wordml" xmlns:w16cex="http://schemas.microsoft.com/office/word/2018/wordml/cex" xmlns:w16cid="http://schemas.microsoft.com/office/word/2016/wordml/cid" xmlns:w16="http://schemas.microsoft.com/office/word/2018/wordml" xmlns:w16du="http://schemas.microsoft.com/office/word/2023/wordml/word16du" xmlns:w16sdtdh="http://schemas.microsoft.com/office/word/2020/wordml/sdtdatahash" xmlns:w16sdtfl="http://schemas.microsoft.com/office/word/2024/wordml/sdtformatlock" xmlns:w16se="http://schemas.microsoft.com/office/word/2015/wordml/symex" xmlns:wpg="http://schemas.microsoft.com/office/word/2010/wordprocessingGroup" xmlns:wpi="http://schemas.microsoft.com/office/word/2010/wordprocessingInk" xmlns:wne="http://schemas.microsoft.com/office/word/2006/wordml" xmlns:wps="http://schemas.microsoft.com/office/word/2010/wordprocessingShape" mc:Ignorable="w14 w15 w16se w16cid w16 w16cex w16sdtdh w16sdtfl w16du wp14">
-  <w:p>
-    <w:pPr>
-      <w:pStyle w:val="Header"/>
-    </w:pPr>
-  </w:p>
-</w:hdr>
-</file>
-
-<file path=word/header2.xml><?xml version="1.0" encoding="utf-8"?>
 <w:hdr xmlns:wpc="http://schemas.microsoft.com/office/word/2010/wordprocessingCanvas" xmlns:cx="http://schemas.microsoft.com/office/drawing/2014/chartex" xmlns:cx1="http://schemas.microsoft.com/office/drawing/2015/9/8/chartex" xmlns:cx2="http://schemas.microsoft.com/office/drawing/2015/10/21/chartex" xmlns:cx3="http://schemas.microsoft.com/office/drawing/2016/5/9/chartex" xmlns:cx4="http://schemas.microsoft.com/office/drawing/2016/5/10/chartex" xmlns:cx5="http://schemas.microsoft.com/office/drawing/2016/5/11/chartex" xmlns:cx6="http://schemas.microsoft.com/office/drawing/2016/5/12/chartex" xmlns:cx7="http://schemas.microsoft.com/office/drawing/2016/5/13/chartex" xmlns:cx8="http://schemas.microsoft.com/office/drawing/2016/5/14/chartex" xmlns:mc="http://schemas.openxmlformats.org/markup-compatibility/2006" xmlns:aink="http://schemas.microsoft.com/office/drawing/2016/ink" xmlns:am3d="http://schemas.microsoft.com/office/drawing/2017/model3d" xmlns:o="urn:schemas-microsoft-com:office:office" xmlns:oel="http://schemas.microsoft.com/office/2019/extlst" xmlns:r="http://schemas.openxmlformats.org/officeDocument/2006/relationships" xmlns:m="http://schemas.openxmlformats.org/officeDocument/2006/math" xmlns:v="urn:schemas-microsoft-com:vml" xmlns:wp14="http://schemas.microsoft.com/office/word/2010/wordprocessingDrawing" xmlns:wp="http://schemas.openxmlformats.org/drawingml/2006/wordprocessingDrawing" xmlns:w10="urn:schemas-microsoft-com:office:word" xmlns:w="http://schemas.openxmlformats.org/wordprocessingml/2006/main" xmlns:w14="http://schemas.microsoft.com/office/word/2010/wordml" xmlns:w15="http://schemas.microsoft.com/office/word/2012/wordml" xmlns:w16cex="http://schemas.microsoft.com/office/word/2018/wordml/cex" xmlns:w16cid="http://schemas.microsoft.com/office/word/2016/wordml/cid" xmlns:w16="http://schemas.microsoft.com/office/word/2018/wordml" xmlns:w16du="http://schemas.microsoft.com/office/word/2023/wordml/word16du" xmlns:w16sdtdh="http://schemas.microsoft.com/office/word/2020/wordml/sdtdatahash" xmlns:w16sdtfl="http://schemas.microsoft.com/office/word/2024/wordml/sdtformatlock" xmlns:w16se="http://schemas.microsoft.com/office/word/2015/wordml/symex" xmlns:wpg="http://schemas.microsoft.com/office/word/2010/wordprocessingGroup" xmlns:wpi="http://schemas.microsoft.com/office/word/2010/wordprocessingInk" xmlns:wne="http://schemas.microsoft.com/office/word/2006/wordml" xmlns:wps="http://schemas.microsoft.com/office/word/2010/wordprocessingShape" mc:Ignorable="w14 w15 w16se w16cid w16 w16cex w16sdtdh w16sdtfl w16du wp14">
   <w:p/>
   <w:tbl>
@@ -1509,6 +1672,110 @@
         </w:sdtContent>
       </w:sdt>
     </w:tr>
+    <w:tr>
+      <w:tc>
+        <w:tcPr>
+          <w:tcW w:w="5228" w:type="dxa"/>
+        </w:tcPr>
+        <w:sdt>
+          <w:sdtPr>
+            <w:alias w:val="QltyInspection_No"/>
+            <w:tag w:val="#BC:InsertDataItem,DataItems/CurrentInspection/QltyInspection_No"/>
+            <w:id w:val="-846173727"/>
+            <w:placeholder>
+              <w:docPart w:val="FC855B1C897846A49A609CA136B65228"/>
+            </w:placeholder>
+            <w:dataBinding w:prefixMappings="xmlns:ns0='urn:microsoft-dynamics-nav/reports/Qlty_General_Purpose_Inspect/20405/'" w:xpath="/ns0:NavWordReportXmlPart[1]/ns0:CurrentInspection[1]/ns0:QltyInspection_No[1]" w:storeItemID="{F00BF611-06BA-436C-902A-C0D5E8DF929B}"/>
+            <w15:color w:val="808080"/>
+            <w:text/>
+          </w:sdtPr>
+          <w:sdtContent>
+            <w:p>
+              <w:pPr>
+                <w:rPr>
+                  <w:rStyle w:val="Strong"/>
+                  <w:b w:val="0"/>
+                  <w:bCs w:val="0"/>
+                </w:rPr>
+              </w:pPr>
+              <w:proofErr w:type="spellStart"/>
+              <w:r>
+                <w:t>QltyInspection_No</w:t>
+              </w:r>
+              <w:proofErr w:type="spellEnd"/>
+            </w:p>
+          </w:sdtContent>
+        </w:sdt>
+      </w:tc>
+      <w:tc>
+        <w:tcPr>
+          <w:tcW w:w="5228" w:type="dxa"/>
+        </w:tcPr>
+        <w:p>
+          <w:pPr>
+            <w:pStyle w:val="Header"/>
+            <w:jc w:val="right"/>
+            <w:rPr>
+              <w:rStyle w:val="Strong"/>
+              <w:bCs w:val="0"/>
+            </w:rPr>
+          </w:pPr>
+        </w:p>
+      </w:tc>
+    </w:tr>
+    <w:tr>
+      <w:sdt>
+        <w:sdtPr>
+          <w:alias w:val="ReinspectionSequenceInformation"/>
+          <w:tag w:val="#BC:InsertDataItem,DataItems/CurrentInspection/ReinspectionSequenceInformation"/>
+          <w:id w:val="2112705256"/>
+          <w:placeholder>
+            <w:docPart w:val="42E191C0690647B191CC0223A92899C0"/>
+          </w:placeholder>
+          <w15:dataBinding w:prefixMappings="xmlns:ns0='urn:microsoft-dynamics-nav/reports/Qlty_Certificate_of_Analysis/20401/' " w:xpath="/ns0:NavWordReportXmlPart[1]/ns0:CurrentInspection[1]/ns0:ReinspectionSequenceInformation[1]" w:storeItemID="{F00BF611-06BA-436C-902A-C0D5E8DF929B}"/>
+        </w:sdtPr>
+        <w:sdtContent>
+          <w:tc>
+            <w:tcPr>
+              <w:tcW w:w="5228" w:type="dxa"/>
+            </w:tcPr>
+            <w:p>
+              <w:pPr>
+                <w:pStyle w:val="Headerfooterheadings"/>
+                <w:rPr>
+                  <w:rStyle w:val="Strong"/>
+                  <w:bCs w:val="0"/>
+                </w:rPr>
+              </w:pPr>
+              <w:proofErr w:type="spellStart"/>
+              <w:r>
+                <w:rPr>
+                  <w:b w:val="0"/>
+                  <w:bCs/>
+                </w:rPr>
+                <w:t>ReinspectionSequenceInformation</w:t>
+              </w:r>
+              <w:proofErr w:type="spellEnd"/>
+            </w:p>
+          </w:tc>
+        </w:sdtContent>
+      </w:sdt>
+      <w:tc>
+        <w:tcPr>
+          <w:tcW w:w="5228" w:type="dxa"/>
+        </w:tcPr>
+        <w:p>
+          <w:pPr>
+            <w:pStyle w:val="Header"/>
+            <w:jc w:val="right"/>
+            <w:rPr>
+              <w:rStyle w:val="Strong"/>
+              <w:bCs w:val="0"/>
+            </w:rPr>
+          </w:pPr>
+        </w:p>
+      </w:tc>
+    </w:tr>
   </w:tbl>
   <w:p>
     <w:pPr>
@@ -1523,7 +1790,7 @@
 </w:hdr>
 </file>
 
-<file path=word/header3.xml><?xml version="1.0" encoding="utf-8"?>
+<file path=word/header2.xml><?xml version="1.0" encoding="utf-8"?>
 <w:hdr xmlns:a="http://schemas.openxmlformats.org/drawingml/2006/main" xmlns:pic="http://schemas.openxmlformats.org/drawingml/2006/picture" xmlns:a14="http://schemas.microsoft.com/office/drawing/2010/main" xmlns:wpc="http://schemas.microsoft.com/office/word/2010/wordprocessingCanvas" xmlns:cx="http://schemas.microsoft.com/office/drawing/2014/chartex" xmlns:cx1="http://schemas.microsoft.com/office/drawing/2015/9/8/chartex" xmlns:cx2="http://schemas.microsoft.com/office/drawing/2015/10/21/chartex" xmlns:cx3="http://schemas.microsoft.com/office/drawing/2016/5/9/chartex" xmlns:cx4="http://schemas.microsoft.com/office/drawing/2016/5/10/chartex" xmlns:cx5="http://schemas.microsoft.com/office/drawing/2016/5/11/chartex" xmlns:cx6="http://schemas.microsoft.com/office/drawing/2016/5/12/chartex" xmlns:cx7="http://schemas.microsoft.com/office/drawing/2016/5/13/chartex" xmlns:cx8="http://schemas.microsoft.com/office/drawing/2016/5/14/chartex" xmlns:mc="http://schemas.openxmlformats.org/markup-compatibility/2006" xmlns:aink="http://schemas.microsoft.com/office/drawing/2016/ink" xmlns:am3d="http://schemas.microsoft.com/office/drawing/2017/model3d" xmlns:o="urn:schemas-microsoft-com:office:office" xmlns:oel="http://schemas.microsoft.com/office/2019/extlst" xmlns:r="http://schemas.openxmlformats.org/officeDocument/2006/relationships" xmlns:m="http://schemas.openxmlformats.org/officeDocument/2006/math" xmlns:v="urn:schemas-microsoft-com:vml" xmlns:wp14="http://schemas.microsoft.com/office/word/2010/wordprocessingDrawing" xmlns:wp="http://schemas.openxmlformats.org/drawingml/2006/wordprocessingDrawing" xmlns:w10="urn:schemas-microsoft-com:office:word" xmlns:w="http://schemas.openxmlformats.org/wordprocessingml/2006/main" xmlns:w14="http://schemas.microsoft.com/office/word/2010/wordml" xmlns:w15="http://schemas.microsoft.com/office/word/2012/wordml" xmlns:w16cex="http://schemas.microsoft.com/office/word/2018/wordml/cex" xmlns:w16cid="http://schemas.microsoft.com/office/word/2016/wordml/cid" xmlns:w16="http://schemas.microsoft.com/office/word/2018/wordml" xmlns:w16du="http://schemas.microsoft.com/office/word/2023/wordml/word16du" xmlns:w16sdtdh="http://schemas.microsoft.com/office/word/2020/wordml/sdtdatahash" xmlns:w16sdtfl="http://schemas.microsoft.com/office/word/2024/wordml/sdtformatlock" xmlns:w16se="http://schemas.microsoft.com/office/word/2015/wordml/symex" xmlns:wpg="http://schemas.microsoft.com/office/word/2010/wordprocessingGroup" xmlns:wpi="http://schemas.microsoft.com/office/word/2010/wordprocessingInk" xmlns:wne="http://schemas.microsoft.com/office/word/2006/wordml" xmlns:wps="http://schemas.microsoft.com/office/word/2010/wordprocessingShape" mc:Ignorable="w14 w15 w16se w16cid w16 w16cex w16sdtdh w16sdtfl w16du wp14">
   <w:tbl>
     <w:tblPr>
@@ -1543,7 +1810,7 @@
       <w:tc>
         <w:tcPr>
           <w:tcW w:w="5485" w:type="dxa"/>
-          <w:vAlign w:val="bottom"/>
+          <w:vAlign w:val="center"/>
         </w:tcPr>
         <w:p>
           <w:pPr>
@@ -1560,7 +1827,7 @@
               <w:placeholder>
                 <w:docPart w:val="0CCB450A212F4B07B5BC2C6439FCE639"/>
               </w:placeholder>
-              <w:dataBinding w:prefixMappings="xmlns:ns0='urn:microsoft-dynamics-nav/reports/Qlty_General_Purpose_Inspect/20405/'" w:xpath="/ns0:NavWordReportXmlPart[1]/ns0:Labels[1]/ns0:ReportTitleLabel[1]" w:storeItemID="{F00BF611-06BA-436C-902A-C0D5E8DF929B}"/>
+              <w:dataBinding w:prefixMappings="xmlns:ns0='urn:microsoft-dynamics-nav/reports/Qlty_General_Purpose_Inspect/20405/'" w:xpath="/ns0:NavWordReportXmlPart[1]/ns0:Labels[1]/ns0:ReportTitleLabel[1]" w:storeItemID="{17DA42EE-3024-4C2F-8931-9EB6F7151F21}"/>
               <w15:color w:val="808080"/>
               <w:text/>
             </w:sdtPr>
@@ -1620,7 +1887,7 @@
               <w:tag w:val="#Nav: Qlty_General_Purpose_Inspect/20405"/>
               <w:id w:val="757102674"/>
               <w:showingPlcHdr/>
-              <w:dataBinding w:prefixMappings="xmlns:ns0='urn:microsoft-dynamics-nav/reports/Qlty_General_Purpose_Inspect/20405/'" w:xpath="/ns0:NavWordReportXmlPart[1]/ns0:CurrentInspection[1]/ns0:CompanyLogo[1]" w:storeItemID="{F00BF611-06BA-436C-902A-C0D5E8DF929B}"/>
+              <w:dataBinding w:prefixMappings="xmlns:ns0='urn:microsoft-dynamics-nav/reports/Qlty_General_Purpose_Inspect/20405/'" w:xpath="/ns0:NavWordReportXmlPart[1]/ns0:CurrentInspection[1]/ns0:CompanyLogo[1]" w:storeItemID="{17DA42EE-3024-4C2F-8931-9EB6F7151F21}"/>
               <w:picture/>
             </w:sdtPr>
             <w:sdtContent>
@@ -1691,22 +1958,41 @@
       <w:trPr>
         <w:trHeight w:val="529"/>
       </w:trPr>
-      <w:tc>
-        <w:tcPr>
-          <w:tcW w:w="5485" w:type="dxa"/>
-        </w:tcPr>
-        <w:p>
-          <w:pPr>
-            <w:pStyle w:val="BodytekstinHeaderFooter"/>
-            <w:tabs>
-              <w:tab w:val="left" w:pos="1030"/>
-            </w:tabs>
-            <w:rPr>
-              <w:rStyle w:val="TitleChar"/>
-            </w:rPr>
-          </w:pPr>
-        </w:p>
-      </w:tc>
+      <w:sdt>
+        <w:sdtPr>
+          <w:alias w:val="COAContact_All"/>
+          <w:tag w:val="#BC:InsertDataItem,DataItems/COAContact_All"/>
+          <w:id w:val="-1661616009"/>
+          <w:placeholder>
+            <w:docPart w:val="9B3BA5505C4D49FE8933936B86513EDE"/>
+          </w:placeholder>
+          <w15:dataBinding w:prefixMappings="xmlns:ns0='urn:microsoft-dynamics-nav/reports/Qlty_Certificate_of_Analysis/20401/' " w:xpath="/ns0:NavWordReportXmlPart[1]/ns0:CurrentInspection[1]/ns0:COAContact_All[1]" w:storeItemID="{F00BF611-06BA-436C-902A-C0D5E8DF929B}"/>
+        </w:sdtPr>
+        <w:sdtContent>
+          <w:tc>
+            <w:tcPr>
+              <w:tcW w:w="5485" w:type="dxa"/>
+            </w:tcPr>
+            <w:p>
+              <w:pPr>
+                <w:pStyle w:val="BodytekstinHeaderFooter"/>
+                <w:tabs>
+                  <w:tab w:val="left" w:pos="1030"/>
+                </w:tabs>
+                <w:spacing w:before="240"/>
+                <w:rPr>
+                  <w:rStyle w:val="TitleChar"/>
+                </w:rPr>
+              </w:pPr>
+              <w:proofErr w:type="spellStart"/>
+              <w:r>
+                <w:t>COAContact_All</w:t>
+              </w:r>
+              <w:proofErr w:type="spellEnd"/>
+            </w:p>
+          </w:tc>
+        </w:sdtContent>
+      </w:sdt>
       <w:tc>
         <w:tcPr>
           <w:tcW w:w="4971" w:type="dxa"/>
@@ -1736,7 +2022,7 @@
               <w:placeholder>
                 <w:docPart w:val="675E1403F9EC401FA663C311051559CC"/>
               </w:placeholder>
-              <w:dataBinding w:prefixMappings="xmlns:ns0='urn:microsoft-dynamics-nav/reports/Qlty_General_Purpose_Inspect/20405/'" w:xpath="/ns0:NavWordReportXmlPart[1]/ns0:CurrentInspection[1]/ns0:CompanyInformation_All[1]" w:storeItemID="{F00BF611-06BA-436C-902A-C0D5E8DF929B}"/>
+              <w:dataBinding w:prefixMappings="xmlns:ns0='urn:microsoft-dynamics-nav/reports/Qlty_General_Purpose_Inspect/20405/'" w:xpath="/ns0:NavWordReportXmlPart[1]/ns0:CurrentInspection[1]/ns0:CompanyInformation_All[1]" w:storeItemID="{17DA42EE-3024-4C2F-8931-9EB6F7151F21}"/>
               <w15:color w:val="808080"/>
               <w:text/>
             </w:sdtPr>
@@ -3544,122 +3830,6 @@
     </w:docPart>
     <w:docPart>
       <w:docPartPr>
-        <w:name w:val="E52ED68ED8474EB38ABFD788E6B53E47"/>
-        <w:category>
-          <w:name w:val="General"/>
-          <w:gallery w:val="placeholder"/>
-        </w:category>
-        <w:types>
-          <w:type w:val="bbPlcHdr"/>
-        </w:types>
-        <w:behaviors>
-          <w:behavior w:val="content"/>
-        </w:behaviors>
-        <w:guid w:val="{0461BE74-307C-4975-B126-EF2E9226E5F1}"/>
-      </w:docPartPr>
-      <w:docPartBody>
-        <w:p>
-          <w:pPr>
-            <w:pStyle w:val="E52ED68ED8474EB38ABFD788E6B53E47"/>
-          </w:pPr>
-          <w:r>
-            <w:rPr>
-              <w:rStyle w:val="PlaceholderText"/>
-            </w:rPr>
-            <w:t>Click or tap here to enter text.</w:t>
-          </w:r>
-        </w:p>
-      </w:docPartBody>
-    </w:docPart>
-    <w:docPart>
-      <w:docPartPr>
-        <w:name w:val="5FD2338AE18C4054B136E89865F0D601"/>
-        <w:category>
-          <w:name w:val="General"/>
-          <w:gallery w:val="placeholder"/>
-        </w:category>
-        <w:types>
-          <w:type w:val="bbPlcHdr"/>
-        </w:types>
-        <w:behaviors>
-          <w:behavior w:val="content"/>
-        </w:behaviors>
-        <w:guid w:val="{F18B0075-6561-422D-BA41-190934F34577}"/>
-      </w:docPartPr>
-      <w:docPartBody>
-        <w:p>
-          <w:pPr>
-            <w:pStyle w:val="5FD2338AE18C4054B136E89865F0D601"/>
-          </w:pPr>
-          <w:r>
-            <w:rPr>
-              <w:rStyle w:val="PlaceholderText"/>
-            </w:rPr>
-            <w:t>Click or tap here to enter text.</w:t>
-          </w:r>
-        </w:p>
-      </w:docPartBody>
-    </w:docPart>
-    <w:docPart>
-      <w:docPartPr>
-        <w:name w:val="323AFCE67AAB4BB19FFC21B54EB0799A"/>
-        <w:category>
-          <w:name w:val="General"/>
-          <w:gallery w:val="placeholder"/>
-        </w:category>
-        <w:types>
-          <w:type w:val="bbPlcHdr"/>
-        </w:types>
-        <w:behaviors>
-          <w:behavior w:val="content"/>
-        </w:behaviors>
-        <w:guid w:val="{74D2FC64-A841-41E6-AC39-3566185BF70A}"/>
-      </w:docPartPr>
-      <w:docPartBody>
-        <w:p>
-          <w:pPr>
-            <w:pStyle w:val="323AFCE67AAB4BB19FFC21B54EB0799A"/>
-          </w:pPr>
-          <w:r>
-            <w:rPr>
-              <w:rStyle w:val="PlaceholderText"/>
-            </w:rPr>
-            <w:t>Click or tap here to enter text.</w:t>
-          </w:r>
-        </w:p>
-      </w:docPartBody>
-    </w:docPart>
-    <w:docPart>
-      <w:docPartPr>
-        <w:name w:val="E89AA59296584643BE2AFF07AA055572"/>
-        <w:category>
-          <w:name w:val="General"/>
-          <w:gallery w:val="placeholder"/>
-        </w:category>
-        <w:types>
-          <w:type w:val="bbPlcHdr"/>
-        </w:types>
-        <w:behaviors>
-          <w:behavior w:val="content"/>
-        </w:behaviors>
-        <w:guid w:val="{88CDEA37-F54B-4136-A4AD-E7B9B59C6B62}"/>
-      </w:docPartPr>
-      <w:docPartBody>
-        <w:p>
-          <w:pPr>
-            <w:pStyle w:val="E89AA59296584643BE2AFF07AA055572"/>
-          </w:pPr>
-          <w:r>
-            <w:rPr>
-              <w:rStyle w:val="PlaceholderText"/>
-            </w:rPr>
-            <w:t>Click or tap here to enter text.</w:t>
-          </w:r>
-        </w:p>
-      </w:docPartBody>
-    </w:docPart>
-    <w:docPart>
-      <w:docPartPr>
         <w:name w:val="0CCB450A212F4B07B5BC2C6439FCE639"/>
         <w:category>
           <w:name w:val="General"/>
@@ -3712,6 +3882,499 @@
               <w:rStyle w:val="PlaceholderText"/>
             </w:rPr>
             <w:t>Klik eller tryk her for at skrive tekst.</w:t>
+          </w:r>
+        </w:p>
+      </w:docPartBody>
+    </w:docPart>
+    <w:docPart>
+      <w:docPartPr>
+        <w:name w:val="9B3BA5505C4D49FE8933936B86513EDE"/>
+        <w:category>
+          <w:name w:val="General"/>
+          <w:gallery w:val="placeholder"/>
+        </w:category>
+        <w:types>
+          <w:type w:val="bbPlcHdr"/>
+        </w:types>
+        <w:behaviors>
+          <w:behavior w:val="content"/>
+        </w:behaviors>
+        <w:guid w:val="{04FA334E-1ED8-4E19-A0E5-20902614B211}"/>
+      </w:docPartPr>
+      <w:docPartBody>
+        <w:p>
+          <w:pPr>
+            <w:pStyle w:val="9B3BA5505C4D49FE8933936B86513EDE"/>
+          </w:pPr>
+          <w:r>
+            <w:rPr>
+              <w:rStyle w:val="PlaceholderText"/>
+            </w:rPr>
+            <w:t>Click or tap here to enter text.</w:t>
+          </w:r>
+        </w:p>
+      </w:docPartBody>
+    </w:docPart>
+    <w:docPart>
+      <w:docPartPr>
+        <w:name w:val="19F040F6864B48A599C11E15E63169CB"/>
+        <w:category>
+          <w:name w:val="General"/>
+          <w:gallery w:val="placeholder"/>
+        </w:category>
+        <w:types>
+          <w:type w:val="bbPlcHdr"/>
+        </w:types>
+        <w:behaviors>
+          <w:behavior w:val="content"/>
+        </w:behaviors>
+        <w:guid w:val="{30278205-2DFB-4258-8819-FCC45DC88486}"/>
+      </w:docPartPr>
+      <w:docPartBody>
+        <w:p>
+          <w:pPr>
+            <w:pStyle w:val="19F040F6864B48A599C11E15E63169CB"/>
+          </w:pPr>
+          <w:r>
+            <w:rPr>
+              <w:rStyle w:val="PlaceholderText"/>
+            </w:rPr>
+            <w:t>Click or tap here to enter text.</w:t>
+          </w:r>
+        </w:p>
+      </w:docPartBody>
+    </w:docPart>
+    <w:docPart>
+      <w:docPartPr>
+        <w:name w:val="79CF619905ED4A029E02394C5DB96A90"/>
+        <w:category>
+          <w:name w:val="General"/>
+          <w:gallery w:val="placeholder"/>
+        </w:category>
+        <w:types>
+          <w:type w:val="bbPlcHdr"/>
+        </w:types>
+        <w:behaviors>
+          <w:behavior w:val="content"/>
+        </w:behaviors>
+        <w:guid w:val="{199BF6A6-A820-41F9-AC59-1CE9B985BCA4}"/>
+      </w:docPartPr>
+      <w:docPartBody>
+        <w:p>
+          <w:pPr>
+            <w:pStyle w:val="79CF619905ED4A029E02394C5DB96A90"/>
+          </w:pPr>
+          <w:r>
+            <w:rPr>
+              <w:rStyle w:val="PlaceholderText"/>
+            </w:rPr>
+            <w:t>Klik eller tryk her for at skrive tekst.</w:t>
+          </w:r>
+        </w:p>
+      </w:docPartBody>
+    </w:docPart>
+    <w:docPart>
+      <w:docPartPr>
+        <w:name w:val="89A6856229794EB18EFD4B388834A3AE"/>
+        <w:category>
+          <w:name w:val="General"/>
+          <w:gallery w:val="placeholder"/>
+        </w:category>
+        <w:types>
+          <w:type w:val="bbPlcHdr"/>
+        </w:types>
+        <w:behaviors>
+          <w:behavior w:val="content"/>
+        </w:behaviors>
+        <w:guid w:val="{2BF57FA3-3F75-4B53-8681-94ABF9183A2A}"/>
+      </w:docPartPr>
+      <w:docPartBody>
+        <w:p>
+          <w:pPr>
+            <w:pStyle w:val="89A6856229794EB18EFD4B388834A3AE"/>
+          </w:pPr>
+          <w:r>
+            <w:rPr>
+              <w:rStyle w:val="PlaceholderText"/>
+            </w:rPr>
+            <w:t>Klik eller tryk her for at skrive tekst.</w:t>
+          </w:r>
+        </w:p>
+      </w:docPartBody>
+    </w:docPart>
+    <w:docPart>
+      <w:docPartPr>
+        <w:name w:val="76494A0D615A4F6F8CAF6506B0486BC6"/>
+        <w:category>
+          <w:name w:val="General"/>
+          <w:gallery w:val="placeholder"/>
+        </w:category>
+        <w:types>
+          <w:type w:val="bbPlcHdr"/>
+        </w:types>
+        <w:behaviors>
+          <w:behavior w:val="content"/>
+        </w:behaviors>
+        <w:guid w:val="{C88086C0-F4B6-4C04-AAF8-9D5C093F4FD0}"/>
+      </w:docPartPr>
+      <w:docPartBody>
+        <w:p>
+          <w:pPr>
+            <w:pStyle w:val="76494A0D615A4F6F8CAF6506B0486BC6"/>
+          </w:pPr>
+          <w:r>
+            <w:rPr>
+              <w:rStyle w:val="PlaceholderText"/>
+            </w:rPr>
+            <w:t>Click or tap here to enter text.</w:t>
+          </w:r>
+        </w:p>
+      </w:docPartBody>
+    </w:docPart>
+    <w:docPart>
+      <w:docPartPr>
+        <w:name w:val="F76A7EA3722A4A529E0451006182A3B0"/>
+        <w:category>
+          <w:name w:val="General"/>
+          <w:gallery w:val="placeholder"/>
+        </w:category>
+        <w:types>
+          <w:type w:val="bbPlcHdr"/>
+        </w:types>
+        <w:behaviors>
+          <w:behavior w:val="content"/>
+        </w:behaviors>
+        <w:guid w:val="{485382F0-84D0-48EB-8D6C-E5B4394A47F4}"/>
+      </w:docPartPr>
+      <w:docPartBody>
+        <w:p>
+          <w:pPr>
+            <w:pStyle w:val="F76A7EA3722A4A529E0451006182A3B0"/>
+          </w:pPr>
+          <w:r>
+            <w:rPr>
+              <w:rStyle w:val="PlaceholderText"/>
+            </w:rPr>
+            <w:t>Click or tap here to enter text.</w:t>
+          </w:r>
+        </w:p>
+      </w:docPartBody>
+    </w:docPart>
+    <w:docPart>
+      <w:docPartPr>
+        <w:name w:val="E2B6192B7C8B44698D0543E9A92C0267"/>
+        <w:category>
+          <w:name w:val="General"/>
+          <w:gallery w:val="placeholder"/>
+        </w:category>
+        <w:types>
+          <w:type w:val="bbPlcHdr"/>
+        </w:types>
+        <w:behaviors>
+          <w:behavior w:val="content"/>
+        </w:behaviors>
+        <w:guid w:val="{808B666B-1F31-42AD-9B0F-1275E791EA99}"/>
+      </w:docPartPr>
+      <w:docPartBody>
+        <w:p>
+          <w:pPr>
+            <w:pStyle w:val="E2B6192B7C8B44698D0543E9A92C0267"/>
+          </w:pPr>
+          <w:r>
+            <w:rPr>
+              <w:rStyle w:val="PlaceholderText"/>
+            </w:rPr>
+            <w:t>Klik eller tryk her for at skrive tekst.</w:t>
+          </w:r>
+        </w:p>
+      </w:docPartBody>
+    </w:docPart>
+    <w:docPart>
+      <w:docPartPr>
+        <w:name w:val="4B63C69D6D7C41D682DF1FFDD1EDEBC3"/>
+        <w:category>
+          <w:name w:val="General"/>
+          <w:gallery w:val="placeholder"/>
+        </w:category>
+        <w:types>
+          <w:type w:val="bbPlcHdr"/>
+        </w:types>
+        <w:behaviors>
+          <w:behavior w:val="content"/>
+        </w:behaviors>
+        <w:guid w:val="{2F8C4F13-7F00-40AC-8DFA-4087856DB32E}"/>
+      </w:docPartPr>
+      <w:docPartBody>
+        <w:p>
+          <w:pPr>
+            <w:pStyle w:val="4B63C69D6D7C41D682DF1FFDD1EDEBC3"/>
+          </w:pPr>
+          <w:r>
+            <w:rPr>
+              <w:rStyle w:val="PlaceholderText"/>
+            </w:rPr>
+            <w:t>Klik eller tryk her for at skrive tekst.</w:t>
+          </w:r>
+        </w:p>
+      </w:docPartBody>
+    </w:docPart>
+    <w:docPart>
+      <w:docPartPr>
+        <w:name w:val="DF66177CBFFA47388B872CD7936BD8FF"/>
+        <w:category>
+          <w:name w:val="General"/>
+          <w:gallery w:val="placeholder"/>
+        </w:category>
+        <w:types>
+          <w:type w:val="bbPlcHdr"/>
+        </w:types>
+        <w:behaviors>
+          <w:behavior w:val="content"/>
+        </w:behaviors>
+        <w:guid w:val="{513489C9-6B6F-4DFA-9E53-B4D65C55C76D}"/>
+      </w:docPartPr>
+      <w:docPartBody>
+        <w:p>
+          <w:pPr>
+            <w:pStyle w:val="DF66177CBFFA47388B872CD7936BD8FF"/>
+          </w:pPr>
+          <w:r>
+            <w:rPr>
+              <w:rStyle w:val="PlaceholderText"/>
+            </w:rPr>
+            <w:t>Klik eller tryk her for at skrive tekst.</w:t>
+          </w:r>
+        </w:p>
+      </w:docPartBody>
+    </w:docPart>
+    <w:docPart>
+      <w:docPartPr>
+        <w:name w:val="7427C850301144EDADD6A34A0BE51CB5"/>
+        <w:category>
+          <w:name w:val="General"/>
+          <w:gallery w:val="placeholder"/>
+        </w:category>
+        <w:types>
+          <w:type w:val="bbPlcHdr"/>
+        </w:types>
+        <w:behaviors>
+          <w:behavior w:val="content"/>
+        </w:behaviors>
+        <w:guid w:val="{9144B5C3-ABB4-4BDA-A64D-F26695D37DDF}"/>
+      </w:docPartPr>
+      <w:docPartBody>
+        <w:p>
+          <w:pPr>
+            <w:pStyle w:val="7427C850301144EDADD6A34A0BE51CB5"/>
+          </w:pPr>
+          <w:r>
+            <w:rPr>
+              <w:rStyle w:val="PlaceholderText"/>
+            </w:rPr>
+            <w:t>Klik eller tryk her for at skrive tekst.</w:t>
+          </w:r>
+        </w:p>
+      </w:docPartBody>
+    </w:docPart>
+    <w:docPart>
+      <w:docPartPr>
+        <w:name w:val="A25D382DC26A4A4FA94FF29C06D215F6"/>
+        <w:category>
+          <w:name w:val="General"/>
+          <w:gallery w:val="placeholder"/>
+        </w:category>
+        <w:types>
+          <w:type w:val="bbPlcHdr"/>
+        </w:types>
+        <w:behaviors>
+          <w:behavior w:val="content"/>
+        </w:behaviors>
+        <w:guid w:val="{C4892563-691F-4716-8E6B-845A78EE8907}"/>
+      </w:docPartPr>
+      <w:docPartBody>
+        <w:p>
+          <w:pPr>
+            <w:pStyle w:val="A25D382DC26A4A4FA94FF29C06D215F6"/>
+          </w:pPr>
+          <w:r>
+            <w:rPr>
+              <w:rStyle w:val="PlaceholderText"/>
+            </w:rPr>
+            <w:t>Click or tap here to enter text.</w:t>
+          </w:r>
+        </w:p>
+      </w:docPartBody>
+    </w:docPart>
+    <w:docPart>
+      <w:docPartPr>
+        <w:name w:val="1E896787607645E0ABB983BFD537574D"/>
+        <w:category>
+          <w:name w:val="General"/>
+          <w:gallery w:val="placeholder"/>
+        </w:category>
+        <w:types>
+          <w:type w:val="bbPlcHdr"/>
+        </w:types>
+        <w:behaviors>
+          <w:behavior w:val="content"/>
+        </w:behaviors>
+        <w:guid w:val="{335CDA74-F96C-4D02-AED2-57E36E573316}"/>
+      </w:docPartPr>
+      <w:docPartBody>
+        <w:p>
+          <w:pPr>
+            <w:pStyle w:val="1E896787607645E0ABB983BFD537574D"/>
+          </w:pPr>
+          <w:r>
+            <w:rPr>
+              <w:rStyle w:val="PlaceholderText"/>
+            </w:rPr>
+            <w:t>Click or tap here to enter text.</w:t>
+          </w:r>
+        </w:p>
+      </w:docPartBody>
+    </w:docPart>
+    <w:docPart>
+      <w:docPartPr>
+        <w:name w:val="E4B2EB81AEE240A29F9975B31C6BE17B"/>
+        <w:category>
+          <w:name w:val="General"/>
+          <w:gallery w:val="placeholder"/>
+        </w:category>
+        <w:types>
+          <w:type w:val="bbPlcHdr"/>
+        </w:types>
+        <w:behaviors>
+          <w:behavior w:val="content"/>
+        </w:behaviors>
+        <w:guid w:val="{5CE1D298-12DE-4660-A7E1-36A746C04F85}"/>
+      </w:docPartPr>
+      <w:docPartBody>
+        <w:p>
+          <w:pPr>
+            <w:pStyle w:val="E4B2EB81AEE240A29F9975B31C6BE17B"/>
+          </w:pPr>
+          <w:r>
+            <w:rPr>
+              <w:rStyle w:val="PlaceholderText"/>
+            </w:rPr>
+            <w:t>Click or tap here to enter text.</w:t>
+          </w:r>
+        </w:p>
+      </w:docPartBody>
+    </w:docPart>
+    <w:docPart>
+      <w:docPartPr>
+        <w:name w:val="284F04A4C5B44E9FAF1D142E96EE0688"/>
+        <w:category>
+          <w:name w:val="General"/>
+          <w:gallery w:val="placeholder"/>
+        </w:category>
+        <w:types>
+          <w:type w:val="bbPlcHdr"/>
+        </w:types>
+        <w:behaviors>
+          <w:behavior w:val="content"/>
+        </w:behaviors>
+        <w:guid w:val="{8FE04F39-0CF2-4A68-B372-CEF5336EC255}"/>
+      </w:docPartPr>
+      <w:docPartBody>
+        <w:p>
+          <w:pPr>
+            <w:pStyle w:val="284F04A4C5B44E9FAF1D142E96EE0688"/>
+          </w:pPr>
+          <w:r>
+            <w:rPr>
+              <w:rStyle w:val="PlaceholderText"/>
+            </w:rPr>
+            <w:t>Click or tap here to enter text.</w:t>
+          </w:r>
+        </w:p>
+      </w:docPartBody>
+    </w:docPart>
+    <w:docPart>
+      <w:docPartPr>
+        <w:name w:val="1BEAC63591D8421CBFD9F24D4CF63EEE"/>
+        <w:category>
+          <w:name w:val="General"/>
+          <w:gallery w:val="placeholder"/>
+        </w:category>
+        <w:types>
+          <w:type w:val="bbPlcHdr"/>
+        </w:types>
+        <w:behaviors>
+          <w:behavior w:val="content"/>
+        </w:behaviors>
+        <w:guid w:val="{05A4B8CD-3678-474C-A83C-337058791DCF}"/>
+      </w:docPartPr>
+      <w:docPartBody>
+        <w:p>
+          <w:pPr>
+            <w:pStyle w:val="1BEAC63591D8421CBFD9F24D4CF63EEE"/>
+          </w:pPr>
+          <w:r>
+            <w:rPr>
+              <w:rStyle w:val="PlaceholderText"/>
+            </w:rPr>
+            <w:t>Click or tap here to enter text.</w:t>
+          </w:r>
+        </w:p>
+      </w:docPartBody>
+    </w:docPart>
+    <w:docPart>
+      <w:docPartPr>
+        <w:name w:val="FC855B1C897846A49A609CA136B65228"/>
+        <w:category>
+          <w:name w:val="General"/>
+          <w:gallery w:val="placeholder"/>
+        </w:category>
+        <w:types>
+          <w:type w:val="bbPlcHdr"/>
+        </w:types>
+        <w:behaviors>
+          <w:behavior w:val="content"/>
+        </w:behaviors>
+        <w:guid w:val="{3E0139D1-EA05-4ECC-B69C-74EFAC360A5B}"/>
+      </w:docPartPr>
+      <w:docPartBody>
+        <w:p>
+          <w:pPr>
+            <w:pStyle w:val="FC855B1C897846A49A609CA136B65228"/>
+          </w:pPr>
+          <w:r>
+            <w:rPr>
+              <w:rStyle w:val="PlaceholderText"/>
+            </w:rPr>
+            <w:t>Click or tap here to enter text.</w:t>
+          </w:r>
+        </w:p>
+      </w:docPartBody>
+    </w:docPart>
+    <w:docPart>
+      <w:docPartPr>
+        <w:name w:val="42E191C0690647B191CC0223A92899C0"/>
+        <w:category>
+          <w:name w:val="General"/>
+          <w:gallery w:val="placeholder"/>
+        </w:category>
+        <w:types>
+          <w:type w:val="bbPlcHdr"/>
+        </w:types>
+        <w:behaviors>
+          <w:behavior w:val="content"/>
+        </w:behaviors>
+        <w:guid w:val="{E3C891E8-098D-4192-A5AE-1DBCEDC21438}"/>
+      </w:docPartPr>
+      <w:docPartBody>
+        <w:p>
+          <w:pPr>
+            <w:pStyle w:val="42E191C0690647B191CC0223A92899C0"/>
+          </w:pPr>
+          <w:r>
+            <w:rPr>
+              <w:rStyle w:val="PlaceholderText"/>
+            </w:rPr>
+            <w:t>Click or tap here to enter text.</w:t>
           </w:r>
         </w:p>
       </w:docPartBody>
@@ -3838,6 +4501,7 @@
     <w:rsid w:val="00406F79"/>
     <w:rsid w:val="004318A8"/>
     <w:rsid w:val="004638DD"/>
+    <w:rsid w:val="0046457D"/>
     <w:rsid w:val="00474D30"/>
     <w:rsid w:val="00487BC5"/>
     <w:rsid w:val="004A330D"/>
@@ -3865,6 +4529,7 @@
     <w:rsid w:val="00685D0C"/>
     <w:rsid w:val="006940B4"/>
     <w:rsid w:val="006A2319"/>
+    <w:rsid w:val="006A2D6F"/>
     <w:rsid w:val="006B1EAE"/>
     <w:rsid w:val="006C6748"/>
     <w:rsid w:val="007168A2"/>
@@ -3947,6 +4612,7 @@
     <w:rsid w:val="00E75EE9"/>
     <w:rsid w:val="00E80A28"/>
     <w:rsid w:val="00E86F96"/>
+    <w:rsid w:val="00E92DFB"/>
     <w:rsid w:val="00EA25C7"/>
     <w:rsid w:val="00EA5F0C"/>
     <w:rsid w:val="00EA68DA"/>
@@ -4420,18 +5086,18 @@
     <w:basedOn w:val="DefaultParagraphFont"/>
     <w:uiPriority w:val="99"/>
     <w:semiHidden/>
-    <w:rsid w:val="002D6D59"/>
+    <w:rsid w:val="006A2D6F"/>
     <w:rPr>
       <w:color w:val="666666"/>
     </w:rPr>
   </w:style>
-  <w:style w:type="paragraph" w:customStyle="1" w:styleId="F14F35E5DE5F4DE38617B9C7CCD1FCEF">
-    <w:name w:val="F14F35E5DE5F4DE38617B9C7CCD1FCEF"/>
-    <w:rsid w:val="00D855FC"/>
-  </w:style>
-  <w:style w:type="paragraph" w:customStyle="1" w:styleId="46A983F21FC54C78A9F8BBAD8E8D99F1">
-    <w:name w:val="46A983F21FC54C78A9F8BBAD8E8D99F1"/>
-    <w:rsid w:val="002D6D59"/>
+  <w:style w:type="paragraph" w:customStyle="1" w:styleId="9B3BA5505C4D49FE8933936B86513EDE">
+    <w:name w:val="9B3BA5505C4D49FE8933936B86513EDE"/>
+    <w:rsid w:val="006A2D6F"/>
+  </w:style>
+  <w:style w:type="paragraph" w:customStyle="1" w:styleId="6CA949F61E5A4BD9B06E5C8854ED0B19">
+    <w:name w:val="6CA949F61E5A4BD9B06E5C8854ED0B19"/>
+    <w:rsid w:val="006A2D6F"/>
   </w:style>
   <w:style w:type="paragraph" w:customStyle="1" w:styleId="0CCB450A212F4B07B5BC2C6439FCE639">
     <w:name w:val="0CCB450A212F4B07B5BC2C6439FCE639"/>
@@ -4464,6 +5130,118 @@
   <w:style w:type="paragraph" w:customStyle="1" w:styleId="E89AA59296584643BE2AFF07AA055572">
     <w:name w:val="E89AA59296584643BE2AFF07AA055572"/>
     <w:rsid w:val="00D773DD"/>
+  </w:style>
+  <w:style w:type="paragraph" w:customStyle="1" w:styleId="3767422DC5FC4D5E879DF08A3E24A73C">
+    <w:name w:val="3767422DC5FC4D5E879DF08A3E24A73C"/>
+    <w:rsid w:val="006A2D6F"/>
+  </w:style>
+  <w:style w:type="paragraph" w:customStyle="1" w:styleId="4BDD4EE7C2D44B38BB8DEC8350803133">
+    <w:name w:val="4BDD4EE7C2D44B38BB8DEC8350803133"/>
+    <w:rsid w:val="006A2D6F"/>
+  </w:style>
+  <w:style w:type="paragraph" w:customStyle="1" w:styleId="CB02297DBB444482BCC094CFFA584ED0">
+    <w:name w:val="CB02297DBB444482BCC094CFFA584ED0"/>
+    <w:rsid w:val="006A2D6F"/>
+  </w:style>
+  <w:style w:type="paragraph" w:customStyle="1" w:styleId="EFDD1BD50F1A4719A8AA11277396ACEC">
+    <w:name w:val="EFDD1BD50F1A4719A8AA11277396ACEC"/>
+    <w:rsid w:val="006A2D6F"/>
+  </w:style>
+  <w:style w:type="paragraph" w:customStyle="1" w:styleId="1CF05AC7D00040D1810CFE67842EB523">
+    <w:name w:val="1CF05AC7D00040D1810CFE67842EB523"/>
+    <w:rsid w:val="006A2D6F"/>
+  </w:style>
+  <w:style w:type="paragraph" w:customStyle="1" w:styleId="674DBCB2E2B34D9EADFAD667C15E6833">
+    <w:name w:val="674DBCB2E2B34D9EADFAD667C15E6833"/>
+    <w:rsid w:val="006A2D6F"/>
+  </w:style>
+  <w:style w:type="paragraph" w:customStyle="1" w:styleId="0E0B8666C66148889FD717D5ECF78938">
+    <w:name w:val="0E0B8666C66148889FD717D5ECF78938"/>
+    <w:rsid w:val="006A2D6F"/>
+  </w:style>
+  <w:style w:type="paragraph" w:customStyle="1" w:styleId="929AC50F4D7D42199EFF5F3BC00AECB2">
+    <w:name w:val="929AC50F4D7D42199EFF5F3BC00AECB2"/>
+    <w:rsid w:val="006A2D6F"/>
+  </w:style>
+  <w:style w:type="paragraph" w:customStyle="1" w:styleId="EDD6F12C48B843549BE15D06C403E9AD">
+    <w:name w:val="EDD6F12C48B843549BE15D06C403E9AD"/>
+    <w:rsid w:val="006A2D6F"/>
+  </w:style>
+  <w:style w:type="paragraph" w:customStyle="1" w:styleId="FBE4E9F8FED44457A2FC7FB55E72EBDE">
+    <w:name w:val="FBE4E9F8FED44457A2FC7FB55E72EBDE"/>
+    <w:rsid w:val="006A2D6F"/>
+  </w:style>
+  <w:style w:type="paragraph" w:customStyle="1" w:styleId="2B17CC4B7570456E80A5CC2C3BF01829">
+    <w:name w:val="2B17CC4B7570456E80A5CC2C3BF01829"/>
+    <w:rsid w:val="006A2D6F"/>
+  </w:style>
+  <w:style w:type="paragraph" w:customStyle="1" w:styleId="6221DDFC82E54D91B34E34B544386DA3">
+    <w:name w:val="6221DDFC82E54D91B34E34B544386DA3"/>
+    <w:rsid w:val="006A2D6F"/>
+  </w:style>
+  <w:style w:type="paragraph" w:customStyle="1" w:styleId="19F040F6864B48A599C11E15E63169CB">
+    <w:name w:val="19F040F6864B48A599C11E15E63169CB"/>
+    <w:rsid w:val="006A2D6F"/>
+  </w:style>
+  <w:style w:type="paragraph" w:customStyle="1" w:styleId="79CF619905ED4A029E02394C5DB96A90">
+    <w:name w:val="79CF619905ED4A029E02394C5DB96A90"/>
+    <w:rsid w:val="006A2D6F"/>
+  </w:style>
+  <w:style w:type="paragraph" w:customStyle="1" w:styleId="89A6856229794EB18EFD4B388834A3AE">
+    <w:name w:val="89A6856229794EB18EFD4B388834A3AE"/>
+    <w:rsid w:val="006A2D6F"/>
+  </w:style>
+  <w:style w:type="paragraph" w:customStyle="1" w:styleId="76494A0D615A4F6F8CAF6506B0486BC6">
+    <w:name w:val="76494A0D615A4F6F8CAF6506B0486BC6"/>
+    <w:rsid w:val="006A2D6F"/>
+  </w:style>
+  <w:style w:type="paragraph" w:customStyle="1" w:styleId="F76A7EA3722A4A529E0451006182A3B0">
+    <w:name w:val="F76A7EA3722A4A529E0451006182A3B0"/>
+    <w:rsid w:val="006A2D6F"/>
+  </w:style>
+  <w:style w:type="paragraph" w:customStyle="1" w:styleId="E2B6192B7C8B44698D0543E9A92C0267">
+    <w:name w:val="E2B6192B7C8B44698D0543E9A92C0267"/>
+    <w:rsid w:val="006A2D6F"/>
+  </w:style>
+  <w:style w:type="paragraph" w:customStyle="1" w:styleId="4B63C69D6D7C41D682DF1FFDD1EDEBC3">
+    <w:name w:val="4B63C69D6D7C41D682DF1FFDD1EDEBC3"/>
+    <w:rsid w:val="006A2D6F"/>
+  </w:style>
+  <w:style w:type="paragraph" w:customStyle="1" w:styleId="DF66177CBFFA47388B872CD7936BD8FF">
+    <w:name w:val="DF66177CBFFA47388B872CD7936BD8FF"/>
+    <w:rsid w:val="006A2D6F"/>
+  </w:style>
+  <w:style w:type="paragraph" w:customStyle="1" w:styleId="7427C850301144EDADD6A34A0BE51CB5">
+    <w:name w:val="7427C850301144EDADD6A34A0BE51CB5"/>
+    <w:rsid w:val="006A2D6F"/>
+  </w:style>
+  <w:style w:type="paragraph" w:customStyle="1" w:styleId="A25D382DC26A4A4FA94FF29C06D215F6">
+    <w:name w:val="A25D382DC26A4A4FA94FF29C06D215F6"/>
+    <w:rsid w:val="006A2D6F"/>
+  </w:style>
+  <w:style w:type="paragraph" w:customStyle="1" w:styleId="1E896787607645E0ABB983BFD537574D">
+    <w:name w:val="1E896787607645E0ABB983BFD537574D"/>
+    <w:rsid w:val="006A2D6F"/>
+  </w:style>
+  <w:style w:type="paragraph" w:customStyle="1" w:styleId="E4B2EB81AEE240A29F9975B31C6BE17B">
+    <w:name w:val="E4B2EB81AEE240A29F9975B31C6BE17B"/>
+    <w:rsid w:val="006A2D6F"/>
+  </w:style>
+  <w:style w:type="paragraph" w:customStyle="1" w:styleId="284F04A4C5B44E9FAF1D142E96EE0688">
+    <w:name w:val="284F04A4C5B44E9FAF1D142E96EE0688"/>
+    <w:rsid w:val="006A2D6F"/>
+  </w:style>
+  <w:style w:type="paragraph" w:customStyle="1" w:styleId="1BEAC63591D8421CBFD9F24D4CF63EEE">
+    <w:name w:val="1BEAC63591D8421CBFD9F24D4CF63EEE"/>
+    <w:rsid w:val="006A2D6F"/>
+  </w:style>
+  <w:style w:type="paragraph" w:customStyle="1" w:styleId="FC855B1C897846A49A609CA136B65228">
+    <w:name w:val="FC855B1C897846A49A609CA136B65228"/>
+    <w:rsid w:val="006A2D6F"/>
+  </w:style>
+  <w:style w:type="paragraph" w:customStyle="1" w:styleId="42E191C0690647B191CC0223A92899C0">
+    <w:name w:val="42E191C0690647B191CC0223A92899C0"/>
+    <w:rsid w:val="006A2D6F"/>
   </w:style>
 </w:styles>
 </file>
@@ -4810,954 +5588,952 @@
 </we:webextension>
 </file>
 
-<file path=customXml/item1.xml><?xml version="1.0" encoding="utf-8"?>
+<file path=customXml/item1.xml>��< ? x m l   v e r s i o n = " 1 . 0 "   e n c o d i n g = " u t f - 1 6 " ? > + 
+ < N a v W o r d R e p o r t X m l P a r t   x m l n s = " u r n : m i c r o s o f t - d y n a m i c s - n a v / r e p o r t s / Q l t y _ G e n e r a l _ P u r p o s e _ I n s p e c t / 2 0 4 0 5 / " > + 
+     < B C R e p o r t I n f o r m a t i o n > + 
+         < R e p o r t M e t a d a t a > + 
+             < E x t e n s i o n I d > E x t e n s i o n   I D < / E x t e n s i o n I d > + 
+             < E x t e n s i o n N a m e > E x t e n s i o n   N a m e < / E x t e n s i o n N a m e > + 
+             < E x t e n s i o n P u b l i s h e r > E x t e n s i o n   P u b l i s h e r < / E x t e n s i o n P u b l i s h e r > + 
+             < E x t e n s i o n V e r s i o n > E x t e n s i o n   V e r s i o n < / E x t e n s i o n V e r s i o n > + 
+             < R e p o r t I d > R e p o r t   I D < / R e p o r t I d > + 
+             < R e p o r t N a m e > R e p o r t   N a m e < / R e p o r t N a m e > + 
+             < A b o u t T h i s R e p o r t T i t l e > A b o u t   T h i s   R e p o r t   T i t l e < / A b o u t T h i s R e p o r t T i t l e > + 
+             < A b o u t T h i s R e p o r t T e x t > A b o u t   T h i s   R e p o r t   T e x t < / A b o u t T h i s R e p o r t T e x t > + 
+             < R e p o r t H e l p L i n k > R e p o r t   H e l p   L i n k < / R e p o r t H e l p L i n k > + 
+         < / R e p o r t M e t a d a t a > + 
+         < R e p o r t R e q u e s t > + 
+             < T e n a n t E n t r a I d > T e n a n t   E n t r a   I d < / T e n a n t E n t r a I d > + 
+             < E n v i r o n m e n t N a m e > E n v i r o n m e n t   N a m e < / E n v i r o n m e n t N a m e > + 
+             < E n v i r o n m e n t T y p e > E n v i r o n m e n t   T y p e < / E n v i r o n m e n t T y p e > + 
+             < C o m p a n y N a m e > C o m p a n y   N a m e < / C o m p a n y N a m e > + 
+             < C o m p a n y D i s p l a y N a m e > C o m p a n y   D i s p l a y   N a m e < / C o m p a n y D i s p l a y N a m e > + 
+             < C o m p a n y I d > C o m p a n y   I D < / C o m p a n y I d > + 
+             < U s e r N a m e > U s e r   N a m e < / U s e r N a m e > + 
+             < D a t e A n d T i m e > D a t e   a n d   T i m e < / D a t e A n d T i m e > + 
+             < L a n g u a g e > L a n g u a g e < / L a n g u a g e > + 
+             < F o r m a t R e g i o n > F o r m a t   R e g i o n < / F o r m a t R e g i o n > + 
+             < D a t e T i m e V a l u e s > + 
+                 < Y e a r > Y e a r < / Y e a r > + 
+                 < M o n t h N u m b e r > M o n t h   N u m b e r < / M o n t h N u m b e r > + 
+                 < D a y N u m b e r > D a y   N u m b e r < / D a y N u m b e r > + 
+                 < H o u r > H o u r < / H o u r > + 
+                 < M i n u t e > M i n u t e < / M i n u t e > + 
+             < / D a t e T i m e V a l u e s > + 
+         < / R e p o r t R e q u e s t > + 
+     < / B C R e p o r t I n f o r m a t i o n > + 
+     < L a b e l s > + 
+         < D a t e L a b e l > D a t e L a b e l < / D a t e L a b e l > + 
+         < F i n i s h e d B y L a b e l > F i n i s h e d B y L a b e l < / F i n i s h e d B y L a b e l > + 
+         < F i n i s h e d O n L a b e l > F i n i s h e d O n L a b e l < / F i n i s h e d O n L a b e l > + 
+         < I n s p e c t i o n L a b e l > I n s p e c t i o n L a b e l < / I n s p e c t i o n L a b e l > + 
+         < I t e m L a b e l > I t e m L a b e l < / I t e m L a b e l > + 
+         < I t e m T r a c k i n g L a b e l > I t e m T r a c k i n g L a b e l < / I t e m T r a c k i n g L a b e l > + 
+         < L a s t M o d i f i e d B y L a b e l > L a s t M o d i f i e d B y L a b e l < / L a s t M o d i f i e d B y L a b e l > + 
+         < P a g e L a b e l > P a g e L a b e l < / P a g e L a b e l > + 
+         < R e p o r t T i t l e L a b e l > R e p o r t T i t l e L a b e l < / R e p o r t T i t l e L a b e l > + 
+         < R e s u l t L a b e l > R e s u l t L a b e l < / R e s u l t L a b e l > + 
+         < T e s t L a b e l > T e s t L a b e l < / T e s t L a b e l > + 
+         < T e s t V a l u e L a b e l > T e s t V a l u e L a b e l < / T e s t V a l u e L a b e l > + 
+     < / L a b e l s > + 
+     < C u r r e n t I n s p e c t i o n > + 
+         < A p p r o v e r N a m e L a b e l > A p p r o v e r N a m e L a b e l < / A p p r o v e r N a m e L a b e l > + 
+         < A p p r o v e r S i g n a t u r e L a b e l > A p p r o v e r S i g n a t u r e L a b e l < / A p p r o v e r S i g n a t u r e L a b e l > + 
+         < C O A C o n t a c t _ A l l > C O A C o n t a c t _ A l l < / C O A C o n t a c t _ A l l > + 
+         < C O A C o n t a c t _ R o w 1 > C O A C o n t a c t _ R o w 1 < / C O A C o n t a c t _ R o w 1 > + 
+         < C O A C o n t a c t _ R o w 2 > C O A C o n t a c t _ R o w 2 < / C O A C o n t a c t _ R o w 2 > + 
+         < C O A C o n t a c t _ R o w 3 > C O A C o n t a c t _ R o w 3 < / C O A C o n t a c t _ R o w 3 > + 
+         < C O A C o n t a c t _ R o w 4 > C O A C o n t a c t _ R o w 4 < / C O A C o n t a c t _ R o w 4 > + 
+         < C O A C o n t a c t _ R o w 5 > C O A C o n t a c t _ R o w 5 < / C O A C o n t a c t _ R o w 5 > + 
+         < C O A C o n t a c t _ R o w 6 > C O A C o n t a c t _ R o w 6 < / C O A C o n t a c t _ R o w 6 > + 
+         < C O A C o n t a c t _ R o w 7 > C O A C o n t a c t _ R o w 7 < / C O A C o n t a c t _ R o w 7 > + 
+         < C O A C o n t a c t _ R o w 8 > C O A C o n t a c t _ R o w 8 < / C O A C o n t a c t _ R o w 8 > + 
+         < C o m p a n y I n f o r m a t i o n _ A l l > C o m p a n y I n f o r m a t i o n _ A l l < / C o m p a n y I n f o r m a t i o n _ A l l > + 
+         < C o m p a n y I n f o r m a t i o n _ R o w 1 > C o m p a n y I n f o r m a t i o n _ R o w 1 < / C o m p a n y I n f o r m a t i o n _ R o w 1 > + 
+         < C o m p a n y I n f o r m a t i o n _ R o w 2 > C o m p a n y I n f o r m a t i o n _ R o w 2 < / C o m p a n y I n f o r m a t i o n _ R o w 2 > + 
+         < C o m p a n y I n f o r m a t i o n _ R o w 3 > C o m p a n y I n f o r m a t i o n _ R o w 3 < / C o m p a n y I n f o r m a t i o n _ R o w 3 > + 
+         < C o m p a n y I n f o r m a t i o n _ R o w 4 > C o m p a n y I n f o r m a t i o n _ R o w 4 < / C o m p a n y I n f o r m a t i o n _ R o w 4 > + 
+         < C o m p a n y I n f o r m a t i o n _ R o w 5 > C o m p a n y I n f o r m a t i o n _ R o w 5 < / C o m p a n y I n f o r m a t i o n _ R o w 5 > + 
+         < C o m p a n y I n f o r m a t i o n _ R o w 6 > C o m p a n y I n f o r m a t i o n _ R o w 6 < / C o m p a n y I n f o r m a t i o n _ R o w 6 > + 
+         < C o m p a n y I n f o r m a t i o n _ R o w 7 > C o m p a n y I n f o r m a t i o n _ R o w 7 < / C o m p a n y I n f o r m a t i o n _ R o w 7 > + 
+         < C o m p a n y I n f o r m a t i o n _ R o w 8 > C o m p a n y I n f o r m a t i o n _ R o w 8 < / C o m p a n y I n f o r m a t i o n _ R o w 8 > + 
+         < C o m p a n y L o g o   / > + 
+         < E m a i l L a b e l > E m a i l L a b e l < / E m a i l L a b e l > + 
+         < E m a i l V a l u e > E m a i l V a l u e < / E m a i l V a l u e > + 
+         < F i n i s h e d B y N a m e L a b e l > F i n i s h e d B y N a m e L a b e l < / F i n i s h e d B y N a m e L a b e l > + 
+         < F i n i s h e d B y S i g n a t u r e L a b e l > F i n i s h e d B y S i g n a t u r e L a b e l < / F i n i s h e d B y S i g n a t u r e L a b e l > + 
+         < H o m e P a g e L a b e l > H o m e P a g e L a b e l < / H o m e P a g e L a b e l > + 
+         < H o m e P a g e V a l u e > H o m e P a g e V a l u e < / H o m e P a g e V a l u e > + 
+         < I n s p e c t i o n I n f o r m a t i o n > I n s p e c t i o n I n f o r m a t i o n < / I n s p e c t i o n I n f o r m a t i o n > + 
+         < I t e m D e s c r i p t i o n > I t e m D e s c r i p t i o n < / I t e m D e s c r i p t i o n > + 
+         < I t e m T r a c k i n g D e s c r i p t i o n > I t e m T r a c k i n g D e s c r i p t i o n < / I t e m T r a c k i n g D e s c r i p t i o n > + 
+         < P h o n e N o L a b e l > P h o n e N o L a b e l < / P h o n e N o L a b e l > + 
+         < P h o n e N o V a l u e > P h o n e N o V a l u e < / P h o n e N o V a l u e > + 
+         < Q l t y I n s p e c t i o n T e m p l a t e _ D e s c r i p t i o n > Q l t y I n s p e c t i o n T e m p l a t e _ D e s c r i p t i o n < / Q l t y I n s p e c t i o n T e m p l a t e _ D e s c r i p t i o n > + 
+         < Q l t y I n s p e c t i o n _ A p p r o v e r _ N a m e > Q l t y I n s p e c t i o n _ A p p r o v e r _ N a m e < / Q l t y I n s p e c t i o n _ A p p r o v e r _ N a m e > + 
+         < Q l t y I n s p e c t i o n _ A p p r o v e r _ T i t l e > Q l t y I n s p e c t i o n _ A p p r o v e r _ T i t l e < / Q l t y I n s p e c t i o n _ A p p r o v e r _ T i t l e > + 
+         < Q l t y I n s p e c t i o n _ D e s c r i p t i o n > Q l t y I n s p e c t i o n _ D e s c r i p t i o n < / Q l t y I n s p e c t i o n _ D e s c r i p t i o n > + 
+         < Q l t y I n s p e c t i o n _ F i n i s h e d _ B y _ E m a i l > Q l t y I n s p e c t i o n _ F i n i s h e d _ B y _ E m a i l < / Q l t y I n s p e c t i o n _ F i n i s h e d _ B y _ E m a i l > + 
+         < Q l t y I n s p e c t i o n _ F i n i s h e d _ B y _ P h o n e > Q l t y I n s p e c t i o n _ F i n i s h e d _ B y _ P h o n e < / Q l t y I n s p e c t i o n _ F i n i s h e d _ B y _ P h o n e > + 
+         < Q l t y I n s p e c t i o n _ F i n i s h e d _ B y _ T i t l e > Q l t y I n s p e c t i o n _ F i n i s h e d _ B y _ T i t l e < / Q l t y I n s p e c t i o n _ F i n i s h e d _ B y _ T i t l e > + 
+         < Q l t y I n s p e c t i o n _ F i n i s h e d _ B y _ U s e r N a m e > Q l t y I n s p e c t i o n _ F i n i s h e d _ B y _ U s e r N a m e < / Q l t y I n s p e c t i o n _ F i n i s h e d _ B y _ U s e r N a m e > + 
+         < Q l t y I n s p e c t i o n _ F i n i s h e d _ B y _ U s e r _ I D > Q l t y I n s p e c t i o n _ F i n i s h e d _ B y _ U s e r _ I D < / Q l t y I n s p e c t i o n _ F i n i s h e d _ B y _ U s e r _ I D > + 
+         < Q l t y I n s p e c t i o n _ F i n i s h e d _ D a t e > Q l t y I n s p e c t i o n _ F i n i s h e d _ D a t e < / Q l t y I n s p e c t i o n _ F i n i s h e d _ D a t e > + 
+         < Q l t y I n s p e c t i o n _ N o > Q l t y I n s p e c t i o n _ N o < / Q l t y I n s p e c t i o n _ N o > + 
+         < Q l t y I n s p e c t i o n _ R e i n s p e c t i o n N o > Q l t y I n s p e c t i o n _ R e i n s p e c t i o n N o < / Q l t y I n s p e c t i o n _ R e i n s p e c t i o n N o > + 
+         < Q l t y I n s p e c t i o n _ R e s u l t _ C o d e > Q l t y I n s p e c t i o n _ R e s u l t _ C o d e < / Q l t y I n s p e c t i o n _ R e s u l t _ C o d e > + 
+         < Q l t y I n s p e c t i o n _ R e s u l t _ D e s c r i p t i o n > Q l t y I n s p e c t i o n _ R e s u l t _ D e s c r i p t i o n < / Q l t y I n s p e c t i o n _ R e s u l t _ D e s c r i p t i o n > + 
+         < Q l t y I n s p e c t i o n _ S o u r c e _ C u s t o m _ 1 > Q l t y I n s p e c t i o n _ S o u r c e _ C u s t o m _ 1 < / Q l t y I n s p e c t i o n _ S o u r c e _ C u s t o m _ 1 > + 
+         < Q l t y I n s p e c t i o n _ S o u r c e _ C u s t o m _ 1 0 > Q l t y I n s p e c t i o n _ S o u r c e _ C u s t o m _ 1 0 < / Q l t y I n s p e c t i o n _ S o u r c e _ C u s t o m _ 1 0 > + 
+         < Q l t y I n s p e c t i o n _ S o u r c e _ C u s t o m _ 2 > Q l t y I n s p e c t i o n _ S o u r c e _ C u s t o m _ 2 < / Q l t y I n s p e c t i o n _ S o u r c e _ C u s t o m _ 2 > + 
+         < Q l t y I n s p e c t i o n _ S o u r c e _ C u s t o m _ 3 > Q l t y I n s p e c t i o n _ S o u r c e _ C u s t o m _ 3 < / Q l t y I n s p e c t i o n _ S o u r c e _ C u s t o m _ 3 > + 
+         < Q l t y I n s p e c t i o n _ S o u r c e _ C u s t o m _ 4 > Q l t y I n s p e c t i o n _ S o u r c e _ C u s t o m _ 4 < / Q l t y I n s p e c t i o n _ S o u r c e _ C u s t o m _ 4 > + 
+         < Q l t y I n s p e c t i o n _ S o u r c e _ C u s t o m _ 5 > Q l t y I n s p e c t i o n _ S o u r c e _ C u s t o m _ 5 < / Q l t y I n s p e c t i o n _ S o u r c e _ C u s t o m _ 5 > + 
+         < Q l t y I n s p e c t i o n _ S o u r c e _ C u s t o m _ 6 > Q l t y I n s p e c t i o n _ S o u r c e _ C u s t o m _ 6 < / Q l t y I n s p e c t i o n _ S o u r c e _ C u s t o m _ 6 > + 
+         < Q l t y I n s p e c t i o n _ S o u r c e _ C u s t o m _ 7 > Q l t y I n s p e c t i o n _ S o u r c e _ C u s t o m _ 7 < / Q l t y I n s p e c t i o n _ S o u r c e _ C u s t o m _ 7 > + 
+         < Q l t y I n s p e c t i o n _ S o u r c e _ C u s t o m _ 8 > Q l t y I n s p e c t i o n _ S o u r c e _ C u s t o m _ 8 < / Q l t y I n s p e c t i o n _ S o u r c e _ C u s t o m _ 8 > + 
+         < Q l t y I n s p e c t i o n _ S o u r c e _ C u s t o m _ 9 > Q l t y I n s p e c t i o n _ S o u r c e _ C u s t o m _ 9 < / Q l t y I n s p e c t i o n _ S o u r c e _ C u s t o m _ 9 > + 
+         < Q l t y I n s p e c t i o n _ S o u r c e _ D o c u m e n t _ N o _ > Q l t y I n s p e c t i o n _ S o u r c e _ D o c u m e n t _ N o _ < / Q l t y I n s p e c t i o n _ S o u r c e _ D o c u m e n t _ N o _ > + 
+         < Q l t y I n s p e c t i o n _ S o u r c e _ I t e m _ D e s c r i p t i o n > Q l t y I n s p e c t i o n _ S o u r c e _ I t e m _ D e s c r i p t i o n < / Q l t y I n s p e c t i o n _ S o u r c e _ I t e m _ D e s c r i p t i o n > + 
+         < Q l t y I n s p e c t i o n _ S o u r c e _ I t e m _ D e s c r i p t i o n 2 > Q l t y I n s p e c t i o n _ S o u r c e _ I t e m _ D e s c r i p t i o n 2 < / Q l t y I n s p e c t i o n _ S o u r c e _ I t e m _ D e s c r i p t i o n 2 > + 
+         < Q l t y I n s p e c t i o n _ S o u r c e _ I t e m _ N o _ > Q l t y I n s p e c t i o n _ S o u r c e _ I t e m _ N o _ < / Q l t y I n s p e c t i o n _ S o u r c e _ I t e m _ N o _ > + 
+         < Q l t y I n s p e c t i o n _ S o u r c e _ L o t _ N o _ > Q l t y I n s p e c t i o n _ S o u r c e _ L o t _ N o _ < / Q l t y I n s p e c t i o n _ S o u r c e _ L o t _ N o _ > + 
+         < Q l t y I n s p e c t i o n _ S o u r c e _ P a c k a g e _ N o _ > Q l t y I n s p e c t i o n _ S o u r c e _ P a c k a g e _ N o _ < / Q l t y I n s p e c t i o n _ S o u r c e _ P a c k a g e _ N o _ > + 
+         < Q l t y I n s p e c t i o n _ S o u r c e _ S e r i a l _ N o _ > Q l t y I n s p e c t i o n _ S o u r c e _ S e r i a l _ N o _ < / Q l t y I n s p e c t i o n _ S o u r c e _ S e r i a l _ N o _ > + 
+         < Q l t y I n s p e c t i o n _ S o u r c e _ T a s k _ N o _ > Q l t y I n s p e c t i o n _ S o u r c e _ T a s k _ N o _ < / Q l t y I n s p e c t i o n _ S o u r c e _ T a s k _ N o _ > + 
+         < Q l t y I n s p e c t i o n _ S o u r c e _ V a r i a n t _ C o d e > Q l t y I n s p e c t i o n _ S o u r c e _ V a r i a n t _ C o d e < / Q l t y I n s p e c t i o n _ S o u r c e _ V a r i a n t _ C o d e > + 
+         < Q l t y I n s p e c t i o n _ S t a t u s > Q l t y I n s p e c t i o n _ S t a t u s < / Q l t y I n s p e c t i o n _ S t a t u s > + 
+         < R e i n s p e c t i o n S e q u e n c e I n f o r m a t i o n > R e i n s p e c t i o n S e q u e n c e I n f o r m a t i o n < / R e i n s p e c t i o n S e q u e n c e I n f o r m a t i o n > + 
+         < C u r r e n t I n s p e c t i o n L i n e > + 
+             < C a r r i a g e R e t u r n P e r s o n F i e l d D e t a i l s > C a r r i a g e R e t u r n P e r s o n F i e l d D e t a i l s < / C a r r i a g e R e t u r n P e r s o n F i e l d D e t a i l s > + 
+             < C o n d i t i o n L a b e l _ 1 > C o n d i t i o n L a b e l _ 1 < / C o n d i t i o n L a b e l _ 1 > + 
+             < C o n d i t i o n L a b e l _ 2 > C o n d i t i o n L a b e l _ 2 < / C o n d i t i o n L a b e l _ 2 > + 
+             < F i e l d _ C o d e > F i e l d _ C o d e < / F i e l d _ C o d e > + 
+             < F i e l d _ D e s c r i p t i o n > F i e l d _ D e s c r i p t i o n < / F i e l d _ D e s c r i p t i o n > + 
+             < F i e l d _ E n t e r e d B y N a m e A n d T i m e s t a m p > F i e l d _ E n t e r e d B y N a m e A n d T i m e s t a m p < / F i e l d _ E n t e r e d B y N a m e A n d T i m e s t a m p > + 
+             < F i e l d _ H a s E n t e r e d V a l u e > F i e l d _ H a s E n t e r e d V a l u e < / F i e l d _ H a s E n t e r e d V a l u e > + 
+             < F i e l d _ I f P e r s o n E m a i l > F i e l d _ I f P e r s o n E m a i l < / F i e l d _ I f P e r s o n E m a i l > + 
+             < F i e l d _ I f P e r s o n N a m e > F i e l d _ I f P e r s o n N a m e < / F i e l d _ I f P e r s o n N a m e > + 
+             < F i e l d _ I f P e r s o n P h o n e > F i e l d _ I f P e r s o n P h o n e < / F i e l d _ I f P e r s o n P h o n e > + 
+             < F i e l d _ I f P e r s o n T i t l e > F i e l d _ I f P e r s o n T i t l e < / F i e l d _ I f P e r s o n T i t l e > + 
+             < F i e l d _ I s L a b e l > F i e l d _ I s L a b e l < / F i e l d _ I s L a b e l > + 
+             < F i e l d _ I s P e r s o n F i e l d > F i e l d _ I s P e r s o n F i e l d < / F i e l d _ I s P e r s o n F i e l d > + 
+             < F i e l d _ I s T e x t > F i e l d _ I s T e x t < / F i e l d _ I s T e x t > + 
+             < F i e l d _ L i n e C o m m e n t a r y > F i e l d _ L i n e C o m m e n t a r y < / F i e l d _ L i n e C o m m e n t a r y > + 
+             < F i e l d _ M o d i f i e d B y U s e r E m a i l > F i e l d _ M o d i f i e d B y U s e r E m a i l < / F i e l d _ M o d i f i e d B y U s e r E m a i l > + 
+             < F i e l d _ M o d i f i e d B y U s e r I D > F i e l d _ M o d i f i e d B y U s e r I D < / F i e l d _ M o d i f i e d B y U s e r I D > + 
+             < F i e l d _ M o d i f i e d B y U s e r J o b T i t l e > F i e l d _ M o d i f i e d B y U s e r J o b T i t l e < / F i e l d _ M o d i f i e d B y U s e r J o b T i t l e > + 
+             < F i e l d _ M o d i f i e d B y U s e r N a m e > F i e l d _ M o d i f i e d B y U s e r N a m e < / F i e l d _ M o d i f i e d B y U s e r N a m e > + 
+             < F i e l d _ M o d i f i e d B y U s e r P h o n e > F i e l d _ M o d i f i e d B y U s e r P h o n e < / F i e l d _ M o d i f i e d B y U s e r P h o n e > + 
+             < F i e l d _ M o d i f i e d D a t e T i m e > F i e l d _ M o d i f i e d D a t e T i m e < / F i e l d _ M o d i f i e d D a t e T i m e > + 
+             < F i e l d _ T y p e > F i e l d _ T y p e < / F i e l d _ T y p e > + 
+             < I f P e r s o n D e s c r i p t i o n > I f P e r s o n D e s c r i p t i o n < / I f P e r s o n D e s c r i p t i o n > + 
+             < I f P e r s o n M o d i f i e d B y U s e r E m a i l > I f P e r s o n M o d i f i e d B y U s e r E m a i l < / I f P e r s o n M o d i f i e d B y U s e r E m a i l > + 
+             < I f P e r s o n M o d i f i e d D a t e T i m e > I f P e r s o n M o d i f i e d D a t e T i m e < / I f P e r s o n M o d i f i e d D a t e T i m e > + 
+             < L a b e l F i e l d _ D e s c r i p t i o n > L a b e l F i e l d _ D e s c r i p t i o n < / L a b e l F i e l d _ D e s c r i p t i o n > + 
+             < N u m e r i c _ V a l u e > N u m e r i c _ V a l u e < / N u m e r i c _ V a l u e > + 
+             < P r o m p t e d R e s u l t C a p t i o n _ 1 > P r o m p t e d R e s u l t C a p t i o n _ 1 < / P r o m p t e d R e s u l t C a p t i o n _ 1 > + 
+             < P r o m p t e d R e s u l t C a p t i o n _ 1 0 > P r o m p t e d R e s u l t C a p t i o n _ 1 0 < / P r o m p t e d R e s u l t C a p t i o n _ 1 0 > + 
+             < P r o m p t e d R e s u l t C a p t i o n _ 2 > P r o m p t e d R e s u l t C a p t i o n _ 2 < / P r o m p t e d R e s u l t C a p t i o n _ 2 > + 
+             < P r o m p t e d R e s u l t C a p t i o n _ 3 > P r o m p t e d R e s u l t C a p t i o n _ 3 < / P r o m p t e d R e s u l t C a p t i o n _ 3 > + 
+             < P r o m p t e d R e s u l t C a p t i o n _ 4 > P r o m p t e d R e s u l t C a p t i o n _ 4 < / P r o m p t e d R e s u l t C a p t i o n _ 4 > + 
+             < P r o m p t e d R e s u l t C a p t i o n _ 5 > P r o m p t e d R e s u l t C a p t i o n _ 5 < / P r o m p t e d R e s u l t C a p t i o n _ 5 > + 
+             < P r o m p t e d R e s u l t C a p t i o n _ 6 > P r o m p t e d R e s u l t C a p t i o n _ 6 < / P r o m p t e d R e s u l t C a p t i o n _ 6 > + 
+             < P r o m p t e d R e s u l t C a p t i o n _ 7 > P r o m p t e d R e s u l t C a p t i o n _ 7 < / P r o m p t e d R e s u l t C a p t i o n _ 7 > + 
+             < P r o m p t e d R e s u l t C a p t i o n _ 8 > P r o m p t e d R e s u l t C a p t i o n _ 8 < / P r o m p t e d R e s u l t C a p t i o n _ 8 > + 
+             < P r o m p t e d R e s u l t C a p t i o n _ 9 > P r o m p t e d R e s u l t C a p t i o n _ 9 < / P r o m p t e d R e s u l t C a p t i o n _ 9 > + 
+             < P r o m p t e d R e s u l t C o n d i t i o n D e s c r i p t i o n _ 1 > P r o m p t e d R e s u l t C o n d i t i o n D e s c r i p t i o n _ 1 < / P r o m p t e d R e s u l t C o n d i t i o n D e s c r i p t i o n _ 1 > + 
+             < P r o m p t e d R e s u l t C o n d i t i o n D e s c r i p t i o n _ 1 0 > P r o m p t e d R e s u l t C o n d i t i o n D e s c r i p t i o n _ 1 0 < / P r o m p t e d R e s u l t C o n d i t i o n D e s c r i p t i o n _ 1 0 > + 
+             < P r o m p t e d R e s u l t C o n d i t i o n D e s c r i p t i o n _ 2 > P r o m p t e d R e s u l t C o n d i t i o n D e s c r i p t i o n _ 2 < / P r o m p t e d R e s u l t C o n d i t i o n D e s c r i p t i o n _ 2 > + 
+             < P r o m p t e d R e s u l t C o n d i t i o n D e s c r i p t i o n _ 3 > P r o m p t e d R e s u l t C o n d i t i o n D e s c r i p t i o n _ 3 < / P r o m p t e d R e s u l t C o n d i t i o n D e s c r i p t i o n _ 3 > + 
+             < P r o m p t e d R e s u l t C o n d i t i o n D e s c r i p t i o n _ 4 > P r o m p t e d R e s u l t C o n d i t i o n D e s c r i p t i o n _ 4 < / P r o m p t e d R e s u l t C o n d i t i o n D e s c r i p t i o n _ 4 > + 
+             < P r o m p t e d R e s u l t C o n d i t i o n D e s c r i p t i o n _ 5 > P r o m p t e d R e s u l t C o n d i t i o n D e s c r i p t i o n _ 5 < / P r o m p t e d R e s u l t C o n d i t i o n D e s c r i p t i o n _ 5 > + 
+             < P r o m p t e d R e s u l t C o n d i t i o n D e s c r i p t i o n _ 6 > P r o m p t e d R e s u l t C o n d i t i o n D e s c r i p t i o n _ 6 < / P r o m p t e d R e s u l t C o n d i t i o n D e s c r i p t i o n _ 6 > + 
+             < P r o m p t e d R e s u l t C o n d i t i o n D e s c r i p t i o n _ 7 > P r o m p t e d R e s u l t C o n d i t i o n D e s c r i p t i o n _ 7 < / P r o m p t e d R e s u l t C o n d i t i o n D e s c r i p t i o n _ 7 > + 
+             < P r o m p t e d R e s u l t C o n d i t i o n D e s c r i p t i o n _ 8 > P r o m p t e d R e s u l t C o n d i t i o n D e s c r i p t i o n _ 8 < / P r o m p t e d R e s u l t C o n d i t i o n D e s c r i p t i o n _ 8 > + 
+             < P r o m p t e d R e s u l t C o n d i t i o n D e s c r i p t i o n _ 9 > P r o m p t e d R e s u l t C o n d i t i o n D e s c r i p t i o n _ 9 < / P r o m p t e d R e s u l t C o n d i t i o n D e s c r i p t i o n _ 9 > + 
+             < P r o m p t e d R e s u l t V i s i b l e _ 1 > P r o m p t e d R e s u l t V i s i b l e _ 1 < / P r o m p t e d R e s u l t V i s i b l e _ 1 > + 
+             < P r o m p t e d R e s u l t V i s i b l e _ 1 0 > P r o m p t e d R e s u l t V i s i b l e _ 1 0 < / P r o m p t e d R e s u l t V i s i b l e _ 1 0 > + 
+             < P r o m p t e d R e s u l t V i s i b l e _ 2 > P r o m p t e d R e s u l t V i s i b l e _ 2 < / P r o m p t e d R e s u l t V i s i b l e _ 2 > + 
+             < P r o m p t e d R e s u l t V i s i b l e _ 3 > P r o m p t e d R e s u l t V i s i b l e _ 3 < / P r o m p t e d R e s u l t V i s i b l e _ 3 > + 
+             < P r o m p t e d R e s u l t V i s i b l e _ 4 > P r o m p t e d R e s u l t V i s i b l e _ 4 < / P r o m p t e d R e s u l t V i s i b l e _ 4 > + 
+             < P r o m p t e d R e s u l t V i s i b l e _ 5 > P r o m p t e d R e s u l t V i s i b l e _ 5 < / P r o m p t e d R e s u l t V i s i b l e _ 5 > + 
+             < P r o m p t e d R e s u l t V i s i b l e _ 6 > P r o m p t e d R e s u l t V i s i b l e _ 6 < / P r o m p t e d R e s u l t V i s i b l e _ 6 > + 
+             < P r o m p t e d R e s u l t V i s i b l e _ 7 > P r o m p t e d R e s u l t V i s i b l e _ 7 < / P r o m p t e d R e s u l t V i s i b l e _ 7 > + 
+             < P r o m p t e d R e s u l t V i s i b l e _ 8 > P r o m p t e d R e s u l t V i s i b l e _ 8 < / P r o m p t e d R e s u l t V i s i b l e _ 8 > + 
+             < P r o m p t e d R e s u l t V i s i b l e _ 9 > P r o m p t e d R e s u l t V i s i b l e _ 9 < / P r o m p t e d R e s u l t V i s i b l e _ 9 > + 
+             < T e s t _ R e s u l t > T e s t _ R e s u l t < / T e s t _ R e s u l t > + 
+             < T e s t _ R e s u l t D e s c r i p t i o n > T e s t _ R e s u l t D e s c r i p t i o n < / T e s t _ R e s u l t D e s c r i p t i o n > + 
+             < T e s t _ V a l u e > T e s t _ V a l u e < / T e s t _ V a l u e > + 
+             < W o r d D e s c r i p t i o n > W o r d D e s c r i p t i o n < / W o r d D e s c r i p t i o n > + 
+             < W o r d M o d i f i e d B y U s e r N a m e > W o r d M o d i f i e d B y U s e r N a m e < / W o r d M o d i f i e d B y U s e r N a m e > + 
+             < W o r d M o d i f i e d D a t e T i m e > W o r d M o d i f i e d D a t e T i m e < / W o r d M o d i f i e d D a t e T i m e > + 
+             < W o r d T e s t V a l u e > W o r d T e s t V a l u e < / W o r d T e s t V a l u e > + 
+         < / C u r r e n t I n s p e c t i o n L i n e > + 
+     < / C u r r e n t I n s p e c t i o n > + 
+ < / N a v W o r d R e p o r t X m l P a r t > 
+</file>
+
+<file path=customXml/item2.xml>��< ? x m l   v e r s i o n = " 1 . 0 "   e n c o d i n g = " u t f - 1 6 " ? > < N a v W o r d R e p o r t X m l P a r t   x m l n s = " u r n : m i c r o s o f t - d y n a m i c s - b u s i n e s s c e n t r a l / i n t e r n a l / e x t e n d e d / r e p o r t s / Q l t y _ G e n e r a l _ P u r p o s e _ I n s p e c t / 2 0 4 0 5 / " > + 
+     < B C R e p o r t I n f o r m a t i o n > + 
+         < R e p o r t M e t a d a t a > + 
+             < E x t e n s i o n I d > E x t e n s i o n   I D < / E x t e n s i o n I d > + 
+             < E x t e n s i o n N a m e > E x t e n s i o n   N a m e < / E x t e n s i o n N a m e > + 
+             < E x t e n s i o n P u b l i s h e r > E x t e n s i o n   P u b l i s h e r < / E x t e n s i o n P u b l i s h e r > + 
+             < E x t e n s i o n V e r s i o n > E x t e n s i o n   V e r s i o n < / E x t e n s i o n V e r s i o n > + 
+             < R e p o r t I d > R e p o r t   I D < / R e p o r t I d > + 
+             < R e p o r t N a m e > R e p o r t   N a m e < / R e p o r t N a m e > + 
+             < A b o u t T h i s R e p o r t T i t l e > A b o u t   T h i s   R e p o r t   T i t l e < / A b o u t T h i s R e p o r t T i t l e > + 
+             < A b o u t T h i s R e p o r t T e x t > A b o u t   T h i s   R e p o r t   T e x t < / A b o u t T h i s R e p o r t T e x t > + 
+             < R e p o r t H e l p L i n k > R e p o r t   H e l p   L i n k < / R e p o r t H e l p L i n k > + 
+         < / R e p o r t M e t a d a t a > + 
+         < R e p o r t R e q u e s t > + 
+             < T e n a n t E n t r a I d > T e n a n t   E n t r a   I d < / T e n a n t E n t r a I d > + 
+             < E n v i r o n m e n t N a m e > E n v i r o n m e n t   N a m e < / E n v i r o n m e n t N a m e > + 
+             < E n v i r o n m e n t T y p e > E n v i r o n m e n t   T y p e < / E n v i r o n m e n t T y p e > + 
+             < C o m p a n y N a m e > C o m p a n y   N a m e < / C o m p a n y N a m e > + 
+             < C o m p a n y D i s p l a y N a m e > C o m p a n y   D i s p l a y   N a m e < / C o m p a n y D i s p l a y N a m e > + 
+             < C o m p a n y I d > C o m p a n y   I D < / C o m p a n y I d > + 
+             < U s e r N a m e > U s e r   N a m e < / U s e r N a m e > + 
+             < D a t e A n d T i m e > D a t e   a n d   T i m e < / D a t e A n d T i m e > + 
+             < L a n g u a g e > L a n g u a g e < / L a n g u a g e > + 
+             < F o r m a t R e g i o n > F o r m a t   R e g i o n < / F o r m a t R e g i o n > + 
+             < D a t e T i m e V a l u e s > + 
+                 < Y e a r > Y e a r < / Y e a r > + 
+                 < M o n t h N u m b e r > M o n t h   N u m b e r < / M o n t h N u m b e r > + 
+                 < D a y N u m b e r > D a y   N u m b e r < / D a y N u m b e r > + 
+                 < H o u r > H o u r < / H o u r > + 
+                 < M i n u t e > M i n u t e < / M i n u t e > + 
+             < / D a t e T i m e V a l u e s > + 
+         < / R e p o r t R e q u e s t > + 
+     < / B C R e p o r t I n f o r m a t i o n > + 
+     < L a b e l s > + 
+         < D a t e L a b e l   E l e m e n t T y p e = " P a r a m e t e r "   E l e m e n t I d = " 7 9 3 8 1 7 7 7 7 "   D a t a T y p e = " S t r i n g " > D a t e L a b e l < / D a t e L a b e l > + 
+         < F i n i s h e d B y L a b e l   E l e m e n t T y p e = " P a r a m e t e r "   E l e m e n t I d = " 1 2 1 8 3 5 9 1 8 "   D a t a T y p e = " S t r i n g " > F i n i s h e d B y L a b e l < / F i n i s h e d B y L a b e l > + 
+         < F i n i s h e d O n L a b e l   E l e m e n t T y p e = " P a r a m e t e r "   E l e m e n t I d = " 1 9 3 5 3 2 6 4 3 2 "   D a t a T y p e = " S t r i n g " > F i n i s h e d O n L a b e l < / F i n i s h e d O n L a b e l > + 
+         < I n s p e c t i o n L a b e l   E l e m e n t T y p e = " P a r a m e t e r "   E l e m e n t I d = " 1 5 4 9 8 3 1 5 2 5 "   D a t a T y p e = " S t r i n g " > I n s p e c t i o n L a b e l < / I n s p e c t i o n L a b e l > + 
+         < I t e m L a b e l   E l e m e n t T y p e = " P a r a m e t e r "   E l e m e n t I d = " 1 0 8 2 0 2 8 9 7 4 "   D a t a T y p e = " S t r i n g " > I t e m L a b e l < / I t e m L a b e l > + 
+         < I t e m T r a c k i n g L a b e l   E l e m e n t T y p e = " P a r a m e t e r "   E l e m e n t I d = " 9 3 5 5 3 4 6 7 1 "   D a t a T y p e = " S t r i n g " > I t e m T r a c k i n g L a b e l < / I t e m T r a c k i n g L a b e l > + 
+         < L a s t M o d i f i e d B y L a b e l   E l e m e n t T y p e = " P a r a m e t e r "   E l e m e n t I d = " 9 3 1 4 2 8 2 9 1 "   D a t a T y p e = " S t r i n g " > L a s t M o d i f i e d B y L a b e l < / L a s t M o d i f i e d B y L a b e l > + 
+         < P a g e L a b e l   E l e m e n t T y p e = " P a r a m e t e r "   E l e m e n t I d = " 1 8 8 0 8 2 7 5 0 4 "   D a t a T y p e = " S t r i n g " > P a g e L a b e l < / P a g e L a b e l > + 
+         < R e p o r t T i t l e L a b e l   E l e m e n t T y p e = " P a r a m e t e r "   E l e m e n t I d = " 1 2 9 7 0 8 9 6 2 7 "   D a t a T y p e = " S t r i n g " > R e p o r t T i t l e L a b e l < / R e p o r t T i t l e L a b e l > + 
+         < R e s u l t L a b e l   E l e m e n t T y p e = " P a r a m e t e r "   E l e m e n t I d = " 4 0 7 6 0 6 8 8 6 "   D a t a T y p e = " S t r i n g " > R e s u l t L a b e l < / R e s u l t L a b e l > + 
+         < T e s t L a b e l   E l e m e n t T y p e = " P a r a m e t e r "   E l e m e n t I d = " 1 5 2 2 4 8 5 9 "   D a t a T y p e = " S t r i n g " > T e s t L a b e l < / T e s t L a b e l > + 
+         < T e s t V a l u e L a b e l   E l e m e n t T y p e = " P a r a m e t e r "   E l e m e n t I d = " 1 1 6 2 1 3 2 5 7 0 "   D a t a T y p e = " S t r i n g " > T e s t V a l u e L a b e l < / T e s t V a l u e L a b e l > + 
+     < / L a b e l s > + 
+     < T o o l t i p s > + 
+         < T o o l t i p   c o l u m n = " Q l t y I n s p e c t i o n T e m p l a t e _ D e s c r i p t i o n "   E l e m e n t I d = " 1 6 5 2 0 6 9 5 9 8 " > + 
+             < T o o l t i p T e x t   l a n g = " e n - U S " > S p e c i f i e s   a n   e x p l a n a t i o n   o f   t h e   Q u a l i t y   I n s p e c t i o n   T e m p l a t e .   Y o u   c a n   e n t e r   a   m a x i m u m   o f   1 0 0   c h a r a c t e r s ,   b o t h   n u m b e r s   a n d   l e t t e r s . < / T o o l t i p T e x t > + 
+         < / T o o l t i p > + 
+         < T o o l t i p   c o l u m n = " Q l t y I n s p e c t i o n _ D e s c r i p t i o n "   E l e m e n t I d = " 7 3 9 0 1 9 9 1 0 " > + 
+             < T o o l t i p T e x t   l a n g = " e n - U S " > S p e c i f i e s   a   d e s c r i p t i o n   o f   t h e   Q u a l i t y   I n s p e c t i o n   i t s e l f . < / T o o l t i p T e x t > + 
+         < / T o o l t i p > + 
+         < T o o l t i p   c o l u m n = " Q l t y I n s p e c t i o n _ S t a t u s "   E l e m e n t I d = " 8 5 1 7 5 2 7 6 8 " > + 
+             < T o o l t i p T e x t   l a n g = " e n - U S " > S p e c i f i e s   t h e   s t a t u s   o f   t h e   i n s p e c t i o n .   N o   a d d i t i o n a l   c h a n g e s   c a n   b e   m a d e   t o   a   f i n i s h e d   Q u a l i t y   I n s p e c t i o n . < / T o o l t i p T e x t > + 
+         < / T o o l t i p > + 
+         < T o o l t i p   c o l u m n = " Q l t y I n s p e c t i o n _ R e s u l t _ C o d e "   E l e m e n t I d = " 1 8 0 7 0 7 7 0 6 5 " > + 
+             < T o o l t i p T e x t   l a n g = " e n - U S " > S p e c i f i e s   t h e   r e s u l t   i s   a u t o m a t i c a l l y   d e t e r m i n e d   b a s e d   o n   t h e   t e s t   v a l u e   a n d   r e s u l t   c o n f i g u r a t i o n . < / T o o l t i p T e x t > + 
+         < / T o o l t i p > + 
+         < T o o l t i p   c o l u m n = " Q l t y I n s p e c t i o n _ R e s u l t _ D e s c r i p t i o n "   E l e m e n t I d = " 8 1 0 5 3 8 1 8 8 " > + 
+             < T o o l t i p T e x t   l a n g = " e n - U S " > S p e c i f i e s   t h e   r e s u l t   d e s c r i p t i o n   f o r   t h i s   t e s t   r e s u l t .   T h e   r e s u l t   i s   a u t o m a t i c a l l y   d e t e r m i n e d   b a s e d   o n   t h e   t e s t   v a l u e   a n d   r e s u l t   c o n f i g u r a t i o n . < / T o o l t i p T e x t > + 
+         < / T o o l t i p > + 
+         < T o o l t i p   c o l u m n = " Q l t y I n s p e c t i o n _ N o "   E l e m e n t I d = " 2 1 2 0 6 1 5 7 4 9 " > + 
+             < T o o l t i p T e x t   l a n g = " e n - U S " > S p e c i f i e s   t h e   q u a l i t y   i n s p e c t i o n   d o c u m e n t   n u m b e r . < / T o o l t i p T e x t > + 
+         < / T o o l t i p > + 
+         < T o o l t i p   c o l u m n = " Q l t y I n s p e c t i o n _ R e i n s p e c t i o n N o "   E l e m e n t I d = " 7 5 1 7 3 5 6 " > + 
+             < T o o l t i p T e x t   l a n g = " e n - U S " > S p e c i f i e s   t h e   r e - i n s p e c t i o n   c o u n t e r . < / T o o l t i p T e x t > + 
+         < / T o o l t i p > + 
+         < T o o l t i p   c o l u m n = " Q l t y I n s p e c t i o n _ F i n i s h e d _ B y _ U s e r _ I D "   E l e m e n t I d = " 1 7 5 0 5 1 6 3 3 8 " > + 
+             < T o o l t i p T e x t   l a n g = " e n - U S " > S p e c i f i e s   t h e   u s e r   t h a t   f i n i s h e d   t h e   i n s p e c t i o n . < / T o o l t i p T e x t > + 
+         < / T o o l t i p > + 
+         < T o o l t i p   c o l u m n = " Q l t y I n s p e c t i o n _ F i n i s h e d _ D a t e "   E l e m e n t I d = " 1 8 3 4 1 2 2 7 6 5 " > + 
+             < T o o l t i p T e x t   l a n g = " e n - U S " > S p e c i f i e s   t h e   d a t e   t h a t   t h e   i n s p e c t i o n   w a s   f i n i s h e d . < / T o o l t i p T e x t > + 
+         < / T o o l t i p > + 
+         < T o o l t i p   c o l u m n = " Q l t y I n s p e c t i o n _ S o u r c e _ I t e m _ N o _ "   E l e m e n t I d = " 1 2 6 8 0 5 0 5 1 8 " > + 
+             < T o o l t i p T e x t   l a n g = " e n - U S " > S p e c i f i e s   t h e   i t e m   t h a t   t h e   Q u a l i t y   I n s p e c t i o n   i s   f o r .   W h e n   u s e d   w i t h   p r o d u c t i o n   o r d e r s   t h i s   t y p i c a l l y   r e f e r s   t o   t h e   i t e m   b e i n g   p r o d u c e d . < / T o o l t i p T e x t > + 
+         < / T o o l t i p > + 
+         < T o o l t i p   c o l u m n = " Q l t y I n s p e c t i o n _ S o u r c e _ I t e m _ D e s c r i p t i o n "   E l e m e n t I d = " 6 4 6 8 9 0 6 3 0 " > + 
+             < T o o l t i p T e x t   l a n g = " e n - U S " > S p e c i f i e s   a   d e s c r i p t i o n   o f   t h e   i t e m . < / T o o l t i p T e x t > + 
+         < / T o o l t i p > + 
+         < T o o l t i p   c o l u m n = " Q l t y I n s p e c t i o n _ S o u r c e _ I t e m _ D e s c r i p t i o n 2 "   E l e m e n t I d = " 1 2 7 9 3 6 9 3 5 2 " > + 
+             < T o o l t i p T e x t   l a n g = " e n - U S " > S p e c i f i e s   i n f o r m a t i o n   i n   a d d i t i o n   t o   t h e   d e s c r i p t i o n . < / T o o l t i p T e x t > + 
+         < / T o o l t i p > + 
+         < T o o l t i p   c o l u m n = " Q l t y I n s p e c t i o n _ S o u r c e _ V a r i a n t _ C o d e "   E l e m e n t I d = " 1 6 0 8 4 0 3 8 2 1 " > + 
+             < T o o l t i p T e x t   l a n g = " e n - U S " > S p e c i f i e s   t h e   i t e m   v a r i a n t   t h a t   t h e   Q u a l i t y   I n s p e c t i o n   i s   f o r .   W h e n   u s e d   w i t h   p r o d u c t i o n   o r d e r s   t h i s   t y p i c a l l y   r e f e r s   t o   t h e   i t e m   b e i n g   p r o d u c e d . < / T o o l t i p T e x t > + 
+         < / T o o l t i p > + 
+         < T o o l t i p   c o l u m n = " Q l t y I n s p e c t i o n _ S o u r c e _ L o t _ N o _ "   E l e m e n t I d = " 1 1 2 3 5 5 1 3 1 2 " > + 
+             < T o o l t i p T e x t   l a n g = " e n - U S " > S p e c i f i e s   t h e   l o t   n u m b e r   t h a t   t h e   q u a l i t y   i n s p e c t i o n   i s   f o r .   T h i s   i s   o n l y   u s e d   f o r   l o t   t r a c k e d   i t e m s . < / T o o l t i p T e x t > + 
+         < / T o o l t i p > + 
+         < T o o l t i p   c o l u m n = " Q l t y I n s p e c t i o n _ S o u r c e _ S e r i a l _ N o _ "   E l e m e n t I d = " 1 5 2 0 5 9 1 4 4 7 " > + 
+             < T o o l t i p T e x t   l a n g = " e n - U S " > S p e c i f i e s   t h e   s e r i a l   n u m b e r   t h a t   t h e   q u a l i t y   i n s p e c t i o n   i s   f o r .   T h i s   i s   o n l y   u s e d   f o r   s e r i a l   t r a c k e d   i t e m s . < / T o o l t i p T e x t > + 
+         < / T o o l t i p > + 
+         < T o o l t i p   c o l u m n = " Q l t y I n s p e c t i o n _ S o u r c e _ P a c k a g e _ N o _ "   E l e m e n t I d = " 1 9 6 1 1 2 9 9 7 " > + 
+             < T o o l t i p T e x t   l a n g = " e n - U S " > S p e c i f i e s   t h e   p a c k a g e   n u m b e r   t h a t   t h e   q u a l i t y   i n s p e c t i o n   i s   f o r .   T h i s   i s   o n l y   u s e d   f o r   p a c k a g e   t r a c k e d   i t e m s . < / T o o l t i p T e x t > + 
+         < / T o o l t i p > + 
+         < T o o l t i p   c o l u m n = " Q l t y I n s p e c t i o n _ S o u r c e _ D o c u m e n t _ N o _ "   E l e m e n t I d = " 1 6 7 5 9 1 6 2 8 8 " > + 
+             < T o o l t i p T e x t   l a n g = " e n - U S " > S p e c i f i e s   a   r e f e r e n c e   t o   t h e   d o c u m e n t   t h a t   t h i s   Q u a l i t y   I n s p e c t i o n   i s   r e f e r r i n g   t o .   T h i s   t y p i c a l l y   r e f e r s   t o   a   p r o d u c t i o n   o r d e r   d o c u m e n t   n u m b e r . < / T o o l t i p T e x t > + 
+         < / T o o l t i p > + 
+         < T o o l t i p   c o l u m n = " Q l t y I n s p e c t i o n _ S o u r c e _ T a s k _ N o _ "   E l e m e n t I d = " 3 8 4 6 4 4 1 8 2 " > + 
+             < T o o l t i p T e x t   l a n g = " e n - U S " > S p e c i f i e s   a   r e f e r e n c e   t o   t h e   s o u r c e   t a s k   n o .   t h a t   t h i s   Q u a l i t y   I n s p e c t i o n   i s   r e f e r r i n g   t o .   T h i s   t y p i c a l l y   r e f e r s   t o   a n   o p e r a t i o n . < / T o o l t i p T e x t > + 
+         < / T o o l t i p > + 
+         < T o o l t i p   c o l u m n = " Q l t y I n s p e c t i o n _ S o u r c e _ C u s t o m _ 1 "   E l e m e n t I d = " 5 4 6 4 5 3 7 6 5 " > + 
+             < T o o l t i p T e x t   l a n g = " e n - U S " > S p e c i f i e s   a d d i t i o n a l   i n f o r m a t i o n   f r o m   a   s o u r c e   r e c o r d . < / T o o l t i p T e x t > + 
+         < / T o o l t i p > + 
+         < T o o l t i p   c o l u m n = " Q l t y I n s p e c t i o n _ S o u r c e _ C u s t o m _ 2 "   E l e m e n t I d = " 1 8 3 5 4 2 3 6 8 0 " > + 
+             < T o o l t i p T e x t   l a n g = " e n - U S " > S p e c i f i e s   a d d i t i o n a l   i n f o r m a t i o n   f r o m   a   s o u r c e   r e c o r d . < / T o o l t i p T e x t > + 
+         < / T o o l t i p > + 
+         < T o o l t i p   c o l u m n = " Q l t y I n s p e c t i o n _ S o u r c e _ C u s t o m _ 3 "   E l e m e n t I d = " 1 8 2 1 8 4 6 9 9 9 " > + 
+             < T o o l t i p T e x t   l a n g = " e n - U S " > S p e c i f i e s   a d d i t i o n a l   i n f o r m a t i o n   f r o m   a   s o u r c e   r e c o r d . < / T o o l t i p T e x t > + 
+         < / T o o l t i p > + 
+         < T o o l t i p   c o l u m n = " Q l t y I n s p e c t i o n _ S o u r c e _ C u s t o m _ 4 "   E l e m e n t I d = " 1 3 6 6 6 3 6 0 8 6 " > + 
+             < T o o l t i p T e x t   l a n g = " e n - U S " > S p e c i f i e s   a d d i t i o n a l   i n f o r m a t i o n   f r o m   a   s o u r c e   r e c o r d . < / T o o l t i p T e x t > + 
+         < / T o o l t i p > + 
+         < T o o l t i p   c o l u m n = " Q l t y I n s p e c t i o n _ S o u r c e _ C u s t o m _ 5 "   E l e m e n t I d = " 2 0 0 4 3 3 2 7 0 3 " > + 
+             < T o o l t i p T e x t   l a n g = " e n - U S " > S p e c i f i e s   a d d i t i o n a l   i n f o r m a t i o n   f r o m   a   s o u r c e   r e c o r d . < / T o o l t i p T e x t > + 
+         < / T o o l t i p > + 
+         < T o o l t i p   c o l u m n = " Q l t y I n s p e c t i o n _ S o u r c e _ C u s t o m _ 6 "   E l e m e n t I d = " 9 1 2 4 2 8 5 2 " > + 
+             < T o o l t i p T e x t   l a n g = " e n - U S " > S p e c i f i e s   a d d i t i o n a l   i n f o r m a t i o n   f r o m   a   s o u r c e   r e c o r d . < / T o o l t i p T e x t > + 
+         < / T o o l t i p > + 
+         < T o o l t i p   c o l u m n = " Q l t y I n s p e c t i o n _ S o u r c e _ C u s t o m _ 7 "   E l e m e n t I d = " 7 2 8 9 3 9 4 6 9 " > + 
+             < T o o l t i p T e x t   l a n g = " e n - U S " > S p e c i f i e s   a d d i t i o n a l   i n f o r m a t i o n   f r o m   a   s o u r c e   r e c o r d . < / T o o l t i p T e x t > + 
+         < / T o o l t i p > + 
+         < T o o l t i p   c o l u m n = " Q l t y I n s p e c t i o n _ S o u r c e _ C u s t o m _ 8 "   E l e m e n t I d = " 3 7 7 5 4 4 7 4 2 " > + 
+             < T o o l t i p T e x t   l a n g = " e n - U S " > S p e c i f i e s   a d d i t i o n a l   i n f o r m a t i o n   f r o m   a   s o u r c e   r e c o r d . < / T o o l t i p T e x t > + 
+         < / T o o l t i p > + 
+         < T o o l t i p   c o l u m n = " Q l t y I n s p e c t i o n _ S o u r c e _ C u s t o m _ 9 "   E l e m e n t I d = " 2 6 0 1 5 1 8 7 5 " > + 
+             < T o o l t i p T e x t   l a n g = " e n - U S " > S p e c i f i e s   a d d i t i o n a l   i n f o r m a t i o n   f r o m   a   s o u r c e   r e c o r d . < / T o o l t i p T e x t > + 
+         < / T o o l t i p > + 
+         < T o o l t i p   c o l u m n = " Q l t y I n s p e c t i o n _ S o u r c e _ C u s t o m _ 1 0 "   E l e m e n t I d = " 1 5 3 7 6 5 2 9 2 5 " > + 
+             < T o o l t i p T e x t   l a n g = " e n - U S " > S p e c i f i e s   a d d i t i o n a l   i n f o r m a t i o n   f r o m   a   s o u r c e   r e c o r d . < / T o o l t i p T e x t > + 
+         < / T o o l t i p > + 
+         < T o o l t i p   c o l u m n = " F i e l d _ C o d e "   E l e m e n t I d = " 1 3 2 7 2 5 5 7 3 " > + 
+             < T o o l t i p T e x t   l a n g = " e n - U S " > S p e c i f i e s   t h e   f i e l d / q u e s t i o n / m e t r i c   i n   t h i s   t e s t . < / T o o l t i p T e x t > + 
+         < / T o o l t i p > + 
+         < T o o l t i p   c o l u m n = " F i e l d _ D e s c r i p t i o n "   E l e m e n t I d = " 1 4 6 8 6 2 1 2 9 8 " > + 
+             < T o o l t i p T e x t   l a n g = " e n - U S " > S p e c i f i e s   a   d e s c r i p t i o n   o f   t h e   f i e l d   a s   i t   i s   u s e d   o n   t h e   t e s t . < / T o o l t i p T e x t > + 
+         < / T o o l t i p > + 
+         < T o o l t i p   c o l u m n = " N u m e r i c _ V a l u e "   E l e m e n t I d = " 4 6 0 4 1 2 6 4 6 " > + 
+             < T o o l t i p T e x t   l a n g = " e n - U S " > S p e c i f i e s   a n   e v a l u a t e d   n u m e r i c   v a l u e   o f   T e s t   V a l u e   f o r   u s e   i n   c a l c u l a t i o n s   a n d   a n a l y s i s .   T h i s   v a l u e   i s   a u t o m a t i c a l l y   c a l c u l a t e d   w h e n   t h e   T e s t   V a l u e   i s   e n t e r e d   o r   m o d i f i e d   b a s e d   o n   t h e   c o n f i g u r a t i o n   o f   t h e   T e s t   V a l u e   a n d   i s   n o t   d i r e c t l y   e d i t a b l e . < / T o o l t i p T e x t > + 
+         < / T o o l t i p > + 
+         < T o o l t i p   c o l u m n = " F i e l d _ T y p e "   E l e m e n t I d = " 1 3 2 8 1 6 4 0 1 6 " > + 
+             < T o o l t i p T e x t   l a n g = " e n - U S " > S p e c i f i e s   t h e   d a t a   t y p e   o f   t h e   v a l u e s   y o u   c a n   e n t e r   o r   s e l e c t   f o r   t h i s   t e s t .   U s e   D e c i m a l   f o r   n u m e r i c a l   m e a s u r e m e n t s .   U s e   C h o i c e   t o   g i v e   a   l i s t   o f   o p t i o n s   t o   c h o o s e   f r o m .   I f   y o u   w a n t   t o   c h o o s e   o p t i o n s   f r o m   a n   e x i s t i n g   t a b l e ,   u s e   T a b l e   L o o k u p . < / T o o l t i p T e x t > + 
+         < / T o o l t i p > + 
+         < T o o l t i p   c o l u m n = " T e s t _ R e s u l t "   E l e m e n t I d = " 1 2 7 1 0 6 2 1 4 1 " > + 
+             < T o o l t i p T e x t   l a n g = " e n - U S " > S p e c i f i e s   t h e   r e s u l t   i s   a u t o m a t i c a l l y   d e t e r m i n e d   b a s e d   o n   t h e   t e s t   v a l u e   a n d   r e s u l t   c o n f i g u r a t i o n . < / T o o l t i p T e x t > + 
+         < / T o o l t i p > + 
+     < / T o o l t i p s > + 
+     < C u r r e n t I n s p e c t i o n   E l e m e n t T y p e = " D a t a I t e m "   E l e m e n t I d = " 1 7 4 7 8 9 7 9 7 8 " > + 
+         < A p p r o v e r N a m e L a b e l   E l e m e n t T y p e = " C o l u m n "   E l e m e n t I d = " 1 8 9 7 9 9 2 7 8 5 "   D a t a T y p e = " T e x t " > A p p r o v e r N a m e L a b e l < / A p p r o v e r N a m e L a b e l > + 
+         < A p p r o v e r S i g n a t u r e L a b e l   E l e m e n t T y p e = " C o l u m n "   E l e m e n t I d = " 1 0 3 4 5 1 7 9 4 "   D a t a T y p e = " T e x t " > A p p r o v e r S i g n a t u r e L a b e l < / A p p r o v e r S i g n a t u r e L a b e l > + 
+         < C O A C o n t a c t _ A l l   E l e m e n t T y p e = " C o l u m n "   E l e m e n t I d = " 1 5 9 3 9 3 0 3 4 6 "   D a t a T y p e = " T e x t " > C O A C o n t a c t _ A l l < / C O A C o n t a c t _ A l l > + 
+         < C O A C o n t a c t _ R o w 1   E l e m e n t T y p e = " C o l u m n "   E l e m e n t I d = " 1 2 7 0 2 3 9 7 3 2 "   D a t a T y p e = " T e x t " > C O A C o n t a c t _ R o w 1 < / C O A C o n t a c t _ R o w 1 > + 
+         < C O A C o n t a c t _ R o w 2   E l e m e n t T y p e = " C o l u m n "   E l e m e n t I d = " 6 4 2 8 5 0 1 1 9 "   D a t a T y p e = " T e x t " > C O A C o n t a c t _ R o w 2 < / C O A C o n t a c t _ R o w 2 > + 
+         < C O A C o n t a c t _ R o w 3   E l e m e n t T y p e = " C o l u m n "   E l e m e n t I d = " 5 1 5 3 5 0 2 "   D a t a T y p e = " T e x t " > C O A C o n t a c t _ R o w 3 < / C O A C o n t a c t _ R o w 3 > + 
+         < C O A C o n t a c t _ R o w 4   E l e m e n t T y p e = " C o l u m n "   E l e m e n t I d = " 1 1 1 1 6 3 7 7 1 3 "   D a t a T y p e = " T e x t " > C O A C o n t a c t _ R o w 4 < / C O A C o n t a c t _ R o w 4 > + 
+         < C O A C o n t a c t _ R o w 5   E l e m e n t T y p e = " C o l u m n "   E l e m e n t I d = " 4 7 3 9 4 1 0 9 6 "   D a t a T y p e = " T e x t " > C O A C o n t a c t _ R o w 5 < / C O A C o n t a c t _ R o w 5 > + 
+         < C O A C o n t a c t _ R o w 6   E l e m e n t T y p e = " C o l u m n "   E l e m e n t I d = " 1 9 0 7 9 3 6 3 4 9 "   D a t a T y p e = " T e x t " > C O A C o n t a c t _ R o w 6 < / C O A C o n t a c t _ R o w 6 > + 
+         < C O A C o n t a c t _ R o w 7   E l e m e n t T y p e = " C o l u m n "   E l e m e n t I d = " 1 7 4 9 3 3 4 3 3 0 "   D a t a T y p e = " T e x t " > C O A C o n t a c t _ R o w 7 < / C O A C o n t a c t _ R o w 7 > + 
+         < C O A C o n t a c t _ R o w 8   E l e m e n t T y p e = " C o l u m n "   E l e m e n t I d = " 1 4 3 9 1 4 8 7 5 5 "   D a t a T y p e = " T e x t " > C O A C o n t a c t _ R o w 8 < / C O A C o n t a c t _ R o w 8 > + 
+         < C o m p a n y I n f o r m a t i o n _ A l l   E l e m e n t T y p e = " C o l u m n "   E l e m e n t I d = " 7 6 1 9 7 4 8 2 4 "   D a t a T y p e = " T e x t " > C o m p a n y I n f o r m a t i o n _ A l l < / C o m p a n y I n f o r m a t i o n _ A l l > + 
+         < C o m p a n y I n f o r m a t i o n _ R o w 1   E l e m e n t T y p e = " C o l u m n "   E l e m e n t I d = " 1 8 4 3 2 1 2 8 9 4 "   D a t a T y p e = " T e x t " > C o m p a n y I n f o r m a t i o n _ R o w 1 < / C o m p a n y I n f o r m a t i o n _ R o w 1 > + 
+         < C o m p a n y I n f o r m a t i o n _ R o w 2   E l e m e n t T y p e = " C o l u m n "   E l e m e n t I d = " 1 8 1 4 0 5 7 7 8 5 "   D a t a T y p e = " T e x t " > C o m p a n y I n f o r m a t i o n _ R o w 2 < / C o m p a n y I n f o r m a t i o n _ R o w 2 > + 
+         < C o m p a n y I n f o r m a t i o n _ R o w 3   E l e m e n t T y p e = " C o l u m n "   E l e m e n t I d = " 1 1 7 6 3 6 1 1 6 8 "   D a t a T y p e = " T e x t " > C o m p a n y I n f o r m a t i o n _ R o w 3 < / C o m p a n y I n f o r m a t i o n _ R o w 3 > + 
+         < C o m p a n y I n f o r m a t i o n _ R o w 4   E l e m e n t T y p e = " C o l u m n "   E l e m e n t I d = " 1 3 4 5 2 7 0 1 9 1 "   D a t a T y p e = " T e x t " > C o m p a n y I n f o r m a t i o n _ R o w 4 < / C o m p a n y I n f o r m a t i o n _ R o w 4 > + 
+         < C o m p a n y I n f o r m a t i o n _ R o w 5   E l e m e n t T y p e = " C o l u m n "   E l e m e n t I d = " 7 0 7 5 7 3 5 7 4 "   D a t a T y p e = " T e x t " > C o m p a n y I n f o r m a t i o n _ R o w 5 < / C o m p a n y I n f o r m a t i o n _ R o w 5 > + 
+         < C o m p a n y I n f o r m a t i o n _ R o w 6   E l e m e n t T y p e = " C o l u m n "   E l e m e n t I d = " 6 9 8 7 6 9 5 7 "   D a t a T y p e = " T e x t " > C o m p a n y I n f o r m a t i o n _ R o w 6 < / C o m p a n y I n f o r m a t i o n _ R o w 6 > + 
+         < C o m p a n y I n f o r m a t i o n _ R o w 7   E l e m e n t T y p e = " C o l u m n "   E l e m e n t I d = " 5 6 7 8 1 9 6 6 0 "   D a t a T y p e = " T e x t " > C o m p a n y I n f o r m a t i o n _ R o w 7 < / C o m p a n y I n f o r m a t i o n _ R o w 7 > + 
+         < C o m p a n y I n f o r m a t i o n _ R o w 8   E l e m e n t T y p e = " C o l u m n "   E l e m e n t I d = " 3 9 8 9 1 0 6 3 7 "   D a t a T y p e = " T e x t " > C o m p a n y I n f o r m a t i o n _ R o w 8 < / C o m p a n y I n f o r m a t i o n _ R o w 8 > + 
+         < C o m p a n y L o g o   E l e m e n t T y p e = " C o l u m n "   E l e m e n t I d = " 2 3 7 6 9 1 5 1 "   D a t a T y p e = " B l o b " / > + 
+         < E m a i l L a b e l   E l e m e n t T y p e = " C o l u m n "   E l e m e n t I d = " 7 7 1 8 8 7 1 3 5 "   D a t a T y p e = " T e x t " > E m a i l L a b e l < / E m a i l L a b e l > + 
+         < E m a i l V a l u e   E l e m e n t T y p e = " C o l u m n "   E l e m e n t I d = " 3 8 8 1 2 2 7 6 2 "   D a t a T y p e = " T e x t " > E m a i l V a l u e < / E m a i l V a l u e > + 
+         < F i n i s h e d B y N a m e L a b e l   E l e m e n t T y p e = " C o l u m n "   E l e m e n t I d = " 2 1 0 1 0 0 9 6 5 1 "   D a t a T y p e = " T e x t " > F i n i s h e d B y N a m e L a b e l < / F i n i s h e d B y N a m e L a b e l > + 
+         < F i n i s h e d B y S i g n a t u r e L a b e l   E l e m e n t T y p e = " C o l u m n "   E l e m e n t I d = " 2 0 7 1 3 1 2 7 2 2 "   D a t a T y p e = " T e x t " > F i n i s h e d B y S i g n a t u r e L a b e l < / F i n i s h e d B y S i g n a t u r e L a b e l > + 
+         < H o m e P a g e L a b e l   E l e m e n t T y p e = " C o l u m n "   E l e m e n t I d = " 4 6 2 3 7 4 2 3 1 "   D a t a T y p e = " T e x t " > H o m e P a g e L a b e l < / H o m e P a g e L a b e l > + 
+         < H o m e P a g e V a l u e   E l e m e n t T y p e = " C o l u m n "   E l e m e n t I d = " 5 3 3 5 1 4 0 3 4 "   D a t a T y p e = " T e x t " > H o m e P a g e V a l u e < / H o m e P a g e V a l u e > + 
+         < I n s p e c t i o n I n f o r m a t i o n   E l e m e n t T y p e = " C o l u m n "   E l e m e n t I d = " 1 5 3 2 8 6 0 1 9 9 "   D a t a T y p e = " T e x t " > I n s p e c t i o n I n f o r m a t i o n < / I n s p e c t i o n I n f o r m a t i o n > + 
+         < I t e m D e s c r i p t i o n   E l e m e n t T y p e = " C o l u m n "   E l e m e n t I d = " 1 9 6 5 3 9 3 7 9 0 "   D a t a T y p e = " T e x t " > I t e m D e s c r i p t i o n < / I t e m D e s c r i p t i o n > + 
+         < I t e m T r a c k i n g D e s c r i p t i o n   E l e m e n t T y p e = " C o l u m n "   E l e m e n t I d = " 1 1 1 7 1 0 3 3 4 5 "   D a t a T y p e = " T e x t " > I t e m T r a c k i n g D e s c r i p t i o n < / I t e m T r a c k i n g D e s c r i p t i o n > + 
+         < P h o n e N o L a b e l   E l e m e n t T y p e = " C o l u m n "   E l e m e n t I d = " 1 6 1 4 5 2 6 0 7 8 "   D a t a T y p e = " T e x t " > P h o n e N o L a b e l < / P h o n e N o L a b e l > + 
+         < P h o n e N o V a l u e   E l e m e n t T y p e = " C o l u m n "   E l e m e n t I d = " 1 2 8 6 6 4 9 7 8 1 "   D a t a T y p e = " T e x t " > P h o n e N o V a l u e < / P h o n e N o V a l u e > + 
+         < Q l t y I n s p e c t i o n T e m p l a t e _ D e s c r i p t i o n   E l e m e n t T y p e = " C o l u m n "   E l e m e n t I d = " 1 6 5 2 0 6 9 5 9 8 "   D a t a T y p e = " T e x t " > Q l t y I n s p e c t i o n T e m p l a t e _ D e s c r i p t i o n < / Q l t y I n s p e c t i o n T e m p l a t e _ D e s c r i p t i o n > + 
+         < Q l t y I n s p e c t i o n _ A p p r o v e r _ N a m e   E l e m e n t T y p e = " C o l u m n "   E l e m e n t I d = " 2 0 5 9 0 7 9 3 2 1 "   D a t a T y p e = " T e x t " > Q l t y I n s p e c t i o n _ A p p r o v e r _ N a m e < / Q l t y I n s p e c t i o n _ A p p r o v e r _ N a m e > + 
+         < Q l t y I n s p e c t i o n _ A p p r o v e r _ T i t l e   E l e m e n t T y p e = " C o l u m n "   E l e m e n t I d = " 4 7 5 7 2 7 8 9 8 "   D a t a T y p e = " T e x t " > Q l t y I n s p e c t i o n _ A p p r o v e r _ T i t l e < / Q l t y I n s p e c t i o n _ A p p r o v e r _ T i t l e > + 
+         < Q l t y I n s p e c t i o n _ D e s c r i p t i o n   E l e m e n t T y p e = " C o l u m n "   E l e m e n t I d = " 7 3 9 0 1 9 9 1 0 "   D a t a T y p e = " T e x t " > Q l t y I n s p e c t i o n _ D e s c r i p t i o n < / Q l t y I n s p e c t i o n _ D e s c r i p t i o n > + 
+         < Q l t y I n s p e c t i o n _ F i n i s h e d _ B y _ E m a i l   E l e m e n t T y p e = " C o l u m n "   E l e m e n t I d = " 1 5 2 1 1 3 4 6 3 1 "   D a t a T y p e = " T e x t " > Q l t y I n s p e c t i o n _ F i n i s h e d _ B y _ E m a i l < / Q l t y I n s p e c t i o n _ F i n i s h e d _ B y _ E m a i l > + 
+         < Q l t y I n s p e c t i o n _ F i n i s h e d _ B y _ P h o n e   E l e m e n t T y p e = " C o l u m n "   E l e m e n t I d = " 3 4 7 5 5 7 6 2 5 "   D a t a T y p e = " T e x t " > Q l t y I n s p e c t i o n _ F i n i s h e d _ B y _ P h o n e < / Q l t y I n s p e c t i o n _ F i n i s h e d _ B y _ P h o n e > + 
+         < Q l t y I n s p e c t i o n _ F i n i s h e d _ B y _ T i t l e   E l e m e n t T y p e = " C o l u m n "   E l e m e n t I d = " 4 6 0 0 4 5 6 8 3 "   D a t a T y p e = " T e x t " > Q l t y I n s p e c t i o n _ F i n i s h e d _ B y _ T i t l e < / Q l t y I n s p e c t i o n _ F i n i s h e d _ B y _ T i t l e > + 
+         < Q l t y I n s p e c t i o n _ F i n i s h e d _ B y _ U s e r N a m e   E l e m e n t T y p e = " C o l u m n "   E l e m e n t I d = " 1 9 5 3 6 1 2 5 3 1 "   D a t a T y p e = " T e x t " > Q l t y I n s p e c t i o n _ F i n i s h e d _ B y _ U s e r N a m e < / Q l t y I n s p e c t i o n _ F i n i s h e d _ B y _ U s e r N a m e > + 
+         < Q l t y I n s p e c t i o n _ F i n i s h e d _ B y _ U s e r _ I D   E l e m e n t T y p e = " C o l u m n "   E l e m e n t I d = " 1 7 5 0 5 1 6 3 3 8 "   D a t a T y p e = " C o d e " > Q l t y I n s p e c t i o n _ F i n i s h e d _ B y _ U s e r _ I D < / Q l t y I n s p e c t i o n _ F i n i s h e d _ B y _ U s e r _ I D > + 
+         < Q l t y I n s p e c t i o n _ F i n i s h e d _ D a t e   E l e m e n t T y p e = " C o l u m n "   E l e m e n t I d = " 1 8 3 4 1 2 2 7 6 5 "   D a t a T y p e = " D a t e T i m e " > Q l t y I n s p e c t i o n _ F i n i s h e d _ D a t e < / Q l t y I n s p e c t i o n _ F i n i s h e d _ D a t e > + 
+         < Q l t y I n s p e c t i o n _ N o   E l e m e n t T y p e = " C o l u m n "   E l e m e n t I d = " 2 1 2 0 6 1 5 7 4 9 "   D a t a T y p e = " C o d e " > Q l t y I n s p e c t i o n _ N o < / Q l t y I n s p e c t i o n _ N o > + 
+         < Q l t y I n s p e c t i o n _ R e i n s p e c t i o n N o   E l e m e n t T y p e = " C o l u m n "   E l e m e n t I d = " 7 5 1 7 3 5 6 "   D a t a T y p e = " I n t e g e r " > Q l t y I n s p e c t i o n _ R e i n s p e c t i o n N o < / Q l t y I n s p e c t i o n _ R e i n s p e c t i o n N o > + 
+         < Q l t y I n s p e c t i o n _ R e s u l t _ C o d e   E l e m e n t T y p e = " C o l u m n "   E l e m e n t I d = " 1 8 0 7 0 7 7 0 6 5 "   D a t a T y p e = " C o d e " > Q l t y I n s p e c t i o n _ R e s u l t _ C o d e < / Q l t y I n s p e c t i o n _ R e s u l t _ C o d e > + 
+         < Q l t y I n s p e c t i o n _ R e s u l t _ D e s c r i p t i o n   E l e m e n t T y p e = " C o l u m n "   E l e m e n t I d = " 8 1 0 5 3 8 1 8 8 "   D a t a T y p e = " T e x t " > Q l t y I n s p e c t i o n _ R e s u l t _ D e s c r i p t i o n < / Q l t y I n s p e c t i o n _ R e s u l t _ D e s c r i p t i o n > + 
+         < Q l t y I n s p e c t i o n _ S o u r c e _ C u s t o m _ 1   E l e m e n t T y p e = " C o l u m n "   E l e m e n t I d = " 5 4 6 4 5 3 7 6 5 "   D a t a T y p e = " T e x t " > Q l t y I n s p e c t i o n _ S o u r c e _ C u s t o m _ 1 < / Q l t y I n s p e c t i o n _ S o u r c e _ C u s t o m _ 1 > + 
+         < Q l t y I n s p e c t i o n _ S o u r c e _ C u s t o m _ 1 0   E l e m e n t T y p e = " C o l u m n "   E l e m e n t I d = " 1 5 3 7 6 5 2 9 2 5 "   D a t a T y p e = " D e c i m a l " > Q l t y I n s p e c t i o n _ S o u r c e _ C u s t o m _ 1 0 < / Q l t y I n s p e c t i o n _ S o u r c e _ C u s t o m _ 1 0 > + 
+         < Q l t y I n s p e c t i o n _ S o u r c e _ C u s t o m _ 2   E l e m e n t T y p e = " C o l u m n "   E l e m e n t I d = " 1 8 3 5 4 2 3 6 8 0 "   D a t a T y p e = " T e x t " > Q l t y I n s p e c t i o n _ S o u r c e _ C u s t o m _ 2 < / Q l t y I n s p e c t i o n _ S o u r c e _ C u s t o m _ 2 > + 
+         < Q l t y I n s p e c t i o n _ S o u r c e _ C u s t o m _ 3   E l e m e n t T y p e = " C o l u m n "   E l e m e n t I d = " 1 8 2 1 8 4 6 9 9 9 "   D a t a T y p e = " T e x t " > Q l t y I n s p e c t i o n _ S o u r c e _ C u s t o m _ 3 < / Q l t y I n s p e c t i o n _ S o u r c e _ C u s t o m _ 3 > + 
+         < Q l t y I n s p e c t i o n _ S o u r c e _ C u s t o m _ 4   E l e m e n t T y p e = " C o l u m n "   E l e m e n t I d = " 1 3 6 6 6 3 6 0 8 6 "   D a t a T y p e = " T e x t " > Q l t y I n s p e c t i o n _ S o u r c e _ C u s t o m _ 4 < / Q l t y I n s p e c t i o n _ S o u r c e _ C u s t o m _ 4 > + 
+         < Q l t y I n s p e c t i o n _ S o u r c e _ C u s t o m _ 5   E l e m e n t T y p e = " C o l u m n "   E l e m e n t I d = " 2 0 0 4 3 3 2 7 0 3 "   D a t a T y p e = " T e x t " > Q l t y I n s p e c t i o n _ S o u r c e _ C u s t o m _ 5 < / Q l t y I n s p e c t i o n _ S o u r c e _ C u s t o m _ 5 > + 
+         < Q l t y I n s p e c t i o n _ S o u r c e _ C u s t o m _ 6   E l e m e n t T y p e = " C o l u m n "   E l e m e n t I d = " 9 1 2 4 2 8 5 2 "   D a t a T y p e = " T e x t " > Q l t y I n s p e c t i o n _ S o u r c e _ C u s t o m _ 6 < / Q l t y I n s p e c t i o n _ S o u r c e _ C u s t o m _ 6 > + 
+         < Q l t y I n s p e c t i o n _ S o u r c e _ C u s t o m _ 7   E l e m e n t T y p e = " C o l u m n "   E l e m e n t I d = " 7 2 8 9 3 9 4 6 9 "   D a t a T y p e = " I n t e g e r " > Q l t y I n s p e c t i o n _ S o u r c e _ C u s t o m _ 7 < / Q l t y I n s p e c t i o n _ S o u r c e _ C u s t o m _ 7 > + 
+         < Q l t y I n s p e c t i o n _ S o u r c e _ C u s t o m _ 8   E l e m e n t T y p e = " C o l u m n "   E l e m e n t I d = " 3 7 7 5 4 4 7 4 2 "   D a t a T y p e = " I n t e g e r " > Q l t y I n s p e c t i o n _ S o u r c e _ C u s t o m _ 8 < / Q l t y I n s p e c t i o n _ S o u r c e _ C u s t o m _ 8 > + 
+         < Q l t y I n s p e c t i o n _ S o u r c e _ C u s t o m _ 9   E l e m e n t T y p e = " C o l u m n "   E l e m e n t I d = " 2 6 0 1 5 1 8 7 5 "   D a t a T y p e = " D e c i m a l " > Q l t y I n s p e c t i o n _ S o u r c e _ C u s t o m _ 9 < / Q l t y I n s p e c t i o n _ S o u r c e _ C u s t o m _ 9 > + 
+         < Q l t y I n s p e c t i o n _ S o u r c e _ D o c u m e n t _ N o _   E l e m e n t T y p e = " C o l u m n "   E l e m e n t I d = " 1 6 7 5 9 1 6 2 8 8 "   D a t a T y p e = " C o d e " > Q l t y I n s p e c t i o n _ S o u r c e _ D o c u m e n t _ N o _ < / Q l t y I n s p e c t i o n _ S o u r c e _ D o c u m e n t _ N o _ > + 
+         < Q l t y I n s p e c t i o n _ S o u r c e _ I t e m _ D e s c r i p t i o n   E l e m e n t T y p e = " C o l u m n "   E l e m e n t I d = " 6 4 6 8 9 0 6 3 0 "   D a t a T y p e = " T e x t " > Q l t y I n s p e c t i o n _ S o u r c e _ I t e m _ D e s c r i p t i o n < / Q l t y I n s p e c t i o n _ S o u r c e _ I t e m _ D e s c r i p t i o n > + 
+         < Q l t y I n s p e c t i o n _ S o u r c e _ I t e m _ D e s c r i p t i o n 2   E l e m e n t T y p e = " C o l u m n "   E l e m e n t I d = " 1 2 7 9 3 6 9 3 5 2 "   D a t a T y p e = " T e x t " > Q l t y I n s p e c t i o n _ S o u r c e _ I t e m _ D e s c r i p t i o n 2 < / Q l t y I n s p e c t i o n _ S o u r c e _ I t e m _ D e s c r i p t i o n 2 > + 
+         < Q l t y I n s p e c t i o n _ S o u r c e _ I t e m _ N o _   E l e m e n t T y p e = " C o l u m n "   E l e m e n t I d = " 1 2 6 8 0 5 0 5 1 8 "   D a t a T y p e = " C o d e " > Q l t y I n s p e c t i o n _ S o u r c e _ I t e m _ N o _ < / Q l t y I n s p e c t i o n _ S o u r c e _ I t e m _ N o _ > + 
+         < Q l t y I n s p e c t i o n _ S o u r c e _ L o t _ N o _   E l e m e n t T y p e = " C o l u m n "   E l e m e n t I d = " 1 1 2 3 5 5 1 3 1 2 "   D a t a T y p e = " C o d e " > Q l t y I n s p e c t i o n _ S o u r c e _ L o t _ N o _ < / Q l t y I n s p e c t i o n _ S o u r c e _ L o t _ N o _ > + 
+         < Q l t y I n s p e c t i o n _ S o u r c e _ P a c k a g e _ N o _   E l e m e n t T y p e = " C o l u m n "   E l e m e n t I d = " 1 9 6 1 1 2 9 9 7 "   D a t a T y p e = " C o d e " > Q l t y I n s p e c t i o n _ S o u r c e _ P a c k a g e _ N o _ < / Q l t y I n s p e c t i o n _ S o u r c e _ P a c k a g e _ N o _ > + 
+         < Q l t y I n s p e c t i o n _ S o u r c e _ S e r i a l _ N o _   E l e m e n t T y p e = " C o l u m n "   E l e m e n t I d = " 1 5 2 0 5 9 1 4 4 7 "   D a t a T y p e = " C o d e " > Q l t y I n s p e c t i o n _ S o u r c e _ S e r i a l _ N o _ < / Q l t y I n s p e c t i o n _ S o u r c e _ S e r i a l _ N o _ > + 
+         < Q l t y I n s p e c t i o n _ S o u r c e _ T a s k _ N o _   E l e m e n t T y p e = " C o l u m n "   E l e m e n t I d = " 3 8 4 6 4 4 1 8 2 "   D a t a T y p e = " C o d e " > Q l t y I n s p e c t i o n _ S o u r c e _ T a s k _ N o _ < / Q l t y I n s p e c t i o n _ S o u r c e _ T a s k _ N o _ > + 
+         < Q l t y I n s p e c t i o n _ S o u r c e _ V a r i a n t _ C o d e   E l e m e n t T y p e = " C o l u m n "   E l e m e n t I d = " 1 6 0 8 4 0 3 8 2 1 "   D a t a T y p e = " C o d e " > Q l t y I n s p e c t i o n _ S o u r c e _ V a r i a n t _ C o d e < / Q l t y I n s p e c t i o n _ S o u r c e _ V a r i a n t _ C o d e > + 
+         < Q l t y I n s p e c t i o n _ S t a t u s   E l e m e n t T y p e = " C o l u m n "   E l e m e n t I d = " 8 5 1 7 5 2 7 6 8 "   D a t a T y p e = " E n u m " > Q l t y I n s p e c t i o n _ S t a t u s < / Q l t y I n s p e c t i o n _ S t a t u s > + 
+         < R e i n s p e c t i o n S e q u e n c e I n f o r m a t i o n   E l e m e n t T y p e = " C o l u m n "   E l e m e n t I d = " 7 4 9 5 1 6 5 4 3 "   D a t a T y p e = " T e x t " > R e i n s p e c t i o n S e q u e n c e I n f o r m a t i o n < / R e i n s p e c t i o n S e q u e n c e I n f o r m a t i o n > + 
+         < C u r r e n t I n s p e c t i o n L i n e   E l e m e n t T y p e = " D a t a I t e m "   E l e m e n t I d = " 1 1 9 3 2 1 9 5 9 6 " > + 
+             < C a r r i a g e R e t u r n P e r s o n F i e l d D e t a i l s   E l e m e n t T y p e = " C o l u m n "   E l e m e n t I d = " 9 9 8 2 6 3 6 9 8 "   D a t a T y p e = " T e x t " > C a r r i a g e R e t u r n P e r s o n F i e l d D e t a i l s < / C a r r i a g e R e t u r n P e r s o n F i e l d D e t a i l s > + 
+             < C o n d i t i o n L a b e l _ 1   E l e m e n t T y p e = " C o l u m n "   E l e m e n t I d = " 1 2 2 7 8 8 1 1 9 4 "   D a t a T y p e = " T e x t " > C o n d i t i o n L a b e l _ 1 < / C o n d i t i o n L a b e l _ 1 > + 
+             < C o n d i t i o n L a b e l _ 2   E l e m e n t T y p e = " C o l u m n "   E l e m e n t I d = " 1 8 6 5 5 7 7 8 1 1 "   D a t a T y p e = " T e x t " > C o n d i t i o n L a b e l _ 2 < / C o n d i t i o n L a b e l _ 2 > + 
+             < F i e l d _ C o d e   E l e m e n t T y p e = " C o l u m n "   E l e m e n t I d = " 1 3 2 7 2 5 5 7 3 "   D a t a T y p e = " C o d e " > F i e l d _ C o d e < / F i e l d _ C o d e > + 
+             < F i e l d _ D e s c r i p t i o n   E l e m e n t T y p e = " C o l u m n "   E l e m e n t I d = " 1 4 6 8 6 2 1 2 9 8 "   D a t a T y p e = " T e x t " > F i e l d _ D e s c r i p t i o n < / F i e l d _ D e s c r i p t i o n > + 
+             < F i e l d _ E n t e r e d B y N a m e A n d T i m e s t a m p   E l e m e n t T y p e = " C o l u m n "   E l e m e n t I d = " 1 0 6 8 4 2 0 5 9 2 "   D a t a T y p e = " T e x t " > F i e l d _ E n t e r e d B y N a m e A n d T i m e s t a m p < / F i e l d _ E n t e r e d B y N a m e A n d T i m e s t a m p > + 
+             < F i e l d _ H a s E n t e r e d V a l u e   E l e m e n t T y p e = " C o l u m n "   E l e m e n t I d = " 1 7 1 6 2 6 5 8 2 4 "   D a t a T y p e = " B o o l e a n " > F i e l d _ H a s E n t e r e d V a l u e < / F i e l d _ H a s E n t e r e d V a l u e > + 
+             < F i e l d _ I f P e r s o n E m a i l   E l e m e n t T y p e = " C o l u m n "   E l e m e n t I d = " 1 3 4 6 0 5 7 6 5 0 "   D a t a T y p e = " T e x t " > F i e l d _ I f P e r s o n E m a i l < / F i e l d _ I f P e r s o n E m a i l > + 
+             < F i e l d _ I f P e r s o n N a m e   E l e m e n t T y p e = " C o l u m n "   E l e m e n t I d = " 4 1 4 7 0 2 4 4 3 "   D a t a T y p e = " T e x t " > F i e l d _ I f P e r s o n N a m e < / F i e l d _ I f P e r s o n N a m e > + 
+             < F i e l d _ I f P e r s o n P h o n e   E l e m e n t T y p e = " C o l u m n "   E l e m e n t I d = " 1 9 7 4 1 8 8 4 6 2 "   D a t a T y p e = " T e x t " > F i e l d _ I f P e r s o n P h o n e < / F i e l d _ I f P e r s o n P h o n e > + 
+             < F i e l d _ I f P e r s o n T i t l e   E l e m e n t T y p e = " C o l u m n "   E l e m e n t I d = " 1 0 0 4 6 0 9 5 4 2 "   D a t a T y p e = " T e x t " > F i e l d _ I f P e r s o n T i t l e < / F i e l d _ I f P e r s o n T i t l e > + 
+             < F i e l d _ I s L a b e l   E l e m e n t T y p e = " C o l u m n "   E l e m e n t I d = " 2 0 4 3 1 9 3 9 4 0 "   D a t a T y p e = " B o o l e a n " > F i e l d _ I s L a b e l < / F i e l d _ I s L a b e l > + 
+             < F i e l d _ I s P e r s o n F i e l d   E l e m e n t T y p e = " C o l u m n "   E l e m e n t I d = " 4 3 4 5 4 6 6 1 1 "   D a t a T y p e = " B o o l e a n " > F i e l d _ I s P e r s o n F i e l d < / F i e l d _ I s P e r s o n F i e l d > + 
+             < F i e l d _ I s T e x t   E l e m e n t T y p e = " C o l u m n "   E l e m e n t I d = " 5 9 3 6 9 2 0 1 "   D a t a T y p e = " B o o l e a n " > F i e l d _ I s T e x t < / F i e l d _ I s T e x t > + 
+             < F i e l d _ L i n e C o m m e n t a r y   E l e m e n t T y p e = " C o l u m n "   E l e m e n t I d = " 1 8 5 3 8 0 0 2 5 7 "   D a t a T y p e = " T e x t " > F i e l d _ L i n e C o m m e n t a r y < / F i e l d _ L i n e C o m m e n t a r y > + 
+             < F i e l d _ M o d i f i e d B y U s e r E m a i l   E l e m e n t T y p e = " C o l u m n "   E l e m e n t I d = " 2 0 5 3 4 9 0 5 4 5 "   D a t a T y p e = " T e x t " > F i e l d _ M o d i f i e d B y U s e r E m a i l < / F i e l d _ M o d i f i e d B y U s e r E m a i l > + 
+             < F i e l d _ M o d i f i e d B y U s e r I D   E l e m e n t T y p e = " C o l u m n "   E l e m e n t I d = " 1 3 6 3 9 8 7 2 2 2 "   D a t a T y p e = " C o d e " > F i e l d _ M o d i f i e d B y U s e r I D < / F i e l d _ M o d i f i e d B y U s e r I D > + 
+             < F i e l d _ M o d i f i e d B y U s e r J o b T i t l e   E l e m e n t T y p e = " C o l u m n "   E l e m e n t I d = " 7 1 3 3 5 4 3 4 0 "   D a t a T y p e = " T e x t " > F i e l d _ M o d i f i e d B y U s e r J o b T i t l e < / F i e l d _ M o d i f i e d B y U s e r J o b T i t l e > + 
+             < F i e l d _ M o d i f i e d B y U s e r N a m e   E l e m e n t T y p e = " C o l u m n "   E l e m e n t I d = " 7 9 8 2 2 1 9 1 6 "   D a t a T y p e = " T e x t " > F i e l d _ M o d i f i e d B y U s e r N a m e < / F i e l d _ M o d i f i e d B y U s e r N a m e > + 
+             < F i e l d _ M o d i f i e d B y U s e r P h o n e   E l e m e n t T y p e = " C o l u m n "   E l e m e n t I d = " 1 2 9 4 9 7 8 5 4 5 "   D a t a T y p e = " T e x t " > F i e l d _ M o d i f i e d B y U s e r P h o n e < / F i e l d _ M o d i f i e d B y U s e r P h o n e > + 
+             < F i e l d _ M o d i f i e d D a t e T i m e   E l e m e n t T y p e = " C o l u m n "   E l e m e n t I d = " 1 6 5 4 4 9 3 6 9 6 "   D a t a T y p e = " D a t e T i m e " > F i e l d _ M o d i f i e d D a t e T i m e < / F i e l d _ M o d i f i e d D a t e T i m e > + 
+             < F i e l d _ T y p e   E l e m e n t T y p e = " C o l u m n "   E l e m e n t I d = " 1 3 2 8 1 6 4 0 1 6 "   D a t a T y p e = " E n u m " > F i e l d _ T y p e < / F i e l d _ T y p e > + 
+             < I f P e r s o n D e s c r i p t i o n   E l e m e n t T y p e = " C o l u m n "   E l e m e n t I d = " 1 9 0 1 4 5 5 0 2 5 "   D a t a T y p e = " T e x t " > I f P e r s o n D e s c r i p t i o n < / I f P e r s o n D e s c r i p t i o n > + 
+             < I f P e r s o n M o d i f i e d B y U s e r E m a i l   E l e m e n t T y p e = " C o l u m n "   E l e m e n t I d = " 4 4 0 5 4 0 4 6 4 "   D a t a T y p e = " T e x t " > I f P e r s o n M o d i f i e d B y U s e r E m a i l < / I f P e r s o n M o d i f i e d B y U s e r E m a i l > + 
+             < I f P e r s o n M o d i f i e d D a t e T i m e   E l e m e n t T y p e = " C o l u m n "   E l e m e n t I d = " 8 1 4 8 1 3 6 2 3 "   D a t a T y p e = " T e x t " > I f P e r s o n M o d i f i e d D a t e T i m e < / I f P e r s o n M o d i f i e d D a t e T i m e > + 
+             < L a b e l F i e l d _ D e s c r i p t i o n   E l e m e n t T y p e = " C o l u m n "   E l e m e n t I d = " 3 2 9 5 4 9 8 4 0 "   D a t a T y p e = " T e x t " > L a b e l F i e l d _ D e s c r i p t i o n < / L a b e l F i e l d _ D e s c r i p t i o n > + 
+             < N u m e r i c _ V a l u e   E l e m e n t T y p e = " C o l u m n "   E l e m e n t I d = " 4 6 0 4 1 2 6 4 6 "   D a t a T y p e = " D e c i m a l " > N u m e r i c _ V a l u e < / N u m e r i c _ V a l u e > + 
+             < P r o m p t e d R e s u l t C a p t i o n _ 1   E l e m e n t T y p e = " C o l u m n "   E l e m e n t I d = " 1 5 4 8 2 0 5 1 6 9 "   D a t a T y p e = " T e x t " > P r o m p t e d R e s u l t C a p t i o n _ 1 < / P r o m p t e d R e s u l t C a p t i o n _ 1 > + 
+             < P r o m p t e d R e s u l t C a p t i o n _ 1 0   E l e m e n t T y p e = " C o l u m n "   E l e m e n t I d = " 6 6 5 1 3 7 3 2 1 "   D a t a T y p e = " T e x t " > P r o m p t e d R e s u l t C a p t i o n _ 1 0 < / P r o m p t e d R e s u l t C a p t i o n _ 1 0 > + 
+             < P r o m p t e d R e s u l t C a p t i o n _ 2   E l e m e n t T y p e = " C o l u m n "   E l e m e n t I d = " 2 1 0 9 0 6 5 5 1 0 "   D a t a T y p e = " T e x t " > P r o m p t e d R e s u l t C a p t i o n _ 2 < / P r o m p t e d R e s u l t C a p t i o n _ 2 > + 
+             < P r o m p t e d R e s u l t C a p t i o n _ 3   E l e m e n t T y p e = " C o l u m n "   E l e m e n t I d = " 1 4 7 1 3 6 8 8 9 3 "   D a t a T y p e = " T e x t " > P r o m p t e d R e s u l t C a p t i o n _ 3 < / P r o m p t e d R e s u l t C a p t i o n _ 3 > + 
+             < P r o m p t e d R e s u l t C a p t i o n _ 4   E l e m e n t T y p e = " C o l u m n "   E l e m e n t I d = " 8 3 3 6 7 2 2 7 6 "   D a t a T y p e = " T e x t " > P r o m p t e d R e s u l t C a p t i o n _ 4 < / P r o m p t e d R e s u l t C a p t i o n _ 4 > + 
+             < P r o m p t e d R e s u l t C a p t i o n _ 5   E l e m e n t T y p e = " C o l u m n "   E l e m e n t I d = " 1 9 5 9 7 5 6 5 9 "   D a t a T y p e = " T e x t " > P r o m p t e d R e s u l t C a p t i o n _ 5 < / P r o m p t e d R e s u l t C a p t i o n _ 5 > + 
+             < P r o m p t e d R e s u l t C a p t i o n _ 6   E l e m e n t T y p e = " C o l u m n "   E l e m e n t I d = " 4 4 1 7 2 0 9 5 8 "   D a t a T y p e = " T e x t " > P r o m p t e d R e s u l t C a p t i o n _ 6 < / P r o m p t e d R e s u l t C a p t i o n _ 6 > + 
+             < P r o m p t e d R e s u l t C a p t i o n _ 7   E l e m e n t T y p e = " C o l u m n "   E l e m e n t I d = " 1 0 7 9 4 1 7 5 7 5 "   D a t a T y p e = " T e x t " > P r o m p t e d R e s u l t C a p t i o n _ 7 < / P r o m p t e d R e s u l t C a p t i o n _ 7 > + 
+             < P r o m p t e d R e s u l t C a p t i o n _ 8   E l e m e n t T y p e = " C o l u m n "   E l e m e n t I d = " 1 0 3 9 0 2 9 1 2 "   D a t a T y p e = " T e x t " > P r o m p t e d R e s u l t C a p t i o n _ 8 < / P r o m p t e d R e s u l t C a p t i o n _ 8 > + 
+             < P r o m p t e d R e s u l t C a p t i o n _ 9   E l e m e n t T y p e = " C o l u m n "   E l e m e n t I d = " 7 4 1 5 9 9 5 2 9 "   D a t a T y p e = " T e x t " > P r o m p t e d R e s u l t C a p t i o n _ 9 < / P r o m p t e d R e s u l t C a p t i o n _ 9 > + 
+             < P r o m p t e d R e s u l t C o n d i t i o n D e s c r i p t i o n _ 1   E l e m e n t T y p e = " C o l u m n "   E l e m e n t I d = " 1 7 7 6 7 4 4 4 3 4 "   D a t a T y p e = " T e x t " > P r o m p t e d R e s u l t C o n d i t i o n D e s c r i p t i o n _ 1 < / P r o m p t e d R e s u l t C o n d i t i o n D e s c r i p t i o n _ 1 > + 
+             < P r o m p t e d R e s u l t C o n d i t i o n D e s c r i p t i o n _ 1 0   E l e m e n t T y p e = " C o l u m n "   E l e m e n t I d = " 1 0 2 8 7 8 8 8 8 2 "   D a t a T y p e = " T e x t " > P r o m p t e d R e s u l t C o n d i t i o n D e s c r i p t i o n _ 1 0 < / P r o m p t e d R e s u l t C o n d i t i o n D e s c r i p t i o n _ 1 0 > + 
+             < P r o m p t e d R e s u l t C o n d i t i o n D e s c r i p t i o n _ 2   E l e m e n t T y p e = " C o l u m n "   E l e m e n t I d = " 1 1 3 9 0 4 7 8 1 7 "   D a t a T y p e = " T e x t " > P r o m p t e d R e s u l t C o n d i t i o n D e s c r i p t i o n _ 2 < / P r o m p t e d R e s u l t C o n d i t i o n D e s c r i p t i o n _ 2 > + 
+             < P r o m p t e d R e s u l t C o n d i t i o n D e s c r i p t i o n _ 3   E l e m e n t T y p e = " C o l u m n "   E l e m e n t I d = " 5 0 1 3 5 1 2 0 0 "   D a t a T y p e = " T e x t " > P r o m p t e d R e s u l t C o n d i t i o n D e s c r i p t i o n _ 3 < / P r o m p t e d R e s u l t C o n d i t i o n D e s c r i p t i o n _ 3 > + 
+             < P r o m p t e d R e s u l t C o n d i t i o n D e s c r i p t i o n _ 4   E l e m e n t T y p e = " C o l u m n "   E l e m e n t I d = " 6 7 0 2 6 0 2 2 3 "   D a t a T y p e = " T e x t " > P r o m p t e d R e s u l t C o n d i t i o n D e s c r i p t i o n _ 4 < / P r o m p t e d R e s u l t C o n d i t i o n D e s c r i p t i o n _ 4 > + 
+             < P r o m p t e d R e s u l t C o n d i t i o n D e s c r i p t i o n _ 5   E l e m e n t T y p e = " C o l u m n "   E l e m e n t I d = " 3 2 5 6 3 6 0 6 "   D a t a T y p e = " T e x t " > P r o m p t e d R e s u l t C o n d i t i o n D e s c r i p t i o n _ 5 < / P r o m p t e d R e s u l t C o n d i t i o n D e s c r i p t i o n _ 5 > + 
+             < P r o m p t e d R e s u l t C o n d i t i o n D e s c r i p t i o n _ 6   E l e m e n t T y p e = " C o l u m n "   E l e m e n t I d = " 6 0 5 1 3 3 0 1 1 "   D a t a T y p e = " T e x t " > P r o m p t e d R e s u l t C o n d i t i o n D e s c r i p t i o n _ 6 < / P r o m p t e d R e s u l t C o n d i t i o n D e s c r i p t i o n _ 6 > + 
+             < P r o m p t e d R e s u l t C o n d i t i o n D e s c r i p t i o n _ 7   E l e m e n t T y p e = " C o l u m n "   E l e m e n t I d = " 1 2 4 2 8 2 9 6 2 8 "   D a t a T y p e = " T e x t " > P r o m p t e d R e s u l t C o n d i t i o n D e s c r i p t i o n _ 7 < / P r o m p t e d R e s u l t C o n d i t i o n D e s c r i p t i o n _ 7 > + 
+             < P r o m p t e d R e s u l t C o n d i t i o n D e s c r i p t i o n _ 8   E l e m e n t T y p e = " C o l u m n "   E l e m e n t I d = " 1 0 7 3 9 2 0 6 0 5 "   D a t a T y p e = " T e x t " > P r o m p t e d R e s u l t C o n d i t i o n D e s c r i p t i o n _ 8 < / P r o m p t e d R e s u l t C o n d i t i o n D e s c r i p t i o n _ 8 > + 
+             < P r o m p t e d R e s u l t C o n d i t i o n D e s c r i p t i o n _ 9   E l e m e n t T y p e = " C o l u m n "   E l e m e n t I d = " 1 7 1 1 6 1 7 2 2 2 "   D a t a T y p e = " T e x t " > P r o m p t e d R e s u l t C o n d i t i o n D e s c r i p t i o n _ 9 < / P r o m p t e d R e s u l t C o n d i t i o n D e s c r i p t i o n _ 9 > + 
+             < P r o m p t e d R e s u l t V i s i b l e _ 1   E l e m e n t T y p e = " C o l u m n "   E l e m e n t I d = " 1 3 9 9 7 0 4 4 1 7 "   D a t a T y p e = " B o o l e a n " > P r o m p t e d R e s u l t V i s i b l e _ 1 < / P r o m p t e d R e s u l t V i s i b l e _ 1 > + 
+             < P r o m p t e d R e s u l t V i s i b l e _ 1 0   E l e m e n t T y p e = " C o l u m n "   E l e m e n t I d = " 6 6 3 6 8 2 6 1 7 "   D a t a T y p e = " B o o l e a n " > P r o m p t e d R e s u l t V i s i b l e _ 1 0 < / P r o m p t e d R e s u l t V i s i b l e _ 1 0 > + 
+             < P r o m p t e d R e s u l t V i s i b l e _ 2   E l e m e n t T y p e = " C o l u m n "   E l e m e n t I d = " 2 0 3 7 4 0 1 0 3 4 "   D a t a T y p e = " B o o l e a n " > P r o m p t e d R e s u l t V i s i b l e _ 2 < / P r o m p t e d R e s u l t V i s i b l e _ 2 > + 
+             < P r o m p t e d R e s u l t V i s i b l e _ 3   E l e m e n t T y p e = " C o l u m n "   E l e m e n t I d = " 1 6 1 9 8 6 9 6 4 5 "   D a t a T y p e = " B o o l e a n " > P r o m p t e d R e s u l t V i s i b l e _ 3 < / P r o m p t e d R e s u l t V i s i b l e _ 3 > + 
+             < P r o m p t e d R e s u l t V i s i b l e _ 4   E l e m e n t T y p e = " C o l u m n "   E l e m e n t I d = " 9 8 2 1 7 3 0 2 8 "   D a t a T y p e = " B o o l e a n " > P r o m p t e d R e s u l t V i s i b l e _ 4 < / P r o m p t e d R e s u l t V i s i b l e _ 4 > + 
+             < P r o m p t e d R e s u l t V i s i b l e _ 5   E l e m e n t T y p e = " C o l u m n "   E l e m e n t I d = " 3 4 4 4 7 6 4 1 1 "   D a t a T y p e = " B o o l e a n " > P r o m p t e d R e s u l t V i s i b l e _ 5 < / P r o m p t e d R e s u l t V i s i b l e _ 5 > + 
+             < P r o m p t e d R e s u l t V i s i b l e _ 6   E l e m e n t T y p e = " C o l u m n "   E l e m e n t I d = " 2 9 3 2 2 0 2 0 6 "   D a t a T y p e = " B o o l e a n " > P r o m p t e d R e s u l t V i s i b l e _ 6 < / P r o m p t e d R e s u l t V i s i b l e _ 6 > + 
+             < P r o m p t e d R e s u l t V i s i b l e _ 7   E l e m e n t T y p e = " C o l u m n "   E l e m e n t I d = " 9 3 0 9 1 6 8 2 3 "   D a t a T y p e = " B o o l e a n " > P r o m p t e d R e s u l t V i s i b l e _ 7 < / P r o m p t e d R e s u l t V i s i b l e _ 7 > + 
+             < P r o m p t e d R e s u l t V i s i b l e _ 8   E l e m e n t T y p e = " C o l u m n "   E l e m e n t I d = " 4 4 5 9 7 8 4 0 "   D a t a T y p e = " B o o l e a n " > P r o m p t e d R e s u l t V i s i b l e _ 8 < / P r o m p t e d R e s u l t V i s i b l e _ 8 > + 
+             < P r o m p t e d R e s u l t V i s i b l e _ 9   E l e m e n t T y p e = " C o l u m n "   E l e m e n t I d = " 5 9 3 0 9 8 7 7 7 "   D a t a T y p e = " B o o l e a n " > P r o m p t e d R e s u l t V i s i b l e _ 9 < / P r o m p t e d R e s u l t V i s i b l e _ 9 > + 
+             < T e s t _ R e s u l t   E l e m e n t T y p e = " C o l u m n "   E l e m e n t I d = " 1 2 7 1 0 6 2 1 4 1 "   D a t a T y p e = " C o d e " > T e s t _ R e s u l t < / T e s t _ R e s u l t > + 
+             < T e s t _ R e s u l t D e s c r i p t i o n   E l e m e n t T y p e = " C o l u m n "   E l e m e n t I d = " 1 9 4 3 4 5 8 6 8 5 "   D a t a T y p e = " T e x t " > T e s t _ R e s u l t D e s c r i p t i o n < / T e s t _ R e s u l t D e s c r i p t i o n > + 
+             < T e s t _ V a l u e   E l e m e n t T y p e = " C o l u m n "   E l e m e n t I d = " 8 1 3 5 6 4 5 2 1 "   D a t a T y p e = " T e x t " > T e s t _ V a l u e < / T e s t _ V a l u e > + 
+             < W o r d D e s c r i p t i o n   E l e m e n t T y p e = " C o l u m n "   E l e m e n t I d = " 5 4 4 0 8 2 0 6 7 "   D a t a T y p e = " T e x t " > W o r d D e s c r i p t i o n < / W o r d D e s c r i p t i o n > + 
+             < W o r d M o d i f i e d B y U s e r N a m e   E l e m e n t T y p e = " C o l u m n "   E l e m e n t I d = " 1 6 2 5 9 3 3 4 7 9 "   D a t a T y p e = " T e x t " > W o r d M o d i f i e d B y U s e r N a m e < / W o r d M o d i f i e d B y U s e r N a m e > + 
+             < W o r d M o d i f i e d D a t e T i m e   E l e m e n t T y p e = " C o l u m n "   E l e m e n t I d = " 2 0 8 1 0 1 2 8 7 5 "   D a t a T y p e = " T e x t " > W o r d M o d i f i e d D a t e T i m e < / W o r d M o d i f i e d D a t e T i m e > + 
+             < W o r d T e s t V a l u e   E l e m e n t T y p e = " C o l u m n "   E l e m e n t I d = " 1 4 4 7 8 2 4 1 2 2 "   D a t a T y p e = " T e x t " > W o r d T e s t V a l u e < / W o r d T e s t V a l u e > + 
+         < / C u r r e n t I n s p e c t i o n L i n e > + 
+     < / C u r r e n t I n s p e c t i o n > + 
+ < / N a v W o r d R e p o r t X m l P a r t > 
+</file>
+
+<file path=customXml/item3.xml><?xml version="1.0" encoding="utf-8"?>
 <b:Sources xmlns:b="http://schemas.openxmlformats.org/officeDocument/2006/bibliography" xmlns="http://schemas.openxmlformats.org/officeDocument/2006/bibliography" SelectedStyle="\APASixthEditionOfficeOnline.xsl" StyleName="APA" Version="6"/>
 </file>
 
-<file path=customXml/item2.xml>��< ? x m l   v e r s i o n = " 1 . 0 "   e n c o d i n g = " u t f - 1 6 " ? > - 
- < N a v W o r d R e p o r t X m l P a r t   x m l n s = " u r n : m i c r o s o f t - d y n a m i c s - b u s i n e s s c e n t r a l / i n t e r n a l / e x t e n d e d / r e p o r t s / Q l t y _ G e n e r a l _ P u r p o s e _ I n s p e c t / 2 0 4 0 5 / " > - 
-     < B C R e p o r t I n f o r m a t i o n > - 
-         < R e p o r t M e t a d a t a > - 
-             < E x t e n s i o n I d > E x t e n s i o n   I D < / E x t e n s i o n I d > - 
-             < E x t e n s i o n N a m e > E x t e n s i o n   N a m e < / E x t e n s i o n N a m e > - 
-             < E x t e n s i o n P u b l i s h e r > E x t e n s i o n   P u b l i s h e r < / E x t e n s i o n P u b l i s h e r > - 
-             < E x t e n s i o n V e r s i o n > E x t e n s i o n   V e r s i o n < / E x t e n s i o n V e r s i o n > - 
-             < R e p o r t I d > R e p o r t   I D < / R e p o r t I d > - 
-             < R e p o r t N a m e > R e p o r t   N a m e < / R e p o r t N a m e > - 
-             < A b o u t T h i s R e p o r t T i t l e > A b o u t   T h i s   R e p o r t   T i t l e < / A b o u t T h i s R e p o r t T i t l e > - 
-             < A b o u t T h i s R e p o r t T e x t > A b o u t   T h i s   R e p o r t   T e x t < / A b o u t T h i s R e p o r t T e x t > - 
-             < R e p o r t H e l p L i n k > R e p o r t   H e l p   L i n k < / R e p o r t H e l p L i n k > - 
-         < / R e p o r t M e t a d a t a > - 
-         < R e p o r t R e q u e s t > - 
-             < T e n a n t E n t r a I d > T e n a n t   E n t r a   I d < / T e n a n t E n t r a I d > - 
-             < E n v i r o n m e n t N a m e > E n v i r o n m e n t   N a m e < / E n v i r o n m e n t N a m e > - 
-             < E n v i r o n m e n t T y p e > E n v i r o n m e n t   T y p e < / E n v i r o n m e n t T y p e > - 
-             < C o m p a n y N a m e > C o m p a n y   N a m e < / C o m p a n y N a m e > - 
-             < C o m p a n y D i s p l a y N a m e > C o m p a n y   D i s p l a y   N a m e < / C o m p a n y D i s p l a y N a m e > - 
-             < C o m p a n y I d > C o m p a n y   I D < / C o m p a n y I d > - 
-             < U s e r N a m e > U s e r   N a m e < / U s e r N a m e > - 
-             < D a t e A n d T i m e > D a t e   a n d   T i m e < / D a t e A n d T i m e > - 
-             < L a n g u a g e > L a n g u a g e < / L a n g u a g e > - 
-             < F o r m a t R e g i o n > F o r m a t   R e g i o n < / F o r m a t R e g i o n > - 
-             < D a t e T i m e V a l u e s > - 
-                 < Y e a r > Y e a r < / Y e a r > - 
-                 < M o n t h N u m b e r > M o n t h   N u m b e r < / M o n t h N u m b e r > - 
-                 < D a y N u m b e r > D a y   N u m b e r < / D a y N u m b e r > - 
-                 < H o u r > H o u r < / H o u r > - 
-                 < M i n u t e > M i n u t e < / M i n u t e > - 
-             < / D a t e T i m e V a l u e s > - 
-         < / R e p o r t R e q u e s t > - 
-     < / B C R e p o r t I n f o r m a t i o n > - 
-     < L a b e l s > - 
-         < C o m p l e t e d B y L a b e l   E l e m e n t T y p e = " P a r a m e t e r "   E l e m e n t I d = " 9 2 6 8 6 1 7 7 3 "   D a t a T y p e = " S t r i n g " > C o m p l e t e d B y L a b e l < / C o m p l e t e d B y L a b e l > - 
-         < C o m p l e t e d D a t e L a b e l   E l e m e n t T y p e = " P a r a m e t e r "   E l e m e n t I d = " 1 4 6 7 6 7 4 5 7 8 "   D a t a T y p e = " S t r i n g " > C o m p l e t e d D a t e L a b e l < / C o m p l e t e d D a t e L a b e l > - 
-         < D a t e L a b e l   E l e m e n t T y p e = " P a r a m e t e r "   E l e m e n t I d = " 7 9 3 8 1 7 7 7 7 "   D a t a T y p e = " S t r i n g " > D a t e L a b e l < / D a t e L a b e l > - 
-         < F i e l d L a b e l   E l e m e n t T y p e = " P a r a m e t e r "   E l e m e n t I d = " 1 9 6 1 6 4 7 3 9 9 "   D a t a T y p e = " S t r i n g " > F i e l d L a b e l < / F i e l d L a b e l > - 
-         < I n s p e c t i o n L a b e l   E l e m e n t T y p e = " P a r a m e t e r "   E l e m e n t I d = " 1 5 4 9 8 3 1 5 2 5 "   D a t a T y p e = " S t r i n g " > I n s p e c t i o n L a b e l < / I n s p e c t i o n L a b e l > - 
-         < I t e m L a b e l   E l e m e n t T y p e = " P a r a m e t e r "   E l e m e n t I d = " 1 0 8 2 0 2 8 9 7 4 "   D a t a T y p e = " S t r i n g " > I t e m L a b e l < / I t e m L a b e l > - 
-         < I t e m T r a c k i n g L a b e l   E l e m e n t T y p e = " P a r a m e t e r "   E l e m e n t I d = " 9 3 5 5 3 4 6 7 1 "   D a t a T y p e = " S t r i n g " > I t e m T r a c k i n g L a b e l < / I t e m T r a c k i n g L a b e l > - 
-         < L a s t M o d i f i e d B y L a b e l   E l e m e n t T y p e = " P a r a m e t e r "   E l e m e n t I d = " 9 3 1 4 2 8 2 9 1 "   D a t a T y p e = " S t r i n g " > L a s t M o d i f i e d B y L a b e l < / L a s t M o d i f i e d B y L a b e l > - 
-         < R e p o r t T i t l e L a b e l   E l e m e n t T y p e = " P a r a m e t e r "   E l e m e n t I d = " 1 2 9 7 0 8 9 6 2 7 "   D a t a T y p e = " S t r i n g " > R e p o r t T i t l e L a b e l < / R e p o r t T i t l e L a b e l > - 
-         < R e s u l t L a b e l   E l e m e n t T y p e = " P a r a m e t e r "   E l e m e n t I d = " 4 0 7 6 0 6 8 8 6 "   D a t a T y p e = " S t r i n g " > R e s u l t L a b e l < / R e s u l t L a b e l > - 
-         < T e s t D o c u m e n t N o L a b e l   E l e m e n t T y p e = " P a r a m e t e r "   E l e m e n t I d = " 1 6 2 2 1 4 2 9 2 3 "   D a t a T y p e = " S t r i n g " > T e s t D o c u m e n t N o L a b e l < / T e s t D o c u m e n t N o L a b e l > - 
-     < / L a b e l s > - 
-     < T o o l t i p s > - 
-         < T o o l t i p   c o l u m n = " Q l t y I n s p e c t i o n T e m p l a t e _ D e s c r i p t i o n "   E l e m e n t I d = " 1 6 5 2 0 6 9 5 9 8 " > - 
-             < T o o l t i p T e x t   l a n g = " e n - U S " > S p e c i f i e s   a n   e x p l a n a t i o n   o f   t h e   Q u a l i t y   I n s p e c t i o n   T e m p l a t e .   Y o u   c a n   e n t e r   a   m a x i m u m   o f   1 0 0   c h a r a c t e r s ,   b o t h   n u m b e r s   a n d   l e t t e r s . < / T o o l t i p T e x t > - 
-         < / T o o l t i p > - 
-         < T o o l t i p   c o l u m n = " Q l t y I n s p e c t i o n _ D e s c r i p t i o n "   E l e m e n t I d = " 7 3 9 0 1 9 9 1 0 " > - 
-             < T o o l t i p T e x t   l a n g = " e n - U S " > S p e c i f i e s   a   d e s c r i p t i o n   o f   t h e   Q u a l i t y   I n s p e c t i o n   i t s e l f . < / T o o l t i p T e x t > - 
-         < / T o o l t i p > - 
-         < T o o l t i p   c o l u m n = " Q l t y I n s p e c t i o n _ S t a t u s "   E l e m e n t I d = " 8 5 1 7 5 2 7 6 8 " > - 
-             < T o o l t i p T e x t   l a n g = " e n - U S " > S p e c i f i e s   t h e   s t a t u s   o f   t h e   i n s p e c t i o n .   N o   a d d i t i o n a l   c h a n g e s   c a n   b e   m a d e   t o   a   f i n i s h e d   Q u a l i t y   I n s p e c t i o n . < / T o o l t i p T e x t > - 
-         < / T o o l t i p > - 
-         < T o o l t i p   c o l u m n = " Q l t y I n s p e c t i o n _ R e s u l t _ C o d e "   E l e m e n t I d = " 1 8 0 7 0 7 7 0 6 5 " > - 
-             < T o o l t i p T e x t   l a n g = " e n - U S " > S p e c i f i e s   t h e   r e s u l t   i s   a u t o m a t i c a l l y   d e t e r m i n e d   b a s e d   o n   t h e   t e s t   v a l u e   a n d   r e s u l t   c o n f i g u r a t i o n . < / T o o l t i p T e x t > - 
-         < / T o o l t i p > - 
-         < T o o l t i p   c o l u m n = " Q l t y I n s p e c t i o n _ R e s u l t _ D e s c r i p t i o n "   E l e m e n t I d = " 8 1 0 5 3 8 1 8 8 " > - 
-             < T o o l t i p T e x t   l a n g = " e n - U S " > S p e c i f i e s   t h e   r e s u l t   d e s c r i p t i o n   f o r   t h i s   t e s t   r e s u l t .   T h e   r e s u l t   i s   a u t o m a t i c a l l y   d e t e r m i n e d   b a s e d   o n   t h e   t e s t   v a l u e   a n d   r e s u l t   c o n f i g u r a t i o n . < / T o o l t i p T e x t > - 
-         < / T o o l t i p > - 
-         < T o o l t i p   c o l u m n = " Q l t y I n s p e c t i o n _ N o "   E l e m e n t I d = " 2 1 2 0 6 1 5 7 4 9 " > - 
-             < T o o l t i p T e x t   l a n g = " e n - U S " > S p e c i f i e s   t h e   q u a l i t y   i n s p e c t i o n   d o c u m e n t   n u m b e r . < / T o o l t i p T e x t > - 
-         < / T o o l t i p > - 
-         < T o o l t i p   c o l u m n = " Q l t y I n s p e c t i o n _ R e i n s p e c t i o n N o "   E l e m e n t I d = " 7 5 1 7 3 5 6 " > - 
-             < T o o l t i p T e x t   l a n g = " e n - U S " > S p e c i f i e s   t h e   r e - i n s p e c t i o n   c o u n t e r . < / T o o l t i p T e x t > - 
-         < / T o o l t i p > - 
-         < T o o l t i p   c o l u m n = " Q l t y I n s p e c t i o n _ F i n i s h e d _ B y _ U s e r _ I D "   E l e m e n t I d = " 1 7 5 0 5 1 6 3 3 8 " > - 
-             < T o o l t i p T e x t   l a n g = " e n - U S " > S p e c i f i e s   t h e   u s e r   t h a t   f i n i s h e d   t h e   i n s p e c t i o n . < / T o o l t i p T e x t > - 
-         < / T o o l t i p > - 
-         < T o o l t i p   c o l u m n = " Q l t y I n s p e c t i o n _ F i n i s h e d _ D a t e "   E l e m e n t I d = " 1 8 3 4 1 2 2 7 6 5 " > - 
-             < T o o l t i p T e x t   l a n g = " e n - U S " > S p e c i f i e s   t h e   d a t e   t h a t   t h e   i n s p e c t i o n   w a s   f i n i s h e d . < / T o o l t i p T e x t > - 
-         < / T o o l t i p > - 
-         < T o o l t i p   c o l u m n = " Q l t y I n s p e c t i o n _ S o u r c e _ I t e m _ N o _ "   E l e m e n t I d = " 1 2 6 8 0 5 0 5 1 8 " > - 
-             < T o o l t i p T e x t   l a n g = " e n - U S " > S p e c i f i e s   t h e   i t e m   t h a t   t h e   Q u a l i t y   I n s p e c t i o n   i s   f o r .   W h e n   u s e d   w i t h   p r o d u c t i o n   o r d e r s   t h i s   t y p i c a l l y   r e f e r s   t o   t h e   i t e m   b e i n g   p r o d u c e d . < / T o o l t i p T e x t > - 
-         < / T o o l t i p > - 
-         < T o o l t i p   c o l u m n = " Q l t y I n s p e c t i o n _ S o u r c e _ I t e m _ D e s c r i p t i o n "   E l e m e n t I d = " 6 4 6 8 9 0 6 3 0 " > - 
-             < T o o l t i p T e x t   l a n g = " e n - U S " > S p e c i f i e s   a   d e s c r i p t i o n   o f   t h e   i t e m . < / T o o l t i p T e x t > - 
-         < / T o o l t i p > - 
-         < T o o l t i p   c o l u m n = " Q l t y I n s p e c t i o n _ S o u r c e _ I t e m _ D e s c r i p t i o n 2 "   E l e m e n t I d = " 1 2 7 9 3 6 9 3 5 2 " > - 
-             < T o o l t i p T e x t   l a n g = " e n - U S " > S p e c i f i e s   i n f o r m a t i o n   i n   a d d i t i o n   t o   t h e   d e s c r i p t i o n . < / T o o l t i p T e x t > - 
-         < / T o o l t i p > - 
-         < T o o l t i p   c o l u m n = " Q l t y I n s p e c t i o n _ S o u r c e _ V a r i a n t _ C o d e "   E l e m e n t I d = " 1 6 0 8 4 0 3 8 2 1 " > - 
-             < T o o l t i p T e x t   l a n g = " e n - U S " > S p e c i f i e s   t h e   i t e m   v a r i a n t   t h a t   t h e   Q u a l i t y   I n s p e c t i o n   i s   f o r .   W h e n   u s e d   w i t h   p r o d u c t i o n   o r d e r s   t h i s   t y p i c a l l y   r e f e r s   t o   t h e   i t e m   b e i n g   p r o d u c e d . < / T o o l t i p T e x t > - 
-         < / T o o l t i p > - 
-         < T o o l t i p   c o l u m n = " Q l t y I n s p e c t i o n _ S o u r c e _ L o t _ N o _ "   E l e m e n t I d = " 1 1 2 3 5 5 1 3 1 2 " > - 
-             < T o o l t i p T e x t   l a n g = " e n - U S " > S p e c i f i e s   t h e   l o t   n u m b e r   t h a t   t h e   q u a l i t y   i n s p e c t i o n   i s   f o r .   T h i s   i s   o n l y   u s e d   f o r   l o t   t r a c k e d   i t e m s . < / T o o l t i p T e x t > - 
-         < / T o o l t i p > - 
-         < T o o l t i p   c o l u m n = " Q l t y I n s p e c t i o n _ S o u r c e _ S e r i a l _ N o _ "   E l e m e n t I d = " 1 5 2 0 5 9 1 4 4 7 " > - 
-             < T o o l t i p T e x t   l a n g = " e n - U S " > S p e c i f i e s   t h e   s e r i a l   n u m b e r   t h a t   t h e   q u a l i t y   i n s p e c t i o n   i s   f o r .   T h i s   i s   o n l y   u s e d   f o r   s e r i a l   t r a c k e d   i t e m s . < / T o o l t i p T e x t > - 
-         < / T o o l t i p > - 
-         < T o o l t i p   c o l u m n = " Q l t y I n s p e c t i o n _ S o u r c e _ P a c k a g e _ N o _ "   E l e m e n t I d = " 1 9 6 1 1 2 9 9 7 " > - 
-             < T o o l t i p T e x t   l a n g = " e n - U S " > S p e c i f i e s   t h e   p a c k a g e   n u m b e r   t h a t   t h e   q u a l i t y   i n s p e c t i o n   i s   f o r .   T h i s   i s   o n l y   u s e d   f o r   p a c k a g e   t r a c k e d   i t e m s . < / T o o l t i p T e x t > - 
-         < / T o o l t i p > - 
-         < T o o l t i p   c o l u m n = " Q l t y I n s p e c t i o n _ S o u r c e _ D o c u m e n t _ N o _ "   E l e m e n t I d = " 1 6 7 5 9 1 6 2 8 8 " > - 
-             < T o o l t i p T e x t   l a n g = " e n - U S " > S p e c i f i e s   a   r e f e r e n c e   t o   t h e   d o c u m e n t   t h a t   t h i s   Q u a l i t y   I n s p e c t i o n   i s   r e f e r r i n g   t o .   T h i s   t y p i c a l l y   r e f e r s   t o   a   p r o d u c t i o n   o r d e r   d o c u m e n t   n u m b e r . < / T o o l t i p T e x t > - 
-         < / T o o l t i p > - 
-         < T o o l t i p   c o l u m n = " Q l t y I n s p e c t i o n _ S o u r c e _ T a s k _ N o _ "   E l e m e n t I d = " 3 8 4 6 4 4 1 8 2 " > - 
-             < T o o l t i p T e x t   l a n g = " e n - U S " > S p e c i f i e s   a   r e f e r e n c e   t o   t h e   s o u r c e   t a s k   n o .   t h a t   t h i s   Q u a l i t y   I n s p e c t i o n   i s   r e f e r r i n g   t o .   T h i s   t y p i c a l l y   r e f e r s   t o   a n   o p e r a t i o n . < / T o o l t i p T e x t > - 
-         < / T o o l t i p > - 
-         < T o o l t i p   c o l u m n = " Q l t y I n s p e c t i o n _ S o u r c e _ C u s t o m _ 1 "   E l e m e n t I d = " 5 4 6 4 5 3 7 6 5 " > - 
-             < T o o l t i p T e x t   l a n g = " e n - U S " > S p e c i f i e s   a d d i t i o n a l   i n f o r m a t i o n   f r o m   a   s o u r c e   r e c o r d . < / T o o l t i p T e x t > - 
-         < / T o o l t i p > - 
-         < T o o l t i p   c o l u m n = " Q l t y I n s p e c t i o n _ S o u r c e _ C u s t o m _ 2 "   E l e m e n t I d = " 1 8 3 5 4 2 3 6 8 0 " > - 
-             < T o o l t i p T e x t   l a n g = " e n - U S " > S p e c i f i e s   a d d i t i o n a l   i n f o r m a t i o n   f r o m   a   s o u r c e   r e c o r d . < / T o o l t i p T e x t > - 
-         < / T o o l t i p > - 
-         < T o o l t i p   c o l u m n = " Q l t y I n s p e c t i o n _ S o u r c e _ C u s t o m _ 3 "   E l e m e n t I d = " 1 8 2 1 8 4 6 9 9 9 " > - 
-             < T o o l t i p T e x t   l a n g = " e n - U S " > S p e c i f i e s   a d d i t i o n a l   i n f o r m a t i o n   f r o m   a   s o u r c e   r e c o r d . < / T o o l t i p T e x t > - 
-         < / T o o l t i p > - 
-         < T o o l t i p   c o l u m n = " Q l t y I n s p e c t i o n _ S o u r c e _ C u s t o m _ 4 "   E l e m e n t I d = " 1 3 6 6 6 3 6 0 8 6 " > - 
-             < T o o l t i p T e x t   l a n g = " e n - U S " > S p e c i f i e s   a d d i t i o n a l   i n f o r m a t i o n   f r o m   a   s o u r c e   r e c o r d . < / T o o l t i p T e x t > - 
-         < / T o o l t i p > - 
-         < T o o l t i p   c o l u m n = " Q l t y I n s p e c t i o n _ S o u r c e _ C u s t o m _ 5 "   E l e m e n t I d = " 2 0 0 4 3 3 2 7 0 3 " > - 
-             < T o o l t i p T e x t   l a n g = " e n - U S " > S p e c i f i e s   a d d i t i o n a l   i n f o r m a t i o n   f r o m   a   s o u r c e   r e c o r d . < / T o o l t i p T e x t > - 
-         < / T o o l t i p > - 
-         < T o o l t i p   c o l u m n = " Q l t y I n s p e c t i o n _ S o u r c e _ C u s t o m _ 6 "   E l e m e n t I d = " 9 1 2 4 2 8 5 2 " > - 
-             < T o o l t i p T e x t   l a n g = " e n - U S " > S p e c i f i e s   a d d i t i o n a l   i n f o r m a t i o n   f r o m   a   s o u r c e   r e c o r d . < / T o o l t i p T e x t > - 
-         < / T o o l t i p > - 
-         < T o o l t i p   c o l u m n = " Q l t y I n s p e c t i o n _ S o u r c e _ C u s t o m _ 7 "   E l e m e n t I d = " 7 2 8 9 3 9 4 6 9 " > - 
-             < T o o l t i p T e x t   l a n g = " e n - U S " > S p e c i f i e s   a d d i t i o n a l   i n f o r m a t i o n   f r o m   a   s o u r c e   r e c o r d . < / T o o l t i p T e x t > - 
-         < / T o o l t i p > - 
-         < T o o l t i p   c o l u m n = " Q l t y I n s p e c t i o n _ S o u r c e _ C u s t o m _ 8 "   E l e m e n t I d = " 3 7 7 5 4 4 7 4 2 " > - 
-             < T o o l t i p T e x t   l a n g = " e n - U S " > S p e c i f i e s   a d d i t i o n a l   i n f o r m a t i o n   f r o m   a   s o u r c e   r e c o r d . < / T o o l t i p T e x t > - 
-         < / T o o l t i p > - 
-         < T o o l t i p   c o l u m n = " Q l t y I n s p e c t i o n _ S o u r c e _ C u s t o m _ 9 "   E l e m e n t I d = " 2 6 0 1 5 1 8 7 5 " > - 
-             < T o o l t i p T e x t   l a n g = " e n - U S " > S p e c i f i e s   a d d i t i o n a l   i n f o r m a t i o n   f r o m   a   s o u r c e   r e c o r d . < / T o o l t i p T e x t > - 
-         < / T o o l t i p > - 
-         < T o o l t i p   c o l u m n = " Q l t y I n s p e c t i o n _ S o u r c e _ C u s t o m _ 1 0 "   E l e m e n t I d = " 1 5 3 7 6 5 2 9 2 5 " > - 
-             < T o o l t i p T e x t   l a n g = " e n - U S " > S p e c i f i e s   a d d i t i o n a l   i n f o r m a t i o n   f r o m   a   s o u r c e   r e c o r d . < / T o o l t i p T e x t > - 
-         < / T o o l t i p > - 
-         < T o o l t i p   c o l u m n = " F i e l d _ C o d e "   E l e m e n t I d = " 1 3 2 7 2 5 5 7 3 " > - 
-             < T o o l t i p T e x t   l a n g = " e n - U S " > S p e c i f i e s   t h e   f i e l d / q u e s t i o n / m e t r i c   i n   t h i s   t e s t . < / T o o l t i p T e x t > - 
-         < / T o o l t i p > - 
-         < T o o l t i p   c o l u m n = " F i e l d _ D e s c r i p t i o n "   E l e m e n t I d = " 1 4 6 8 6 2 1 2 9 8 " > - 
-             < T o o l t i p T e x t   l a n g = " e n - U S " > S p e c i f i e s   a   d e s c r i p t i o n   o f   t h e   f i e l d   a s   i t   i s   u s e d   o n   t h e   t e s t . < / T o o l t i p T e x t > - 
-         < / T o o l t i p > - 
-         < T o o l t i p   c o l u m n = " N u m e r i c _ V a l u e "   E l e m e n t I d = " 4 6 0 4 1 2 6 4 6 " > - 
-             < T o o l t i p T e x t   l a n g = " e n - U S " > S p e c i f i e s   a n   e v a l u a t e d   n u m e r i c   v a l u e   o f   T e s t   V a l u e   f o r   u s e   i n   c a l c u l a t i o n s   a n d   a n a l y s i s .   T h i s   v a l u e   i s   a u t o m a t i c a l l y   c a l c u l a t e d   w h e n   t h e   T e s t   V a l u e   i s   e n t e r e d   o r   m o d i f i e d   b a s e d   o n   t h e   c o n f i g u r a t i o n   o f   t h e   T e s t   V a l u e   a n d   i s   n o t   d i r e c t l y   e d i t a b l e . < / T o o l t i p T e x t > - 
-         < / T o o l t i p > - 
-         < T o o l t i p   c o l u m n = " F i e l d _ T y p e "   E l e m e n t I d = " 1 3 2 8 1 6 4 0 1 6 " > - 
-             < T o o l t i p T e x t   l a n g = " e n - U S " > S p e c i f i e s   t h e   d a t a   t y p e   o f   t h e   v a l u e s   y o u   c a n   e n t e r   o r   s e l e c t   f o r   t h i s   t e s t .   U s e   D e c i m a l   f o r   n u m e r i c a l   m e a s u r e m e n t s .   U s e   C h o i c e   t o   g i v e   a   l i s t   o f   o p t i o n s   t o   c h o o s e   f r o m .   I f   y o u   w a n t   t o   c h o o s e   o p t i o n s   f r o m   a n   e x i s t i n g   t a b l e ,   u s e   T a b l e   L o o k u p . < / T o o l t i p T e x t > - 
-         < / T o o l t i p > - 
-         < T o o l t i p   c o l u m n = " T e s t _ R e s u l t "   E l e m e n t I d = " 1 2 7 1 0 6 2 1 4 1 " > - 
-             < T o o l t i p T e x t   l a n g = " e n - U S " > S p e c i f i e s   t h e   r e s u l t   i s   a u t o m a t i c a l l y   d e t e r m i n e d   b a s e d   o n   t h e   t e s t   v a l u e   a n d   r e s u l t   c o n f i g u r a t i o n . < / T o o l t i p T e x t > - 
-         < / T o o l t i p > - 
-     < / T o o l t i p s > - 
-     < C u r r e n t I n s p e c t i o n   E l e m e n t T y p e = " D a t a I t e m "   E l e m e n t I d = " 1 7 4 7 8 9 7 9 7 8 " > - 
-         < A p p r o v e r N a m e L a b e l   E l e m e n t T y p e = " C o l u m n "   E l e m e n t I d = " 1 8 9 7 9 9 2 7 8 5 "   D a t a T y p e = " T e x t " > A p p r o v e r N a m e L a b e l < / A p p r o v e r N a m e L a b e l > - 
-         < A p p r o v e r S i g n a t u r e L a b e l   E l e m e n t T y p e = " C o l u m n "   E l e m e n t I d = " 1 0 3 4 5 1 7 9 4 "   D a t a T y p e = " T e x t " > A p p r o v e r S i g n a t u r e L a b e l < / A p p r o v e r S i g n a t u r e L a b e l > - 
-         < C O A C o n t a c t _ A l l   E l e m e n t T y p e = " C o l u m n "   E l e m e n t I d = " 1 5 9 3 9 3 0 3 4 6 "   D a t a T y p e = " T e x t " > C O A C o n t a c t _ A l l < / C O A C o n t a c t _ A l l > - 
-         < C O A C o n t a c t _ R o w 1   E l e m e n t T y p e = " C o l u m n "   E l e m e n t I d = " 1 2 7 0 2 3 9 7 3 2 "   D a t a T y p e = " T e x t " > C O A C o n t a c t _ R o w 1 < / C O A C o n t a c t _ R o w 1 > - 
-         < C O A C o n t a c t _ R o w 2   E l e m e n t T y p e = " C o l u m n "   E l e m e n t I d = " 6 4 2 8 5 0 1 1 9 "   D a t a T y p e = " T e x t " > C O A C o n t a c t _ R o w 2 < / C O A C o n t a c t _ R o w 2 > - 
-         < C O A C o n t a c t _ R o w 3   E l e m e n t T y p e = " C o l u m n "   E l e m e n t I d = " 5 1 5 3 5 0 2 "   D a t a T y p e = " T e x t " > C O A C o n t a c t _ R o w 3 < / C O A C o n t a c t _ R o w 3 > - 
-         < C O A C o n t a c t _ R o w 4   E l e m e n t T y p e = " C o l u m n "   E l e m e n t I d = " 1 1 1 1 6 3 7 7 1 3 "   D a t a T y p e = " T e x t " > C O A C o n t a c t _ R o w 4 < / C O A C o n t a c t _ R o w 4 > - 
-         < C O A C o n t a c t _ R o w 5   E l e m e n t T y p e = " C o l u m n "   E l e m e n t I d = " 4 7 3 9 4 1 0 9 6 "   D a t a T y p e = " T e x t " > C O A C o n t a c t _ R o w 5 < / C O A C o n t a c t _ R o w 5 > - 
-         < C O A C o n t a c t _ R o w 6   E l e m e n t T y p e = " C o l u m n "   E l e m e n t I d = " 1 9 0 7 9 3 6 3 4 9 "   D a t a T y p e = " T e x t " > C O A C o n t a c t _ R o w 6 < / C O A C o n t a c t _ R o w 6 > - 
-         < C O A C o n t a c t _ R o w 7   E l e m e n t T y p e = " C o l u m n "   E l e m e n t I d = " 1 7 4 9 3 3 4 3 3 0 "   D a t a T y p e = " T e x t " > C O A C o n t a c t _ R o w 7 < / C O A C o n t a c t _ R o w 7 > - 
-         < C O A C o n t a c t _ R o w 8   E l e m e n t T y p e = " C o l u m n "   E l e m e n t I d = " 1 4 3 9 1 4 8 7 5 5 "   D a t a T y p e = " T e x t " > C O A C o n t a c t _ R o w 8 < / C O A C o n t a c t _ R o w 8 > - 
-         < C o m p a n y I n f o r m a t i o n _ A l l   E l e m e n t T y p e = " C o l u m n "   E l e m e n t I d = " 7 6 1 9 7 4 8 2 4 "   D a t a T y p e = " T e x t " > C o m p a n y I n f o r m a t i o n _ A l l < / C o m p a n y I n f o r m a t i o n _ A l l > - 
-         < C o m p a n y I n f o r m a t i o n _ R o w 1   E l e m e n t T y p e = " C o l u m n "   E l e m e n t I d = " 1 8 4 3 2 1 2 8 9 4 "   D a t a T y p e = " T e x t " > C o m p a n y I n f o r m a t i o n _ R o w 1 < / C o m p a n y I n f o r m a t i o n _ R o w 1 > - 
-         < C o m p a n y I n f o r m a t i o n _ R o w 2   E l e m e n t T y p e = " C o l u m n "   E l e m e n t I d = " 1 8 1 4 0 5 7 7 8 5 "   D a t a T y p e = " T e x t " > C o m p a n y I n f o r m a t i o n _ R o w 2 < / C o m p a n y I n f o r m a t i o n _ R o w 2 > - 
-         < C o m p a n y I n f o r m a t i o n _ R o w 3   E l e m e n t T y p e = " C o l u m n "   E l e m e n t I d = " 1 1 7 6 3 6 1 1 6 8 "   D a t a T y p e = " T e x t " > C o m p a n y I n f o r m a t i o n _ R o w 3 < / C o m p a n y I n f o r m a t i o n _ R o w 3 > - 
-         < C o m p a n y I n f o r m a t i o n _ R o w 4   E l e m e n t T y p e = " C o l u m n "   E l e m e n t I d = " 1 3 4 5 2 7 0 1 9 1 "   D a t a T y p e = " T e x t " > C o m p a n y I n f o r m a t i o n _ R o w 4 < / C o m p a n y I n f o r m a t i o n _ R o w 4 > - 
-         < C o m p a n y I n f o r m a t i o n _ R o w 5   E l e m e n t T y p e = " C o l u m n "   E l e m e n t I d = " 7 0 7 5 7 3 5 7 4 "   D a t a T y p e = " T e x t " > C o m p a n y I n f o r m a t i o n _ R o w 5 < / C o m p a n y I n f o r m a t i o n _ R o w 5 > - 
-         < C o m p a n y I n f o r m a t i o n _ R o w 6   E l e m e n t T y p e = " C o l u m n "   E l e m e n t I d = " 6 9 8 7 6 9 5 7 "   D a t a T y p e = " T e x t " > C o m p a n y I n f o r m a t i o n _ R o w 6 < / C o m p a n y I n f o r m a t i o n _ R o w 6 > - 
-         < C o m p a n y I n f o r m a t i o n _ R o w 7   E l e m e n t T y p e = " C o l u m n "   E l e m e n t I d = " 5 6 7 8 1 9 6 6 0 "   D a t a T y p e = " T e x t " > C o m p a n y I n f o r m a t i o n _ R o w 7 < / C o m p a n y I n f o r m a t i o n _ R o w 7 > - 
-         < C o m p a n y I n f o r m a t i o n _ R o w 8   E l e m e n t T y p e = " C o l u m n "   E l e m e n t I d = " 3 9 8 9 1 0 6 3 7 "   D a t a T y p e = " T e x t " > C o m p a n y I n f o r m a t i o n _ R o w 8 < / C o m p a n y I n f o r m a t i o n _ R o w 8 > - 
-         < C o m p a n y L o g o   E l e m e n t T y p e = " C o l u m n "   E l e m e n t I d = " 2 3 7 6 9 1 5 1 "   D a t a T y p e = " B l o b "   / > - 
-         < E m a i l L a b e l   E l e m e n t T y p e = " C o l u m n "   E l e m e n t I d = " 7 7 1 8 8 7 1 3 5 "   D a t a T y p e = " T e x t " > E m a i l L a b e l < / E m a i l L a b e l > - 
-         < E m a i l V a l u e   E l e m e n t T y p e = " C o l u m n "   E l e m e n t I d = " 3 8 8 1 2 2 7 6 2 "   D a t a T y p e = " T e x t " > E m a i l V a l u e < / E m a i l V a l u e > - 
-         < F i n i s h e d B y N a m e L a b e l   E l e m e n t T y p e = " C o l u m n "   E l e m e n t I d = " 2 1 0 1 0 0 9 6 5 1 "   D a t a T y p e = " T e x t " > F i n i s h e d B y N a m e L a b e l < / F i n i s h e d B y N a m e L a b e l > - 
-         < F i n i s h e d B y S i g n a t u r e L a b e l   E l e m e n t T y p e = " C o l u m n "   E l e m e n t I d = " 2 0 7 1 3 1 2 7 2 2 "   D a t a T y p e = " T e x t " > F i n i s h e d B y S i g n a t u r e L a b e l < / F i n i s h e d B y S i g n a t u r e L a b e l > - 
-         < F i n i s h e d D a t e O n l y   E l e m e n t T y p e = " C o l u m n "   E l e m e n t I d = " 2 0 0 8 0 4 4 9 4 3 "   D a t a T y p e = " D a t e " > F i n i s h e d D a t e O n l y < / F i n i s h e d D a t e O n l y > - 
-         < H o m e P a g e L a b e l   E l e m e n t T y p e = " C o l u m n "   E l e m e n t I d = " 4 6 2 3 7 4 2 3 1 "   D a t a T y p e = " T e x t " > H o m e P a g e L a b e l < / H o m e P a g e L a b e l > - 
-         < H o m e P a g e V a l u e   E l e m e n t T y p e = " C o l u m n "   E l e m e n t I d = " 5 3 3 5 1 4 0 3 4 "   D a t a T y p e = " T e x t " > H o m e P a g e V a l u e < / H o m e P a g e V a l u e > - 
-         < I n s p e c t i o n I n f o r m a t i o n   E l e m e n t T y p e = " C o l u m n "   E l e m e n t I d = " 1 5 3 2 8 6 0 1 9 9 "   D a t a T y p e = " T e x t " > I n s p e c t i o n I n f o r m a t i o n < / I n s p e c t i o n I n f o r m a t i o n > - 
-         < I t e m D e s c r i p t i o n   E l e m e n t T y p e = " C o l u m n "   E l e m e n t I d = " 1 9 6 5 3 9 3 7 9 0 "   D a t a T y p e = " T e x t " > I t e m D e s c r i p t i o n < / I t e m D e s c r i p t i o n > - 
-         < I t e m T r a c k i n g D e s c r i p t i o n   E l e m e n t T y p e = " C o l u m n "   E l e m e n t I d = " 1 1 1 7 1 0 3 3 4 5 "   D a t a T y p e = " T e x t " > I t e m T r a c k i n g D e s c r i p t i o n < / I t e m T r a c k i n g D e s c r i p t i o n > - 
-         < P h o n e N o L a b e l   E l e m e n t T y p e = " C o l u m n "   E l e m e n t I d = " 1 6 1 4 5 2 6 0 7 8 "   D a t a T y p e = " T e x t " > P h o n e N o L a b e l < / P h o n e N o L a b e l > - 
-         < P h o n e N o V a l u e   E l e m e n t T y p e = " C o l u m n "   E l e m e n t I d = " 1 2 8 6 6 4 9 7 8 1 "   D a t a T y p e = " T e x t " > P h o n e N o V a l u e < / P h o n e N o V a l u e > - 
-         < Q l t y I n s p e c t i o n T e m p l a t e _ D e s c r i p t i o n   E l e m e n t T y p e = " C o l u m n "   E l e m e n t I d = " 1 6 5 2 0 6 9 5 9 8 "   D a t a T y p e = " T e x t " > Q l t y I n s p e c t i o n T e m p l a t e _ D e s c r i p t i o n < / Q l t y I n s p e c t i o n T e m p l a t e _ D e s c r i p t i o n > - 
-         < Q l t y I n s p e c t i o n _ A p p r o v e r _ N a m e   E l e m e n t T y p e = " C o l u m n "   E l e m e n t I d = " 2 0 5 9 0 7 9 3 2 1 "   D a t a T y p e = " T e x t " > Q l t y I n s p e c t i o n _ A p p r o v e r _ N a m e < / Q l t y I n s p e c t i o n _ A p p r o v e r _ N a m e > - 
-         < Q l t y I n s p e c t i o n _ A p p r o v e r _ T i t l e   E l e m e n t T y p e = " C o l u m n "   E l e m e n t I d = " 4 7 5 7 2 7 8 9 8 "   D a t a T y p e = " T e x t " > Q l t y I n s p e c t i o n _ A p p r o v e r _ T i t l e < / Q l t y I n s p e c t i o n _ A p p r o v e r _ T i t l e > - 
-         < Q l t y I n s p e c t i o n _ D e s c r i p t i o n   E l e m e n t T y p e = " C o l u m n "   E l e m e n t I d = " 7 3 9 0 1 9 9 1 0 "   D a t a T y p e = " T e x t " > Q l t y I n s p e c t i o n _ D e s c r i p t i o n < / Q l t y I n s p e c t i o n _ D e s c r i p t i o n > - 
-         < Q l t y I n s p e c t i o n _ F i n i s h e d _ B y _ E m a i l   E l e m e n t T y p e = " C o l u m n "   E l e m e n t I d = " 1 5 2 1 1 3 4 6 3 1 "   D a t a T y p e = " T e x t " > Q l t y I n s p e c t i o n _ F i n i s h e d _ B y _ E m a i l < / Q l t y I n s p e c t i o n _ F i n i s h e d _ B y _ E m a i l > - 
-         < Q l t y I n s p e c t i o n _ F i n i s h e d _ B y _ P h o n e   E l e m e n t T y p e = " C o l u m n "   E l e m e n t I d = " 3 4 7 5 5 7 6 2 5 "   D a t a T y p e = " T e x t " > Q l t y I n s p e c t i o n _ F i n i s h e d _ B y _ P h o n e < / Q l t y I n s p e c t i o n _ F i n i s h e d _ B y _ P h o n e > - 
-         < Q l t y I n s p e c t i o n _ F i n i s h e d _ B y _ T i t l e   E l e m e n t T y p e = " C o l u m n "   E l e m e n t I d = " 4 6 0 0 4 5 6 8 3 "   D a t a T y p e = " T e x t " > Q l t y I n s p e c t i o n _ F i n i s h e d _ B y _ T i t l e < / Q l t y I n s p e c t i o n _ F i n i s h e d _ B y _ T i t l e > - 
-         < Q l t y I n s p e c t i o n _ F i n i s h e d _ B y _ U s e r N a m e   E l e m e n t T y p e = " C o l u m n "   E l e m e n t I d = " 1 9 5 3 6 1 2 5 3 1 "   D a t a T y p e = " T e x t " > Q l t y I n s p e c t i o n _ F i n i s h e d _ B y _ U s e r N a m e < / Q l t y I n s p e c t i o n _ F i n i s h e d _ B y _ U s e r N a m e > - 
-         < Q l t y I n s p e c t i o n _ F i n i s h e d _ B y _ U s e r _ I D   E l e m e n t T y p e = " C o l u m n "   E l e m e n t I d = " 1 7 5 0 5 1 6 3 3 8 "   D a t a T y p e = " C o d e " > Q l t y I n s p e c t i o n _ F i n i s h e d _ B y _ U s e r _ I D < / Q l t y I n s p e c t i o n _ F i n i s h e d _ B y _ U s e r _ I D > - 
-         < Q l t y I n s p e c t i o n _ F i n i s h e d _ D a t e   E l e m e n t T y p e = " C o l u m n "   E l e m e n t I d = " 1 8 3 4 1 2 2 7 6 5 "   D a t a T y p e = " D a t e T i m e " > Q l t y I n s p e c t i o n _ F i n i s h e d _ D a t e < / Q l t y I n s p e c t i o n _ F i n i s h e d _ D a t e > - 
-         < Q l t y I n s p e c t i o n _ N o   E l e m e n t T y p e = " C o l u m n "   E l e m e n t I d = " 2 1 2 0 6 1 5 7 4 9 "   D a t a T y p e = " C o d e " > Q l t y I n s p e c t i o n _ N o < / Q l t y I n s p e c t i o n _ N o > - 
-         < Q l t y I n s p e c t i o n _ R e i n s p e c t i o n N o   E l e m e n t T y p e = " C o l u m n "   E l e m e n t I d = " 7 5 1 7 3 5 6 "   D a t a T y p e = " I n t e g e r " > Q l t y I n s p e c t i o n _ R e i n s p e c t i o n N o < / Q l t y I n s p e c t i o n _ R e i n s p e c t i o n N o > - 
-         < Q l t y I n s p e c t i o n _ R e s u l t _ C o d e   E l e m e n t T y p e = " C o l u m n "   E l e m e n t I d = " 1 8 0 7 0 7 7 0 6 5 "   D a t a T y p e = " C o d e " > Q l t y I n s p e c t i o n _ R e s u l t _ C o d e < / Q l t y I n s p e c t i o n _ R e s u l t _ C o d e > - 
-         < Q l t y I n s p e c t i o n _ R e s u l t _ D e s c r i p t i o n   E l e m e n t T y p e = " C o l u m n "   E l e m e n t I d = " 8 1 0 5 3 8 1 8 8 "   D a t a T y p e = " T e x t " > Q l t y I n s p e c t i o n _ R e s u l t _ D e s c r i p t i o n < / Q l t y I n s p e c t i o n _ R e s u l t _ D e s c r i p t i o n > - 
-         < Q l t y I n s p e c t i o n _ S o u r c e _ C u s t o m _ 1   E l e m e n t T y p e = " C o l u m n "   E l e m e n t I d = " 5 4 6 4 5 3 7 6 5 "   D a t a T y p e = " T e x t " > Q l t y I n s p e c t i o n _ S o u r c e _ C u s t o m _ 1 < / Q l t y I n s p e c t i o n _ S o u r c e _ C u s t o m _ 1 > - 
-         < Q l t y I n s p e c t i o n _ S o u r c e _ C u s t o m _ 1 0   E l e m e n t T y p e = " C o l u m n "   E l e m e n t I d = " 1 5 3 7 6 5 2 9 2 5 "   D a t a T y p e = " D e c i m a l " > Q l t y I n s p e c t i o n _ S o u r c e _ C u s t o m _ 1 0 < / Q l t y I n s p e c t i o n _ S o u r c e _ C u s t o m _ 1 0 > - 
-         < Q l t y I n s p e c t i o n _ S o u r c e _ C u s t o m _ 2   E l e m e n t T y p e = " C o l u m n "   E l e m e n t I d = " 1 8 3 5 4 2 3 6 8 0 "   D a t a T y p e = " T e x t " > Q l t y I n s p e c t i o n _ S o u r c e _ C u s t o m _ 2 < / Q l t y I n s p e c t i o n _ S o u r c e _ C u s t o m _ 2 > - 
-         < Q l t y I n s p e c t i o n _ S o u r c e _ C u s t o m _ 3   E l e m e n t T y p e = " C o l u m n "   E l e m e n t I d = " 1 8 2 1 8 4 6 9 9 9 "   D a t a T y p e = " T e x t " > Q l t y I n s p e c t i o n _ S o u r c e _ C u s t o m _ 3 < / Q l t y I n s p e c t i o n _ S o u r c e _ C u s t o m _ 3 > - 
-         < Q l t y I n s p e c t i o n _ S o u r c e _ C u s t o m _ 4   E l e m e n t T y p e = " C o l u m n "   E l e m e n t I d = " 1 3 6 6 6 3 6 0 8 6 "   D a t a T y p e = " T e x t " > Q l t y I n s p e c t i o n _ S o u r c e _ C u s t o m _ 4 < / Q l t y I n s p e c t i o n _ S o u r c e _ C u s t o m _ 4 > - 
-         < Q l t y I n s p e c t i o n _ S o u r c e _ C u s t o m _ 5   E l e m e n t T y p e = " C o l u m n "   E l e m e n t I d = " 2 0 0 4 3 3 2 7 0 3 "   D a t a T y p e = " T e x t " > Q l t y I n s p e c t i o n _ S o u r c e _ C u s t o m _ 5 < / Q l t y I n s p e c t i o n _ S o u r c e _ C u s t o m _ 5 > - 
-         < Q l t y I n s p e c t i o n _ S o u r c e _ C u s t o m _ 6   E l e m e n t T y p e = " C o l u m n "   E l e m e n t I d = " 9 1 2 4 2 8 5 2 "   D a t a T y p e = " T e x t " > Q l t y I n s p e c t i o n _ S o u r c e _ C u s t o m _ 6 < / Q l t y I n s p e c t i o n _ S o u r c e _ C u s t o m _ 6 > - 
-         < Q l t y I n s p e c t i o n _ S o u r c e _ C u s t o m _ 7   E l e m e n t T y p e = " C o l u m n "   E l e m e n t I d = " 7 2 8 9 3 9 4 6 9 "   D a t a T y p e = " I n t e g e r " > Q l t y I n s p e c t i o n _ S o u r c e _ C u s t o m _ 7 < / Q l t y I n s p e c t i o n _ S o u r c e _ C u s t o m _ 7 > - 
-         < Q l t y I n s p e c t i o n _ S o u r c e _ C u s t o m _ 8   E l e m e n t T y p e = " C o l u m n "   E l e m e n t I d = " 3 7 7 5 4 4 7 4 2 "   D a t a T y p e = " I n t e g e r " > Q l t y I n s p e c t i o n _ S o u r c e _ C u s t o m _ 8 < / Q l t y I n s p e c t i o n _ S o u r c e _ C u s t o m _ 8 > - 
-         < Q l t y I n s p e c t i o n _ S o u r c e _ C u s t o m _ 9   E l e m e n t T y p e = " C o l u m n "   E l e m e n t I d = " 2 6 0 1 5 1 8 7 5 "   D a t a T y p e = " D e c i m a l " > Q l t y I n s p e c t i o n _ S o u r c e _ C u s t o m _ 9 < / Q l t y I n s p e c t i o n _ S o u r c e _ C u s t o m _ 9 > - 
-         < Q l t y I n s p e c t i o n _ S o u r c e _ D o c u m e n t _ N o _   E l e m e n t T y p e = " C o l u m n "   E l e m e n t I d = " 1 6 7 5 9 1 6 2 8 8 "   D a t a T y p e = " C o d e " > Q l t y I n s p e c t i o n _ S o u r c e _ D o c u m e n t _ N o _ < / Q l t y I n s p e c t i o n _ S o u r c e _ D o c u m e n t _ N o _ > - 
-         < Q l t y I n s p e c t i o n _ S o u r c e _ I t e m _ D e s c r i p t i o n   E l e m e n t T y p e = " C o l u m n "   E l e m e n t I d = " 6 4 6 8 9 0 6 3 0 "   D a t a T y p e = " T e x t " > Q l t y I n s p e c t i o n _ S o u r c e _ I t e m _ D e s c r i p t i o n < / Q l t y I n s p e c t i o n _ S o u r c e _ I t e m _ D e s c r i p t i o n > - 
-         < Q l t y I n s p e c t i o n _ S o u r c e _ I t e m _ D e s c r i p t i o n 2   E l e m e n t T y p e = " C o l u m n "   E l e m e n t I d = " 1 2 7 9 3 6 9 3 5 2 "   D a t a T y p e = " T e x t " > Q l t y I n s p e c t i o n _ S o u r c e _ I t e m _ D e s c r i p t i o n 2 < / Q l t y I n s p e c t i o n _ S o u r c e _ I t e m _ D e s c r i p t i o n 2 > - 
-         < Q l t y I n s p e c t i o n _ S o u r c e _ I t e m _ N o _   E l e m e n t T y p e = " C o l u m n "   E l e m e n t I d = " 1 2 6 8 0 5 0 5 1 8 "   D a t a T y p e = " C o d e " > Q l t y I n s p e c t i o n _ S o u r c e _ I t e m _ N o _ < / Q l t y I n s p e c t i o n _ S o u r c e _ I t e m _ N o _ > - 
-         < Q l t y I n s p e c t i o n _ S o u r c e _ L o t _ N o _   E l e m e n t T y p e = " C o l u m n "   E l e m e n t I d = " 1 1 2 3 5 5 1 3 1 2 "   D a t a T y p e = " C o d e " > Q l t y I n s p e c t i o n _ S o u r c e _ L o t _ N o _ < / Q l t y I n s p e c t i o n _ S o u r c e _ L o t _ N o _ > - 
-         < Q l t y I n s p e c t i o n _ S o u r c e _ P a c k a g e _ N o _   E l e m e n t T y p e = " C o l u m n "   E l e m e n t I d = " 1 9 6 1 1 2 9 9 7 "   D a t a T y p e = " C o d e " > Q l t y I n s p e c t i o n _ S o u r c e _ P a c k a g e _ N o _ < / Q l t y I n s p e c t i o n _ S o u r c e _ P a c k a g e _ N o _ > - 
-         < Q l t y I n s p e c t i o n _ S o u r c e _ S e r i a l _ N o _   E l e m e n t T y p e = " C o l u m n "   E l e m e n t I d = " 1 5 2 0 5 9 1 4 4 7 "   D a t a T y p e = " C o d e " > Q l t y I n s p e c t i o n _ S o u r c e _ S e r i a l _ N o _ < / Q l t y I n s p e c t i o n _ S o u r c e _ S e r i a l _ N o _ > - 
-         < Q l t y I n s p e c t i o n _ S o u r c e _ T a s k _ N o _   E l e m e n t T y p e = " C o l u m n "   E l e m e n t I d = " 3 8 4 6 4 4 1 8 2 "   D a t a T y p e = " C o d e " > Q l t y I n s p e c t i o n _ S o u r c e _ T a s k _ N o _ < / Q l t y I n s p e c t i o n _ S o u r c e _ T a s k _ N o _ > - 
-         < Q l t y I n s p e c t i o n _ S o u r c e _ V a r i a n t _ C o d e   E l e m e n t T y p e = " C o l u m n "   E l e m e n t I d = " 1 6 0 8 4 0 3 8 2 1 "   D a t a T y p e = " C o d e " > Q l t y I n s p e c t i o n _ S o u r c e _ V a r i a n t _ C o d e < / Q l t y I n s p e c t i o n _ S o u r c e _ V a r i a n t _ C o d e > - 
-         < Q l t y I n s p e c t i o n _ S t a t u s   E l e m e n t T y p e = " C o l u m n "   E l e m e n t I d = " 8 5 1 7 5 2 7 6 8 "   D a t a T y p e = " E n u m " > Q l t y I n s p e c t i o n _ S t a t u s < / Q l t y I n s p e c t i o n _ S t a t u s > - 
-         < R e i n s p e c t i o n S e q u e n c e I n f o r m a t i o n   E l e m e n t T y p e = " C o l u m n "   E l e m e n t I d = " 7 4 9 5 1 6 5 4 3 "   D a t a T y p e = " T e x t " > R e i n s p e c t i o n S e q u e n c e I n f o r m a t i o n < / R e i n s p e c t i o n S e q u e n c e I n f o r m a t i o n > - 
-         < C u r r e n t I n s p e c t i o n L i n e   E l e m e n t T y p e = " D a t a I t e m "   E l e m e n t I d = " 1 1 9 3 2 1 9 5 9 6 " > - 
-             < C a r r i a g e R e t u r n P e r s o n F i e l d D e t a i l s   E l e m e n t T y p e = " C o l u m n "   E l e m e n t I d = " 9 9 8 2 6 3 6 9 8 "   D a t a T y p e = " T e x t " > C a r r i a g e R e t u r n P e r s o n F i e l d D e t a i l s < / C a r r i a g e R e t u r n P e r s o n F i e l d D e t a i l s > - 
-             < C o n d i t i o n L a b e l _ 1   E l e m e n t T y p e = " C o l u m n "   E l e m e n t I d = " 1 2 2 7 8 8 1 1 9 4 "   D a t a T y p e = " T e x t " > C o n d i t i o n L a b e l _ 1 < / C o n d i t i o n L a b e l _ 1 > - 
-             < C o n d i t i o n L a b e l _ 2   E l e m e n t T y p e = " C o l u m n "   E l e m e n t I d = " 1 8 6 5 5 7 7 8 1 1 "   D a t a T y p e = " T e x t " > C o n d i t i o n L a b e l _ 2 < / C o n d i t i o n L a b e l _ 2 > - 
-             < F i e l d _ C o d e   E l e m e n t T y p e = " C o l u m n "   E l e m e n t I d = " 1 3 2 7 2 5 5 7 3 "   D a t a T y p e = " C o d e " > F i e l d _ C o d e < / F i e l d _ C o d e > - 
-             < F i e l d _ D e s c r i p t i o n   E l e m e n t T y p e = " C o l u m n "   E l e m e n t I d = " 1 4 6 8 6 2 1 2 9 8 "   D a t a T y p e = " T e x t " > F i e l d _ D e s c r i p t i o n < / F i e l d _ D e s c r i p t i o n > - 
-             < F i e l d _ E n t e r e d B y N a m e A n d T i m e s t a m p   E l e m e n t T y p e = " C o l u m n "   E l e m e n t I d = " 1 0 6 8 4 2 0 5 9 2 "   D a t a T y p e = " T e x t " > F i e l d _ E n t e r e d B y N a m e A n d T i m e s t a m p < / F i e l d _ E n t e r e d B y N a m e A n d T i m e s t a m p > - 
-             < F i e l d _ H a s E n t e r e d V a l u e   E l e m e n t T y p e = " C o l u m n "   E l e m e n t I d = " 1 7 1 6 2 6 5 8 2 4 "   D a t a T y p e = " B o o l e a n " > F i e l d _ H a s E n t e r e d V a l u e < / F i e l d _ H a s E n t e r e d V a l u e > - 
-             < F i e l d _ I f P e r s o n E m a i l   E l e m e n t T y p e = " C o l u m n "   E l e m e n t I d = " 1 3 4 6 0 5 7 6 5 0 "   D a t a T y p e = " T e x t " > F i e l d _ I f P e r s o n E m a i l < / F i e l d _ I f P e r s o n E m a i l > - 
-             < F i e l d _ I f P e r s o n N a m e   E l e m e n t T y p e = " C o l u m n "   E l e m e n t I d = " 4 1 4 7 0 2 4 4 3 "   D a t a T y p e = " T e x t " > F i e l d _ I f P e r s o n N a m e < / F i e l d _ I f P e r s o n N a m e > - 
-             < F i e l d _ I f P e r s o n P h o n e   E l e m e n t T y p e = " C o l u m n "   E l e m e n t I d = " 1 9 7 4 1 8 8 4 6 2 "   D a t a T y p e = " T e x t " > F i e l d _ I f P e r s o n P h o n e < / F i e l d _ I f P e r s o n P h o n e > - 
-             < F i e l d _ I f P e r s o n T i t l e   E l e m e n t T y p e = " C o l u m n "   E l e m e n t I d = " 1 0 0 4 6 0 9 5 4 2 "   D a t a T y p e = " T e x t " > F i e l d _ I f P e r s o n T i t l e < / F i e l d _ I f P e r s o n T i t l e > - 
-             < F i e l d _ I s L a b e l   E l e m e n t T y p e = " C o l u m n "   E l e m e n t I d = " 2 0 4 3 1 9 3 9 4 0 "   D a t a T y p e = " B o o l e a n " > F i e l d _ I s L a b e l < / F i e l d _ I s L a b e l > - 
-             < F i e l d _ I s P e r s o n F i e l d   E l e m e n t T y p e = " C o l u m n "   E l e m e n t I d = " 4 3 4 5 4 6 6 1 1 "   D a t a T y p e = " B o o l e a n " > F i e l d _ I s P e r s o n F i e l d < / F i e l d _ I s P e r s o n F i e l d > - 
-             < F i e l d _ I s T e x t   E l e m e n t T y p e = " C o l u m n "   E l e m e n t I d = " 5 9 3 6 9 2 0 1 "   D a t a T y p e = " B o o l e a n " > F i e l d _ I s T e x t < / F i e l d _ I s T e x t > - 
-             < F i e l d _ L i n e C o m m e n t a r y   E l e m e n t T y p e = " C o l u m n "   E l e m e n t I d = " 1 8 5 3 8 0 0 2 5 7 "   D a t a T y p e = " T e x t " > F i e l d _ L i n e C o m m e n t a r y < / F i e l d _ L i n e C o m m e n t a r y > - 
-             < F i e l d _ M o d i f i e d B y U s e r E m a i l   E l e m e n t T y p e = " C o l u m n "   E l e m e n t I d = " 2 0 5 3 4 9 0 5 4 5 "   D a t a T y p e = " T e x t " > F i e l d _ M o d i f i e d B y U s e r E m a i l < / F i e l d _ M o d i f i e d B y U s e r E m a i l > - 
-             < F i e l d _ M o d i f i e d B y U s e r I D   E l e m e n t T y p e = " C o l u m n "   E l e m e n t I d = " 1 3 6 3 9 8 7 2 2 2 "   D a t a T y p e = " C o d e " > F i e l d _ M o d i f i e d B y U s e r I D < / F i e l d _ M o d i f i e d B y U s e r I D > - 
-             < F i e l d _ M o d i f i e d B y U s e r J o b T i t l e   E l e m e n t T y p e = " C o l u m n "   E l e m e n t I d = " 7 1 3 3 5 4 3 4 0 "   D a t a T y p e = " T e x t " > F i e l d _ M o d i f i e d B y U s e r J o b T i t l e < / F i e l d _ M o d i f i e d B y U s e r J o b T i t l e > - 
-             < F i e l d _ M o d i f i e d B y U s e r N a m e   E l e m e n t T y p e = " C o l u m n "   E l e m e n t I d = " 7 9 8 2 2 1 9 1 6 "   D a t a T y p e = " T e x t " > F i e l d _ M o d i f i e d B y U s e r N a m e < / F i e l d _ M o d i f i e d B y U s e r N a m e > - 
-             < F i e l d _ M o d i f i e d B y U s e r P h o n e   E l e m e n t T y p e = " C o l u m n "   E l e m e n t I d = " 1 2 9 4 9 7 8 5 4 5 "   D a t a T y p e = " T e x t " > F i e l d _ M o d i f i e d B y U s e r P h o n e < / F i e l d _ M o d i f i e d B y U s e r P h o n e > - 
-             < F i e l d _ M o d i f i e d D a t e T i m e   E l e m e n t T y p e = " C o l u m n "   E l e m e n t I d = " 1 6 5 4 4 9 3 6 9 6 "   D a t a T y p e = " D a t e T i m e " > F i e l d _ M o d i f i e d D a t e T i m e < / F i e l d _ M o d i f i e d D a t e T i m e > - 
-             < F i e l d _ T y p e   E l e m e n t T y p e = " C o l u m n "   E l e m e n t I d = " 1 3 2 8 1 6 4 0 1 6 "   D a t a T y p e = " E n u m " > F i e l d _ T y p e < / F i e l d _ T y p e > - 
-             < I f P e r s o n D e s c r i p t i o n   E l e m e n t T y p e = " C o l u m n "   E l e m e n t I d = " 1 9 0 1 4 5 5 0 2 5 "   D a t a T y p e = " T e x t " > I f P e r s o n D e s c r i p t i o n < / I f P e r s o n D e s c r i p t i o n > - 
-             < I f P e r s o n M o d i f i e d B y U s e r E m a i l   E l e m e n t T y p e = " C o l u m n "   E l e m e n t I d = " 4 4 0 5 4 0 4 6 4 "   D a t a T y p e = " T e x t " > I f P e r s o n M o d i f i e d B y U s e r E m a i l < / I f P e r s o n M o d i f i e d B y U s e r E m a i l > - 
-             < I f P e r s o n M o d i f i e d D a t e T i m e   E l e m e n t T y p e = " C o l u m n "   E l e m e n t I d = " 8 1 4 8 1 3 6 2 3 "   D a t a T y p e = " T e x t " > I f P e r s o n M o d i f i e d D a t e T i m e < / I f P e r s o n M o d i f i e d D a t e T i m e > - 
-             < L a b e l F i e l d _ D e s c r i p t i o n   E l e m e n t T y p e = " C o l u m n "   E l e m e n t I d = " 3 2 9 5 4 9 8 4 0 "   D a t a T y p e = " T e x t " > L a b e l F i e l d _ D e s c r i p t i o n < / L a b e l F i e l d _ D e s c r i p t i o n > - 
-             < N u m e r i c _ V a l u e   E l e m e n t T y p e = " C o l u m n "   E l e m e n t I d = " 4 6 0 4 1 2 6 4 6 "   D a t a T y p e = " D e c i m a l " > N u m e r i c _ V a l u e < / N u m e r i c _ V a l u e > - 
-             < P r o m p t e d R e s u l t C a p t i o n _ 1   E l e m e n t T y p e = " C o l u m n "   E l e m e n t I d = " 1 5 4 8 2 0 5 1 6 9 "   D a t a T y p e = " T e x t " > P r o m p t e d R e s u l t C a p t i o n _ 1 < / P r o m p t e d R e s u l t C a p t i o n _ 1 > - 
-             < P r o m p t e d R e s u l t C a p t i o n _ 1 0   E l e m e n t T y p e = " C o l u m n "   E l e m e n t I d = " 6 6 5 1 3 7 3 2 1 "   D a t a T y p e = " T e x t " > P r o m p t e d R e s u l t C a p t i o n _ 1 0 < / P r o m p t e d R e s u l t C a p t i o n _ 1 0 > - 
-             < P r o m p t e d R e s u l t C a p t i o n _ 2   E l e m e n t T y p e = " C o l u m n "   E l e m e n t I d = " 2 1 0 9 0 6 5 5 1 0 "   D a t a T y p e = " T e x t " > P r o m p t e d R e s u l t C a p t i o n _ 2 < / P r o m p t e d R e s u l t C a p t i o n _ 2 > - 
-             < P r o m p t e d R e s u l t C a p t i o n _ 3   E l e m e n t T y p e = " C o l u m n "   E l e m e n t I d = " 1 4 7 1 3 6 8 8 9 3 "   D a t a T y p e = " T e x t " > P r o m p t e d R e s u l t C a p t i o n _ 3 < / P r o m p t e d R e s u l t C a p t i o n _ 3 > - 
-             < P r o m p t e d R e s u l t C a p t i o n _ 4   E l e m e n t T y p e = " C o l u m n "   E l e m e n t I d = " 8 3 3 6 7 2 2 7 6 "   D a t a T y p e = " T e x t " > P r o m p t e d R e s u l t C a p t i o n _ 4 < / P r o m p t e d R e s u l t C a p t i o n _ 4 > - 
-             < P r o m p t e d R e s u l t C a p t i o n _ 5   E l e m e n t T y p e = " C o l u m n "   E l e m e n t I d = " 1 9 5 9 7 5 6 5 9 "   D a t a T y p e = " T e x t " > P r o m p t e d R e s u l t C a p t i o n _ 5 < / P r o m p t e d R e s u l t C a p t i o n _ 5 > - 
-             < P r o m p t e d R e s u l t C a p t i o n _ 6   E l e m e n t T y p e = " C o l u m n "   E l e m e n t I d = " 4 4 1 7 2 0 9 5 8 "   D a t a T y p e = " T e x t " > P r o m p t e d R e s u l t C a p t i o n _ 6 < / P r o m p t e d R e s u l t C a p t i o n _ 6 > - 
-             < P r o m p t e d R e s u l t C a p t i o n _ 7   E l e m e n t T y p e = " C o l u m n "   E l e m e n t I d = " 1 0 7 9 4 1 7 5 7 5 "   D a t a T y p e = " T e x t " > P r o m p t e d R e s u l t C a p t i o n _ 7 < / P r o m p t e d R e s u l t C a p t i o n _ 7 > - 
-             < P r o m p t e d R e s u l t C a p t i o n _ 8   E l e m e n t T y p e = " C o l u m n "   E l e m e n t I d = " 1 0 3 9 0 2 9 1 2 "   D a t a T y p e = " T e x t " > P r o m p t e d R e s u l t C a p t i o n _ 8 < / P r o m p t e d R e s u l t C a p t i o n _ 8 > - 
-             < P r o m p t e d R e s u l t C a p t i o n _ 9   E l e m e n t T y p e = " C o l u m n "   E l e m e n t I d = " 7 4 1 5 9 9 5 2 9 "   D a t a T y p e = " T e x t " > P r o m p t e d R e s u l t C a p t i o n _ 9 < / P r o m p t e d R e s u l t C a p t i o n _ 9 > - 
-             < P r o m p t e d R e s u l t C o n d i t i o n D e s c r i p t i o n _ 1   E l e m e n t T y p e = " C o l u m n "   E l e m e n t I d = " 1 7 7 6 7 4 4 4 3 4 "   D a t a T y p e = " T e x t " > P r o m p t e d R e s u l t C o n d i t i o n D e s c r i p t i o n _ 1 < / P r o m p t e d R e s u l t C o n d i t i o n D e s c r i p t i o n _ 1 > - 
-             < P r o m p t e d R e s u l t C o n d i t i o n D e s c r i p t i o n _ 1 0   E l e m e n t T y p e = " C o l u m n "   E l e m e n t I d = " 1 0 2 8 7 8 8 8 8 2 "   D a t a T y p e = " T e x t " > P r o m p t e d R e s u l t C o n d i t i o n D e s c r i p t i o n _ 1 0 < / P r o m p t e d R e s u l t C o n d i t i o n D e s c r i p t i o n _ 1 0 > - 
-             < P r o m p t e d R e s u l t C o n d i t i o n D e s c r i p t i o n _ 2   E l e m e n t T y p e = " C o l u m n "   E l e m e n t I d = " 1 1 3 9 0 4 7 8 1 7 "   D a t a T y p e = " T e x t " > P r o m p t e d R e s u l t C o n d i t i o n D e s c r i p t i o n _ 2 < / P r o m p t e d R e s u l t C o n d i t i o n D e s c r i p t i o n _ 2 > - 
-             < P r o m p t e d R e s u l t C o n d i t i o n D e s c r i p t i o n _ 3   E l e m e n t T y p e = " C o l u m n "   E l e m e n t I d = " 5 0 1 3 5 1 2 0 0 "   D a t a T y p e = " T e x t " > P r o m p t e d R e s u l t C o n d i t i o n D e s c r i p t i o n _ 3 < / P r o m p t e d R e s u l t C o n d i t i o n D e s c r i p t i o n _ 3 > - 
-             < P r o m p t e d R e s u l t C o n d i t i o n D e s c r i p t i o n _ 4   E l e m e n t T y p e = " C o l u m n "   E l e m e n t I d = " 6 7 0 2 6 0 2 2 3 "   D a t a T y p e = " T e x t " > P r o m p t e d R e s u l t C o n d i t i o n D e s c r i p t i o n _ 4 < / P r o m p t e d R e s u l t C o n d i t i o n D e s c r i p t i o n _ 4 > - 
-             < P r o m p t e d R e s u l t C o n d i t i o n D e s c r i p t i o n _ 5   E l e m e n t T y p e = " C o l u m n "   E l e m e n t I d = " 3 2 5 6 3 6 0 6 "   D a t a T y p e = " T e x t " > P r o m p t e d R e s u l t C o n d i t i o n D e s c r i p t i o n _ 5 < / P r o m p t e d R e s u l t C o n d i t i o n D e s c r i p t i o n _ 5 > - 
-             < P r o m p t e d R e s u l t C o n d i t i o n D e s c r i p t i o n _ 6   E l e m e n t T y p e = " C o l u m n "   E l e m e n t I d = " 6 0 5 1 3 3 0 1 1 "   D a t a T y p e = " T e x t " > P r o m p t e d R e s u l t C o n d i t i o n D e s c r i p t i o n _ 6 < / P r o m p t e d R e s u l t C o n d i t i o n D e s c r i p t i o n _ 6 > - 
-             < P r o m p t e d R e s u l t C o n d i t i o n D e s c r i p t i o n _ 7   E l e m e n t T y p e = " C o l u m n "   E l e m e n t I d = " 1 2 4 2 8 2 9 6 2 8 "   D a t a T y p e = " T e x t " > P r o m p t e d R e s u l t C o n d i t i o n D e s c r i p t i o n _ 7 < / P r o m p t e d R e s u l t C o n d i t i o n D e s c r i p t i o n _ 7 > - 
-             < P r o m p t e d R e s u l t C o n d i t i o n D e s c r i p t i o n _ 8   E l e m e n t T y p e = " C o l u m n "   E l e m e n t I d = " 1 0 7 3 9 2 0 6 0 5 "   D a t a T y p e = " T e x t " > P r o m p t e d R e s u l t C o n d i t i o n D e s c r i p t i o n _ 8 < / P r o m p t e d R e s u l t C o n d i t i o n D e s c r i p t i o n _ 8 > - 
-             < P r o m p t e d R e s u l t C o n d i t i o n D e s c r i p t i o n _ 9   E l e m e n t T y p e = " C o l u m n "   E l e m e n t I d = " 1 7 1 1 6 1 7 2 2 2 "   D a t a T y p e = " T e x t " > P r o m p t e d R e s u l t C o n d i t i o n D e s c r i p t i o n _ 9 < / P r o m p t e d R e s u l t C o n d i t i o n D e s c r i p t i o n _ 9 > - 
-             < P r o m p t e d R e s u l t V i s i b l e _ 1   E l e m e n t T y p e = " C o l u m n "   E l e m e n t I d = " 1 3 9 9 7 0 4 4 1 7 "   D a t a T y p e = " B o o l e a n " > P r o m p t e d R e s u l t V i s i b l e _ 1 < / P r o m p t e d R e s u l t V i s i b l e _ 1 > - 
-             < P r o m p t e d R e s u l t V i s i b l e _ 1 0   E l e m e n t T y p e = " C o l u m n "   E l e m e n t I d = " 6 6 3 6 8 2 6 1 7 "   D a t a T y p e = " B o o l e a n " > P r o m p t e d R e s u l t V i s i b l e _ 1 0 < / P r o m p t e d R e s u l t V i s i b l e _ 1 0 > - 
-             < P r o m p t e d R e s u l t V i s i b l e _ 2   E l e m e n t T y p e = " C o l u m n "   E l e m e n t I d = " 2 0 3 7 4 0 1 0 3 4 "   D a t a T y p e = " B o o l e a n " > P r o m p t e d R e s u l t V i s i b l e _ 2 < / P r o m p t e d R e s u l t V i s i b l e _ 2 > - 
-             < P r o m p t e d R e s u l t V i s i b l e _ 3   E l e m e n t T y p e = " C o l u m n "   E l e m e n t I d = " 1 6 1 9 8 6 9 6 4 5 "   D a t a T y p e = " B o o l e a n " > P r o m p t e d R e s u l t V i s i b l e _ 3 < / P r o m p t e d R e s u l t V i s i b l e _ 3 > - 
-             < P r o m p t e d R e s u l t V i s i b l e _ 4   E l e m e n t T y p e = " C o l u m n "   E l e m e n t I d = " 9 8 2 1 7 3 0 2 8 "   D a t a T y p e = " B o o l e a n " > P r o m p t e d R e s u l t V i s i b l e _ 4 < / P r o m p t e d R e s u l t V i s i b l e _ 4 > - 
-             < P r o m p t e d R e s u l t V i s i b l e _ 5   E l e m e n t T y p e = " C o l u m n "   E l e m e n t I d = " 3 4 4 4 7 6 4 1 1 "   D a t a T y p e = " B o o l e a n " > P r o m p t e d R e s u l t V i s i b l e _ 5 < / P r o m p t e d R e s u l t V i s i b l e _ 5 > - 
-             < P r o m p t e d R e s u l t V i s i b l e _ 6   E l e m e n t T y p e = " C o l u m n "   E l e m e n t I d = " 2 9 3 2 2 0 2 0 6 "   D a t a T y p e = " B o o l e a n " > P r o m p t e d R e s u l t V i s i b l e _ 6 < / P r o m p t e d R e s u l t V i s i b l e _ 6 > - 
-             < P r o m p t e d R e s u l t V i s i b l e _ 7   E l e m e n t T y p e = " C o l u m n "   E l e m e n t I d = " 9 3 0 9 1 6 8 2 3 "   D a t a T y p e = " B o o l e a n " > P r o m p t e d R e s u l t V i s i b l e _ 7 < / P r o m p t e d R e s u l t V i s i b l e _ 7 > - 
-             < P r o m p t e d R e s u l t V i s i b l e _ 8   E l e m e n t T y p e = " C o l u m n "   E l e m e n t I d = " 4 4 5 9 7 8 4 0 "   D a t a T y p e = " B o o l e a n " > P r o m p t e d R e s u l t V i s i b l e _ 8 < / P r o m p t e d R e s u l t V i s i b l e _ 8 > - 
-             < P r o m p t e d R e s u l t V i s i b l e _ 9   E l e m e n t T y p e = " C o l u m n "   E l e m e n t I d = " 5 9 3 0 9 8 7 7 7 "   D a t a T y p e = " B o o l e a n " > P r o m p t e d R e s u l t V i s i b l e _ 9 < / P r o m p t e d R e s u l t V i s i b l e _ 9 > - 
-             < T e s t _ R e s u l t   E l e m e n t T y p e = " C o l u m n "   E l e m e n t I d = " 1 2 7 1 0 6 2 1 4 1 "   D a t a T y p e = " C o d e " > T e s t _ R e s u l t < / T e s t _ R e s u l t > - 
-             < T e s t _ R e s u l t D e s c r i p t i o n   E l e m e n t T y p e = " C o l u m n "   E l e m e n t I d = " 1 9 4 3 4 5 8 6 8 5 "   D a t a T y p e = " T e x t " > T e s t _ R e s u l t D e s c r i p t i o n < / T e s t _ R e s u l t D e s c r i p t i o n > - 
-             < T e s t _ V a l u e   E l e m e n t T y p e = " C o l u m n "   E l e m e n t I d = " 8 1 3 5 6 4 5 2 1 "   D a t a T y p e = " T e x t " > T e s t _ V a l u e < / T e s t _ V a l u e > - 
-             < W o r d D e s c r i p t i o n   E l e m e n t T y p e = " C o l u m n "   E l e m e n t I d = " 5 4 4 0 8 2 0 6 7 "   D a t a T y p e = " T e x t " > W o r d D e s c r i p t i o n < / W o r d D e s c r i p t i o n > - 
-             < W o r d M o d i f i e d B y U s e r N a m e   E l e m e n t T y p e = " C o l u m n "   E l e m e n t I d = " 1 6 2 5 9 3 3 4 7 9 "   D a t a T y p e = " T e x t " > W o r d M o d i f i e d B y U s e r N a m e < / W o r d M o d i f i e d B y U s e r N a m e > - 
-             < W o r d M o d i f i e d D a t e T i m e   E l e m e n t T y p e = " C o l u m n "   E l e m e n t I d = " 2 0 8 1 0 1 2 8 7 5 "   D a t a T y p e = " T e x t " > W o r d M o d i f i e d D a t e T i m e < / W o r d M o d i f i e d D a t e T i m e > - 
-             < W o r d T e s t V a l u e   E l e m e n t T y p e = " C o l u m n "   E l e m e n t I d = " 1 4 4 7 8 2 4 1 2 2 "   D a t a T y p e = " T e x t " > W o r d T e s t V a l u e < / W o r d T e s t V a l u e > - 
-         < / C u r r e n t I n s p e c t i o n L i n e > - 
-     < / C u r r e n t I n s p e c t i o n > - 
- < / N a v W o r d R e p o r t X m l P a r t > 
-</file>
-
-<file path=customXml/item3.xml>��< ? x m l   v e r s i o n = " 1 . 0 "   e n c o d i n g = " u t f - 1 6 " ? > - 
- < N a v W o r d R e p o r t X m l P a r t   x m l n s = " u r n : m i c r o s o f t - d y n a m i c s - n a v / r e p o r t s / Q l t y _ G e n e r a l _ P u r p o s e _ I n s p e c t / 2 0 4 0 5 / " > - 
-     < B C R e p o r t I n f o r m a t i o n > - 
-         < R e p o r t M e t a d a t a > - 
-             < E x t e n s i o n I d > E x t e n s i o n   I D < / E x t e n s i o n I d > - 
-             < E x t e n s i o n N a m e > E x t e n s i o n   N a m e < / E x t e n s i o n N a m e > - 
-             < E x t e n s i o n P u b l i s h e r > E x t e n s i o n   P u b l i s h e r < / E x t e n s i o n P u b l i s h e r > - 
-             < E x t e n s i o n V e r s i o n > E x t e n s i o n   V e r s i o n < / E x t e n s i o n V e r s i o n > - 
-             < R e p o r t I d > R e p o r t   I D < / R e p o r t I d > - 
-             < R e p o r t N a m e > R e p o r t   N a m e < / R e p o r t N a m e > - 
-             < A b o u t T h i s R e p o r t T i t l e > A b o u t   T h i s   R e p o r t   T i t l e < / A b o u t T h i s R e p o r t T i t l e > - 
-             < A b o u t T h i s R e p o r t T e x t > A b o u t   T h i s   R e p o r t   T e x t < / A b o u t T h i s R e p o r t T e x t > - 
-             < R e p o r t H e l p L i n k > R e p o r t   H e l p   L i n k < / R e p o r t H e l p L i n k > - 
-         < / R e p o r t M e t a d a t a > - 
-         < R e p o r t R e q u e s t > - 
-             < T e n a n t E n t r a I d > T e n a n t   E n t r a   I d < / T e n a n t E n t r a I d > - 
-             < E n v i r o n m e n t N a m e > E n v i r o n m e n t   N a m e < / E n v i r o n m e n t N a m e > - 
-             < E n v i r o n m e n t T y p e > E n v i r o n m e n t   T y p e < / E n v i r o n m e n t T y p e > - 
-             < C o m p a n y N a m e > C o m p a n y   N a m e < / C o m p a n y N a m e > - 
-             < C o m p a n y D i s p l a y N a m e > C o m p a n y   D i s p l a y   N a m e < / C o m p a n y D i s p l a y N a m e > - 
-             < C o m p a n y I d > C o m p a n y   I D < / C o m p a n y I d > - 
-             < U s e r N a m e > U s e r   N a m e < / U s e r N a m e > - 
-             < D a t e A n d T i m e > D a t e   a n d   T i m e < / D a t e A n d T i m e > - 
-             < L a n g u a g e > L a n g u a g e < / L a n g u a g e > - 
-             < F o r m a t R e g i o n > F o r m a t   R e g i o n < / F o r m a t R e g i o n > - 
-             < D a t e T i m e V a l u e s > - 
-                 < Y e a r > Y e a r < / Y e a r > - 
-                 < M o n t h N u m b e r > M o n t h   N u m b e r < / M o n t h N u m b e r > - 
-                 < D a y N u m b e r > D a y   N u m b e r < / D a y N u m b e r > - 
-                 < H o u r > H o u r < / H o u r > - 
-                 < M i n u t e > M i n u t e < / M i n u t e > - 
-             < / D a t e T i m e V a l u e s > - 
-         < / R e p o r t R e q u e s t > - 
-     < / B C R e p o r t I n f o r m a t i o n > - 
-     < L a b e l s > - 
-         < C o m p l e t e d B y L a b e l > C o m p l e t e d B y L a b e l < / C o m p l e t e d B y L a b e l > - 
-         < C o m p l e t e d D a t e L a b e l > C o m p l e t e d D a t e L a b e l < / C o m p l e t e d D a t e L a b e l > - 
-         < D a t e L a b e l > D a t e L a b e l < / D a t e L a b e l > - 
-         < F i e l d L a b e l > F i e l d L a b e l < / F i e l d L a b e l > - 
-         < I n s p e c t i o n L a b e l > I n s p e c t i o n L a b e l < / I n s p e c t i o n L a b e l > - 
-         < I t e m L a b e l > I t e m L a b e l < / I t e m L a b e l > - 
-         < I t e m T r a c k i n g L a b e l > I t e m T r a c k i n g L a b e l < / I t e m T r a c k i n g L a b e l > - 
-         < L a s t M o d i f i e d B y L a b e l > L a s t M o d i f i e d B y L a b e l < / L a s t M o d i f i e d B y L a b e l > - 
-         < R e p o r t T i t l e L a b e l > R e p o r t T i t l e L a b e l < / R e p o r t T i t l e L a b e l > - 
-         < R e s u l t L a b e l > R e s u l t L a b e l < / R e s u l t L a b e l > - 
-         < T e s t D o c u m e n t N o L a b e l > T e s t D o c u m e n t N o L a b e l < / T e s t D o c u m e n t N o L a b e l > - 
-     < / L a b e l s > - 
-     < C u r r e n t I n s p e c t i o n > - 
-         < A p p r o v e r N a m e L a b e l > A p p r o v e r N a m e L a b e l < / A p p r o v e r N a m e L a b e l > - 
-         < A p p r o v e r S i g n a t u r e L a b e l > A p p r o v e r S i g n a t u r e L a b e l < / A p p r o v e r S i g n a t u r e L a b e l > - 
-         < C O A C o n t a c t _ A l l > C O A C o n t a c t _ A l l < / C O A C o n t a c t _ A l l > - 
-         < C O A C o n t a c t _ R o w 1 > C O A C o n t a c t _ R o w 1 < / C O A C o n t a c t _ R o w 1 > - 
-         < C O A C o n t a c t _ R o w 2 > C O A C o n t a c t _ R o w 2 < / C O A C o n t a c t _ R o w 2 > - 
-         < C O A C o n t a c t _ R o w 3 > C O A C o n t a c t _ R o w 3 < / C O A C o n t a c t _ R o w 3 > - 
-         < C O A C o n t a c t _ R o w 4 > C O A C o n t a c t _ R o w 4 < / C O A C o n t a c t _ R o w 4 > - 
-         < C O A C o n t a c t _ R o w 5 > C O A C o n t a c t _ R o w 5 < / C O A C o n t a c t _ R o w 5 > - 
-         < C O A C o n t a c t _ R o w 6 > C O A C o n t a c t _ R o w 6 < / C O A C o n t a c t _ R o w 6 > - 
-         < C O A C o n t a c t _ R o w 7 > C O A C o n t a c t _ R o w 7 < / C O A C o n t a c t _ R o w 7 > - 
-         < C O A C o n t a c t _ R o w 8 > C O A C o n t a c t _ R o w 8 < / C O A C o n t a c t _ R o w 8 > - 
-         < C o m p a n y I n f o r m a t i o n _ A l l > C o m p a n y I n f o r m a t i o n _ A l l < / C o m p a n y I n f o r m a t i o n _ A l l > - 
-         < C o m p a n y I n f o r m a t i o n _ R o w 1 > C o m p a n y I n f o r m a t i o n _ R o w 1 < / C o m p a n y I n f o r m a t i o n _ R o w 1 > - 
-         < C o m p a n y I n f o r m a t i o n _ R o w 2 > C o m p a n y I n f o r m a t i o n _ R o w 2 < / C o m p a n y I n f o r m a t i o n _ R o w 2 > - 
-         < C o m p a n y I n f o r m a t i o n _ R o w 3 > C o m p a n y I n f o r m a t i o n _ R o w 3 < / C o m p a n y I n f o r m a t i o n _ R o w 3 > - 
-         < C o m p a n y I n f o r m a t i o n _ R o w 4 > C o m p a n y I n f o r m a t i o n _ R o w 4 < / C o m p a n y I n f o r m a t i o n _ R o w 4 > - 
-         < C o m p a n y I n f o r m a t i o n _ R o w 5 > C o m p a n y I n f o r m a t i o n _ R o w 5 < / C o m p a n y I n f o r m a t i o n _ R o w 5 > - 
-         < C o m p a n y I n f o r m a t i o n _ R o w 6 > C o m p a n y I n f o r m a t i o n _ R o w 6 < / C o m p a n y I n f o r m a t i o n _ R o w 6 > - 
-         < C o m p a n y I n f o r m a t i o n _ R o w 7 > C o m p a n y I n f o r m a t i o n _ R o w 7 < / C o m p a n y I n f o r m a t i o n _ R o w 7 > - 
-         < C o m p a n y I n f o r m a t i o n _ R o w 8 > C o m p a n y I n f o r m a t i o n _ R o w 8 < / C o m p a n y I n f o r m a t i o n _ R o w 8 > - 
-         < C o m p a n y L o g o   / > - 
-         < E m a i l L a b e l > E m a i l L a b e l < / E m a i l L a b e l > - 
-         < E m a i l V a l u e > E m a i l V a l u e < / E m a i l V a l u e > - 
-         < F i n i s h e d B y N a m e L a b e l > F i n i s h e d B y N a m e L a b e l < / F i n i s h e d B y N a m e L a b e l > - 
-         < F i n i s h e d B y S i g n a t u r e L a b e l > F i n i s h e d B y S i g n a t u r e L a b e l < / F i n i s h e d B y S i g n a t u r e L a b e l > - 
-         < F i n i s h e d D a t e O n l y > F i n i s h e d D a t e O n l y < / F i n i s h e d D a t e O n l y > - 
-         < H o m e P a g e L a b e l > H o m e P a g e L a b e l < / H o m e P a g e L a b e l > - 
-         < H o m e P a g e V a l u e > H o m e P a g e V a l u e < / H o m e P a g e V a l u e > - 
-         < I n s p e c t i o n I n f o r m a t i o n > I n s p e c t i o n I n f o r m a t i o n < / I n s p e c t i o n I n f o r m a t i o n > - 
-         < I t e m D e s c r i p t i o n > I t e m D e s c r i p t i o n < / I t e m D e s c r i p t i o n > - 
-         < I t e m T r a c k i n g D e s c r i p t i o n > I t e m T r a c k i n g D e s c r i p t i o n < / I t e m T r a c k i n g D e s c r i p t i o n > - 
-         < P h o n e N o L a b e l > P h o n e N o L a b e l < / P h o n e N o L a b e l > - 
-         < P h o n e N o V a l u e > P h o n e N o V a l u e < / P h o n e N o V a l u e > - 
-         < Q l t y I n s p e c t i o n T e m p l a t e _ D e s c r i p t i o n > Q l t y I n s p e c t i o n T e m p l a t e _ D e s c r i p t i o n < / Q l t y I n s p e c t i o n T e m p l a t e _ D e s c r i p t i o n > - 
-         < Q l t y I n s p e c t i o n _ A p p r o v e r _ N a m e > Q l t y I n s p e c t i o n _ A p p r o v e r _ N a m e < / Q l t y I n s p e c t i o n _ A p p r o v e r _ N a m e > - 
-         < Q l t y I n s p e c t i o n _ A p p r o v e r _ T i t l e > Q l t y I n s p e c t i o n _ A p p r o v e r _ T i t l e < / Q l t y I n s p e c t i o n _ A p p r o v e r _ T i t l e > - 
-         < Q l t y I n s p e c t i o n _ D e s c r i p t i o n > Q l t y I n s p e c t i o n _ D e s c r i p t i o n < / Q l t y I n s p e c t i o n _ D e s c r i p t i o n > - 
-         < Q l t y I n s p e c t i o n _ F i n i s h e d _ B y _ E m a i l > Q l t y I n s p e c t i o n _ F i n i s h e d _ B y _ E m a i l < / Q l t y I n s p e c t i o n _ F i n i s h e d _ B y _ E m a i l > - 
-         < Q l t y I n s p e c t i o n _ F i n i s h e d _ B y _ P h o n e > Q l t y I n s p e c t i o n _ F i n i s h e d _ B y _ P h o n e < / Q l t y I n s p e c t i o n _ F i n i s h e d _ B y _ P h o n e > - 
-         < Q l t y I n s p e c t i o n _ F i n i s h e d _ B y _ T i t l e > Q l t y I n s p e c t i o n _ F i n i s h e d _ B y _ T i t l e < / Q l t y I n s p e c t i o n _ F i n i s h e d _ B y _ T i t l e > - 
-         < Q l t y I n s p e c t i o n _ F i n i s h e d _ B y _ U s e r N a m e > Q l t y I n s p e c t i o n _ F i n i s h e d _ B y _ U s e r N a m e < / Q l t y I n s p e c t i o n _ F i n i s h e d _ B y _ U s e r N a m e > - 
-         < Q l t y I n s p e c t i o n _ F i n i s h e d _ B y _ U s e r _ I D > Q l t y I n s p e c t i o n _ F i n i s h e d _ B y _ U s e r _ I D < / Q l t y I n s p e c t i o n _ F i n i s h e d _ B y _ U s e r _ I D > - 
-         < Q l t y I n s p e c t i o n _ F i n i s h e d _ D a t e > Q l t y I n s p e c t i o n _ F i n i s h e d _ D a t e < / Q l t y I n s p e c t i o n _ F i n i s h e d _ D a t e > - 
-         < Q l t y I n s p e c t i o n _ N o > Q l t y I n s p e c t i o n _ N o < / Q l t y I n s p e c t i o n _ N o > - 
-         < Q l t y I n s p e c t i o n _ R e i n s p e c t i o n N o > Q l t y I n s p e c t i o n _ R e i n s p e c t i o n N o < / Q l t y I n s p e c t i o n _ R e i n s p e c t i o n N o > - 
-         < Q l t y I n s p e c t i o n _ R e s u l t _ C o d e > Q l t y I n s p e c t i o n _ R e s u l t _ C o d e < / Q l t y I n s p e c t i o n _ R e s u l t _ C o d e > - 
-         < Q l t y I n s p e c t i o n _ R e s u l t _ D e s c r i p t i o n > Q l t y I n s p e c t i o n _ R e s u l t _ D e s c r i p t i o n < / Q l t y I n s p e c t i o n _ R e s u l t _ D e s c r i p t i o n > - 
-         < Q l t y I n s p e c t i o n _ S o u r c e _ C u s t o m _ 1 > Q l t y I n s p e c t i o n _ S o u r c e _ C u s t o m _ 1 < / Q l t y I n s p e c t i o n _ S o u r c e _ C u s t o m _ 1 > - 
-         < Q l t y I n s p e c t i o n _ S o u r c e _ C u s t o m _ 1 0 > Q l t y I n s p e c t i o n _ S o u r c e _ C u s t o m _ 1 0 < / Q l t y I n s p e c t i o n _ S o u r c e _ C u s t o m _ 1 0 > - 
-         < Q l t y I n s p e c t i o n _ S o u r c e _ C u s t o m _ 2 > Q l t y I n s p e c t i o n _ S o u r c e _ C u s t o m _ 2 < / Q l t y I n s p e c t i o n _ S o u r c e _ C u s t o m _ 2 > - 
-         < Q l t y I n s p e c t i o n _ S o u r c e _ C u s t o m _ 3 > Q l t y I n s p e c t i o n _ S o u r c e _ C u s t o m _ 3 < / Q l t y I n s p e c t i o n _ S o u r c e _ C u s t o m _ 3 > - 
-         < Q l t y I n s p e c t i o n _ S o u r c e _ C u s t o m _ 4 > Q l t y I n s p e c t i o n _ S o u r c e _ C u s t o m _ 4 < / Q l t y I n s p e c t i o n _ S o u r c e _ C u s t o m _ 4 > - 
-         < Q l t y I n s p e c t i o n _ S o u r c e _ C u s t o m _ 5 > Q l t y I n s p e c t i o n _ S o u r c e _ C u s t o m _ 5 < / Q l t y I n s p e c t i o n _ S o u r c e _ C u s t o m _ 5 > - 
-         < Q l t y I n s p e c t i o n _ S o u r c e _ C u s t o m _ 6 > Q l t y I n s p e c t i o n _ S o u r c e _ C u s t o m _ 6 < / Q l t y I n s p e c t i o n _ S o u r c e _ C u s t o m _ 6 > - 
-         < Q l t y I n s p e c t i o n _ S o u r c e _ C u s t o m _ 7 > Q l t y I n s p e c t i o n _ S o u r c e _ C u s t o m _ 7 < / Q l t y I n s p e c t i o n _ S o u r c e _ C u s t o m _ 7 > - 
-         < Q l t y I n s p e c t i o n _ S o u r c e _ C u s t o m _ 8 > Q l t y I n s p e c t i o n _ S o u r c e _ C u s t o m _ 8 < / Q l t y I n s p e c t i o n _ S o u r c e _ C u s t o m _ 8 > - 
-         < Q l t y I n s p e c t i o n _ S o u r c e _ C u s t o m _ 9 > Q l t y I n s p e c t i o n _ S o u r c e _ C u s t o m _ 9 < / Q l t y I n s p e c t i o n _ S o u r c e _ C u s t o m _ 9 > - 
-         < Q l t y I n s p e c t i o n _ S o u r c e _ D o c u m e n t _ N o _ > Q l t y I n s p e c t i o n _ S o u r c e _ D o c u m e n t _ N o _ < / Q l t y I n s p e c t i o n _ S o u r c e _ D o c u m e n t _ N o _ > - 
-         < Q l t y I n s p e c t i o n _ S o u r c e _ I t e m _ D e s c r i p t i o n > Q l t y I n s p e c t i o n _ S o u r c e _ I t e m _ D e s c r i p t i o n < / Q l t y I n s p e c t i o n _ S o u r c e _ I t e m _ D e s c r i p t i o n > - 
-         < Q l t y I n s p e c t i o n _ S o u r c e _ I t e m _ D e s c r i p t i o n 2 > Q l t y I n s p e c t i o n _ S o u r c e _ I t e m _ D e s c r i p t i o n 2 < / Q l t y I n s p e c t i o n _ S o u r c e _ I t e m _ D e s c r i p t i o n 2 > - 
-         < Q l t y I n s p e c t i o n _ S o u r c e _ I t e m _ N o _ > Q l t y I n s p e c t i o n _ S o u r c e _ I t e m _ N o _ < / Q l t y I n s p e c t i o n _ S o u r c e _ I t e m _ N o _ > - 
-         < Q l t y I n s p e c t i o n _ S o u r c e _ L o t _ N o _ > Q l t y I n s p e c t i o n _ S o u r c e _ L o t _ N o _ < / Q l t y I n s p e c t i o n _ S o u r c e _ L o t _ N o _ > - 
-         < Q l t y I n s p e c t i o n _ S o u r c e _ P a c k a g e _ N o _ > Q l t y I n s p e c t i o n _ S o u r c e _ P a c k a g e _ N o _ < / Q l t y I n s p e c t i o n _ S o u r c e _ P a c k a g e _ N o _ > - 
-         < Q l t y I n s p e c t i o n _ S o u r c e _ S e r i a l _ N o _ > Q l t y I n s p e c t i o n _ S o u r c e _ S e r i a l _ N o _ < / Q l t y I n s p e c t i o n _ S o u r c e _ S e r i a l _ N o _ > - 
-         < Q l t y I n s p e c t i o n _ S o u r c e _ T a s k _ N o _ > Q l t y I n s p e c t i o n _ S o u r c e _ T a s k _ N o _ < / Q l t y I n s p e c t i o n _ S o u r c e _ T a s k _ N o _ > - 
-         < Q l t y I n s p e c t i o n _ S o u r c e _ V a r i a n t _ C o d e > Q l t y I n s p e c t i o n _ S o u r c e _ V a r i a n t _ C o d e < / Q l t y I n s p e c t i o n _ S o u r c e _ V a r i a n t _ C o d e > - 
-         < Q l t y I n s p e c t i o n _ S t a t u s > Q l t y I n s p e c t i o n _ S t a t u s < / Q l t y I n s p e c t i o n _ S t a t u s > - 
-         < R e i n s p e c t i o n S e q u e n c e I n f o r m a t i o n > R e i n s p e c t i o n S e q u e n c e I n f o r m a t i o n < / R e i n s p e c t i o n S e q u e n c e I n f o r m a t i o n > - 
-         < C u r r e n t I n s p e c t i o n L i n e > - 
-             < C a r r i a g e R e t u r n P e r s o n F i e l d D e t a i l s > C a r r i a g e R e t u r n P e r s o n F i e l d D e t a i l s < / C a r r i a g e R e t u r n P e r s o n F i e l d D e t a i l s > - 
-             < C o n d i t i o n L a b e l _ 1 > C o n d i t i o n L a b e l _ 1 < / C o n d i t i o n L a b e l _ 1 > - 
-             < C o n d i t i o n L a b e l _ 2 > C o n d i t i o n L a b e l _ 2 < / C o n d i t i o n L a b e l _ 2 > - 
-             < F i e l d _ C o d e > F i e l d _ C o d e < / F i e l d _ C o d e > - 
-             < F i e l d _ D e s c r i p t i o n > F i e l d _ D e s c r i p t i o n < / F i e l d _ D e s c r i p t i o n > - 
-             < F i e l d _ E n t e r e d B y N a m e A n d T i m e s t a m p > F i e l d _ E n t e r e d B y N a m e A n d T i m e s t a m p < / F i e l d _ E n t e r e d B y N a m e A n d T i m e s t a m p > - 
-             < F i e l d _ H a s E n t e r e d V a l u e > F i e l d _ H a s E n t e r e d V a l u e < / F i e l d _ H a s E n t e r e d V a l u e > - 
-             < F i e l d _ I f P e r s o n E m a i l > F i e l d _ I f P e r s o n E m a i l < / F i e l d _ I f P e r s o n E m a i l > - 
-             < F i e l d _ I f P e r s o n N a m e > F i e l d _ I f P e r s o n N a m e < / F i e l d _ I f P e r s o n N a m e > - 
-             < F i e l d _ I f P e r s o n P h o n e > F i e l d _ I f P e r s o n P h o n e < / F i e l d _ I f P e r s o n P h o n e > - 
-             < F i e l d _ I f P e r s o n T i t l e > F i e l d _ I f P e r s o n T i t l e < / F i e l d _ I f P e r s o n T i t l e > - 
-             < F i e l d _ I s L a b e l > F i e l d _ I s L a b e l < / F i e l d _ I s L a b e l > - 
-             < F i e l d _ I s P e r s o n F i e l d > F i e l d _ I s P e r s o n F i e l d < / F i e l d _ I s P e r s o n F i e l d > - 
-             < F i e l d _ I s T e x t > F i e l d _ I s T e x t < / F i e l d _ I s T e x t > - 
-             < F i e l d _ L i n e C o m m e n t a r y > F i e l d _ L i n e C o m m e n t a r y < / F i e l d _ L i n e C o m m e n t a r y > - 
-             < F i e l d _ M o d i f i e d B y U s e r E m a i l > F i e l d _ M o d i f i e d B y U s e r E m a i l < / F i e l d _ M o d i f i e d B y U s e r E m a i l > - 
-             < F i e l d _ M o d i f i e d B y U s e r I D > F i e l d _ M o d i f i e d B y U s e r I D < / F i e l d _ M o d i f i e d B y U s e r I D > - 
-             < F i e l d _ M o d i f i e d B y U s e r J o b T i t l e > F i e l d _ M o d i f i e d B y U s e r J o b T i t l e < / F i e l d _ M o d i f i e d B y U s e r J o b T i t l e > - 
-             < F i e l d _ M o d i f i e d B y U s e r N a m e > F i e l d _ M o d i f i e d B y U s e r N a m e < / F i e l d _ M o d i f i e d B y U s e r N a m e > - 
-             < F i e l d _ M o d i f i e d B y U s e r P h o n e > F i e l d _ M o d i f i e d B y U s e r P h o n e < / F i e l d _ M o d i f i e d B y U s e r P h o n e > - 
-             < F i e l d _ M o d i f i e d D a t e T i m e > F i e l d _ M o d i f i e d D a t e T i m e < / F i e l d _ M o d i f i e d D a t e T i m e > - 
-             < F i e l d _ T y p e > F i e l d _ T y p e < / F i e l d _ T y p e > - 
-             < I f P e r s o n D e s c r i p t i o n > I f P e r s o n D e s c r i p t i o n < / I f P e r s o n D e s c r i p t i o n > - 
-             < I f P e r s o n M o d i f i e d B y U s e r E m a i l > I f P e r s o n M o d i f i e d B y U s e r E m a i l < / I f P e r s o n M o d i f i e d B y U s e r E m a i l > - 
-             < I f P e r s o n M o d i f i e d D a t e T i m e > I f P e r s o n M o d i f i e d D a t e T i m e < / I f P e r s o n M o d i f i e d D a t e T i m e > - 
-             < L a b e l F i e l d _ D e s c r i p t i o n > L a b e l F i e l d _ D e s c r i p t i o n < / L a b e l F i e l d _ D e s c r i p t i o n > - 
-             < N u m e r i c _ V a l u e > N u m e r i c _ V a l u e < / N u m e r i c _ V a l u e > - 
-             < P r o m p t e d R e s u l t C a p t i o n _ 1 > P r o m p t e d R e s u l t C a p t i o n _ 1 < / P r o m p t e d R e s u l t C a p t i o n _ 1 > - 
-             < P r o m p t e d R e s u l t C a p t i o n _ 1 0 > P r o m p t e d R e s u l t C a p t i o n _ 1 0 < / P r o m p t e d R e s u l t C a p t i o n _ 1 0 > - 
-             < P r o m p t e d R e s u l t C a p t i o n _ 2 > P r o m p t e d R e s u l t C a p t i o n _ 2 < / P r o m p t e d R e s u l t C a p t i o n _ 2 > - 
-             < P r o m p t e d R e s u l t C a p t i o n _ 3 > P r o m p t e d R e s u l t C a p t i o n _ 3 < / P r o m p t e d R e s u l t C a p t i o n _ 3 > - 
-             < P r o m p t e d R e s u l t C a p t i o n _ 4 > P r o m p t e d R e s u l t C a p t i o n _ 4 < / P r o m p t e d R e s u l t C a p t i o n _ 4 > - 
-             < P r o m p t e d R e s u l t C a p t i o n _ 5 > P r o m p t e d R e s u l t C a p t i o n _ 5 < / P r o m p t e d R e s u l t C a p t i o n _ 5 > - 
-             < P r o m p t e d R e s u l t C a p t i o n _ 6 > P r o m p t e d R e s u l t C a p t i o n _ 6 < / P r o m p t e d R e s u l t C a p t i o n _ 6 > - 
-             < P r o m p t e d R e s u l t C a p t i o n _ 7 > P r o m p t e d R e s u l t C a p t i o n _ 7 < / P r o m p t e d R e s u l t C a p t i o n _ 7 > - 
-             < P r o m p t e d R e s u l t C a p t i o n _ 8 > P r o m p t e d R e s u l t C a p t i o n _ 8 < / P r o m p t e d R e s u l t C a p t i o n _ 8 > - 
-             < P r o m p t e d R e s u l t C a p t i o n _ 9 > P r o m p t e d R e s u l t C a p t i o n _ 9 < / P r o m p t e d R e s u l t C a p t i o n _ 9 > - 
-             < P r o m p t e d R e s u l t C o n d i t i o n D e s c r i p t i o n _ 1 > P r o m p t e d R e s u l t C o n d i t i o n D e s c r i p t i o n _ 1 < / P r o m p t e d R e s u l t C o n d i t i o n D e s c r i p t i o n _ 1 > - 
-             < P r o m p t e d R e s u l t C o n d i t i o n D e s c r i p t i o n _ 1 0 > P r o m p t e d R e s u l t C o n d i t i o n D e s c r i p t i o n _ 1 0 < / P r o m p t e d R e s u l t C o n d i t i o n D e s c r i p t i o n _ 1 0 > - 
-             < P r o m p t e d R e s u l t C o n d i t i o n D e s c r i p t i o n _ 2 > P r o m p t e d R e s u l t C o n d i t i o n D e s c r i p t i o n _ 2 < / P r o m p t e d R e s u l t C o n d i t i o n D e s c r i p t i o n _ 2 > - 
-             < P r o m p t e d R e s u l t C o n d i t i o n D e s c r i p t i o n _ 3 > P r o m p t e d R e s u l t C o n d i t i o n D e s c r i p t i o n _ 3 < / P r o m p t e d R e s u l t C o n d i t i o n D e s c r i p t i o n _ 3 > - 
-             < P r o m p t e d R e s u l t C o n d i t i o n D e s c r i p t i o n _ 4 > P r o m p t e d R e s u l t C o n d i t i o n D e s c r i p t i o n _ 4 < / P r o m p t e d R e s u l t C o n d i t i o n D e s c r i p t i o n _ 4 > - 
-             < P r o m p t e d R e s u l t C o n d i t i o n D e s c r i p t i o n _ 5 > P r o m p t e d R e s u l t C o n d i t i o n D e s c r i p t i o n _ 5 < / P r o m p t e d R e s u l t C o n d i t i o n D e s c r i p t i o n _ 5 > - 
-             < P r o m p t e d R e s u l t C o n d i t i o n D e s c r i p t i o n _ 6 > P r o m p t e d R e s u l t C o n d i t i o n D e s c r i p t i o n _ 6 < / P r o m p t e d R e s u l t C o n d i t i o n D e s c r i p t i o n _ 6 > - 
-             < P r o m p t e d R e s u l t C o n d i t i o n D e s c r i p t i o n _ 7 > P r o m p t e d R e s u l t C o n d i t i o n D e s c r i p t i o n _ 7 < / P r o m p t e d R e s u l t C o n d i t i o n D e s c r i p t i o n _ 7 > - 
-             < P r o m p t e d R e s u l t C o n d i t i o n D e s c r i p t i o n _ 8 > P r o m p t e d R e s u l t C o n d i t i o n D e s c r i p t i o n _ 8 < / P r o m p t e d R e s u l t C o n d i t i o n D e s c r i p t i o n _ 8 > - 
-             < P r o m p t e d R e s u l t C o n d i t i o n D e s c r i p t i o n _ 9 > P r o m p t e d R e s u l t C o n d i t i o n D e s c r i p t i o n _ 9 < / P r o m p t e d R e s u l t C o n d i t i o n D e s c r i p t i o n _ 9 > - 
-             < P r o m p t e d R e s u l t V i s i b l e _ 1 > P r o m p t e d R e s u l t V i s i b l e _ 1 < / P r o m p t e d R e s u l t V i s i b l e _ 1 > - 
-             < P r o m p t e d R e s u l t V i s i b l e _ 1 0 > P r o m p t e d R e s u l t V i s i b l e _ 1 0 < / P r o m p t e d R e s u l t V i s i b l e _ 1 0 > - 
-             < P r o m p t e d R e s u l t V i s i b l e _ 2 > P r o m p t e d R e s u l t V i s i b l e _ 2 < / P r o m p t e d R e s u l t V i s i b l e _ 2 > - 
-             < P r o m p t e d R e s u l t V i s i b l e _ 3 > P r o m p t e d R e s u l t V i s i b l e _ 3 < / P r o m p t e d R e s u l t V i s i b l e _ 3 > - 
-             < P r o m p t e d R e s u l t V i s i b l e _ 4 > P r o m p t e d R e s u l t V i s i b l e _ 4 < / P r o m p t e d R e s u l t V i s i b l e _ 4 > - 
-             < P r o m p t e d R e s u l t V i s i b l e _ 5 > P r o m p t e d R e s u l t V i s i b l e _ 5 < / P r o m p t e d R e s u l t V i s i b l e _ 5 > - 
-             < P r o m p t e d R e s u l t V i s i b l e _ 6 > P r o m p t e d R e s u l t V i s i b l e _ 6 < / P r o m p t e d R e s u l t V i s i b l e _ 6 > - 
-             < P r o m p t e d R e s u l t V i s i b l e _ 7 > P r o m p t e d R e s u l t V i s i b l e _ 7 < / P r o m p t e d R e s u l t V i s i b l e _ 7 > - 
-             < P r o m p t e d R e s u l t V i s i b l e _ 8 > P r o m p t e d R e s u l t V i s i b l e _ 8 < / P r o m p t e d R e s u l t V i s i b l e _ 8 > - 
-             < P r o m p t e d R e s u l t V i s i b l e _ 9 > P r o m p t e d R e s u l t V i s i b l e _ 9 < / P r o m p t e d R e s u l t V i s i b l e _ 9 > - 
-             < T e s t _ R e s u l t > T e s t _ R e s u l t < / T e s t _ R e s u l t > - 
-             < T e s t _ R e s u l t D e s c r i p t i o n > T e s t _ R e s u l t D e s c r i p t i o n < / T e s t _ R e s u l t D e s c r i p t i o n > - 
-             < T e s t _ V a l u e > T e s t _ V a l u e < / T e s t _ V a l u e > - 
-             < W o r d D e s c r i p t i o n > W o r d D e s c r i p t i o n < / W o r d D e s c r i p t i o n > - 
-             < W o r d M o d i f i e d B y U s e r N a m e > W o r d M o d i f i e d B y U s e r N a m e < / W o r d M o d i f i e d B y U s e r N a m e > - 
-             < W o r d M o d i f i e d D a t e T i m e > W o r d M o d i f i e d D a t e T i m e < / W o r d M o d i f i e d D a t e T i m e > - 
-             < W o r d T e s t V a l u e > W o r d T e s t V a l u e < / W o r d T e s t V a l u e > - 
-         < / C u r r e n t I n s p e c t i o n L i n e > - 
-     < / C u r r e n t I n s p e c t i o n > - 
- < / N a v W o r d R e p o r t X m l P a r t > 
-</file>
-
 <file path=customXml/itemProps1.xml><?xml version="1.0" encoding="utf-8"?>
-<ds:datastoreItem xmlns:ds="http://schemas.openxmlformats.org/officeDocument/2006/customXml" ds:itemID="{17CE75AC-9DC5-435C-A40B-AC945788E8B7}">
+<ds:datastoreItem xmlns:ds="http://schemas.openxmlformats.org/officeDocument/2006/customXml" ds:itemID="{17DA42EE-3024-4C2F-8931-9EB6F7151F21}">
   <ds:schemaRefs>
-    <ds:schemaRef ds:uri="http://schemas.openxmlformats.org/officeDocument/2006/bibliography"/>
+    <ds:schemaRef ds:uri="urn:microsoft-dynamics-nav/reports/Qlty_General_Purpose_Inspect/20405/"/>
   </ds:schemaRefs>
 </ds:datastoreItem>
 </file>
@@ -5771,9 +6547,9 @@
 </file>
 
 <file path=customXml/itemProps3.xml><?xml version="1.0" encoding="utf-8"?>
-<ds:datastoreItem xmlns:ds="http://schemas.openxmlformats.org/officeDocument/2006/customXml" ds:itemID="{17DA42EE-3024-4C2F-8931-9EB6F7151F21}">
+<ds:datastoreItem xmlns:ds="http://schemas.openxmlformats.org/officeDocument/2006/customXml" ds:itemID="{17CE75AC-9DC5-435C-A40B-AC945788E8B7}">
   <ds:schemaRefs>
-    <ds:schemaRef ds:uri="urn:microsoft-dynamics-nav/reports/Qlty_General_Purpose_Inspect/20405/"/>
+    <ds:schemaRef ds:uri="http://schemas.openxmlformats.org/officeDocument/2006/bibliography"/>
   </ds:schemaRefs>
 </ds:datastoreItem>
 </file>

--- a/src/Apps/W1/Quality Management/app/src/Reports/QltyGeneralPurposeInspection.docx
+++ b/src/Apps/W1/Quality Management/app/src/Reports/QltyGeneralPurposeInspection.docx
@@ -32,7 +32,7 @@
             <w:placeholder>
               <w:docPart w:val="19F040F6864B48A599C11E15E63169CB"/>
             </w:placeholder>
-            <w:dataBinding w:prefixMappings="xmlns:ns0='urn:microsoft-dynamics-nav/reports/Qlty_General_Purpose_Inspect/20405/'" w:xpath="/ns0:NavWordReportXmlPart[1]/ns0:Labels[1]/ns0:InspectionLabel[1]" w:storeItemID="{F00BF611-06BA-436C-902A-C0D5E8DF929B}"/>
+            <w:dataBinding w:prefixMappings="xmlns:ns0='urn:microsoft-dynamics-nav/reports/Qlty_General_Purpose_Inspect/20405/'" w:xpath="/ns0:NavWordReportXmlPart[1]/ns0:Labels[1]/ns0:InspectionLabel[1]" w:storeItemID="{17DA42EE-3024-4C2F-8931-9EB6F7151F21}"/>
             <w15:color w:val="808080"/>
             <w:text/>
           </w:sdtPr>
@@ -83,7 +83,7 @@
             <w:placeholder>
               <w:docPart w:val="79CF619905ED4A029E02394C5DB96A90"/>
             </w:placeholder>
-            <w:dataBinding w:prefixMappings="xmlns:ns0='urn:microsoft-dynamics-nav/reports/Qlty_General_Purpose_Inspect/20405/'" w:xpath="/ns0:NavWordReportXmlPart[1]/ns0:Labels[1]/ns0:ItemLabel[1]" w:storeItemID="{F00BF611-06BA-436C-902A-C0D5E8DF929B}"/>
+            <w:dataBinding w:prefixMappings="xmlns:ns0='urn:microsoft-dynamics-nav/reports/Qlty_General_Purpose_Inspect/20405/'" w:xpath="/ns0:NavWordReportXmlPart[1]/ns0:Labels[1]/ns0:ItemLabel[1]" w:storeItemID="{17DA42EE-3024-4C2F-8931-9EB6F7151F21}"/>
             <w15:color w:val="808080"/>
             <w:text/>
           </w:sdtPr>
@@ -143,7 +143,7 @@
                 <w:placeholder>
                   <w:docPart w:val="89A6856229794EB18EFD4B388834A3AE"/>
                 </w:placeholder>
-                <w:dataBinding w:prefixMappings="xmlns:ns0='urn:microsoft-dynamics-nav/reports/Qlty_General_Purpose_Inspect/20405/'" w:xpath="/ns0:NavWordReportXmlPart[1]/ns0:Labels[1]/ns0:ItemTrackingLabel[1]" w:storeItemID="{F00BF611-06BA-436C-902A-C0D5E8DF929B}"/>
+                <w:dataBinding w:prefixMappings="xmlns:ns0='urn:microsoft-dynamics-nav/reports/Qlty_General_Purpose_Inspect/20405/'" w:xpath="/ns0:NavWordReportXmlPart[1]/ns0:Labels[1]/ns0:ItemTrackingLabel[1]" w:storeItemID="{17DA42EE-3024-4C2F-8931-9EB6F7151F21}"/>
                 <w15:color w:val="808080"/>
                 <w:text/>
               </w:sdtPr>
@@ -175,7 +175,7 @@
                 <w:placeholder>
                   <w:docPart w:val="76494A0D615A4F6F8CAF6506B0486BC6"/>
                 </w:placeholder>
-                <w:dataBinding w:prefixMappings="xmlns:ns0='urn:microsoft-dynamics-nav/reports/Qlty_General_Purpose_Inspect/20405/'" w:xpath="/ns0:NavWordReportXmlPart[1]/ns0:CurrentInspection[1]/ns0:QltyInspection_No[1]" w:storeItemID="{F00BF611-06BA-436C-902A-C0D5E8DF929B}"/>
+                <w:dataBinding w:prefixMappings="xmlns:ns0='urn:microsoft-dynamics-nav/reports/Qlty_General_Purpose_Inspect/20405/'" w:xpath="/ns0:NavWordReportXmlPart[1]/ns0:CurrentInspection[1]/ns0:QltyInspection_No[1]" w:storeItemID="{17DA42EE-3024-4C2F-8931-9EB6F7151F21}"/>
                 <w15:color w:val="808080"/>
                 <w:text/>
               </w:sdtPr>
@@ -228,7 +228,7 @@
               <w:placeholder>
                 <w:docPart w:val="E2B6192B7C8B44698D0543E9A92C0267"/>
               </w:placeholder>
-              <w:dataBinding w:prefixMappings="xmlns:ns0='urn:microsoft-dynamics-nav/reports/Qlty_General_Purpose_Inspect/20405/'" w:xpath="/ns0:NavWordReportXmlPart[1]/ns0:CurrentInspection[1]/ns0:ItemDescription[1]" w:storeItemID="{F00BF611-06BA-436C-902A-C0D5E8DF929B}"/>
+              <w:dataBinding w:prefixMappings="xmlns:ns0='urn:microsoft-dynamics-nav/reports/Qlty_General_Purpose_Inspect/20405/'" w:xpath="/ns0:NavWordReportXmlPart[1]/ns0:CurrentInspection[1]/ns0:ItemDescription[1]" w:storeItemID="{17DA42EE-3024-4C2F-8931-9EB6F7151F21}"/>
               <w15:color w:val="808080"/>
               <w:text/>
             </w:sdtPr>
@@ -261,7 +261,7 @@
               <w:placeholder>
                 <w:docPart w:val="4B63C69D6D7C41D682DF1FFDD1EDEBC3"/>
               </w:placeholder>
-              <w:dataBinding w:prefixMappings="xmlns:ns0='urn:microsoft-dynamics-nav/reports/Qlty_General_Purpose_Inspect/20405/'" w:xpath="/ns0:NavWordReportXmlPart[1]/ns0:CurrentInspection[1]/ns0:ItemTrackingDescription[1]" w:storeItemID="{F00BF611-06BA-436C-902A-C0D5E8DF929B}"/>
+              <w:dataBinding w:prefixMappings="xmlns:ns0='urn:microsoft-dynamics-nav/reports/Qlty_General_Purpose_Inspect/20405/'" w:xpath="/ns0:NavWordReportXmlPart[1]/ns0:CurrentInspection[1]/ns0:ItemTrackingDescription[1]" w:storeItemID="{17DA42EE-3024-4C2F-8931-9EB6F7151F21}"/>
               <w15:color w:val="808080"/>
               <w:text/>
             </w:sdtPr>
@@ -395,7 +395,7 @@
                 <w:placeholder>
                   <w:docPart w:val="DF66177CBFFA47388B872CD7936BD8FF"/>
                 </w:placeholder>
-                <w:dataBinding w:prefixMappings="xmlns:ns0='urn:microsoft-dynamics-nav/reports/Qlty_General_Purpose_Inspect/20405/'" w:xpath="/ns0:NavWordReportXmlPart[1]/ns0:Labels[1]/ns0:FinishedOnLabel[1]" w:storeItemID="{F00BF611-06BA-436C-902A-C0D5E8DF929B}"/>
+                <w:dataBinding w:prefixMappings="xmlns:ns0='urn:microsoft-dynamics-nav/reports/Qlty_General_Purpose_Inspect/20405/'" w:xpath="/ns0:NavWordReportXmlPart[1]/ns0:Labels[1]/ns0:FinishedOnLabel[1]" w:storeItemID="{17DA42EE-3024-4C2F-8931-9EB6F7151F21}"/>
                 <w15:color w:val="808080"/>
                 <w:text/>
               </w:sdtPr>
@@ -458,7 +458,7 @@
                 <w:placeholder>
                   <w:docPart w:val="7427C850301144EDADD6A34A0BE51CB5"/>
                 </w:placeholder>
-                <w:dataBinding w:prefixMappings="xmlns:ns0='urn:microsoft-dynamics-nav/reports/Qlty_General_Purpose_Inspect/20405/'" w:xpath="/ns0:NavWordReportXmlPart[1]/ns0:Labels[1]/ns0:FinishedByLabel[1]" w:storeItemID="{F00BF611-06BA-436C-902A-C0D5E8DF929B}"/>
+                <w:dataBinding w:prefixMappings="xmlns:ns0='urn:microsoft-dynamics-nav/reports/Qlty_General_Purpose_Inspect/20405/'" w:xpath="/ns0:NavWordReportXmlPart[1]/ns0:Labels[1]/ns0:FinishedByLabel[1]" w:storeItemID="{17DA42EE-3024-4C2F-8931-9EB6F7151F21}"/>
                 <w15:color w:val="808080"/>
                 <w:text/>
               </w:sdtPr>
@@ -493,7 +493,7 @@
             <w:placeholder>
               <w:docPart w:val="A25D382DC26A4A4FA94FF29C06D215F6"/>
             </w:placeholder>
-            <w:dataBinding w:prefixMappings="xmlns:ns0='urn:microsoft-dynamics-nav/reports/Qlty_General_Purpose_Inspect/20405/'" w:xpath="/ns0:NavWordReportXmlPart[1]/ns0:CurrentInspection[1]/ns0:InspectionInformation[1]" w:storeItemID="{F00BF611-06BA-436C-902A-C0D5E8DF929B}"/>
+            <w:dataBinding w:prefixMappings="xmlns:ns0='urn:microsoft-dynamics-nav/reports/Qlty_General_Purpose_Inspect/20405/'" w:xpath="/ns0:NavWordReportXmlPart[1]/ns0:CurrentInspection[1]/ns0:InspectionInformation[1]" w:storeItemID="{17DA42EE-3024-4C2F-8931-9EB6F7151F21}"/>
             <w15:color w:val="808080"/>
             <w:text/>
           </w:sdtPr>
@@ -526,7 +526,7 @@
             <w:placeholder>
               <w:docPart w:val="1E896787607645E0ABB983BFD537574D"/>
             </w:placeholder>
-            <w:dataBinding w:prefixMappings="xmlns:ns0='urn:microsoft-dynamics-nav/reports/Qlty_General_Purpose_Inspect/20405/'" w:xpath="/ns0:NavWordReportXmlPart[1]/ns0:CurrentInspection[1]/ns0:QltyInspection_Finished_Date[1]" w:storeItemID="{F00BF611-06BA-436C-902A-C0D5E8DF929B}"/>
+            <w:dataBinding w:prefixMappings="xmlns:ns0='urn:microsoft-dynamics-nav/reports/Qlty_General_Purpose_Inspect/20405/'" w:xpath="/ns0:NavWordReportXmlPart[1]/ns0:CurrentInspection[1]/ns0:QltyInspection_Finished_Date[1]" w:storeItemID="{17DA42EE-3024-4C2F-8931-9EB6F7151F21}"/>
             <w:text/>
           </w:sdtPr>
           <w:sdtContent>
@@ -562,7 +562,7 @@
               <w:placeholder>
                 <w:docPart w:val="E4B2EB81AEE240A29F9975B31C6BE17B"/>
               </w:placeholder>
-              <w:dataBinding w:prefixMappings="xmlns:ns0='urn:microsoft-dynamics-nav/reports/Qlty_General_Purpose_Inspect/20405/'" w:xpath="/ns0:NavWordReportXmlPart[1]/ns0:CurrentInspection[1]/ns0:QltyInspection_Finished_By_User_ID[1]" w:storeItemID="{F00BF611-06BA-436C-902A-C0D5E8DF929B}"/>
+              <w:dataBinding w:prefixMappings="xmlns:ns0='urn:microsoft-dynamics-nav/reports/Qlty_General_Purpose_Inspect/20405/'" w:xpath="/ns0:NavWordReportXmlPart[1]/ns0:CurrentInspection[1]/ns0:QltyInspection_Finished_By_User_ID[1]" w:storeItemID="{17DA42EE-3024-4C2F-8931-9EB6F7151F21}"/>
               <w15:color w:val="808080"/>
               <w:text/>
             </w:sdtPr>
@@ -1080,7 +1080,7 @@
             <w:placeholder>
               <w:docPart w:val="1BEAC63591D8421CBFD9F24D4CF63EEE"/>
             </w:placeholder>
-            <w:dataBinding w:prefixMappings="xmlns:ns0='urn:microsoft-dynamics-nav/reports/Qlty_General_Purpose_Inspect/20405/'" w:xpath="/ns0:NavWordReportXmlPart[1]/ns0:Labels[1]/ns0:PageLabel[1]" w:storeItemID="{F00BF611-06BA-436C-902A-C0D5E8DF929B}"/>
+            <w:dataBinding w:prefixMappings="xmlns:ns0='urn:microsoft-dynamics-nav/reports/Qlty_General_Purpose_Inspect/20405/'" w:xpath="/ns0:NavWordReportXmlPart[1]/ns0:Labels[1]/ns0:PageLabel[1]" w:storeItemID="{17DA42EE-3024-4C2F-8931-9EB6F7151F21}"/>
             <w:text/>
           </w:sdtPr>
           <w:sdtContent>
@@ -1431,7 +1431,7 @@
                   <w:placeholder>
                     <w:docPart w:val="284F04A4C5B44E9FAF1D142E96EE0688"/>
                   </w:placeholder>
-                  <w:dataBinding w:prefixMappings="xmlns:ns0='urn:microsoft-dynamics-nav/reports/Qlty_General_Purpose_Inspect/20405/'" w:xpath="/ns0:NavWordReportXmlPart[1]/ns0:Labels[1]/ns0:PageLabel[1]" w:storeItemID="{F00BF611-06BA-436C-902A-C0D5E8DF929B}"/>
+                  <w:dataBinding w:prefixMappings="xmlns:ns0='urn:microsoft-dynamics-nav/reports/Qlty_General_Purpose_Inspect/20405/'" w:xpath="/ns0:NavWordReportXmlPart[1]/ns0:Labels[1]/ns0:PageLabel[1]" w:storeItemID="{17DA42EE-3024-4C2F-8931-9EB6F7151F21}"/>
                   <w:text/>
                 </w:sdtPr>
                 <w:sdtContent>
@@ -1685,7 +1685,7 @@
             <w:placeholder>
               <w:docPart w:val="FC855B1C897846A49A609CA136B65228"/>
             </w:placeholder>
-            <w:dataBinding w:prefixMappings="xmlns:ns0='urn:microsoft-dynamics-nav/reports/Qlty_General_Purpose_Inspect/20405/'" w:xpath="/ns0:NavWordReportXmlPart[1]/ns0:CurrentInspection[1]/ns0:QltyInspection_No[1]" w:storeItemID="{F00BF611-06BA-436C-902A-C0D5E8DF929B}"/>
+            <w:dataBinding w:prefixMappings="xmlns:ns0='urn:microsoft-dynamics-nav/reports/Qlty_General_Purpose_Inspect/20405/'" w:xpath="/ns0:NavWordReportXmlPart[1]/ns0:CurrentInspection[1]/ns0:QltyInspection_No[1]" w:storeItemID="{17DA42EE-3024-4C2F-8931-9EB6F7151F21}"/>
             <w15:color w:val="808080"/>
             <w:text/>
           </w:sdtPr>
@@ -1726,6 +1726,10 @@
     <w:tr>
       <w:sdt>
         <w:sdtPr>
+          <w:rPr>
+            <w:b w:val="0"/>
+            <w:bCs/>
+          </w:rPr>
           <w:alias w:val="ReinspectionSequenceInformation"/>
           <w:tag w:val="#BC:InsertDataItem,DataItems/CurrentInspection/ReinspectionSequenceInformation"/>
           <w:id w:val="2112705256"/>
@@ -1734,6 +1738,12 @@
           </w:placeholder>
           <w15:dataBinding w:prefixMappings="xmlns:ns0='urn:microsoft-dynamics-nav/reports/Qlty_Certificate_of_Analysis/20401/' " w:xpath="/ns0:NavWordReportXmlPart[1]/ns0:CurrentInspection[1]/ns0:ReinspectionSequenceInformation[1]" w:storeItemID="{F00BF611-06BA-436C-902A-C0D5E8DF929B}"/>
         </w:sdtPr>
+        <w:sdtEndPr>
+          <w:rPr>
+            <w:b/>
+            <w:bCs w:val="0"/>
+          </w:rPr>
+        </w:sdtEndPr>
         <w:sdtContent>
           <w:tc>
             <w:tcPr>
@@ -4473,6 +4483,7 @@
     <w:rsid w:val="001F0D00"/>
     <w:rsid w:val="002135A2"/>
     <w:rsid w:val="002226BB"/>
+    <w:rsid w:val="00243175"/>
     <w:rsid w:val="0026184D"/>
     <w:rsid w:val="00262C20"/>
     <w:rsid w:val="0026440A"/>
@@ -4565,6 +4576,7 @@
     <w:rsid w:val="009973F2"/>
     <w:rsid w:val="009A150C"/>
     <w:rsid w:val="009A2F27"/>
+    <w:rsid w:val="009B2B01"/>
     <w:rsid w:val="009C36C4"/>
     <w:rsid w:val="009E1393"/>
     <w:rsid w:val="009E5750"/>
@@ -4579,6 +4591,7 @@
     <w:rsid w:val="00AB07AD"/>
     <w:rsid w:val="00AD710E"/>
     <w:rsid w:val="00AE6FE0"/>
+    <w:rsid w:val="00AF7653"/>
     <w:rsid w:val="00B11E46"/>
     <w:rsid w:val="00B26145"/>
     <w:rsid w:val="00B33746"/>
@@ -5095,10 +5108,6 @@
     <w:name w:val="9B3BA5505C4D49FE8933936B86513EDE"/>
     <w:rsid w:val="006A2D6F"/>
   </w:style>
-  <w:style w:type="paragraph" w:customStyle="1" w:styleId="6CA949F61E5A4BD9B06E5C8854ED0B19">
-    <w:name w:val="6CA949F61E5A4BD9B06E5C8854ED0B19"/>
-    <w:rsid w:val="006A2D6F"/>
-  </w:style>
   <w:style w:type="paragraph" w:customStyle="1" w:styleId="0CCB450A212F4B07B5BC2C6439FCE639">
     <w:name w:val="0CCB450A212F4B07B5BC2C6439FCE639"/>
     <w:rsid w:val="002D6D59"/>
@@ -5114,70 +5123,6 @@
   <w:style w:type="paragraph" w:customStyle="1" w:styleId="09AE8A9208CC4E20BC697BB15CE9DADA">
     <w:name w:val="09AE8A9208CC4E20BC697BB15CE9DADA"/>
     <w:rsid w:val="00335365"/>
-  </w:style>
-  <w:style w:type="paragraph" w:customStyle="1" w:styleId="E52ED68ED8474EB38ABFD788E6B53E47">
-    <w:name w:val="E52ED68ED8474EB38ABFD788E6B53E47"/>
-    <w:rsid w:val="00D773DD"/>
-  </w:style>
-  <w:style w:type="paragraph" w:customStyle="1" w:styleId="5FD2338AE18C4054B136E89865F0D601">
-    <w:name w:val="5FD2338AE18C4054B136E89865F0D601"/>
-    <w:rsid w:val="00D773DD"/>
-  </w:style>
-  <w:style w:type="paragraph" w:customStyle="1" w:styleId="323AFCE67AAB4BB19FFC21B54EB0799A">
-    <w:name w:val="323AFCE67AAB4BB19FFC21B54EB0799A"/>
-    <w:rsid w:val="00D773DD"/>
-  </w:style>
-  <w:style w:type="paragraph" w:customStyle="1" w:styleId="E89AA59296584643BE2AFF07AA055572">
-    <w:name w:val="E89AA59296584643BE2AFF07AA055572"/>
-    <w:rsid w:val="00D773DD"/>
-  </w:style>
-  <w:style w:type="paragraph" w:customStyle="1" w:styleId="3767422DC5FC4D5E879DF08A3E24A73C">
-    <w:name w:val="3767422DC5FC4D5E879DF08A3E24A73C"/>
-    <w:rsid w:val="006A2D6F"/>
-  </w:style>
-  <w:style w:type="paragraph" w:customStyle="1" w:styleId="4BDD4EE7C2D44B38BB8DEC8350803133">
-    <w:name w:val="4BDD4EE7C2D44B38BB8DEC8350803133"/>
-    <w:rsid w:val="006A2D6F"/>
-  </w:style>
-  <w:style w:type="paragraph" w:customStyle="1" w:styleId="CB02297DBB444482BCC094CFFA584ED0">
-    <w:name w:val="CB02297DBB444482BCC094CFFA584ED0"/>
-    <w:rsid w:val="006A2D6F"/>
-  </w:style>
-  <w:style w:type="paragraph" w:customStyle="1" w:styleId="EFDD1BD50F1A4719A8AA11277396ACEC">
-    <w:name w:val="EFDD1BD50F1A4719A8AA11277396ACEC"/>
-    <w:rsid w:val="006A2D6F"/>
-  </w:style>
-  <w:style w:type="paragraph" w:customStyle="1" w:styleId="1CF05AC7D00040D1810CFE67842EB523">
-    <w:name w:val="1CF05AC7D00040D1810CFE67842EB523"/>
-    <w:rsid w:val="006A2D6F"/>
-  </w:style>
-  <w:style w:type="paragraph" w:customStyle="1" w:styleId="674DBCB2E2B34D9EADFAD667C15E6833">
-    <w:name w:val="674DBCB2E2B34D9EADFAD667C15E6833"/>
-    <w:rsid w:val="006A2D6F"/>
-  </w:style>
-  <w:style w:type="paragraph" w:customStyle="1" w:styleId="0E0B8666C66148889FD717D5ECF78938">
-    <w:name w:val="0E0B8666C66148889FD717D5ECF78938"/>
-    <w:rsid w:val="006A2D6F"/>
-  </w:style>
-  <w:style w:type="paragraph" w:customStyle="1" w:styleId="929AC50F4D7D42199EFF5F3BC00AECB2">
-    <w:name w:val="929AC50F4D7D42199EFF5F3BC00AECB2"/>
-    <w:rsid w:val="006A2D6F"/>
-  </w:style>
-  <w:style w:type="paragraph" w:customStyle="1" w:styleId="EDD6F12C48B843549BE15D06C403E9AD">
-    <w:name w:val="EDD6F12C48B843549BE15D06C403E9AD"/>
-    <w:rsid w:val="006A2D6F"/>
-  </w:style>
-  <w:style w:type="paragraph" w:customStyle="1" w:styleId="FBE4E9F8FED44457A2FC7FB55E72EBDE">
-    <w:name w:val="FBE4E9F8FED44457A2FC7FB55E72EBDE"/>
-    <w:rsid w:val="006A2D6F"/>
-  </w:style>
-  <w:style w:type="paragraph" w:customStyle="1" w:styleId="2B17CC4B7570456E80A5CC2C3BF01829">
-    <w:name w:val="2B17CC4B7570456E80A5CC2C3BF01829"/>
-    <w:rsid w:val="006A2D6F"/>
-  </w:style>
-  <w:style w:type="paragraph" w:customStyle="1" w:styleId="6221DDFC82E54D91B34E34B544386DA3">
-    <w:name w:val="6221DDFC82E54D91B34E34B544386DA3"/>
-    <w:rsid w:val="006A2D6F"/>
   </w:style>
   <w:style w:type="paragraph" w:customStyle="1" w:styleId="19F040F6864B48A599C11E15E63169CB">
     <w:name w:val="19F040F6864B48A599C11E15E63169CB"/>
@@ -5588,9 +5533,7 @@
 </we:webextension>
 </file>
 
-<file path=customXml/item1.xml>��< ? x m l   v e r s i o n = " 1 . 0 "   e n c o d i n g = " u t f - 1 6 " ? > - 
- < N a v W o r d R e p o r t X m l P a r t   x m l n s = " u r n : m i c r o s o f t - d y n a m i c s - n a v / r e p o r t s / Q l t y _ G e n e r a l _ P u r p o s e _ I n s p e c t / 2 0 4 0 5 / " > +<file path=customXml/item1.xml>��< ? x m l   v e r s i o n = " 1 . 0 "   e n c o d i n g = " u t f - 1 6 " ? > < N a v W o r d R e p o r t X m l P a r t   x m l n s = " u r n : m i c r o s o f t - d y n a m i c s - b u s i n e s s c e n t r a l / i n t e r n a l / e x t e n d e d / r e p o r t s / Q l t y _ G e n e r a l _ P u r p o s e _ I n s p e c t / 2 0 4 0 5 / " >   
      < B C R e p o r t I n f o r m a t i o n >   
@@ -5658,297 +5601,499 @@
  
      < L a b e l s >   
-         < D a t e L a b e l > D a t e L a b e l < / D a t e L a b e l > - 
-         < F i n i s h e d B y L a b e l > F i n i s h e d B y L a b e l < / F i n i s h e d B y L a b e l > - 
-         < F i n i s h e d O n L a b e l > F i n i s h e d O n L a b e l < / F i n i s h e d O n L a b e l > - 
-         < I n s p e c t i o n L a b e l > I n s p e c t i o n L a b e l < / I n s p e c t i o n L a b e l > - 
-         < I t e m L a b e l > I t e m L a b e l < / I t e m L a b e l > - 
-         < I t e m T r a c k i n g L a b e l > I t e m T r a c k i n g L a b e l < / I t e m T r a c k i n g L a b e l > - 
-         < L a s t M o d i f i e d B y L a b e l > L a s t M o d i f i e d B y L a b e l < / L a s t M o d i f i e d B y L a b e l > - 
-         < P a g e L a b e l > P a g e L a b e l < / P a g e L a b e l > - 
-         < R e p o r t T i t l e L a b e l > R e p o r t T i t l e L a b e l < / R e p o r t T i t l e L a b e l > - 
-         < R e s u l t L a b e l > R e s u l t L a b e l < / R e s u l t L a b e l > - 
-         < T e s t L a b e l > T e s t L a b e l < / T e s t L a b e l > - 
-         < T e s t V a l u e L a b e l > T e s t V a l u e L a b e l < / T e s t V a l u e L a b e l > +         < D a t e L a b e l   E l e m e n t T y p e = " P a r a m e t e r "   E l e m e n t I d = " 7 9 3 8 1 7 7 7 7 "   D a t a T y p e = " S t r i n g " > D a t e L a b e l < / D a t e L a b e l > + 
+         < F i n i s h e d B y L a b e l   E l e m e n t T y p e = " P a r a m e t e r "   E l e m e n t I d = " 1 2 1 8 3 5 9 1 8 "   D a t a T y p e = " S t r i n g " > F i n i s h e d B y L a b e l < / F i n i s h e d B y L a b e l > + 
+         < F i n i s h e d O n L a b e l   E l e m e n t T y p e = " P a r a m e t e r "   E l e m e n t I d = " 1 9 3 5 3 2 6 4 3 2 "   D a t a T y p e = " S t r i n g " > F i n i s h e d O n L a b e l < / F i n i s h e d O n L a b e l > + 
+         < I n s p e c t i o n L a b e l   E l e m e n t T y p e = " P a r a m e t e r "   E l e m e n t I d = " 1 5 4 9 8 3 1 5 2 5 "   D a t a T y p e = " S t r i n g " > I n s p e c t i o n L a b e l < / I n s p e c t i o n L a b e l > + 
+         < I t e m L a b e l   E l e m e n t T y p e = " P a r a m e t e r "   E l e m e n t I d = " 1 0 8 2 0 2 8 9 7 4 "   D a t a T y p e = " S t r i n g " > I t e m L a b e l < / I t e m L a b e l > + 
+         < I t e m T r a c k i n g L a b e l   E l e m e n t T y p e = " P a r a m e t e r "   E l e m e n t I d = " 9 3 5 5 3 4 6 7 1 "   D a t a T y p e = " S t r i n g " > I t e m T r a c k i n g L a b e l < / I t e m T r a c k i n g L a b e l > + 
+         < L a s t M o d i f i e d B y L a b e l   E l e m e n t T y p e = " P a r a m e t e r "   E l e m e n t I d = " 9 3 1 4 2 8 2 9 1 "   D a t a T y p e = " S t r i n g " > L a s t M o d i f i e d B y L a b e l < / L a s t M o d i f i e d B y L a b e l > + 
+         < P a g e L a b e l   E l e m e n t T y p e = " P a r a m e t e r "   E l e m e n t I d = " 1 8 8 0 8 2 7 5 0 4 "   D a t a T y p e = " S t r i n g " > P a g e L a b e l < / P a g e L a b e l > + 
+         < R e p o r t T i t l e L a b e l   E l e m e n t T y p e = " P a r a m e t e r "   E l e m e n t I d = " 1 2 9 7 0 8 9 6 2 7 "   D a t a T y p e = " S t r i n g " > R e p o r t T i t l e L a b e l < / R e p o r t T i t l e L a b e l > + 
+         < R e s u l t L a b e l   E l e m e n t T y p e = " P a r a m e t e r "   E l e m e n t I d = " 4 0 7 6 0 6 8 8 6 "   D a t a T y p e = " S t r i n g " > R e s u l t L a b e l < / R e s u l t L a b e l > + 
+         < T e s t L a b e l   E l e m e n t T y p e = " P a r a m e t e r "   E l e m e n t I d = " 1 5 2 2 4 8 5 9 "   D a t a T y p e = " S t r i n g " > T e s t L a b e l < / T e s t L a b e l > + 
+         < T e s t V a l u e L a b e l   E l e m e n t T y p e = " P a r a m e t e r "   E l e m e n t I d = " 1 1 6 2 1 3 2 5 7 0 "   D a t a T y p e = " S t r i n g " > T e s t V a l u e L a b e l < / T e s t V a l u e L a b e l >   
      < / L a b e l s >   
-     < C u r r e n t I n s p e c t i o n > - 
-         < A p p r o v e r N a m e L a b e l > A p p r o v e r N a m e L a b e l < / A p p r o v e r N a m e L a b e l > - 
-         < A p p r o v e r S i g n a t u r e L a b e l > A p p r o v e r S i g n a t u r e L a b e l < / A p p r o v e r S i g n a t u r e L a b e l > - 
-         < C O A C o n t a c t _ A l l > C O A C o n t a c t _ A l l < / C O A C o n t a c t _ A l l > - 
-         < C O A C o n t a c t _ R o w 1 > C O A C o n t a c t _ R o w 1 < / C O A C o n t a c t _ R o w 1 > - 
-         < C O A C o n t a c t _ R o w 2 > C O A C o n t a c t _ R o w 2 < / C O A C o n t a c t _ R o w 2 > - 
-         < C O A C o n t a c t _ R o w 3 > C O A C o n t a c t _ R o w 3 < / C O A C o n t a c t _ R o w 3 > - 
-         < C O A C o n t a c t _ R o w 4 > C O A C o n t a c t _ R o w 4 < / C O A C o n t a c t _ R o w 4 > - 
-         < C O A C o n t a c t _ R o w 5 > C O A C o n t a c t _ R o w 5 < / C O A C o n t a c t _ R o w 5 > - 
-         < C O A C o n t a c t _ R o w 6 > C O A C o n t a c t _ R o w 6 < / C O A C o n t a c t _ R o w 6 > - 
-         < C O A C o n t a c t _ R o w 7 > C O A C o n t a c t _ R o w 7 < / C O A C o n t a c t _ R o w 7 > - 
-         < C O A C o n t a c t _ R o w 8 > C O A C o n t a c t _ R o w 8 < / C O A C o n t a c t _ R o w 8 > - 
-         < C o m p a n y I n f o r m a t i o n _ A l l > C o m p a n y I n f o r m a t i o n _ A l l < / C o m p a n y I n f o r m a t i o n _ A l l > - 
-         < C o m p a n y I n f o r m a t i o n _ R o w 1 > C o m p a n y I n f o r m a t i o n _ R o w 1 < / C o m p a n y I n f o r m a t i o n _ R o w 1 > - 
-         < C o m p a n y I n f o r m a t i o n _ R o w 2 > C o m p a n y I n f o r m a t i o n _ R o w 2 < / C o m p a n y I n f o r m a t i o n _ R o w 2 > - 
-         < C o m p a n y I n f o r m a t i o n _ R o w 3 > C o m p a n y I n f o r m a t i o n _ R o w 3 < / C o m p a n y I n f o r m a t i o n _ R o w 3 > - 
-         < C o m p a n y I n f o r m a t i o n _ R o w 4 > C o m p a n y I n f o r m a t i o n _ R o w 4 < / C o m p a n y I n f o r m a t i o n _ R o w 4 > - 
-         < C o m p a n y I n f o r m a t i o n _ R o w 5 > C o m p a n y I n f o r m a t i o n _ R o w 5 < / C o m p a n y I n f o r m a t i o n _ R o w 5 > - 
-         < C o m p a n y I n f o r m a t i o n _ R o w 6 > C o m p a n y I n f o r m a t i o n _ R o w 6 < / C o m p a n y I n f o r m a t i o n _ R o w 6 > - 
-         < C o m p a n y I n f o r m a t i o n _ R o w 7 > C o m p a n y I n f o r m a t i o n _ R o w 7 < / C o m p a n y I n f o r m a t i o n _ R o w 7 > - 
-         < C o m p a n y I n f o r m a t i o n _ R o w 8 > C o m p a n y I n f o r m a t i o n _ R o w 8 < / C o m p a n y I n f o r m a t i o n _ R o w 8 > - 
-         < C o m p a n y L o g o   / > - 
-         < E m a i l L a b e l > E m a i l L a b e l < / E m a i l L a b e l > - 
-         < E m a i l V a l u e > E m a i l V a l u e < / E m a i l V a l u e > - 
-         < F i n i s h e d B y N a m e L a b e l > F i n i s h e d B y N a m e L a b e l < / F i n i s h e d B y N a m e L a b e l > - 
-         < F i n i s h e d B y S i g n a t u r e L a b e l > F i n i s h e d B y S i g n a t u r e L a b e l < / F i n i s h e d B y S i g n a t u r e L a b e l > - 
-         < H o m e P a g e L a b e l > H o m e P a g e L a b e l < / H o m e P a g e L a b e l > - 
-         < H o m e P a g e V a l u e > H o m e P a g e V a l u e < / H o m e P a g e V a l u e > - 
-         < I n s p e c t i o n I n f o r m a t i o n > I n s p e c t i o n I n f o r m a t i o n < / I n s p e c t i o n I n f o r m a t i o n > - 
-         < I t e m D e s c r i p t i o n > I t e m D e s c r i p t i o n < / I t e m D e s c r i p t i o n > - 
-         < I t e m T r a c k i n g D e s c r i p t i o n > I t e m T r a c k i n g D e s c r i p t i o n < / I t e m T r a c k i n g D e s c r i p t i o n > - 
-         < P h o n e N o L a b e l > P h o n e N o L a b e l < / P h o n e N o L a b e l > - 
-         < P h o n e N o V a l u e > P h o n e N o V a l u e < / P h o n e N o V a l u e > - 
-         < Q l t y I n s p e c t i o n T e m p l a t e _ D e s c r i p t i o n > Q l t y I n s p e c t i o n T e m p l a t e _ D e s c r i p t i o n < / Q l t y I n s p e c t i o n T e m p l a t e _ D e s c r i p t i o n > - 
-         < Q l t y I n s p e c t i o n _ A p p r o v e r _ N a m e > Q l t y I n s p e c t i o n _ A p p r o v e r _ N a m e < / Q l t y I n s p e c t i o n _ A p p r o v e r _ N a m e > - 
-         < Q l t y I n s p e c t i o n _ A p p r o v e r _ T i t l e > Q l t y I n s p e c t i o n _ A p p r o v e r _ T i t l e < / Q l t y I n s p e c t i o n _ A p p r o v e r _ T i t l e > - 
-         < Q l t y I n s p e c t i o n _ D e s c r i p t i o n > Q l t y I n s p e c t i o n _ D e s c r i p t i o n < / Q l t y I n s p e c t i o n _ D e s c r i p t i o n > - 
-         < Q l t y I n s p e c t i o n _ F i n i s h e d _ B y _ E m a i l > Q l t y I n s p e c t i o n _ F i n i s h e d _ B y _ E m a i l < / Q l t y I n s p e c t i o n _ F i n i s h e d _ B y _ E m a i l > - 
-         < Q l t y I n s p e c t i o n _ F i n i s h e d _ B y _ P h o n e > Q l t y I n s p e c t i o n _ F i n i s h e d _ B y _ P h o n e < / Q l t y I n s p e c t i o n _ F i n i s h e d _ B y _ P h o n e > - 
-         < Q l t y I n s p e c t i o n _ F i n i s h e d _ B y _ T i t l e > Q l t y I n s p e c t i o n _ F i n i s h e d _ B y _ T i t l e < / Q l t y I n s p e c t i o n _ F i n i s h e d _ B y _ T i t l e > - 
-         < Q l t y I n s p e c t i o n _ F i n i s h e d _ B y _ U s e r N a m e > Q l t y I n s p e c t i o n _ F i n i s h e d _ B y _ U s e r N a m e < / Q l t y I n s p e c t i o n _ F i n i s h e d _ B y _ U s e r N a m e > - 
-         < Q l t y I n s p e c t i o n _ F i n i s h e d _ B y _ U s e r _ I D > Q l t y I n s p e c t i o n _ F i n i s h e d _ B y _ U s e r _ I D < / Q l t y I n s p e c t i o n _ F i n i s h e d _ B y _ U s e r _ I D > - 
-         < Q l t y I n s p e c t i o n _ F i n i s h e d _ D a t e > Q l t y I n s p e c t i o n _ F i n i s h e d _ D a t e < / Q l t y I n s p e c t i o n _ F i n i s h e d _ D a t e > - 
-         < Q l t y I n s p e c t i o n _ N o > Q l t y I n s p e c t i o n _ N o < / Q l t y I n s p e c t i o n _ N o > - 
-         < Q l t y I n s p e c t i o n _ R e i n s p e c t i o n N o > Q l t y I n s p e c t i o n _ R e i n s p e c t i o n N o < / Q l t y I n s p e c t i o n _ R e i n s p e c t i o n N o > - 
-         < Q l t y I n s p e c t i o n _ R e s u l t _ C o d e > Q l t y I n s p e c t i o n _ R e s u l t _ C o d e < / Q l t y I n s p e c t i o n _ R e s u l t _ C o d e > - 
-         < Q l t y I n s p e c t i o n _ R e s u l t _ D e s c r i p t i o n > Q l t y I n s p e c t i o n _ R e s u l t _ D e s c r i p t i o n < / Q l t y I n s p e c t i o n _ R e s u l t _ D e s c r i p t i o n > - 
-         < Q l t y I n s p e c t i o n _ S o u r c e _ C u s t o m _ 1 > Q l t y I n s p e c t i o n _ S o u r c e _ C u s t o m _ 1 < / Q l t y I n s p e c t i o n _ S o u r c e _ C u s t o m _ 1 > - 
-         < Q l t y I n s p e c t i o n _ S o u r c e _ C u s t o m _ 1 0 > Q l t y I n s p e c t i o n _ S o u r c e _ C u s t o m _ 1 0 < / Q l t y I n s p e c t i o n _ S o u r c e _ C u s t o m _ 1 0 > - 
-         < Q l t y I n s p e c t i o n _ S o u r c e _ C u s t o m _ 2 > Q l t y I n s p e c t i o n _ S o u r c e _ C u s t o m _ 2 < / Q l t y I n s p e c t i o n _ S o u r c e _ C u s t o m _ 2 > - 
-         < Q l t y I n s p e c t i o n _ S o u r c e _ C u s t o m _ 3 > Q l t y I n s p e c t i o n _ S o u r c e _ C u s t o m _ 3 < / Q l t y I n s p e c t i o n _ S o u r c e _ C u s t o m _ 3 > - 
-         < Q l t y I n s p e c t i o n _ S o u r c e _ C u s t o m _ 4 > Q l t y I n s p e c t i o n _ S o u r c e _ C u s t o m _ 4 < / Q l t y I n s p e c t i o n _ S o u r c e _ C u s t o m _ 4 > - 
-         < Q l t y I n s p e c t i o n _ S o u r c e _ C u s t o m _ 5 > Q l t y I n s p e c t i o n _ S o u r c e _ C u s t o m _ 5 < / Q l t y I n s p e c t i o n _ S o u r c e _ C u s t o m _ 5 > - 
-         < Q l t y I n s p e c t i o n _ S o u r c e _ C u s t o m _ 6 > Q l t y I n s p e c t i o n _ S o u r c e _ C u s t o m _ 6 < / Q l t y I n s p e c t i o n _ S o u r c e _ C u s t o m _ 6 > - 
-         < Q l t y I n s p e c t i o n _ S o u r c e _ C u s t o m _ 7 > Q l t y I n s p e c t i o n _ S o u r c e _ C u s t o m _ 7 < / Q l t y I n s p e c t i o n _ S o u r c e _ C u s t o m _ 7 > - 
-         < Q l t y I n s p e c t i o n _ S o u r c e _ C u s t o m _ 8 > Q l t y I n s p e c t i o n _ S o u r c e _ C u s t o m _ 8 < / Q l t y I n s p e c t i o n _ S o u r c e _ C u s t o m _ 8 > - 
-         < Q l t y I n s p e c t i o n _ S o u r c e _ C u s t o m _ 9 > Q l t y I n s p e c t i o n _ S o u r c e _ C u s t o m _ 9 < / Q l t y I n s p e c t i o n _ S o u r c e _ C u s t o m _ 9 > - 
-         < Q l t y I n s p e c t i o n _ S o u r c e _ D o c u m e n t _ N o _ > Q l t y I n s p e c t i o n _ S o u r c e _ D o c u m e n t _ N o _ < / Q l t y I n s p e c t i o n _ S o u r c e _ D o c u m e n t _ N o _ > - 
-         < Q l t y I n s p e c t i o n _ S o u r c e _ I t e m _ D e s c r i p t i o n > Q l t y I n s p e c t i o n _ S o u r c e _ I t e m _ D e s c r i p t i o n < / Q l t y I n s p e c t i o n _ S o u r c e _ I t e m _ D e s c r i p t i o n > - 
-         < Q l t y I n s p e c t i o n _ S o u r c e _ I t e m _ D e s c r i p t i o n 2 > Q l t y I n s p e c t i o n _ S o u r c e _ I t e m _ D e s c r i p t i o n 2 < / Q l t y I n s p e c t i o n _ S o u r c e _ I t e m _ D e s c r i p t i o n 2 > - 
-         < Q l t y I n s p e c t i o n _ S o u r c e _ I t e m _ N o _ > Q l t y I n s p e c t i o n _ S o u r c e _ I t e m _ N o _ < / Q l t y I n s p e c t i o n _ S o u r c e _ I t e m _ N o _ > - 
-         < Q l t y I n s p e c t i o n _ S o u r c e _ L o t _ N o _ > Q l t y I n s p e c t i o n _ S o u r c e _ L o t _ N o _ < / Q l t y I n s p e c t i o n _ S o u r c e _ L o t _ N o _ > - 
-         < Q l t y I n s p e c t i o n _ S o u r c e _ P a c k a g e _ N o _ > Q l t y I n s p e c t i o n _ S o u r c e _ P a c k a g e _ N o _ < / Q l t y I n s p e c t i o n _ S o u r c e _ P a c k a g e _ N o _ > - 
-         < Q l t y I n s p e c t i o n _ S o u r c e _ S e r i a l _ N o _ > Q l t y I n s p e c t i o n _ S o u r c e _ S e r i a l _ N o _ < / Q l t y I n s p e c t i o n _ S o u r c e _ S e r i a l _ N o _ > - 
-         < Q l t y I n s p e c t i o n _ S o u r c e _ T a s k _ N o _ > Q l t y I n s p e c t i o n _ S o u r c e _ T a s k _ N o _ < / Q l t y I n s p e c t i o n _ S o u r c e _ T a s k _ N o _ > - 
-         < Q l t y I n s p e c t i o n _ S o u r c e _ V a r i a n t _ C o d e > Q l t y I n s p e c t i o n _ S o u r c e _ V a r i a n t _ C o d e < / Q l t y I n s p e c t i o n _ S o u r c e _ V a r i a n t _ C o d e > - 
-         < Q l t y I n s p e c t i o n _ S t a t u s > Q l t y I n s p e c t i o n _ S t a t u s < / Q l t y I n s p e c t i o n _ S t a t u s > - 
-         < R e i n s p e c t i o n S e q u e n c e I n f o r m a t i o n > R e i n s p e c t i o n S e q u e n c e I n f o r m a t i o n < / R e i n s p e c t i o n S e q u e n c e I n f o r m a t i o n > - 
-         < C u r r e n t I n s p e c t i o n L i n e > - 
-             < C a r r i a g e R e t u r n P e r s o n F i e l d D e t a i l s > C a r r i a g e R e t u r n P e r s o n F i e l d D e t a i l s < / C a r r i a g e R e t u r n P e r s o n F i e l d D e t a i l s > - 
-             < C o n d i t i o n L a b e l _ 1 > C o n d i t i o n L a b e l _ 1 < / C o n d i t i o n L a b e l _ 1 > - 
-             < C o n d i t i o n L a b e l _ 2 > C o n d i t i o n L a b e l _ 2 < / C o n d i t i o n L a b e l _ 2 > - 
-             < F i e l d _ C o d e > F i e l d _ C o d e < / F i e l d _ C o d e > - 
-             < F i e l d _ D e s c r i p t i o n > F i e l d _ D e s c r i p t i o n < / F i e l d _ D e s c r i p t i o n > - 
-             < F i e l d _ E n t e r e d B y N a m e A n d T i m e s t a m p > F i e l d _ E n t e r e d B y N a m e A n d T i m e s t a m p < / F i e l d _ E n t e r e d B y N a m e A n d T i m e s t a m p > - 
-             < F i e l d _ H a s E n t e r e d V a l u e > F i e l d _ H a s E n t e r e d V a l u e < / F i e l d _ H a s E n t e r e d V a l u e > - 
-             < F i e l d _ I f P e r s o n E m a i l > F i e l d _ I f P e r s o n E m a i l < / F i e l d _ I f P e r s o n E m a i l > - 
-             < F i e l d _ I f P e r s o n N a m e > F i e l d _ I f P e r s o n N a m e < / F i e l d _ I f P e r s o n N a m e > - 
-             < F i e l d _ I f P e r s o n P h o n e > F i e l d _ I f P e r s o n P h o n e < / F i e l d _ I f P e r s o n P h o n e > - 
-             < F i e l d _ I f P e r s o n T i t l e > F i e l d _ I f P e r s o n T i t l e < / F i e l d _ I f P e r s o n T i t l e > - 
-             < F i e l d _ I s L a b e l > F i e l d _ I s L a b e l < / F i e l d _ I s L a b e l > - 
-             < F i e l d _ I s P e r s o n F i e l d > F i e l d _ I s P e r s o n F i e l d < / F i e l d _ I s P e r s o n F i e l d > - 
-             < F i e l d _ I s T e x t > F i e l d _ I s T e x t < / F i e l d _ I s T e x t > - 
-             < F i e l d _ L i n e C o m m e n t a r y > F i e l d _ L i n e C o m m e n t a r y < / F i e l d _ L i n e C o m m e n t a r y > - 
-             < F i e l d _ M o d i f i e d B y U s e r E m a i l > F i e l d _ M o d i f i e d B y U s e r E m a i l < / F i e l d _ M o d i f i e d B y U s e r E m a i l > - 
-             < F i e l d _ M o d i f i e d B y U s e r I D > F i e l d _ M o d i f i e d B y U s e r I D < / F i e l d _ M o d i f i e d B y U s e r I D > - 
-             < F i e l d _ M o d i f i e d B y U s e r J o b T i t l e > F i e l d _ M o d i f i e d B y U s e r J o b T i t l e < / F i e l d _ M o d i f i e d B y U s e r J o b T i t l e > - 
-             < F i e l d _ M o d i f i e d B y U s e r N a m e > F i e l d _ M o d i f i e d B y U s e r N a m e < / F i e l d _ M o d i f i e d B y U s e r N a m e > - 
-             < F i e l d _ M o d i f i e d B y U s e r P h o n e > F i e l d _ M o d i f i e d B y U s e r P h o n e < / F i e l d _ M o d i f i e d B y U s e r P h o n e > - 
-             < F i e l d _ M o d i f i e d D a t e T i m e > F i e l d _ M o d i f i e d D a t e T i m e < / F i e l d _ M o d i f i e d D a t e T i m e > - 
-             < F i e l d _ T y p e > F i e l d _ T y p e < / F i e l d _ T y p e > - 
-             < I f P e r s o n D e s c r i p t i o n > I f P e r s o n D e s c r i p t i o n < / I f P e r s o n D e s c r i p t i o n > - 
-             < I f P e r s o n M o d i f i e d B y U s e r E m a i l > I f P e r s o n M o d i f i e d B y U s e r E m a i l < / I f P e r s o n M o d i f i e d B y U s e r E m a i l > - 
-             < I f P e r s o n M o d i f i e d D a t e T i m e > I f P e r s o n M o d i f i e d D a t e T i m e < / I f P e r s o n M o d i f i e d D a t e T i m e > - 
-             < L a b e l F i e l d _ D e s c r i p t i o n > L a b e l F i e l d _ D e s c r i p t i o n < / L a b e l F i e l d _ D e s c r i p t i o n > - 
-             < N u m e r i c _ V a l u e > N u m e r i c _ V a l u e < / N u m e r i c _ V a l u e > - 
-             < P r o m p t e d R e s u l t C a p t i o n _ 1 > P r o m p t e d R e s u l t C a p t i o n _ 1 < / P r o m p t e d R e s u l t C a p t i o n _ 1 > - 
-             < P r o m p t e d R e s u l t C a p t i o n _ 1 0 > P r o m p t e d R e s u l t C a p t i o n _ 1 0 < / P r o m p t e d R e s u l t C a p t i o n _ 1 0 > - 
-             < P r o m p t e d R e s u l t C a p t i o n _ 2 > P r o m p t e d R e s u l t C a p t i o n _ 2 < / P r o m p t e d R e s u l t C a p t i o n _ 2 > - 
-             < P r o m p t e d R e s u l t C a p t i o n _ 3 > P r o m p t e d R e s u l t C a p t i o n _ 3 < / P r o m p t e d R e s u l t C a p t i o n _ 3 > - 
-             < P r o m p t e d R e s u l t C a p t i o n _ 4 > P r o m p t e d R e s u l t C a p t i o n _ 4 < / P r o m p t e d R e s u l t C a p t i o n _ 4 > - 
-             < P r o m p t e d R e s u l t C a p t i o n _ 5 > P r o m p t e d R e s u l t C a p t i o n _ 5 < / P r o m p t e d R e s u l t C a p t i o n _ 5 > - 
-             < P r o m p t e d R e s u l t C a p t i o n _ 6 > P r o m p t e d R e s u l t C a p t i o n _ 6 < / P r o m p t e d R e s u l t C a p t i o n _ 6 > - 
-             < P r o m p t e d R e s u l t C a p t i o n _ 7 > P r o m p t e d R e s u l t C a p t i o n _ 7 < / P r o m p t e d R e s u l t C a p t i o n _ 7 > - 
-             < P r o m p t e d R e s u l t C a p t i o n _ 8 > P r o m p t e d R e s u l t C a p t i o n _ 8 < / P r o m p t e d R e s u l t C a p t i o n _ 8 > - 
-             < P r o m p t e d R e s u l t C a p t i o n _ 9 > P r o m p t e d R e s u l t C a p t i o n _ 9 < / P r o m p t e d R e s u l t C a p t i o n _ 9 > - 
-             < P r o m p t e d R e s u l t C o n d i t i o n D e s c r i p t i o n _ 1 > P r o m p t e d R e s u l t C o n d i t i o n D e s c r i p t i o n _ 1 < / P r o m p t e d R e s u l t C o n d i t i o n D e s c r i p t i o n _ 1 > - 
-             < P r o m p t e d R e s u l t C o n d i t i o n D e s c r i p t i o n _ 1 0 > P r o m p t e d R e s u l t C o n d i t i o n D e s c r i p t i o n _ 1 0 < / P r o m p t e d R e s u l t C o n d i t i o n D e s c r i p t i o n _ 1 0 > - 
-             < P r o m p t e d R e s u l t C o n d i t i o n D e s c r i p t i o n _ 2 > P r o m p t e d R e s u l t C o n d i t i o n D e s c r i p t i o n _ 2 < / P r o m p t e d R e s u l t C o n d i t i o n D e s c r i p t i o n _ 2 > - 
-             < P r o m p t e d R e s u l t C o n d i t i o n D e s c r i p t i o n _ 3 > P r o m p t e d R e s u l t C o n d i t i o n D e s c r i p t i o n _ 3 < / P r o m p t e d R e s u l t C o n d i t i o n D e s c r i p t i o n _ 3 > - 
-             < P r o m p t e d R e s u l t C o n d i t i o n D e s c r i p t i o n _ 4 > P r o m p t e d R e s u l t C o n d i t i o n D e s c r i p t i o n _ 4 < / P r o m p t e d R e s u l t C o n d i t i o n D e s c r i p t i o n _ 4 > - 
-             < P r o m p t e d R e s u l t C o n d i t i o n D e s c r i p t i o n _ 5 > P r o m p t e d R e s u l t C o n d i t i o n D e s c r i p t i o n _ 5 < / P r o m p t e d R e s u l t C o n d i t i o n D e s c r i p t i o n _ 5 > - 
-             < P r o m p t e d R e s u l t C o n d i t i o n D e s c r i p t i o n _ 6 > P r o m p t e d R e s u l t C o n d i t i o n D e s c r i p t i o n _ 6 < / P r o m p t e d R e s u l t C o n d i t i o n D e s c r i p t i o n _ 6 > - 
-             < P r o m p t e d R e s u l t C o n d i t i o n D e s c r i p t i o n _ 7 > P r o m p t e d R e s u l t C o n d i t i o n D e s c r i p t i o n _ 7 < / P r o m p t e d R e s u l t C o n d i t i o n D e s c r i p t i o n _ 7 > - 
-             < P r o m p t e d R e s u l t C o n d i t i o n D e s c r i p t i o n _ 8 > P r o m p t e d R e s u l t C o n d i t i o n D e s c r i p t i o n _ 8 < / P r o m p t e d R e s u l t C o n d i t i o n D e s c r i p t i o n _ 8 > - 
-             < P r o m p t e d R e s u l t C o n d i t i o n D e s c r i p t i o n _ 9 > P r o m p t e d R e s u l t C o n d i t i o n D e s c r i p t i o n _ 9 < / P r o m p t e d R e s u l t C o n d i t i o n D e s c r i p t i o n _ 9 > - 
-             < P r o m p t e d R e s u l t V i s i b l e _ 1 > P r o m p t e d R e s u l t V i s i b l e _ 1 < / P r o m p t e d R e s u l t V i s i b l e _ 1 > - 
-             < P r o m p t e d R e s u l t V i s i b l e _ 1 0 > P r o m p t e d R e s u l t V i s i b l e _ 1 0 < / P r o m p t e d R e s u l t V i s i b l e _ 1 0 > - 
-             < P r o m p t e d R e s u l t V i s i b l e _ 2 > P r o m p t e d R e s u l t V i s i b l e _ 2 < / P r o m p t e d R e s u l t V i s i b l e _ 2 > - 
-             < P r o m p t e d R e s u l t V i s i b l e _ 3 > P r o m p t e d R e s u l t V i s i b l e _ 3 < / P r o m p t e d R e s u l t V i s i b l e _ 3 > - 
-             < P r o m p t e d R e s u l t V i s i b l e _ 4 > P r o m p t e d R e s u l t V i s i b l e _ 4 < / P r o m p t e d R e s u l t V i s i b l e _ 4 > - 
-             < P r o m p t e d R e s u l t V i s i b l e _ 5 > P r o m p t e d R e s u l t V i s i b l e _ 5 < / P r o m p t e d R e s u l t V i s i b l e _ 5 > - 
-             < P r o m p t e d R e s u l t V i s i b l e _ 6 > P r o m p t e d R e s u l t V i s i b l e _ 6 < / P r o m p t e d R e s u l t V i s i b l e _ 6 > - 
-             < P r o m p t e d R e s u l t V i s i b l e _ 7 > P r o m p t e d R e s u l t V i s i b l e _ 7 < / P r o m p t e d R e s u l t V i s i b l e _ 7 > - 
-             < P r o m p t e d R e s u l t V i s i b l e _ 8 > P r o m p t e d R e s u l t V i s i b l e _ 8 < / P r o m p t e d R e s u l t V i s i b l e _ 8 > - 
-             < P r o m p t e d R e s u l t V i s i b l e _ 9 > P r o m p t e d R e s u l t V i s i b l e _ 9 < / P r o m p t e d R e s u l t V i s i b l e _ 9 > - 
-             < T e s t _ R e s u l t > T e s t _ R e s u l t < / T e s t _ R e s u l t > - 
-             < T e s t _ R e s u l t D e s c r i p t i o n > T e s t _ R e s u l t D e s c r i p t i o n < / T e s t _ R e s u l t D e s c r i p t i o n > - 
-             < T e s t _ V a l u e > T e s t _ V a l u e < / T e s t _ V a l u e > - 
-             < W o r d D e s c r i p t i o n > W o r d D e s c r i p t i o n < / W o r d D e s c r i p t i o n > - 
-             < W o r d M o d i f i e d B y U s e r N a m e > W o r d M o d i f i e d B y U s e r N a m e < / W o r d M o d i f i e d B y U s e r N a m e > - 
-             < W o r d M o d i f i e d D a t e T i m e > W o r d M o d i f i e d D a t e T i m e < / W o r d M o d i f i e d D a t e T i m e > - 
-             < W o r d T e s t V a l u e > W o r d T e s t V a l u e < / W o r d T e s t V a l u e > +     < T o o l t i p s > + 
+         < T o o l t i p   c o l u m n = " Q l t y I n s p e c t i o n T e m p l a t e _ D e s c r i p t i o n "   E l e m e n t I d = " 1 6 5 2 0 6 9 5 9 8 " > + 
+             < T o o l t i p T e x t   l a n g = " e n - U S " > S p e c i f i e s   a n   e x p l a n a t i o n   o f   t h e   Q u a l i t y   I n s p e c t i o n   T e m p l a t e .   Y o u   c a n   e n t e r   a   m a x i m u m   o f   1 0 0   c h a r a c t e r s ,   b o t h   n u m b e r s   a n d   l e t t e r s . < / T o o l t i p T e x t > + 
+         < / T o o l t i p > + 
+         < T o o l t i p   c o l u m n = " Q l t y I n s p e c t i o n _ D e s c r i p t i o n "   E l e m e n t I d = " 7 3 9 0 1 9 9 1 0 " > + 
+             < T o o l t i p T e x t   l a n g = " e n - U S " > S p e c i f i e s   a   d e s c r i p t i o n   o f   t h e   Q u a l i t y   I n s p e c t i o n   i t s e l f . < / T o o l t i p T e x t > + 
+         < / T o o l t i p > + 
+         < T o o l t i p   c o l u m n = " Q l t y I n s p e c t i o n _ S t a t u s "   E l e m e n t I d = " 8 5 1 7 5 2 7 6 8 " > + 
+             < T o o l t i p T e x t   l a n g = " e n - U S " > S p e c i f i e s   t h e   s t a t u s   o f   t h e   i n s p e c t i o n .   N o   a d d i t i o n a l   c h a n g e s   c a n   b e   m a d e   t o   a   f i n i s h e d   Q u a l i t y   I n s p e c t i o n . < / T o o l t i p T e x t > + 
+         < / T o o l t i p > + 
+         < T o o l t i p   c o l u m n = " Q l t y I n s p e c t i o n _ R e s u l t _ C o d e "   E l e m e n t I d = " 1 8 0 7 0 7 7 0 6 5 " > + 
+             < T o o l t i p T e x t   l a n g = " e n - U S " > S p e c i f i e s   t h e   r e s u l t   i s   a u t o m a t i c a l l y   d e t e r m i n e d   b a s e d   o n   t h e   t e s t   v a l u e   a n d   r e s u l t   c o n f i g u r a t i o n . < / T o o l t i p T e x t > + 
+         < / T o o l t i p > + 
+         < T o o l t i p   c o l u m n = " Q l t y I n s p e c t i o n _ R e s u l t _ D e s c r i p t i o n "   E l e m e n t I d = " 8 1 0 5 3 8 1 8 8 " > + 
+             < T o o l t i p T e x t   l a n g = " e n - U S " > S p e c i f i e s   t h e   r e s u l t   d e s c r i p t i o n   f o r   t h i s   t e s t   r e s u l t .   T h e   r e s u l t   i s   a u t o m a t i c a l l y   d e t e r m i n e d   b a s e d   o n   t h e   t e s t   v a l u e   a n d   r e s u l t   c o n f i g u r a t i o n . < / T o o l t i p T e x t > + 
+         < / T o o l t i p > + 
+         < T o o l t i p   c o l u m n = " Q l t y I n s p e c t i o n _ N o "   E l e m e n t I d = " 2 1 2 0 6 1 5 7 4 9 " > + 
+             < T o o l t i p T e x t   l a n g = " e n - U S " > S p e c i f i e s   t h e   q u a l i t y   i n s p e c t i o n   d o c u m e n t   n u m b e r . < / T o o l t i p T e x t > + 
+         < / T o o l t i p > + 
+         < T o o l t i p   c o l u m n = " Q l t y I n s p e c t i o n _ R e i n s p e c t i o n N o "   E l e m e n t I d = " 7 5 1 7 3 5 6 " > + 
+             < T o o l t i p T e x t   l a n g = " e n - U S " > S p e c i f i e s   t h e   r e - i n s p e c t i o n   c o u n t e r . < / T o o l t i p T e x t > + 
+         < / T o o l t i p > + 
+         < T o o l t i p   c o l u m n = " Q l t y I n s p e c t i o n _ F i n i s h e d _ B y _ U s e r _ I D "   E l e m e n t I d = " 1 7 5 0 5 1 6 3 3 8 " > + 
+             < T o o l t i p T e x t   l a n g = " e n - U S " > S p e c i f i e s   t h e   u s e r   t h a t   f i n i s h e d   t h e   i n s p e c t i o n . < / T o o l t i p T e x t > + 
+         < / T o o l t i p > + 
+         < T o o l t i p   c o l u m n = " Q l t y I n s p e c t i o n _ F i n i s h e d _ D a t e "   E l e m e n t I d = " 1 8 3 4 1 2 2 7 6 5 " > + 
+             < T o o l t i p T e x t   l a n g = " e n - U S " > S p e c i f i e s   t h e   d a t e   t h a t   t h e   i n s p e c t i o n   w a s   f i n i s h e d . < / T o o l t i p T e x t > + 
+         < / T o o l t i p > + 
+         < T o o l t i p   c o l u m n = " Q l t y I n s p e c t i o n _ S o u r c e _ I t e m _ N o _ "   E l e m e n t I d = " 1 2 6 8 0 5 0 5 1 8 " > + 
+             < T o o l t i p T e x t   l a n g = " e n - U S " > S p e c i f i e s   t h e   i t e m   t h a t   t h e   Q u a l i t y   I n s p e c t i o n   i s   f o r .   W h e n   u s e d   w i t h   p r o d u c t i o n   o r d e r s   t h i s   t y p i c a l l y   r e f e r s   t o   t h e   i t e m   b e i n g   p r o d u c e d . < / T o o l t i p T e x t > + 
+         < / T o o l t i p > + 
+         < T o o l t i p   c o l u m n = " Q l t y I n s p e c t i o n _ S o u r c e _ I t e m _ D e s c r i p t i o n "   E l e m e n t I d = " 6 4 6 8 9 0 6 3 0 " > + 
+             < T o o l t i p T e x t   l a n g = " e n - U S " > S p e c i f i e s   a   d e s c r i p t i o n   o f   t h e   i t e m . < / T o o l t i p T e x t > + 
+         < / T o o l t i p > + 
+         < T o o l t i p   c o l u m n = " Q l t y I n s p e c t i o n _ S o u r c e _ I t e m _ D e s c r i p t i o n 2 "   E l e m e n t I d = " 1 2 7 9 3 6 9 3 5 2 " > + 
+             < T o o l t i p T e x t   l a n g = " e n - U S " > S p e c i f i e s   i n f o r m a t i o n   i n   a d d i t i o n   t o   t h e   d e s c r i p t i o n . < / T o o l t i p T e x t > + 
+         < / T o o l t i p > + 
+         < T o o l t i p   c o l u m n = " Q l t y I n s p e c t i o n _ S o u r c e _ V a r i a n t _ C o d e "   E l e m e n t I d = " 1 6 0 8 4 0 3 8 2 1 " > + 
+             < T o o l t i p T e x t   l a n g = " e n - U S " > S p e c i f i e s   t h e   i t e m   v a r i a n t   t h a t   t h e   Q u a l i t y   I n s p e c t i o n   i s   f o r .   W h e n   u s e d   w i t h   p r o d u c t i o n   o r d e r s   t h i s   t y p i c a l l y   r e f e r s   t o   t h e   i t e m   b e i n g   p r o d u c e d . < / T o o l t i p T e x t > + 
+         < / T o o l t i p > + 
+         < T o o l t i p   c o l u m n = " Q l t y I n s p e c t i o n _ S o u r c e _ L o t _ N o _ "   E l e m e n t I d = " 1 1 2 3 5 5 1 3 1 2 " > + 
+             < T o o l t i p T e x t   l a n g = " e n - U S " > S p e c i f i e s   t h e   l o t   n u m b e r   t h a t   t h e   q u a l i t y   i n s p e c t i o n   i s   f o r .   T h i s   i s   o n l y   u s e d   f o r   l o t   t r a c k e d   i t e m s . < / T o o l t i p T e x t > + 
+         < / T o o l t i p > + 
+         < T o o l t i p   c o l u m n = " Q l t y I n s p e c t i o n _ S o u r c e _ S e r i a l _ N o _ "   E l e m e n t I d = " 1 5 2 0 5 9 1 4 4 7 " > + 
+             < T o o l t i p T e x t   l a n g = " e n - U S " > S p e c i f i e s   t h e   s e r i a l   n u m b e r   t h a t   t h e   q u a l i t y   i n s p e c t i o n   i s   f o r .   T h i s   i s   o n l y   u s e d   f o r   s e r i a l   t r a c k e d   i t e m s . < / T o o l t i p T e x t > + 
+         < / T o o l t i p > + 
+         < T o o l t i p   c o l u m n = " Q l t y I n s p e c t i o n _ S o u r c e _ P a c k a g e _ N o _ "   E l e m e n t I d = " 1 9 6 1 1 2 9 9 7 " > + 
+             < T o o l t i p T e x t   l a n g = " e n - U S " > S p e c i f i e s   t h e   p a c k a g e   n u m b e r   t h a t   t h e   q u a l i t y   i n s p e c t i o n   i s   f o r .   T h i s   i s   o n l y   u s e d   f o r   p a c k a g e   t r a c k e d   i t e m s . < / T o o l t i p T e x t > + 
+         < / T o o l t i p > + 
+         < T o o l t i p   c o l u m n = " Q l t y I n s p e c t i o n _ S o u r c e _ D o c u m e n t _ N o _ "   E l e m e n t I d = " 1 6 7 5 9 1 6 2 8 8 " > + 
+             < T o o l t i p T e x t   l a n g = " e n - U S " > S p e c i f i e s   a   r e f e r e n c e   t o   t h e   d o c u m e n t   t h a t   t h i s   Q u a l i t y   I n s p e c t i o n   i s   r e f e r r i n g   t o .   T h i s   t y p i c a l l y   r e f e r s   t o   a   p r o d u c t i o n   o r d e r   d o c u m e n t   n u m b e r . < / T o o l t i p T e x t > + 
+         < / T o o l t i p > + 
+         < T o o l t i p   c o l u m n = " Q l t y I n s p e c t i o n _ S o u r c e _ T a s k _ N o _ "   E l e m e n t I d = " 3 8 4 6 4 4 1 8 2 " > + 
+             < T o o l t i p T e x t   l a n g = " e n - U S " > S p e c i f i e s   a   r e f e r e n c e   t o   t h e   s o u r c e   t a s k   n o .   t h a t   t h i s   Q u a l i t y   I n s p e c t i o n   i s   r e f e r r i n g   t o .   T h i s   t y p i c a l l y   r e f e r s   t o   a n   o p e r a t i o n . < / T o o l t i p T e x t > + 
+         < / T o o l t i p > + 
+         < T o o l t i p   c o l u m n = " Q l t y I n s p e c t i o n _ S o u r c e _ C u s t o m _ 1 "   E l e m e n t I d = " 5 4 6 4 5 3 7 6 5 " > + 
+             < T o o l t i p T e x t   l a n g = " e n - U S " > S p e c i f i e s   a d d i t i o n a l   i n f o r m a t i o n   f r o m   a   s o u r c e   r e c o r d . < / T o o l t i p T e x t > + 
+         < / T o o l t i p > + 
+         < T o o l t i p   c o l u m n = " Q l t y I n s p e c t i o n _ S o u r c e _ C u s t o m _ 2 "   E l e m e n t I d = " 1 8 3 5 4 2 3 6 8 0 " > + 
+             < T o o l t i p T e x t   l a n g = " e n - U S " > S p e c i f i e s   a d d i t i o n a l   i n f o r m a t i o n   f r o m   a   s o u r c e   r e c o r d . < / T o o l t i p T e x t > + 
+         < / T o o l t i p > + 
+         < T o o l t i p   c o l u m n = " Q l t y I n s p e c t i o n _ S o u r c e _ C u s t o m _ 3 "   E l e m e n t I d = " 1 8 2 1 8 4 6 9 9 9 " > + 
+             < T o o l t i p T e x t   l a n g = " e n - U S " > S p e c i f i e s   a d d i t i o n a l   i n f o r m a t i o n   f r o m   a   s o u r c e   r e c o r d . < / T o o l t i p T e x t > + 
+         < / T o o l t i p > + 
+         < T o o l t i p   c o l u m n = " Q l t y I n s p e c t i o n _ S o u r c e _ C u s t o m _ 4 "   E l e m e n t I d = " 1 3 6 6 6 3 6 0 8 6 " > + 
+             < T o o l t i p T e x t   l a n g = " e n - U S " > S p e c i f i e s   a d d i t i o n a l   i n f o r m a t i o n   f r o m   a   s o u r c e   r e c o r d . < / T o o l t i p T e x t > + 
+         < / T o o l t i p > + 
+         < T o o l t i p   c o l u m n = " Q l t y I n s p e c t i o n _ S o u r c e _ C u s t o m _ 5 "   E l e m e n t I d = " 2 0 0 4 3 3 2 7 0 3 " > + 
+             < T o o l t i p T e x t   l a n g = " e n - U S " > S p e c i f i e s   a d d i t i o n a l   i n f o r m a t i o n   f r o m   a   s o u r c e   r e c o r d . < / T o o l t i p T e x t > + 
+         < / T o o l t i p > + 
+         < T o o l t i p   c o l u m n = " Q l t y I n s p e c t i o n _ S o u r c e _ C u s t o m _ 6 "   E l e m e n t I d = " 9 1 2 4 2 8 5 2 " > + 
+             < T o o l t i p T e x t   l a n g = " e n - U S " > S p e c i f i e s   a d d i t i o n a l   i n f o r m a t i o n   f r o m   a   s o u r c e   r e c o r d . < / T o o l t i p T e x t > + 
+         < / T o o l t i p > + 
+         < T o o l t i p   c o l u m n = " Q l t y I n s p e c t i o n _ S o u r c e _ C u s t o m _ 7 "   E l e m e n t I d = " 7 2 8 9 3 9 4 6 9 " > + 
+             < T o o l t i p T e x t   l a n g = " e n - U S " > S p e c i f i e s   a d d i t i o n a l   i n f o r m a t i o n   f r o m   a   s o u r c e   r e c o r d . < / T o o l t i p T e x t > + 
+         < / T o o l t i p > + 
+         < T o o l t i p   c o l u m n = " Q l t y I n s p e c t i o n _ S o u r c e _ C u s t o m _ 8 "   E l e m e n t I d = " 3 7 7 5 4 4 7 4 2 " > + 
+             < T o o l t i p T e x t   l a n g = " e n - U S " > S p e c i f i e s   a d d i t i o n a l   i n f o r m a t i o n   f r o m   a   s o u r c e   r e c o r d . < / T o o l t i p T e x t > + 
+         < / T o o l t i p > + 
+         < T o o l t i p   c o l u m n = " Q l t y I n s p e c t i o n _ S o u r c e _ C u s t o m _ 9 "   E l e m e n t I d = " 2 6 0 1 5 1 8 7 5 " > + 
+             < T o o l t i p T e x t   l a n g = " e n - U S " > S p e c i f i e s   a d d i t i o n a l   i n f o r m a t i o n   f r o m   a   s o u r c e   r e c o r d . < / T o o l t i p T e x t > + 
+         < / T o o l t i p > + 
+         < T o o l t i p   c o l u m n = " Q l t y I n s p e c t i o n _ S o u r c e _ C u s t o m _ 1 0 "   E l e m e n t I d = " 1 5 3 7 6 5 2 9 2 5 " > + 
+             < T o o l t i p T e x t   l a n g = " e n - U S " > S p e c i f i e s   a d d i t i o n a l   i n f o r m a t i o n   f r o m   a   s o u r c e   r e c o r d . < / T o o l t i p T e x t > + 
+         < / T o o l t i p > + 
+         < T o o l t i p   c o l u m n = " F i e l d _ C o d e "   E l e m e n t I d = " 1 3 2 7 2 5 5 7 3 " > + 
+             < T o o l t i p T e x t   l a n g = " e n - U S " > S p e c i f i e s   t h e   f i e l d / q u e s t i o n / m e t r i c   i n   t h i s   t e s t . < / T o o l t i p T e x t > + 
+         < / T o o l t i p > + 
+         < T o o l t i p   c o l u m n = " F i e l d _ D e s c r i p t i o n "   E l e m e n t I d = " 1 4 6 8 6 2 1 2 9 8 " > + 
+             < T o o l t i p T e x t   l a n g = " e n - U S " > S p e c i f i e s   a   d e s c r i p t i o n   o f   t h e   f i e l d   a s   i t   i s   u s e d   o n   t h e   t e s t . < / T o o l t i p T e x t > + 
+         < / T o o l t i p > + 
+         < T o o l t i p   c o l u m n = " N u m e r i c _ V a l u e "   E l e m e n t I d = " 4 6 0 4 1 2 6 4 6 " > + 
+             < T o o l t i p T e x t   l a n g = " e n - U S " > S p e c i f i e s   a n   e v a l u a t e d   n u m e r i c   v a l u e   o f   T e s t   V a l u e   f o r   u s e   i n   c a l c u l a t i o n s   a n d   a n a l y s i s .   T h i s   v a l u e   i s   a u t o m a t i c a l l y   c a l c u l a t e d   w h e n   t h e   T e s t   V a l u e   i s   e n t e r e d   o r   m o d i f i e d   b a s e d   o n   t h e   c o n f i g u r a t i o n   o f   t h e   T e s t   V a l u e   a n d   i s   n o t   d i r e c t l y   e d i t a b l e . < / T o o l t i p T e x t > + 
+         < / T o o l t i p > + 
+         < T o o l t i p   c o l u m n = " F i e l d _ T y p e "   E l e m e n t I d = " 1 3 2 8 1 6 4 0 1 6 " > + 
+             < T o o l t i p T e x t   l a n g = " e n - U S " > S p e c i f i e s   t h e   d a t a   t y p e   o f   t h e   v a l u e s   y o u   c a n   e n t e r   o r   s e l e c t   f o r   t h i s   t e s t .   U s e   D e c i m a l   f o r   n u m e r i c a l   m e a s u r e m e n t s .   U s e   C h o i c e   t o   g i v e   a   l i s t   o f   o p t i o n s   t o   c h o o s e   f r o m .   I f   y o u   w a n t   t o   c h o o s e   o p t i o n s   f r o m   a n   e x i s t i n g   t a b l e ,   u s e   T a b l e   L o o k u p . < / T o o l t i p T e x t > + 
+         < / T o o l t i p > + 
+         < T o o l t i p   c o l u m n = " T e s t _ R e s u l t "   E l e m e n t I d = " 1 2 7 1 0 6 2 1 4 1 " > + 
+             < T o o l t i p T e x t   l a n g = " e n - U S " > S p e c i f i e s   t h e   r e s u l t   i s   a u t o m a t i c a l l y   d e t e r m i n e d   b a s e d   o n   t h e   t e s t   v a l u e   a n d   r e s u l t   c o n f i g u r a t i o n . < / T o o l t i p T e x t > + 
+         < / T o o l t i p > + 
+     < / T o o l t i p s > + 
+     < C u r r e n t I n s p e c t i o n   E l e m e n t T y p e = " D a t a I t e m "   E l e m e n t I d = " 1 7 4 7 8 9 7 9 7 8 " > + 
+         < A p p r o v e r N a m e L a b e l   E l e m e n t T y p e = " C o l u m n "   E l e m e n t I d = " 1 8 9 7 9 9 2 7 8 5 "   D a t a T y p e = " T e x t " > A p p r o v e r N a m e L a b e l < / A p p r o v e r N a m e L a b e l > + 
+         < A p p r o v e r S i g n a t u r e L a b e l   E l e m e n t T y p e = " C o l u m n "   E l e m e n t I d = " 1 0 3 4 5 1 7 9 4 "   D a t a T y p e = " T e x t " > A p p r o v e r S i g n a t u r e L a b e l < / A p p r o v e r S i g n a t u r e L a b e l > + 
+         < C O A C o n t a c t _ A l l   E l e m e n t T y p e = " C o l u m n "   E l e m e n t I d = " 1 5 9 3 9 3 0 3 4 6 "   D a t a T y p e = " T e x t " > C O A C o n t a c t _ A l l < / C O A C o n t a c t _ A l l > + 
+         < C O A C o n t a c t _ R o w 1   E l e m e n t T y p e = " C o l u m n "   E l e m e n t I d = " 1 2 7 0 2 3 9 7 3 2 "   D a t a T y p e = " T e x t " > C O A C o n t a c t _ R o w 1 < / C O A C o n t a c t _ R o w 1 > + 
+         < C O A C o n t a c t _ R o w 2   E l e m e n t T y p e = " C o l u m n "   E l e m e n t I d = " 6 4 2 8 5 0 1 1 9 "   D a t a T y p e = " T e x t " > C O A C o n t a c t _ R o w 2 < / C O A C o n t a c t _ R o w 2 > + 
+         < C O A C o n t a c t _ R o w 3   E l e m e n t T y p e = " C o l u m n "   E l e m e n t I d = " 5 1 5 3 5 0 2 "   D a t a T y p e = " T e x t " > C O A C o n t a c t _ R o w 3 < / C O A C o n t a c t _ R o w 3 > + 
+         < C O A C o n t a c t _ R o w 4   E l e m e n t T y p e = " C o l u m n "   E l e m e n t I d = " 1 1 1 1 6 3 7 7 1 3 "   D a t a T y p e = " T e x t " > C O A C o n t a c t _ R o w 4 < / C O A C o n t a c t _ R o w 4 > + 
+         < C O A C o n t a c t _ R o w 5   E l e m e n t T y p e = " C o l u m n "   E l e m e n t I d = " 4 7 3 9 4 1 0 9 6 "   D a t a T y p e = " T e x t " > C O A C o n t a c t _ R o w 5 < / C O A C o n t a c t _ R o w 5 > + 
+         < C O A C o n t a c t _ R o w 6   E l e m e n t T y p e = " C o l u m n "   E l e m e n t I d = " 1 9 0 7 9 3 6 3 4 9 "   D a t a T y p e = " T e x t " > C O A C o n t a c t _ R o w 6 < / C O A C o n t a c t _ R o w 6 > + 
+         < C O A C o n t a c t _ R o w 7   E l e m e n t T y p e = " C o l u m n "   E l e m e n t I d = " 1 7 4 9 3 3 4 3 3 0 "   D a t a T y p e = " T e x t " > C O A C o n t a c t _ R o w 7 < / C O A C o n t a c t _ R o w 7 > + 
+         < C O A C o n t a c t _ R o w 8   E l e m e n t T y p e = " C o l u m n "   E l e m e n t I d = " 1 4 3 9 1 4 8 7 5 5 "   D a t a T y p e = " T e x t " > C O A C o n t a c t _ R o w 8 < / C O A C o n t a c t _ R o w 8 > + 
+         < C o m p a n y I n f o r m a t i o n _ A l l   E l e m e n t T y p e = " C o l u m n "   E l e m e n t I d = " 7 6 1 9 7 4 8 2 4 "   D a t a T y p e = " T e x t " > C o m p a n y I n f o r m a t i o n _ A l l < / C o m p a n y I n f o r m a t i o n _ A l l > + 
+         < C o m p a n y I n f o r m a t i o n _ R o w 1   E l e m e n t T y p e = " C o l u m n "   E l e m e n t I d = " 1 8 4 3 2 1 2 8 9 4 "   D a t a T y p e = " T e x t " > C o m p a n y I n f o r m a t i o n _ R o w 1 < / C o m p a n y I n f o r m a t i o n _ R o w 1 > + 
+         < C o m p a n y I n f o r m a t i o n _ R o w 2   E l e m e n t T y p e = " C o l u m n "   E l e m e n t I d = " 1 8 1 4 0 5 7 7 8 5 "   D a t a T y p e = " T e x t " > C o m p a n y I n f o r m a t i o n _ R o w 2 < / C o m p a n y I n f o r m a t i o n _ R o w 2 > + 
+         < C o m p a n y I n f o r m a t i o n _ R o w 3   E l e m e n t T y p e = " C o l u m n "   E l e m e n t I d = " 1 1 7 6 3 6 1 1 6 8 "   D a t a T y p e = " T e x t " > C o m p a n y I n f o r m a t i o n _ R o w 3 < / C o m p a n y I n f o r m a t i o n _ R o w 3 > + 
+         < C o m p a n y I n f o r m a t i o n _ R o w 4   E l e m e n t T y p e = " C o l u m n "   E l e m e n t I d = " 1 3 4 5 2 7 0 1 9 1 "   D a t a T y p e = " T e x t " > C o m p a n y I n f o r m a t i o n _ R o w 4 < / C o m p a n y I n f o r m a t i o n _ R o w 4 > + 
+         < C o m p a n y I n f o r m a t i o n _ R o w 5   E l e m e n t T y p e = " C o l u m n "   E l e m e n t I d = " 7 0 7 5 7 3 5 7 4 "   D a t a T y p e = " T e x t " > C o m p a n y I n f o r m a t i o n _ R o w 5 < / C o m p a n y I n f o r m a t i o n _ R o w 5 > + 
+         < C o m p a n y I n f o r m a t i o n _ R o w 6   E l e m e n t T y p e = " C o l u m n "   E l e m e n t I d = " 6 9 8 7 6 9 5 7 "   D a t a T y p e = " T e x t " > C o m p a n y I n f o r m a t i o n _ R o w 6 < / C o m p a n y I n f o r m a t i o n _ R o w 6 > + 
+         < C o m p a n y I n f o r m a t i o n _ R o w 7   E l e m e n t T y p e = " C o l u m n "   E l e m e n t I d = " 5 6 7 8 1 9 6 6 0 "   D a t a T y p e = " T e x t " > C o m p a n y I n f o r m a t i o n _ R o w 7 < / C o m p a n y I n f o r m a t i o n _ R o w 7 > + 
+         < C o m p a n y I n f o r m a t i o n _ R o w 8   E l e m e n t T y p e = " C o l u m n "   E l e m e n t I d = " 3 9 8 9 1 0 6 3 7 "   D a t a T y p e = " T e x t " > C o m p a n y I n f o r m a t i o n _ R o w 8 < / C o m p a n y I n f o r m a t i o n _ R o w 8 > + 
+         < C o m p a n y L o g o   E l e m e n t T y p e = " C o l u m n "   E l e m e n t I d = " 2 3 7 6 9 1 5 1 "   D a t a T y p e = " B l o b " / > + 
+         < E m a i l L a b e l   E l e m e n t T y p e = " C o l u m n "   E l e m e n t I d = " 7 7 1 8 8 7 1 3 5 "   D a t a T y p e = " T e x t " > E m a i l L a b e l < / E m a i l L a b e l > + 
+         < E m a i l V a l u e   E l e m e n t T y p e = " C o l u m n "   E l e m e n t I d = " 3 8 8 1 2 2 7 6 2 "   D a t a T y p e = " T e x t " > E m a i l V a l u e < / E m a i l V a l u e > + 
+         < F i n i s h e d B y N a m e L a b e l   E l e m e n t T y p e = " C o l u m n "   E l e m e n t I d = " 2 1 0 1 0 0 9 6 5 1 "   D a t a T y p e = " T e x t " > F i n i s h e d B y N a m e L a b e l < / F i n i s h e d B y N a m e L a b e l > + 
+         < F i n i s h e d B y S i g n a t u r e L a b e l   E l e m e n t T y p e = " C o l u m n "   E l e m e n t I d = " 2 0 7 1 3 1 2 7 2 2 "   D a t a T y p e = " T e x t " > F i n i s h e d B y S i g n a t u r e L a b e l < / F i n i s h e d B y S i g n a t u r e L a b e l > + 
+         < H o m e P a g e L a b e l   E l e m e n t T y p e = " C o l u m n "   E l e m e n t I d = " 4 6 2 3 7 4 2 3 1 "   D a t a T y p e = " T e x t " > H o m e P a g e L a b e l < / H o m e P a g e L a b e l > + 
+         < H o m e P a g e V a l u e   E l e m e n t T y p e = " C o l u m n "   E l e m e n t I d = " 5 3 3 5 1 4 0 3 4 "   D a t a T y p e = " T e x t " > H o m e P a g e V a l u e < / H o m e P a g e V a l u e > + 
+         < I n s p e c t i o n I n f o r m a t i o n   E l e m e n t T y p e = " C o l u m n "   E l e m e n t I d = " 1 5 3 2 8 6 0 1 9 9 "   D a t a T y p e = " T e x t " > I n s p e c t i o n I n f o r m a t i o n < / I n s p e c t i o n I n f o r m a t i o n > + 
+         < I t e m D e s c r i p t i o n   E l e m e n t T y p e = " C o l u m n "   E l e m e n t I d = " 1 9 6 5 3 9 3 7 9 0 "   D a t a T y p e = " T e x t " > I t e m D e s c r i p t i o n < / I t e m D e s c r i p t i o n > + 
+         < I t e m T r a c k i n g D e s c r i p t i o n   E l e m e n t T y p e = " C o l u m n "   E l e m e n t I d = " 1 1 1 7 1 0 3 3 4 5 "   D a t a T y p e = " T e x t " > I t e m T r a c k i n g D e s c r i p t i o n < / I t e m T r a c k i n g D e s c r i p t i o n > + 
+         < P h o n e N o L a b e l   E l e m e n t T y p e = " C o l u m n "   E l e m e n t I d = " 1 6 1 4 5 2 6 0 7 8 "   D a t a T y p e = " T e x t " > P h o n e N o L a b e l < / P h o n e N o L a b e l > + 
+         < P h o n e N o V a l u e   E l e m e n t T y p e = " C o l u m n "   E l e m e n t I d = " 1 2 8 6 6 4 9 7 8 1 "   D a t a T y p e = " T e x t " > P h o n e N o V a l u e < / P h o n e N o V a l u e > + 
+         < Q l t y I n s p e c t i o n T e m p l a t e _ D e s c r i p t i o n   E l e m e n t T y p e = " C o l u m n "   E l e m e n t I d = " 1 6 5 2 0 6 9 5 9 8 "   D a t a T y p e = " T e x t " > Q l t y I n s p e c t i o n T e m p l a t e _ D e s c r i p t i o n < / Q l t y I n s p e c t i o n T e m p l a t e _ D e s c r i p t i o n > + 
+         < Q l t y I n s p e c t i o n _ A p p r o v e r _ N a m e   E l e m e n t T y p e = " C o l u m n "   E l e m e n t I d = " 2 0 5 9 0 7 9 3 2 1 "   D a t a T y p e = " T e x t " > Q l t y I n s p e c t i o n _ A p p r o v e r _ N a m e < / Q l t y I n s p e c t i o n _ A p p r o v e r _ N a m e > + 
+         < Q l t y I n s p e c t i o n _ A p p r o v e r _ T i t l e   E l e m e n t T y p e = " C o l u m n "   E l e m e n t I d = " 4 7 5 7 2 7 8 9 8 "   D a t a T y p e = " T e x t " > Q l t y I n s p e c t i o n _ A p p r o v e r _ T i t l e < / Q l t y I n s p e c t i o n _ A p p r o v e r _ T i t l e > + 
+         < Q l t y I n s p e c t i o n _ D e s c r i p t i o n   E l e m e n t T y p e = " C o l u m n "   E l e m e n t I d = " 7 3 9 0 1 9 9 1 0 "   D a t a T y p e = " T e x t " > Q l t y I n s p e c t i o n _ D e s c r i p t i o n < / Q l t y I n s p e c t i o n _ D e s c r i p t i o n > + 
+         < Q l t y I n s p e c t i o n _ F i n i s h e d _ B y _ E m a i l   E l e m e n t T y p e = " C o l u m n "   E l e m e n t I d = " 1 5 2 1 1 3 4 6 3 1 "   D a t a T y p e = " T e x t " > Q l t y I n s p e c t i o n _ F i n i s h e d _ B y _ E m a i l < / Q l t y I n s p e c t i o n _ F i n i s h e d _ B y _ E m a i l > + 
+         < Q l t y I n s p e c t i o n _ F i n i s h e d _ B y _ P h o n e   E l e m e n t T y p e = " C o l u m n "   E l e m e n t I d = " 3 4 7 5 5 7 6 2 5 "   D a t a T y p e = " T e x t " > Q l t y I n s p e c t i o n _ F i n i s h e d _ B y _ P h o n e < / Q l t y I n s p e c t i o n _ F i n i s h e d _ B y _ P h o n e > + 
+         < Q l t y I n s p e c t i o n _ F i n i s h e d _ B y _ T i t l e   E l e m e n t T y p e = " C o l u m n "   E l e m e n t I d = " 4 6 0 0 4 5 6 8 3 "   D a t a T y p e = " T e x t " > Q l t y I n s p e c t i o n _ F i n i s h e d _ B y _ T i t l e < / Q l t y I n s p e c t i o n _ F i n i s h e d _ B y _ T i t l e > + 
+         < Q l t y I n s p e c t i o n _ F i n i s h e d _ B y _ U s e r N a m e   E l e m e n t T y p e = " C o l u m n "   E l e m e n t I d = " 1 9 5 3 6 1 2 5 3 1 "   D a t a T y p e = " T e x t " > Q l t y I n s p e c t i o n _ F i n i s h e d _ B y _ U s e r N a m e < / Q l t y I n s p e c t i o n _ F i n i s h e d _ B y _ U s e r N a m e > + 
+         < Q l t y I n s p e c t i o n _ F i n i s h e d _ B y _ U s e r _ I D   E l e m e n t T y p e = " C o l u m n "   E l e m e n t I d = " 1 7 5 0 5 1 6 3 3 8 "   D a t a T y p e = " C o d e " > Q l t y I n s p e c t i o n _ F i n i s h e d _ B y _ U s e r _ I D < / Q l t y I n s p e c t i o n _ F i n i s h e d _ B y _ U s e r _ I D > + 
+         < Q l t y I n s p e c t i o n _ F i n i s h e d _ D a t e   E l e m e n t T y p e = " C o l u m n "   E l e m e n t I d = " 1 8 3 4 1 2 2 7 6 5 "   D a t a T y p e = " D a t e T i m e " > Q l t y I n s p e c t i o n _ F i n i s h e d _ D a t e < / Q l t y I n s p e c t i o n _ F i n i s h e d _ D a t e > + 
+         < Q l t y I n s p e c t i o n _ N o   E l e m e n t T y p e = " C o l u m n "   E l e m e n t I d = " 2 1 2 0 6 1 5 7 4 9 "   D a t a T y p e = " C o d e " > Q l t y I n s p e c t i o n _ N o < / Q l t y I n s p e c t i o n _ N o > + 
+         < Q l t y I n s p e c t i o n _ R e i n s p e c t i o n N o   E l e m e n t T y p e = " C o l u m n "   E l e m e n t I d = " 7 5 1 7 3 5 6 "   D a t a T y p e = " I n t e g e r " > Q l t y I n s p e c t i o n _ R e i n s p e c t i o n N o < / Q l t y I n s p e c t i o n _ R e i n s p e c t i o n N o > + 
+         < Q l t y I n s p e c t i o n _ R e s u l t _ C o d e   E l e m e n t T y p e = " C o l u m n "   E l e m e n t I d = " 1 8 0 7 0 7 7 0 6 5 "   D a t a T y p e = " C o d e " > Q l t y I n s p e c t i o n _ R e s u l t _ C o d e < / Q l t y I n s p e c t i o n _ R e s u l t _ C o d e > + 
+         < Q l t y I n s p e c t i o n _ R e s u l t _ D e s c r i p t i o n   E l e m e n t T y p e = " C o l u m n "   E l e m e n t I d = " 8 1 0 5 3 8 1 8 8 "   D a t a T y p e = " T e x t " > Q l t y I n s p e c t i o n _ R e s u l t _ D e s c r i p t i o n < / Q l t y I n s p e c t i o n _ R e s u l t _ D e s c r i p t i o n > + 
+         < Q l t y I n s p e c t i o n _ S o u r c e _ C u s t o m _ 1   E l e m e n t T y p e = " C o l u m n "   E l e m e n t I d = " 5 4 6 4 5 3 7 6 5 "   D a t a T y p e = " T e x t " > Q l t y I n s p e c t i o n _ S o u r c e _ C u s t o m _ 1 < / Q l t y I n s p e c t i o n _ S o u r c e _ C u s t o m _ 1 > + 
+         < Q l t y I n s p e c t i o n _ S o u r c e _ C u s t o m _ 1 0   E l e m e n t T y p e = " C o l u m n "   E l e m e n t I d = " 1 5 3 7 6 5 2 9 2 5 "   D a t a T y p e = " D e c i m a l " > Q l t y I n s p e c t i o n _ S o u r c e _ C u s t o m _ 1 0 < / Q l t y I n s p e c t i o n _ S o u r c e _ C u s t o m _ 1 0 > + 
+         < Q l t y I n s p e c t i o n _ S o u r c e _ C u s t o m _ 2   E l e m e n t T y p e = " C o l u m n "   E l e m e n t I d = " 1 8 3 5 4 2 3 6 8 0 "   D a t a T y p e = " T e x t " > Q l t y I n s p e c t i o n _ S o u r c e _ C u s t o m _ 2 < / Q l t y I n s p e c t i o n _ S o u r c e _ C u s t o m _ 2 > + 
+         < Q l t y I n s p e c t i o n _ S o u r c e _ C u s t o m _ 3   E l e m e n t T y p e = " C o l u m n "   E l e m e n t I d = " 1 8 2 1 8 4 6 9 9 9 "   D a t a T y p e = " T e x t " > Q l t y I n s p e c t i o n _ S o u r c e _ C u s t o m _ 3 < / Q l t y I n s p e c t i o n _ S o u r c e _ C u s t o m _ 3 > + 
+         < Q l t y I n s p e c t i o n _ S o u r c e _ C u s t o m _ 4   E l e m e n t T y p e = " C o l u m n "   E l e m e n t I d = " 1 3 6 6 6 3 6 0 8 6 "   D a t a T y p e = " T e x t " > Q l t y I n s p e c t i o n _ S o u r c e _ C u s t o m _ 4 < / Q l t y I n s p e c t i o n _ S o u r c e _ C u s t o m _ 4 > + 
+         < Q l t y I n s p e c t i o n _ S o u r c e _ C u s t o m _ 5   E l e m e n t T y p e = " C o l u m n "   E l e m e n t I d = " 2 0 0 4 3 3 2 7 0 3 "   D a t a T y p e = " T e x t " > Q l t y I n s p e c t i o n _ S o u r c e _ C u s t o m _ 5 < / Q l t y I n s p e c t i o n _ S o u r c e _ C u s t o m _ 5 > + 
+         < Q l t y I n s p e c t i o n _ S o u r c e _ C u s t o m _ 6   E l e m e n t T y p e = " C o l u m n "   E l e m e n t I d = " 9 1 2 4 2 8 5 2 "   D a t a T y p e = " T e x t " > Q l t y I n s p e c t i o n _ S o u r c e _ C u s t o m _ 6 < / Q l t y I n s p e c t i o n _ S o u r c e _ C u s t o m _ 6 > + 
+         < Q l t y I n s p e c t i o n _ S o u r c e _ C u s t o m _ 7   E l e m e n t T y p e = " C o l u m n "   E l e m e n t I d = " 7 2 8 9 3 9 4 6 9 "   D a t a T y p e = " I n t e g e r " > Q l t y I n s p e c t i o n _ S o u r c e _ C u s t o m _ 7 < / Q l t y I n s p e c t i o n _ S o u r c e _ C u s t o m _ 7 > + 
+         < Q l t y I n s p e c t i o n _ S o u r c e _ C u s t o m _ 8   E l e m e n t T y p e = " C o l u m n "   E l e m e n t I d = " 3 7 7 5 4 4 7 4 2 "   D a t a T y p e = " I n t e g e r " > Q l t y I n s p e c t i o n _ S o u r c e _ C u s t o m _ 8 < / Q l t y I n s p e c t i o n _ S o u r c e _ C u s t o m _ 8 > + 
+         < Q l t y I n s p e c t i o n _ S o u r c e _ C u s t o m _ 9   E l e m e n t T y p e = " C o l u m n "   E l e m e n t I d = " 2 6 0 1 5 1 8 7 5 "   D a t a T y p e = " D e c i m a l " > Q l t y I n s p e c t i o n _ S o u r c e _ C u s t o m _ 9 < / Q l t y I n s p e c t i o n _ S o u r c e _ C u s t o m _ 9 > + 
+         < Q l t y I n s p e c t i o n _ S o u r c e _ D o c u m e n t _ N o _   E l e m e n t T y p e = " C o l u m n "   E l e m e n t I d = " 1 6 7 5 9 1 6 2 8 8 "   D a t a T y p e = " C o d e " > Q l t y I n s p e c t i o n _ S o u r c e _ D o c u m e n t _ N o _ < / Q l t y I n s p e c t i o n _ S o u r c e _ D o c u m e n t _ N o _ > + 
+         < Q l t y I n s p e c t i o n _ S o u r c e _ I t e m _ D e s c r i p t i o n   E l e m e n t T y p e = " C o l u m n "   E l e m e n t I d = " 6 4 6 8 9 0 6 3 0 "   D a t a T y p e = " T e x t " > Q l t y I n s p e c t i o n _ S o u r c e _ I t e m _ D e s c r i p t i o n < / Q l t y I n s p e c t i o n _ S o u r c e _ I t e m _ D e s c r i p t i o n > + 
+         < Q l t y I n s p e c t i o n _ S o u r c e _ I t e m _ D e s c r i p t i o n 2   E l e m e n t T y p e = " C o l u m n "   E l e m e n t I d = " 1 2 7 9 3 6 9 3 5 2 "   D a t a T y p e = " T e x t " > Q l t y I n s p e c t i o n _ S o u r c e _ I t e m _ D e s c r i p t i o n 2 < / Q l t y I n s p e c t i o n _ S o u r c e _ I t e m _ D e s c r i p t i o n 2 > + 
+         < Q l t y I n s p e c t i o n _ S o u r c e _ I t e m _ N o _   E l e m e n t T y p e = " C o l u m n "   E l e m e n t I d = " 1 2 6 8 0 5 0 5 1 8 "   D a t a T y p e = " C o d e " > Q l t y I n s p e c t i o n _ S o u r c e _ I t e m _ N o _ < / Q l t y I n s p e c t i o n _ S o u r c e _ I t e m _ N o _ > + 
+         < Q l t y I n s p e c t i o n _ S o u r c e _ L o t _ N o _   E l e m e n t T y p e = " C o l u m n "   E l e m e n t I d = " 1 1 2 3 5 5 1 3 1 2 "   D a t a T y p e = " C o d e " > Q l t y I n s p e c t i o n _ S o u r c e _ L o t _ N o _ < / Q l t y I n s p e c t i o n _ S o u r c e _ L o t _ N o _ > + 
+         < Q l t y I n s p e c t i o n _ S o u r c e _ P a c k a g e _ N o _   E l e m e n t T y p e = " C o l u m n "   E l e m e n t I d = " 1 9 6 1 1 2 9 9 7 "   D a t a T y p e = " C o d e " > Q l t y I n s p e c t i o n _ S o u r c e _ P a c k a g e _ N o _ < / Q l t y I n s p e c t i o n _ S o u r c e _ P a c k a g e _ N o _ > + 
+         < Q l t y I n s p e c t i o n _ S o u r c e _ S e r i a l _ N o _   E l e m e n t T y p e = " C o l u m n "   E l e m e n t I d = " 1 5 2 0 5 9 1 4 4 7 "   D a t a T y p e = " C o d e " > Q l t y I n s p e c t i o n _ S o u r c e _ S e r i a l _ N o _ < / Q l t y I n s p e c t i o n _ S o u r c e _ S e r i a l _ N o _ > + 
+         < Q l t y I n s p e c t i o n _ S o u r c e _ T a s k _ N o _   E l e m e n t T y p e = " C o l u m n "   E l e m e n t I d = " 3 8 4 6 4 4 1 8 2 "   D a t a T y p e = " C o d e " > Q l t y I n s p e c t i o n _ S o u r c e _ T a s k _ N o _ < / Q l t y I n s p e c t i o n _ S o u r c e _ T a s k _ N o _ > + 
+         < Q l t y I n s p e c t i o n _ S o u r c e _ V a r i a n t _ C o d e   E l e m e n t T y p e = " C o l u m n "   E l e m e n t I d = " 1 6 0 8 4 0 3 8 2 1 "   D a t a T y p e = " C o d e " > Q l t y I n s p e c t i o n _ S o u r c e _ V a r i a n t _ C o d e < / Q l t y I n s p e c t i o n _ S o u r c e _ V a r i a n t _ C o d e > + 
+         < Q l t y I n s p e c t i o n _ S t a t u s   E l e m e n t T y p e = " C o l u m n "   E l e m e n t I d = " 8 5 1 7 5 2 7 6 8 "   D a t a T y p e = " E n u m " > Q l t y I n s p e c t i o n _ S t a t u s < / Q l t y I n s p e c t i o n _ S t a t u s > + 
+         < R e i n s p e c t i o n S e q u e n c e I n f o r m a t i o n   E l e m e n t T y p e = " C o l u m n "   E l e m e n t I d = " 7 4 9 5 1 6 5 4 3 "   D a t a T y p e = " T e x t " > R e i n s p e c t i o n S e q u e n c e I n f o r m a t i o n < / R e i n s p e c t i o n S e q u e n c e I n f o r m a t i o n > + 
+         < C u r r e n t I n s p e c t i o n L i n e   E l e m e n t T y p e = " D a t a I t e m "   E l e m e n t I d = " 1 1 9 3 2 1 9 5 9 6 " > + 
+             < C a r r i a g e R e t u r n P e r s o n F i e l d D e t a i l s   E l e m e n t T y p e = " C o l u m n "   E l e m e n t I d = " 9 9 8 2 6 3 6 9 8 "   D a t a T y p e = " T e x t " > C a r r i a g e R e t u r n P e r s o n F i e l d D e t a i l s < / C a r r i a g e R e t u r n P e r s o n F i e l d D e t a i l s > + 
+             < C o n d i t i o n L a b e l _ 1   E l e m e n t T y p e = " C o l u m n "   E l e m e n t I d = " 1 2 2 7 8 8 1 1 9 4 "   D a t a T y p e = " T e x t " > C o n d i t i o n L a b e l _ 1 < / C o n d i t i o n L a b e l _ 1 > + 
+             < C o n d i t i o n L a b e l _ 2   E l e m e n t T y p e = " C o l u m n "   E l e m e n t I d = " 1 8 6 5 5 7 7 8 1 1 "   D a t a T y p e = " T e x t " > C o n d i t i o n L a b e l _ 2 < / C o n d i t i o n L a b e l _ 2 > + 
+             < F i e l d _ C o d e   E l e m e n t T y p e = " C o l u m n "   E l e m e n t I d = " 1 3 2 7 2 5 5 7 3 "   D a t a T y p e = " C o d e " > F i e l d _ C o d e < / F i e l d _ C o d e > + 
+             < F i e l d _ D e s c r i p t i o n   E l e m e n t T y p e = " C o l u m n "   E l e m e n t I d = " 1 4 6 8 6 2 1 2 9 8 "   D a t a T y p e = " T e x t " > F i e l d _ D e s c r i p t i o n < / F i e l d _ D e s c r i p t i o n > + 
+             < F i e l d _ E n t e r e d B y N a m e A n d T i m e s t a m p   E l e m e n t T y p e = " C o l u m n "   E l e m e n t I d = " 1 0 6 8 4 2 0 5 9 2 "   D a t a T y p e = " T e x t " > F i e l d _ E n t e r e d B y N a m e A n d T i m e s t a m p < / F i e l d _ E n t e r e d B y N a m e A n d T i m e s t a m p > + 
+             < F i e l d _ H a s E n t e r e d V a l u e   E l e m e n t T y p e = " C o l u m n "   E l e m e n t I d = " 1 7 1 6 2 6 5 8 2 4 "   D a t a T y p e = " B o o l e a n " > F i e l d _ H a s E n t e r e d V a l u e < / F i e l d _ H a s E n t e r e d V a l u e > + 
+             < F i e l d _ I f P e r s o n E m a i l   E l e m e n t T y p e = " C o l u m n "   E l e m e n t I d = " 1 3 4 6 0 5 7 6 5 0 "   D a t a T y p e = " T e x t " > F i e l d _ I f P e r s o n E m a i l < / F i e l d _ I f P e r s o n E m a i l > + 
+             < F i e l d _ I f P e r s o n N a m e   E l e m e n t T y p e = " C o l u m n "   E l e m e n t I d = " 4 1 4 7 0 2 4 4 3 "   D a t a T y p e = " T e x t " > F i e l d _ I f P e r s o n N a m e < / F i e l d _ I f P e r s o n N a m e > + 
+             < F i e l d _ I f P e r s o n P h o n e   E l e m e n t T y p e = " C o l u m n "   E l e m e n t I d = " 1 9 7 4 1 8 8 4 6 2 "   D a t a T y p e = " T e x t " > F i e l d _ I f P e r s o n P h o n e < / F i e l d _ I f P e r s o n P h o n e > + 
+             < F i e l d _ I f P e r s o n T i t l e   E l e m e n t T y p e = " C o l u m n "   E l e m e n t I d = " 1 0 0 4 6 0 9 5 4 2 "   D a t a T y p e = " T e x t " > F i e l d _ I f P e r s o n T i t l e < / F i e l d _ I f P e r s o n T i t l e > + 
+             < F i e l d _ I s L a b e l   E l e m e n t T y p e = " C o l u m n "   E l e m e n t I d = " 2 0 4 3 1 9 3 9 4 0 "   D a t a T y p e = " B o o l e a n " > F i e l d _ I s L a b e l < / F i e l d _ I s L a b e l > + 
+             < F i e l d _ I s P e r s o n F i e l d   E l e m e n t T y p e = " C o l u m n "   E l e m e n t I d = " 4 3 4 5 4 6 6 1 1 "   D a t a T y p e = " B o o l e a n " > F i e l d _ I s P e r s o n F i e l d < / F i e l d _ I s P e r s o n F i e l d > + 
+             < F i e l d _ I s T e x t   E l e m e n t T y p e = " C o l u m n "   E l e m e n t I d = " 5 9 3 6 9 2 0 1 "   D a t a T y p e = " B o o l e a n " > F i e l d _ I s T e x t < / F i e l d _ I s T e x t > + 
+             < F i e l d _ L i n e C o m m e n t a r y   E l e m e n t T y p e = " C o l u m n "   E l e m e n t I d = " 1 8 5 3 8 0 0 2 5 7 "   D a t a T y p e = " T e x t " > F i e l d _ L i n e C o m m e n t a r y < / F i e l d _ L i n e C o m m e n t a r y > + 
+             < F i e l d _ M o d i f i e d B y U s e r E m a i l   E l e m e n t T y p e = " C o l u m n "   E l e m e n t I d = " 2 0 5 3 4 9 0 5 4 5 "   D a t a T y p e = " T e x t " > F i e l d _ M o d i f i e d B y U s e r E m a i l < / F i e l d _ M o d i f i e d B y U s e r E m a i l > + 
+             < F i e l d _ M o d i f i e d B y U s e r I D   E l e m e n t T y p e = " C o l u m n "   E l e m e n t I d = " 1 3 6 3 9 8 7 2 2 2 "   D a t a T y p e = " C o d e " > F i e l d _ M o d i f i e d B y U s e r I D < / F i e l d _ M o d i f i e d B y U s e r I D > + 
+             < F i e l d _ M o d i f i e d B y U s e r J o b T i t l e   E l e m e n t T y p e = " C o l u m n "   E l e m e n t I d = " 7 1 3 3 5 4 3 4 0 "   D a t a T y p e = " T e x t " > F i e l d _ M o d i f i e d B y U s e r J o b T i t l e < / F i e l d _ M o d i f i e d B y U s e r J o b T i t l e > + 
+             < F i e l d _ M o d i f i e d B y U s e r N a m e   E l e m e n t T y p e = " C o l u m n "   E l e m e n t I d = " 7 9 8 2 2 1 9 1 6 "   D a t a T y p e = " T e x t " > F i e l d _ M o d i f i e d B y U s e r N a m e < / F i e l d _ M o d i f i e d B y U s e r N a m e > + 
+             < F i e l d _ M o d i f i e d B y U s e r P h o n e   E l e m e n t T y p e = " C o l u m n "   E l e m e n t I d = " 1 2 9 4 9 7 8 5 4 5 "   D a t a T y p e = " T e x t " > F i e l d _ M o d i f i e d B y U s e r P h o n e < / F i e l d _ M o d i f i e d B y U s e r P h o n e > + 
+             < F i e l d _ M o d i f i e d D a t e T i m e   E l e m e n t T y p e = " C o l u m n "   E l e m e n t I d = " 1 6 5 4 4 9 3 6 9 6 "   D a t a T y p e = " D a t e T i m e " > F i e l d _ M o d i f i e d D a t e T i m e < / F i e l d _ M o d i f i e d D a t e T i m e > + 
+             < F i e l d _ T y p e   E l e m e n t T y p e = " C o l u m n "   E l e m e n t I d = " 1 3 2 8 1 6 4 0 1 6 "   D a t a T y p e = " E n u m " > F i e l d _ T y p e < / F i e l d _ T y p e > + 
+             < I f P e r s o n D e s c r i p t i o n   E l e m e n t T y p e = " C o l u m n "   E l e m e n t I d = " 1 9 0 1 4 5 5 0 2 5 "   D a t a T y p e = " T e x t " > I f P e r s o n D e s c r i p t i o n < / I f P e r s o n D e s c r i p t i o n > + 
+             < I f P e r s o n M o d i f i e d B y U s e r E m a i l   E l e m e n t T y p e = " C o l u m n "   E l e m e n t I d = " 4 4 0 5 4 0 4 6 4 "   D a t a T y p e = " T e x t " > I f P e r s o n M o d i f i e d B y U s e r E m a i l < / I f P e r s o n M o d i f i e d B y U s e r E m a i l > + 
+             < I f P e r s o n M o d i f i e d D a t e T i m e   E l e m e n t T y p e = " C o l u m n "   E l e m e n t I d = " 8 1 4 8 1 3 6 2 3 "   D a t a T y p e = " T e x t " > I f P e r s o n M o d i f i e d D a t e T i m e < / I f P e r s o n M o d i f i e d D a t e T i m e > + 
+             < L a b e l F i e l d _ D e s c r i p t i o n   E l e m e n t T y p e = " C o l u m n "   E l e m e n t I d = " 3 2 9 5 4 9 8 4 0 "   D a t a T y p e = " T e x t " > L a b e l F i e l d _ D e s c r i p t i o n < / L a b e l F i e l d _ D e s c r i p t i o n > + 
+             < N u m e r i c _ V a l u e   E l e m e n t T y p e = " C o l u m n "   E l e m e n t I d = " 4 6 0 4 1 2 6 4 6 "   D a t a T y p e = " D e c i m a l " > N u m e r i c _ V a l u e < / N u m e r i c _ V a l u e > + 
+             < P r o m p t e d R e s u l t C a p t i o n _ 1   E l e m e n t T y p e = " C o l u m n "   E l e m e n t I d = " 1 5 4 8 2 0 5 1 6 9 "   D a t a T y p e = " T e x t " > P r o m p t e d R e s u l t C a p t i o n _ 1 < / P r o m p t e d R e s u l t C a p t i o n _ 1 > + 
+             < P r o m p t e d R e s u l t C a p t i o n _ 1 0   E l e m e n t T y p e = " C o l u m n "   E l e m e n t I d = " 6 6 5 1 3 7 3 2 1 "   D a t a T y p e = " T e x t " > P r o m p t e d R e s u l t C a p t i o n _ 1 0 < / P r o m p t e d R e s u l t C a p t i o n _ 1 0 > + 
+             < P r o m p t e d R e s u l t C a p t i o n _ 2   E l e m e n t T y p e = " C o l u m n "   E l e m e n t I d = " 2 1 0 9 0 6 5 5 1 0 "   D a t a T y p e = " T e x t " > P r o m p t e d R e s u l t C a p t i o n _ 2 < / P r o m p t e d R e s u l t C a p t i o n _ 2 > + 
+             < P r o m p t e d R e s u l t C a p t i o n _ 3   E l e m e n t T y p e = " C o l u m n "   E l e m e n t I d = " 1 4 7 1 3 6 8 8 9 3 "   D a t a T y p e = " T e x t " > P r o m p t e d R e s u l t C a p t i o n _ 3 < / P r o m p t e d R e s u l t C a p t i o n _ 3 > + 
+             < P r o m p t e d R e s u l t C a p t i o n _ 4   E l e m e n t T y p e = " C o l u m n "   E l e m e n t I d = " 8 3 3 6 7 2 2 7 6 "   D a t a T y p e = " T e x t " > P r o m p t e d R e s u l t C a p t i o n _ 4 < / P r o m p t e d R e s u l t C a p t i o n _ 4 > + 
+             < P r o m p t e d R e s u l t C a p t i o n _ 5   E l e m e n t T y p e = " C o l u m n "   E l e m e n t I d = " 1 9 5 9 7 5 6 5 9 "   D a t a T y p e = " T e x t " > P r o m p t e d R e s u l t C a p t i o n _ 5 < / P r o m p t e d R e s u l t C a p t i o n _ 5 > + 
+             < P r o m p t e d R e s u l t C a p t i o n _ 6   E l e m e n t T y p e = " C o l u m n "   E l e m e n t I d = " 4 4 1 7 2 0 9 5 8 "   D a t a T y p e = " T e x t " > P r o m p t e d R e s u l t C a p t i o n _ 6 < / P r o m p t e d R e s u l t C a p t i o n _ 6 > + 
+             < P r o m p t e d R e s u l t C a p t i o n _ 7   E l e m e n t T y p e = " C o l u m n "   E l e m e n t I d = " 1 0 7 9 4 1 7 5 7 5 "   D a t a T y p e = " T e x t " > P r o m p t e d R e s u l t C a p t i o n _ 7 < / P r o m p t e d R e s u l t C a p t i o n _ 7 > + 
+             < P r o m p t e d R e s u l t C a p t i o n _ 8   E l e m e n t T y p e = " C o l u m n "   E l e m e n t I d = " 1 0 3 9 0 2 9 1 2 "   D a t a T y p e = " T e x t " > P r o m p t e d R e s u l t C a p t i o n _ 8 < / P r o m p t e d R e s u l t C a p t i o n _ 8 > + 
+             < P r o m p t e d R e s u l t C a p t i o n _ 9   E l e m e n t T y p e = " C o l u m n "   E l e m e n t I d = " 7 4 1 5 9 9 5 2 9 "   D a t a T y p e = " T e x t " > P r o m p t e d R e s u l t C a p t i o n _ 9 < / P r o m p t e d R e s u l t C a p t i o n _ 9 > + 
+             < P r o m p t e d R e s u l t C o n d i t i o n D e s c r i p t i o n _ 1   E l e m e n t T y p e = " C o l u m n "   E l e m e n t I d = " 1 7 7 6 7 4 4 4 3 4 "   D a t a T y p e = " T e x t " > P r o m p t e d R e s u l t C o n d i t i o n D e s c r i p t i o n _ 1 < / P r o m p t e d R e s u l t C o n d i t i o n D e s c r i p t i o n _ 1 > + 
+             < P r o m p t e d R e s u l t C o n d i t i o n D e s c r i p t i o n _ 1 0   E l e m e n t T y p e = " C o l u m n "   E l e m e n t I d = " 1 0 2 8 7 8 8 8 8 2 "   D a t a T y p e = " T e x t " > P r o m p t e d R e s u l t C o n d i t i o n D e s c r i p t i o n _ 1 0 < / P r o m p t e d R e s u l t C o n d i t i o n D e s c r i p t i o n _ 1 0 > + 
+             < P r o m p t e d R e s u l t C o n d i t i o n D e s c r i p t i o n _ 2   E l e m e n t T y p e = " C o l u m n "   E l e m e n t I d = " 1 1 3 9 0 4 7 8 1 7 "   D a t a T y p e = " T e x t " > P r o m p t e d R e s u l t C o n d i t i o n D e s c r i p t i o n _ 2 < / P r o m p t e d R e s u l t C o n d i t i o n D e s c r i p t i o n _ 2 > + 
+             < P r o m p t e d R e s u l t C o n d i t i o n D e s c r i p t i o n _ 3   E l e m e n t T y p e = " C o l u m n "   E l e m e n t I d = " 5 0 1 3 5 1 2 0 0 "   D a t a T y p e = " T e x t " > P r o m p t e d R e s u l t C o n d i t i o n D e s c r i p t i o n _ 3 < / P r o m p t e d R e s u l t C o n d i t i o n D e s c r i p t i o n _ 3 > + 
+             < P r o m p t e d R e s u l t C o n d i t i o n D e s c r i p t i o n _ 4   E l e m e n t T y p e = " C o l u m n "   E l e m e n t I d = " 6 7 0 2 6 0 2 2 3 "   D a t a T y p e = " T e x t " > P r o m p t e d R e s u l t C o n d i t i o n D e s c r i p t i o n _ 4 < / P r o m p t e d R e s u l t C o n d i t i o n D e s c r i p t i o n _ 4 > + 
+             < P r o m p t e d R e s u l t C o n d i t i o n D e s c r i p t i o n _ 5   E l e m e n t T y p e = " C o l u m n "   E l e m e n t I d = " 3 2 5 6 3 6 0 6 "   D a t a T y p e = " T e x t " > P r o m p t e d R e s u l t C o n d i t i o n D e s c r i p t i o n _ 5 < / P r o m p t e d R e s u l t C o n d i t i o n D e s c r i p t i o n _ 5 > + 
+             < P r o m p t e d R e s u l t C o n d i t i o n D e s c r i p t i o n _ 6   E l e m e n t T y p e = " C o l u m n "   E l e m e n t I d = " 6 0 5 1 3 3 0 1 1 "   D a t a T y p e = " T e x t " > P r o m p t e d R e s u l t C o n d i t i o n D e s c r i p t i o n _ 6 < / P r o m p t e d R e s u l t C o n d i t i o n D e s c r i p t i o n _ 6 > + 
+             < P r o m p t e d R e s u l t C o n d i t i o n D e s c r i p t i o n _ 7   E l e m e n t T y p e = " C o l u m n "   E l e m e n t I d = " 1 2 4 2 8 2 9 6 2 8 "   D a t a T y p e = " T e x t " > P r o m p t e d R e s u l t C o n d i t i o n D e s c r i p t i o n _ 7 < / P r o m p t e d R e s u l t C o n d i t i o n D e s c r i p t i o n _ 7 > + 
+             < P r o m p t e d R e s u l t C o n d i t i o n D e s c r i p t i o n _ 8   E l e m e n t T y p e = " C o l u m n "   E l e m e n t I d = " 1 0 7 3 9 2 0 6 0 5 "   D a t a T y p e = " T e x t " > P r o m p t e d R e s u l t C o n d i t i o n D e s c r i p t i o n _ 8 < / P r o m p t e d R e s u l t C o n d i t i o n D e s c r i p t i o n _ 8 > + 
+             < P r o m p t e d R e s u l t C o n d i t i o n D e s c r i p t i o n _ 9   E l e m e n t T y p e = " C o l u m n "   E l e m e n t I d = " 1 7 1 1 6 1 7 2 2 2 "   D a t a T y p e = " T e x t " > P r o m p t e d R e s u l t C o n d i t i o n D e s c r i p t i o n _ 9 < / P r o m p t e d R e s u l t C o n d i t i o n D e s c r i p t i o n _ 9 > + 
+             < P r o m p t e d R e s u l t V i s i b l e _ 1   E l e m e n t T y p e = " C o l u m n "   E l e m e n t I d = " 1 3 9 9 7 0 4 4 1 7 "   D a t a T y p e = " B o o l e a n " > P r o m p t e d R e s u l t V i s i b l e _ 1 < / P r o m p t e d R e s u l t V i s i b l e _ 1 > + 
+             < P r o m p t e d R e s u l t V i s i b l e _ 1 0   E l e m e n t T y p e = " C o l u m n "   E l e m e n t I d = " 6 6 3 6 8 2 6 1 7 "   D a t a T y p e = " B o o l e a n " > P r o m p t e d R e s u l t V i s i b l e _ 1 0 < / P r o m p t e d R e s u l t V i s i b l e _ 1 0 > + 
+             < P r o m p t e d R e s u l t V i s i b l e _ 2   E l e m e n t T y p e = " C o l u m n "   E l e m e n t I d = " 2 0 3 7 4 0 1 0 3 4 "   D a t a T y p e = " B o o l e a n " > P r o m p t e d R e s u l t V i s i b l e _ 2 < / P r o m p t e d R e s u l t V i s i b l e _ 2 > + 
+             < P r o m p t e d R e s u l t V i s i b l e _ 3   E l e m e n t T y p e = " C o l u m n "   E l e m e n t I d = " 1 6 1 9 8 6 9 6 4 5 "   D a t a T y p e = " B o o l e a n " > P r o m p t e d R e s u l t V i s i b l e _ 3 < / P r o m p t e d R e s u l t V i s i b l e _ 3 > + 
+             < P r o m p t e d R e s u l t V i s i b l e _ 4   E l e m e n t T y p e = " C o l u m n "   E l e m e n t I d = " 9 8 2 1 7 3 0 2 8 "   D a t a T y p e = " B o o l e a n " > P r o m p t e d R e s u l t V i s i b l e _ 4 < / P r o m p t e d R e s u l t V i s i b l e _ 4 > + 
+             < P r o m p t e d R e s u l t V i s i b l e _ 5   E l e m e n t T y p e = " C o l u m n "   E l e m e n t I d = " 3 4 4 4 7 6 4 1 1 "   D a t a T y p e = " B o o l e a n " > P r o m p t e d R e s u l t V i s i b l e _ 5 < / P r o m p t e d R e s u l t V i s i b l e _ 5 > + 
+             < P r o m p t e d R e s u l t V i s i b l e _ 6   E l e m e n t T y p e = " C o l u m n "   E l e m e n t I d = " 2 9 3 2 2 0 2 0 6 "   D a t a T y p e = " B o o l e a n " > P r o m p t e d R e s u l t V i s i b l e _ 6 < / P r o m p t e d R e s u l t V i s i b l e _ 6 > + 
+             < P r o m p t e d R e s u l t V i s i b l e _ 7   E l e m e n t T y p e = " C o l u m n "   E l e m e n t I d = " 9 3 0 9 1 6 8 2 3 "   D a t a T y p e = " B o o l e a n " > P r o m p t e d R e s u l t V i s i b l e _ 7 < / P r o m p t e d R e s u l t V i s i b l e _ 7 > + 
+             < P r o m p t e d R e s u l t V i s i b l e _ 8   E l e m e n t T y p e = " C o l u m n "   E l e m e n t I d = " 4 4 5 9 7 8 4 0 "   D a t a T y p e = " B o o l e a n " > P r o m p t e d R e s u l t V i s i b l e _ 8 < / P r o m p t e d R e s u l t V i s i b l e _ 8 > + 
+             < P r o m p t e d R e s u l t V i s i b l e _ 9   E l e m e n t T y p e = " C o l u m n "   E l e m e n t I d = " 5 9 3 0 9 8 7 7 7 "   D a t a T y p e = " B o o l e a n " > P r o m p t e d R e s u l t V i s i b l e _ 9 < / P r o m p t e d R e s u l t V i s i b l e _ 9 > + 
+             < T e s t _ R e s u l t   E l e m e n t T y p e = " C o l u m n "   E l e m e n t I d = " 1 2 7 1 0 6 2 1 4 1 "   D a t a T y p e = " C o d e " > T e s t _ R e s u l t < / T e s t _ R e s u l t > + 
+             < T e s t _ R e s u l t D e s c r i p t i o n   E l e m e n t T y p e = " C o l u m n "   E l e m e n t I d = " 1 9 4 3 4 5 8 6 8 5 "   D a t a T y p e = " T e x t " > T e s t _ R e s u l t D e s c r i p t i o n < / T e s t _ R e s u l t D e s c r i p t i o n > + 
+             < T e s t _ V a l u e   E l e m e n t T y p e = " C o l u m n "   E l e m e n t I d = " 8 1 3 5 6 4 5 2 1 "   D a t a T y p e = " T e x t " > T e s t _ V a l u e < / T e s t _ V a l u e > + 
+             < W o r d D e s c r i p t i o n   E l e m e n t T y p e = " C o l u m n "   E l e m e n t I d = " 5 4 4 0 8 2 0 6 7 "   D a t a T y p e = " T e x t " > W o r d D e s c r i p t i o n < / W o r d D e s c r i p t i o n > + 
+             < W o r d M o d i f i e d B y U s e r N a m e   E l e m e n t T y p e = " C o l u m n "   E l e m e n t I d = " 1 6 2 5 9 3 3 4 7 9 "   D a t a T y p e = " T e x t " > W o r d M o d i f i e d B y U s e r N a m e < / W o r d M o d i f i e d B y U s e r N a m e > + 
+             < W o r d M o d i f i e d D a t e T i m e   E l e m e n t T y p e = " C o l u m n "   E l e m e n t I d = " 2 0 8 1 0 1 2 8 7 5 "   D a t a T y p e = " T e x t " > W o r d M o d i f i e d D a t e T i m e < / W o r d M o d i f i e d D a t e T i m e > + 
+             < W o r d T e s t V a l u e   E l e m e n t T y p e = " C o l u m n "   E l e m e n t I d = " 1 4 4 7 8 2 4 1 2 2 "   D a t a T y p e = " T e x t " > W o r d T e s t V a l u e < / W o r d T e s t V a l u e >   
          < / C u r r e n t I n s p e c t i o n L i n e >   
@@ -5957,7 +6102,9 @@
  < / N a v W o r d R e p o r t X m l P a r t > 
 </file>
 
-<file path=customXml/item2.xml>��< ? x m l   v e r s i o n = " 1 . 0 "   e n c o d i n g = " u t f - 1 6 " ? > < N a v W o r d R e p o r t X m l P a r t   x m l n s = " u r n : m i c r o s o f t - d y n a m i c s - b u s i n e s s c e n t r a l / i n t e r n a l / e x t e n d e d / r e p o r t s / Q l t y _ G e n e r a l _ P u r p o s e _ I n s p e c t / 2 0 4 0 5 / " > +<file path=customXml/item2.xml>��< ? x m l   v e r s i o n = " 1 . 0 "   e n c o d i n g = " u t f - 1 6 " ? > + 
+ < N a v W o r d R e p o r t X m l P a r t   x m l n s = " u r n : m i c r o s o f t - d y n a m i c s - n a v / r e p o r t s / Q l t y _ G e n e r a l _ P u r p o s e _ I n s p e c t / 2 0 4 0 5 / " >   
      < B C R e p o r t I n f o r m a t i o n >   
@@ -6025,499 +6172,297 @@
  
      < L a b e l s >   
-         < D a t e L a b e l   E l e m e n t T y p e = " P a r a m e t e r "   E l e m e n t I d = " 7 9 3 8 1 7 7 7 7 "   D a t a T y p e = " S t r i n g " > D a t e L a b e l < / D a t e L a b e l > - 
-         < F i n i s h e d B y L a b e l   E l e m e n t T y p e = " P a r a m e t e r "   E l e m e n t I d = " 1 2 1 8 3 5 9 1 8 "   D a t a T y p e = " S t r i n g " > F i n i s h e d B y L a b e l < / F i n i s h e d B y L a b e l > - 
-         < F i n i s h e d O n L a b e l   E l e m e n t T y p e = " P a r a m e t e r "   E l e m e n t I d = " 1 9 3 5 3 2 6 4 3 2 "   D a t a T y p e = " S t r i n g " > F i n i s h e d O n L a b e l < / F i n i s h e d O n L a b e l > - 
-         < I n s p e c t i o n L a b e l   E l e m e n t T y p e = " P a r a m e t e r "   E l e m e n t I d = " 1 5 4 9 8 3 1 5 2 5 "   D a t a T y p e = " S t r i n g " > I n s p e c t i o n L a b e l < / I n s p e c t i o n L a b e l > - 
-         < I t e m L a b e l   E l e m e n t T y p e = " P a r a m e t e r "   E l e m e n t I d = " 1 0 8 2 0 2 8 9 7 4 "   D a t a T y p e = " S t r i n g " > I t e m L a b e l < / I t e m L a b e l > - 
-         < I t e m T r a c k i n g L a b e l   E l e m e n t T y p e = " P a r a m e t e r "   E l e m e n t I d = " 9 3 5 5 3 4 6 7 1 "   D a t a T y p e = " S t r i n g " > I t e m T r a c k i n g L a b e l < / I t e m T r a c k i n g L a b e l > - 
-         < L a s t M o d i f i e d B y L a b e l   E l e m e n t T y p e = " P a r a m e t e r "   E l e m e n t I d = " 9 3 1 4 2 8 2 9 1 "   D a t a T y p e = " S t r i n g " > L a s t M o d i f i e d B y L a b e l < / L a s t M o d i f i e d B y L a b e l > - 
-         < P a g e L a b e l   E l e m e n t T y p e = " P a r a m e t e r "   E l e m e n t I d = " 1 8 8 0 8 2 7 5 0 4 "   D a t a T y p e = " S t r i n g " > P a g e L a b e l < / P a g e L a b e l > - 
-         < R e p o r t T i t l e L a b e l   E l e m e n t T y p e = " P a r a m e t e r "   E l e m e n t I d = " 1 2 9 7 0 8 9 6 2 7 "   D a t a T y p e = " S t r i n g " > R e p o r t T i t l e L a b e l < / R e p o r t T i t l e L a b e l > - 
-         < R e s u l t L a b e l   E l e m e n t T y p e = " P a r a m e t e r "   E l e m e n t I d = " 4 0 7 6 0 6 8 8 6 "   D a t a T y p e = " S t r i n g " > R e s u l t L a b e l < / R e s u l t L a b e l > - 
-         < T e s t L a b e l   E l e m e n t T y p e = " P a r a m e t e r "   E l e m e n t I d = " 1 5 2 2 4 8 5 9 "   D a t a T y p e = " S t r i n g " > T e s t L a b e l < / T e s t L a b e l > - 
-         < T e s t V a l u e L a b e l   E l e m e n t T y p e = " P a r a m e t e r "   E l e m e n t I d = " 1 1 6 2 1 3 2 5 7 0 "   D a t a T y p e = " S t r i n g " > T e s t V a l u e L a b e l < / T e s t V a l u e L a b e l > +         < D a t e L a b e l > D a t e L a b e l < / D a t e L a b e l > + 
+         < F i n i s h e d B y L a b e l > F i n i s h e d B y L a b e l < / F i n i s h e d B y L a b e l > + 
+         < F i n i s h e d O n L a b e l > F i n i s h e d O n L a b e l < / F i n i s h e d O n L a b e l > + 
+         < I n s p e c t i o n L a b e l > I n s p e c t i o n L a b e l < / I n s p e c t i o n L a b e l > + 
+         < I t e m L a b e l > I t e m L a b e l < / I t e m L a b e l > + 
+         < I t e m T r a c k i n g L a b e l > I t e m T r a c k i n g L a b e l < / I t e m T r a c k i n g L a b e l > + 
+         < L a s t M o d i f i e d B y L a b e l > L a s t M o d i f i e d B y L a b e l < / L a s t M o d i f i e d B y L a b e l > + 
+         < P a g e L a b e l > P a g e L a b e l < / P a g e L a b e l > + 
+         < R e p o r t T i t l e L a b e l > R e p o r t T i t l e L a b e l < / R e p o r t T i t l e L a b e l > + 
+         < R e s u l t L a b e l > R e s u l t L a b e l < / R e s u l t L a b e l > + 
+         < T e s t L a b e l > T e s t L a b e l < / T e s t L a b e l > + 
+         < T e s t V a l u e L a b e l > T e s t V a l u e L a b e l < / T e s t V a l u e L a b e l >   
      < / L a b e l s >   
-     < T o o l t i p s > - 
-         < T o o l t i p   c o l u m n = " Q l t y I n s p e c t i o n T e m p l a t e _ D e s c r i p t i o n "   E l e m e n t I d = " 1 6 5 2 0 6 9 5 9 8 " > - 
-             < T o o l t i p T e x t   l a n g = " e n - U S " > S p e c i f i e s   a n   e x p l a n a t i o n   o f   t h e   Q u a l i t y   I n s p e c t i o n   T e m p l a t e .   Y o u   c a n   e n t e r   a   m a x i m u m   o f   1 0 0   c h a r a c t e r s ,   b o t h   n u m b e r s   a n d   l e t t e r s . < / T o o l t i p T e x t > - 
-         < / T o o l t i p > - 
-         < T o o l t i p   c o l u m n = " Q l t y I n s p e c t i o n _ D e s c r i p t i o n "   E l e m e n t I d = " 7 3 9 0 1 9 9 1 0 " > - 
-             < T o o l t i p T e x t   l a n g = " e n - U S " > S p e c i f i e s   a   d e s c r i p t i o n   o f   t h e   Q u a l i t y   I n s p e c t i o n   i t s e l f . < / T o o l t i p T e x t > - 
-         < / T o o l t i p > - 
-         < T o o l t i p   c o l u m n = " Q l t y I n s p e c t i o n _ S t a t u s "   E l e m e n t I d = " 8 5 1 7 5 2 7 6 8 " > - 
-             < T o o l t i p T e x t   l a n g = " e n - U S " > S p e c i f i e s   t h e   s t a t u s   o f   t h e   i n s p e c t i o n .   N o   a d d i t i o n a l   c h a n g e s   c a n   b e   m a d e   t o   a   f i n i s h e d   Q u a l i t y   I n s p e c t i o n . < / T o o l t i p T e x t > - 
-         < / T o o l t i p > - 
-         < T o o l t i p   c o l u m n = " Q l t y I n s p e c t i o n _ R e s u l t _ C o d e "   E l e m e n t I d = " 1 8 0 7 0 7 7 0 6 5 " > - 
-             < T o o l t i p T e x t   l a n g = " e n - U S " > S p e c i f i e s   t h e   r e s u l t   i s   a u t o m a t i c a l l y   d e t e r m i n e d   b a s e d   o n   t h e   t e s t   v a l u e   a n d   r e s u l t   c o n f i g u r a t i o n . < / T o o l t i p T e x t > - 
-         < / T o o l t i p > - 
-         < T o o l t i p   c o l u m n = " Q l t y I n s p e c t i o n _ R e s u l t _ D e s c r i p t i o n "   E l e m e n t I d = " 8 1 0 5 3 8 1 8 8 " > - 
-             < T o o l t i p T e x t   l a n g = " e n - U S " > S p e c i f i e s   t h e   r e s u l t   d e s c r i p t i o n   f o r   t h i s   t e s t   r e s u l t .   T h e   r e s u l t   i s   a u t o m a t i c a l l y   d e t e r m i n e d   b a s e d   o n   t h e   t e s t   v a l u e   a n d   r e s u l t   c o n f i g u r a t i o n . < / T o o l t i p T e x t > - 
-         < / T o o l t i p > - 
-         < T o o l t i p   c o l u m n = " Q l t y I n s p e c t i o n _ N o "   E l e m e n t I d = " 2 1 2 0 6 1 5 7 4 9 " > - 
-             < T o o l t i p T e x t   l a n g = " e n - U S " > S p e c i f i e s   t h e   q u a l i t y   i n s p e c t i o n   d o c u m e n t   n u m b e r . < / T o o l t i p T e x t > - 
-         < / T o o l t i p > - 
-         < T o o l t i p   c o l u m n = " Q l t y I n s p e c t i o n _ R e i n s p e c t i o n N o "   E l e m e n t I d = " 7 5 1 7 3 5 6 " > - 
-             < T o o l t i p T e x t   l a n g = " e n - U S " > S p e c i f i e s   t h e   r e - i n s p e c t i o n   c o u n t e r . < / T o o l t i p T e x t > - 
-         < / T o o l t i p > - 
-         < T o o l t i p   c o l u m n = " Q l t y I n s p e c t i o n _ F i n i s h e d _ B y _ U s e r _ I D "   E l e m e n t I d = " 1 7 5 0 5 1 6 3 3 8 " > - 
-             < T o o l t i p T e x t   l a n g = " e n - U S " > S p e c i f i e s   t h e   u s e r   t h a t   f i n i s h e d   t h e   i n s p e c t i o n . < / T o o l t i p T e x t > - 
-         < / T o o l t i p > - 
-         < T o o l t i p   c o l u m n = " Q l t y I n s p e c t i o n _ F i n i s h e d _ D a t e "   E l e m e n t I d = " 1 8 3 4 1 2 2 7 6 5 " > - 
-             < T o o l t i p T e x t   l a n g = " e n - U S " > S p e c i f i e s   t h e   d a t e   t h a t   t h e   i n s p e c t i o n   w a s   f i n i s h e d . < / T o o l t i p T e x t > - 
-         < / T o o l t i p > - 
-         < T o o l t i p   c o l u m n = " Q l t y I n s p e c t i o n _ S o u r c e _ I t e m _ N o _ "   E l e m e n t I d = " 1 2 6 8 0 5 0 5 1 8 " > - 
-             < T o o l t i p T e x t   l a n g = " e n - U S " > S p e c i f i e s   t h e   i t e m   t h a t   t h e   Q u a l i t y   I n s p e c t i o n   i s   f o r .   W h e n   u s e d   w i t h   p r o d u c t i o n   o r d e r s   t h i s   t y p i c a l l y   r e f e r s   t o   t h e   i t e m   b e i n g   p r o d u c e d . < / T o o l t i p T e x t > - 
-         < / T o o l t i p > - 
-         < T o o l t i p   c o l u m n = " Q l t y I n s p e c t i o n _ S o u r c e _ I t e m _ D e s c r i p t i o n "   E l e m e n t I d = " 6 4 6 8 9 0 6 3 0 " > - 
-             < T o o l t i p T e x t   l a n g = " e n - U S " > S p e c i f i e s   a   d e s c r i p t i o n   o f   t h e   i t e m . < / T o o l t i p T e x t > - 
-         < / T o o l t i p > - 
-         < T o o l t i p   c o l u m n = " Q l t y I n s p e c t i o n _ S o u r c e _ I t e m _ D e s c r i p t i o n 2 "   E l e m e n t I d = " 1 2 7 9 3 6 9 3 5 2 " > - 
-             < T o o l t i p T e x t   l a n g = " e n - U S " > S p e c i f i e s   i n f o r m a t i o n   i n   a d d i t i o n   t o   t h e   d e s c r i p t i o n . < / T o o l t i p T e x t > - 
-         < / T o o l t i p > - 
-         < T o o l t i p   c o l u m n = " Q l t y I n s p e c t i o n _ S o u r c e _ V a r i a n t _ C o d e "   E l e m e n t I d = " 1 6 0 8 4 0 3 8 2 1 " > - 
-             < T o o l t i p T e x t   l a n g = " e n - U S " > S p e c i f i e s   t h e   i t e m   v a r i a n t   t h a t   t h e   Q u a l i t y   I n s p e c t i o n   i s   f o r .   W h e n   u s e d   w i t h   p r o d u c t i o n   o r d e r s   t h i s   t y p i c a l l y   r e f e r s   t o   t h e   i t e m   b e i n g   p r o d u c e d . < / T o o l t i p T e x t > - 
-         < / T o o l t i p > - 
-         < T o o l t i p   c o l u m n = " Q l t y I n s p e c t i o n _ S o u r c e _ L o t _ N o _ "   E l e m e n t I d = " 1 1 2 3 5 5 1 3 1 2 " > - 
-             < T o o l t i p T e x t   l a n g = " e n - U S " > S p e c i f i e s   t h e   l o t   n u m b e r   t h a t   t h e   q u a l i t y   i n s p e c t i o n   i s   f o r .   T h i s   i s   o n l y   u s e d   f o r   l o t   t r a c k e d   i t e m s . < / T o o l t i p T e x t > - 
-         < / T o o l t i p > - 
-         < T o o l t i p   c o l u m n = " Q l t y I n s p e c t i o n _ S o u r c e _ S e r i a l _ N o _ "   E l e m e n t I d = " 1 5 2 0 5 9 1 4 4 7 " > - 
-             < T o o l t i p T e x t   l a n g = " e n - U S " > S p e c i f i e s   t h e   s e r i a l   n u m b e r   t h a t   t h e   q u a l i t y   i n s p e c t i o n   i s   f o r .   T h i s   i s   o n l y   u s e d   f o r   s e r i a l   t r a c k e d   i t e m s . < / T o o l t i p T e x t > - 
-         < / T o o l t i p > - 
-         < T o o l t i p   c o l u m n = " Q l t y I n s p e c t i o n _ S o u r c e _ P a c k a g e _ N o _ "   E l e m e n t I d = " 1 9 6 1 1 2 9 9 7 " > - 
-             < T o o l t i p T e x t   l a n g = " e n - U S " > S p e c i f i e s   t h e   p a c k a g e   n u m b e r   t h a t   t h e   q u a l i t y   i n s p e c t i o n   i s   f o r .   T h i s   i s   o n l y   u s e d   f o r   p a c k a g e   t r a c k e d   i t e m s . < / T o o l t i p T e x t > - 
-         < / T o o l t i p > - 
-         < T o o l t i p   c o l u m n = " Q l t y I n s p e c t i o n _ S o u r c e _ D o c u m e n t _ N o _ "   E l e m e n t I d = " 1 6 7 5 9 1 6 2 8 8 " > - 
-             < T o o l t i p T e x t   l a n g = " e n - U S " > S p e c i f i e s   a   r e f e r e n c e   t o   t h e   d o c u m e n t   t h a t   t h i s   Q u a l i t y   I n s p e c t i o n   i s   r e f e r r i n g   t o .   T h i s   t y p i c a l l y   r e f e r s   t o   a   p r o d u c t i o n   o r d e r   d o c u m e n t   n u m b e r . < / T o o l t i p T e x t > - 
-         < / T o o l t i p > - 
-         < T o o l t i p   c o l u m n = " Q l t y I n s p e c t i o n _ S o u r c e _ T a s k _ N o _ "   E l e m e n t I d = " 3 8 4 6 4 4 1 8 2 " > - 
-             < T o o l t i p T e x t   l a n g = " e n - U S " > S p e c i f i e s   a   r e f e r e n c e   t o   t h e   s o u r c e   t a s k   n o .   t h a t   t h i s   Q u a l i t y   I n s p e c t i o n   i s   r e f e r r i n g   t o .   T h i s   t y p i c a l l y   r e f e r s   t o   a n   o p e r a t i o n . < / T o o l t i p T e x t > - 
-         < / T o o l t i p > - 
-         < T o o l t i p   c o l u m n = " Q l t y I n s p e c t i o n _ S o u r c e _ C u s t o m _ 1 "   E l e m e n t I d = " 5 4 6 4 5 3 7 6 5 " > - 
-             < T o o l t i p T e x t   l a n g = " e n - U S " > S p e c i f i e s   a d d i t i o n a l   i n f o r m a t i o n   f r o m   a   s o u r c e   r e c o r d . < / T o o l t i p T e x t > - 
-         < / T o o l t i p > - 
-         < T o o l t i p   c o l u m n = " Q l t y I n s p e c t i o n _ S o u r c e _ C u s t o m _ 2 "   E l e m e n t I d = " 1 8 3 5 4 2 3 6 8 0 " > - 
-             < T o o l t i p T e x t   l a n g = " e n - U S " > S p e c i f i e s   a d d i t i o n a l   i n f o r m a t i o n   f r o m   a   s o u r c e   r e c o r d . < / T o o l t i p T e x t > - 
-         < / T o o l t i p > - 
-         < T o o l t i p   c o l u m n = " Q l t y I n s p e c t i o n _ S o u r c e _ C u s t o m _ 3 "   E l e m e n t I d = " 1 8 2 1 8 4 6 9 9 9 " > - 
-             < T o o l t i p T e x t   l a n g = " e n - U S " > S p e c i f i e s   a d d i t i o n a l   i n f o r m a t i o n   f r o m   a   s o u r c e   r e c o r d . < / T o o l t i p T e x t > - 
-         < / T o o l t i p > - 
-         < T o o l t i p   c o l u m n = " Q l t y I n s p e c t i o n _ S o u r c e _ C u s t o m _ 4 "   E l e m e n t I d = " 1 3 6 6 6 3 6 0 8 6 " > - 
-             < T o o l t i p T e x t   l a n g = " e n - U S " > S p e c i f i e s   a d d i t i o n a l   i n f o r m a t i o n   f r o m   a   s o u r c e   r e c o r d . < / T o o l t i p T e x t > - 
-         < / T o o l t i p > - 
-         < T o o l t i p   c o l u m n = " Q l t y I n s p e c t i o n _ S o u r c e _ C u s t o m _ 5 "   E l e m e n t I d = " 2 0 0 4 3 3 2 7 0 3 " > - 
-             < T o o l t i p T e x t   l a n g = " e n - U S " > S p e c i f i e s   a d d i t i o n a l   i n f o r m a t i o n   f r o m   a   s o u r c e   r e c o r d . < / T o o l t i p T e x t > - 
-         < / T o o l t i p > - 
-         < T o o l t i p   c o l u m n = " Q l t y I n s p e c t i o n _ S o u r c e _ C u s t o m _ 6 "   E l e m e n t I d = " 9 1 2 4 2 8 5 2 " > - 
-             < T o o l t i p T e x t   l a n g = " e n - U S " > S p e c i f i e s   a d d i t i o n a l   i n f o r m a t i o n   f r o m   a   s o u r c e   r e c o r d . < / T o o l t i p T e x t > - 
-         < / T o o l t i p > - 
-         < T o o l t i p   c o l u m n = " Q l t y I n s p e c t i o n _ S o u r c e _ C u s t o m _ 7 "   E l e m e n t I d = " 7 2 8 9 3 9 4 6 9 " > - 
-             < T o o l t i p T e x t   l a n g = " e n - U S " > S p e c i f i e s   a d d i t i o n a l   i n f o r m a t i o n   f r o m   a   s o u r c e   r e c o r d . < / T o o l t i p T e x t > - 
-         < / T o o l t i p > - 
-         < T o o l t i p   c o l u m n = " Q l t y I n s p e c t i o n _ S o u r c e _ C u s t o m _ 8 "   E l e m e n t I d = " 3 7 7 5 4 4 7 4 2 " > - 
-             < T o o l t i p T e x t   l a n g = " e n - U S " > S p e c i f i e s   a d d i t i o n a l   i n f o r m a t i o n   f r o m   a   s o u r c e   r e c o r d . < / T o o l t i p T e x t > - 
-         < / T o o l t i p > - 
-         < T o o l t i p   c o l u m n = " Q l t y I n s p e c t i o n _ S o u r c e _ C u s t o m _ 9 "   E l e m e n t I d = " 2 6 0 1 5 1 8 7 5 " > - 
-             < T o o l t i p T e x t   l a n g = " e n - U S " > S p e c i f i e s   a d d i t i o n a l   i n f o r m a t i o n   f r o m   a   s o u r c e   r e c o r d . < / T o o l t i p T e x t > - 
-         < / T o o l t i p > - 
-         < T o o l t i p   c o l u m n = " Q l t y I n s p e c t i o n _ S o u r c e _ C u s t o m _ 1 0 "   E l e m e n t I d = " 1 5 3 7 6 5 2 9 2 5 " > - 
-             < T o o l t i p T e x t   l a n g = " e n - U S " > S p e c i f i e s   a d d i t i o n a l   i n f o r m a t i o n   f r o m   a   s o u r c e   r e c o r d . < / T o o l t i p T e x t > - 
-         < / T o o l t i p > - 
-         < T o o l t i p   c o l u m n = " F i e l d _ C o d e "   E l e m e n t I d = " 1 3 2 7 2 5 5 7 3 " > - 
-             < T o o l t i p T e x t   l a n g = " e n - U S " > S p e c i f i e s   t h e   f i e l d / q u e s t i o n / m e t r i c   i n   t h i s   t e s t . < / T o o l t i p T e x t > - 
-         < / T o o l t i p > - 
-         < T o o l t i p   c o l u m n = " F i e l d _ D e s c r i p t i o n "   E l e m e n t I d = " 1 4 6 8 6 2 1 2 9 8 " > - 
-             < T o o l t i p T e x t   l a n g = " e n - U S " > S p e c i f i e s   a   d e s c r i p t i o n   o f   t h e   f i e l d   a s   i t   i s   u s e d   o n   t h e   t e s t . < / T o o l t i p T e x t > - 
-         < / T o o l t i p > - 
-         < T o o l t i p   c o l u m n = " N u m e r i c _ V a l u e "   E l e m e n t I d = " 4 6 0 4 1 2 6 4 6 " > - 
-             < T o o l t i p T e x t   l a n g = " e n - U S " > S p e c i f i e s   a n   e v a l u a t e d   n u m e r i c   v a l u e   o f   T e s t   V a l u e   f o r   u s e   i n   c a l c u l a t i o n s   a n d   a n a l y s i s .   T h i s   v a l u e   i s   a u t o m a t i c a l l y   c a l c u l a t e d   w h e n   t h e   T e s t   V a l u e   i s   e n t e r e d   o r   m o d i f i e d   b a s e d   o n   t h e   c o n f i g u r a t i o n   o f   t h e   T e s t   V a l u e   a n d   i s   n o t   d i r e c t l y   e d i t a b l e . < / T o o l t i p T e x t > - 
-         < / T o o l t i p > - 
-         < T o o l t i p   c o l u m n = " F i e l d _ T y p e "   E l e m e n t I d = " 1 3 2 8 1 6 4 0 1 6 " > - 
-             < T o o l t i p T e x t   l a n g = " e n - U S " > S p e c i f i e s   t h e   d a t a   t y p e   o f   t h e   v a l u e s   y o u   c a n   e n t e r   o r   s e l e c t   f o r   t h i s   t e s t .   U s e   D e c i m a l   f o r   n u m e r i c a l   m e a s u r e m e n t s .   U s e   C h o i c e   t o   g i v e   a   l i s t   o f   o p t i o n s   t o   c h o o s e   f r o m .   I f   y o u   w a n t   t o   c h o o s e   o p t i o n s   f r o m   a n   e x i s t i n g   t a b l e ,   u s e   T a b l e   L o o k u p . < / T o o l t i p T e x t > - 
-         < / T o o l t i p > - 
-         < T o o l t i p   c o l u m n = " T e s t _ R e s u l t "   E l e m e n t I d = " 1 2 7 1 0 6 2 1 4 1 " > - 
-             < T o o l t i p T e x t   l a n g = " e n - U S " > S p e c i f i e s   t h e   r e s u l t   i s   a u t o m a t i c a l l y   d e t e r m i n e d   b a s e d   o n   t h e   t e s t   v a l u e   a n d   r e s u l t   c o n f i g u r a t i o n . < / T o o l t i p T e x t > - 
-         < / T o o l t i p > - 
-     < / T o o l t i p s > - 
-     < C u r r e n t I n s p e c t i o n   E l e m e n t T y p e = " D a t a I t e m "   E l e m e n t I d = " 1 7 4 7 8 9 7 9 7 8 " > - 
-         < A p p r o v e r N a m e L a b e l   E l e m e n t T y p e = " C o l u m n "   E l e m e n t I d = " 1 8 9 7 9 9 2 7 8 5 "   D a t a T y p e = " T e x t " > A p p r o v e r N a m e L a b e l < / A p p r o v e r N a m e L a b e l > - 
-         < A p p r o v e r S i g n a t u r e L a b e l   E l e m e n t T y p e = " C o l u m n "   E l e m e n t I d = " 1 0 3 4 5 1 7 9 4 "   D a t a T y p e = " T e x t " > A p p r o v e r S i g n a t u r e L a b e l < / A p p r o v e r S i g n a t u r e L a b e l > - 
-         < C O A C o n t a c t _ A l l   E l e m e n t T y p e = " C o l u m n "   E l e m e n t I d = " 1 5 9 3 9 3 0 3 4 6 "   D a t a T y p e = " T e x t " > C O A C o n t a c t _ A l l < / C O A C o n t a c t _ A l l > - 
-         < C O A C o n t a c t _ R o w 1   E l e m e n t T y p e = " C o l u m n "   E l e m e n t I d = " 1 2 7 0 2 3 9 7 3 2 "   D a t a T y p e = " T e x t " > C O A C o n t a c t _ R o w 1 < / C O A C o n t a c t _ R o w 1 > - 
-         < C O A C o n t a c t _ R o w 2   E l e m e n t T y p e = " C o l u m n "   E l e m e n t I d = " 6 4 2 8 5 0 1 1 9 "   D a t a T y p e = " T e x t " > C O A C o n t a c t _ R o w 2 < / C O A C o n t a c t _ R o w 2 > - 
-         < C O A C o n t a c t _ R o w 3   E l e m e n t T y p e = " C o l u m n "   E l e m e n t I d = " 5 1 5 3 5 0 2 "   D a t a T y p e = " T e x t " > C O A C o n t a c t _ R o w 3 < / C O A C o n t a c t _ R o w 3 > - 
-         < C O A C o n t a c t _ R o w 4   E l e m e n t T y p e = " C o l u m n "   E l e m e n t I d = " 1 1 1 1 6 3 7 7 1 3 "   D a t a T y p e = " T e x t " > C O A C o n t a c t _ R o w 4 < / C O A C o n t a c t _ R o w 4 > - 
-         < C O A C o n t a c t _ R o w 5   E l e m e n t T y p e = " C o l u m n "   E l e m e n t I d = " 4 7 3 9 4 1 0 9 6 "   D a t a T y p e = " T e x t " > C O A C o n t a c t _ R o w 5 < / C O A C o n t a c t _ R o w 5 > - 
-         < C O A C o n t a c t _ R o w 6   E l e m e n t T y p e = " C o l u m n "   E l e m e n t I d = " 1 9 0 7 9 3 6 3 4 9 "   D a t a T y p e = " T e x t " > C O A C o n t a c t _ R o w 6 < / C O A C o n t a c t _ R o w 6 > - 
-         < C O A C o n t a c t _ R o w 7   E l e m e n t T y p e = " C o l u m n "   E l e m e n t I d = " 1 7 4 9 3 3 4 3 3 0 "   D a t a T y p e = " T e x t " > C O A C o n t a c t _ R o w 7 < / C O A C o n t a c t _ R o w 7 > - 
-         < C O A C o n t a c t _ R o w 8   E l e m e n t T y p e = " C o l u m n "   E l e m e n t I d = " 1 4 3 9 1 4 8 7 5 5 "   D a t a T y p e = " T e x t " > C O A C o n t a c t _ R o w 8 < / C O A C o n t a c t _ R o w 8 > - 
-         < C o m p a n y I n f o r m a t i o n _ A l l   E l e m e n t T y p e = " C o l u m n "   E l e m e n t I d = " 7 6 1 9 7 4 8 2 4 "   D a t a T y p e = " T e x t " > C o m p a n y I n f o r m a t i o n _ A l l < / C o m p a n y I n f o r m a t i o n _ A l l > - 
-         < C o m p a n y I n f o r m a t i o n _ R o w 1   E l e m e n t T y p e = " C o l u m n "   E l e m e n t I d = " 1 8 4 3 2 1 2 8 9 4 "   D a t a T y p e = " T e x t " > C o m p a n y I n f o r m a t i o n _ R o w 1 < / C o m p a n y I n f o r m a t i o n _ R o w 1 > - 
-         < C o m p a n y I n f o r m a t i o n _ R o w 2   E l e m e n t T y p e = " C o l u m n "   E l e m e n t I d = " 1 8 1 4 0 5 7 7 8 5 "   D a t a T y p e = " T e x t " > C o m p a n y I n f o r m a t i o n _ R o w 2 < / C o m p a n y I n f o r m a t i o n _ R o w 2 > - 
-         < C o m p a n y I n f o r m a t i o n _ R o w 3   E l e m e n t T y p e = " C o l u m n "   E l e m e n t I d = " 1 1 7 6 3 6 1 1 6 8 "   D a t a T y p e = " T e x t " > C o m p a n y I n f o r m a t i o n _ R o w 3 < / C o m p a n y I n f o r m a t i o n _ R o w 3 > - 
-         < C o m p a n y I n f o r m a t i o n _ R o w 4   E l e m e n t T y p e = " C o l u m n "   E l e m e n t I d = " 1 3 4 5 2 7 0 1 9 1 "   D a t a T y p e = " T e x t " > C o m p a n y I n f o r m a t i o n _ R o w 4 < / C o m p a n y I n f o r m a t i o n _ R o w 4 > - 
-         < C o m p a n y I n f o r m a t i o n _ R o w 5   E l e m e n t T y p e = " C o l u m n "   E l e m e n t I d = " 7 0 7 5 7 3 5 7 4 "   D a t a T y p e = " T e x t " > C o m p a n y I n f o r m a t i o n _ R o w 5 < / C o m p a n y I n f o r m a t i o n _ R o w 5 > - 
-         < C o m p a n y I n f o r m a t i o n _ R o w 6   E l e m e n t T y p e = " C o l u m n "   E l e m e n t I d = " 6 9 8 7 6 9 5 7 "   D a t a T y p e = " T e x t " > C o m p a n y I n f o r m a t i o n _ R o w 6 < / C o m p a n y I n f o r m a t i o n _ R o w 6 > - 
-         < C o m p a n y I n f o r m a t i o n _ R o w 7   E l e m e n t T y p e = " C o l u m n "   E l e m e n t I d = " 5 6 7 8 1 9 6 6 0 "   D a t a T y p e = " T e x t " > C o m p a n y I n f o r m a t i o n _ R o w 7 < / C o m p a n y I n f o r m a t i o n _ R o w 7 > - 
-         < C o m p a n y I n f o r m a t i o n _ R o w 8   E l e m e n t T y p e = " C o l u m n "   E l e m e n t I d = " 3 9 8 9 1 0 6 3 7 "   D a t a T y p e = " T e x t " > C o m p a n y I n f o r m a t i o n _ R o w 8 < / C o m p a n y I n f o r m a t i o n _ R o w 8 > - 
-         < C o m p a n y L o g o   E l e m e n t T y p e = " C o l u m n "   E l e m e n t I d = " 2 3 7 6 9 1 5 1 "   D a t a T y p e = " B l o b " / > - 
-         < E m a i l L a b e l   E l e m e n t T y p e = " C o l u m n "   E l e m e n t I d = " 7 7 1 8 8 7 1 3 5 "   D a t a T y p e = " T e x t " > E m a i l L a b e l < / E m a i l L a b e l > - 
-         < E m a i l V a l u e   E l e m e n t T y p e = " C o l u m n "   E l e m e n t I d = " 3 8 8 1 2 2 7 6 2 "   D a t a T y p e = " T e x t " > E m a i l V a l u e < / E m a i l V a l u e > - 
-         < F i n i s h e d B y N a m e L a b e l   E l e m e n t T y p e = " C o l u m n "   E l e m e n t I d = " 2 1 0 1 0 0 9 6 5 1 "   D a t a T y p e = " T e x t " > F i n i s h e d B y N a m e L a b e l < / F i n i s h e d B y N a m e L a b e l > - 
-         < F i n i s h e d B y S i g n a t u r e L a b e l   E l e m e n t T y p e = " C o l u m n "   E l e m e n t I d = " 2 0 7 1 3 1 2 7 2 2 "   D a t a T y p e = " T e x t " > F i n i s h e d B y S i g n a t u r e L a b e l < / F i n i s h e d B y S i g n a t u r e L a b e l > - 
-         < H o m e P a g e L a b e l   E l e m e n t T y p e = " C o l u m n "   E l e m e n t I d = " 4 6 2 3 7 4 2 3 1 "   D a t a T y p e = " T e x t " > H o m e P a g e L a b e l < / H o m e P a g e L a b e l > - 
-         < H o m e P a g e V a l u e   E l e m e n t T y p e = " C o l u m n "   E l e m e n t I d = " 5 3 3 5 1 4 0 3 4 "   D a t a T y p e = " T e x t " > H o m e P a g e V a l u e < / H o m e P a g e V a l u e > - 
-         < I n s p e c t i o n I n f o r m a t i o n   E l e m e n t T y p e = " C o l u m n "   E l e m e n t I d = " 1 5 3 2 8 6 0 1 9 9 "   D a t a T y p e = " T e x t " > I n s p e c t i o n I n f o r m a t i o n < / I n s p e c t i o n I n f o r m a t i o n > - 
-         < I t e m D e s c r i p t i o n   E l e m e n t T y p e = " C o l u m n "   E l e m e n t I d = " 1 9 6 5 3 9 3 7 9 0 "   D a t a T y p e = " T e x t " > I t e m D e s c r i p t i o n < / I t e m D e s c r i p t i o n > - 
-         < I t e m T r a c k i n g D e s c r i p t i o n   E l e m e n t T y p e = " C o l u m n "   E l e m e n t I d = " 1 1 1 7 1 0 3 3 4 5 "   D a t a T y p e = " T e x t " > I t e m T r a c k i n g D e s c r i p t i o n < / I t e m T r a c k i n g D e s c r i p t i o n > - 
-         < P h o n e N o L a b e l   E l e m e n t T y p e = " C o l u m n "   E l e m e n t I d = " 1 6 1 4 5 2 6 0 7 8 "   D a t a T y p e = " T e x t " > P h o n e N o L a b e l < / P h o n e N o L a b e l > - 
-         < P h o n e N o V a l u e   E l e m e n t T y p e = " C o l u m n "   E l e m e n t I d = " 1 2 8 6 6 4 9 7 8 1 "   D a t a T y p e = " T e x t " > P h o n e N o V a l u e < / P h o n e N o V a l u e > - 
-         < Q l t y I n s p e c t i o n T e m p l a t e _ D e s c r i p t i o n   E l e m e n t T y p e = " C o l u m n "   E l e m e n t I d = " 1 6 5 2 0 6 9 5 9 8 "   D a t a T y p e = " T e x t " > Q l t y I n s p e c t i o n T e m p l a t e _ D e s c r i p t i o n < / Q l t y I n s p e c t i o n T e m p l a t e _ D e s c r i p t i o n > - 
-         < Q l t y I n s p e c t i o n _ A p p r o v e r _ N a m e   E l e m e n t T y p e = " C o l u m n "   E l e m e n t I d = " 2 0 5 9 0 7 9 3 2 1 "   D a t a T y p e = " T e x t " > Q l t y I n s p e c t i o n _ A p p r o v e r _ N a m e < / Q l t y I n s p e c t i o n _ A p p r o v e r _ N a m e > - 
-         < Q l t y I n s p e c t i o n _ A p p r o v e r _ T i t l e   E l e m e n t T y p e = " C o l u m n "   E l e m e n t I d = " 4 7 5 7 2 7 8 9 8 "   D a t a T y p e = " T e x t " > Q l t y I n s p e c t i o n _ A p p r o v e r _ T i t l e < / Q l t y I n s p e c t i o n _ A p p r o v e r _ T i t l e > - 
-         < Q l t y I n s p e c t i o n _ D e s c r i p t i o n   E l e m e n t T y p e = " C o l u m n "   E l e m e n t I d = " 7 3 9 0 1 9 9 1 0 "   D a t a T y p e = " T e x t " > Q l t y I n s p e c t i o n _ D e s c r i p t i o n < / Q l t y I n s p e c t i o n _ D e s c r i p t i o n > - 
-         < Q l t y I n s p e c t i o n _ F i n i s h e d _ B y _ E m a i l   E l e m e n t T y p e = " C o l u m n "   E l e m e n t I d = " 1 5 2 1 1 3 4 6 3 1 "   D a t a T y p e = " T e x t " > Q l t y I n s p e c t i o n _ F i n i s h e d _ B y _ E m a i l < / Q l t y I n s p e c t i o n _ F i n i s h e d _ B y _ E m a i l > - 
-         < Q l t y I n s p e c t i o n _ F i n i s h e d _ B y _ P h o n e   E l e m e n t T y p e = " C o l u m n "   E l e m e n t I d = " 3 4 7 5 5 7 6 2 5 "   D a t a T y p e = " T e x t " > Q l t y I n s p e c t i o n _ F i n i s h e d _ B y _ P h o n e < / Q l t y I n s p e c t i o n _ F i n i s h e d _ B y _ P h o n e > - 
-         < Q l t y I n s p e c t i o n _ F i n i s h e d _ B y _ T i t l e   E l e m e n t T y p e = " C o l u m n "   E l e m e n t I d = " 4 6 0 0 4 5 6 8 3 "   D a t a T y p e = " T e x t " > Q l t y I n s p e c t i o n _ F i n i s h e d _ B y _ T i t l e < / Q l t y I n s p e c t i o n _ F i n i s h e d _ B y _ T i t l e > - 
-         < Q l t y I n s p e c t i o n _ F i n i s h e d _ B y _ U s e r N a m e   E l e m e n t T y p e = " C o l u m n "   E l e m e n t I d = " 1 9 5 3 6 1 2 5 3 1 "   D a t a T y p e = " T e x t " > Q l t y I n s p e c t i o n _ F i n i s h e d _ B y _ U s e r N a m e < / Q l t y I n s p e c t i o n _ F i n i s h e d _ B y _ U s e r N a m e > - 
-         < Q l t y I n s p e c t i o n _ F i n i s h e d _ B y _ U s e r _ I D   E l e m e n t T y p e = " C o l u m n "   E l e m e n t I d = " 1 7 5 0 5 1 6 3 3 8 "   D a t a T y p e = " C o d e " > Q l t y I n s p e c t i o n _ F i n i s h e d _ B y _ U s e r _ I D < / Q l t y I n s p e c t i o n _ F i n i s h e d _ B y _ U s e r _ I D > - 
-         < Q l t y I n s p e c t i o n _ F i n i s h e d _ D a t e   E l e m e n t T y p e = " C o l u m n "   E l e m e n t I d = " 1 8 3 4 1 2 2 7 6 5 "   D a t a T y p e = " D a t e T i m e " > Q l t y I n s p e c t i o n _ F i n i s h e d _ D a t e < / Q l t y I n s p e c t i o n _ F i n i s h e d _ D a t e > - 
-         < Q l t y I n s p e c t i o n _ N o   E l e m e n t T y p e = " C o l u m n "   E l e m e n t I d = " 2 1 2 0 6 1 5 7 4 9 "   D a t a T y p e = " C o d e " > Q l t y I n s p e c t i o n _ N o < / Q l t y I n s p e c t i o n _ N o > - 
-         < Q l t y I n s p e c t i o n _ R e i n s p e c t i o n N o   E l e m e n t T y p e = " C o l u m n "   E l e m e n t I d = " 7 5 1 7 3 5 6 "   D a t a T y p e = " I n t e g e r " > Q l t y I n s p e c t i o n _ R e i n s p e c t i o n N o < / Q l t y I n s p e c t i o n _ R e i n s p e c t i o n N o > - 
-         < Q l t y I n s p e c t i o n _ R e s u l t _ C o d e   E l e m e n t T y p e = " C o l u m n "   E l e m e n t I d = " 1 8 0 7 0 7 7 0 6 5 "   D a t a T y p e = " C o d e " > Q l t y I n s p e c t i o n _ R e s u l t _ C o d e < / Q l t y I n s p e c t i o n _ R e s u l t _ C o d e > - 
-         < Q l t y I n s p e c t i o n _ R e s u l t _ D e s c r i p t i o n   E l e m e n t T y p e = " C o l u m n "   E l e m e n t I d = " 8 1 0 5 3 8 1 8 8 "   D a t a T y p e = " T e x t " > Q l t y I n s p e c t i o n _ R e s u l t _ D e s c r i p t i o n < / Q l t y I n s p e c t i o n _ R e s u l t _ D e s c r i p t i o n > - 
-         < Q l t y I n s p e c t i o n _ S o u r c e _ C u s t o m _ 1   E l e m e n t T y p e = " C o l u m n "   E l e m e n t I d = " 5 4 6 4 5 3 7 6 5 "   D a t a T y p e = " T e x t " > Q l t y I n s p e c t i o n _ S o u r c e _ C u s t o m _ 1 < / Q l t y I n s p e c t i o n _ S o u r c e _ C u s t o m _ 1 > - 
-         < Q l t y I n s p e c t i o n _ S o u r c e _ C u s t o m _ 1 0   E l e m e n t T y p e = " C o l u m n "   E l e m e n t I d = " 1 5 3 7 6 5 2 9 2 5 "   D a t a T y p e = " D e c i m a l " > Q l t y I n s p e c t i o n _ S o u r c e _ C u s t o m _ 1 0 < / Q l t y I n s p e c t i o n _ S o u r c e _ C u s t o m _ 1 0 > - 
-         < Q l t y I n s p e c t i o n _ S o u r c e _ C u s t o m _ 2   E l e m e n t T y p e = " C o l u m n "   E l e m e n t I d = " 1 8 3 5 4 2 3 6 8 0 "   D a t a T y p e = " T e x t " > Q l t y I n s p e c t i o n _ S o u r c e _ C u s t o m _ 2 < / Q l t y I n s p e c t i o n _ S o u r c e _ C u s t o m _ 2 > - 
-         < Q l t y I n s p e c t i o n _ S o u r c e _ C u s t o m _ 3   E l e m e n t T y p e = " C o l u m n "   E l e m e n t I d = " 1 8 2 1 8 4 6 9 9 9 "   D a t a T y p e = " T e x t " > Q l t y I n s p e c t i o n _ S o u r c e _ C u s t o m _ 3 < / Q l t y I n s p e c t i o n _ S o u r c e _ C u s t o m _ 3 > - 
-         < Q l t y I n s p e c t i o n _ S o u r c e _ C u s t o m _ 4   E l e m e n t T y p e = " C o l u m n "   E l e m e n t I d = " 1 3 6 6 6 3 6 0 8 6 "   D a t a T y p e = " T e x t " > Q l t y I n s p e c t i o n _ S o u r c e _ C u s t o m _ 4 < / Q l t y I n s p e c t i o n _ S o u r c e _ C u s t o m _ 4 > - 
-         < Q l t y I n s p e c t i o n _ S o u r c e _ C u s t o m _ 5   E l e m e n t T y p e = " C o l u m n "   E l e m e n t I d = " 2 0 0 4 3 3 2 7 0 3 "   D a t a T y p e = " T e x t " > Q l t y I n s p e c t i o n _ S o u r c e _ C u s t o m _ 5 < / Q l t y I n s p e c t i o n _ S o u r c e _ C u s t o m _ 5 > - 
-         < Q l t y I n s p e c t i o n _ S o u r c e _ C u s t o m _ 6   E l e m e n t T y p e = " C o l u m n "   E l e m e n t I d = " 9 1 2 4 2 8 5 2 "   D a t a T y p e = " T e x t " > Q l t y I n s p e c t i o n _ S o u r c e _ C u s t o m _ 6 < / Q l t y I n s p e c t i o n _ S o u r c e _ C u s t o m _ 6 > - 
-         < Q l t y I n s p e c t i o n _ S o u r c e _ C u s t o m _ 7   E l e m e n t T y p e = " C o l u m n "   E l e m e n t I d = " 7 2 8 9 3 9 4 6 9 "   D a t a T y p e = " I n t e g e r " > Q l t y I n s p e c t i o n _ S o u r c e _ C u s t o m _ 7 < / Q l t y I n s p e c t i o n _ S o u r c e _ C u s t o m _ 7 > - 
-         < Q l t y I n s p e c t i o n _ S o u r c e _ C u s t o m _ 8   E l e m e n t T y p e = " C o l u m n "   E l e m e n t I d = " 3 7 7 5 4 4 7 4 2 "   D a t a T y p e = " I n t e g e r " > Q l t y I n s p e c t i o n _ S o u r c e _ C u s t o m _ 8 < / Q l t y I n s p e c t i o n _ S o u r c e _ C u s t o m _ 8 > - 
-         < Q l t y I n s p e c t i o n _ S o u r c e _ C u s t o m _ 9   E l e m e n t T y p e = " C o l u m n "   E l e m e n t I d = " 2 6 0 1 5 1 8 7 5 "   D a t a T y p e = " D e c i m a l " > Q l t y I n s p e c t i o n _ S o u r c e _ C u s t o m _ 9 < / Q l t y I n s p e c t i o n _ S o u r c e _ C u s t o m _ 9 > - 
-         < Q l t y I n s p e c t i o n _ S o u r c e _ D o c u m e n t _ N o _   E l e m e n t T y p e = " C o l u m n "   E l e m e n t I d = " 1 6 7 5 9 1 6 2 8 8 "   D a t a T y p e = " C o d e " > Q l t y I n s p e c t i o n _ S o u r c e _ D o c u m e n t _ N o _ < / Q l t y I n s p e c t i o n _ S o u r c e _ D o c u m e n t _ N o _ > - 
-         < Q l t y I n s p e c t i o n _ S o u r c e _ I t e m _ D e s c r i p t i o n   E l e m e n t T y p e = " C o l u m n "   E l e m e n t I d = " 6 4 6 8 9 0 6 3 0 "   D a t a T y p e = " T e x t " > Q l t y I n s p e c t i o n _ S o u r c e _ I t e m _ D e s c r i p t i o n < / Q l t y I n s p e c t i o n _ S o u r c e _ I t e m _ D e s c r i p t i o n > - 
-         < Q l t y I n s p e c t i o n _ S o u r c e _ I t e m _ D e s c r i p t i o n 2   E l e m e n t T y p e = " C o l u m n "   E l e m e n t I d = " 1 2 7 9 3 6 9 3 5 2 "   D a t a T y p e = " T e x t " > Q l t y I n s p e c t i o n _ S o u r c e _ I t e m _ D e s c r i p t i o n 2 < / Q l t y I n s p e c t i o n _ S o u r c e _ I t e m _ D e s c r i p t i o n 2 > - 
-         < Q l t y I n s p e c t i o n _ S o u r c e _ I t e m _ N o _   E l e m e n t T y p e = " C o l u m n "   E l e m e n t I d = " 1 2 6 8 0 5 0 5 1 8 "   D a t a T y p e = " C o d e " > Q l t y I n s p e c t i o n _ S o u r c e _ I t e m _ N o _ < / Q l t y I n s p e c t i o n _ S o u r c e _ I t e m _ N o _ > - 
-         < Q l t y I n s p e c t i o n _ S o u r c e _ L o t _ N o _   E l e m e n t T y p e = " C o l u m n "   E l e m e n t I d = " 1 1 2 3 5 5 1 3 1 2 "   D a t a T y p e = " C o d e " > Q l t y I n s p e c t i o n _ S o u r c e _ L o t _ N o _ < / Q l t y I n s p e c t i o n _ S o u r c e _ L o t _ N o _ > - 
-         < Q l t y I n s p e c t i o n _ S o u r c e _ P a c k a g e _ N o _   E l e m e n t T y p e = " C o l u m n "   E l e m e n t I d = " 1 9 6 1 1 2 9 9 7 "   D a t a T y p e = " C o d e " > Q l t y I n s p e c t i o n _ S o u r c e _ P a c k a g e _ N o _ < / Q l t y I n s p e c t i o n _ S o u r c e _ P a c k a g e _ N o _ > - 
-         < Q l t y I n s p e c t i o n _ S o u r c e _ S e r i a l _ N o _   E l e m e n t T y p e = " C o l u m n "   E l e m e n t I d = " 1 5 2 0 5 9 1 4 4 7 "   D a t a T y p e = " C o d e " > Q l t y I n s p e c t i o n _ S o u r c e _ S e r i a l _ N o _ < / Q l t y I n s p e c t i o n _ S o u r c e _ S e r i a l _ N o _ > - 
-         < Q l t y I n s p e c t i o n _ S o u r c e _ T a s k _ N o _   E l e m e n t T y p e = " C o l u m n "   E l e m e n t I d = " 3 8 4 6 4 4 1 8 2 "   D a t a T y p e = " C o d e " > Q l t y I n s p e c t i o n _ S o u r c e _ T a s k _ N o _ < / Q l t y I n s p e c t i o n _ S o u r c e _ T a s k _ N o _ > - 
-         < Q l t y I n s p e c t i o n _ S o u r c e _ V a r i a n t _ C o d e   E l e m e n t T y p e = " C o l u m n "   E l e m e n t I d = " 1 6 0 8 4 0 3 8 2 1 "   D a t a T y p e = " C o d e " > Q l t y I n s p e c t i o n _ S o u r c e _ V a r i a n t _ C o d e < / Q l t y I n s p e c t i o n _ S o u r c e _ V a r i a n t _ C o d e > - 
-         < Q l t y I n s p e c t i o n _ S t a t u s   E l e m e n t T y p e = " C o l u m n "   E l e m e n t I d = " 8 5 1 7 5 2 7 6 8 "   D a t a T y p e = " E n u m " > Q l t y I n s p e c t i o n _ S t a t u s < / Q l t y I n s p e c t i o n _ S t a t u s > - 
-         < R e i n s p e c t i o n S e q u e n c e I n f o r m a t i o n   E l e m e n t T y p e = " C o l u m n "   E l e m e n t I d = " 7 4 9 5 1 6 5 4 3 "   D a t a T y p e = " T e x t " > R e i n s p e c t i o n S e q u e n c e I n f o r m a t i o n < / R e i n s p e c t i o n S e q u e n c e I n f o r m a t i o n > - 
-         < C u r r e n t I n s p e c t i o n L i n e   E l e m e n t T y p e = " D a t a I t e m "   E l e m e n t I d = " 1 1 9 3 2 1 9 5 9 6 " > - 
-             < C a r r i a g e R e t u r n P e r s o n F i e l d D e t a i l s   E l e m e n t T y p e = " C o l u m n "   E l e m e n t I d = " 9 9 8 2 6 3 6 9 8 "   D a t a T y p e = " T e x t " > C a r r i a g e R e t u r n P e r s o n F i e l d D e t a i l s < / C a r r i a g e R e t u r n P e r s o n F i e l d D e t a i l s > - 
-             < C o n d i t i o n L a b e l _ 1   E l e m e n t T y p e = " C o l u m n "   E l e m e n t I d = " 1 2 2 7 8 8 1 1 9 4 "   D a t a T y p e = " T e x t " > C o n d i t i o n L a b e l _ 1 < / C o n d i t i o n L a b e l _ 1 > - 
-             < C o n d i t i o n L a b e l _ 2   E l e m e n t T y p e = " C o l u m n "   E l e m e n t I d = " 1 8 6 5 5 7 7 8 1 1 "   D a t a T y p e = " T e x t " > C o n d i t i o n L a b e l _ 2 < / C o n d i t i o n L a b e l _ 2 > - 
-             < F i e l d _ C o d e   E l e m e n t T y p e = " C o l u m n "   E l e m e n t I d = " 1 3 2 7 2 5 5 7 3 "   D a t a T y p e = " C o d e " > F i e l d _ C o d e < / F i e l d _ C o d e > - 
-             < F i e l d _ D e s c r i p t i o n   E l e m e n t T y p e = " C o l u m n "   E l e m e n t I d = " 1 4 6 8 6 2 1 2 9 8 "   D a t a T y p e = " T e x t " > F i e l d _ D e s c r i p t i o n < / F i e l d _ D e s c r i p t i o n > - 
-             < F i e l d _ E n t e r e d B y N a m e A n d T i m e s t a m p   E l e m e n t T y p e = " C o l u m n "   E l e m e n t I d = " 1 0 6 8 4 2 0 5 9 2 "   D a t a T y p e = " T e x t " > F i e l d _ E n t e r e d B y N a m e A n d T i m e s t a m p < / F i e l d _ E n t e r e d B y N a m e A n d T i m e s t a m p > - 
-             < F i e l d _ H a s E n t e r e d V a l u e   E l e m e n t T y p e = " C o l u m n "   E l e m e n t I d = " 1 7 1 6 2 6 5 8 2 4 "   D a t a T y p e = " B o o l e a n " > F i e l d _ H a s E n t e r e d V a l u e < / F i e l d _ H a s E n t e r e d V a l u e > - 
-             < F i e l d _ I f P e r s o n E m a i l   E l e m e n t T y p e = " C o l u m n "   E l e m e n t I d = " 1 3 4 6 0 5 7 6 5 0 "   D a t a T y p e = " T e x t " > F i e l d _ I f P e r s o n E m a i l < / F i e l d _ I f P e r s o n E m a i l > - 
-             < F i e l d _ I f P e r s o n N a m e   E l e m e n t T y p e = " C o l u m n "   E l e m e n t I d = " 4 1 4 7 0 2 4 4 3 "   D a t a T y p e = " T e x t " > F i e l d _ I f P e r s o n N a m e < / F i e l d _ I f P e r s o n N a m e > - 
-             < F i e l d _ I f P e r s o n P h o n e   E l e m e n t T y p e = " C o l u m n "   E l e m e n t I d = " 1 9 7 4 1 8 8 4 6 2 "   D a t a T y p e = " T e x t " > F i e l d _ I f P e r s o n P h o n e < / F i e l d _ I f P e r s o n P h o n e > - 
-             < F i e l d _ I f P e r s o n T i t l e   E l e m e n t T y p e = " C o l u m n "   E l e m e n t I d = " 1 0 0 4 6 0 9 5 4 2 "   D a t a T y p e = " T e x t " > F i e l d _ I f P e r s o n T i t l e < / F i e l d _ I f P e r s o n T i t l e > - 
-             < F i e l d _ I s L a b e l   E l e m e n t T y p e = " C o l u m n "   E l e m e n t I d = " 2 0 4 3 1 9 3 9 4 0 "   D a t a T y p e = " B o o l e a n " > F i e l d _ I s L a b e l < / F i e l d _ I s L a b e l > - 
-             < F i e l d _ I s P e r s o n F i e l d   E l e m e n t T y p e = " C o l u m n "   E l e m e n t I d = " 4 3 4 5 4 6 6 1 1 "   D a t a T y p e = " B o o l e a n " > F i e l d _ I s P e r s o n F i e l d < / F i e l d _ I s P e r s o n F i e l d > - 
-             < F i e l d _ I s T e x t   E l e m e n t T y p e = " C o l u m n "   E l e m e n t I d = " 5 9 3 6 9 2 0 1 "   D a t a T y p e = " B o o l e a n " > F i e l d _ I s T e x t < / F i e l d _ I s T e x t > - 
-             < F i e l d _ L i n e C o m m e n t a r y   E l e m e n t T y p e = " C o l u m n "   E l e m e n t I d = " 1 8 5 3 8 0 0 2 5 7 "   D a t a T y p e = " T e x t " > F i e l d _ L i n e C o m m e n t a r y < / F i e l d _ L i n e C o m m e n t a r y > - 
-             < F i e l d _ M o d i f i e d B y U s e r E m a i l   E l e m e n t T y p e = " C o l u m n "   E l e m e n t I d = " 2 0 5 3 4 9 0 5 4 5 "   D a t a T y p e = " T e x t " > F i e l d _ M o d i f i e d B y U s e r E m a i l < / F i e l d _ M o d i f i e d B y U s e r E m a i l > - 
-             < F i e l d _ M o d i f i e d B y U s e r I D   E l e m e n t T y p e = " C o l u m n "   E l e m e n t I d = " 1 3 6 3 9 8 7 2 2 2 "   D a t a T y p e = " C o d e " > F i e l d _ M o d i f i e d B y U s e r I D < / F i e l d _ M o d i f i e d B y U s e r I D > - 
-             < F i e l d _ M o d i f i e d B y U s e r J o b T i t l e   E l e m e n t T y p e = " C o l u m n "   E l e m e n t I d = " 7 1 3 3 5 4 3 4 0 "   D a t a T y p e = " T e x t " > F i e l d _ M o d i f i e d B y U s e r J o b T i t l e < / F i e l d _ M o d i f i e d B y U s e r J o b T i t l e > - 
-             < F i e l d _ M o d i f i e d B y U s e r N a m e   E l e m e n t T y p e = " C o l u m n "   E l e m e n t I d = " 7 9 8 2 2 1 9 1 6 "   D a t a T y p e = " T e x t " > F i e l d _ M o d i f i e d B y U s e r N a m e < / F i e l d _ M o d i f i e d B y U s e r N a m e > - 
-             < F i e l d _ M o d i f i e d B y U s e r P h o n e   E l e m e n t T y p e = " C o l u m n "   E l e m e n t I d = " 1 2 9 4 9 7 8 5 4 5 "   D a t a T y p e = " T e x t " > F i e l d _ M o d i f i e d B y U s e r P h o n e < / F i e l d _ M o d i f i e d B y U s e r P h o n e > - 
-             < F i e l d _ M o d i f i e d D a t e T i m e   E l e m e n t T y p e = " C o l u m n "   E l e m e n t I d = " 1 6 5 4 4 9 3 6 9 6 "   D a t a T y p e = " D a t e T i m e " > F i e l d _ M o d i f i e d D a t e T i m e < / F i e l d _ M o d i f i e d D a t e T i m e > - 
-             < F i e l d _ T y p e   E l e m e n t T y p e = " C o l u m n "   E l e m e n t I d = " 1 3 2 8 1 6 4 0 1 6 "   D a t a T y p e = " E n u m " > F i e l d _ T y p e < / F i e l d _ T y p e > - 
-             < I f P e r s o n D e s c r i p t i o n   E l e m e n t T y p e = " C o l u m n "   E l e m e n t I d = " 1 9 0 1 4 5 5 0 2 5 "   D a t a T y p e = " T e x t " > I f P e r s o n D e s c r i p t i o n < / I f P e r s o n D e s c r i p t i o n > - 
-             < I f P e r s o n M o d i f i e d B y U s e r E m a i l   E l e m e n t T y p e = " C o l u m n "   E l e m e n t I d = " 4 4 0 5 4 0 4 6 4 "   D a t a T y p e = " T e x t " > I f P e r s o n M o d i f i e d B y U s e r E m a i l < / I f P e r s o n M o d i f i e d B y U s e r E m a i l > - 
-             < I f P e r s o n M o d i f i e d D a t e T i m e   E l e m e n t T y p e = " C o l u m n "   E l e m e n t I d = " 8 1 4 8 1 3 6 2 3 "   D a t a T y p e = " T e x t " > I f P e r s o n M o d i f i e d D a t e T i m e < / I f P e r s o n M o d i f i e d D a t e T i m e > - 
-             < L a b e l F i e l d _ D e s c r i p t i o n   E l e m e n t T y p e = " C o l u m n "   E l e m e n t I d = " 3 2 9 5 4 9 8 4 0 "   D a t a T y p e = " T e x t " > L a b e l F i e l d _ D e s c r i p t i o n < / L a b e l F i e l d _ D e s c r i p t i o n > - 
-             < N u m e r i c _ V a l u e   E l e m e n t T y p e = " C o l u m n "   E l e m e n t I d = " 4 6 0 4 1 2 6 4 6 "   D a t a T y p e = " D e c i m a l " > N u m e r i c _ V a l u e < / N u m e r i c _ V a l u e > - 
-             < P r o m p t e d R e s u l t C a p t i o n _ 1   E l e m e n t T y p e = " C o l u m n "   E l e m e n t I d = " 1 5 4 8 2 0 5 1 6 9 "   D a t a T y p e = " T e x t " > P r o m p t e d R e s u l t C a p t i o n _ 1 < / P r o m p t e d R e s u l t C a p t i o n _ 1 > - 
-             < P r o m p t e d R e s u l t C a p t i o n _ 1 0   E l e m e n t T y p e = " C o l u m n "   E l e m e n t I d = " 6 6 5 1 3 7 3 2 1 "   D a t a T y p e = " T e x t " > P r o m p t e d R e s u l t C a p t i o n _ 1 0 < / P r o m p t e d R e s u l t C a p t i o n _ 1 0 > - 
-             < P r o m p t e d R e s u l t C a p t i o n _ 2   E l e m e n t T y p e = " C o l u m n "   E l e m e n t I d = " 2 1 0 9 0 6 5 5 1 0 "   D a t a T y p e = " T e x t " > P r o m p t e d R e s u l t C a p t i o n _ 2 < / P r o m p t e d R e s u l t C a p t i o n _ 2 > - 
-             < P r o m p t e d R e s u l t C a p t i o n _ 3   E l e m e n t T y p e = " C o l u m n "   E l e m e n t I d = " 1 4 7 1 3 6 8 8 9 3 "   D a t a T y p e = " T e x t " > P r o m p t e d R e s u l t C a p t i o n _ 3 < / P r o m p t e d R e s u l t C a p t i o n _ 3 > - 
-             < P r o m p t e d R e s u l t C a p t i o n _ 4   E l e m e n t T y p e = " C o l u m n "   E l e m e n t I d = " 8 3 3 6 7 2 2 7 6 "   D a t a T y p e = " T e x t " > P r o m p t e d R e s u l t C a p t i o n _ 4 < / P r o m p t e d R e s u l t C a p t i o n _ 4 > - 
-             < P r o m p t e d R e s u l t C a p t i o n _ 5   E l e m e n t T y p e = " C o l u m n "   E l e m e n t I d = " 1 9 5 9 7 5 6 5 9 "   D a t a T y p e = " T e x t " > P r o m p t e d R e s u l t C a p t i o n _ 5 < / P r o m p t e d R e s u l t C a p t i o n _ 5 > - 
-             < P r o m p t e d R e s u l t C a p t i o n _ 6   E l e m e n t T y p e = " C o l u m n "   E l e m e n t I d = " 4 4 1 7 2 0 9 5 8 "   D a t a T y p e = " T e x t " > P r o m p t e d R e s u l t C a p t i o n _ 6 < / P r o m p t e d R e s u l t C a p t i o n _ 6 > - 
-             < P r o m p t e d R e s u l t C a p t i o n _ 7   E l e m e n t T y p e = " C o l u m n "   E l e m e n t I d = " 1 0 7 9 4 1 7 5 7 5 "   D a t a T y p e = " T e x t " > P r o m p t e d R e s u l t C a p t i o n _ 7 < / P r o m p t e d R e s u l t C a p t i o n _ 7 > - 
-             < P r o m p t e d R e s u l t C a p t i o n _ 8   E l e m e n t T y p e = " C o l u m n "   E l e m e n t I d = " 1 0 3 9 0 2 9 1 2 "   D a t a T y p e = " T e x t " > P r o m p t e d R e s u l t C a p t i o n _ 8 < / P r o m p t e d R e s u l t C a p t i o n _ 8 > - 
-             < P r o m p t e d R e s u l t C a p t i o n _ 9   E l e m e n t T y p e = " C o l u m n "   E l e m e n t I d = " 7 4 1 5 9 9 5 2 9 "   D a t a T y p e = " T e x t " > P r o m p t e d R e s u l t C a p t i o n _ 9 < / P r o m p t e d R e s u l t C a p t i o n _ 9 > - 
-             < P r o m p t e d R e s u l t C o n d i t i o n D e s c r i p t i o n _ 1   E l e m e n t T y p e = " C o l u m n "   E l e m e n t I d = " 1 7 7 6 7 4 4 4 3 4 "   D a t a T y p e = " T e x t " > P r o m p t e d R e s u l t C o n d i t i o n D e s c r i p t i o n _ 1 < / P r o m p t e d R e s u l t C o n d i t i o n D e s c r i p t i o n _ 1 > - 
-             < P r o m p t e d R e s u l t C o n d i t i o n D e s c r i p t i o n _ 1 0   E l e m e n t T y p e = " C o l u m n "   E l e m e n t I d = " 1 0 2 8 7 8 8 8 8 2 "   D a t a T y p e = " T e x t " > P r o m p t e d R e s u l t C o n d i t i o n D e s c r i p t i o n _ 1 0 < / P r o m p t e d R e s u l t C o n d i t i o n D e s c r i p t i o n _ 1 0 > - 
-             < P r o m p t e d R e s u l t C o n d i t i o n D e s c r i p t i o n _ 2   E l e m e n t T y p e = " C o l u m n "   E l e m e n t I d = " 1 1 3 9 0 4 7 8 1 7 "   D a t a T y p e = " T e x t " > P r o m p t e d R e s u l t C o n d i t i o n D e s c r i p t i o n _ 2 < / P r o m p t e d R e s u l t C o n d i t i o n D e s c r i p t i o n _ 2 > - 
-             < P r o m p t e d R e s u l t C o n d i t i o n D e s c r i p t i o n _ 3   E l e m e n t T y p e = " C o l u m n "   E l e m e n t I d = " 5 0 1 3 5 1 2 0 0 "   D a t a T y p e = " T e x t " > P r o m p t e d R e s u l t C o n d i t i o n D e s c r i p t i o n _ 3 < / P r o m p t e d R e s u l t C o n d i t i o n D e s c r i p t i o n _ 3 > - 
-             < P r o m p t e d R e s u l t C o n d i t i o n D e s c r i p t i o n _ 4   E l e m e n t T y p e = " C o l u m n "   E l e m e n t I d = " 6 7 0 2 6 0 2 2 3 "   D a t a T y p e = " T e x t " > P r o m p t e d R e s u l t C o n d i t i o n D e s c r i p t i o n _ 4 < / P r o m p t e d R e s u l t C o n d i t i o n D e s c r i p t i o n _ 4 > - 
-             < P r o m p t e d R e s u l t C o n d i t i o n D e s c r i p t i o n _ 5   E l e m e n t T y p e = " C o l u m n "   E l e m e n t I d = " 3 2 5 6 3 6 0 6 "   D a t a T y p e = " T e x t " > P r o m p t e d R e s u l t C o n d i t i o n D e s c r i p t i o n _ 5 < / P r o m p t e d R e s u l t C o n d i t i o n D e s c r i p t i o n _ 5 > - 
-             < P r o m p t e d R e s u l t C o n d i t i o n D e s c r i p t i o n _ 6   E l e m e n t T y p e = " C o l u m n "   E l e m e n t I d = " 6 0 5 1 3 3 0 1 1 "   D a t a T y p e = " T e x t " > P r o m p t e d R e s u l t C o n d i t i o n D e s c r i p t i o n _ 6 < / P r o m p t e d R e s u l t C o n d i t i o n D e s c r i p t i o n _ 6 > - 
-             < P r o m p t e d R e s u l t C o n d i t i o n D e s c r i p t i o n _ 7   E l e m e n t T y p e = " C o l u m n "   E l e m e n t I d = " 1 2 4 2 8 2 9 6 2 8 "   D a t a T y p e = " T e x t " > P r o m p t e d R e s u l t C o n d i t i o n D e s c r i p t i o n _ 7 < / P r o m p t e d R e s u l t C o n d i t i o n D e s c r i p t i o n _ 7 > - 
-             < P r o m p t e d R e s u l t C o n d i t i o n D e s c r i p t i o n _ 8   E l e m e n t T y p e = " C o l u m n "   E l e m e n t I d = " 1 0 7 3 9 2 0 6 0 5 "   D a t a T y p e = " T e x t " > P r o m p t e d R e s u l t C o n d i t i o n D e s c r i p t i o n _ 8 < / P r o m p t e d R e s u l t C o n d i t i o n D e s c r i p t i o n _ 8 > - 
-             < P r o m p t e d R e s u l t C o n d i t i o n D e s c r i p t i o n _ 9   E l e m e n t T y p e = " C o l u m n "   E l e m e n t I d = " 1 7 1 1 6 1 7 2 2 2 "   D a t a T y p e = " T e x t " > P r o m p t e d R e s u l t C o n d i t i o n D e s c r i p t i o n _ 9 < / P r o m p t e d R e s u l t C o n d i t i o n D e s c r i p t i o n _ 9 > - 
-             < P r o m p t e d R e s u l t V i s i b l e _ 1   E l e m e n t T y p e = " C o l u m n "   E l e m e n t I d = " 1 3 9 9 7 0 4 4 1 7 "   D a t a T y p e = " B o o l e a n " > P r o m p t e d R e s u l t V i s i b l e _ 1 < / P r o m p t e d R e s u l t V i s i b l e _ 1 > - 
-             < P r o m p t e d R e s u l t V i s i b l e _ 1 0   E l e m e n t T y p e = " C o l u m n "   E l e m e n t I d = " 6 6 3 6 8 2 6 1 7 "   D a t a T y p e = " B o o l e a n " > P r o m p t e d R e s u l t V i s i b l e _ 1 0 < / P r o m p t e d R e s u l t V i s i b l e _ 1 0 > - 
-             < P r o m p t e d R e s u l t V i s i b l e _ 2   E l e m e n t T y p e = " C o l u m n "   E l e m e n t I d = " 2 0 3 7 4 0 1 0 3 4 "   D a t a T y p e = " B o o l e a n " > P r o m p t e d R e s u l t V i s i b l e _ 2 < / P r o m p t e d R e s u l t V i s i b l e _ 2 > - 
-             < P r o m p t e d R e s u l t V i s i b l e _ 3   E l e m e n t T y p e = " C o l u m n "   E l e m e n t I d = " 1 6 1 9 8 6 9 6 4 5 "   D a t a T y p e = " B o o l e a n " > P r o m p t e d R e s u l t V i s i b l e _ 3 < / P r o m p t e d R e s u l t V i s i b l e _ 3 > - 
-             < P r o m p t e d R e s u l t V i s i b l e _ 4   E l e m e n t T y p e = " C o l u m n "   E l e m e n t I d = " 9 8 2 1 7 3 0 2 8 "   D a t a T y p e = " B o o l e a n " > P r o m p t e d R e s u l t V i s i b l e _ 4 < / P r o m p t e d R e s u l t V i s i b l e _ 4 > - 
-             < P r o m p t e d R e s u l t V i s i b l e _ 5   E l e m e n t T y p e = " C o l u m n "   E l e m e n t I d = " 3 4 4 4 7 6 4 1 1 "   D a t a T y p e = " B o o l e a n " > P r o m p t e d R e s u l t V i s i b l e _ 5 < / P r o m p t e d R e s u l t V i s i b l e _ 5 > - 
-             < P r o m p t e d R e s u l t V i s i b l e _ 6   E l e m e n t T y p e = " C o l u m n "   E l e m e n t I d = " 2 9 3 2 2 0 2 0 6 "   D a t a T y p e = " B o o l e a n " > P r o m p t e d R e s u l t V i s i b l e _ 6 < / P r o m p t e d R e s u l t V i s i b l e _ 6 > - 
-             < P r o m p t e d R e s u l t V i s i b l e _ 7   E l e m e n t T y p e = " C o l u m n "   E l e m e n t I d = " 9 3 0 9 1 6 8 2 3 "   D a t a T y p e = " B o o l e a n " > P r o m p t e d R e s u l t V i s i b l e _ 7 < / P r o m p t e d R e s u l t V i s i b l e _ 7 > - 
-             < P r o m p t e d R e s u l t V i s i b l e _ 8   E l e m e n t T y p e = " C o l u m n "   E l e m e n t I d = " 4 4 5 9 7 8 4 0 "   D a t a T y p e = " B o o l e a n " > P r o m p t e d R e s u l t V i s i b l e _ 8 < / P r o m p t e d R e s u l t V i s i b l e _ 8 > - 
-             < P r o m p t e d R e s u l t V i s i b l e _ 9   E l e m e n t T y p e = " C o l u m n "   E l e m e n t I d = " 5 9 3 0 9 8 7 7 7 "   D a t a T y p e = " B o o l e a n " > P r o m p t e d R e s u l t V i s i b l e _ 9 < / P r o m p t e d R e s u l t V i s i b l e _ 9 > - 
-             < T e s t _ R e s u l t   E l e m e n t T y p e = " C o l u m n "   E l e m e n t I d = " 1 2 7 1 0 6 2 1 4 1 "   D a t a T y p e = " C o d e " > T e s t _ R e s u l t < / T e s t _ R e s u l t > - 
-             < T e s t _ R e s u l t D e s c r i p t i o n   E l e m e n t T y p e = " C o l u m n "   E l e m e n t I d = " 1 9 4 3 4 5 8 6 8 5 "   D a t a T y p e = " T e x t " > T e s t _ R e s u l t D e s c r i p t i o n < / T e s t _ R e s u l t D e s c r i p t i o n > - 
-             < T e s t _ V a l u e   E l e m e n t T y p e = " C o l u m n "   E l e m e n t I d = " 8 1 3 5 6 4 5 2 1 "   D a t a T y p e = " T e x t " > T e s t _ V a l u e < / T e s t _ V a l u e > - 
-             < W o r d D e s c r i p t i o n   E l e m e n t T y p e = " C o l u m n "   E l e m e n t I d = " 5 4 4 0 8 2 0 6 7 "   D a t a T y p e = " T e x t " > W o r d D e s c r i p t i o n < / W o r d D e s c r i p t i o n > - 
-             < W o r d M o d i f i e d B y U s e r N a m e   E l e m e n t T y p e = " C o l u m n "   E l e m e n t I d = " 1 6 2 5 9 3 3 4 7 9 "   D a t a T y p e = " T e x t " > W o r d M o d i f i e d B y U s e r N a m e < / W o r d M o d i f i e d B y U s e r N a m e > - 
-             < W o r d M o d i f i e d D a t e T i m e   E l e m e n t T y p e = " C o l u m n "   E l e m e n t I d = " 2 0 8 1 0 1 2 8 7 5 "   D a t a T y p e = " T e x t " > W o r d M o d i f i e d D a t e T i m e < / W o r d M o d i f i e d D a t e T i m e > - 
-             < W o r d T e s t V a l u e   E l e m e n t T y p e = " C o l u m n "   E l e m e n t I d = " 1 4 4 7 8 2 4 1 2 2 "   D a t a T y p e = " T e x t " > W o r d T e s t V a l u e < / W o r d T e s t V a l u e > +     < C u r r e n t I n s p e c t i o n > + 
+         < A p p r o v e r N a m e L a b e l > A p p r o v e r N a m e L a b e l < / A p p r o v e r N a m e L a b e l > + 
+         < A p p r o v e r S i g n a t u r e L a b e l > A p p r o v e r S i g n a t u r e L a b e l < / A p p r o v e r S i g n a t u r e L a b e l > + 
+         < C O A C o n t a c t _ A l l > C O A C o n t a c t _ A l l < / C O A C o n t a c t _ A l l > + 
+         < C O A C o n t a c t _ R o w 1 > C O A C o n t a c t _ R o w 1 < / C O A C o n t a c t _ R o w 1 > + 
+         < C O A C o n t a c t _ R o w 2 > C O A C o n t a c t _ R o w 2 < / C O A C o n t a c t _ R o w 2 > + 
+         < C O A C o n t a c t _ R o w 3 > C O A C o n t a c t _ R o w 3 < / C O A C o n t a c t _ R o w 3 > + 
+         < C O A C o n t a c t _ R o w 4 > C O A C o n t a c t _ R o w 4 < / C O A C o n t a c t _ R o w 4 > + 
+         < C O A C o n t a c t _ R o w 5 > C O A C o n t a c t _ R o w 5 < / C O A C o n t a c t _ R o w 5 > + 
+         < C O A C o n t a c t _ R o w 6 > C O A C o n t a c t _ R o w 6 < / C O A C o n t a c t _ R o w 6 > + 
+         < C O A C o n t a c t _ R o w 7 > C O A C o n t a c t _ R o w 7 < / C O A C o n t a c t _ R o w 7 > + 
+         < C O A C o n t a c t _ R o w 8 > C O A C o n t a c t _ R o w 8 < / C O A C o n t a c t _ R o w 8 > + 
+         < C o m p a n y I n f o r m a t i o n _ A l l > C o m p a n y I n f o r m a t i o n _ A l l < / C o m p a n y I n f o r m a t i o n _ A l l > + 
+         < C o m p a n y I n f o r m a t i o n _ R o w 1 > C o m p a n y I n f o r m a t i o n _ R o w 1 < / C o m p a n y I n f o r m a t i o n _ R o w 1 > + 
+         < C o m p a n y I n f o r m a t i o n _ R o w 2 > C o m p a n y I n f o r m a t i o n _ R o w 2 < / C o m p a n y I n f o r m a t i o n _ R o w 2 > + 
+         < C o m p a n y I n f o r m a t i o n _ R o w 3 > C o m p a n y I n f o r m a t i o n _ R o w 3 < / C o m p a n y I n f o r m a t i o n _ R o w 3 > + 
+         < C o m p a n y I n f o r m a t i o n _ R o w 4 > C o m p a n y I n f o r m a t i o n _ R o w 4 < / C o m p a n y I n f o r m a t i o n _ R o w 4 > + 
+         < C o m p a n y I n f o r m a t i o n _ R o w 5 > C o m p a n y I n f o r m a t i o n _ R o w 5 < / C o m p a n y I n f o r m a t i o n _ R o w 5 > + 
+         < C o m p a n y I n f o r m a t i o n _ R o w 6 > C o m p a n y I n f o r m a t i o n _ R o w 6 < / C o m p a n y I n f o r m a t i o n _ R o w 6 > + 
+         < C o m p a n y I n f o r m a t i o n _ R o w 7 > C o m p a n y I n f o r m a t i o n _ R o w 7 < / C o m p a n y I n f o r m a t i o n _ R o w 7 > + 
+         < C o m p a n y I n f o r m a t i o n _ R o w 8 > C o m p a n y I n f o r m a t i o n _ R o w 8 < / C o m p a n y I n f o r m a t i o n _ R o w 8 > + 
+         < C o m p a n y L o g o   / > + 
+         < E m a i l L a b e l > E m a i l L a b e l < / E m a i l L a b e l > + 
+         < E m a i l V a l u e > E m a i l V a l u e < / E m a i l V a l u e > + 
+         < F i n i s h e d B y N a m e L a b e l > F i n i s h e d B y N a m e L a b e l < / F i n i s h e d B y N a m e L a b e l > + 
+         < F i n i s h e d B y S i g n a t u r e L a b e l > F i n i s h e d B y S i g n a t u r e L a b e l < / F i n i s h e d B y S i g n a t u r e L a b e l > + 
+         < H o m e P a g e L a b e l > H o m e P a g e L a b e l < / H o m e P a g e L a b e l > + 
+         < H o m e P a g e V a l u e > H o m e P a g e V a l u e < / H o m e P a g e V a l u e > + 
+         < I n s p e c t i o n I n f o r m a t i o n > I n s p e c t i o n I n f o r m a t i o n < / I n s p e c t i o n I n f o r m a t i o n > + 
+         < I t e m D e s c r i p t i o n > I t e m D e s c r i p t i o n < / I t e m D e s c r i p t i o n > + 
+         < I t e m T r a c k i n g D e s c r i p t i o n > I t e m T r a c k i n g D e s c r i p t i o n < / I t e m T r a c k i n g D e s c r i p t i o n > + 
+         < P h o n e N o L a b e l > P h o n e N o L a b e l < / P h o n e N o L a b e l > + 
+         < P h o n e N o V a l u e > P h o n e N o V a l u e < / P h o n e N o V a l u e > + 
+         < Q l t y I n s p e c t i o n T e m p l a t e _ D e s c r i p t i o n > Q l t y I n s p e c t i o n T e m p l a t e _ D e s c r i p t i o n < / Q l t y I n s p e c t i o n T e m p l a t e _ D e s c r i p t i o n > + 
+         < Q l t y I n s p e c t i o n _ A p p r o v e r _ N a m e > Q l t y I n s p e c t i o n _ A p p r o v e r _ N a m e < / Q l t y I n s p e c t i o n _ A p p r o v e r _ N a m e > + 
+         < Q l t y I n s p e c t i o n _ A p p r o v e r _ T i t l e > Q l t y I n s p e c t i o n _ A p p r o v e r _ T i t l e < / Q l t y I n s p e c t i o n _ A p p r o v e r _ T i t l e > + 
+         < Q l t y I n s p e c t i o n _ D e s c r i p t i o n > Q l t y I n s p e c t i o n _ D e s c r i p t i o n < / Q l t y I n s p e c t i o n _ D e s c r i p t i o n > + 
+         < Q l t y I n s p e c t i o n _ F i n i s h e d _ B y _ E m a i l > Q l t y I n s p e c t i o n _ F i n i s h e d _ B y _ E m a i l < / Q l t y I n s p e c t i o n _ F i n i s h e d _ B y _ E m a i l > + 
+         < Q l t y I n s p e c t i o n _ F i n i s h e d _ B y _ P h o n e > Q l t y I n s p e c t i o n _ F i n i s h e d _ B y _ P h o n e < / Q l t y I n s p e c t i o n _ F i n i s h e d _ B y _ P h o n e > + 
+         < Q l t y I n s p e c t i o n _ F i n i s h e d _ B y _ T i t l e > Q l t y I n s p e c t i o n _ F i n i s h e d _ B y _ T i t l e < / Q l t y I n s p e c t i o n _ F i n i s h e d _ B y _ T i t l e > + 
+         < Q l t y I n s p e c t i o n _ F i n i s h e d _ B y _ U s e r N a m e > Q l t y I n s p e c t i o n _ F i n i s h e d _ B y _ U s e r N a m e < / Q l t y I n s p e c t i o n _ F i n i s h e d _ B y _ U s e r N a m e > + 
+         < Q l t y I n s p e c t i o n _ F i n i s h e d _ B y _ U s e r _ I D > Q l t y I n s p e c t i o n _ F i n i s h e d _ B y _ U s e r _ I D < / Q l t y I n s p e c t i o n _ F i n i s h e d _ B y _ U s e r _ I D > + 
+         < Q l t y I n s p e c t i o n _ F i n i s h e d _ D a t e > Q l t y I n s p e c t i o n _ F i n i s h e d _ D a t e < / Q l t y I n s p e c t i o n _ F i n i s h e d _ D a t e > + 
+         < Q l t y I n s p e c t i o n _ N o > Q l t y I n s p e c t i o n _ N o < / Q l t y I n s p e c t i o n _ N o > + 
+         < Q l t y I n s p e c t i o n _ R e i n s p e c t i o n N o > Q l t y I n s p e c t i o n _ R e i n s p e c t i o n N o < / Q l t y I n s p e c t i o n _ R e i n s p e c t i o n N o > + 
+         < Q l t y I n s p e c t i o n _ R e s u l t _ C o d e > Q l t y I n s p e c t i o n _ R e s u l t _ C o d e < / Q l t y I n s p e c t i o n _ R e s u l t _ C o d e > + 
+         < Q l t y I n s p e c t i o n _ R e s u l t _ D e s c r i p t i o n > Q l t y I n s p e c t i o n _ R e s u l t _ D e s c r i p t i o n < / Q l t y I n s p e c t i o n _ R e s u l t _ D e s c r i p t i o n > + 
+         < Q l t y I n s p e c t i o n _ S o u r c e _ C u s t o m _ 1 > Q l t y I n s p e c t i o n _ S o u r c e _ C u s t o m _ 1 < / Q l t y I n s p e c t i o n _ S o u r c e _ C u s t o m _ 1 > + 
+         < Q l t y I n s p e c t i o n _ S o u r c e _ C u s t o m _ 1 0 > Q l t y I n s p e c t i o n _ S o u r c e _ C u s t o m _ 1 0 < / Q l t y I n s p e c t i o n _ S o u r c e _ C u s t o m _ 1 0 > + 
+         < Q l t y I n s p e c t i o n _ S o u r c e _ C u s t o m _ 2 > Q l t y I n s p e c t i o n _ S o u r c e _ C u s t o m _ 2 < / Q l t y I n s p e c t i o n _ S o u r c e _ C u s t o m _ 2 > + 
+         < Q l t y I n s p e c t i o n _ S o u r c e _ C u s t o m _ 3 > Q l t y I n s p e c t i o n _ S o u r c e _ C u s t o m _ 3 < / Q l t y I n s p e c t i o n _ S o u r c e _ C u s t o m _ 3 > + 
+         < Q l t y I n s p e c t i o n _ S o u r c e _ C u s t o m _ 4 > Q l t y I n s p e c t i o n _ S o u r c e _ C u s t o m _ 4 < / Q l t y I n s p e c t i o n _ S o u r c e _ C u s t o m _ 4 > + 
+         < Q l t y I n s p e c t i o n _ S o u r c e _ C u s t o m _ 5 > Q l t y I n s p e c t i o n _ S o u r c e _ C u s t o m _ 5 < / Q l t y I n s p e c t i o n _ S o u r c e _ C u s t o m _ 5 > + 
+         < Q l t y I n s p e c t i o n _ S o u r c e _ C u s t o m _ 6 > Q l t y I n s p e c t i o n _ S o u r c e _ C u s t o m _ 6 < / Q l t y I n s p e c t i o n _ S o u r c e _ C u s t o m _ 6 > + 
+         < Q l t y I n s p e c t i o n _ S o u r c e _ C u s t o m _ 7 > Q l t y I n s p e c t i o n _ S o u r c e _ C u s t o m _ 7 < / Q l t y I n s p e c t i o n _ S o u r c e _ C u s t o m _ 7 > + 
+         < Q l t y I n s p e c t i o n _ S o u r c e _ C u s t o m _ 8 > Q l t y I n s p e c t i o n _ S o u r c e _ C u s t o m _ 8 < / Q l t y I n s p e c t i o n _ S o u r c e _ C u s t o m _ 8 > + 
+         < Q l t y I n s p e c t i o n _ S o u r c e _ C u s t o m _ 9 > Q l t y I n s p e c t i o n _ S o u r c e _ C u s t o m _ 9 < / Q l t y I n s p e c t i o n _ S o u r c e _ C u s t o m _ 9 > + 
+         < Q l t y I n s p e c t i o n _ S o u r c e _ D o c u m e n t _ N o _ > Q l t y I n s p e c t i o n _ S o u r c e _ D o c u m e n t _ N o _ < / Q l t y I n s p e c t i o n _ S o u r c e _ D o c u m e n t _ N o _ > + 
+         < Q l t y I n s p e c t i o n _ S o u r c e _ I t e m _ D e s c r i p t i o n > Q l t y I n s p e c t i o n _ S o u r c e _ I t e m _ D e s c r i p t i o n < / Q l t y I n s p e c t i o n _ S o u r c e _ I t e m _ D e s c r i p t i o n > + 
+         < Q l t y I n s p e c t i o n _ S o u r c e _ I t e m _ D e s c r i p t i o n 2 > Q l t y I n s p e c t i o n _ S o u r c e _ I t e m _ D e s c r i p t i o n 2 < / Q l t y I n s p e c t i o n _ S o u r c e _ I t e m _ D e s c r i p t i o n 2 > + 
+         < Q l t y I n s p e c t i o n _ S o u r c e _ I t e m _ N o _ > Q l t y I n s p e c t i o n _ S o u r c e _ I t e m _ N o _ < / Q l t y I n s p e c t i o n _ S o u r c e _ I t e m _ N o _ > + 
+         < Q l t y I n s p e c t i o n _ S o u r c e _ L o t _ N o _ > Q l t y I n s p e c t i o n _ S o u r c e _ L o t _ N o _ < / Q l t y I n s p e c t i o n _ S o u r c e _ L o t _ N o _ > + 
+         < Q l t y I n s p e c t i o n _ S o u r c e _ P a c k a g e _ N o _ > Q l t y I n s p e c t i o n _ S o u r c e _ P a c k a g e _ N o _ < / Q l t y I n s p e c t i o n _ S o u r c e _ P a c k a g e _ N o _ > + 
+         < Q l t y I n s p e c t i o n _ S o u r c e _ S e r i a l _ N o _ > Q l t y I n s p e c t i o n _ S o u r c e _ S e r i a l _ N o _ < / Q l t y I n s p e c t i o n _ S o u r c e _ S e r i a l _ N o _ > + 
+         < Q l t y I n s p e c t i o n _ S o u r c e _ T a s k _ N o _ > Q l t y I n s p e c t i o n _ S o u r c e _ T a s k _ N o _ < / Q l t y I n s p e c t i o n _ S o u r c e _ T a s k _ N o _ > + 
+         < Q l t y I n s p e c t i o n _ S o u r c e _ V a r i a n t _ C o d e > Q l t y I n s p e c t i o n _ S o u r c e _ V a r i a n t _ C o d e < / Q l t y I n s p e c t i o n _ S o u r c e _ V a r i a n t _ C o d e > + 
+         < Q l t y I n s p e c t i o n _ S t a t u s > Q l t y I n s p e c t i o n _ S t a t u s < / Q l t y I n s p e c t i o n _ S t a t u s > + 
+         < R e i n s p e c t i o n S e q u e n c e I n f o r m a t i o n > R e i n s p e c t i o n S e q u e n c e I n f o r m a t i o n < / R e i n s p e c t i o n S e q u e n c e I n f o r m a t i o n > + 
+         < C u r r e n t I n s p e c t i o n L i n e > + 
+             < C a r r i a g e R e t u r n P e r s o n F i e l d D e t a i l s > C a r r i a g e R e t u r n P e r s o n F i e l d D e t a i l s < / C a r r i a g e R e t u r n P e r s o n F i e l d D e t a i l s > + 
+             < C o n d i t i o n L a b e l _ 1 > C o n d i t i o n L a b e l _ 1 < / C o n d i t i o n L a b e l _ 1 > + 
+             < C o n d i t i o n L a b e l _ 2 > C o n d i t i o n L a b e l _ 2 < / C o n d i t i o n L a b e l _ 2 > + 
+             < F i e l d _ C o d e > F i e l d _ C o d e < / F i e l d _ C o d e > + 
+             < F i e l d _ D e s c r i p t i o n > F i e l d _ D e s c r i p t i o n < / F i e l d _ D e s c r i p t i o n > + 
+             < F i e l d _ E n t e r e d B y N a m e A n d T i m e s t a m p > F i e l d _ E n t e r e d B y N a m e A n d T i m e s t a m p < / F i e l d _ E n t e r e d B y N a m e A n d T i m e s t a m p > + 
+             < F i e l d _ H a s E n t e r e d V a l u e > F i e l d _ H a s E n t e r e d V a l u e < / F i e l d _ H a s E n t e r e d V a l u e > + 
+             < F i e l d _ I f P e r s o n E m a i l > F i e l d _ I f P e r s o n E m a i l < / F i e l d _ I f P e r s o n E m a i l > + 
+             < F i e l d _ I f P e r s o n N a m e > F i e l d _ I f P e r s o n N a m e < / F i e l d _ I f P e r s o n N a m e > + 
+             < F i e l d _ I f P e r s o n P h o n e > F i e l d _ I f P e r s o n P h o n e < / F i e l d _ I f P e r s o n P h o n e > + 
+             < F i e l d _ I f P e r s o n T i t l e > F i e l d _ I f P e r s o n T i t l e < / F i e l d _ I f P e r s o n T i t l e > + 
+             < F i e l d _ I s L a b e l > F i e l d _ I s L a b e l < / F i e l d _ I s L a b e l > + 
+             < F i e l d _ I s P e r s o n F i e l d > F i e l d _ I s P e r s o n F i e l d < / F i e l d _ I s P e r s o n F i e l d > + 
+             < F i e l d _ I s T e x t > F i e l d _ I s T e x t < / F i e l d _ I s T e x t > + 
+             < F i e l d _ L i n e C o m m e n t a r y > F i e l d _ L i n e C o m m e n t a r y < / F i e l d _ L i n e C o m m e n t a r y > + 
+             < F i e l d _ M o d i f i e d B y U s e r E m a i l > F i e l d _ M o d i f i e d B y U s e r E m a i l < / F i e l d _ M o d i f i e d B y U s e r E m a i l > + 
+             < F i e l d _ M o d i f i e d B y U s e r I D > F i e l d _ M o d i f i e d B y U s e r I D < / F i e l d _ M o d i f i e d B y U s e r I D > + 
+             < F i e l d _ M o d i f i e d B y U s e r J o b T i t l e > F i e l d _ M o d i f i e d B y U s e r J o b T i t l e < / F i e l d _ M o d i f i e d B y U s e r J o b T i t l e > + 
+             < F i e l d _ M o d i f i e d B y U s e r N a m e > F i e l d _ M o d i f i e d B y U s e r N a m e < / F i e l d _ M o d i f i e d B y U s e r N a m e > + 
+             < F i e l d _ M o d i f i e d B y U s e r P h o n e > F i e l d _ M o d i f i e d B y U s e r P h o n e < / F i e l d _ M o d i f i e d B y U s e r P h o n e > + 
+             < F i e l d _ M o d i f i e d D a t e T i m e > F i e l d _ M o d i f i e d D a t e T i m e < / F i e l d _ M o d i f i e d D a t e T i m e > + 
+             < F i e l d _ T y p e > F i e l d _ T y p e < / F i e l d _ T y p e > + 
+             < I f P e r s o n D e s c r i p t i o n > I f P e r s o n D e s c r i p t i o n < / I f P e r s o n D e s c r i p t i o n > + 
+             < I f P e r s o n M o d i f i e d B y U s e r E m a i l > I f P e r s o n M o d i f i e d B y U s e r E m a i l < / I f P e r s o n M o d i f i e d B y U s e r E m a i l > + 
+             < I f P e r s o n M o d i f i e d D a t e T i m e > I f P e r s o n M o d i f i e d D a t e T i m e < / I f P e r s o n M o d i f i e d D a t e T i m e > + 
+             < L a b e l F i e l d _ D e s c r i p t i o n > L a b e l F i e l d _ D e s c r i p t i o n < / L a b e l F i e l d _ D e s c r i p t i o n > + 
+             < N u m e r i c _ V a l u e > N u m e r i c _ V a l u e < / N u m e r i c _ V a l u e > + 
+             < P r o m p t e d R e s u l t C a p t i o n _ 1 > P r o m p t e d R e s u l t C a p t i o n _ 1 < / P r o m p t e d R e s u l t C a p t i o n _ 1 > + 
+             < P r o m p t e d R e s u l t C a p t i o n _ 1 0 > P r o m p t e d R e s u l t C a p t i o n _ 1 0 < / P r o m p t e d R e s u l t C a p t i o n _ 1 0 > + 
+             < P r o m p t e d R e s u l t C a p t i o n _ 2 > P r o m p t e d R e s u l t C a p t i o n _ 2 < / P r o m p t e d R e s u l t C a p t i o n _ 2 > + 
+             < P r o m p t e d R e s u l t C a p t i o n _ 3 > P r o m p t e d R e s u l t C a p t i o n _ 3 < / P r o m p t e d R e s u l t C a p t i o n _ 3 > + 
+             < P r o m p t e d R e s u l t C a p t i o n _ 4 > P r o m p t e d R e s u l t C a p t i o n _ 4 < / P r o m p t e d R e s u l t C a p t i o n _ 4 > + 
+             < P r o m p t e d R e s u l t C a p t i o n _ 5 > P r o m p t e d R e s u l t C a p t i o n _ 5 < / P r o m p t e d R e s u l t C a p t i o n _ 5 > + 
+             < P r o m p t e d R e s u l t C a p t i o n _ 6 > P r o m p t e d R e s u l t C a p t i o n _ 6 < / P r o m p t e d R e s u l t C a p t i o n _ 6 > + 
+             < P r o m p t e d R e s u l t C a p t i o n _ 7 > P r o m p t e d R e s u l t C a p t i o n _ 7 < / P r o m p t e d R e s u l t C a p t i o n _ 7 > + 
+             < P r o m p t e d R e s u l t C a p t i o n _ 8 > P r o m p t e d R e s u l t C a p t i o n _ 8 < / P r o m p t e d R e s u l t C a p t i o n _ 8 > + 
+             < P r o m p t e d R e s u l t C a p t i o n _ 9 > P r o m p t e d R e s u l t C a p t i o n _ 9 < / P r o m p t e d R e s u l t C a p t i o n _ 9 > + 
+             < P r o m p t e d R e s u l t C o n d i t i o n D e s c r i p t i o n _ 1 > P r o m p t e d R e s u l t C o n d i t i o n D e s c r i p t i o n _ 1 < / P r o m p t e d R e s u l t C o n d i t i o n D e s c r i p t i o n _ 1 > + 
+             < P r o m p t e d R e s u l t C o n d i t i o n D e s c r i p t i o n _ 1 0 > P r o m p t e d R e s u l t C o n d i t i o n D e s c r i p t i o n _ 1 0 < / P r o m p t e d R e s u l t C o n d i t i o n D e s c r i p t i o n _ 1 0 > + 
+             < P r o m p t e d R e s u l t C o n d i t i o n D e s c r i p t i o n _ 2 > P r o m p t e d R e s u l t C o n d i t i o n D e s c r i p t i o n _ 2 < / P r o m p t e d R e s u l t C o n d i t i o n D e s c r i p t i o n _ 2 > + 
+             < P r o m p t e d R e s u l t C o n d i t i o n D e s c r i p t i o n _ 3 > P r o m p t e d R e s u l t C o n d i t i o n D e s c r i p t i o n _ 3 < / P r o m p t e d R e s u l t C o n d i t i o n D e s c r i p t i o n _ 3 > + 
+             < P r o m p t e d R e s u l t C o n d i t i o n D e s c r i p t i o n _ 4 > P r o m p t e d R e s u l t C o n d i t i o n D e s c r i p t i o n _ 4 < / P r o m p t e d R e s u l t C o n d i t i o n D e s c r i p t i o n _ 4 > + 
+             < P r o m p t e d R e s u l t C o n d i t i o n D e s c r i p t i o n _ 5 > P r o m p t e d R e s u l t C o n d i t i o n D e s c r i p t i o n _ 5 < / P r o m p t e d R e s u l t C o n d i t i o n D e s c r i p t i o n _ 5 > + 
+             < P r o m p t e d R e s u l t C o n d i t i o n D e s c r i p t i o n _ 6 > P r o m p t e d R e s u l t C o n d i t i o n D e s c r i p t i o n _ 6 < / P r o m p t e d R e s u l t C o n d i t i o n D e s c r i p t i o n _ 6 > + 
+             < P r o m p t e d R e s u l t C o n d i t i o n D e s c r i p t i o n _ 7 > P r o m p t e d R e s u l t C o n d i t i o n D e s c r i p t i o n _ 7 < / P r o m p t e d R e s u l t C o n d i t i o n D e s c r i p t i o n _ 7 > + 
+             < P r o m p t e d R e s u l t C o n d i t i o n D e s c r i p t i o n _ 8 > P r o m p t e d R e s u l t C o n d i t i o n D e s c r i p t i o n _ 8 < / P r o m p t e d R e s u l t C o n d i t i o n D e s c r i p t i o n _ 8 > + 
+             < P r o m p t e d R e s u l t C o n d i t i o n D e s c r i p t i o n _ 9 > P r o m p t e d R e s u l t C o n d i t i o n D e s c r i p t i o n _ 9 < / P r o m p t e d R e s u l t C o n d i t i o n D e s c r i p t i o n _ 9 > + 
+             < P r o m p t e d R e s u l t V i s i b l e _ 1 > P r o m p t e d R e s u l t V i s i b l e _ 1 < / P r o m p t e d R e s u l t V i s i b l e _ 1 > + 
+             < P r o m p t e d R e s u l t V i s i b l e _ 1 0 > P r o m p t e d R e s u l t V i s i b l e _ 1 0 < / P r o m p t e d R e s u l t V i s i b l e _ 1 0 > + 
+             < P r o m p t e d R e s u l t V i s i b l e _ 2 > P r o m p t e d R e s u l t V i s i b l e _ 2 < / P r o m p t e d R e s u l t V i s i b l e _ 2 > + 
+             < P r o m p t e d R e s u l t V i s i b l e _ 3 > P r o m p t e d R e s u l t V i s i b l e _ 3 < / P r o m p t e d R e s u l t V i s i b l e _ 3 > + 
+             < P r o m p t e d R e s u l t V i s i b l e _ 4 > P r o m p t e d R e s u l t V i s i b l e _ 4 < / P r o m p t e d R e s u l t V i s i b l e _ 4 > + 
+             < P r o m p t e d R e s u l t V i s i b l e _ 5 > P r o m p t e d R e s u l t V i s i b l e _ 5 < / P r o m p t e d R e s u l t V i s i b l e _ 5 > + 
+             < P r o m p t e d R e s u l t V i s i b l e _ 6 > P r o m p t e d R e s u l t V i s i b l e _ 6 < / P r o m p t e d R e s u l t V i s i b l e _ 6 > + 
+             < P r o m p t e d R e s u l t V i s i b l e _ 7 > P r o m p t e d R e s u l t V i s i b l e _ 7 < / P r o m p t e d R e s u l t V i s i b l e _ 7 > + 
+             < P r o m p t e d R e s u l t V i s i b l e _ 8 > P r o m p t e d R e s u l t V i s i b l e _ 8 < / P r o m p t e d R e s u l t V i s i b l e _ 8 > + 
+             < P r o m p t e d R e s u l t V i s i b l e _ 9 > P r o m p t e d R e s u l t V i s i b l e _ 9 < / P r o m p t e d R e s u l t V i s i b l e _ 9 > + 
+             < T e s t _ R e s u l t > T e s t _ R e s u l t < / T e s t _ R e s u l t > + 
+             < T e s t _ R e s u l t D e s c r i p t i o n > T e s t _ R e s u l t D e s c r i p t i o n < / T e s t _ R e s u l t D e s c r i p t i o n > + 
+             < T e s t _ V a l u e > T e s t _ V a l u e < / T e s t _ V a l u e > + 
+             < W o r d D e s c r i p t i o n > W o r d D e s c r i p t i o n < / W o r d D e s c r i p t i o n > + 
+             < W o r d M o d i f i e d B y U s e r N a m e > W o r d M o d i f i e d B y U s e r N a m e < / W o r d M o d i f i e d B y U s e r N a m e > + 
+             < W o r d M o d i f i e d D a t e T i m e > W o r d M o d i f i e d D a t e T i m e < / W o r d M o d i f i e d D a t e T i m e > + 
+             < W o r d T e s t V a l u e > W o r d T e s t V a l u e < / W o r d T e s t V a l u e >   
          < / C u r r e n t I n s p e c t i o n L i n e >   
@@ -6531,17 +6476,17 @@
 </file>
 
 <file path=customXml/itemProps1.xml><?xml version="1.0" encoding="utf-8"?>
-<ds:datastoreItem xmlns:ds="http://schemas.openxmlformats.org/officeDocument/2006/customXml" ds:itemID="{17DA42EE-3024-4C2F-8931-9EB6F7151F21}">
+<ds:datastoreItem xmlns:ds="http://schemas.openxmlformats.org/officeDocument/2006/customXml" ds:itemID="{7D22A0DD-D26F-4B21-8534-A70495870603}">
   <ds:schemaRefs>
-    <ds:schemaRef ds:uri="urn:microsoft-dynamics-nav/reports/Qlty_General_Purpose_Inspect/20405/"/>
+    <ds:schemaRef ds:uri="urn:microsoft-dynamics-businesscentral/internal/extended/reports/Qlty_General_Purpose_Inspect/20405/"/>
   </ds:schemaRefs>
 </ds:datastoreItem>
 </file>
 
 <file path=customXml/itemProps2.xml><?xml version="1.0" encoding="utf-8"?>
-<ds:datastoreItem xmlns:ds="http://schemas.openxmlformats.org/officeDocument/2006/customXml" ds:itemID="{7D22A0DD-D26F-4B21-8534-A70495870603}">
+<ds:datastoreItem xmlns:ds="http://schemas.openxmlformats.org/officeDocument/2006/customXml" ds:itemID="{17DA42EE-3024-4C2F-8931-9EB6F7151F21}">
   <ds:schemaRefs>
-    <ds:schemaRef ds:uri="urn:microsoft-dynamics-businesscentral/internal/extended/reports/Qlty_General_Purpose_Inspect/20405/"/>
+    <ds:schemaRef ds:uri="urn:microsoft-dynamics-nav/reports/Qlty_General_Purpose_Inspect/20405/"/>
   </ds:schemaRefs>
 </ds:datastoreItem>
 </file>

--- a/src/Apps/W1/Quality Management/app/src/Reports/QltyGeneralPurposeInspection.docx
+++ b/src/Apps/W1/Quality Management/app/src/Reports/QltyGeneralPurposeInspection.docx
@@ -30,9 +30,9 @@
             <w:tag w:val="#BC:InsertDataItem,Labels/InspectionLabel"/>
             <w:id w:val="1793091244"/>
             <w:placeholder>
-              <w:docPart w:val="19F040F6864B48A599C11E15E63169CB"/>
+              <w:docPart w:val="990021C44BBF4F709651B3122CCD3450"/>
             </w:placeholder>
-            <w:dataBinding w:prefixMappings="xmlns:ns0='urn:microsoft-dynamics-nav/reports/Qlty_General_Purpose_Inspect/20405/'" w:xpath="/ns0:NavWordReportXmlPart[1]/ns0:Labels[1]/ns0:InspectionLabel[1]" w:storeItemID="{17DA42EE-3024-4C2F-8931-9EB6F7151F21}"/>
+            <w:dataBinding w:prefixMappings="xmlns:ns0='urn:microsoft-dynamics-nav/reports/Qlty_General_Purpose_Inspect/20405/'" w:xpath="/ns0:NavWordReportXmlPart[1]/ns0:Labels[1]/ns0:InspectionLabel[1]" w:storeItemID="{F00BF611-06BA-436C-902A-C0D5E8DF929B}"/>
             <w15:color w:val="808080"/>
             <w:text/>
           </w:sdtPr>
@@ -77,14 +77,13 @@
             <w:rPr>
               <w:bCs/>
             </w:rPr>
-            <w:alias w:val="ItemLabel"/>
-            <w:tag w:val="#BC:InsertDataItem,Labels/ItemLabel"/>
-            <w:id w:val="498628940"/>
+            <w:alias w:val="InspectionDescriptionLabel"/>
+            <w:tag w:val="#BC:InsertDataItem,Labels/InspectionDescriptionLabel"/>
+            <w:id w:val="-796517401"/>
             <w:placeholder>
-              <w:docPart w:val="79CF619905ED4A029E02394C5DB96A90"/>
+              <w:docPart w:val="0F21C78CA3E74983A1521AEE312B1F7B"/>
             </w:placeholder>
-            <w:dataBinding w:prefixMappings="xmlns:ns0='urn:microsoft-dynamics-nav/reports/Qlty_General_Purpose_Inspect/20405/'" w:xpath="/ns0:NavWordReportXmlPart[1]/ns0:Labels[1]/ns0:ItemLabel[1]" w:storeItemID="{17DA42EE-3024-4C2F-8931-9EB6F7151F21}"/>
-            <w15:color w:val="808080"/>
+            <w:dataBinding w:prefixMappings="xmlns:ns0='urn:microsoft-dynamics-nav/reports/Qlty_General_Purpose_Inspect/20405/'" w:xpath="/ns0:NavWordReportXmlPart[1]/ns0:Labels[1]/ns0:InspectionDescriptionLabel[1]" w:storeItemID="{F00BF611-06BA-436C-902A-C0D5E8DF929B}"/>
             <w:text/>
           </w:sdtPr>
           <w:sdtContent>
@@ -95,7 +94,7 @@
               <w:p>
                 <w:pPr>
                   <w:rPr>
-                    <w:rFonts w:asciiTheme="majorHAnsi" w:hAnsiTheme="majorHAnsi"/>
+                    <w:bCs/>
                   </w:rPr>
                 </w:pPr>
                 <w:proofErr w:type="spellStart"/>
@@ -103,7 +102,7 @@
                   <w:rPr>
                     <w:bCs/>
                   </w:rPr>
-                  <w:t>ItemLabel</w:t>
+                  <w:t>InspectionDescriptionLabel</w:t>
                 </w:r>
                 <w:proofErr w:type="spellEnd"/>
               </w:p>
@@ -118,48 +117,48 @@
             <w:pPr>
               <w:rPr>
                 <w:bCs/>
+                <w:lang w:val="da-DK"/>
               </w:rPr>
             </w:pPr>
           </w:p>
         </w:tc>
-        <w:tc>
-          <w:tcPr>
-            <w:tcW w:w="3441" w:type="dxa"/>
-          </w:tcPr>
-          <w:p>
-            <w:pPr>
-              <w:rPr>
-                <w:rFonts w:asciiTheme="majorHAnsi" w:hAnsiTheme="majorHAnsi"/>
-              </w:rPr>
-            </w:pPr>
-            <w:sdt>
-              <w:sdtPr>
-                <w:rPr>
-                  <w:bCs/>
-                </w:rPr>
-                <w:alias w:val="ItemTrackingLabel"/>
-                <w:tag w:val="#BC:InsertDataItem,Labels/ItemTrackingLabel"/>
-                <w:id w:val="-1559471266"/>
-                <w:placeholder>
-                  <w:docPart w:val="89A6856229794EB18EFD4B388834A3AE"/>
-                </w:placeholder>
-                <w:dataBinding w:prefixMappings="xmlns:ns0='urn:microsoft-dynamics-nav/reports/Qlty_General_Purpose_Inspect/20405/'" w:xpath="/ns0:NavWordReportXmlPart[1]/ns0:Labels[1]/ns0:ItemTrackingLabel[1]" w:storeItemID="{17DA42EE-3024-4C2F-8931-9EB6F7151F21}"/>
-                <w15:color w:val="808080"/>
-                <w:text/>
-              </w:sdtPr>
-              <w:sdtContent>
+        <w:sdt>
+          <w:sdtPr>
+            <w:rPr>
+              <w:bCs/>
+            </w:rPr>
+            <w:alias w:val="ResultLabel"/>
+            <w:tag w:val="#BC:InsertDataItem,Labels/ResultLabel"/>
+            <w:id w:val="-1826118094"/>
+            <w:placeholder>
+              <w:docPart w:val="0F21C78CA3E74983A1521AEE312B1F7B"/>
+            </w:placeholder>
+            <w:dataBinding w:prefixMappings="xmlns:ns0='urn:microsoft-dynamics-nav/reports/Qlty_General_Purpose_Inspect/20405/'" w:xpath="/ns0:NavWordReportXmlPart[1]/ns0:Labels[1]/ns0:ResultLabel[1]" w:storeItemID="{F00BF611-06BA-436C-902A-C0D5E8DF929B}"/>
+            <w:text/>
+          </w:sdtPr>
+          <w:sdtContent>
+            <w:tc>
+              <w:tcPr>
+                <w:tcW w:w="3441" w:type="dxa"/>
+              </w:tcPr>
+              <w:p>
+                <w:pPr>
+                  <w:rPr>
+                    <w:bCs/>
+                  </w:rPr>
+                </w:pPr>
                 <w:proofErr w:type="spellStart"/>
                 <w:r>
                   <w:rPr>
                     <w:bCs/>
                   </w:rPr>
-                  <w:t>ItemTrackingLabel</w:t>
+                  <w:t>ResultLabel</w:t>
                 </w:r>
                 <w:proofErr w:type="spellEnd"/>
-              </w:sdtContent>
-            </w:sdt>
-          </w:p>
-        </w:tc>
+              </w:p>
+            </w:tc>
+          </w:sdtContent>
+        </w:sdt>
       </w:tr>
       <w:tr>
         <w:tc>
@@ -173,9 +172,9 @@
                 <w:tag w:val="#BC:InsertDataItem,DataItems/CurrentInspection/QltyInspection_No"/>
                 <w:id w:val="1961220263"/>
                 <w:placeholder>
-                  <w:docPart w:val="76494A0D615A4F6F8CAF6506B0486BC6"/>
+                  <w:docPart w:val="E5423A1F810A4C1EAD796CEEB15EDB50"/>
                 </w:placeholder>
-                <w:dataBinding w:prefixMappings="xmlns:ns0='urn:microsoft-dynamics-nav/reports/Qlty_General_Purpose_Inspect/20405/'" w:xpath="/ns0:NavWordReportXmlPart[1]/ns0:CurrentInspection[1]/ns0:QltyInspection_No[1]" w:storeItemID="{17DA42EE-3024-4C2F-8931-9EB6F7151F21}"/>
+                <w:dataBinding w:prefixMappings="xmlns:ns0='urn:microsoft-dynamics-nav/reports/Qlty_General_Purpose_Inspect/20405/'" w:xpath="/ns0:NavWordReportXmlPart[1]/ns0:CurrentInspection[1]/ns0:QltyInspection_No[1]" w:storeItemID="{F00BF611-06BA-436C-902A-C0D5E8DF929B}"/>
                 <w15:color w:val="808080"/>
                 <w:text/>
               </w:sdtPr>
@@ -196,7 +195,7 @@
                 <w:tag w:val="#BC:InsertDataItem,DataItems/CurrentInspection/ReinspectionSequenceInformation"/>
                 <w:id w:val="-602108974"/>
                 <w:placeholder>
-                  <w:docPart w:val="F76A7EA3722A4A529E0451006182A3B0"/>
+                  <w:docPart w:val="9A3DDC399BA947CF86EF8E3FEDCB17CA"/>
                 </w:placeholder>
                 <w15:dataBinding w:prefixMappings="xmlns:ns0='urn:microsoft-dynamics-nav/reports/Qlty_Certificate_of_Analysis/20401/' " w:xpath="/ns0:NavWordReportXmlPart[1]/ns0:CurrentInspection[1]/ns0:ReinspectionSequenceInformation[1]" w:storeItemID="{F00BF611-06BA-436C-902A-C0D5E8DF929B}"/>
               </w:sdtPr>
@@ -216,6 +215,338 @@
           </w:tcPr>
           <w:p/>
         </w:tc>
+        <w:sdt>
+          <w:sdtPr>
+            <w:alias w:val="QltyInspection_Description"/>
+            <w:tag w:val="#BC:InsertDataItem,DataItems/CurrentInspection/QltyInspection_Description"/>
+            <w:id w:val="-654533579"/>
+            <w:placeholder>
+              <w:docPart w:val="0F21C78CA3E74983A1521AEE312B1F7B"/>
+            </w:placeholder>
+            <w:dataBinding w:prefixMappings="xmlns:ns0='urn:microsoft-dynamics-nav/reports/Qlty_General_Purpose_Inspect/20405/'" w:xpath="/ns0:NavWordReportXmlPart[1]/ns0:CurrentInspection[1]/ns0:QltyInspection_Description[1]" w:storeItemID="{F00BF611-06BA-436C-902A-C0D5E8DF929B}"/>
+            <w:text/>
+          </w:sdtPr>
+          <w:sdtContent>
+            <w:tc>
+              <w:tcPr>
+                <w:tcW w:w="3724" w:type="dxa"/>
+              </w:tcPr>
+              <w:p>
+                <w:proofErr w:type="spellStart"/>
+                <w:r>
+                  <w:t>QltyInspection_Description</w:t>
+                </w:r>
+                <w:proofErr w:type="spellEnd"/>
+              </w:p>
+            </w:tc>
+          </w:sdtContent>
+        </w:sdt>
+        <w:tc>
+          <w:tcPr>
+            <w:tcW w:w="236" w:type="dxa"/>
+          </w:tcPr>
+          <w:p/>
+        </w:tc>
+        <w:sdt>
+          <w:sdtPr>
+            <w:rPr>
+              <w:lang w:val="da-DK"/>
+            </w:rPr>
+            <w:alias w:val="QltyInspection_Result_Description"/>
+            <w:tag w:val="#BC:InsertDataItem,DataItems/CurrentInspection/QltyInspection_Result_Description"/>
+            <w:id w:val="-574823321"/>
+            <w:placeholder>
+              <w:docPart w:val="0F21C78CA3E74983A1521AEE312B1F7B"/>
+            </w:placeholder>
+            <w:dataBinding w:prefixMappings="xmlns:ns0='urn:microsoft-dynamics-nav/reports/Qlty_General_Purpose_Inspect/20405/'" w:xpath="/ns0:NavWordReportXmlPart[1]/ns0:CurrentInspection[1]/ns0:QltyInspection_Result_Description[1]" w:storeItemID="{F00BF611-06BA-436C-902A-C0D5E8DF929B}"/>
+            <w:text/>
+          </w:sdtPr>
+          <w:sdtContent>
+            <w:tc>
+              <w:tcPr>
+                <w:tcW w:w="3441" w:type="dxa"/>
+              </w:tcPr>
+              <w:p>
+                <w:pPr>
+                  <w:rPr>
+                    <w:lang w:val="da-DK"/>
+                  </w:rPr>
+                </w:pPr>
+                <w:r>
+                  <w:rPr>
+                    <w:lang w:val="da-DK"/>
+                  </w:rPr>
+                  <w:t>QltyInspection_Result_Description</w:t>
+                </w:r>
+              </w:p>
+            </w:tc>
+          </w:sdtContent>
+        </w:sdt>
+      </w:tr>
+      <w:tr>
+        <w:tc>
+          <w:tcPr>
+            <w:tcW w:w="2819" w:type="dxa"/>
+          </w:tcPr>
+          <w:p>
+            <w:pPr>
+              <w:rPr>
+                <w:sz w:val="16"/>
+                <w:szCs w:val="16"/>
+                <w:lang w:val="da-DK"/>
+              </w:rPr>
+            </w:pPr>
+          </w:p>
+        </w:tc>
+        <w:tc>
+          <w:tcPr>
+            <w:tcW w:w="236" w:type="dxa"/>
+          </w:tcPr>
+          <w:p>
+            <w:pPr>
+              <w:rPr>
+                <w:sz w:val="16"/>
+                <w:szCs w:val="16"/>
+                <w:lang w:val="da-DK"/>
+              </w:rPr>
+            </w:pPr>
+          </w:p>
+        </w:tc>
+        <w:tc>
+          <w:tcPr>
+            <w:tcW w:w="3724" w:type="dxa"/>
+          </w:tcPr>
+          <w:p>
+            <w:pPr>
+              <w:rPr>
+                <w:sz w:val="16"/>
+                <w:szCs w:val="16"/>
+                <w:lang w:val="da-DK"/>
+              </w:rPr>
+            </w:pPr>
+          </w:p>
+        </w:tc>
+        <w:tc>
+          <w:tcPr>
+            <w:tcW w:w="236" w:type="dxa"/>
+          </w:tcPr>
+          <w:p>
+            <w:pPr>
+              <w:rPr>
+                <w:sz w:val="16"/>
+                <w:szCs w:val="16"/>
+                <w:lang w:val="da-DK"/>
+              </w:rPr>
+            </w:pPr>
+          </w:p>
+        </w:tc>
+        <w:tc>
+          <w:tcPr>
+            <w:tcW w:w="3441" w:type="dxa"/>
+          </w:tcPr>
+          <w:p>
+            <w:pPr>
+              <w:rPr>
+                <w:sz w:val="16"/>
+                <w:szCs w:val="16"/>
+                <w:lang w:val="da-DK"/>
+              </w:rPr>
+            </w:pPr>
+          </w:p>
+        </w:tc>
+      </w:tr>
+      <w:tr>
+        <w:sdt>
+          <w:sdtPr>
+            <w:rPr>
+              <w:b/>
+            </w:rPr>
+            <w:alias w:val="ItemLabel"/>
+            <w:tag w:val="#BC:InsertDataItem,Labels/ItemLabel"/>
+            <w:id w:val="-27641608"/>
+            <w:placeholder>
+              <w:docPart w:val="D1A17F6482F1432A920BFF525C88FEED"/>
+            </w:placeholder>
+            <w:dataBinding w:prefixMappings="xmlns:ns0='urn:microsoft-dynamics-nav/reports/Qlty_General_Purpose_Inspect/20405/'" w:xpath="/ns0:NavWordReportXmlPart[1]/ns0:Labels[1]/ns0:ItemLabel[1]" w:storeItemID="{F00BF611-06BA-436C-902A-C0D5E8DF929B}"/>
+            <w15:color w:val="808080"/>
+            <w:text/>
+          </w:sdtPr>
+          <w:sdtContent>
+            <w:tc>
+              <w:tcPr>
+                <w:tcW w:w="2819" w:type="dxa"/>
+              </w:tcPr>
+              <w:p>
+                <w:pPr>
+                  <w:tabs>
+                    <w:tab w:val="left" w:pos="2016"/>
+                  </w:tabs>
+                  <w:rPr>
+                    <w:lang w:val="da-DK"/>
+                  </w:rPr>
+                </w:pPr>
+                <w:proofErr w:type="spellStart"/>
+                <w:r>
+                  <w:rPr>
+                    <w:b/>
+                  </w:rPr>
+                  <w:t>ItemLabel</w:t>
+                </w:r>
+                <w:proofErr w:type="spellEnd"/>
+              </w:p>
+            </w:tc>
+          </w:sdtContent>
+        </w:sdt>
+        <w:tc>
+          <w:tcPr>
+            <w:tcW w:w="236" w:type="dxa"/>
+          </w:tcPr>
+          <w:p>
+            <w:pPr>
+              <w:rPr>
+                <w:b/>
+              </w:rPr>
+            </w:pPr>
+          </w:p>
+        </w:tc>
+        <w:sdt>
+          <w:sdtPr>
+            <w:rPr>
+              <w:b/>
+            </w:rPr>
+            <w:alias w:val="ItemDescriptionLabel"/>
+            <w:tag w:val="#BC:InsertDataItem,Labels/ItemDescriptionLabel"/>
+            <w:id w:val="-751035663"/>
+            <w:placeholder>
+              <w:docPart w:val="0F21C78CA3E74983A1521AEE312B1F7B"/>
+            </w:placeholder>
+            <w:dataBinding w:prefixMappings="xmlns:ns0='urn:microsoft-dynamics-nav/reports/Qlty_General_Purpose_Inspect/20405/'" w:xpath="/ns0:NavWordReportXmlPart[1]/ns0:Labels[1]/ns0:ItemDescriptionLabel[1]" w:storeItemID="{F00BF611-06BA-436C-902A-C0D5E8DF929B}"/>
+            <w:text/>
+          </w:sdtPr>
+          <w:sdtContent>
+            <w:tc>
+              <w:tcPr>
+                <w:tcW w:w="3724" w:type="dxa"/>
+              </w:tcPr>
+              <w:p>
+                <w:pPr>
+                  <w:rPr>
+                    <w:b/>
+                  </w:rPr>
+                </w:pPr>
+                <w:proofErr w:type="spellStart"/>
+                <w:r>
+                  <w:rPr>
+                    <w:b/>
+                  </w:rPr>
+                  <w:t>ItemDescriptionLabel</w:t>
+                </w:r>
+                <w:proofErr w:type="spellEnd"/>
+              </w:p>
+            </w:tc>
+          </w:sdtContent>
+        </w:sdt>
+        <w:tc>
+          <w:tcPr>
+            <w:tcW w:w="236" w:type="dxa"/>
+          </w:tcPr>
+          <w:p>
+            <w:pPr>
+              <w:rPr>
+                <w:b/>
+                <w:bCs/>
+                <w:lang w:val="da-DK"/>
+              </w:rPr>
+            </w:pPr>
+          </w:p>
+        </w:tc>
+        <w:tc>
+          <w:tcPr>
+            <w:tcW w:w="3441" w:type="dxa"/>
+          </w:tcPr>
+          <w:p>
+            <w:pPr>
+              <w:rPr>
+                <w:b/>
+                <w:bCs/>
+                <w:lang w:val="da-DK"/>
+              </w:rPr>
+            </w:pPr>
+            <w:sdt>
+              <w:sdtPr>
+                <w:rPr>
+                  <w:b/>
+                </w:rPr>
+                <w:alias w:val="ItemTrackingLabel"/>
+                <w:tag w:val="#BC:InsertDataItem,Labels/ItemTrackingLabel"/>
+                <w:id w:val="1082493217"/>
+                <w:placeholder>
+                  <w:docPart w:val="731EFA9C15E34A979C9308A9A403D9C3"/>
+                </w:placeholder>
+                <w:dataBinding w:prefixMappings="xmlns:ns0='urn:microsoft-dynamics-nav/reports/Qlty_General_Purpose_Inspect/20405/'" w:xpath="/ns0:NavWordReportXmlPart[1]/ns0:Labels[1]/ns0:ItemTrackingLabel[1]" w:storeItemID="{F00BF611-06BA-436C-902A-C0D5E8DF929B}"/>
+                <w15:color w:val="808080"/>
+                <w:text/>
+              </w:sdtPr>
+              <w:sdtContent>
+                <w:proofErr w:type="spellStart"/>
+                <w:r>
+                  <w:rPr>
+                    <w:b/>
+                  </w:rPr>
+                  <w:t>ItemTrackingLabel</w:t>
+                </w:r>
+                <w:proofErr w:type="spellEnd"/>
+              </w:sdtContent>
+            </w:sdt>
+          </w:p>
+        </w:tc>
+      </w:tr>
+      <w:tr>
+        <w:sdt>
+          <w:sdtPr>
+            <w:alias w:val="ItemIdentifier"/>
+            <w:tag w:val="#BC:InsertDataItem,DataItems/CurrentInspection/ItemIdentifier"/>
+            <w:id w:val="-428274953"/>
+            <w:placeholder>
+              <w:docPart w:val="0F21C78CA3E74983A1521AEE312B1F7B"/>
+            </w:placeholder>
+            <w:dataBinding w:prefixMappings="xmlns:ns0='urn:microsoft-dynamics-nav/reports/Qlty_General_Purpose_Inspect/20405/'" w:xpath="/ns0:NavWordReportXmlPart[1]/ns0:CurrentInspection[1]/ns0:ItemIdentifier[1]" w:storeItemID="{F00BF611-06BA-436C-902A-C0D5E8DF929B}"/>
+            <w:text/>
+          </w:sdtPr>
+          <w:sdtContent>
+            <w:tc>
+              <w:tcPr>
+                <w:tcW w:w="2819" w:type="dxa"/>
+              </w:tcPr>
+              <w:p>
+                <w:pPr>
+                  <w:tabs>
+                    <w:tab w:val="left" w:pos="2016"/>
+                  </w:tabs>
+                </w:pPr>
+                <w:proofErr w:type="spellStart"/>
+                <w:r>
+                  <w:t>ItemIdentifier</w:t>
+                </w:r>
+                <w:proofErr w:type="spellEnd"/>
+              </w:p>
+            </w:tc>
+          </w:sdtContent>
+        </w:sdt>
+        <w:tc>
+          <w:tcPr>
+            <w:tcW w:w="236" w:type="dxa"/>
+          </w:tcPr>
+          <w:p>
+            <w:pPr>
+              <w:rPr>
+                <w:b/>
+                <w:bCs/>
+                <w:lang w:val="da-DK"/>
+              </w:rPr>
+            </w:pPr>
+          </w:p>
+        </w:tc>
         <w:tc>
           <w:tcPr>
             <w:tcW w:w="3724" w:type="dxa"/>
@@ -224,11 +555,11 @@
             <w:sdtPr>
               <w:alias w:val="ItemDescription"/>
               <w:tag w:val="#BC:InsertDataItem,DataItems/CurrentInspection/ItemDescription"/>
-              <w:id w:val="1230270698"/>
+              <w:id w:val="-1168547911"/>
               <w:placeholder>
-                <w:docPart w:val="E2B6192B7C8B44698D0543E9A92C0267"/>
+                <w:docPart w:val="42A6006BF8E04CACAFD4DFE062E5680F"/>
               </w:placeholder>
-              <w:dataBinding w:prefixMappings="xmlns:ns0='urn:microsoft-dynamics-nav/reports/Qlty_General_Purpose_Inspect/20405/'" w:xpath="/ns0:NavWordReportXmlPart[1]/ns0:CurrentInspection[1]/ns0:ItemDescription[1]" w:storeItemID="{17DA42EE-3024-4C2F-8931-9EB6F7151F21}"/>
+              <w:dataBinding w:prefixMappings="xmlns:ns0='urn:microsoft-dynamics-nav/reports/Qlty_General_Purpose_Inspect/20405/'" w:xpath="/ns0:NavWordReportXmlPart[1]/ns0:CurrentInspection[1]/ns0:ItemDescription[1]" w:storeItemID="{F00BF611-06BA-436C-902A-C0D5E8DF929B}"/>
               <w15:color w:val="808080"/>
               <w:text/>
             </w:sdtPr>
@@ -247,35 +578,51 @@
           <w:tcPr>
             <w:tcW w:w="236" w:type="dxa"/>
           </w:tcPr>
-          <w:p/>
+          <w:p>
+            <w:pPr>
+              <w:rPr>
+                <w:b/>
+                <w:bCs/>
+                <w:lang w:val="da-DK"/>
+              </w:rPr>
+            </w:pPr>
+          </w:p>
         </w:tc>
-        <w:tc>
-          <w:tcPr>
-            <w:tcW w:w="3441" w:type="dxa"/>
-          </w:tcPr>
-          <w:sdt>
-            <w:sdtPr>
-              <w:alias w:val="ItemTrackingDescription"/>
-              <w:tag w:val="#BC:InsertDataItem,DataItems/CurrentInspection/ItemTrackingDescription"/>
-              <w:id w:val="-1388635032"/>
-              <w:placeholder>
-                <w:docPart w:val="4B63C69D6D7C41D682DF1FFDD1EDEBC3"/>
-              </w:placeholder>
-              <w:dataBinding w:prefixMappings="xmlns:ns0='urn:microsoft-dynamics-nav/reports/Qlty_General_Purpose_Inspect/20405/'" w:xpath="/ns0:NavWordReportXmlPart[1]/ns0:CurrentInspection[1]/ns0:ItemTrackingDescription[1]" w:storeItemID="{17DA42EE-3024-4C2F-8931-9EB6F7151F21}"/>
-              <w15:color w:val="808080"/>
-              <w:text/>
-            </w:sdtPr>
-            <w:sdtContent>
+        <w:sdt>
+          <w:sdtPr>
+            <w:rPr>
+              <w:lang w:val="da-DK"/>
+            </w:rPr>
+            <w:alias w:val="ItemTrackingIdentifier"/>
+            <w:tag w:val="#BC:InsertDataItem,DataItems/CurrentInspection/ItemTrackingIdentifier"/>
+            <w:id w:val="-1366745750"/>
+            <w:placeholder>
+              <w:docPart w:val="0F21C78CA3E74983A1521AEE312B1F7B"/>
+            </w:placeholder>
+            <w:dataBinding w:prefixMappings="xmlns:ns0='urn:microsoft-dynamics-nav/reports/Qlty_General_Purpose_Inspect/20405/'" w:xpath="/ns0:NavWordReportXmlPart[1]/ns0:CurrentInspection[1]/ns0:ItemTrackingIdentifier[1]" w:storeItemID="{F00BF611-06BA-436C-902A-C0D5E8DF929B}"/>
+            <w:text/>
+          </w:sdtPr>
+          <w:sdtContent>
+            <w:tc>
+              <w:tcPr>
+                <w:tcW w:w="3441" w:type="dxa"/>
+              </w:tcPr>
               <w:p>
-                <w:proofErr w:type="spellStart"/>
+                <w:pPr>
+                  <w:rPr>
+                    <w:lang w:val="da-DK"/>
+                  </w:rPr>
+                </w:pPr>
                 <w:r>
-                  <w:t>ItemTrackingDescription</w:t>
+                  <w:rPr>
+                    <w:lang w:val="da-DK"/>
+                  </w:rPr>
+                  <w:t>ItemTrackingIdentifier</w:t>
                 </w:r>
-                <w:proofErr w:type="spellEnd"/>
               </w:p>
-            </w:sdtContent>
-          </w:sdt>
-        </w:tc>
+            </w:tc>
+          </w:sdtContent>
+        </w:sdt>
       </w:tr>
       <w:tr>
         <w:tc>
@@ -287,6 +634,7 @@
               <w:rPr>
                 <w:sz w:val="16"/>
                 <w:szCs w:val="16"/>
+                <w:lang w:val="da-DK"/>
               </w:rPr>
             </w:pPr>
           </w:p>
@@ -300,6 +648,7 @@
               <w:rPr>
                 <w:sz w:val="16"/>
                 <w:szCs w:val="16"/>
+                <w:lang w:val="da-DK"/>
               </w:rPr>
             </w:pPr>
           </w:p>
@@ -313,6 +662,7 @@
               <w:rPr>
                 <w:sz w:val="16"/>
                 <w:szCs w:val="16"/>
+                <w:lang w:val="da-DK"/>
               </w:rPr>
             </w:pPr>
           </w:p>
@@ -326,6 +676,7 @@
               <w:rPr>
                 <w:sz w:val="16"/>
                 <w:szCs w:val="16"/>
+                <w:lang w:val="da-DK"/>
               </w:rPr>
             </w:pPr>
           </w:p>
@@ -339,24 +690,53 @@
               <w:rPr>
                 <w:sz w:val="16"/>
                 <w:szCs w:val="16"/>
+                <w:lang w:val="da-DK"/>
               </w:rPr>
             </w:pPr>
           </w:p>
         </w:tc>
       </w:tr>
       <w:tr>
-        <w:tc>
-          <w:tcPr>
-            <w:tcW w:w="2819" w:type="dxa"/>
-          </w:tcPr>
-          <w:p>
-            <w:pPr>
-              <w:tabs>
-                <w:tab w:val="left" w:pos="2016"/>
-              </w:tabs>
-            </w:pPr>
-          </w:p>
-        </w:tc>
+        <w:sdt>
+          <w:sdtPr>
+            <w:rPr>
+              <w:b/>
+            </w:rPr>
+            <w:alias w:val="StatusLabel"/>
+            <w:tag w:val="#BC:InsertDataItem,Labels/StatusLabel"/>
+            <w:id w:val="-133575429"/>
+            <w:placeholder>
+              <w:docPart w:val="0F21C78CA3E74983A1521AEE312B1F7B"/>
+            </w:placeholder>
+            <w:dataBinding w:prefixMappings="xmlns:ns0='urn:microsoft-dynamics-nav/reports/Qlty_General_Purpose_Inspect/20405/'" w:xpath="/ns0:NavWordReportXmlPart[1]/ns0:Labels[1]/ns0:StatusLabel[1]" w:storeItemID="{F00BF611-06BA-436C-902A-C0D5E8DF929B}"/>
+            <w:text/>
+          </w:sdtPr>
+          <w:sdtContent>
+            <w:tc>
+              <w:tcPr>
+                <w:tcW w:w="2819" w:type="dxa"/>
+              </w:tcPr>
+              <w:p>
+                <w:pPr>
+                  <w:tabs>
+                    <w:tab w:val="left" w:pos="2016"/>
+                  </w:tabs>
+                  <w:rPr>
+                    <w:lang w:val="da-DK"/>
+                  </w:rPr>
+                </w:pPr>
+                <w:proofErr w:type="spellStart"/>
+                <w:r>
+                  <w:rPr>
+                    <w:b/>
+                  </w:rPr>
+                  <w:t>StatusLabel</w:t>
+                </w:r>
+                <w:proofErr w:type="spellEnd"/>
+              </w:p>
+            </w:tc>
+          </w:sdtContent>
+        </w:sdt>
         <w:tc>
           <w:tcPr>
             <w:tcW w:w="236" w:type="dxa"/>
@@ -393,9 +773,9 @@
                 <w:tag w:val="#BC:InsertDataItem,Labels/FinishedOnLabel"/>
                 <w:id w:val="500931782"/>
                 <w:placeholder>
-                  <w:docPart w:val="DF66177CBFFA47388B872CD7936BD8FF"/>
+                  <w:docPart w:val="EF1580381BD54EBA9DD4C898FFE72C28"/>
                 </w:placeholder>
-                <w:dataBinding w:prefixMappings="xmlns:ns0='urn:microsoft-dynamics-nav/reports/Qlty_General_Purpose_Inspect/20405/'" w:xpath="/ns0:NavWordReportXmlPart[1]/ns0:Labels[1]/ns0:FinishedOnLabel[1]" w:storeItemID="{17DA42EE-3024-4C2F-8931-9EB6F7151F21}"/>
+                <w:dataBinding w:prefixMappings="xmlns:ns0='urn:microsoft-dynamics-nav/reports/Qlty_General_Purpose_Inspect/20405/'" w:xpath="/ns0:NavWordReportXmlPart[1]/ns0:Labels[1]/ns0:FinishedOnLabel[1]" w:storeItemID="{F00BF611-06BA-436C-902A-C0D5E8DF929B}"/>
                 <w15:color w:val="808080"/>
                 <w:text/>
               </w:sdtPr>
@@ -456,9 +836,9 @@
                 <w:tag w:val="#BC:InsertDataItem,Labels/FinishedByLabel"/>
                 <w:id w:val="-927343786"/>
                 <w:placeholder>
-                  <w:docPart w:val="7427C850301144EDADD6A34A0BE51CB5"/>
+                  <w:docPart w:val="177C8F54E843474E9D66729F60BC6AC9"/>
                 </w:placeholder>
-                <w:dataBinding w:prefixMappings="xmlns:ns0='urn:microsoft-dynamics-nav/reports/Qlty_General_Purpose_Inspect/20405/'" w:xpath="/ns0:NavWordReportXmlPart[1]/ns0:Labels[1]/ns0:FinishedByLabel[1]" w:storeItemID="{17DA42EE-3024-4C2F-8931-9EB6F7151F21}"/>
+                <w:dataBinding w:prefixMappings="xmlns:ns0='urn:microsoft-dynamics-nav/reports/Qlty_General_Purpose_Inspect/20405/'" w:xpath="/ns0:NavWordReportXmlPart[1]/ns0:Labels[1]/ns0:FinishedByLabel[1]" w:storeItemID="{F00BF611-06BA-436C-902A-C0D5E8DF929B}"/>
                 <w15:color w:val="808080"/>
                 <w:text/>
               </w:sdtPr>
@@ -487,14 +867,13 @@
       <w:tr>
         <w:sdt>
           <w:sdtPr>
-            <w:alias w:val="InspectionInformation"/>
-            <w:tag w:val="#BC:InsertDataItem,DataItems/CurrentInspection/InspectionInformation"/>
-            <w:id w:val="-289510379"/>
+            <w:alias w:val="QltyInspection_Status"/>
+            <w:tag w:val="#BC:InsertDataItem,DataItems/CurrentInspection/QltyInspection_Status"/>
+            <w:id w:val="-1321263232"/>
             <w:placeholder>
-              <w:docPart w:val="A25D382DC26A4A4FA94FF29C06D215F6"/>
+              <w:docPart w:val="A9689DC10FCA4AB8B2FBD4965516AA95"/>
             </w:placeholder>
-            <w:dataBinding w:prefixMappings="xmlns:ns0='urn:microsoft-dynamics-nav/reports/Qlty_General_Purpose_Inspect/20405/'" w:xpath="/ns0:NavWordReportXmlPart[1]/ns0:CurrentInspection[1]/ns0:InspectionInformation[1]" w:storeItemID="{17DA42EE-3024-4C2F-8931-9EB6F7151F21}"/>
-            <w15:color w:val="808080"/>
+            <w:dataBinding w:prefixMappings="xmlns:ns0='urn:microsoft-dynamics-nav/reports/Qlty_General_Purpose_Inspect/20405/'" w:xpath="/ns0:NavWordReportXmlPart[1]/ns0:CurrentInspection[1]/ns0:QltyInspection_Status[1]" w:storeItemID="{F00BF611-06BA-436C-902A-C0D5E8DF929B}"/>
             <w:text/>
           </w:sdtPr>
           <w:sdtContent>
@@ -505,7 +884,7 @@
               <w:p>
                 <w:proofErr w:type="spellStart"/>
                 <w:r>
-                  <w:t>InspectionInformation</w:t>
+                  <w:t>QltyInspection_Status</w:t>
                 </w:r>
                 <w:proofErr w:type="spellEnd"/>
               </w:p>
@@ -520,13 +899,13 @@
         </w:tc>
         <w:sdt>
           <w:sdtPr>
-            <w:alias w:val="#Nav: /CurrentInspection/QltyInspection_Finished_Date"/>
-            <w:tag w:val="#Nav: Qlty_General_Purpose_Inspect/20405"/>
+            <w:alias w:val="QltyInspection_Finished_Date"/>
+            <w:tag w:val="#BC:InsertDataItem,DataItems/CurrentInspection/QltyInspection_Finished_Date"/>
             <w:id w:val="-850415512"/>
             <w:placeholder>
-              <w:docPart w:val="1E896787607645E0ABB983BFD537574D"/>
+              <w:docPart w:val="7C088C8E502F4EF4851F0572C8E78606"/>
             </w:placeholder>
-            <w:dataBinding w:prefixMappings="xmlns:ns0='urn:microsoft-dynamics-nav/reports/Qlty_General_Purpose_Inspect/20405/'" w:xpath="/ns0:NavWordReportXmlPart[1]/ns0:CurrentInspection[1]/ns0:QltyInspection_Finished_Date[1]" w:storeItemID="{17DA42EE-3024-4C2F-8931-9EB6F7151F21}"/>
+            <w:dataBinding w:prefixMappings="xmlns:ns0='urn:microsoft-dynamics-nav/reports/Qlty_General_Purpose_Inspect/20405/'" w:xpath="/ns0:NavWordReportXmlPart[1]/ns0:CurrentInspection[1]/ns0:QltyInspection_Finished_Date[1]" w:storeItemID="{F00BF611-06BA-436C-902A-C0D5E8DF929B}"/>
             <w:text/>
           </w:sdtPr>
           <w:sdtContent>
@@ -560,9 +939,9 @@
               <w:tag w:val="#BC:InsertDataItem,DataItems/CurrentInspection/QltyInspection_Finished_By_User_ID"/>
               <w:id w:val="-140812418"/>
               <w:placeholder>
-                <w:docPart w:val="E4B2EB81AEE240A29F9975B31C6BE17B"/>
+                <w:docPart w:val="1E2BBE0B3E9A4792BE7A6EEA7FD7B5B2"/>
               </w:placeholder>
-              <w:dataBinding w:prefixMappings="xmlns:ns0='urn:microsoft-dynamics-nav/reports/Qlty_General_Purpose_Inspect/20405/'" w:xpath="/ns0:NavWordReportXmlPart[1]/ns0:CurrentInspection[1]/ns0:QltyInspection_Finished_By_User_ID[1]" w:storeItemID="{17DA42EE-3024-4C2F-8931-9EB6F7151F21}"/>
+              <w:dataBinding w:prefixMappings="xmlns:ns0='urn:microsoft-dynamics-nav/reports/Qlty_General_Purpose_Inspect/20405/'" w:xpath="/ns0:NavWordReportXmlPart[1]/ns0:CurrentInspection[1]/ns0:QltyInspection_Finished_By_User_ID[1]" w:storeItemID="{F00BF611-06BA-436C-902A-C0D5E8DF929B}"/>
               <w15:color w:val="808080"/>
               <w:text/>
             </w:sdtPr>
@@ -584,6 +963,10 @@
         <w:tabs>
           <w:tab w:val="left" w:pos="4560"/>
         </w:tabs>
+        <w:rPr>
+          <w:sz w:val="4"/>
+          <w:szCs w:val="4"/>
+        </w:rPr>
       </w:pPr>
     </w:p>
     <w:tbl>
@@ -3927,354 +4310,6 @@
     </w:docPart>
     <w:docPart>
       <w:docPartPr>
-        <w:name w:val="19F040F6864B48A599C11E15E63169CB"/>
-        <w:category>
-          <w:name w:val="General"/>
-          <w:gallery w:val="placeholder"/>
-        </w:category>
-        <w:types>
-          <w:type w:val="bbPlcHdr"/>
-        </w:types>
-        <w:behaviors>
-          <w:behavior w:val="content"/>
-        </w:behaviors>
-        <w:guid w:val="{30278205-2DFB-4258-8819-FCC45DC88486}"/>
-      </w:docPartPr>
-      <w:docPartBody>
-        <w:p>
-          <w:pPr>
-            <w:pStyle w:val="19F040F6864B48A599C11E15E63169CB"/>
-          </w:pPr>
-          <w:r>
-            <w:rPr>
-              <w:rStyle w:val="PlaceholderText"/>
-            </w:rPr>
-            <w:t>Click or tap here to enter text.</w:t>
-          </w:r>
-        </w:p>
-      </w:docPartBody>
-    </w:docPart>
-    <w:docPart>
-      <w:docPartPr>
-        <w:name w:val="79CF619905ED4A029E02394C5DB96A90"/>
-        <w:category>
-          <w:name w:val="General"/>
-          <w:gallery w:val="placeholder"/>
-        </w:category>
-        <w:types>
-          <w:type w:val="bbPlcHdr"/>
-        </w:types>
-        <w:behaviors>
-          <w:behavior w:val="content"/>
-        </w:behaviors>
-        <w:guid w:val="{199BF6A6-A820-41F9-AC59-1CE9B985BCA4}"/>
-      </w:docPartPr>
-      <w:docPartBody>
-        <w:p>
-          <w:pPr>
-            <w:pStyle w:val="79CF619905ED4A029E02394C5DB96A90"/>
-          </w:pPr>
-          <w:r>
-            <w:rPr>
-              <w:rStyle w:val="PlaceholderText"/>
-            </w:rPr>
-            <w:t>Klik eller tryk her for at skrive tekst.</w:t>
-          </w:r>
-        </w:p>
-      </w:docPartBody>
-    </w:docPart>
-    <w:docPart>
-      <w:docPartPr>
-        <w:name w:val="89A6856229794EB18EFD4B388834A3AE"/>
-        <w:category>
-          <w:name w:val="General"/>
-          <w:gallery w:val="placeholder"/>
-        </w:category>
-        <w:types>
-          <w:type w:val="bbPlcHdr"/>
-        </w:types>
-        <w:behaviors>
-          <w:behavior w:val="content"/>
-        </w:behaviors>
-        <w:guid w:val="{2BF57FA3-3F75-4B53-8681-94ABF9183A2A}"/>
-      </w:docPartPr>
-      <w:docPartBody>
-        <w:p>
-          <w:pPr>
-            <w:pStyle w:val="89A6856229794EB18EFD4B388834A3AE"/>
-          </w:pPr>
-          <w:r>
-            <w:rPr>
-              <w:rStyle w:val="PlaceholderText"/>
-            </w:rPr>
-            <w:t>Klik eller tryk her for at skrive tekst.</w:t>
-          </w:r>
-        </w:p>
-      </w:docPartBody>
-    </w:docPart>
-    <w:docPart>
-      <w:docPartPr>
-        <w:name w:val="76494A0D615A4F6F8CAF6506B0486BC6"/>
-        <w:category>
-          <w:name w:val="General"/>
-          <w:gallery w:val="placeholder"/>
-        </w:category>
-        <w:types>
-          <w:type w:val="bbPlcHdr"/>
-        </w:types>
-        <w:behaviors>
-          <w:behavior w:val="content"/>
-        </w:behaviors>
-        <w:guid w:val="{C88086C0-F4B6-4C04-AAF8-9D5C093F4FD0}"/>
-      </w:docPartPr>
-      <w:docPartBody>
-        <w:p>
-          <w:pPr>
-            <w:pStyle w:val="76494A0D615A4F6F8CAF6506B0486BC6"/>
-          </w:pPr>
-          <w:r>
-            <w:rPr>
-              <w:rStyle w:val="PlaceholderText"/>
-            </w:rPr>
-            <w:t>Click or tap here to enter text.</w:t>
-          </w:r>
-        </w:p>
-      </w:docPartBody>
-    </w:docPart>
-    <w:docPart>
-      <w:docPartPr>
-        <w:name w:val="F76A7EA3722A4A529E0451006182A3B0"/>
-        <w:category>
-          <w:name w:val="General"/>
-          <w:gallery w:val="placeholder"/>
-        </w:category>
-        <w:types>
-          <w:type w:val="bbPlcHdr"/>
-        </w:types>
-        <w:behaviors>
-          <w:behavior w:val="content"/>
-        </w:behaviors>
-        <w:guid w:val="{485382F0-84D0-48EB-8D6C-E5B4394A47F4}"/>
-      </w:docPartPr>
-      <w:docPartBody>
-        <w:p>
-          <w:pPr>
-            <w:pStyle w:val="F76A7EA3722A4A529E0451006182A3B0"/>
-          </w:pPr>
-          <w:r>
-            <w:rPr>
-              <w:rStyle w:val="PlaceholderText"/>
-            </w:rPr>
-            <w:t>Click or tap here to enter text.</w:t>
-          </w:r>
-        </w:p>
-      </w:docPartBody>
-    </w:docPart>
-    <w:docPart>
-      <w:docPartPr>
-        <w:name w:val="E2B6192B7C8B44698D0543E9A92C0267"/>
-        <w:category>
-          <w:name w:val="General"/>
-          <w:gallery w:val="placeholder"/>
-        </w:category>
-        <w:types>
-          <w:type w:val="bbPlcHdr"/>
-        </w:types>
-        <w:behaviors>
-          <w:behavior w:val="content"/>
-        </w:behaviors>
-        <w:guid w:val="{808B666B-1F31-42AD-9B0F-1275E791EA99}"/>
-      </w:docPartPr>
-      <w:docPartBody>
-        <w:p>
-          <w:pPr>
-            <w:pStyle w:val="E2B6192B7C8B44698D0543E9A92C0267"/>
-          </w:pPr>
-          <w:r>
-            <w:rPr>
-              <w:rStyle w:val="PlaceholderText"/>
-            </w:rPr>
-            <w:t>Klik eller tryk her for at skrive tekst.</w:t>
-          </w:r>
-        </w:p>
-      </w:docPartBody>
-    </w:docPart>
-    <w:docPart>
-      <w:docPartPr>
-        <w:name w:val="4B63C69D6D7C41D682DF1FFDD1EDEBC3"/>
-        <w:category>
-          <w:name w:val="General"/>
-          <w:gallery w:val="placeholder"/>
-        </w:category>
-        <w:types>
-          <w:type w:val="bbPlcHdr"/>
-        </w:types>
-        <w:behaviors>
-          <w:behavior w:val="content"/>
-        </w:behaviors>
-        <w:guid w:val="{2F8C4F13-7F00-40AC-8DFA-4087856DB32E}"/>
-      </w:docPartPr>
-      <w:docPartBody>
-        <w:p>
-          <w:pPr>
-            <w:pStyle w:val="4B63C69D6D7C41D682DF1FFDD1EDEBC3"/>
-          </w:pPr>
-          <w:r>
-            <w:rPr>
-              <w:rStyle w:val="PlaceholderText"/>
-            </w:rPr>
-            <w:t>Klik eller tryk her for at skrive tekst.</w:t>
-          </w:r>
-        </w:p>
-      </w:docPartBody>
-    </w:docPart>
-    <w:docPart>
-      <w:docPartPr>
-        <w:name w:val="DF66177CBFFA47388B872CD7936BD8FF"/>
-        <w:category>
-          <w:name w:val="General"/>
-          <w:gallery w:val="placeholder"/>
-        </w:category>
-        <w:types>
-          <w:type w:val="bbPlcHdr"/>
-        </w:types>
-        <w:behaviors>
-          <w:behavior w:val="content"/>
-        </w:behaviors>
-        <w:guid w:val="{513489C9-6B6F-4DFA-9E53-B4D65C55C76D}"/>
-      </w:docPartPr>
-      <w:docPartBody>
-        <w:p>
-          <w:pPr>
-            <w:pStyle w:val="DF66177CBFFA47388B872CD7936BD8FF"/>
-          </w:pPr>
-          <w:r>
-            <w:rPr>
-              <w:rStyle w:val="PlaceholderText"/>
-            </w:rPr>
-            <w:t>Klik eller tryk her for at skrive tekst.</w:t>
-          </w:r>
-        </w:p>
-      </w:docPartBody>
-    </w:docPart>
-    <w:docPart>
-      <w:docPartPr>
-        <w:name w:val="7427C850301144EDADD6A34A0BE51CB5"/>
-        <w:category>
-          <w:name w:val="General"/>
-          <w:gallery w:val="placeholder"/>
-        </w:category>
-        <w:types>
-          <w:type w:val="bbPlcHdr"/>
-        </w:types>
-        <w:behaviors>
-          <w:behavior w:val="content"/>
-        </w:behaviors>
-        <w:guid w:val="{9144B5C3-ABB4-4BDA-A64D-F26695D37DDF}"/>
-      </w:docPartPr>
-      <w:docPartBody>
-        <w:p>
-          <w:pPr>
-            <w:pStyle w:val="7427C850301144EDADD6A34A0BE51CB5"/>
-          </w:pPr>
-          <w:r>
-            <w:rPr>
-              <w:rStyle w:val="PlaceholderText"/>
-            </w:rPr>
-            <w:t>Klik eller tryk her for at skrive tekst.</w:t>
-          </w:r>
-        </w:p>
-      </w:docPartBody>
-    </w:docPart>
-    <w:docPart>
-      <w:docPartPr>
-        <w:name w:val="A25D382DC26A4A4FA94FF29C06D215F6"/>
-        <w:category>
-          <w:name w:val="General"/>
-          <w:gallery w:val="placeholder"/>
-        </w:category>
-        <w:types>
-          <w:type w:val="bbPlcHdr"/>
-        </w:types>
-        <w:behaviors>
-          <w:behavior w:val="content"/>
-        </w:behaviors>
-        <w:guid w:val="{C4892563-691F-4716-8E6B-845A78EE8907}"/>
-      </w:docPartPr>
-      <w:docPartBody>
-        <w:p>
-          <w:pPr>
-            <w:pStyle w:val="A25D382DC26A4A4FA94FF29C06D215F6"/>
-          </w:pPr>
-          <w:r>
-            <w:rPr>
-              <w:rStyle w:val="PlaceholderText"/>
-            </w:rPr>
-            <w:t>Click or tap here to enter text.</w:t>
-          </w:r>
-        </w:p>
-      </w:docPartBody>
-    </w:docPart>
-    <w:docPart>
-      <w:docPartPr>
-        <w:name w:val="1E896787607645E0ABB983BFD537574D"/>
-        <w:category>
-          <w:name w:val="General"/>
-          <w:gallery w:val="placeholder"/>
-        </w:category>
-        <w:types>
-          <w:type w:val="bbPlcHdr"/>
-        </w:types>
-        <w:behaviors>
-          <w:behavior w:val="content"/>
-        </w:behaviors>
-        <w:guid w:val="{335CDA74-F96C-4D02-AED2-57E36E573316}"/>
-      </w:docPartPr>
-      <w:docPartBody>
-        <w:p>
-          <w:pPr>
-            <w:pStyle w:val="1E896787607645E0ABB983BFD537574D"/>
-          </w:pPr>
-          <w:r>
-            <w:rPr>
-              <w:rStyle w:val="PlaceholderText"/>
-            </w:rPr>
-            <w:t>Click or tap here to enter text.</w:t>
-          </w:r>
-        </w:p>
-      </w:docPartBody>
-    </w:docPart>
-    <w:docPart>
-      <w:docPartPr>
-        <w:name w:val="E4B2EB81AEE240A29F9975B31C6BE17B"/>
-        <w:category>
-          <w:name w:val="General"/>
-          <w:gallery w:val="placeholder"/>
-        </w:category>
-        <w:types>
-          <w:type w:val="bbPlcHdr"/>
-        </w:types>
-        <w:behaviors>
-          <w:behavior w:val="content"/>
-        </w:behaviors>
-        <w:guid w:val="{5CE1D298-12DE-4660-A7E1-36A746C04F85}"/>
-      </w:docPartPr>
-      <w:docPartBody>
-        <w:p>
-          <w:pPr>
-            <w:pStyle w:val="E4B2EB81AEE240A29F9975B31C6BE17B"/>
-          </w:pPr>
-          <w:r>
-            <w:rPr>
-              <w:rStyle w:val="PlaceholderText"/>
-            </w:rPr>
-            <w:t>Click or tap here to enter text.</w:t>
-          </w:r>
-        </w:p>
-      </w:docPartBody>
-    </w:docPart>
-    <w:docPart>
-      <w:docPartPr>
         <w:name w:val="284F04A4C5B44E9FAF1D142E96EE0688"/>
         <w:category>
           <w:name w:val="General"/>
@@ -4389,6 +4424,354 @@
         </w:p>
       </w:docPartBody>
     </w:docPart>
+    <w:docPart>
+      <w:docPartPr>
+        <w:name w:val="990021C44BBF4F709651B3122CCD3450"/>
+        <w:category>
+          <w:name w:val="General"/>
+          <w:gallery w:val="placeholder"/>
+        </w:category>
+        <w:types>
+          <w:type w:val="bbPlcHdr"/>
+        </w:types>
+        <w:behaviors>
+          <w:behavior w:val="content"/>
+        </w:behaviors>
+        <w:guid w:val="{AD040279-4BC6-4079-93B0-F63CE2949948}"/>
+      </w:docPartPr>
+      <w:docPartBody>
+        <w:p>
+          <w:pPr>
+            <w:pStyle w:val="990021C44BBF4F709651B3122CCD3450"/>
+          </w:pPr>
+          <w:r>
+            <w:rPr>
+              <w:rStyle w:val="PlaceholderText"/>
+            </w:rPr>
+            <w:t>Click or tap here to enter text.</w:t>
+          </w:r>
+        </w:p>
+      </w:docPartBody>
+    </w:docPart>
+    <w:docPart>
+      <w:docPartPr>
+        <w:name w:val="0F21C78CA3E74983A1521AEE312B1F7B"/>
+        <w:category>
+          <w:name w:val="General"/>
+          <w:gallery w:val="placeholder"/>
+        </w:category>
+        <w:types>
+          <w:type w:val="bbPlcHdr"/>
+        </w:types>
+        <w:behaviors>
+          <w:behavior w:val="content"/>
+        </w:behaviors>
+        <w:guid w:val="{3A9EB564-3D5D-418B-8B9F-5FFAE0BA2BE1}"/>
+      </w:docPartPr>
+      <w:docPartBody>
+        <w:p>
+          <w:pPr>
+            <w:pStyle w:val="0F21C78CA3E74983A1521AEE312B1F7B"/>
+          </w:pPr>
+          <w:r>
+            <w:rPr>
+              <w:rStyle w:val="PlaceholderText"/>
+            </w:rPr>
+            <w:t>Click or tap here to enter text.</w:t>
+          </w:r>
+        </w:p>
+      </w:docPartBody>
+    </w:docPart>
+    <w:docPart>
+      <w:docPartPr>
+        <w:name w:val="E5423A1F810A4C1EAD796CEEB15EDB50"/>
+        <w:category>
+          <w:name w:val="General"/>
+          <w:gallery w:val="placeholder"/>
+        </w:category>
+        <w:types>
+          <w:type w:val="bbPlcHdr"/>
+        </w:types>
+        <w:behaviors>
+          <w:behavior w:val="content"/>
+        </w:behaviors>
+        <w:guid w:val="{8210AA25-A8AB-4422-A7E8-A2EF098C5D8C}"/>
+      </w:docPartPr>
+      <w:docPartBody>
+        <w:p>
+          <w:pPr>
+            <w:pStyle w:val="E5423A1F810A4C1EAD796CEEB15EDB50"/>
+          </w:pPr>
+          <w:r>
+            <w:rPr>
+              <w:rStyle w:val="PlaceholderText"/>
+            </w:rPr>
+            <w:t>Click or tap here to enter text.</w:t>
+          </w:r>
+        </w:p>
+      </w:docPartBody>
+    </w:docPart>
+    <w:docPart>
+      <w:docPartPr>
+        <w:name w:val="9A3DDC399BA947CF86EF8E3FEDCB17CA"/>
+        <w:category>
+          <w:name w:val="General"/>
+          <w:gallery w:val="placeholder"/>
+        </w:category>
+        <w:types>
+          <w:type w:val="bbPlcHdr"/>
+        </w:types>
+        <w:behaviors>
+          <w:behavior w:val="content"/>
+        </w:behaviors>
+        <w:guid w:val="{A6D6C5D0-DC8B-4ACB-AEE0-13E2A4A245BA}"/>
+      </w:docPartPr>
+      <w:docPartBody>
+        <w:p>
+          <w:pPr>
+            <w:pStyle w:val="9A3DDC399BA947CF86EF8E3FEDCB17CA"/>
+          </w:pPr>
+          <w:r>
+            <w:rPr>
+              <w:rStyle w:val="PlaceholderText"/>
+            </w:rPr>
+            <w:t>Click or tap here to enter text.</w:t>
+          </w:r>
+        </w:p>
+      </w:docPartBody>
+    </w:docPart>
+    <w:docPart>
+      <w:docPartPr>
+        <w:name w:val="D1A17F6482F1432A920BFF525C88FEED"/>
+        <w:category>
+          <w:name w:val="General"/>
+          <w:gallery w:val="placeholder"/>
+        </w:category>
+        <w:types>
+          <w:type w:val="bbPlcHdr"/>
+        </w:types>
+        <w:behaviors>
+          <w:behavior w:val="content"/>
+        </w:behaviors>
+        <w:guid w:val="{C84B08C6-6D26-43F9-86C2-26A80C9440BE}"/>
+      </w:docPartPr>
+      <w:docPartBody>
+        <w:p>
+          <w:pPr>
+            <w:pStyle w:val="D1A17F6482F1432A920BFF525C88FEED"/>
+          </w:pPr>
+          <w:r>
+            <w:rPr>
+              <w:rStyle w:val="PlaceholderText"/>
+            </w:rPr>
+            <w:t>Klik eller tryk her for at skrive tekst.</w:t>
+          </w:r>
+        </w:p>
+      </w:docPartBody>
+    </w:docPart>
+    <w:docPart>
+      <w:docPartPr>
+        <w:name w:val="731EFA9C15E34A979C9308A9A403D9C3"/>
+        <w:category>
+          <w:name w:val="General"/>
+          <w:gallery w:val="placeholder"/>
+        </w:category>
+        <w:types>
+          <w:type w:val="bbPlcHdr"/>
+        </w:types>
+        <w:behaviors>
+          <w:behavior w:val="content"/>
+        </w:behaviors>
+        <w:guid w:val="{32DFF35B-7FED-431F-81E9-ADA40DAD0BD7}"/>
+      </w:docPartPr>
+      <w:docPartBody>
+        <w:p>
+          <w:pPr>
+            <w:pStyle w:val="731EFA9C15E34A979C9308A9A403D9C3"/>
+          </w:pPr>
+          <w:r>
+            <w:rPr>
+              <w:rStyle w:val="PlaceholderText"/>
+            </w:rPr>
+            <w:t>Klik eller tryk her for at skrive tekst.</w:t>
+          </w:r>
+        </w:p>
+      </w:docPartBody>
+    </w:docPart>
+    <w:docPart>
+      <w:docPartPr>
+        <w:name w:val="42A6006BF8E04CACAFD4DFE062E5680F"/>
+        <w:category>
+          <w:name w:val="General"/>
+          <w:gallery w:val="placeholder"/>
+        </w:category>
+        <w:types>
+          <w:type w:val="bbPlcHdr"/>
+        </w:types>
+        <w:behaviors>
+          <w:behavior w:val="content"/>
+        </w:behaviors>
+        <w:guid w:val="{0CBE74B1-55E1-4563-9D0F-C962C6E8AA3C}"/>
+      </w:docPartPr>
+      <w:docPartBody>
+        <w:p>
+          <w:pPr>
+            <w:pStyle w:val="42A6006BF8E04CACAFD4DFE062E5680F"/>
+          </w:pPr>
+          <w:r>
+            <w:rPr>
+              <w:rStyle w:val="PlaceholderText"/>
+            </w:rPr>
+            <w:t>Klik eller tryk her for at skrive tekst.</w:t>
+          </w:r>
+        </w:p>
+      </w:docPartBody>
+    </w:docPart>
+    <w:docPart>
+      <w:docPartPr>
+        <w:name w:val="EF1580381BD54EBA9DD4C898FFE72C28"/>
+        <w:category>
+          <w:name w:val="General"/>
+          <w:gallery w:val="placeholder"/>
+        </w:category>
+        <w:types>
+          <w:type w:val="bbPlcHdr"/>
+        </w:types>
+        <w:behaviors>
+          <w:behavior w:val="content"/>
+        </w:behaviors>
+        <w:guid w:val="{2F0DD725-C3C7-465C-9885-C51DA229829B}"/>
+      </w:docPartPr>
+      <w:docPartBody>
+        <w:p>
+          <w:pPr>
+            <w:pStyle w:val="EF1580381BD54EBA9DD4C898FFE72C28"/>
+          </w:pPr>
+          <w:r>
+            <w:rPr>
+              <w:rStyle w:val="PlaceholderText"/>
+            </w:rPr>
+            <w:t>Klik eller tryk her for at skrive tekst.</w:t>
+          </w:r>
+        </w:p>
+      </w:docPartBody>
+    </w:docPart>
+    <w:docPart>
+      <w:docPartPr>
+        <w:name w:val="177C8F54E843474E9D66729F60BC6AC9"/>
+        <w:category>
+          <w:name w:val="General"/>
+          <w:gallery w:val="placeholder"/>
+        </w:category>
+        <w:types>
+          <w:type w:val="bbPlcHdr"/>
+        </w:types>
+        <w:behaviors>
+          <w:behavior w:val="content"/>
+        </w:behaviors>
+        <w:guid w:val="{4DD30E36-981B-437D-97A9-2E1ABD9A2DBE}"/>
+      </w:docPartPr>
+      <w:docPartBody>
+        <w:p>
+          <w:pPr>
+            <w:pStyle w:val="177C8F54E843474E9D66729F60BC6AC9"/>
+          </w:pPr>
+          <w:r>
+            <w:rPr>
+              <w:rStyle w:val="PlaceholderText"/>
+            </w:rPr>
+            <w:t>Klik eller tryk her for at skrive tekst.</w:t>
+          </w:r>
+        </w:p>
+      </w:docPartBody>
+    </w:docPart>
+    <w:docPart>
+      <w:docPartPr>
+        <w:name w:val="A9689DC10FCA4AB8B2FBD4965516AA95"/>
+        <w:category>
+          <w:name w:val="General"/>
+          <w:gallery w:val="placeholder"/>
+        </w:category>
+        <w:types>
+          <w:type w:val="bbPlcHdr"/>
+        </w:types>
+        <w:behaviors>
+          <w:behavior w:val="content"/>
+        </w:behaviors>
+        <w:guid w:val="{71567953-2558-4C6A-98F6-326B2C6798DB}"/>
+      </w:docPartPr>
+      <w:docPartBody>
+        <w:p>
+          <w:pPr>
+            <w:pStyle w:val="A9689DC10FCA4AB8B2FBD4965516AA95"/>
+          </w:pPr>
+          <w:r>
+            <w:rPr>
+              <w:rStyle w:val="PlaceholderText"/>
+            </w:rPr>
+            <w:t>Click or tap here to enter text.</w:t>
+          </w:r>
+        </w:p>
+      </w:docPartBody>
+    </w:docPart>
+    <w:docPart>
+      <w:docPartPr>
+        <w:name w:val="7C088C8E502F4EF4851F0572C8E78606"/>
+        <w:category>
+          <w:name w:val="General"/>
+          <w:gallery w:val="placeholder"/>
+        </w:category>
+        <w:types>
+          <w:type w:val="bbPlcHdr"/>
+        </w:types>
+        <w:behaviors>
+          <w:behavior w:val="content"/>
+        </w:behaviors>
+        <w:guid w:val="{C65A6193-E1AB-48A6-A8A3-D1D463253EFF}"/>
+      </w:docPartPr>
+      <w:docPartBody>
+        <w:p>
+          <w:pPr>
+            <w:pStyle w:val="7C088C8E502F4EF4851F0572C8E78606"/>
+          </w:pPr>
+          <w:r>
+            <w:rPr>
+              <w:rStyle w:val="PlaceholderText"/>
+            </w:rPr>
+            <w:t>Click or tap here to enter text.</w:t>
+          </w:r>
+        </w:p>
+      </w:docPartBody>
+    </w:docPart>
+    <w:docPart>
+      <w:docPartPr>
+        <w:name w:val="1E2BBE0B3E9A4792BE7A6EEA7FD7B5B2"/>
+        <w:category>
+          <w:name w:val="General"/>
+          <w:gallery w:val="placeholder"/>
+        </w:category>
+        <w:types>
+          <w:type w:val="bbPlcHdr"/>
+        </w:types>
+        <w:behaviors>
+          <w:behavior w:val="content"/>
+        </w:behaviors>
+        <w:guid w:val="{669C23E1-C13A-4FB2-8266-9058F6B798A6}"/>
+      </w:docPartPr>
+      <w:docPartBody>
+        <w:p>
+          <w:pPr>
+            <w:pStyle w:val="1E2BBE0B3E9A4792BE7A6EEA7FD7B5B2"/>
+          </w:pPr>
+          <w:r>
+            <w:rPr>
+              <w:rStyle w:val="PlaceholderText"/>
+            </w:rPr>
+            <w:t>Click or tap here to enter text.</w:t>
+          </w:r>
+        </w:p>
+      </w:docPartBody>
+    </w:docPart>
   </w:docParts>
 </w:glossaryDocument>
 </file>
@@ -4470,6 +4853,7 @@
     <w:rsid w:val="00102FEE"/>
     <w:rsid w:val="00113F8A"/>
     <w:rsid w:val="00120CAC"/>
+    <w:rsid w:val="00141E17"/>
     <w:rsid w:val="0015384F"/>
     <w:rsid w:val="00162693"/>
     <w:rsid w:val="00165FC0"/>
@@ -4570,6 +4954,7 @@
     <w:rsid w:val="008D36FD"/>
     <w:rsid w:val="008D7932"/>
     <w:rsid w:val="008E6AF9"/>
+    <w:rsid w:val="0097307A"/>
     <w:rsid w:val="00980DD2"/>
     <w:rsid w:val="009950CB"/>
     <w:rsid w:val="00996A76"/>
@@ -4614,6 +4999,7 @@
     <w:rsid w:val="00D773DD"/>
     <w:rsid w:val="00D855FC"/>
     <w:rsid w:val="00D86738"/>
+    <w:rsid w:val="00DB31FF"/>
     <w:rsid w:val="00DC6E86"/>
     <w:rsid w:val="00DE546F"/>
     <w:rsid w:val="00E03319"/>
@@ -5099,7 +5485,7 @@
     <w:basedOn w:val="DefaultParagraphFont"/>
     <w:uiPriority w:val="99"/>
     <w:semiHidden/>
-    <w:rsid w:val="006A2D6F"/>
+    <w:rsid w:val="00DB31FF"/>
     <w:rPr>
       <w:color w:val="666666"/>
     </w:rPr>
@@ -5187,6 +5573,102 @@
   <w:style w:type="paragraph" w:customStyle="1" w:styleId="42E191C0690647B191CC0223A92899C0">
     <w:name w:val="42E191C0690647B191CC0223A92899C0"/>
     <w:rsid w:val="006A2D6F"/>
+  </w:style>
+  <w:style w:type="paragraph" w:customStyle="1" w:styleId="34B6F8BA26F646F68A37691271B3F55F">
+    <w:name w:val="34B6F8BA26F646F68A37691271B3F55F"/>
+    <w:rsid w:val="00DB31FF"/>
+  </w:style>
+  <w:style w:type="paragraph" w:customStyle="1" w:styleId="25460ED437A4496E89F0573E548663A5">
+    <w:name w:val="25460ED437A4496E89F0573E548663A5"/>
+    <w:rsid w:val="00DB31FF"/>
+  </w:style>
+  <w:style w:type="paragraph" w:customStyle="1" w:styleId="511BA055BCF742B28690006B1F16380D">
+    <w:name w:val="511BA055BCF742B28690006B1F16380D"/>
+    <w:rsid w:val="00DB31FF"/>
+  </w:style>
+  <w:style w:type="paragraph" w:customStyle="1" w:styleId="B349F19AEE6647BB8B04459D5FA2C6D9">
+    <w:name w:val="B349F19AEE6647BB8B04459D5FA2C6D9"/>
+    <w:rsid w:val="00DB31FF"/>
+  </w:style>
+  <w:style w:type="paragraph" w:customStyle="1" w:styleId="0FD075EFE21446879B6B79097EE77419">
+    <w:name w:val="0FD075EFE21446879B6B79097EE77419"/>
+    <w:rsid w:val="00DB31FF"/>
+  </w:style>
+  <w:style w:type="paragraph" w:customStyle="1" w:styleId="91C353EBBF4B4ACCA558C99BCBCE47CA">
+    <w:name w:val="91C353EBBF4B4ACCA558C99BCBCE47CA"/>
+    <w:rsid w:val="00DB31FF"/>
+  </w:style>
+  <w:style w:type="paragraph" w:customStyle="1" w:styleId="EF53A6F67B43469198ED944470F7D6F7">
+    <w:name w:val="EF53A6F67B43469198ED944470F7D6F7"/>
+    <w:rsid w:val="00DB31FF"/>
+  </w:style>
+  <w:style w:type="paragraph" w:customStyle="1" w:styleId="DD2D3415FECF40EE923D308A68EFC7BC">
+    <w:name w:val="DD2D3415FECF40EE923D308A68EFC7BC"/>
+    <w:rsid w:val="00DB31FF"/>
+  </w:style>
+  <w:style w:type="paragraph" w:customStyle="1" w:styleId="B07A359F6872421B82EF02B58F160D4D">
+    <w:name w:val="B07A359F6872421B82EF02B58F160D4D"/>
+    <w:rsid w:val="00DB31FF"/>
+  </w:style>
+  <w:style w:type="paragraph" w:customStyle="1" w:styleId="DA80B41F5E564B58A7CCB57A589BFD97">
+    <w:name w:val="DA80B41F5E564B58A7CCB57A589BFD97"/>
+    <w:rsid w:val="00DB31FF"/>
+  </w:style>
+  <w:style w:type="paragraph" w:customStyle="1" w:styleId="F548B251BC684357AF0411D8D89B8DBA">
+    <w:name w:val="F548B251BC684357AF0411D8D89B8DBA"/>
+    <w:rsid w:val="00DB31FF"/>
+  </w:style>
+  <w:style w:type="paragraph" w:customStyle="1" w:styleId="2072634B98D04DD69BF8BB4541314BC8">
+    <w:name w:val="2072634B98D04DD69BF8BB4541314BC8"/>
+    <w:rsid w:val="00DB31FF"/>
+  </w:style>
+  <w:style w:type="paragraph" w:customStyle="1" w:styleId="990021C44BBF4F709651B3122CCD3450">
+    <w:name w:val="990021C44BBF4F709651B3122CCD3450"/>
+    <w:rsid w:val="00DB31FF"/>
+  </w:style>
+  <w:style w:type="paragraph" w:customStyle="1" w:styleId="0F21C78CA3E74983A1521AEE312B1F7B">
+    <w:name w:val="0F21C78CA3E74983A1521AEE312B1F7B"/>
+    <w:rsid w:val="00DB31FF"/>
+  </w:style>
+  <w:style w:type="paragraph" w:customStyle="1" w:styleId="E5423A1F810A4C1EAD796CEEB15EDB50">
+    <w:name w:val="E5423A1F810A4C1EAD796CEEB15EDB50"/>
+    <w:rsid w:val="00DB31FF"/>
+  </w:style>
+  <w:style w:type="paragraph" w:customStyle="1" w:styleId="9A3DDC399BA947CF86EF8E3FEDCB17CA">
+    <w:name w:val="9A3DDC399BA947CF86EF8E3FEDCB17CA"/>
+    <w:rsid w:val="00DB31FF"/>
+  </w:style>
+  <w:style w:type="paragraph" w:customStyle="1" w:styleId="D1A17F6482F1432A920BFF525C88FEED">
+    <w:name w:val="D1A17F6482F1432A920BFF525C88FEED"/>
+    <w:rsid w:val="00DB31FF"/>
+  </w:style>
+  <w:style w:type="paragraph" w:customStyle="1" w:styleId="731EFA9C15E34A979C9308A9A403D9C3">
+    <w:name w:val="731EFA9C15E34A979C9308A9A403D9C3"/>
+    <w:rsid w:val="00DB31FF"/>
+  </w:style>
+  <w:style w:type="paragraph" w:customStyle="1" w:styleId="42A6006BF8E04CACAFD4DFE062E5680F">
+    <w:name w:val="42A6006BF8E04CACAFD4DFE062E5680F"/>
+    <w:rsid w:val="00DB31FF"/>
+  </w:style>
+  <w:style w:type="paragraph" w:customStyle="1" w:styleId="EF1580381BD54EBA9DD4C898FFE72C28">
+    <w:name w:val="EF1580381BD54EBA9DD4C898FFE72C28"/>
+    <w:rsid w:val="00DB31FF"/>
+  </w:style>
+  <w:style w:type="paragraph" w:customStyle="1" w:styleId="177C8F54E843474E9D66729F60BC6AC9">
+    <w:name w:val="177C8F54E843474E9D66729F60BC6AC9"/>
+    <w:rsid w:val="00DB31FF"/>
+  </w:style>
+  <w:style w:type="paragraph" w:customStyle="1" w:styleId="A9689DC10FCA4AB8B2FBD4965516AA95">
+    <w:name w:val="A9689DC10FCA4AB8B2FBD4965516AA95"/>
+    <w:rsid w:val="00DB31FF"/>
+  </w:style>
+  <w:style w:type="paragraph" w:customStyle="1" w:styleId="7C088C8E502F4EF4851F0572C8E78606">
+    <w:name w:val="7C088C8E502F4EF4851F0572C8E78606"/>
+    <w:rsid w:val="00DB31FF"/>
+  </w:style>
+  <w:style w:type="paragraph" w:customStyle="1" w:styleId="1E2BBE0B3E9A4792BE7A6EEA7FD7B5B2">
+    <w:name w:val="1E2BBE0B3E9A4792BE7A6EEA7FD7B5B2"/>
+    <w:rsid w:val="00DB31FF"/>
   </w:style>
 </w:styles>
 </file>
@@ -5533,7 +6015,13 @@
 </we:webextension>
 </file>
 
-<file path=customXml/item1.xml>��< ? x m l   v e r s i o n = " 1 . 0 "   e n c o d i n g = " u t f - 1 6 " ? > < N a v W o r d R e p o r t X m l P a r t   x m l n s = " u r n : m i c r o s o f t - d y n a m i c s - b u s i n e s s c e n t r a l / i n t e r n a l / e x t e n d e d / r e p o r t s / Q l t y _ G e n e r a l _ P u r p o s e _ I n s p e c t / 2 0 4 0 5 / " > +<file path=customXml/item1.xml><?xml version="1.0" encoding="utf-8"?>
+<b:Sources xmlns:b="http://schemas.openxmlformats.org/officeDocument/2006/bibliography" xmlns="http://schemas.openxmlformats.org/officeDocument/2006/bibliography" SelectedStyle="\APASixthEditionOfficeOnline.xsl" StyleName="APA" Version="6"/>
+</file>
+
+<file path=customXml/item2.xml>��< ? x m l   v e r s i o n = " 1 . 0 "   e n c o d i n g = " u t f - 1 6 " ? > + 
+ < N a v W o r d R e p o r t X m l P a r t   x m l n s = " u r n : m i c r o s o f t - d y n a m i c s - n a v / r e p o r t s / Q l t y _ G e n e r a l _ P u r p o s e _ I n s p e c t / 2 0 4 0 5 / " >   
      < B C R e p o r t I n f o r m a t i o n >   
@@ -5601,499 +6089,303 @@
  
      < L a b e l s >   
-         < D a t e L a b e l   E l e m e n t T y p e = " P a r a m e t e r "   E l e m e n t I d = " 7 9 3 8 1 7 7 7 7 "   D a t a T y p e = " S t r i n g " > D a t e L a b e l < / D a t e L a b e l > - 
-         < F i n i s h e d B y L a b e l   E l e m e n t T y p e = " P a r a m e t e r "   E l e m e n t I d = " 1 2 1 8 3 5 9 1 8 "   D a t a T y p e = " S t r i n g " > F i n i s h e d B y L a b e l < / F i n i s h e d B y L a b e l > - 
-         < F i n i s h e d O n L a b e l   E l e m e n t T y p e = " P a r a m e t e r "   E l e m e n t I d = " 1 9 3 5 3 2 6 4 3 2 "   D a t a T y p e = " S t r i n g " > F i n i s h e d O n L a b e l < / F i n i s h e d O n L a b e l > - 
-         < I n s p e c t i o n L a b e l   E l e m e n t T y p e = " P a r a m e t e r "   E l e m e n t I d = " 1 5 4 9 8 3 1 5 2 5 "   D a t a T y p e = " S t r i n g " > I n s p e c t i o n L a b e l < / I n s p e c t i o n L a b e l > - 
-         < I t e m L a b e l   E l e m e n t T y p e = " P a r a m e t e r "   E l e m e n t I d = " 1 0 8 2 0 2 8 9 7 4 "   D a t a T y p e = " S t r i n g " > I t e m L a b e l < / I t e m L a b e l > - 
-         < I t e m T r a c k i n g L a b e l   E l e m e n t T y p e = " P a r a m e t e r "   E l e m e n t I d = " 9 3 5 5 3 4 6 7 1 "   D a t a T y p e = " S t r i n g " > I t e m T r a c k i n g L a b e l < / I t e m T r a c k i n g L a b e l > - 
-         < L a s t M o d i f i e d B y L a b e l   E l e m e n t T y p e = " P a r a m e t e r "   E l e m e n t I d = " 9 3 1 4 2 8 2 9 1 "   D a t a T y p e = " S t r i n g " > L a s t M o d i f i e d B y L a b e l < / L a s t M o d i f i e d B y L a b e l > - 
-         < P a g e L a b e l   E l e m e n t T y p e = " P a r a m e t e r "   E l e m e n t I d = " 1 8 8 0 8 2 7 5 0 4 "   D a t a T y p e = " S t r i n g " > P a g e L a b e l < / P a g e L a b e l > - 
-         < R e p o r t T i t l e L a b e l   E l e m e n t T y p e = " P a r a m e t e r "   E l e m e n t I d = " 1 2 9 7 0 8 9 6 2 7 "   D a t a T y p e = " S t r i n g " > R e p o r t T i t l e L a b e l < / R e p o r t T i t l e L a b e l > - 
-         < R e s u l t L a b e l   E l e m e n t T y p e = " P a r a m e t e r "   E l e m e n t I d = " 4 0 7 6 0 6 8 8 6 "   D a t a T y p e = " S t r i n g " > R e s u l t L a b e l < / R e s u l t L a b e l > - 
-         < T e s t L a b e l   E l e m e n t T y p e = " P a r a m e t e r "   E l e m e n t I d = " 1 5 2 2 4 8 5 9 "   D a t a T y p e = " S t r i n g " > T e s t L a b e l < / T e s t L a b e l > - 
-         < T e s t V a l u e L a b e l   E l e m e n t T y p e = " P a r a m e t e r "   E l e m e n t I d = " 1 1 6 2 1 3 2 5 7 0 "   D a t a T y p e = " S t r i n g " > T e s t V a l u e L a b e l < / T e s t V a l u e L a b e l > +         < D a t e L a b e l > D a t e L a b e l < / D a t e L a b e l > + 
+         < F i n i s h e d B y L a b e l > F i n i s h e d B y L a b e l < / F i n i s h e d B y L a b e l > + 
+         < F i n i s h e d O n L a b e l > F i n i s h e d O n L a b e l < / F i n i s h e d O n L a b e l > + 
+         < I n s p e c t i o n D e s c r i p t i o n L a b e l > I n s p e c t i o n D e s c r i p t i o n L a b e l < / I n s p e c t i o n D e s c r i p t i o n L a b e l > + 
+         < I n s p e c t i o n L a b e l > I n s p e c t i o n L a b e l < / I n s p e c t i o n L a b e l > + 
+         < I t e m D e s c r i p t i o n L a b e l > I t e m D e s c r i p t i o n L a b e l < / I t e m D e s c r i p t i o n L a b e l > + 
+         < I t e m L a b e l > I t e m L a b e l < / I t e m L a b e l > + 
+         < I t e m T r a c k i n g L a b e l > I t e m T r a c k i n g L a b e l < / I t e m T r a c k i n g L a b e l > + 
+         < L a s t M o d i f i e d B y L a b e l > L a s t M o d i f i e d B y L a b e l < / L a s t M o d i f i e d B y L a b e l > + 
+         < P a g e L a b e l > P a g e L a b e l < / P a g e L a b e l > + 
+         < R e p o r t T i t l e L a b e l > R e p o r t T i t l e L a b e l < / R e p o r t T i t l e L a b e l > + 
+         < R e s u l t L a b e l > R e s u l t L a b e l < / R e s u l t L a b e l > + 
+         < S t a t u s L a b e l > S t a t u s L a b e l < / S t a t u s L a b e l > + 
+         < T e s t L a b e l > T e s t L a b e l < / T e s t L a b e l > + 
+         < T e s t V a l u e L a b e l > T e s t V a l u e L a b e l < / T e s t V a l u e L a b e l >   
      < / L a b e l s >   
-     < T o o l t i p s > - 
-         < T o o l t i p   c o l u m n = " Q l t y I n s p e c t i o n T e m p l a t e _ D e s c r i p t i o n "   E l e m e n t I d = " 1 6 5 2 0 6 9 5 9 8 " > - 
-             < T o o l t i p T e x t   l a n g = " e n - U S " > S p e c i f i e s   a n   e x p l a n a t i o n   o f   t h e   Q u a l i t y   I n s p e c t i o n   T e m p l a t e .   Y o u   c a n   e n t e r   a   m a x i m u m   o f   1 0 0   c h a r a c t e r s ,   b o t h   n u m b e r s   a n d   l e t t e r s . < / T o o l t i p T e x t > - 
-         < / T o o l t i p > - 
-         < T o o l t i p   c o l u m n = " Q l t y I n s p e c t i o n _ D e s c r i p t i o n "   E l e m e n t I d = " 7 3 9 0 1 9 9 1 0 " > - 
-             < T o o l t i p T e x t   l a n g = " e n - U S " > S p e c i f i e s   a   d e s c r i p t i o n   o f   t h e   Q u a l i t y   I n s p e c t i o n   i t s e l f . < / T o o l t i p T e x t > - 
-         < / T o o l t i p > - 
-         < T o o l t i p   c o l u m n = " Q l t y I n s p e c t i o n _ S t a t u s "   E l e m e n t I d = " 8 5 1 7 5 2 7 6 8 " > - 
-             < T o o l t i p T e x t   l a n g = " e n - U S " > S p e c i f i e s   t h e   s t a t u s   o f   t h e   i n s p e c t i o n .   N o   a d d i t i o n a l   c h a n g e s   c a n   b e   m a d e   t o   a   f i n i s h e d   Q u a l i t y   I n s p e c t i o n . < / T o o l t i p T e x t > - 
-         < / T o o l t i p > - 
-         < T o o l t i p   c o l u m n = " Q l t y I n s p e c t i o n _ R e s u l t _ C o d e "   E l e m e n t I d = " 1 8 0 7 0 7 7 0 6 5 " > - 
-             < T o o l t i p T e x t   l a n g = " e n - U S " > S p e c i f i e s   t h e   r e s u l t   i s   a u t o m a t i c a l l y   d e t e r m i n e d   b a s e d   o n   t h e   t e s t   v a l u e   a n d   r e s u l t   c o n f i g u r a t i o n . < / T o o l t i p T e x t > - 
-         < / T o o l t i p > - 
-         < T o o l t i p   c o l u m n = " Q l t y I n s p e c t i o n _ R e s u l t _ D e s c r i p t i o n "   E l e m e n t I d = " 8 1 0 5 3 8 1 8 8 " > - 
-             < T o o l t i p T e x t   l a n g = " e n - U S " > S p e c i f i e s   t h e   r e s u l t   d e s c r i p t i o n   f o r   t h i s   t e s t   r e s u l t .   T h e   r e s u l t   i s   a u t o m a t i c a l l y   d e t e r m i n e d   b a s e d   o n   t h e   t e s t   v a l u e   a n d   r e s u l t   c o n f i g u r a t i o n . < / T o o l t i p T e x t > - 
-         < / T o o l t i p > - 
-         < T o o l t i p   c o l u m n = " Q l t y I n s p e c t i o n _ N o "   E l e m e n t I d = " 2 1 2 0 6 1 5 7 4 9 " > - 
-             < T o o l t i p T e x t   l a n g = " e n - U S " > S p e c i f i e s   t h e   q u a l i t y   i n s p e c t i o n   d o c u m e n t   n u m b e r . < / T o o l t i p T e x t > - 
-         < / T o o l t i p > - 
-         < T o o l t i p   c o l u m n = " Q l t y I n s p e c t i o n _ R e i n s p e c t i o n N o "   E l e m e n t I d = " 7 5 1 7 3 5 6 " > - 
-             < T o o l t i p T e x t   l a n g = " e n - U S " > S p e c i f i e s   t h e   r e - i n s p e c t i o n   c o u n t e r . < / T o o l t i p T e x t > - 
-         < / T o o l t i p > - 
-         < T o o l t i p   c o l u m n = " Q l t y I n s p e c t i o n _ F i n i s h e d _ B y _ U s e r _ I D "   E l e m e n t I d = " 1 7 5 0 5 1 6 3 3 8 " > - 
-             < T o o l t i p T e x t   l a n g = " e n - U S " > S p e c i f i e s   t h e   u s e r   t h a t   f i n i s h e d   t h e   i n s p e c t i o n . < / T o o l t i p T e x t > - 
-         < / T o o l t i p > - 
-         < T o o l t i p   c o l u m n = " Q l t y I n s p e c t i o n _ F i n i s h e d _ D a t e "   E l e m e n t I d = " 1 8 3 4 1 2 2 7 6 5 " > - 
-             < T o o l t i p T e x t   l a n g = " e n - U S " > S p e c i f i e s   t h e   d a t e   t h a t   t h e   i n s p e c t i o n   w a s   f i n i s h e d . < / T o o l t i p T e x t > - 
-         < / T o o l t i p > - 
-         < T o o l t i p   c o l u m n = " Q l t y I n s p e c t i o n _ S o u r c e _ I t e m _ N o _ "   E l e m e n t I d = " 1 2 6 8 0 5 0 5 1 8 " > - 
-             < T o o l t i p T e x t   l a n g = " e n - U S " > S p e c i f i e s   t h e   i t e m   t h a t   t h e   Q u a l i t y   I n s p e c t i o n   i s   f o r .   W h e n   u s e d   w i t h   p r o d u c t i o n   o r d e r s   t h i s   t y p i c a l l y   r e f e r s   t o   t h e   i t e m   b e i n g   p r o d u c e d . < / T o o l t i p T e x t > - 
-         < / T o o l t i p > - 
-         < T o o l t i p   c o l u m n = " Q l t y I n s p e c t i o n _ S o u r c e _ I t e m _ D e s c r i p t i o n "   E l e m e n t I d = " 6 4 6 8 9 0 6 3 0 " > - 
-             < T o o l t i p T e x t   l a n g = " e n - U S " > S p e c i f i e s   a   d e s c r i p t i o n   o f   t h e   i t e m . < / T o o l t i p T e x t > - 
-         < / T o o l t i p > - 
-         < T o o l t i p   c o l u m n = " Q l t y I n s p e c t i o n _ S o u r c e _ I t e m _ D e s c r i p t i o n 2 "   E l e m e n t I d = " 1 2 7 9 3 6 9 3 5 2 " > - 
-             < T o o l t i p T e x t   l a n g = " e n - U S " > S p e c i f i e s   i n f o r m a t i o n   i n   a d d i t i o n   t o   t h e   d e s c r i p t i o n . < / T o o l t i p T e x t > - 
-         < / T o o l t i p > - 
-         < T o o l t i p   c o l u m n = " Q l t y I n s p e c t i o n _ S o u r c e _ V a r i a n t _ C o d e "   E l e m e n t I d = " 1 6 0 8 4 0 3 8 2 1 " > - 
-             < T o o l t i p T e x t   l a n g = " e n - U S " > S p e c i f i e s   t h e   i t e m   v a r i a n t   t h a t   t h e   Q u a l i t y   I n s p e c t i o n   i s   f o r .   W h e n   u s e d   w i t h   p r o d u c t i o n   o r d e r s   t h i s   t y p i c a l l y   r e f e r s   t o   t h e   i t e m   b e i n g   p r o d u c e d . < / T o o l t i p T e x t > - 
-         < / T o o l t i p > - 
-         < T o o l t i p   c o l u m n = " Q l t y I n s p e c t i o n _ S o u r c e _ L o t _ N o _ "   E l e m e n t I d = " 1 1 2 3 5 5 1 3 1 2 " > - 
-             < T o o l t i p T e x t   l a n g = " e n - U S " > S p e c i f i e s   t h e   l o t   n u m b e r   t h a t   t h e   q u a l i t y   i n s p e c t i o n   i s   f o r .   T h i s   i s   o n l y   u s e d   f o r   l o t   t r a c k e d   i t e m s . < / T o o l t i p T e x t > - 
-         < / T o o l t i p > - 
-         < T o o l t i p   c o l u m n = " Q l t y I n s p e c t i o n _ S o u r c e _ S e r i a l _ N o _ "   E l e m e n t I d = " 1 5 2 0 5 9 1 4 4 7 " > - 
-             < T o o l t i p T e x t   l a n g = " e n - U S " > S p e c i f i e s   t h e   s e r i a l   n u m b e r   t h a t   t h e   q u a l i t y   i n s p e c t i o n   i s   f o r .   T h i s   i s   o n l y   u s e d   f o r   s e r i a l   t r a c k e d   i t e m s . < / T o o l t i p T e x t > - 
-         < / T o o l t i p > - 
-         < T o o l t i p   c o l u m n = " Q l t y I n s p e c t i o n _ S o u r c e _ P a c k a g e _ N o _ "   E l e m e n t I d = " 1 9 6 1 1 2 9 9 7 " > - 
-             < T o o l t i p T e x t   l a n g = " e n - U S " > S p e c i f i e s   t h e   p a c k a g e   n u m b e r   t h a t   t h e   q u a l i t y   i n s p e c t i o n   i s   f o r .   T h i s   i s   o n l y   u s e d   f o r   p a c k a g e   t r a c k e d   i t e m s . < / T o o l t i p T e x t > - 
-         < / T o o l t i p > - 
-         < T o o l t i p   c o l u m n = " Q l t y I n s p e c t i o n _ S o u r c e _ D o c u m e n t _ N o _ "   E l e m e n t I d = " 1 6 7 5 9 1 6 2 8 8 " > - 
-             < T o o l t i p T e x t   l a n g = " e n - U S " > S p e c i f i e s   a   r e f e r e n c e   t o   t h e   d o c u m e n t   t h a t   t h i s   Q u a l i t y   I n s p e c t i o n   i s   r e f e r r i n g   t o .   T h i s   t y p i c a l l y   r e f e r s   t o   a   p r o d u c t i o n   o r d e r   d o c u m e n t   n u m b e r . < / T o o l t i p T e x t > - 
-         < / T o o l t i p > - 
-         < T o o l t i p   c o l u m n = " Q l t y I n s p e c t i o n _ S o u r c e _ T a s k _ N o _ "   E l e m e n t I d = " 3 8 4 6 4 4 1 8 2 " > - 
-             < T o o l t i p T e x t   l a n g = " e n - U S " > S p e c i f i e s   a   r e f e r e n c e   t o   t h e   s o u r c e   t a s k   n o .   t h a t   t h i s   Q u a l i t y   I n s p e c t i o n   i s   r e f e r r i n g   t o .   T h i s   t y p i c a l l y   r e f e r s   t o   a n   o p e r a t i o n . < / T o o l t i p T e x t > - 
-         < / T o o l t i p > - 
-         < T o o l t i p   c o l u m n = " Q l t y I n s p e c t i o n _ S o u r c e _ C u s t o m _ 1 "   E l e m e n t I d = " 5 4 6 4 5 3 7 6 5 " > - 
-             < T o o l t i p T e x t   l a n g = " e n - U S " > S p e c i f i e s   a d d i t i o n a l   i n f o r m a t i o n   f r o m   a   s o u r c e   r e c o r d . < / T o o l t i p T e x t > - 
-         < / T o o l t i p > - 
-         < T o o l t i p   c o l u m n = " Q l t y I n s p e c t i o n _ S o u r c e _ C u s t o m _ 2 "   E l e m e n t I d = " 1 8 3 5 4 2 3 6 8 0 " > - 
-             < T o o l t i p T e x t   l a n g = " e n - U S " > S p e c i f i e s   a d d i t i o n a l   i n f o r m a t i o n   f r o m   a   s o u r c e   r e c o r d . < / T o o l t i p T e x t > - 
-         < / T o o l t i p > - 
-         < T o o l t i p   c o l u m n = " Q l t y I n s p e c t i o n _ S o u r c e _ C u s t o m _ 3 "   E l e m e n t I d = " 1 8 2 1 8 4 6 9 9 9 " > - 
-             < T o o l t i p T e x t   l a n g = " e n - U S " > S p e c i f i e s   a d d i t i o n a l   i n f o r m a t i o n   f r o m   a   s o u r c e   r e c o r d . < / T o o l t i p T e x t > - 
-         < / T o o l t i p > - 
-         < T o o l t i p   c o l u m n = " Q l t y I n s p e c t i o n _ S o u r c e _ C u s t o m _ 4 "   E l e m e n t I d = " 1 3 6 6 6 3 6 0 8 6 " > - 
-             < T o o l t i p T e x t   l a n g = " e n - U S " > S p e c i f i e s   a d d i t i o n a l   i n f o r m a t i o n   f r o m   a   s o u r c e   r e c o r d . < / T o o l t i p T e x t > - 
-         < / T o o l t i p > - 
-         < T o o l t i p   c o l u m n = " Q l t y I n s p e c t i o n _ S o u r c e _ C u s t o m _ 5 "   E l e m e n t I d = " 2 0 0 4 3 3 2 7 0 3 " > - 
-             < T o o l t i p T e x t   l a n g = " e n - U S " > S p e c i f i e s   a d d i t i o n a l   i n f o r m a t i o n   f r o m   a   s o u r c e   r e c o r d . < / T o o l t i p T e x t > - 
-         < / T o o l t i p > - 
-         < T o o l t i p   c o l u m n = " Q l t y I n s p e c t i o n _ S o u r c e _ C u s t o m _ 6 "   E l e m e n t I d = " 9 1 2 4 2 8 5 2 " > - 
-             < T o o l t i p T e x t   l a n g = " e n - U S " > S p e c i f i e s   a d d i t i o n a l   i n f o r m a t i o n   f r o m   a   s o u r c e   r e c o r d . < / T o o l t i p T e x t > - 
-         < / T o o l t i p > - 
-         < T o o l t i p   c o l u m n = " Q l t y I n s p e c t i o n _ S o u r c e _ C u s t o m _ 7 "   E l e m e n t I d = " 7 2 8 9 3 9 4 6 9 " > - 
-             < T o o l t i p T e x t   l a n g = " e n - U S " > S p e c i f i e s   a d d i t i o n a l   i n f o r m a t i o n   f r o m   a   s o u r c e   r e c o r d . < / T o o l t i p T e x t > - 
-         < / T o o l t i p > - 
-         < T o o l t i p   c o l u m n = " Q l t y I n s p e c t i o n _ S o u r c e _ C u s t o m _ 8 "   E l e m e n t I d = " 3 7 7 5 4 4 7 4 2 " > - 
-             < T o o l t i p T e x t   l a n g = " e n - U S " > S p e c i f i e s   a d d i t i o n a l   i n f o r m a t i o n   f r o m   a   s o u r c e   r e c o r d . < / T o o l t i p T e x t > - 
-         < / T o o l t i p > - 
-         < T o o l t i p   c o l u m n = " Q l t y I n s p e c t i o n _ S o u r c e _ C u s t o m _ 9 "   E l e m e n t I d = " 2 6 0 1 5 1 8 7 5 " > - 
-             < T o o l t i p T e x t   l a n g = " e n - U S " > S p e c i f i e s   a d d i t i o n a l   i n f o r m a t i o n   f r o m   a   s o u r c e   r e c o r d . < / T o o l t i p T e x t > - 
-         < / T o o l t i p > - 
-         < T o o l t i p   c o l u m n = " Q l t y I n s p e c t i o n _ S o u r c e _ C u s t o m _ 1 0 "   E l e m e n t I d = " 1 5 3 7 6 5 2 9 2 5 " > - 
-             < T o o l t i p T e x t   l a n g = " e n - U S " > S p e c i f i e s   a d d i t i o n a l   i n f o r m a t i o n   f r o m   a   s o u r c e   r e c o r d . < / T o o l t i p T e x t > - 
-         < / T o o l t i p > - 
-         < T o o l t i p   c o l u m n = " F i e l d _ C o d e "   E l e m e n t I d = " 1 3 2 7 2 5 5 7 3 " > - 
-             < T o o l t i p T e x t   l a n g = " e n - U S " > S p e c i f i e s   t h e   f i e l d / q u e s t i o n / m e t r i c   i n   t h i s   t e s t . < / T o o l t i p T e x t > - 
-         < / T o o l t i p > - 
-         < T o o l t i p   c o l u m n = " F i e l d _ D e s c r i p t i o n "   E l e m e n t I d = " 1 4 6 8 6 2 1 2 9 8 " > - 
-             < T o o l t i p T e x t   l a n g = " e n - U S " > S p e c i f i e s   a   d e s c r i p t i o n   o f   t h e   f i e l d   a s   i t   i s   u s e d   o n   t h e   t e s t . < / T o o l t i p T e x t > - 
-         < / T o o l t i p > - 
-         < T o o l t i p   c o l u m n = " N u m e r i c _ V a l u e "   E l e m e n t I d = " 4 6 0 4 1 2 6 4 6 " > - 
-             < T o o l t i p T e x t   l a n g = " e n - U S " > S p e c i f i e s   a n   e v a l u a t e d   n u m e r i c   v a l u e   o f   T e s t   V a l u e   f o r   u s e   i n   c a l c u l a t i o n s   a n d   a n a l y s i s .   T h i s   v a l u e   i s   a u t o m a t i c a l l y   c a l c u l a t e d   w h e n   t h e   T e s t   V a l u e   i s   e n t e r e d   o r   m o d i f i e d   b a s e d   o n   t h e   c o n f i g u r a t i o n   o f   t h e   T e s t   V a l u e   a n d   i s   n o t   d i r e c t l y   e d i t a b l e . < / T o o l t i p T e x t > - 
-         < / T o o l t i p > - 
-         < T o o l t i p   c o l u m n = " F i e l d _ T y p e "   E l e m e n t I d = " 1 3 2 8 1 6 4 0 1 6 " > - 
-             < T o o l t i p T e x t   l a n g = " e n - U S " > S p e c i f i e s   t h e   d a t a   t y p e   o f   t h e   v a l u e s   y o u   c a n   e n t e r   o r   s e l e c t   f o r   t h i s   t e s t .   U s e   D e c i m a l   f o r   n u m e r i c a l   m e a s u r e m e n t s .   U s e   C h o i c e   t o   g i v e   a   l i s t   o f   o p t i o n s   t o   c h o o s e   f r o m .   I f   y o u   w a n t   t o   c h o o s e   o p t i o n s   f r o m   a n   e x i s t i n g   t a b l e ,   u s e   T a b l e   L o o k u p . < / T o o l t i p T e x t > - 
-         < / T o o l t i p > - 
-         < T o o l t i p   c o l u m n = " T e s t _ R e s u l t "   E l e m e n t I d = " 1 2 7 1 0 6 2 1 4 1 " > - 
-             < T o o l t i p T e x t   l a n g = " e n - U S " > S p e c i f i e s   t h e   r e s u l t   i s   a u t o m a t i c a l l y   d e t e r m i n e d   b a s e d   o n   t h e   t e s t   v a l u e   a n d   r e s u l t   c o n f i g u r a t i o n . < / T o o l t i p T e x t > - 
-         < / T o o l t i p > - 
-     < / T o o l t i p s > - 
-     < C u r r e n t I n s p e c t i o n   E l e m e n t T y p e = " D a t a I t e m "   E l e m e n t I d = " 1 7 4 7 8 9 7 9 7 8 " > - 
-         < A p p r o v e r N a m e L a b e l   E l e m e n t T y p e = " C o l u m n "   E l e m e n t I d = " 1 8 9 7 9 9 2 7 8 5 "   D a t a T y p e = " T e x t " > A p p r o v e r N a m e L a b e l < / A p p r o v e r N a m e L a b e l > - 
-         < A p p r o v e r S i g n a t u r e L a b e l   E l e m e n t T y p e = " C o l u m n "   E l e m e n t I d = " 1 0 3 4 5 1 7 9 4 "   D a t a T y p e = " T e x t " > A p p r o v e r S i g n a t u r e L a b e l < / A p p r o v e r S i g n a t u r e L a b e l > - 
-         < C O A C o n t a c t _ A l l   E l e m e n t T y p e = " C o l u m n "   E l e m e n t I d = " 1 5 9 3 9 3 0 3 4 6 "   D a t a T y p e = " T e x t " > C O A C o n t a c t _ A l l < / C O A C o n t a c t _ A l l > - 
-         < C O A C o n t a c t _ R o w 1   E l e m e n t T y p e = " C o l u m n "   E l e m e n t I d = " 1 2 7 0 2 3 9 7 3 2 "   D a t a T y p e = " T e x t " > C O A C o n t a c t _ R o w 1 < / C O A C o n t a c t _ R o w 1 > - 
-         < C O A C o n t a c t _ R o w 2   E l e m e n t T y p e = " C o l u m n "   E l e m e n t I d = " 6 4 2 8 5 0 1 1 9 "   D a t a T y p e = " T e x t " > C O A C o n t a c t _ R o w 2 < / C O A C o n t a c t _ R o w 2 > - 
-         < C O A C o n t a c t _ R o w 3   E l e m e n t T y p e = " C o l u m n "   E l e m e n t I d = " 5 1 5 3 5 0 2 "   D a t a T y p e = " T e x t " > C O A C o n t a c t _ R o w 3 < / C O A C o n t a c t _ R o w 3 > - 
-         < C O A C o n t a c t _ R o w 4   E l e m e n t T y p e = " C o l u m n "   E l e m e n t I d = " 1 1 1 1 6 3 7 7 1 3 "   D a t a T y p e = " T e x t " > C O A C o n t a c t _ R o w 4 < / C O A C o n t a c t _ R o w 4 > - 
-         < C O A C o n t a c t _ R o w 5   E l e m e n t T y p e = " C o l u m n "   E l e m e n t I d = " 4 7 3 9 4 1 0 9 6 "   D a t a T y p e = " T e x t " > C O A C o n t a c t _ R o w 5 < / C O A C o n t a c t _ R o w 5 > - 
-         < C O A C o n t a c t _ R o w 6   E l e m e n t T y p e = " C o l u m n "   E l e m e n t I d = " 1 9 0 7 9 3 6 3 4 9 "   D a t a T y p e = " T e x t " > C O A C o n t a c t _ R o w 6 < / C O A C o n t a c t _ R o w 6 > - 
-         < C O A C o n t a c t _ R o w 7   E l e m e n t T y p e = " C o l u m n "   E l e m e n t I d = " 1 7 4 9 3 3 4 3 3 0 "   D a t a T y p e = " T e x t " > C O A C o n t a c t _ R o w 7 < / C O A C o n t a c t _ R o w 7 > - 
-         < C O A C o n t a c t _ R o w 8   E l e m e n t T y p e = " C o l u m n "   E l e m e n t I d = " 1 4 3 9 1 4 8 7 5 5 "   D a t a T y p e = " T e x t " > C O A C o n t a c t _ R o w 8 < / C O A C o n t a c t _ R o w 8 > - 
-         < C o m p a n y I n f o r m a t i o n _ A l l   E l e m e n t T y p e = " C o l u m n "   E l e m e n t I d = " 7 6 1 9 7 4 8 2 4 "   D a t a T y p e = " T e x t " > C o m p a n y I n f o r m a t i o n _ A l l < / C o m p a n y I n f o r m a t i o n _ A l l > - 
-         < C o m p a n y I n f o r m a t i o n _ R o w 1   E l e m e n t T y p e = " C o l u m n "   E l e m e n t I d = " 1 8 4 3 2 1 2 8 9 4 "   D a t a T y p e = " T e x t " > C o m p a n y I n f o r m a t i o n _ R o w 1 < / C o m p a n y I n f o r m a t i o n _ R o w 1 > - 
-         < C o m p a n y I n f o r m a t i o n _ R o w 2   E l e m e n t T y p e = " C o l u m n "   E l e m e n t I d = " 1 8 1 4 0 5 7 7 8 5 "   D a t a T y p e = " T e x t " > C o m p a n y I n f o r m a t i o n _ R o w 2 < / C o m p a n y I n f o r m a t i o n _ R o w 2 > - 
-         < C o m p a n y I n f o r m a t i o n _ R o w 3   E l e m e n t T y p e = " C o l u m n "   E l e m e n t I d = " 1 1 7 6 3 6 1 1 6 8 "   D a t a T y p e = " T e x t " > C o m p a n y I n f o r m a t i o n _ R o w 3 < / C o m p a n y I n f o r m a t i o n _ R o w 3 > - 
-         < C o m p a n y I n f o r m a t i o n _ R o w 4   E l e m e n t T y p e = " C o l u m n "   E l e m e n t I d = " 1 3 4 5 2 7 0 1 9 1 "   D a t a T y p e = " T e x t " > C o m p a n y I n f o r m a t i o n _ R o w 4 < / C o m p a n y I n f o r m a t i o n _ R o w 4 > - 
-         < C o m p a n y I n f o r m a t i o n _ R o w 5   E l e m e n t T y p e = " C o l u m n "   E l e m e n t I d = " 7 0 7 5 7 3 5 7 4 "   D a t a T y p e = " T e x t " > C o m p a n y I n f o r m a t i o n _ R o w 5 < / C o m p a n y I n f o r m a t i o n _ R o w 5 > - 
-         < C o m p a n y I n f o r m a t i o n _ R o w 6   E l e m e n t T y p e = " C o l u m n "   E l e m e n t I d = " 6 9 8 7 6 9 5 7 "   D a t a T y p e = " T e x t " > C o m p a n y I n f o r m a t i o n _ R o w 6 < / C o m p a n y I n f o r m a t i o n _ R o w 6 > - 
-         < C o m p a n y I n f o r m a t i o n _ R o w 7   E l e m e n t T y p e = " C o l u m n "   E l e m e n t I d = " 5 6 7 8 1 9 6 6 0 "   D a t a T y p e = " T e x t " > C o m p a n y I n f o r m a t i o n _ R o w 7 < / C o m p a n y I n f o r m a t i o n _ R o w 7 > - 
-         < C o m p a n y I n f o r m a t i o n _ R o w 8   E l e m e n t T y p e = " C o l u m n "   E l e m e n t I d = " 3 9 8 9 1 0 6 3 7 "   D a t a T y p e = " T e x t " > C o m p a n y I n f o r m a t i o n _ R o w 8 < / C o m p a n y I n f o r m a t i o n _ R o w 8 > - 
-         < C o m p a n y L o g o   E l e m e n t T y p e = " C o l u m n "   E l e m e n t I d = " 2 3 7 6 9 1 5 1 "   D a t a T y p e = " B l o b " / > - 
-         < E m a i l L a b e l   E l e m e n t T y p e = " C o l u m n "   E l e m e n t I d = " 7 7 1 8 8 7 1 3 5 "   D a t a T y p e = " T e x t " > E m a i l L a b e l < / E m a i l L a b e l > - 
-         < E m a i l V a l u e   E l e m e n t T y p e = " C o l u m n "   E l e m e n t I d = " 3 8 8 1 2 2 7 6 2 "   D a t a T y p e = " T e x t " > E m a i l V a l u e < / E m a i l V a l u e > - 
-         < F i n i s h e d B y N a m e L a b e l   E l e m e n t T y p e = " C o l u m n "   E l e m e n t I d = " 2 1 0 1 0 0 9 6 5 1 "   D a t a T y p e = " T e x t " > F i n i s h e d B y N a m e L a b e l < / F i n i s h e d B y N a m e L a b e l > - 
-         < F i n i s h e d B y S i g n a t u r e L a b e l   E l e m e n t T y p e = " C o l u m n "   E l e m e n t I d = " 2 0 7 1 3 1 2 7 2 2 "   D a t a T y p e = " T e x t " > F i n i s h e d B y S i g n a t u r e L a b e l < / F i n i s h e d B y S i g n a t u r e L a b e l > - 
-         < H o m e P a g e L a b e l   E l e m e n t T y p e = " C o l u m n "   E l e m e n t I d = " 4 6 2 3 7 4 2 3 1 "   D a t a T y p e = " T e x t " > H o m e P a g e L a b e l < / H o m e P a g e L a b e l > - 
-         < H o m e P a g e V a l u e   E l e m e n t T y p e = " C o l u m n "   E l e m e n t I d = " 5 3 3 5 1 4 0 3 4 "   D a t a T y p e = " T e x t " > H o m e P a g e V a l u e < / H o m e P a g e V a l u e > - 
-         < I n s p e c t i o n I n f o r m a t i o n   E l e m e n t T y p e = " C o l u m n "   E l e m e n t I d = " 1 5 3 2 8 6 0 1 9 9 "   D a t a T y p e = " T e x t " > I n s p e c t i o n I n f o r m a t i o n < / I n s p e c t i o n I n f o r m a t i o n > - 
-         < I t e m D e s c r i p t i o n   E l e m e n t T y p e = " C o l u m n "   E l e m e n t I d = " 1 9 6 5 3 9 3 7 9 0 "   D a t a T y p e = " T e x t " > I t e m D e s c r i p t i o n < / I t e m D e s c r i p t i o n > - 
-         < I t e m T r a c k i n g D e s c r i p t i o n   E l e m e n t T y p e = " C o l u m n "   E l e m e n t I d = " 1 1 1 7 1 0 3 3 4 5 "   D a t a T y p e = " T e x t " > I t e m T r a c k i n g D e s c r i p t i o n < / I t e m T r a c k i n g D e s c r i p t i o n > - 
-         < P h o n e N o L a b e l   E l e m e n t T y p e = " C o l u m n "   E l e m e n t I d = " 1 6 1 4 5 2 6 0 7 8 "   D a t a T y p e = " T e x t " > P h o n e N o L a b e l < / P h o n e N o L a b e l > - 
-         < P h o n e N o V a l u e   E l e m e n t T y p e = " C o l u m n "   E l e m e n t I d = " 1 2 8 6 6 4 9 7 8 1 "   D a t a T y p e = " T e x t " > P h o n e N o V a l u e < / P h o n e N o V a l u e > - 
-         < Q l t y I n s p e c t i o n T e m p l a t e _ D e s c r i p t i o n   E l e m e n t T y p e = " C o l u m n "   E l e m e n t I d = " 1 6 5 2 0 6 9 5 9 8 "   D a t a T y p e = " T e x t " > Q l t y I n s p e c t i o n T e m p l a t e _ D e s c r i p t i o n < / Q l t y I n s p e c t i o n T e m p l a t e _ D e s c r i p t i o n > - 
-         < Q l t y I n s p e c t i o n _ A p p r o v e r _ N a m e   E l e m e n t T y p e = " C o l u m n "   E l e m e n t I d = " 2 0 5 9 0 7 9 3 2 1 "   D a t a T y p e = " T e x t " > Q l t y I n s p e c t i o n _ A p p r o v e r _ N a m e < / Q l t y I n s p e c t i o n _ A p p r o v e r _ N a m e > - 
-         < Q l t y I n s p e c t i o n _ A p p r o v e r _ T i t l e   E l e m e n t T y p e = " C o l u m n "   E l e m e n t I d = " 4 7 5 7 2 7 8 9 8 "   D a t a T y p e = " T e x t " > Q l t y I n s p e c t i o n _ A p p r o v e r _ T i t l e < / Q l t y I n s p e c t i o n _ A p p r o v e r _ T i t l e > - 
-         < Q l t y I n s p e c t i o n _ D e s c r i p t i o n   E l e m e n t T y p e = " C o l u m n "   E l e m e n t I d = " 7 3 9 0 1 9 9 1 0 "   D a t a T y p e = " T e x t " > Q l t y I n s p e c t i o n _ D e s c r i p t i o n < / Q l t y I n s p e c t i o n _ D e s c r i p t i o n > - 
-         < Q l t y I n s p e c t i o n _ F i n i s h e d _ B y _ E m a i l   E l e m e n t T y p e = " C o l u m n "   E l e m e n t I d = " 1 5 2 1 1 3 4 6 3 1 "   D a t a T y p e = " T e x t " > Q l t y I n s p e c t i o n _ F i n i s h e d _ B y _ E m a i l < / Q l t y I n s p e c t i o n _ F i n i s h e d _ B y _ E m a i l > - 
-         < Q l t y I n s p e c t i o n _ F i n i s h e d _ B y _ P h o n e   E l e m e n t T y p e = " C o l u m n "   E l e m e n t I d = " 3 4 7 5 5 7 6 2 5 "   D a t a T y p e = " T e x t " > Q l t y I n s p e c t i o n _ F i n i s h e d _ B y _ P h o n e < / Q l t y I n s p e c t i o n _ F i n i s h e d _ B y _ P h o n e > - 
-         < Q l t y I n s p e c t i o n _ F i n i s h e d _ B y _ T i t l e   E l e m e n t T y p e = " C o l u m n "   E l e m e n t I d = " 4 6 0 0 4 5 6 8 3 "   D a t a T y p e = " T e x t " > Q l t y I n s p e c t i o n _ F i n i s h e d _ B y _ T i t l e < / Q l t y I n s p e c t i o n _ F i n i s h e d _ B y _ T i t l e > - 
-         < Q l t y I n s p e c t i o n _ F i n i s h e d _ B y _ U s e r N a m e   E l e m e n t T y p e = " C o l u m n "   E l e m e n t I d = " 1 9 5 3 6 1 2 5 3 1 "   D a t a T y p e = " T e x t " > Q l t y I n s p e c t i o n _ F i n i s h e d _ B y _ U s e r N a m e < / Q l t y I n s p e c t i o n _ F i n i s h e d _ B y _ U s e r N a m e > - 
-         < Q l t y I n s p e c t i o n _ F i n i s h e d _ B y _ U s e r _ I D   E l e m e n t T y p e = " C o l u m n "   E l e m e n t I d = " 1 7 5 0 5 1 6 3 3 8 "   D a t a T y p e = " C o d e " > Q l t y I n s p e c t i o n _ F i n i s h e d _ B y _ U s e r _ I D < / Q l t y I n s p e c t i o n _ F i n i s h e d _ B y _ U s e r _ I D > - 
-         < Q l t y I n s p e c t i o n _ F i n i s h e d _ D a t e   E l e m e n t T y p e = " C o l u m n "   E l e m e n t I d = " 1 8 3 4 1 2 2 7 6 5 "   D a t a T y p e = " D a t e T i m e " > Q l t y I n s p e c t i o n _ F i n i s h e d _ D a t e < / Q l t y I n s p e c t i o n _ F i n i s h e d _ D a t e > - 
-         < Q l t y I n s p e c t i o n _ N o   E l e m e n t T y p e = " C o l u m n "   E l e m e n t I d = " 2 1 2 0 6 1 5 7 4 9 "   D a t a T y p e = " C o d e " > Q l t y I n s p e c t i o n _ N o < / Q l t y I n s p e c t i o n _ N o > - 
-         < Q l t y I n s p e c t i o n _ R e i n s p e c t i o n N o   E l e m e n t T y p e = " C o l u m n "   E l e m e n t I d = " 7 5 1 7 3 5 6 "   D a t a T y p e = " I n t e g e r " > Q l t y I n s p e c t i o n _ R e i n s p e c t i o n N o < / Q l t y I n s p e c t i o n _ R e i n s p e c t i o n N o > - 
-         < Q l t y I n s p e c t i o n _ R e s u l t _ C o d e   E l e m e n t T y p e = " C o l u m n "   E l e m e n t I d = " 1 8 0 7 0 7 7 0 6 5 "   D a t a T y p e = " C o d e " > Q l t y I n s p e c t i o n _ R e s u l t _ C o d e < / Q l t y I n s p e c t i o n _ R e s u l t _ C o d e > - 
-         < Q l t y I n s p e c t i o n _ R e s u l t _ D e s c r i p t i o n   E l e m e n t T y p e = " C o l u m n "   E l e m e n t I d = " 8 1 0 5 3 8 1 8 8 "   D a t a T y p e = " T e x t " > Q l t y I n s p e c t i o n _ R e s u l t _ D e s c r i p t i o n < / Q l t y I n s p e c t i o n _ R e s u l t _ D e s c r i p t i o n > - 
-         < Q l t y I n s p e c t i o n _ S o u r c e _ C u s t o m _ 1   E l e m e n t T y p e = " C o l u m n "   E l e m e n t I d = " 5 4 6 4 5 3 7 6 5 "   D a t a T y p e = " T e x t " > Q l t y I n s p e c t i o n _ S o u r c e _ C u s t o m _ 1 < / Q l t y I n s p e c t i o n _ S o u r c e _ C u s t o m _ 1 > - 
-         < Q l t y I n s p e c t i o n _ S o u r c e _ C u s t o m _ 1 0   E l e m e n t T y p e = " C o l u m n "   E l e m e n t I d = " 1 5 3 7 6 5 2 9 2 5 "   D a t a T y p e = " D e c i m a l " > Q l t y I n s p e c t i o n _ S o u r c e _ C u s t o m _ 1 0 < / Q l t y I n s p e c t i o n _ S o u r c e _ C u s t o m _ 1 0 > - 
-         < Q l t y I n s p e c t i o n _ S o u r c e _ C u s t o m _ 2   E l e m e n t T y p e = " C o l u m n "   E l e m e n t I d = " 1 8 3 5 4 2 3 6 8 0 "   D a t a T y p e = " T e x t " > Q l t y I n s p e c t i o n _ S o u r c e _ C u s t o m _ 2 < / Q l t y I n s p e c t i o n _ S o u r c e _ C u s t o m _ 2 > - 
-         < Q l t y I n s p e c t i o n _ S o u r c e _ C u s t o m _ 3   E l e m e n t T y p e = " C o l u m n "   E l e m e n t I d = " 1 8 2 1 8 4 6 9 9 9 "   D a t a T y p e = " T e x t " > Q l t y I n s p e c t i o n _ S o u r c e _ C u s t o m _ 3 < / Q l t y I n s p e c t i o n _ S o u r c e _ C u s t o m _ 3 > - 
-         < Q l t y I n s p e c t i o n _ S o u r c e _ C u s t o m _ 4   E l e m e n t T y p e = " C o l u m n "   E l e m e n t I d = " 1 3 6 6 6 3 6 0 8 6 "   D a t a T y p e = " T e x t " > Q l t y I n s p e c t i o n _ S o u r c e _ C u s t o m _ 4 < / Q l t y I n s p e c t i o n _ S o u r c e _ C u s t o m _ 4 > - 
-         < Q l t y I n s p e c t i o n _ S o u r c e _ C u s t o m _ 5   E l e m e n t T y p e = " C o l u m n "   E l e m e n t I d = " 2 0 0 4 3 3 2 7 0 3 "   D a t a T y p e = " T e x t " > Q l t y I n s p e c t i o n _ S o u r c e _ C u s t o m _ 5 < / Q l t y I n s p e c t i o n _ S o u r c e _ C u s t o m _ 5 > - 
-         < Q l t y I n s p e c t i o n _ S o u r c e _ C u s t o m _ 6   E l e m e n t T y p e = " C o l u m n "   E l e m e n t I d = " 9 1 2 4 2 8 5 2 "   D a t a T y p e = " T e x t " > Q l t y I n s p e c t i o n _ S o u r c e _ C u s t o m _ 6 < / Q l t y I n s p e c t i o n _ S o u r c e _ C u s t o m _ 6 > - 
-         < Q l t y I n s p e c t i o n _ S o u r c e _ C u s t o m _ 7   E l e m e n t T y p e = " C o l u m n "   E l e m e n t I d = " 7 2 8 9 3 9 4 6 9 "   D a t a T y p e = " I n t e g e r " > Q l t y I n s p e c t i o n _ S o u r c e _ C u s t o m _ 7 < / Q l t y I n s p e c t i o n _ S o u r c e _ C u s t o m _ 7 > - 
-         < Q l t y I n s p e c t i o n _ S o u r c e _ C u s t o m _ 8   E l e m e n t T y p e = " C o l u m n "   E l e m e n t I d = " 3 7 7 5 4 4 7 4 2 "   D a t a T y p e = " I n t e g e r " > Q l t y I n s p e c t i o n _ S o u r c e _ C u s t o m _ 8 < / Q l t y I n s p e c t i o n _ S o u r c e _ C u s t o m _ 8 > - 
-         < Q l t y I n s p e c t i o n _ S o u r c e _ C u s t o m _ 9   E l e m e n t T y p e = " C o l u m n "   E l e m e n t I d = " 2 6 0 1 5 1 8 7 5 "   D a t a T y p e = " D e c i m a l " > Q l t y I n s p e c t i o n _ S o u r c e _ C u s t o m _ 9 < / Q l t y I n s p e c t i o n _ S o u r c e _ C u s t o m _ 9 > - 
-         < Q l t y I n s p e c t i o n _ S o u r c e _ D o c u m e n t _ N o _   E l e m e n t T y p e = " C o l u m n "   E l e m e n t I d = " 1 6 7 5 9 1 6 2 8 8 "   D a t a T y p e = " C o d e " > Q l t y I n s p e c t i o n _ S o u r c e _ D o c u m e n t _ N o _ < / Q l t y I n s p e c t i o n _ S o u r c e _ D o c u m e n t _ N o _ > - 
-         < Q l t y I n s p e c t i o n _ S o u r c e _ I t e m _ D e s c r i p t i o n   E l e m e n t T y p e = " C o l u m n "   E l e m e n t I d = " 6 4 6 8 9 0 6 3 0 "   D a t a T y p e = " T e x t " > Q l t y I n s p e c t i o n _ S o u r c e _ I t e m _ D e s c r i p t i o n < / Q l t y I n s p e c t i o n _ S o u r c e _ I t e m _ D e s c r i p t i o n > - 
-         < Q l t y I n s p e c t i o n _ S o u r c e _ I t e m _ D e s c r i p t i o n 2   E l e m e n t T y p e = " C o l u m n "   E l e m e n t I d = " 1 2 7 9 3 6 9 3 5 2 "   D a t a T y p e = " T e x t " > Q l t y I n s p e c t i o n _ S o u r c e _ I t e m _ D e s c r i p t i o n 2 < / Q l t y I n s p e c t i o n _ S o u r c e _ I t e m _ D e s c r i p t i o n 2 > - 
-         < Q l t y I n s p e c t i o n _ S o u r c e _ I t e m _ N o _   E l e m e n t T y p e = " C o l u m n "   E l e m e n t I d = " 1 2 6 8 0 5 0 5 1 8 "   D a t a T y p e = " C o d e " > Q l t y I n s p e c t i o n _ S o u r c e _ I t e m _ N o _ < / Q l t y I n s p e c t i o n _ S o u r c e _ I t e m _ N o _ > - 
-         < Q l t y I n s p e c t i o n _ S o u r c e _ L o t _ N o _   E l e m e n t T y p e = " C o l u m n "   E l e m e n t I d = " 1 1 2 3 5 5 1 3 1 2 "   D a t a T y p e = " C o d e " > Q l t y I n s p e c t i o n _ S o u r c e _ L o t _ N o _ < / Q l t y I n s p e c t i o n _ S o u r c e _ L o t _ N o _ > - 
-         < Q l t y I n s p e c t i o n _ S o u r c e _ P a c k a g e _ N o _   E l e m e n t T y p e = " C o l u m n "   E l e m e n t I d = " 1 9 6 1 1 2 9 9 7 "   D a t a T y p e = " C o d e " > Q l t y I n s p e c t i o n _ S o u r c e _ P a c k a g e _ N o _ < / Q l t y I n s p e c t i o n _ S o u r c e _ P a c k a g e _ N o _ > - 
-         < Q l t y I n s p e c t i o n _ S o u r c e _ S e r i a l _ N o _   E l e m e n t T y p e = " C o l u m n "   E l e m e n t I d = " 1 5 2 0 5 9 1 4 4 7 "   D a t a T y p e = " C o d e " > Q l t y I n s p e c t i o n _ S o u r c e _ S e r i a l _ N o _ < / Q l t y I n s p e c t i o n _ S o u r c e _ S e r i a l _ N o _ > - 
-         < Q l t y I n s p e c t i o n _ S o u r c e _ T a s k _ N o _   E l e m e n t T y p e = " C o l u m n "   E l e m e n t I d = " 3 8 4 6 4 4 1 8 2 "   D a t a T y p e = " C o d e " > Q l t y I n s p e c t i o n _ S o u r c e _ T a s k _ N o _ < / Q l t y I n s p e c t i o n _ S o u r c e _ T a s k _ N o _ > - 
-         < Q l t y I n s p e c t i o n _ S o u r c e _ V a r i a n t _ C o d e   E l e m e n t T y p e = " C o l u m n "   E l e m e n t I d = " 1 6 0 8 4 0 3 8 2 1 "   D a t a T y p e = " C o d e " > Q l t y I n s p e c t i o n _ S o u r c e _ V a r i a n t _ C o d e < / Q l t y I n s p e c t i o n _ S o u r c e _ V a r i a n t _ C o d e > - 
-         < Q l t y I n s p e c t i o n _ S t a t u s   E l e m e n t T y p e = " C o l u m n "   E l e m e n t I d = " 8 5 1 7 5 2 7 6 8 "   D a t a T y p e = " E n u m " > Q l t y I n s p e c t i o n _ S t a t u s < / Q l t y I n s p e c t i o n _ S t a t u s > - 
-         < R e i n s p e c t i o n S e q u e n c e I n f o r m a t i o n   E l e m e n t T y p e = " C o l u m n "   E l e m e n t I d = " 7 4 9 5 1 6 5 4 3 "   D a t a T y p e = " T e x t " > R e i n s p e c t i o n S e q u e n c e I n f o r m a t i o n < / R e i n s p e c t i o n S e q u e n c e I n f o r m a t i o n > - 
-         < C u r r e n t I n s p e c t i o n L i n e   E l e m e n t T y p e = " D a t a I t e m "   E l e m e n t I d = " 1 1 9 3 2 1 9 5 9 6 " > - 
-             < C a r r i a g e R e t u r n P e r s o n F i e l d D e t a i l s   E l e m e n t T y p e = " C o l u m n "   E l e m e n t I d = " 9 9 8 2 6 3 6 9 8 "   D a t a T y p e = " T e x t " > C a r r i a g e R e t u r n P e r s o n F i e l d D e t a i l s < / C a r r i a g e R e t u r n P e r s o n F i e l d D e t a i l s > - 
-             < C o n d i t i o n L a b e l _ 1   E l e m e n t T y p e = " C o l u m n "   E l e m e n t I d = " 1 2 2 7 8 8 1 1 9 4 "   D a t a T y p e = " T e x t " > C o n d i t i o n L a b e l _ 1 < / C o n d i t i o n L a b e l _ 1 > - 
-             < C o n d i t i o n L a b e l _ 2   E l e m e n t T y p e = " C o l u m n "   E l e m e n t I d = " 1 8 6 5 5 7 7 8 1 1 "   D a t a T y p e = " T e x t " > C o n d i t i o n L a b e l _ 2 < / C o n d i t i o n L a b e l _ 2 > - 
-             < F i e l d _ C o d e   E l e m e n t T y p e = " C o l u m n "   E l e m e n t I d = " 1 3 2 7 2 5 5 7 3 "   D a t a T y p e = " C o d e " > F i e l d _ C o d e < / F i e l d _ C o d e > - 
-             < F i e l d _ D e s c r i p t i o n   E l e m e n t T y p e = " C o l u m n "   E l e m e n t I d = " 1 4 6 8 6 2 1 2 9 8 "   D a t a T y p e = " T e x t " > F i e l d _ D e s c r i p t i o n < / F i e l d _ D e s c r i p t i o n > - 
-             < F i e l d _ E n t e r e d B y N a m e A n d T i m e s t a m p   E l e m e n t T y p e = " C o l u m n "   E l e m e n t I d = " 1 0 6 8 4 2 0 5 9 2 "   D a t a T y p e = " T e x t " > F i e l d _ E n t e r e d B y N a m e A n d T i m e s t a m p < / F i e l d _ E n t e r e d B y N a m e A n d T i m e s t a m p > - 
-             < F i e l d _ H a s E n t e r e d V a l u e   E l e m e n t T y p e = " C o l u m n "   E l e m e n t I d = " 1 7 1 6 2 6 5 8 2 4 "   D a t a T y p e = " B o o l e a n " > F i e l d _ H a s E n t e r e d V a l u e < / F i e l d _ H a s E n t e r e d V a l u e > - 
-             < F i e l d _ I f P e r s o n E m a i l   E l e m e n t T y p e = " C o l u m n "   E l e m e n t I d = " 1 3 4 6 0 5 7 6 5 0 "   D a t a T y p e = " T e x t " > F i e l d _ I f P e r s o n E m a i l < / F i e l d _ I f P e r s o n E m a i l > - 
-             < F i e l d _ I f P e r s o n N a m e   E l e m e n t T y p e = " C o l u m n "   E l e m e n t I d = " 4 1 4 7 0 2 4 4 3 "   D a t a T y p e = " T e x t " > F i e l d _ I f P e r s o n N a m e < / F i e l d _ I f P e r s o n N a m e > - 
-             < F i e l d _ I f P e r s o n P h o n e   E l e m e n t T y p e = " C o l u m n "   E l e m e n t I d = " 1 9 7 4 1 8 8 4 6 2 "   D a t a T y p e = " T e x t " > F i e l d _ I f P e r s o n P h o n e < / F i e l d _ I f P e r s o n P h o n e > - 
-             < F i e l d _ I f P e r s o n T i t l e   E l e m e n t T y p e = " C o l u m n "   E l e m e n t I d = " 1 0 0 4 6 0 9 5 4 2 "   D a t a T y p e = " T e x t " > F i e l d _ I f P e r s o n T i t l e < / F i e l d _ I f P e r s o n T i t l e > - 
-             < F i e l d _ I s L a b e l   E l e m e n t T y p e = " C o l u m n "   E l e m e n t I d = " 2 0 4 3 1 9 3 9 4 0 "   D a t a T y p e = " B o o l e a n " > F i e l d _ I s L a b e l < / F i e l d _ I s L a b e l > - 
-             < F i e l d _ I s P e r s o n F i e l d   E l e m e n t T y p e = " C o l u m n "   E l e m e n t I d = " 4 3 4 5 4 6 6 1 1 "   D a t a T y p e = " B o o l e a n " > F i e l d _ I s P e r s o n F i e l d < / F i e l d _ I s P e r s o n F i e l d > - 
-             < F i e l d _ I s T e x t   E l e m e n t T y p e = " C o l u m n "   E l e m e n t I d = " 5 9 3 6 9 2 0 1 "   D a t a T y p e = " B o o l e a n " > F i e l d _ I s T e x t < / F i e l d _ I s T e x t > - 
-             < F i e l d _ L i n e C o m m e n t a r y   E l e m e n t T y p e = " C o l u m n "   E l e m e n t I d = " 1 8 5 3 8 0 0 2 5 7 "   D a t a T y p e = " T e x t " > F i e l d _ L i n e C o m m e n t a r y < / F i e l d _ L i n e C o m m e n t a r y > - 
-             < F i e l d _ M o d i f i e d B y U s e r E m a i l   E l e m e n t T y p e = " C o l u m n "   E l e m e n t I d = " 2 0 5 3 4 9 0 5 4 5 "   D a t a T y p e = " T e x t " > F i e l d _ M o d i f i e d B y U s e r E m a i l < / F i e l d _ M o d i f i e d B y U s e r E m a i l > - 
-             < F i e l d _ M o d i f i e d B y U s e r I D   E l e m e n t T y p e = " C o l u m n "   E l e m e n t I d = " 1 3 6 3 9 8 7 2 2 2 "   D a t a T y p e = " C o d e " > F i e l d _ M o d i f i e d B y U s e r I D < / F i e l d _ M o d i f i e d B y U s e r I D > - 
-             < F i e l d _ M o d i f i e d B y U s e r J o b T i t l e   E l e m e n t T y p e = " C o l u m n "   E l e m e n t I d = " 7 1 3 3 5 4 3 4 0 "   D a t a T y p e = " T e x t " > F i e l d _ M o d i f i e d B y U s e r J o b T i t l e < / F i e l d _ M o d i f i e d B y U s e r J o b T i t l e > - 
-             < F i e l d _ M o d i f i e d B y U s e r N a m e   E l e m e n t T y p e = " C o l u m n "   E l e m e n t I d = " 7 9 8 2 2 1 9 1 6 "   D a t a T y p e = " T e x t " > F i e l d _ M o d i f i e d B y U s e r N a m e < / F i e l d _ M o d i f i e d B y U s e r N a m e > - 
-             < F i e l d _ M o d i f i e d B y U s e r P h o n e   E l e m e n t T y p e = " C o l u m n "   E l e m e n t I d = " 1 2 9 4 9 7 8 5 4 5 "   D a t a T y p e = " T e x t " > F i e l d _ M o d i f i e d B y U s e r P h o n e < / F i e l d _ M o d i f i e d B y U s e r P h o n e > - 
-             < F i e l d _ M o d i f i e d D a t e T i m e   E l e m e n t T y p e = " C o l u m n "   E l e m e n t I d = " 1 6 5 4 4 9 3 6 9 6 "   D a t a T y p e = " D a t e T i m e " > F i e l d _ M o d i f i e d D a t e T i m e < / F i e l d _ M o d i f i e d D a t e T i m e > - 
-             < F i e l d _ T y p e   E l e m e n t T y p e = " C o l u m n "   E l e m e n t I d = " 1 3 2 8 1 6 4 0 1 6 "   D a t a T y p e = " E n u m " > F i e l d _ T y p e < / F i e l d _ T y p e > - 
-             < I f P e r s o n D e s c r i p t i o n   E l e m e n t T y p e = " C o l u m n "   E l e m e n t I d = " 1 9 0 1 4 5 5 0 2 5 "   D a t a T y p e = " T e x t " > I f P e r s o n D e s c r i p t i o n < / I f P e r s o n D e s c r i p t i o n > - 
-             < I f P e r s o n M o d i f i e d B y U s e r E m a i l   E l e m e n t T y p e = " C o l u m n "   E l e m e n t I d = " 4 4 0 5 4 0 4 6 4 "   D a t a T y p e = " T e x t " > I f P e r s o n M o d i f i e d B y U s e r E m a i l < / I f P e r s o n M o d i f i e d B y U s e r E m a i l > - 
-             < I f P e r s o n M o d i f i e d D a t e T i m e   E l e m e n t T y p e = " C o l u m n "   E l e m e n t I d = " 8 1 4 8 1 3 6 2 3 "   D a t a T y p e = " T e x t " > I f P e r s o n M o d i f i e d D a t e T i m e < / I f P e r s o n M o d i f i e d D a t e T i m e > - 
-             < L a b e l F i e l d _ D e s c r i p t i o n   E l e m e n t T y p e = " C o l u m n "   E l e m e n t I d = " 3 2 9 5 4 9 8 4 0 "   D a t a T y p e = " T e x t " > L a b e l F i e l d _ D e s c r i p t i o n < / L a b e l F i e l d _ D e s c r i p t i o n > - 
-             < N u m e r i c _ V a l u e   E l e m e n t T y p e = " C o l u m n "   E l e m e n t I d = " 4 6 0 4 1 2 6 4 6 "   D a t a T y p e = " D e c i m a l " > N u m e r i c _ V a l u e < / N u m e r i c _ V a l u e > - 
-             < P r o m p t e d R e s u l t C a p t i o n _ 1   E l e m e n t T y p e = " C o l u m n "   E l e m e n t I d = " 1 5 4 8 2 0 5 1 6 9 "   D a t a T y p e = " T e x t " > P r o m p t e d R e s u l t C a p t i o n _ 1 < / P r o m p t e d R e s u l t C a p t i o n _ 1 > - 
-             < P r o m p t e d R e s u l t C a p t i o n _ 1 0   E l e m e n t T y p e = " C o l u m n "   E l e m e n t I d = " 6 6 5 1 3 7 3 2 1 "   D a t a T y p e = " T e x t " > P r o m p t e d R e s u l t C a p t i o n _ 1 0 < / P r o m p t e d R e s u l t C a p t i o n _ 1 0 > - 
-             < P r o m p t e d R e s u l t C a p t i o n _ 2   E l e m e n t T y p e = " C o l u m n "   E l e m e n t I d = " 2 1 0 9 0 6 5 5 1 0 "   D a t a T y p e = " T e x t " > P r o m p t e d R e s u l t C a p t i o n _ 2 < / P r o m p t e d R e s u l t C a p t i o n _ 2 > - 
-             < P r o m p t e d R e s u l t C a p t i o n _ 3   E l e m e n t T y p e = " C o l u m n "   E l e m e n t I d = " 1 4 7 1 3 6 8 8 9 3 "   D a t a T y p e = " T e x t " > P r o m p t e d R e s u l t C a p t i o n _ 3 < / P r o m p t e d R e s u l t C a p t i o n _ 3 > - 
-             < P r o m p t e d R e s u l t C a p t i o n _ 4   E l e m e n t T y p e = " C o l u m n "   E l e m e n t I d = " 8 3 3 6 7 2 2 7 6 "   D a t a T y p e = " T e x t " > P r o m p t e d R e s u l t C a p t i o n _ 4 < / P r o m p t e d R e s u l t C a p t i o n _ 4 > - 
-             < P r o m p t e d R e s u l t C a p t i o n _ 5   E l e m e n t T y p e = " C o l u m n "   E l e m e n t I d = " 1 9 5 9 7 5 6 5 9 "   D a t a T y p e = " T e x t " > P r o m p t e d R e s u l t C a p t i o n _ 5 < / P r o m p t e d R e s u l t C a p t i o n _ 5 > - 
-             < P r o m p t e d R e s u l t C a p t i o n _ 6   E l e m e n t T y p e = " C o l u m n "   E l e m e n t I d = " 4 4 1 7 2 0 9 5 8 "   D a t a T y p e = " T e x t " > P r o m p t e d R e s u l t C a p t i o n _ 6 < / P r o m p t e d R e s u l t C a p t i o n _ 6 > - 
-             < P r o m p t e d R e s u l t C a p t i o n _ 7   E l e m e n t T y p e = " C o l u m n "   E l e m e n t I d = " 1 0 7 9 4 1 7 5 7 5 "   D a t a T y p e = " T e x t " > P r o m p t e d R e s u l t C a p t i o n _ 7 < / P r o m p t e d R e s u l t C a p t i o n _ 7 > - 
-             < P r o m p t e d R e s u l t C a p t i o n _ 8   E l e m e n t T y p e = " C o l u m n "   E l e m e n t I d = " 1 0 3 9 0 2 9 1 2 "   D a t a T y p e = " T e x t " > P r o m p t e d R e s u l t C a p t i o n _ 8 < / P r o m p t e d R e s u l t C a p t i o n _ 8 > - 
-             < P r o m p t e d R e s u l t C a p t i o n _ 9   E l e m e n t T y p e = " C o l u m n "   E l e m e n t I d = " 7 4 1 5 9 9 5 2 9 "   D a t a T y p e = " T e x t " > P r o m p t e d R e s u l t C a p t i o n _ 9 < / P r o m p t e d R e s u l t C a p t i o n _ 9 > - 
-             < P r o m p t e d R e s u l t C o n d i t i o n D e s c r i p t i o n _ 1   E l e m e n t T y p e = " C o l u m n "   E l e m e n t I d = " 1 7 7 6 7 4 4 4 3 4 "   D a t a T y p e = " T e x t " > P r o m p t e d R e s u l t C o n d i t i o n D e s c r i p t i o n _ 1 < / P r o m p t e d R e s u l t C o n d i t i o n D e s c r i p t i o n _ 1 > - 
-             < P r o m p t e d R e s u l t C o n d i t i o n D e s c r i p t i o n _ 1 0   E l e m e n t T y p e = " C o l u m n "   E l e m e n t I d = " 1 0 2 8 7 8 8 8 8 2 "   D a t a T y p e = " T e x t " > P r o m p t e d R e s u l t C o n d i t i o n D e s c r i p t i o n _ 1 0 < / P r o m p t e d R e s u l t C o n d i t i o n D e s c r i p t i o n _ 1 0 > - 
-             < P r o m p t e d R e s u l t C o n d i t i o n D e s c r i p t i o n _ 2   E l e m e n t T y p e = " C o l u m n "   E l e m e n t I d = " 1 1 3 9 0 4 7 8 1 7 "   D a t a T y p e = " T e x t " > P r o m p t e d R e s u l t C o n d i t i o n D e s c r i p t i o n _ 2 < / P r o m p t e d R e s u l t C o n d i t i o n D e s c r i p t i o n _ 2 > - 
-             < P r o m p t e d R e s u l t C o n d i t i o n D e s c r i p t i o n _ 3   E l e m e n t T y p e = " C o l u m n "   E l e m e n t I d = " 5 0 1 3 5 1 2 0 0 "   D a t a T y p e = " T e x t " > P r o m p t e d R e s u l t C o n d i t i o n D e s c r i p t i o n _ 3 < / P r o m p t e d R e s u l t C o n d i t i o n D e s c r i p t i o n _ 3 > - 
-             < P r o m p t e d R e s u l t C o n d i t i o n D e s c r i p t i o n _ 4   E l e m e n t T y p e = " C o l u m n "   E l e m e n t I d = " 6 7 0 2 6 0 2 2 3 "   D a t a T y p e = " T e x t " > P r o m p t e d R e s u l t C o n d i t i o n D e s c r i p t i o n _ 4 < / P r o m p t e d R e s u l t C o n d i t i o n D e s c r i p t i o n _ 4 > - 
-             < P r o m p t e d R e s u l t C o n d i t i o n D e s c r i p t i o n _ 5   E l e m e n t T y p e = " C o l u m n "   E l e m e n t I d = " 3 2 5 6 3 6 0 6 "   D a t a T y p e = " T e x t " > P r o m p t e d R e s u l t C o n d i t i o n D e s c r i p t i o n _ 5 < / P r o m p t e d R e s u l t C o n d i t i o n D e s c r i p t i o n _ 5 > - 
-             < P r o m p t e d R e s u l t C o n d i t i o n D e s c r i p t i o n _ 6   E l e m e n t T y p e = " C o l u m n "   E l e m e n t I d = " 6 0 5 1 3 3 0 1 1 "   D a t a T y p e = " T e x t " > P r o m p t e d R e s u l t C o n d i t i o n D e s c r i p t i o n _ 6 < / P r o m p t e d R e s u l t C o n d i t i o n D e s c r i p t i o n _ 6 > - 
-             < P r o m p t e d R e s u l t C o n d i t i o n D e s c r i p t i o n _ 7   E l e m e n t T y p e = " C o l u m n "   E l e m e n t I d = " 1 2 4 2 8 2 9 6 2 8 "   D a t a T y p e = " T e x t " > P r o m p t e d R e s u l t C o n d i t i o n D e s c r i p t i o n _ 7 < / P r o m p t e d R e s u l t C o n d i t i o n D e s c r i p t i o n _ 7 > - 
-             < P r o m p t e d R e s u l t C o n d i t i o n D e s c r i p t i o n _ 8   E l e m e n t T y p e = " C o l u m n "   E l e m e n t I d = " 1 0 7 3 9 2 0 6 0 5 "   D a t a T y p e = " T e x t " > P r o m p t e d R e s u l t C o n d i t i o n D e s c r i p t i o n _ 8 < / P r o m p t e d R e s u l t C o n d i t i o n D e s c r i p t i o n _ 8 > - 
-             < P r o m p t e d R e s u l t C o n d i t i o n D e s c r i p t i o n _ 9   E l e m e n t T y p e = " C o l u m n "   E l e m e n t I d = " 1 7 1 1 6 1 7 2 2 2 "   D a t a T y p e = " T e x t " > P r o m p t e d R e s u l t C o n d i t i o n D e s c r i p t i o n _ 9 < / P r o m p t e d R e s u l t C o n d i t i o n D e s c r i p t i o n _ 9 > - 
-             < P r o m p t e d R e s u l t V i s i b l e _ 1   E l e m e n t T y p e = " C o l u m n "   E l e m e n t I d = " 1 3 9 9 7 0 4 4 1 7 "   D a t a T y p e = " B o o l e a n " > P r o m p t e d R e s u l t V i s i b l e _ 1 < / P r o m p t e d R e s u l t V i s i b l e _ 1 > - 
-             < P r o m p t e d R e s u l t V i s i b l e _ 1 0   E l e m e n t T y p e = " C o l u m n "   E l e m e n t I d = " 6 6 3 6 8 2 6 1 7 "   D a t a T y p e = " B o o l e a n " > P r o m p t e d R e s u l t V i s i b l e _ 1 0 < / P r o m p t e d R e s u l t V i s i b l e _ 1 0 > - 
-             < P r o m p t e d R e s u l t V i s i b l e _ 2   E l e m e n t T y p e = " C o l u m n "   E l e m e n t I d = " 2 0 3 7 4 0 1 0 3 4 "   D a t a T y p e = " B o o l e a n " > P r o m p t e d R e s u l t V i s i b l e _ 2 < / P r o m p t e d R e s u l t V i s i b l e _ 2 > - 
-             < P r o m p t e d R e s u l t V i s i b l e _ 3   E l e m e n t T y p e = " C o l u m n "   E l e m e n t I d = " 1 6 1 9 8 6 9 6 4 5 "   D a t a T y p e = " B o o l e a n " > P r o m p t e d R e s u l t V i s i b l e _ 3 < / P r o m p t e d R e s u l t V i s i b l e _ 3 > - 
-             < P r o m p t e d R e s u l t V i s i b l e _ 4   E l e m e n t T y p e = " C o l u m n "   E l e m e n t I d = " 9 8 2 1 7 3 0 2 8 "   D a t a T y p e = " B o o l e a n " > P r o m p t e d R e s u l t V i s i b l e _ 4 < / P r o m p t e d R e s u l t V i s i b l e _ 4 > - 
-             < P r o m p t e d R e s u l t V i s i b l e _ 5   E l e m e n t T y p e = " C o l u m n "   E l e m e n t I d = " 3 4 4 4 7 6 4 1 1 "   D a t a T y p e = " B o o l e a n " > P r o m p t e d R e s u l t V i s i b l e _ 5 < / P r o m p t e d R e s u l t V i s i b l e _ 5 > - 
-             < P r o m p t e d R e s u l t V i s i b l e _ 6   E l e m e n t T y p e = " C o l u m n "   E l e m e n t I d = " 2 9 3 2 2 0 2 0 6 "   D a t a T y p e = " B o o l e a n " > P r o m p t e d R e s u l t V i s i b l e _ 6 < / P r o m p t e d R e s u l t V i s i b l e _ 6 > - 
-             < P r o m p t e d R e s u l t V i s i b l e _ 7   E l e m e n t T y p e = " C o l u m n "   E l e m e n t I d = " 9 3 0 9 1 6 8 2 3 "   D a t a T y p e = " B o o l e a n " > P r o m p t e d R e s u l t V i s i b l e _ 7 < / P r o m p t e d R e s u l t V i s i b l e _ 7 > - 
-             < P r o m p t e d R e s u l t V i s i b l e _ 8   E l e m e n t T y p e = " C o l u m n "   E l e m e n t I d = " 4 4 5 9 7 8 4 0 "   D a t a T y p e = " B o o l e a n " > P r o m p t e d R e s u l t V i s i b l e _ 8 < / P r o m p t e d R e s u l t V i s i b l e _ 8 > - 
-             < P r o m p t e d R e s u l t V i s i b l e _ 9   E l e m e n t T y p e = " C o l u m n "   E l e m e n t I d = " 5 9 3 0 9 8 7 7 7 "   D a t a T y p e = " B o o l e a n " > P r o m p t e d R e s u l t V i s i b l e _ 9 < / P r o m p t e d R e s u l t V i s i b l e _ 9 > - 
-             < T e s t _ R e s u l t   E l e m e n t T y p e = " C o l u m n "   E l e m e n t I d = " 1 2 7 1 0 6 2 1 4 1 "   D a t a T y p e = " C o d e " > T e s t _ R e s u l t < / T e s t _ R e s u l t > - 
-             < T e s t _ R e s u l t D e s c r i p t i o n   E l e m e n t T y p e = " C o l u m n "   E l e m e n t I d = " 1 9 4 3 4 5 8 6 8 5 "   D a t a T y p e = " T e x t " > T e s t _ R e s u l t D e s c r i p t i o n < / T e s t _ R e s u l t D e s c r i p t i o n > - 
-             < T e s t _ V a l u e   E l e m e n t T y p e = " C o l u m n "   E l e m e n t I d = " 8 1 3 5 6 4 5 2 1 "   D a t a T y p e = " T e x t " > T e s t _ V a l u e < / T e s t _ V a l u e > - 
-             < W o r d D e s c r i p t i o n   E l e m e n t T y p e = " C o l u m n "   E l e m e n t I d = " 5 4 4 0 8 2 0 6 7 "   D a t a T y p e = " T e x t " > W o r d D e s c r i p t i o n < / W o r d D e s c r i p t i o n > - 
-             < W o r d M o d i f i e d B y U s e r N a m e   E l e m e n t T y p e = " C o l u m n "   E l e m e n t I d = " 1 6 2 5 9 3 3 4 7 9 "   D a t a T y p e = " T e x t " > W o r d M o d i f i e d B y U s e r N a m e < / W o r d M o d i f i e d B y U s e r N a m e > - 
-             < W o r d M o d i f i e d D a t e T i m e   E l e m e n t T y p e = " C o l u m n "   E l e m e n t I d = " 2 0 8 1 0 1 2 8 7 5 "   D a t a T y p e = " T e x t " > W o r d M o d i f i e d D a t e T i m e < / W o r d M o d i f i e d D a t e T i m e > - 
-             < W o r d T e s t V a l u e   E l e m e n t T y p e = " C o l u m n "   E l e m e n t I d = " 1 4 4 7 8 2 4 1 2 2 "   D a t a T y p e = " T e x t " > W o r d T e s t V a l u e < / W o r d T e s t V a l u e > +     < C u r r e n t I n s p e c t i o n > + 
+         < A p p r o v e r N a m e L a b e l > A p p r o v e r N a m e L a b e l < / A p p r o v e r N a m e L a b e l > + 
+         < A p p r o v e r S i g n a t u r e L a b e l > A p p r o v e r S i g n a t u r e L a b e l < / A p p r o v e r S i g n a t u r e L a b e l > + 
+         < C O A C o n t a c t _ A l l > C O A C o n t a c t _ A l l < / C O A C o n t a c t _ A l l > + 
+         < C O A C o n t a c t _ R o w 1 > C O A C o n t a c t _ R o w 1 < / C O A C o n t a c t _ R o w 1 > + 
+         < C O A C o n t a c t _ R o w 2 > C O A C o n t a c t _ R o w 2 < / C O A C o n t a c t _ R o w 2 > + 
+         < C O A C o n t a c t _ R o w 3 > C O A C o n t a c t _ R o w 3 < / C O A C o n t a c t _ R o w 3 > + 
+         < C O A C o n t a c t _ R o w 4 > C O A C o n t a c t _ R o w 4 < / C O A C o n t a c t _ R o w 4 > + 
+         < C O A C o n t a c t _ R o w 5 > C O A C o n t a c t _ R o w 5 < / C O A C o n t a c t _ R o w 5 > + 
+         < C O A C o n t a c t _ R o w 6 > C O A C o n t a c t _ R o w 6 < / C O A C o n t a c t _ R o w 6 > + 
+         < C O A C o n t a c t _ R o w 7 > C O A C o n t a c t _ R o w 7 < / C O A C o n t a c t _ R o w 7 > + 
+         < C O A C o n t a c t _ R o w 8 > C O A C o n t a c t _ R o w 8 < / C O A C o n t a c t _ R o w 8 > + 
+         < C o m p a n y I n f o r m a t i o n _ A l l > C o m p a n y I n f o r m a t i o n _ A l l < / C o m p a n y I n f o r m a t i o n _ A l l > + 
+         < C o m p a n y I n f o r m a t i o n _ R o w 1 > C o m p a n y I n f o r m a t i o n _ R o w 1 < / C o m p a n y I n f o r m a t i o n _ R o w 1 > + 
+         < C o m p a n y I n f o r m a t i o n _ R o w 2 > C o m p a n y I n f o r m a t i o n _ R o w 2 < / C o m p a n y I n f o r m a t i o n _ R o w 2 > + 
+         < C o m p a n y I n f o r m a t i o n _ R o w 3 > C o m p a n y I n f o r m a t i o n _ R o w 3 < / C o m p a n y I n f o r m a t i o n _ R o w 3 > + 
+         < C o m p a n y I n f o r m a t i o n _ R o w 4 > C o m p a n y I n f o r m a t i o n _ R o w 4 < / C o m p a n y I n f o r m a t i o n _ R o w 4 > + 
+         < C o m p a n y I n f o r m a t i o n _ R o w 5 > C o m p a n y I n f o r m a t i o n _ R o w 5 < / C o m p a n y I n f o r m a t i o n _ R o w 5 > + 
+         < C o m p a n y I n f o r m a t i o n _ R o w 6 > C o m p a n y I n f o r m a t i o n _ R o w 6 < / C o m p a n y I n f o r m a t i o n _ R o w 6 > + 
+         < C o m p a n y I n f o r m a t i o n _ R o w 7 > C o m p a n y I n f o r m a t i o n _ R o w 7 < / C o m p a n y I n f o r m a t i o n _ R o w 7 > + 
+         < C o m p a n y I n f o r m a t i o n _ R o w 8 > C o m p a n y I n f o r m a t i o n _ R o w 8 < / C o m p a n y I n f o r m a t i o n _ R o w 8 > + 
+         < C o m p a n y L o g o   / > + 
+         < E m a i l L a b e l > E m a i l L a b e l < / E m a i l L a b e l > + 
+         < E m a i l V a l u e > E m a i l V a l u e < / E m a i l V a l u e > + 
+         < F i n i s h e d B y N a m e L a b e l > F i n i s h e d B y N a m e L a b e l < / F i n i s h e d B y N a m e L a b e l > + 
+         < F i n i s h e d B y S i g n a t u r e L a b e l > F i n i s h e d B y S i g n a t u r e L a b e l < / F i n i s h e d B y S i g n a t u r e L a b e l > + 
+         < H o m e P a g e L a b e l > H o m e P a g e L a b e l < / H o m e P a g e L a b e l > + 
+         < H o m e P a g e V a l u e > H o m e P a g e V a l u e < / H o m e P a g e V a l u e > + 
+         < I t e m D e s c r i p t i o n > I t e m D e s c r i p t i o n < / I t e m D e s c r i p t i o n > + 
+         < I t e m I d e n t i f i e r > I t e m I d e n t i f i e r < / I t e m I d e n t i f i e r > + 
+         < I t e m T r a c k i n g I d e n t i f i e r > I t e m T r a c k i n g I d e n t i f i e r < / I t e m T r a c k i n g I d e n t i f i e r > + 
+         < P h o n e N o L a b e l > P h o n e N o L a b e l < / P h o n e N o L a b e l > + 
+         < P h o n e N o V a l u e > P h o n e N o V a l u e < / P h o n e N o V a l u e > + 
+         < Q l t y I n s p e c t i o n T e m p l a t e _ D e s c r i p t i o n > Q l t y I n s p e c t i o n T e m p l a t e _ D e s c r i p t i o n < / Q l t y I n s p e c t i o n T e m p l a t e _ D e s c r i p t i o n > + 
+         < Q l t y I n s p e c t i o n _ A p p r o v e r _ N a m e > Q l t y I n s p e c t i o n _ A p p r o v e r _ N a m e < / Q l t y I n s p e c t i o n _ A p p r o v e r _ N a m e > + 
+         < Q l t y I n s p e c t i o n _ A p p r o v e r _ T i t l e > Q l t y I n s p e c t i o n _ A p p r o v e r _ T i t l e < / Q l t y I n s p e c t i o n _ A p p r o v e r _ T i t l e > + 
+         < Q l t y I n s p e c t i o n _ D e s c r i p t i o n > Q l t y I n s p e c t i o n _ D e s c r i p t i o n < / Q l t y I n s p e c t i o n _ D e s c r i p t i o n > + 
+         < Q l t y I n s p e c t i o n _ F i n i s h e d _ B y _ E m a i l > Q l t y I n s p e c t i o n _ F i n i s h e d _ B y _ E m a i l < / Q l t y I n s p e c t i o n _ F i n i s h e d _ B y _ E m a i l > + 
+         < Q l t y I n s p e c t i o n _ F i n i s h e d _ B y _ P h o n e > Q l t y I n s p e c t i o n _ F i n i s h e d _ B y _ P h o n e < / Q l t y I n s p e c t i o n _ F i n i s h e d _ B y _ P h o n e > + 
+         < Q l t y I n s p e c t i o n _ F i n i s h e d _ B y _ T i t l e > Q l t y I n s p e c t i o n _ F i n i s h e d _ B y _ T i t l e < / Q l t y I n s p e c t i o n _ F i n i s h e d _ B y _ T i t l e > + 
+         < Q l t y I n s p e c t i o n _ F i n i s h e d _ B y _ U s e r N a m e > Q l t y I n s p e c t i o n _ F i n i s h e d _ B y _ U s e r N a m e < / Q l t y I n s p e c t i o n _ F i n i s h e d _ B y _ U s e r N a m e > + 
+         < Q l t y I n s p e c t i o n _ F i n i s h e d _ B y _ U s e r _ I D > Q l t y I n s p e c t i o n _ F i n i s h e d _ B y _ U s e r _ I D < / Q l t y I n s p e c t i o n _ F i n i s h e d _ B y _ U s e r _ I D > + 
+         < Q l t y I n s p e c t i o n _ F i n i s h e d _ D a t e > Q l t y I n s p e c t i o n _ F i n i s h e d _ D a t e < / Q l t y I n s p e c t i o n _ F i n i s h e d _ D a t e > + 
+         < Q l t y I n s p e c t i o n _ N o > Q l t y I n s p e c t i o n _ N o < / Q l t y I n s p e c t i o n _ N o > + 
+         < Q l t y I n s p e c t i o n _ R e i n s p e c t i o n N o > Q l t y I n s p e c t i o n _ R e i n s p e c t i o n N o < / Q l t y I n s p e c t i o n _ R e i n s p e c t i o n N o > + 
+         < Q l t y I n s p e c t i o n _ R e s u l t _ C o d e > Q l t y I n s p e c t i o n _ R e s u l t _ C o d e < / Q l t y I n s p e c t i o n _ R e s u l t _ C o d e > + 
+         < Q l t y I n s p e c t i o n _ R e s u l t _ D e s c r i p t i o n > Q l t y I n s p e c t i o n _ R e s u l t _ D e s c r i p t i o n < / Q l t y I n s p e c t i o n _ R e s u l t _ D e s c r i p t i o n > + 
+         < Q l t y I n s p e c t i o n _ S o u r c e _ C u s t o m _ 1 > Q l t y I n s p e c t i o n _ S o u r c e _ C u s t o m _ 1 < / Q l t y I n s p e c t i o n _ S o u r c e _ C u s t o m _ 1 > + 
+         < Q l t y I n s p e c t i o n _ S o u r c e _ C u s t o m _ 1 0 > Q l t y I n s p e c t i o n _ S o u r c e _ C u s t o m _ 1 0 < / Q l t y I n s p e c t i o n _ S o u r c e _ C u s t o m _ 1 0 > + 
+         < Q l t y I n s p e c t i o n _ S o u r c e _ C u s t o m _ 2 > Q l t y I n s p e c t i o n _ S o u r c e _ C u s t o m _ 2 < / Q l t y I n s p e c t i o n _ S o u r c e _ C u s t o m _ 2 > + 
+         < Q l t y I n s p e c t i o n _ S o u r c e _ C u s t o m _ 3 > Q l t y I n s p e c t i o n _ S o u r c e _ C u s t o m _ 3 < / Q l t y I n s p e c t i o n _ S o u r c e _ C u s t o m _ 3 > + 
+         < Q l t y I n s p e c t i o n _ S o u r c e _ C u s t o m _ 4 > Q l t y I n s p e c t i o n _ S o u r c e _ C u s t o m _ 4 < / Q l t y I n s p e c t i o n _ S o u r c e _ C u s t o m _ 4 > + 
+         < Q l t y I n s p e c t i o n _ S o u r c e _ C u s t o m _ 5 > Q l t y I n s p e c t i o n _ S o u r c e _ C u s t o m _ 5 < / Q l t y I n s p e c t i o n _ S o u r c e _ C u s t o m _ 5 > + 
+         < Q l t y I n s p e c t i o n _ S o u r c e _ C u s t o m _ 6 > Q l t y I n s p e c t i o n _ S o u r c e _ C u s t o m _ 6 < / Q l t y I n s p e c t i o n _ S o u r c e _ C u s t o m _ 6 > + 
+         < Q l t y I n s p e c t i o n _ S o u r c e _ C u s t o m _ 7 > Q l t y I n s p e c t i o n _ S o u r c e _ C u s t o m _ 7 < / Q l t y I n s p e c t i o n _ S o u r c e _ C u s t o m _ 7 > + 
+         < Q l t y I n s p e c t i o n _ S o u r c e _ C u s t o m _ 8 > Q l t y I n s p e c t i o n _ S o u r c e _ C u s t o m _ 8 < / Q l t y I n s p e c t i o n _ S o u r c e _ C u s t o m _ 8 > + 
+         < Q l t y I n s p e c t i o n _ S o u r c e _ C u s t o m _ 9 > Q l t y I n s p e c t i o n _ S o u r c e _ C u s t o m _ 9 < / Q l t y I n s p e c t i o n _ S o u r c e _ C u s t o m _ 9 > + 
+         < Q l t y I n s p e c t i o n _ S o u r c e _ D o c u m e n t _ N o _ > Q l t y I n s p e c t i o n _ S o u r c e _ D o c u m e n t _ N o _ < / Q l t y I n s p e c t i o n _ S o u r c e _ D o c u m e n t _ N o _ > + 
+         < Q l t y I n s p e c t i o n _ S o u r c e _ I t e m _ D e s c r i p t i o n > Q l t y I n s p e c t i o n _ S o u r c e _ I t e m _ D e s c r i p t i o n < / Q l t y I n s p e c t i o n _ S o u r c e _ I t e m _ D e s c r i p t i o n > + 
+         < Q l t y I n s p e c t i o n _ S o u r c e _ I t e m _ D e s c r i p t i o n 2 > Q l t y I n s p e c t i o n _ S o u r c e _ I t e m _ D e s c r i p t i o n 2 < / Q l t y I n s p e c t i o n _ S o u r c e _ I t e m _ D e s c r i p t i o n 2 > + 
+         < Q l t y I n s p e c t i o n _ S o u r c e _ I t e m _ N o _ > Q l t y I n s p e c t i o n _ S o u r c e _ I t e m _ N o _ < / Q l t y I n s p e c t i o n _ S o u r c e _ I t e m _ N o _ > + 
+         < Q l t y I n s p e c t i o n _ S o u r c e _ L o t _ N o _ > Q l t y I n s p e c t i o n _ S o u r c e _ L o t _ N o _ < / Q l t y I n s p e c t i o n _ S o u r c e _ L o t _ N o _ > + 
+         < Q l t y I n s p e c t i o n _ S o u r c e _ P a c k a g e _ N o _ > Q l t y I n s p e c t i o n _ S o u r c e _ P a c k a g e _ N o _ < / Q l t y I n s p e c t i o n _ S o u r c e _ P a c k a g e _ N o _ > + 
+         < Q l t y I n s p e c t i o n _ S o u r c e _ S e r i a l _ N o _ > Q l t y I n s p e c t i o n _ S o u r c e _ S e r i a l _ N o _ < / Q l t y I n s p e c t i o n _ S o u r c e _ S e r i a l _ N o _ > + 
+         < Q l t y I n s p e c t i o n _ S o u r c e _ T a s k _ N o _ > Q l t y I n s p e c t i o n _ S o u r c e _ T a s k _ N o _ < / Q l t y I n s p e c t i o n _ S o u r c e _ T a s k _ N o _ > + 
+         < Q l t y I n s p e c t i o n _ S o u r c e _ V a r i a n t _ C o d e > Q l t y I n s p e c t i o n _ S o u r c e _ V a r i a n t _ C o d e < / Q l t y I n s p e c t i o n _ S o u r c e _ V a r i a n t _ C o d e > + 
+         < Q l t y I n s p e c t i o n _ S t a t u s > Q l t y I n s p e c t i o n _ S t a t u s < / Q l t y I n s p e c t i o n _ S t a t u s > + 
+         < R e i n s p e c t i o n S e q u e n c e I n f o r m a t i o n > R e i n s p e c t i o n S e q u e n c e I n f o r m a t i o n < / R e i n s p e c t i o n S e q u e n c e I n f o r m a t i o n > + 
+         < C u r r e n t I n s p e c t i o n L i n e > + 
+             < C a r r i a g e R e t u r n P e r s o n F i e l d D e t a i l s > C a r r i a g e R e t u r n P e r s o n F i e l d D e t a i l s < / C a r r i a g e R e t u r n P e r s o n F i e l d D e t a i l s > + 
+             < C o n d i t i o n L a b e l _ 1 > C o n d i t i o n L a b e l _ 1 < / C o n d i t i o n L a b e l _ 1 > + 
+             < C o n d i t i o n L a b e l _ 2 > C o n d i t i o n L a b e l _ 2 < / C o n d i t i o n L a b e l _ 2 > + 
+             < F i e l d _ C o d e > F i e l d _ C o d e < / F i e l d _ C o d e > + 
+             < F i e l d _ D e s c r i p t i o n > F i e l d _ D e s c r i p t i o n < / F i e l d _ D e s c r i p t i o n > + 
+             < F i e l d _ E n t e r e d B y N a m e A n d T i m e s t a m p > F i e l d _ E n t e r e d B y N a m e A n d T i m e s t a m p < / F i e l d _ E n t e r e d B y N a m e A n d T i m e s t a m p > + 
+             < F i e l d _ H a s E n t e r e d V a l u e > F i e l d _ H a s E n t e r e d V a l u e < / F i e l d _ H a s E n t e r e d V a l u e > + 
+             < F i e l d _ I f P e r s o n E m a i l > F i e l d _ I f P e r s o n E m a i l < / F i e l d _ I f P e r s o n E m a i l > + 
+             < F i e l d _ I f P e r s o n N a m e > F i e l d _ I f P e r s o n N a m e < / F i e l d _ I f P e r s o n N a m e > + 
+             < F i e l d _ I f P e r s o n P h o n e > F i e l d _ I f P e r s o n P h o n e < / F i e l d _ I f P e r s o n P h o n e > + 
+             < F i e l d _ I f P e r s o n T i t l e > F i e l d _ I f P e r s o n T i t l e < / F i e l d _ I f P e r s o n T i t l e > + 
+             < F i e l d _ I s L a b e l > F i e l d _ I s L a b e l < / F i e l d _ I s L a b e l > + 
+             < F i e l d _ I s P e r s o n F i e l d > F i e l d _ I s P e r s o n F i e l d < / F i e l d _ I s P e r s o n F i e l d > + 
+             < F i e l d _ I s T e x t > F i e l d _ I s T e x t < / F i e l d _ I s T e x t > + 
+             < F i e l d _ L i n e C o m m e n t a r y > F i e l d _ L i n e C o m m e n t a r y < / F i e l d _ L i n e C o m m e n t a r y > + 
+             < F i e l d _ M o d i f i e d B y U s e r E m a i l > F i e l d _ M o d i f i e d B y U s e r E m a i l < / F i e l d _ M o d i f i e d B y U s e r E m a i l > + 
+             < F i e l d _ M o d i f i e d B y U s e r I D > F i e l d _ M o d i f i e d B y U s e r I D < / F i e l d _ M o d i f i e d B y U s e r I D > + 
+             < F i e l d _ M o d i f i e d B y U s e r J o b T i t l e > F i e l d _ M o d i f i e d B y U s e r J o b T i t l e < / F i e l d _ M o d i f i e d B y U s e r J o b T i t l e > + 
+             < F i e l d _ M o d i f i e d B y U s e r N a m e > F i e l d _ M o d i f i e d B y U s e r N a m e < / F i e l d _ M o d i f i e d B y U s e r N a m e > + 
+             < F i e l d _ M o d i f i e d B y U s e r P h o n e > F i e l d _ M o d i f i e d B y U s e r P h o n e < / F i e l d _ M o d i f i e d B y U s e r P h o n e > + 
+             < F i e l d _ M o d i f i e d D a t e T i m e > F i e l d _ M o d i f i e d D a t e T i m e < / F i e l d _ M o d i f i e d D a t e T i m e > + 
+             < F i e l d _ T y p e > F i e l d _ T y p e < / F i e l d _ T y p e > + 
+             < I f P e r s o n D e s c r i p t i o n > I f P e r s o n D e s c r i p t i o n < / I f P e r s o n D e s c r i p t i o n > + 
+             < I f P e r s o n M o d i f i e d B y U s e r E m a i l > I f P e r s o n M o d i f i e d B y U s e r E m a i l < / I f P e r s o n M o d i f i e d B y U s e r E m a i l > + 
+             < I f P e r s o n M o d i f i e d D a t e T i m e > I f P e r s o n M o d i f i e d D a t e T i m e < / I f P e r s o n M o d i f i e d D a t e T i m e > + 
+             < L a b e l F i e l d _ D e s c r i p t i o n > L a b e l F i e l d _ D e s c r i p t i o n < / L a b e l F i e l d _ D e s c r i p t i o n > + 
+             < N u m e r i c _ V a l u e > N u m e r i c _ V a l u e < / N u m e r i c _ V a l u e > + 
+             < P r o m p t e d R e s u l t C a p t i o n _ 1 > P r o m p t e d R e s u l t C a p t i o n _ 1 < / P r o m p t e d R e s u l t C a p t i o n _ 1 > + 
+             < P r o m p t e d R e s u l t C a p t i o n _ 1 0 > P r o m p t e d R e s u l t C a p t i o n _ 1 0 < / P r o m p t e d R e s u l t C a p t i o n _ 1 0 > + 
+             < P r o m p t e d R e s u l t C a p t i o n _ 2 > P r o m p t e d R e s u l t C a p t i o n _ 2 < / P r o m p t e d R e s u l t C a p t i o n _ 2 > + 
+             < P r o m p t e d R e s u l t C a p t i o n _ 3 > P r o m p t e d R e s u l t C a p t i o n _ 3 < / P r o m p t e d R e s u l t C a p t i o n _ 3 > + 
+             < P r o m p t e d R e s u l t C a p t i o n _ 4 > P r o m p t e d R e s u l t C a p t i o n _ 4 < / P r o m p t e d R e s u l t C a p t i o n _ 4 > + 
+             < P r o m p t e d R e s u l t C a p t i o n _ 5 > P r o m p t e d R e s u l t C a p t i o n _ 5 < / P r o m p t e d R e s u l t C a p t i o n _ 5 > + 
+             < P r o m p t e d R e s u l t C a p t i o n _ 6 > P r o m p t e d R e s u l t C a p t i o n _ 6 < / P r o m p t e d R e s u l t C a p t i o n _ 6 > + 
+             < P r o m p t e d R e s u l t C a p t i o n _ 7 > P r o m p t e d R e s u l t C a p t i o n _ 7 < / P r o m p t e d R e s u l t C a p t i o n _ 7 > + 
+             < P r o m p t e d R e s u l t C a p t i o n _ 8 > P r o m p t e d R e s u l t C a p t i o n _ 8 < / P r o m p t e d R e s u l t C a p t i o n _ 8 > + 
+             < P r o m p t e d R e s u l t C a p t i o n _ 9 > P r o m p t e d R e s u l t C a p t i o n _ 9 < / P r o m p t e d R e s u l t C a p t i o n _ 9 > + 
+             < P r o m p t e d R e s u l t C o n d i t i o n D e s c r i p t i o n _ 1 > P r o m p t e d R e s u l t C o n d i t i o n D e s c r i p t i o n _ 1 < / P r o m p t e d R e s u l t C o n d i t i o n D e s c r i p t i o n _ 1 > + 
+             < P r o m p t e d R e s u l t C o n d i t i o n D e s c r i p t i o n _ 1 0 > P r o m p t e d R e s u l t C o n d i t i o n D e s c r i p t i o n _ 1 0 < / P r o m p t e d R e s u l t C o n d i t i o n D e s c r i p t i o n _ 1 0 > + 
+             < P r o m p t e d R e s u l t C o n d i t i o n D e s c r i p t i o n _ 2 > P r o m p t e d R e s u l t C o n d i t i o n D e s c r i p t i o n _ 2 < / P r o m p t e d R e s u l t C o n d i t i o n D e s c r i p t i o n _ 2 > + 
+             < P r o m p t e d R e s u l t C o n d i t i o n D e s c r i p t i o n _ 3 > P r o m p t e d R e s u l t C o n d i t i o n D e s c r i p t i o n _ 3 < / P r o m p t e d R e s u l t C o n d i t i o n D e s c r i p t i o n _ 3 > + 
+             < P r o m p t e d R e s u l t C o n d i t i o n D e s c r i p t i o n _ 4 > P r o m p t e d R e s u l t C o n d i t i o n D e s c r i p t i o n _ 4 < / P r o m p t e d R e s u l t C o n d i t i o n D e s c r i p t i o n _ 4 > + 
+             < P r o m p t e d R e s u l t C o n d i t i o n D e s c r i p t i o n _ 5 > P r o m p t e d R e s u l t C o n d i t i o n D e s c r i p t i o n _ 5 < / P r o m p t e d R e s u l t C o n d i t i o n D e s c r i p t i o n _ 5 > + 
+             < P r o m p t e d R e s u l t C o n d i t i o n D e s c r i p t i o n _ 6 > P r o m p t e d R e s u l t C o n d i t i o n D e s c r i p t i o n _ 6 < / P r o m p t e d R e s u l t C o n d i t i o n D e s c r i p t i o n _ 6 > + 
+             < P r o m p t e d R e s u l t C o n d i t i o n D e s c r i p t i o n _ 7 > P r o m p t e d R e s u l t C o n d i t i o n D e s c r i p t i o n _ 7 < / P r o m p t e d R e s u l t C o n d i t i o n D e s c r i p t i o n _ 7 > + 
+             < P r o m p t e d R e s u l t C o n d i t i o n D e s c r i p t i o n _ 8 > P r o m p t e d R e s u l t C o n d i t i o n D e s c r i p t i o n _ 8 < / P r o m p t e d R e s u l t C o n d i t i o n D e s c r i p t i o n _ 8 > + 
+             < P r o m p t e d R e s u l t C o n d i t i o n D e s c r i p t i o n _ 9 > P r o m p t e d R e s u l t C o n d i t i o n D e s c r i p t i o n _ 9 < / P r o m p t e d R e s u l t C o n d i t i o n D e s c r i p t i o n _ 9 > + 
+             < P r o m p t e d R e s u l t V i s i b l e _ 1 > P r o m p t e d R e s u l t V i s i b l e _ 1 < / P r o m p t e d R e s u l t V i s i b l e _ 1 > + 
+             < P r o m p t e d R e s u l t V i s i b l e _ 1 0 > P r o m p t e d R e s u l t V i s i b l e _ 1 0 < / P r o m p t e d R e s u l t V i s i b l e _ 1 0 > + 
+             < P r o m p t e d R e s u l t V i s i b l e _ 2 > P r o m p t e d R e s u l t V i s i b l e _ 2 < / P r o m p t e d R e s u l t V i s i b l e _ 2 > + 
+             < P r o m p t e d R e s u l t V i s i b l e _ 3 > P r o m p t e d R e s u l t V i s i b l e _ 3 < / P r o m p t e d R e s u l t V i s i b l e _ 3 > + 
+             < P r o m p t e d R e s u l t V i s i b l e _ 4 > P r o m p t e d R e s u l t V i s i b l e _ 4 < / P r o m p t e d R e s u l t V i s i b l e _ 4 > + 
+             < P r o m p t e d R e s u l t V i s i b l e _ 5 > P r o m p t e d R e s u l t V i s i b l e _ 5 < / P r o m p t e d R e s u l t V i s i b l e _ 5 > + 
+             < P r o m p t e d R e s u l t V i s i b l e _ 6 > P r o m p t e d R e s u l t V i s i b l e _ 6 < / P r o m p t e d R e s u l t V i s i b l e _ 6 > + 
+             < P r o m p t e d R e s u l t V i s i b l e _ 7 > P r o m p t e d R e s u l t V i s i b l e _ 7 < / P r o m p t e d R e s u l t V i s i b l e _ 7 > + 
+             < P r o m p t e d R e s u l t V i s i b l e _ 8 > P r o m p t e d R e s u l t V i s i b l e _ 8 < / P r o m p t e d R e s u l t V i s i b l e _ 8 > + 
+             < P r o m p t e d R e s u l t V i s i b l e _ 9 > P r o m p t e d R e s u l t V i s i b l e _ 9 < / P r o m p t e d R e s u l t V i s i b l e _ 9 > + 
+             < T e s t _ R e s u l t > T e s t _ R e s u l t < / T e s t _ R e s u l t > + 
+             < T e s t _ R e s u l t D e s c r i p t i o n > T e s t _ R e s u l t D e s c r i p t i o n < / T e s t _ R e s u l t D e s c r i p t i o n > + 
+             < T e s t _ V a l u e > T e s t _ V a l u e < / T e s t _ V a l u e > + 
+             < W o r d D e s c r i p t i o n > W o r d D e s c r i p t i o n < / W o r d D e s c r i p t i o n > + 
+             < W o r d M o d i f i e d B y U s e r N a m e > W o r d M o d i f i e d B y U s e r N a m e < / W o r d M o d i f i e d B y U s e r N a m e > + 
+             < W o r d M o d i f i e d D a t e T i m e > W o r d M o d i f i e d D a t e T i m e < / W o r d M o d i f i e d D a t e T i m e > + 
+             < W o r d T e s t V a l u e > W o r d T e s t V a l u e < / W o r d T e s t V a l u e >   
          < / C u r r e n t I n s p e c t i o n L i n e >   
@@ -6102,9 +6394,7 @@
  < / N a v W o r d R e p o r t X m l P a r t > 
 </file>
 
-<file path=customXml/item2.xml>��< ? x m l   v e r s i o n = " 1 . 0 "   e n c o d i n g = " u t f - 1 6 " ? > - 
- < N a v W o r d R e p o r t X m l P a r t   x m l n s = " u r n : m i c r o s o f t - d y n a m i c s - n a v / r e p o r t s / Q l t y _ G e n e r a l _ P u r p o s e _ I n s p e c t / 2 0 4 0 5 / " > +<file path=customXml/item3.xml>��< ? x m l   v e r s i o n = " 1 . 0 "   e n c o d i n g = " u t f - 1 6 " ? > < N a v W o r d R e p o r t X m l P a r t   x m l n s = " u r n : m i c r o s o f t - d y n a m i c s - b u s i n e s s c e n t r a l / i n t e r n a l / e x t e n d e d / r e p o r t s / Q l t y _ G e n e r a l _ P u r p o s e _ I n s p e c t / 2 0 4 0 5 / " >   
      < B C R e p o r t I n f o r m a t i o n >   
@@ -6172,297 +6462,511 @@
  
      < L a b e l s >   
-         < D a t e L a b e l > D a t e L a b e l < / D a t e L a b e l > - 
-         < F i n i s h e d B y L a b e l > F i n i s h e d B y L a b e l < / F i n i s h e d B y L a b e l > - 
-         < F i n i s h e d O n L a b e l > F i n i s h e d O n L a b e l < / F i n i s h e d O n L a b e l > - 
-         < I n s p e c t i o n L a b e l > I n s p e c t i o n L a b e l < / I n s p e c t i o n L a b e l > - 
-         < I t e m L a b e l > I t e m L a b e l < / I t e m L a b e l > - 
-         < I t e m T r a c k i n g L a b e l > I t e m T r a c k i n g L a b e l < / I t e m T r a c k i n g L a b e l > - 
-         < L a s t M o d i f i e d B y L a b e l > L a s t M o d i f i e d B y L a b e l < / L a s t M o d i f i e d B y L a b e l > - 
-         < P a g e L a b e l > P a g e L a b e l < / P a g e L a b e l > - 
-         < R e p o r t T i t l e L a b e l > R e p o r t T i t l e L a b e l < / R e p o r t T i t l e L a b e l > - 
-         < R e s u l t L a b e l > R e s u l t L a b e l < / R e s u l t L a b e l > - 
-         < T e s t L a b e l > T e s t L a b e l < / T e s t L a b e l > - 
-         < T e s t V a l u e L a b e l > T e s t V a l u e L a b e l < / T e s t V a l u e L a b e l > +         < D a t e L a b e l   E l e m e n t T y p e = " P a r a m e t e r "   E l e m e n t I d = " 7 9 3 8 1 7 7 7 7 "   D a t a T y p e = " S t r i n g " > D a t e L a b e l < / D a t e L a b e l > + 
+         < F i n i s h e d B y L a b e l   E l e m e n t T y p e = " P a r a m e t e r "   E l e m e n t I d = " 1 2 1 8 3 5 9 1 8 "   D a t a T y p e = " S t r i n g " > F i n i s h e d B y L a b e l < / F i n i s h e d B y L a b e l > + 
+         < F i n i s h e d O n L a b e l   E l e m e n t T y p e = " P a r a m e t e r "   E l e m e n t I d = " 1 9 3 5 3 2 6 4 3 2 "   D a t a T y p e = " S t r i n g " > F i n i s h e d O n L a b e l < / F i n i s h e d O n L a b e l > + 
+         < I n s p e c t i o n D e s c r i p t i o n L a b e l   E l e m e n t T y p e = " P a r a m e t e r "   E l e m e n t I d = " 3 8 1 4 2 6 1 5 5 "   D a t a T y p e = " S t r i n g " > I n s p e c t i o n D e s c r i p t i o n L a b e l < / I n s p e c t i o n D e s c r i p t i o n L a b e l > + 
+         < I n s p e c t i o n L a b e l   E l e m e n t T y p e = " P a r a m e t e r "   E l e m e n t I d = " 1 5 4 9 8 3 1 5 2 5 "   D a t a T y p e = " S t r i n g " > I n s p e c t i o n L a b e l < / I n s p e c t i o n L a b e l > + 
+         < I t e m D e s c r i p t i o n L a b e l   E l e m e n t T y p e = " P a r a m e t e r "   E l e m e n t I d = " 1 5 6 7 1 7 4 7 2 8 "   D a t a T y p e = " S t r i n g " > I t e m D e s c r i p t i o n L a b e l < / I t e m D e s c r i p t i o n L a b e l > + 
+         < I t e m L a b e l   E l e m e n t T y p e = " P a r a m e t e r "   E l e m e n t I d = " 1 0 8 2 0 2 8 9 7 4 "   D a t a T y p e = " S t r i n g " > I t e m L a b e l < / I t e m L a b e l > + 
+         < I t e m T r a c k i n g L a b e l   E l e m e n t T y p e = " P a r a m e t e r "   E l e m e n t I d = " 9 3 5 5 3 4 6 7 1 "   D a t a T y p e = " S t r i n g " > I t e m T r a c k i n g L a b e l < / I t e m T r a c k i n g L a b e l > + 
+         < L a s t M o d i f i e d B y L a b e l   E l e m e n t T y p e = " P a r a m e t e r "   E l e m e n t I d = " 9 3 1 4 2 8 2 9 1 "   D a t a T y p e = " S t r i n g " > L a s t M o d i f i e d B y L a b e l < / L a s t M o d i f i e d B y L a b e l > + 
+         < P a g e L a b e l   E l e m e n t T y p e = " P a r a m e t e r "   E l e m e n t I d = " 1 8 8 0 8 2 7 5 0 4 "   D a t a T y p e = " S t r i n g " > P a g e L a b e l < / P a g e L a b e l > + 
+         < R e p o r t T i t l e L a b e l   E l e m e n t T y p e = " P a r a m e t e r "   E l e m e n t I d = " 1 2 9 7 0 8 9 6 2 7 "   D a t a T y p e = " S t r i n g " > R e p o r t T i t l e L a b e l < / R e p o r t T i t l e L a b e l > + 
+         < R e s u l t L a b e l   E l e m e n t T y p e = " P a r a m e t e r "   E l e m e n t I d = " 4 0 7 6 0 6 8 8 6 "   D a t a T y p e = " S t r i n g " > R e s u l t L a b e l < / R e s u l t L a b e l > + 
+         < S t a t u s L a b e l   E l e m e n t T y p e = " P a r a m e t e r "   E l e m e n t I d = " 2 0 3 8 7 0 9 6 2 5 "   D a t a T y p e = " S t r i n g " > S t a t u s L a b e l < / S t a t u s L a b e l > + 
+         < T e s t L a b e l   E l e m e n t T y p e = " P a r a m e t e r "   E l e m e n t I d = " 1 5 2 2 4 8 5 9 "   D a t a T y p e = " S t r i n g " > T e s t L a b e l < / T e s t L a b e l > + 
+         < T e s t V a l u e L a b e l   E l e m e n t T y p e = " P a r a m e t e r "   E l e m e n t I d = " 1 1 6 2 1 3 2 5 7 0 "   D a t a T y p e = " S t r i n g " > T e s t V a l u e L a b e l < / T e s t V a l u e L a b e l >   
      < / L a b e l s >   
-     < C u r r e n t I n s p e c t i o n > - 
-         < A p p r o v e r N a m e L a b e l > A p p r o v e r N a m e L a b e l < / A p p r o v e r N a m e L a b e l > - 
-         < A p p r o v e r S i g n a t u r e L a b e l > A p p r o v e r S i g n a t u r e L a b e l < / A p p r o v e r S i g n a t u r e L a b e l > - 
-         < C O A C o n t a c t _ A l l > C O A C o n t a c t _ A l l < / C O A C o n t a c t _ A l l > - 
-         < C O A C o n t a c t _ R o w 1 > C O A C o n t a c t _ R o w 1 < / C O A C o n t a c t _ R o w 1 > - 
-         < C O A C o n t a c t _ R o w 2 > C O A C o n t a c t _ R o w 2 < / C O A C o n t a c t _ R o w 2 > - 
-         < C O A C o n t a c t _ R o w 3 > C O A C o n t a c t _ R o w 3 < / C O A C o n t a c t _ R o w 3 > - 
-         < C O A C o n t a c t _ R o w 4 > C O A C o n t a c t _ R o w 4 < / C O A C o n t a c t _ R o w 4 > - 
-         < C O A C o n t a c t _ R o w 5 > C O A C o n t a c t _ R o w 5 < / C O A C o n t a c t _ R o w 5 > - 
-         < C O A C o n t a c t _ R o w 6 > C O A C o n t a c t _ R o w 6 < / C O A C o n t a c t _ R o w 6 > - 
-         < C O A C o n t a c t _ R o w 7 > C O A C o n t a c t _ R o w 7 < / C O A C o n t a c t _ R o w 7 > - 
-         < C O A C o n t a c t _ R o w 8 > C O A C o n t a c t _ R o w 8 < / C O A C o n t a c t _ R o w 8 > - 
-         < C o m p a n y I n f o r m a t i o n _ A l l > C o m p a n y I n f o r m a t i o n _ A l l < / C o m p a n y I n f o r m a t i o n _ A l l > - 
-         < C o m p a n y I n f o r m a t i o n _ R o w 1 > C o m p a n y I n f o r m a t i o n _ R o w 1 < / C o m p a n y I n f o r m a t i o n _ R o w 1 > - 
-         < C o m p a n y I n f o r m a t i o n _ R o w 2 > C o m p a n y I n f o r m a t i o n _ R o w 2 < / C o m p a n y I n f o r m a t i o n _ R o w 2 > - 
-         < C o m p a n y I n f o r m a t i o n _ R o w 3 > C o m p a n y I n f o r m a t i o n _ R o w 3 < / C o m p a n y I n f o r m a t i o n _ R o w 3 > - 
-         < C o m p a n y I n f o r m a t i o n _ R o w 4 > C o m p a n y I n f o r m a t i o n _ R o w 4 < / C o m p a n y I n f o r m a t i o n _ R o w 4 > - 
-         < C o m p a n y I n f o r m a t i o n _ R o w 5 > C o m p a n y I n f o r m a t i o n _ R o w 5 < / C o m p a n y I n f o r m a t i o n _ R o w 5 > - 
-         < C o m p a n y I n f o r m a t i o n _ R o w 6 > C o m p a n y I n f o r m a t i o n _ R o w 6 < / C o m p a n y I n f o r m a t i o n _ R o w 6 > - 
-         < C o m p a n y I n f o r m a t i o n _ R o w 7 > C o m p a n y I n f o r m a t i o n _ R o w 7 < / C o m p a n y I n f o r m a t i o n _ R o w 7 > - 
-         < C o m p a n y I n f o r m a t i o n _ R o w 8 > C o m p a n y I n f o r m a t i o n _ R o w 8 < / C o m p a n y I n f o r m a t i o n _ R o w 8 > - 
-         < C o m p a n y L o g o   / > - 
-         < E m a i l L a b e l > E m a i l L a b e l < / E m a i l L a b e l > - 
-         < E m a i l V a l u e > E m a i l V a l u e < / E m a i l V a l u e > - 
-         < F i n i s h e d B y N a m e L a b e l > F i n i s h e d B y N a m e L a b e l < / F i n i s h e d B y N a m e L a b e l > - 
-         < F i n i s h e d B y S i g n a t u r e L a b e l > F i n i s h e d B y S i g n a t u r e L a b e l < / F i n i s h e d B y S i g n a t u r e L a b e l > - 
-         < H o m e P a g e L a b e l > H o m e P a g e L a b e l < / H o m e P a g e L a b e l > - 
-         < H o m e P a g e V a l u e > H o m e P a g e V a l u e < / H o m e P a g e V a l u e > - 
-         < I n s p e c t i o n I n f o r m a t i o n > I n s p e c t i o n I n f o r m a t i o n < / I n s p e c t i o n I n f o r m a t i o n > - 
-         < I t e m D e s c r i p t i o n > I t e m D e s c r i p t i o n < / I t e m D e s c r i p t i o n > - 
-         < I t e m T r a c k i n g D e s c r i p t i o n > I t e m T r a c k i n g D e s c r i p t i o n < / I t e m T r a c k i n g D e s c r i p t i o n > - 
-         < P h o n e N o L a b e l > P h o n e N o L a b e l < / P h o n e N o L a b e l > - 
-         < P h o n e N o V a l u e > P h o n e N o V a l u e < / P h o n e N o V a l u e > - 
-         < Q l t y I n s p e c t i o n T e m p l a t e _ D e s c r i p t i o n > Q l t y I n s p e c t i o n T e m p l a t e _ D e s c r i p t i o n < / Q l t y I n s p e c t i o n T e m p l a t e _ D e s c r i p t i o n > - 
-         < Q l t y I n s p e c t i o n _ A p p r o v e r _ N a m e > Q l t y I n s p e c t i o n _ A p p r o v e r _ N a m e < / Q l t y I n s p e c t i o n _ A p p r o v e r _ N a m e > - 
-         < Q l t y I n s p e c t i o n _ A p p r o v e r _ T i t l e > Q l t y I n s p e c t i o n _ A p p r o v e r _ T i t l e < / Q l t y I n s p e c t i o n _ A p p r o v e r _ T i t l e > - 
-         < Q l t y I n s p e c t i o n _ D e s c r i p t i o n > Q l t y I n s p e c t i o n _ D e s c r i p t i o n < / Q l t y I n s p e c t i o n _ D e s c r i p t i o n > - 
-         < Q l t y I n s p e c t i o n _ F i n i s h e d _ B y _ E m a i l > Q l t y I n s p e c t i o n _ F i n i s h e d _ B y _ E m a i l < / Q l t y I n s p e c t i o n _ F i n i s h e d _ B y _ E m a i l > - 
-         < Q l t y I n s p e c t i o n _ F i n i s h e d _ B y _ P h o n e > Q l t y I n s p e c t i o n _ F i n i s h e d _ B y _ P h o n e < / Q l t y I n s p e c t i o n _ F i n i s h e d _ B y _ P h o n e > - 
-         < Q l t y I n s p e c t i o n _ F i n i s h e d _ B y _ T i t l e > Q l t y I n s p e c t i o n _ F i n i s h e d _ B y _ T i t l e < / Q l t y I n s p e c t i o n _ F i n i s h e d _ B y _ T i t l e > - 
-         < Q l t y I n s p e c t i o n _ F i n i s h e d _ B y _ U s e r N a m e > Q l t y I n s p e c t i o n _ F i n i s h e d _ B y _ U s e r N a m e < / Q l t y I n s p e c t i o n _ F i n i s h e d _ B y _ U s e r N a m e > - 
-         < Q l t y I n s p e c t i o n _ F i n i s h e d _ B y _ U s e r _ I D > Q l t y I n s p e c t i o n _ F i n i s h e d _ B y _ U s e r _ I D < / Q l t y I n s p e c t i o n _ F i n i s h e d _ B y _ U s e r _ I D > - 
-         < Q l t y I n s p e c t i o n _ F i n i s h e d _ D a t e > Q l t y I n s p e c t i o n _ F i n i s h e d _ D a t e < / Q l t y I n s p e c t i o n _ F i n i s h e d _ D a t e > - 
-         < Q l t y I n s p e c t i o n _ N o > Q l t y I n s p e c t i o n _ N o < / Q l t y I n s p e c t i o n _ N o > - 
-         < Q l t y I n s p e c t i o n _ R e i n s p e c t i o n N o > Q l t y I n s p e c t i o n _ R e i n s p e c t i o n N o < / Q l t y I n s p e c t i o n _ R e i n s p e c t i o n N o > - 
-         < Q l t y I n s p e c t i o n _ R e s u l t _ C o d e > Q l t y I n s p e c t i o n _ R e s u l t _ C o d e < / Q l t y I n s p e c t i o n _ R e s u l t _ C o d e > - 
-         < Q l t y I n s p e c t i o n _ R e s u l t _ D e s c r i p t i o n > Q l t y I n s p e c t i o n _ R e s u l t _ D e s c r i p t i o n < / Q l t y I n s p e c t i o n _ R e s u l t _ D e s c r i p t i o n > - 
-         < Q l t y I n s p e c t i o n _ S o u r c e _ C u s t o m _ 1 > Q l t y I n s p e c t i o n _ S o u r c e _ C u s t o m _ 1 < / Q l t y I n s p e c t i o n _ S o u r c e _ C u s t o m _ 1 > - 
-         < Q l t y I n s p e c t i o n _ S o u r c e _ C u s t o m _ 1 0 > Q l t y I n s p e c t i o n _ S o u r c e _ C u s t o m _ 1 0 < / Q l t y I n s p e c t i o n _ S o u r c e _ C u s t o m _ 1 0 > - 
-         < Q l t y I n s p e c t i o n _ S o u r c e _ C u s t o m _ 2 > Q l t y I n s p e c t i o n _ S o u r c e _ C u s t o m _ 2 < / Q l t y I n s p e c t i o n _ S o u r c e _ C u s t o m _ 2 > - 
-         < Q l t y I n s p e c t i o n _ S o u r c e _ C u s t o m _ 3 > Q l t y I n s p e c t i o n _ S o u r c e _ C u s t o m _ 3 < / Q l t y I n s p e c t i o n _ S o u r c e _ C u s t o m _ 3 > - 
-         < Q l t y I n s p e c t i o n _ S o u r c e _ C u s t o m _ 4 > Q l t y I n s p e c t i o n _ S o u r c e _ C u s t o m _ 4 < / Q l t y I n s p e c t i o n _ S o u r c e _ C u s t o m _ 4 > - 
-         < Q l t y I n s p e c t i o n _ S o u r c e _ C u s t o m _ 5 > Q l t y I n s p e c t i o n _ S o u r c e _ C u s t o m _ 5 < / Q l t y I n s p e c t i o n _ S o u r c e _ C u s t o m _ 5 > - 
-         < Q l t y I n s p e c t i o n _ S o u r c e _ C u s t o m _ 6 > Q l t y I n s p e c t i o n _ S o u r c e _ C u s t o m _ 6 < / Q l t y I n s p e c t i o n _ S o u r c e _ C u s t o m _ 6 > - 
-         < Q l t y I n s p e c t i o n _ S o u r c e _ C u s t o m _ 7 > Q l t y I n s p e c t i o n _ S o u r c e _ C u s t o m _ 7 < / Q l t y I n s p e c t i o n _ S o u r c e _ C u s t o m _ 7 > - 
-         < Q l t y I n s p e c t i o n _ S o u r c e _ C u s t o m _ 8 > Q l t y I n s p e c t i o n _ S o u r c e _ C u s t o m _ 8 < / Q l t y I n s p e c t i o n _ S o u r c e _ C u s t o m _ 8 > - 
-         < Q l t y I n s p e c t i o n _ S o u r c e _ C u s t o m _ 9 > Q l t y I n s p e c t i o n _ S o u r c e _ C u s t o m _ 9 < / Q l t y I n s p e c t i o n _ S o u r c e _ C u s t o m _ 9 > - 
-         < Q l t y I n s p e c t i o n _ S o u r c e _ D o c u m e n t _ N o _ > Q l t y I n s p e c t i o n _ S o u r c e _ D o c u m e n t _ N o _ < / Q l t y I n s p e c t i o n _ S o u r c e _ D o c u m e n t _ N o _ > - 
-         < Q l t y I n s p e c t i o n _ S o u r c e _ I t e m _ D e s c r i p t i o n > Q l t y I n s p e c t i o n _ S o u r c e _ I t e m _ D e s c r i p t i o n < / Q l t y I n s p e c t i o n _ S o u r c e _ I t e m _ D e s c r i p t i o n > - 
-         < Q l t y I n s p e c t i o n _ S o u r c e _ I t e m _ D e s c r i p t i o n 2 > Q l t y I n s p e c t i o n _ S o u r c e _ I t e m _ D e s c r i p t i o n 2 < / Q l t y I n s p e c t i o n _ S o u r c e _ I t e m _ D e s c r i p t i o n 2 > - 
-         < Q l t y I n s p e c t i o n _ S o u r c e _ I t e m _ N o _ > Q l t y I n s p e c t i o n _ S o u r c e _ I t e m _ N o _ < / Q l t y I n s p e c t i o n _ S o u r c e _ I t e m _ N o _ > - 
-         < Q l t y I n s p e c t i o n _ S o u r c e _ L o t _ N o _ > Q l t y I n s p e c t i o n _ S o u r c e _ L o t _ N o _ < / Q l t y I n s p e c t i o n _ S o u r c e _ L o t _ N o _ > - 
-         < Q l t y I n s p e c t i o n _ S o u r c e _ P a c k a g e _ N o _ > Q l t y I n s p e c t i o n _ S o u r c e _ P a c k a g e _ N o _ < / Q l t y I n s p e c t i o n _ S o u r c e _ P a c k a g e _ N o _ > - 
-         < Q l t y I n s p e c t i o n _ S o u r c e _ S e r i a l _ N o _ > Q l t y I n s p e c t i o n _ S o u r c e _ S e r i a l _ N o _ < / Q l t y I n s p e c t i o n _ S o u r c e _ S e r i a l _ N o _ > - 
-         < Q l t y I n s p e c t i o n _ S o u r c e _ T a s k _ N o _ > Q l t y I n s p e c t i o n _ S o u r c e _ T a s k _ N o _ < / Q l t y I n s p e c t i o n _ S o u r c e _ T a s k _ N o _ > - 
-         < Q l t y I n s p e c t i o n _ S o u r c e _ V a r i a n t _ C o d e > Q l t y I n s p e c t i o n _ S o u r c e _ V a r i a n t _ C o d e < / Q l t y I n s p e c t i o n _ S o u r c e _ V a r i a n t _ C o d e > - 
-         < Q l t y I n s p e c t i o n _ S t a t u s > Q l t y I n s p e c t i o n _ S t a t u s < / Q l t y I n s p e c t i o n _ S t a t u s > - 
-         < R e i n s p e c t i o n S e q u e n c e I n f o r m a t i o n > R e i n s p e c t i o n S e q u e n c e I n f o r m a t i o n < / R e i n s p e c t i o n S e q u e n c e I n f o r m a t i o n > - 
-         < C u r r e n t I n s p e c t i o n L i n e > - 
-             < C a r r i a g e R e t u r n P e r s o n F i e l d D e t a i l s > C a r r i a g e R e t u r n P e r s o n F i e l d D e t a i l s < / C a r r i a g e R e t u r n P e r s o n F i e l d D e t a i l s > - 
-             < C o n d i t i o n L a b e l _ 1 > C o n d i t i o n L a b e l _ 1 < / C o n d i t i o n L a b e l _ 1 > - 
-             < C o n d i t i o n L a b e l _ 2 > C o n d i t i o n L a b e l _ 2 < / C o n d i t i o n L a b e l _ 2 > - 
-             < F i e l d _ C o d e > F i e l d _ C o d e < / F i e l d _ C o d e > - 
-             < F i e l d _ D e s c r i p t i o n > F i e l d _ D e s c r i p t i o n < / F i e l d _ D e s c r i p t i o n > - 
-             < F i e l d _ E n t e r e d B y N a m e A n d T i m e s t a m p > F i e l d _ E n t e r e d B y N a m e A n d T i m e s t a m p < / F i e l d _ E n t e r e d B y N a m e A n d T i m e s t a m p > - 
-             < F i e l d _ H a s E n t e r e d V a l u e > F i e l d _ H a s E n t e r e d V a l u e < / F i e l d _ H a s E n t e r e d V a l u e > - 
-             < F i e l d _ I f P e r s o n E m a i l > F i e l d _ I f P e r s o n E m a i l < / F i e l d _ I f P e r s o n E m a i l > - 
-             < F i e l d _ I f P e r s o n N a m e > F i e l d _ I f P e r s o n N a m e < / F i e l d _ I f P e r s o n N a m e > - 
-             < F i e l d _ I f P e r s o n P h o n e > F i e l d _ I f P e r s o n P h o n e < / F i e l d _ I f P e r s o n P h o n e > - 
-             < F i e l d _ I f P e r s o n T i t l e > F i e l d _ I f P e r s o n T i t l e < / F i e l d _ I f P e r s o n T i t l e > - 
-             < F i e l d _ I s L a b e l > F i e l d _ I s L a b e l < / F i e l d _ I s L a b e l > - 
-             < F i e l d _ I s P e r s o n F i e l d > F i e l d _ I s P e r s o n F i e l d < / F i e l d _ I s P e r s o n F i e l d > - 
-             < F i e l d _ I s T e x t > F i e l d _ I s T e x t < / F i e l d _ I s T e x t > - 
-             < F i e l d _ L i n e C o m m e n t a r y > F i e l d _ L i n e C o m m e n t a r y < / F i e l d _ L i n e C o m m e n t a r y > - 
-             < F i e l d _ M o d i f i e d B y U s e r E m a i l > F i e l d _ M o d i f i e d B y U s e r E m a i l < / F i e l d _ M o d i f i e d B y U s e r E m a i l > - 
-             < F i e l d _ M o d i f i e d B y U s e r I D > F i e l d _ M o d i f i e d B y U s e r I D < / F i e l d _ M o d i f i e d B y U s e r I D > - 
-             < F i e l d _ M o d i f i e d B y U s e r J o b T i t l e > F i e l d _ M o d i f i e d B y U s e r J o b T i t l e < / F i e l d _ M o d i f i e d B y U s e r J o b T i t l e > - 
-             < F i e l d _ M o d i f i e d B y U s e r N a m e > F i e l d _ M o d i f i e d B y U s e r N a m e < / F i e l d _ M o d i f i e d B y U s e r N a m e > - 
-             < F i e l d _ M o d i f i e d B y U s e r P h o n e > F i e l d _ M o d i f i e d B y U s e r P h o n e < / F i e l d _ M o d i f i e d B y U s e r P h o n e > - 
-             < F i e l d _ M o d i f i e d D a t e T i m e > F i e l d _ M o d i f i e d D a t e T i m e < / F i e l d _ M o d i f i e d D a t e T i m e > - 
-             < F i e l d _ T y p e > F i e l d _ T y p e < / F i e l d _ T y p e > - 
-             < I f P e r s o n D e s c r i p t i o n > I f P e r s o n D e s c r i p t i o n < / I f P e r s o n D e s c r i p t i o n > - 
-             < I f P e r s o n M o d i f i e d B y U s e r E m a i l > I f P e r s o n M o d i f i e d B y U s e r E m a i l < / I f P e r s o n M o d i f i e d B y U s e r E m a i l > - 
-             < I f P e r s o n M o d i f i e d D a t e T i m e > I f P e r s o n M o d i f i e d D a t e T i m e < / I f P e r s o n M o d i f i e d D a t e T i m e > - 
-             < L a b e l F i e l d _ D e s c r i p t i o n > L a b e l F i e l d _ D e s c r i p t i o n < / L a b e l F i e l d _ D e s c r i p t i o n > - 
-             < N u m e r i c _ V a l u e > N u m e r i c _ V a l u e < / N u m e r i c _ V a l u e > - 
-             < P r o m p t e d R e s u l t C a p t i o n _ 1 > P r o m p t e d R e s u l t C a p t i o n _ 1 < / P r o m p t e d R e s u l t C a p t i o n _ 1 > - 
-             < P r o m p t e d R e s u l t C a p t i o n _ 1 0 > P r o m p t e d R e s u l t C a p t i o n _ 1 0 < / P r o m p t e d R e s u l t C a p t i o n _ 1 0 > - 
-             < P r o m p t e d R e s u l t C a p t i o n _ 2 > P r o m p t e d R e s u l t C a p t i o n _ 2 < / P r o m p t e d R e s u l t C a p t i o n _ 2 > - 
-             < P r o m p t e d R e s u l t C a p t i o n _ 3 > P r o m p t e d R e s u l t C a p t i o n _ 3 < / P r o m p t e d R e s u l t C a p t i o n _ 3 > - 
-             < P r o m p t e d R e s u l t C a p t i o n _ 4 > P r o m p t e d R e s u l t C a p t i o n _ 4 < / P r o m p t e d R e s u l t C a p t i o n _ 4 > - 
-             < P r o m p t e d R e s u l t C a p t i o n _ 5 > P r o m p t e d R e s u l t C a p t i o n _ 5 < / P r o m p t e d R e s u l t C a p t i o n _ 5 > - 
-             < P r o m p t e d R e s u l t C a p t i o n _ 6 > P r o m p t e d R e s u l t C a p t i o n _ 6 < / P r o m p t e d R e s u l t C a p t i o n _ 6 > - 
-             < P r o m p t e d R e s u l t C a p t i o n _ 7 > P r o m p t e d R e s u l t C a p t i o n _ 7 < / P r o m p t e d R e s u l t C a p t i o n _ 7 > - 
-             < P r o m p t e d R e s u l t C a p t i o n _ 8 > P r o m p t e d R e s u l t C a p t i o n _ 8 < / P r o m p t e d R e s u l t C a p t i o n _ 8 > - 
-             < P r o m p t e d R e s u l t C a p t i o n _ 9 > P r o m p t e d R e s u l t C a p t i o n _ 9 < / P r o m p t e d R e s u l t C a p t i o n _ 9 > - 
-             < P r o m p t e d R e s u l t C o n d i t i o n D e s c r i p t i o n _ 1 > P r o m p t e d R e s u l t C o n d i t i o n D e s c r i p t i o n _ 1 < / P r o m p t e d R e s u l t C o n d i t i o n D e s c r i p t i o n _ 1 > - 
-             < P r o m p t e d R e s u l t C o n d i t i o n D e s c r i p t i o n _ 1 0 > P r o m p t e d R e s u l t C o n d i t i o n D e s c r i p t i o n _ 1 0 < / P r o m p t e d R e s u l t C o n d i t i o n D e s c r i p t i o n _ 1 0 > - 
-             < P r o m p t e d R e s u l t C o n d i t i o n D e s c r i p t i o n _ 2 > P r o m p t e d R e s u l t C o n d i t i o n D e s c r i p t i o n _ 2 < / P r o m p t e d R e s u l t C o n d i t i o n D e s c r i p t i o n _ 2 > - 
-             < P r o m p t e d R e s u l t C o n d i t i o n D e s c r i p t i o n _ 3 > P r o m p t e d R e s u l t C o n d i t i o n D e s c r i p t i o n _ 3 < / P r o m p t e d R e s u l t C o n d i t i o n D e s c r i p t i o n _ 3 > - 
-             < P r o m p t e d R e s u l t C o n d i t i o n D e s c r i p t i o n _ 4 > P r o m p t e d R e s u l t C o n d i t i o n D e s c r i p t i o n _ 4 < / P r o m p t e d R e s u l t C o n d i t i o n D e s c r i p t i o n _ 4 > - 
-             < P r o m p t e d R e s u l t C o n d i t i o n D e s c r i p t i o n _ 5 > P r o m p t e d R e s u l t C o n d i t i o n D e s c r i p t i o n _ 5 < / P r o m p t e d R e s u l t C o n d i t i o n D e s c r i p t i o n _ 5 > - 
-             < P r o m p t e d R e s u l t C o n d i t i o n D e s c r i p t i o n _ 6 > P r o m p t e d R e s u l t C o n d i t i o n D e s c r i p t i o n _ 6 < / P r o m p t e d R e s u l t C o n d i t i o n D e s c r i p t i o n _ 6 > - 
-             < P r o m p t e d R e s u l t C o n d i t i o n D e s c r i p t i o n _ 7 > P r o m p t e d R e s u l t C o n d i t i o n D e s c r i p t i o n _ 7 < / P r o m p t e d R e s u l t C o n d i t i o n D e s c r i p t i o n _ 7 > - 
-             < P r o m p t e d R e s u l t C o n d i t i o n D e s c r i p t i o n _ 8 > P r o m p t e d R e s u l t C o n d i t i o n D e s c r i p t i o n _ 8 < / P r o m p t e d R e s u l t C o n d i t i o n D e s c r i p t i o n _ 8 > - 
-             < P r o m p t e d R e s u l t C o n d i t i o n D e s c r i p t i o n _ 9 > P r o m p t e d R e s u l t C o n d i t i o n D e s c r i p t i o n _ 9 < / P r o m p t e d R e s u l t C o n d i t i o n D e s c r i p t i o n _ 9 > - 
-             < P r o m p t e d R e s u l t V i s i b l e _ 1 > P r o m p t e d R e s u l t V i s i b l e _ 1 < / P r o m p t e d R e s u l t V i s i b l e _ 1 > - 
-             < P r o m p t e d R e s u l t V i s i b l e _ 1 0 > P r o m p t e d R e s u l t V i s i b l e _ 1 0 < / P r o m p t e d R e s u l t V i s i b l e _ 1 0 > - 
-             < P r o m p t e d R e s u l t V i s i b l e _ 2 > P r o m p t e d R e s u l t V i s i b l e _ 2 < / P r o m p t e d R e s u l t V i s i b l e _ 2 > - 
-             < P r o m p t e d R e s u l t V i s i b l e _ 3 > P r o m p t e d R e s u l t V i s i b l e _ 3 < / P r o m p t e d R e s u l t V i s i b l e _ 3 > - 
-             < P r o m p t e d R e s u l t V i s i b l e _ 4 > P r o m p t e d R e s u l t V i s i b l e _ 4 < / P r o m p t e d R e s u l t V i s i b l e _ 4 > - 
-             < P r o m p t e d R e s u l t V i s i b l e _ 5 > P r o m p t e d R e s u l t V i s i b l e _ 5 < / P r o m p t e d R e s u l t V i s i b l e _ 5 > - 
-             < P r o m p t e d R e s u l t V i s i b l e _ 6 > P r o m p t e d R e s u l t V i s i b l e _ 6 < / P r o m p t e d R e s u l t V i s i b l e _ 6 > - 
-             < P r o m p t e d R e s u l t V i s i b l e _ 7 > P r o m p t e d R e s u l t V i s i b l e _ 7 < / P r o m p t e d R e s u l t V i s i b l e _ 7 > - 
-             < P r o m p t e d R e s u l t V i s i b l e _ 8 > P r o m p t e d R e s u l t V i s i b l e _ 8 < / P r o m p t e d R e s u l t V i s i b l e _ 8 > - 
-             < P r o m p t e d R e s u l t V i s i b l e _ 9 > P r o m p t e d R e s u l t V i s i b l e _ 9 < / P r o m p t e d R e s u l t V i s i b l e _ 9 > - 
-             < T e s t _ R e s u l t > T e s t _ R e s u l t < / T e s t _ R e s u l t > - 
-             < T e s t _ R e s u l t D e s c r i p t i o n > T e s t _ R e s u l t D e s c r i p t i o n < / T e s t _ R e s u l t D e s c r i p t i o n > - 
-             < T e s t _ V a l u e > T e s t _ V a l u e < / T e s t _ V a l u e > - 
-             < W o r d D e s c r i p t i o n > W o r d D e s c r i p t i o n < / W o r d D e s c r i p t i o n > - 
-             < W o r d M o d i f i e d B y U s e r N a m e > W o r d M o d i f i e d B y U s e r N a m e < / W o r d M o d i f i e d B y U s e r N a m e > - 
-             < W o r d M o d i f i e d D a t e T i m e > W o r d M o d i f i e d D a t e T i m e < / W o r d M o d i f i e d D a t e T i m e > - 
-             < W o r d T e s t V a l u e > W o r d T e s t V a l u e < / W o r d T e s t V a l u e > +     < T o o l t i p s > + 
+         < T o o l t i p   c o l u m n = " Q l t y I n s p e c t i o n T e m p l a t e _ D e s c r i p t i o n "   E l e m e n t I d = " 1 6 5 2 0 6 9 5 9 8 " > + 
+             < T o o l t i p T e x t   l a n g = " e n - U S " > S p e c i f i e s   a n   e x p l a n a t i o n   o f   t h e   Q u a l i t y   I n s p e c t i o n   T e m p l a t e .   Y o u   c a n   e n t e r   a   m a x i m u m   o f   1 0 0   c h a r a c t e r s ,   b o t h   n u m b e r s   a n d   l e t t e r s . < / T o o l t i p T e x t > + 
+         < / T o o l t i p > + 
+         < T o o l t i p   c o l u m n = " Q l t y I n s p e c t i o n _ D e s c r i p t i o n "   E l e m e n t I d = " 7 3 9 0 1 9 9 1 0 " > + 
+             < T o o l t i p T e x t   l a n g = " e n - U S " > S p e c i f i e s   a   d e s c r i p t i o n   o f   t h e   Q u a l i t y   I n s p e c t i o n   i t s e l f . < / T o o l t i p T e x t > + 
+         < / T o o l t i p > + 
+         < T o o l t i p   c o l u m n = " Q l t y I n s p e c t i o n _ S t a t u s "   E l e m e n t I d = " 8 5 1 7 5 2 7 6 8 " > + 
+             < T o o l t i p T e x t   l a n g = " e n - U S " > S p e c i f i e s   t h e   s t a t u s   o f   t h e   i n s p e c t i o n .   N o   a d d i t i o n a l   c h a n g e s   c a n   b e   m a d e   t o   a   f i n i s h e d   Q u a l i t y   I n s p e c t i o n . < / T o o l t i p T e x t > + 
+         < / T o o l t i p > + 
+         < T o o l t i p   c o l u m n = " Q l t y I n s p e c t i o n _ R e s u l t _ C o d e "   E l e m e n t I d = " 1 8 0 7 0 7 7 0 6 5 " > + 
+             < T o o l t i p T e x t   l a n g = " e n - U S " > S p e c i f i e s   t h e   r e s u l t   i s   a u t o m a t i c a l l y   d e t e r m i n e d   b a s e d   o n   t h e   t e s t   v a l u e   a n d   r e s u l t   c o n f i g u r a t i o n . < / T o o l t i p T e x t > + 
+         < / T o o l t i p > + 
+         < T o o l t i p   c o l u m n = " Q l t y I n s p e c t i o n _ R e s u l t _ D e s c r i p t i o n "   E l e m e n t I d = " 8 1 0 5 3 8 1 8 8 " > + 
+             < T o o l t i p T e x t   l a n g = " e n - U S " > S p e c i f i e s   t h e   r e s u l t   d e s c r i p t i o n   f o r   t h i s   t e s t   r e s u l t .   T h e   r e s u l t   i s   a u t o m a t i c a l l y   d e t e r m i n e d   b a s e d   o n   t h e   t e s t   v a l u e   a n d   r e s u l t   c o n f i g u r a t i o n . < / T o o l t i p T e x t > + 
+         < / T o o l t i p > + 
+         < T o o l t i p   c o l u m n = " Q l t y I n s p e c t i o n _ N o "   E l e m e n t I d = " 2 1 2 0 6 1 5 7 4 9 " > + 
+             < T o o l t i p T e x t   l a n g = " e n - U S " > S p e c i f i e s   t h e   q u a l i t y   i n s p e c t i o n   d o c u m e n t   n u m b e r . < / T o o l t i p T e x t > + 
+         < / T o o l t i p > + 
+         < T o o l t i p   c o l u m n = " Q l t y I n s p e c t i o n _ R e i n s p e c t i o n N o "   E l e m e n t I d = " 7 5 1 7 3 5 6 " > + 
+             < T o o l t i p T e x t   l a n g = " e n - U S " > S p e c i f i e s   t h e   r e - i n s p e c t i o n   c o u n t e r . < / T o o l t i p T e x t > + 
+         < / T o o l t i p > + 
+         < T o o l t i p   c o l u m n = " Q l t y I n s p e c t i o n _ F i n i s h e d _ B y _ U s e r _ I D "   E l e m e n t I d = " 1 7 5 0 5 1 6 3 3 8 " > + 
+             < T o o l t i p T e x t   l a n g = " e n - U S " > S p e c i f i e s   t h e   u s e r   t h a t   f i n i s h e d   t h e   i n s p e c t i o n . < / T o o l t i p T e x t > + 
+         < / T o o l t i p > + 
+         < T o o l t i p   c o l u m n = " Q l t y I n s p e c t i o n _ F i n i s h e d _ D a t e "   E l e m e n t I d = " 1 8 3 4 1 2 2 7 6 5 " > + 
+             < T o o l t i p T e x t   l a n g = " e n - U S " > S p e c i f i e s   t h e   d a t e   t h a t   t h e   i n s p e c t i o n   w a s   f i n i s h e d . < / T o o l t i p T e x t > + 
+         < / T o o l t i p > + 
+         < T o o l t i p   c o l u m n = " Q l t y I n s p e c t i o n _ S o u r c e _ I t e m _ N o _ "   E l e m e n t I d = " 1 2 6 8 0 5 0 5 1 8 " > + 
+             < T o o l t i p T e x t   l a n g = " e n - U S " > S p e c i f i e s   t h e   i t e m   t h a t   t h e   Q u a l i t y   I n s p e c t i o n   i s   f o r .   W h e n   u s e d   w i t h   p r o d u c t i o n   o r d e r s   t h i s   t y p i c a l l y   r e f e r s   t o   t h e   i t e m   b e i n g   p r o d u c e d . < / T o o l t i p T e x t > + 
+         < / T o o l t i p > + 
+         < T o o l t i p   c o l u m n = " Q l t y I n s p e c t i o n _ S o u r c e _ I t e m _ D e s c r i p t i o n "   E l e m e n t I d = " 6 4 6 8 9 0 6 3 0 " > + 
+             < T o o l t i p T e x t   l a n g = " e n - U S " > S p e c i f i e s   a   d e s c r i p t i o n   o f   t h e   i t e m . < / T o o l t i p T e x t > + 
+         < / T o o l t i p > + 
+         < T o o l t i p   c o l u m n = " Q l t y I n s p e c t i o n _ S o u r c e _ I t e m _ D e s c r i p t i o n 2 "   E l e m e n t I d = " 1 2 7 9 3 6 9 3 5 2 " > + 
+             < T o o l t i p T e x t   l a n g = " e n - U S " > S p e c i f i e s   i n f o r m a t i o n   i n   a d d i t i o n   t o   t h e   d e s c r i p t i o n . < / T o o l t i p T e x t > + 
+         < / T o o l t i p > + 
+         < T o o l t i p   c o l u m n = " Q l t y I n s p e c t i o n _ S o u r c e _ V a r i a n t _ C o d e "   E l e m e n t I d = " 1 6 0 8 4 0 3 8 2 1 " > + 
+             < T o o l t i p T e x t   l a n g = " e n - U S " > S p e c i f i e s   t h e   i t e m   v a r i a n t   t h a t   t h e   Q u a l i t y   I n s p e c t i o n   i s   f o r .   W h e n   u s e d   w i t h   p r o d u c t i o n   o r d e r s   t h i s   t y p i c a l l y   r e f e r s   t o   t h e   i t e m   b e i n g   p r o d u c e d . < / T o o l t i p T e x t > + 
+         < / T o o l t i p > + 
+         < T o o l t i p   c o l u m n = " Q l t y I n s p e c t i o n _ S o u r c e _ L o t _ N o _ "   E l e m e n t I d = " 1 1 2 3 5 5 1 3 1 2 " > + 
+             < T o o l t i p T e x t   l a n g = " e n - U S " > S p e c i f i e s   t h e   l o t   n u m b e r   t h a t   t h e   q u a l i t y   i n s p e c t i o n   i s   f o r .   T h i s   i s   o n l y   u s e d   f o r   l o t   t r a c k e d   i t e m s . < / T o o l t i p T e x t > + 
+         < / T o o l t i p > + 
+         < T o o l t i p   c o l u m n = " Q l t y I n s p e c t i o n _ S o u r c e _ S e r i a l _ N o _ "   E l e m e n t I d = " 1 5 2 0 5 9 1 4 4 7 " > + 
+             < T o o l t i p T e x t   l a n g = " e n - U S " > S p e c i f i e s   t h e   s e r i a l   n u m b e r   t h a t   t h e   q u a l i t y   i n s p e c t i o n   i s   f o r .   T h i s   i s   o n l y   u s e d   f o r   s e r i a l   t r a c k e d   i t e m s . < / T o o l t i p T e x t > + 
+         < / T o o l t i p > + 
+         < T o o l t i p   c o l u m n = " Q l t y I n s p e c t i o n _ S o u r c e _ P a c k a g e _ N o _ "   E l e m e n t I d = " 1 9 6 1 1 2 9 9 7 " > + 
+             < T o o l t i p T e x t   l a n g = " e n - U S " > S p e c i f i e s   t h e   p a c k a g e   n u m b e r   t h a t   t h e   q u a l i t y   i n s p e c t i o n   i s   f o r .   T h i s   i s   o n l y   u s e d   f o r   p a c k a g e   t r a c k e d   i t e m s . < / T o o l t i p T e x t > + 
+         < / T o o l t i p > + 
+         < T o o l t i p   c o l u m n = " Q l t y I n s p e c t i o n _ S o u r c e _ D o c u m e n t _ N o _ "   E l e m e n t I d = " 1 6 7 5 9 1 6 2 8 8 " > + 
+             < T o o l t i p T e x t   l a n g = " e n - U S " > S p e c i f i e s   a   r e f e r e n c e   t o   t h e   d o c u m e n t   t h a t   t h i s   Q u a l i t y   I n s p e c t i o n   i s   r e f e r r i n g   t o .   T h i s   t y p i c a l l y   r e f e r s   t o   a   p r o d u c t i o n   o r d e r   d o c u m e n t   n u m b e r . < / T o o l t i p T e x t > + 
+         < / T o o l t i p > + 
+         < T o o l t i p   c o l u m n = " Q l t y I n s p e c t i o n _ S o u r c e _ T a s k _ N o _ "   E l e m e n t I d = " 3 8 4 6 4 4 1 8 2 " > + 
+             < T o o l t i p T e x t   l a n g = " e n - U S " > S p e c i f i e s   a   r e f e r e n c e   t o   t h e   s o u r c e   t a s k   n o .   t h a t   t h i s   Q u a l i t y   I n s p e c t i o n   i s   r e f e r r i n g   t o .   T h i s   t y p i c a l l y   r e f e r s   t o   a n   o p e r a t i o n . < / T o o l t i p T e x t > + 
+         < / T o o l t i p > + 
+         < T o o l t i p   c o l u m n = " Q l t y I n s p e c t i o n _ S o u r c e _ C u s t o m _ 1 "   E l e m e n t I d = " 5 4 6 4 5 3 7 6 5 " > + 
+             < T o o l t i p T e x t   l a n g = " e n - U S " > S p e c i f i e s   a d d i t i o n a l   i n f o r m a t i o n   f r o m   a   s o u r c e   r e c o r d . < / T o o l t i p T e x t > + 
+         < / T o o l t i p > + 
+         < T o o l t i p   c o l u m n = " Q l t y I n s p e c t i o n _ S o u r c e _ C u s t o m _ 2 "   E l e m e n t I d = " 1 8 3 5 4 2 3 6 8 0 " > + 
+             < T o o l t i p T e x t   l a n g = " e n - U S " > S p e c i f i e s   a d d i t i o n a l   i n f o r m a t i o n   f r o m   a   s o u r c e   r e c o r d . < / T o o l t i p T e x t > + 
+         < / T o o l t i p > + 
+         < T o o l t i p   c o l u m n = " Q l t y I n s p e c t i o n _ S o u r c e _ C u s t o m _ 3 "   E l e m e n t I d = " 1 8 2 1 8 4 6 9 9 9 " > + 
+             < T o o l t i p T e x t   l a n g = " e n - U S " > S p e c i f i e s   a d d i t i o n a l   i n f o r m a t i o n   f r o m   a   s o u r c e   r e c o r d . < / T o o l t i p T e x t > + 
+         < / T o o l t i p > + 
+         < T o o l t i p   c o l u m n = " Q l t y I n s p e c t i o n _ S o u r c e _ C u s t o m _ 4 "   E l e m e n t I d = " 1 3 6 6 6 3 6 0 8 6 " > + 
+             < T o o l t i p T e x t   l a n g = " e n - U S " > S p e c i f i e s   a d d i t i o n a l   i n f o r m a t i o n   f r o m   a   s o u r c e   r e c o r d . < / T o o l t i p T e x t > + 
+         < / T o o l t i p > + 
+         < T o o l t i p   c o l u m n = " Q l t y I n s p e c t i o n _ S o u r c e _ C u s t o m _ 5 "   E l e m e n t I d = " 2 0 0 4 3 3 2 7 0 3 " > + 
+             < T o o l t i p T e x t   l a n g = " e n - U S " > S p e c i f i e s   a d d i t i o n a l   i n f o r m a t i o n   f r o m   a   s o u r c e   r e c o r d . < / T o o l t i p T e x t > + 
+         < / T o o l t i p > + 
+         < T o o l t i p   c o l u m n = " Q l t y I n s p e c t i o n _ S o u r c e _ C u s t o m _ 6 "   E l e m e n t I d = " 9 1 2 4 2 8 5 2 " > + 
+             < T o o l t i p T e x t   l a n g = " e n - U S " > S p e c i f i e s   a d d i t i o n a l   i n f o r m a t i o n   f r o m   a   s o u r c e   r e c o r d . < / T o o l t i p T e x t > + 
+         < / T o o l t i p > + 
+         < T o o l t i p   c o l u m n = " Q l t y I n s p e c t i o n _ S o u r c e _ C u s t o m _ 7 "   E l e m e n t I d = " 7 2 8 9 3 9 4 6 9 " > + 
+             < T o o l t i p T e x t   l a n g = " e n - U S " > S p e c i f i e s   a d d i t i o n a l   i n f o r m a t i o n   f r o m   a   s o u r c e   r e c o r d . < / T o o l t i p T e x t > + 
+         < / T o o l t i p > + 
+         < T o o l t i p   c o l u m n = " Q l t y I n s p e c t i o n _ S o u r c e _ C u s t o m _ 8 "   E l e m e n t I d = " 3 7 7 5 4 4 7 4 2 " > + 
+             < T o o l t i p T e x t   l a n g = " e n - U S " > S p e c i f i e s   a d d i t i o n a l   i n f o r m a t i o n   f r o m   a   s o u r c e   r e c o r d . < / T o o l t i p T e x t > + 
+         < / T o o l t i p > + 
+         < T o o l t i p   c o l u m n = " Q l t y I n s p e c t i o n _ S o u r c e _ C u s t o m _ 9 "   E l e m e n t I d = " 2 6 0 1 5 1 8 7 5 " > + 
+             < T o o l t i p T e x t   l a n g = " e n - U S " > S p e c i f i e s   a d d i t i o n a l   i n f o r m a t i o n   f r o m   a   s o u r c e   r e c o r d . < / T o o l t i p T e x t > + 
+         < / T o o l t i p > + 
+         < T o o l t i p   c o l u m n = " Q l t y I n s p e c t i o n _ S o u r c e _ C u s t o m _ 1 0 "   E l e m e n t I d = " 1 5 3 7 6 5 2 9 2 5 " > + 
+             < T o o l t i p T e x t   l a n g = " e n - U S " > S p e c i f i e s   a d d i t i o n a l   i n f o r m a t i o n   f r o m   a   s o u r c e   r e c o r d . < / T o o l t i p T e x t > + 
+         < / T o o l t i p > + 
+         < T o o l t i p   c o l u m n = " I t e m D e s c r i p t i o n "   E l e m e n t I d = " 1 9 6 5 3 9 3 7 9 0 " > + 
+             < T o o l t i p T e x t   l a n g = " e n - U S " > S p e c i f i e s   a   d e s c r i p t i o n   o f   t h e   i t e m . < / T o o l t i p T e x t > + 
+         < / T o o l t i p > + 
+         < T o o l t i p   c o l u m n = " F i e l d _ C o d e "   E l e m e n t I d = " 1 3 2 7 2 5 5 7 3 " > + 
+             < T o o l t i p T e x t   l a n g = " e n - U S " > S p e c i f i e s   t h e   f i e l d / q u e s t i o n / m e t r i c   i n   t h i s   t e s t . < / T o o l t i p T e x t > + 
+         < / T o o l t i p > + 
+         < T o o l t i p   c o l u m n = " F i e l d _ D e s c r i p t i o n "   E l e m e n t I d = " 1 4 6 8 6 2 1 2 9 8 " > + 
+             < T o o l t i p T e x t   l a n g = " e n - U S " > S p e c i f i e s   a   d e s c r i p t i o n   o f   t h e   f i e l d   a s   i t   i s   u s e d   o n   t h e   t e s t . < / T o o l t i p T e x t > + 
+         < / T o o l t i p > + 
+         < T o o l t i p   c o l u m n = " N u m e r i c _ V a l u e "   E l e m e n t I d = " 4 6 0 4 1 2 6 4 6 " > + 
+             < T o o l t i p T e x t   l a n g = " e n - U S " > S p e c i f i e s   a n   e v a l u a t e d   n u m e r i c   v a l u e   o f   T e s t   V a l u e   f o r   u s e   i n   c a l c u l a t i o n s   a n d   a n a l y s i s .   T h i s   v a l u e   i s   a u t o m a t i c a l l y   c a l c u l a t e d   w h e n   t h e   T e s t   V a l u e   i s   e n t e r e d   o r   m o d i f i e d   b a s e d   o n   t h e   c o n f i g u r a t i o n   o f   t h e   T e s t   V a l u e   a n d   i s   n o t   d i r e c t l y   e d i t a b l e . < / T o o l t i p T e x t > + 
+         < / T o o l t i p > + 
+         < T o o l t i p   c o l u m n = " F i e l d _ T y p e "   E l e m e n t I d = " 1 3 2 8 1 6 4 0 1 6 " > + 
+             < T o o l t i p T e x t   l a n g = " e n - U S " > S p e c i f i e s   t h e   d a t a   t y p e   o f   t h e   v a l u e s   y o u   c a n   e n t e r   o r   s e l e c t   f o r   t h i s   t e s t .   U s e   D e c i m a l   f o r   n u m e r i c a l   m e a s u r e m e n t s .   U s e   C h o i c e   t o   g i v e   a   l i s t   o f   o p t i o n s   t o   c h o o s e   f r o m .   I f   y o u   w a n t   t o   c h o o s e   o p t i o n s   f r o m   a n   e x i s t i n g   t a b l e ,   u s e   T a b l e   L o o k u p . < / T o o l t i p T e x t > + 
+         < / T o o l t i p > + 
+         < T o o l t i p   c o l u m n = " T e s t _ R e s u l t "   E l e m e n t I d = " 1 2 7 1 0 6 2 1 4 1 " > + 
+             < T o o l t i p T e x t   l a n g = " e n - U S " > S p e c i f i e s   t h e   r e s u l t   i s   a u t o m a t i c a l l y   d e t e r m i n e d   b a s e d   o n   t h e   t e s t   v a l u e   a n d   r e s u l t   c o n f i g u r a t i o n . < / T o o l t i p T e x t > + 
+         < / T o o l t i p > + 
+     < / T o o l t i p s > + 
+     < C u r r e n t I n s p e c t i o n   E l e m e n t T y p e = " D a t a I t e m "   E l e m e n t I d = " 1 7 4 7 8 9 7 9 7 8 " > + 
+         < A p p r o v e r N a m e L a b e l   E l e m e n t T y p e = " C o l u m n "   E l e m e n t I d = " 1 8 9 7 9 9 2 7 8 5 "   D a t a T y p e = " T e x t " > A p p r o v e r N a m e L a b e l < / A p p r o v e r N a m e L a b e l > + 
+         < A p p r o v e r S i g n a t u r e L a b e l   E l e m e n t T y p e = " C o l u m n "   E l e m e n t I d = " 1 0 3 4 5 1 7 9 4 "   D a t a T y p e = " T e x t " > A p p r o v e r S i g n a t u r e L a b e l < / A p p r o v e r S i g n a t u r e L a b e l > + 
+         < C O A C o n t a c t _ A l l   E l e m e n t T y p e = " C o l u m n "   E l e m e n t I d = " 1 5 9 3 9 3 0 3 4 6 "   D a t a T y p e = " T e x t " > C O A C o n t a c t _ A l l < / C O A C o n t a c t _ A l l > + 
+         < C O A C o n t a c t _ R o w 1   E l e m e n t T y p e = " C o l u m n "   E l e m e n t I d = " 1 2 7 0 2 3 9 7 3 2 "   D a t a T y p e = " T e x t " > C O A C o n t a c t _ R o w 1 < / C O A C o n t a c t _ R o w 1 > + 
+         < C O A C o n t a c t _ R o w 2   E l e m e n t T y p e = " C o l u m n "   E l e m e n t I d = " 6 4 2 8 5 0 1 1 9 "   D a t a T y p e = " T e x t " > C O A C o n t a c t _ R o w 2 < / C O A C o n t a c t _ R o w 2 > + 
+         < C O A C o n t a c t _ R o w 3   E l e m e n t T y p e = " C o l u m n "   E l e m e n t I d = " 5 1 5 3 5 0 2 "   D a t a T y p e = " T e x t " > C O A C o n t a c t _ R o w 3 < / C O A C o n t a c t _ R o w 3 > + 
+         < C O A C o n t a c t _ R o w 4   E l e m e n t T y p e = " C o l u m n "   E l e m e n t I d = " 1 1 1 1 6 3 7 7 1 3 "   D a t a T y p e = " T e x t " > C O A C o n t a c t _ R o w 4 < / C O A C o n t a c t _ R o w 4 > + 
+         < C O A C o n t a c t _ R o w 5   E l e m e n t T y p e = " C o l u m n "   E l e m e n t I d = " 4 7 3 9 4 1 0 9 6 "   D a t a T y p e = " T e x t " > C O A C o n t a c t _ R o w 5 < / C O A C o n t a c t _ R o w 5 > + 
+         < C O A C o n t a c t _ R o w 6   E l e m e n t T y p e = " C o l u m n "   E l e m e n t I d = " 1 9 0 7 9 3 6 3 4 9 "   D a t a T y p e = " T e x t " > C O A C o n t a c t _ R o w 6 < / C O A C o n t a c t _ R o w 6 > + 
+         < C O A C o n t a c t _ R o w 7   E l e m e n t T y p e = " C o l u m n "   E l e m e n t I d = " 1 7 4 9 3 3 4 3 3 0 "   D a t a T y p e = " T e x t " > C O A C o n t a c t _ R o w 7 < / C O A C o n t a c t _ R o w 7 > + 
+         < C O A C o n t a c t _ R o w 8   E l e m e n t T y p e = " C o l u m n "   E l e m e n t I d = " 1 4 3 9 1 4 8 7 5 5 "   D a t a T y p e = " T e x t " > C O A C o n t a c t _ R o w 8 < / C O A C o n t a c t _ R o w 8 > + 
+         < C o m p a n y I n f o r m a t i o n _ A l l   E l e m e n t T y p e = " C o l u m n "   E l e m e n t I d = " 7 6 1 9 7 4 8 2 4 "   D a t a T y p e = " T e x t " > C o m p a n y I n f o r m a t i o n _ A l l < / C o m p a n y I n f o r m a t i o n _ A l l > + 
+         < C o m p a n y I n f o r m a t i o n _ R o w 1   E l e m e n t T y p e = " C o l u m n "   E l e m e n t I d = " 1 8 4 3 2 1 2 8 9 4 "   D a t a T y p e = " T e x t " > C o m p a n y I n f o r m a t i o n _ R o w 1 < / C o m p a n y I n f o r m a t i o n _ R o w 1 > + 
+         < C o m p a n y I n f o r m a t i o n _ R o w 2   E l e m e n t T y p e = " C o l u m n "   E l e m e n t I d = " 1 8 1 4 0 5 7 7 8 5 "   D a t a T y p e = " T e x t " > C o m p a n y I n f o r m a t i o n _ R o w 2 < / C o m p a n y I n f o r m a t i o n _ R o w 2 > + 
+         < C o m p a n y I n f o r m a t i o n _ R o w 3   E l e m e n t T y p e = " C o l u m n "   E l e m e n t I d = " 1 1 7 6 3 6 1 1 6 8 "   D a t a T y p e = " T e x t " > C o m p a n y I n f o r m a t i o n _ R o w 3 < / C o m p a n y I n f o r m a t i o n _ R o w 3 > + 
+         < C o m p a n y I n f o r m a t i o n _ R o w 4   E l e m e n t T y p e = " C o l u m n "   E l e m e n t I d = " 1 3 4 5 2 7 0 1 9 1 "   D a t a T y p e = " T e x t " > C o m p a n y I n f o r m a t i o n _ R o w 4 < / C o m p a n y I n f o r m a t i o n _ R o w 4 > + 
+         < C o m p a n y I n f o r m a t i o n _ R o w 5   E l e m e n t T y p e = " C o l u m n "   E l e m e n t I d = " 7 0 7 5 7 3 5 7 4 "   D a t a T y p e = " T e x t " > C o m p a n y I n f o r m a t i o n _ R o w 5 < / C o m p a n y I n f o r m a t i o n _ R o w 5 > + 
+         < C o m p a n y I n f o r m a t i o n _ R o w 6   E l e m e n t T y p e = " C o l u m n "   E l e m e n t I d = " 6 9 8 7 6 9 5 7 "   D a t a T y p e = " T e x t " > C o m p a n y I n f o r m a t i o n _ R o w 6 < / C o m p a n y I n f o r m a t i o n _ R o w 6 > + 
+         < C o m p a n y I n f o r m a t i o n _ R o w 7   E l e m e n t T y p e = " C o l u m n "   E l e m e n t I d = " 5 6 7 8 1 9 6 6 0 "   D a t a T y p e = " T e x t " > C o m p a n y I n f o r m a t i o n _ R o w 7 < / C o m p a n y I n f o r m a t i o n _ R o w 7 > + 
+         < C o m p a n y I n f o r m a t i o n _ R o w 8   E l e m e n t T y p e = " C o l u m n "   E l e m e n t I d = " 3 9 8 9 1 0 6 3 7 "   D a t a T y p e = " T e x t " > C o m p a n y I n f o r m a t i o n _ R o w 8 < / C o m p a n y I n f o r m a t i o n _ R o w 8 > + 
+         < C o m p a n y L o g o   E l e m e n t T y p e = " C o l u m n "   E l e m e n t I d = " 2 3 7 6 9 1 5 1 "   D a t a T y p e = " B l o b " / > + 
+         < E m a i l L a b e l   E l e m e n t T y p e = " C o l u m n "   E l e m e n t I d = " 7 7 1 8 8 7 1 3 5 "   D a t a T y p e = " T e x t " > E m a i l L a b e l < / E m a i l L a b e l > + 
+         < E m a i l V a l u e   E l e m e n t T y p e = " C o l u m n "   E l e m e n t I d = " 3 8 8 1 2 2 7 6 2 "   D a t a T y p e = " T e x t " > E m a i l V a l u e < / E m a i l V a l u e > + 
+         < F i n i s h e d B y N a m e L a b e l   E l e m e n t T y p e = " C o l u m n "   E l e m e n t I d = " 2 1 0 1 0 0 9 6 5 1 "   D a t a T y p e = " T e x t " > F i n i s h e d B y N a m e L a b e l < / F i n i s h e d B y N a m e L a b e l > + 
+         < F i n i s h e d B y S i g n a t u r e L a b e l   E l e m e n t T y p e = " C o l u m n "   E l e m e n t I d = " 2 0 7 1 3 1 2 7 2 2 "   D a t a T y p e = " T e x t " > F i n i s h e d B y S i g n a t u r e L a b e l < / F i n i s h e d B y S i g n a t u r e L a b e l > + 
+         < H o m e P a g e L a b e l   E l e m e n t T y p e = " C o l u m n "   E l e m e n t I d = " 4 6 2 3 7 4 2 3 1 "   D a t a T y p e = " T e x t " > H o m e P a g e L a b e l < / H o m e P a g e L a b e l > + 
+         < H o m e P a g e V a l u e   E l e m e n t T y p e = " C o l u m n "   E l e m e n t I d = " 5 3 3 5 1 4 0 3 4 "   D a t a T y p e = " T e x t " > H o m e P a g e V a l u e < / H o m e P a g e V a l u e > + 
+         < I t e m D e s c r i p t i o n   E l e m e n t T y p e = " C o l u m n "   E l e m e n t I d = " 1 9 6 5 3 9 3 7 9 0 "   D a t a T y p e = " T e x t " > I t e m D e s c r i p t i o n < / I t e m D e s c r i p t i o n > + 
+         < I t e m I d e n t i f i e r   E l e m e n t T y p e = " C o l u m n "   E l e m e n t I d = " 5 0 6 2 1 1 7 7 1 "   D a t a T y p e = " T e x t " > I t e m I d e n t i f i e r < / I t e m I d e n t i f i e r > + 
+         < I t e m T r a c k i n g I d e n t i f i e r   E l e m e n t T y p e = " C o l u m n "   E l e m e n t I d = " 7 9 0 2 0 8 2 0 4 "   D a t a T y p e = " T e x t " > I t e m T r a c k i n g I d e n t i f i e r < / I t e m T r a c k i n g I d e n t i f i e r > + 
+         < P h o n e N o L a b e l   E l e m e n t T y p e = " C o l u m n "   E l e m e n t I d = " 1 6 1 4 5 2 6 0 7 8 "   D a t a T y p e = " T e x t " > P h o n e N o L a b e l < / P h o n e N o L a b e l > + 
+         < P h o n e N o V a l u e   E l e m e n t T y p e = " C o l u m n "   E l e m e n t I d = " 1 2 8 6 6 4 9 7 8 1 "   D a t a T y p e = " T e x t " > P h o n e N o V a l u e < / P h o n e N o V a l u e > + 
+         < Q l t y I n s p e c t i o n T e m p l a t e _ D e s c r i p t i o n   E l e m e n t T y p e = " C o l u m n "   E l e m e n t I d = " 1 6 5 2 0 6 9 5 9 8 "   D a t a T y p e = " T e x t " > Q l t y I n s p e c t i o n T e m p l a t e _ D e s c r i p t i o n < / Q l t y I n s p e c t i o n T e m p l a t e _ D e s c r i p t i o n > + 
+         < Q l t y I n s p e c t i o n _ A p p r o v e r _ N a m e   E l e m e n t T y p e = " C o l u m n "   E l e m e n t I d = " 2 0 5 9 0 7 9 3 2 1 "   D a t a T y p e = " T e x t " > Q l t y I n s p e c t i o n _ A p p r o v e r _ N a m e < / Q l t y I n s p e c t i o n _ A p p r o v e r _ N a m e > + 
+         < Q l t y I n s p e c t i o n _ A p p r o v e r _ T i t l e   E l e m e n t T y p e = " C o l u m n "   E l e m e n t I d = " 4 7 5 7 2 7 8 9 8 "   D a t a T y p e = " T e x t " > Q l t y I n s p e c t i o n _ A p p r o v e r _ T i t l e < / Q l t y I n s p e c t i o n _ A p p r o v e r _ T i t l e > + 
+         < Q l t y I n s p e c t i o n _ D e s c r i p t i o n   E l e m e n t T y p e = " C o l u m n "   E l e m e n t I d = " 7 3 9 0 1 9 9 1 0 "   D a t a T y p e = " T e x t " > Q l t y I n s p e c t i o n _ D e s c r i p t i o n < / Q l t y I n s p e c t i o n _ D e s c r i p t i o n > + 
+         < Q l t y I n s p e c t i o n _ F i n i s h e d _ B y _ E m a i l   E l e m e n t T y p e = " C o l u m n "   E l e m e n t I d = " 1 5 2 1 1 3 4 6 3 1 "   D a t a T y p e = " T e x t " > Q l t y I n s p e c t i o n _ F i n i s h e d _ B y _ E m a i l < / Q l t y I n s p e c t i o n _ F i n i s h e d _ B y _ E m a i l > + 
+         < Q l t y I n s p e c t i o n _ F i n i s h e d _ B y _ P h o n e   E l e m e n t T y p e = " C o l u m n "   E l e m e n t I d = " 3 4 7 5 5 7 6 2 5 "   D a t a T y p e = " T e x t " > Q l t y I n s p e c t i o n _ F i n i s h e d _ B y _ P h o n e < / Q l t y I n s p e c t i o n _ F i n i s h e d _ B y _ P h o n e > + 
+         < Q l t y I n s p e c t i o n _ F i n i s h e d _ B y _ T i t l e   E l e m e n t T y p e = " C o l u m n "   E l e m e n t I d = " 4 6 0 0 4 5 6 8 3 "   D a t a T y p e = " T e x t " > Q l t y I n s p e c t i o n _ F i n i s h e d _ B y _ T i t l e < / Q l t y I n s p e c t i o n _ F i n i s h e d _ B y _ T i t l e > + 
+         < Q l t y I n s p e c t i o n _ F i n i s h e d _ B y _ U s e r N a m e   E l e m e n t T y p e = " C o l u m n "   E l e m e n t I d = " 1 9 5 3 6 1 2 5 3 1 "   D a t a T y p e = " T e x t " > Q l t y I n s p e c t i o n _ F i n i s h e d _ B y _ U s e r N a m e < / Q l t y I n s p e c t i o n _ F i n i s h e d _ B y _ U s e r N a m e > + 
+         < Q l t y I n s p e c t i o n _ F i n i s h e d _ B y _ U s e r _ I D   E l e m e n t T y p e = " C o l u m n "   E l e m e n t I d = " 1 7 5 0 5 1 6 3 3 8 "   D a t a T y p e = " C o d e " > Q l t y I n s p e c t i o n _ F i n i s h e d _ B y _ U s e r _ I D < / Q l t y I n s p e c t i o n _ F i n i s h e d _ B y _ U s e r _ I D > + 
+         < Q l t y I n s p e c t i o n _ F i n i s h e d _ D a t e   E l e m e n t T y p e = " C o l u m n "   E l e m e n t I d = " 1 8 3 4 1 2 2 7 6 5 "   D a t a T y p e = " D a t e T i m e " > Q l t y I n s p e c t i o n _ F i n i s h e d _ D a t e < / Q l t y I n s p e c t i o n _ F i n i s h e d _ D a t e > + 
+         < Q l t y I n s p e c t i o n _ N o   E l e m e n t T y p e = " C o l u m n "   E l e m e n t I d = " 2 1 2 0 6 1 5 7 4 9 "   D a t a T y p e = " C o d e " > Q l t y I n s p e c t i o n _ N o < / Q l t y I n s p e c t i o n _ N o > + 
+         < Q l t y I n s p e c t i o n _ R e i n s p e c t i o n N o   E l e m e n t T y p e = " C o l u m n "   E l e m e n t I d = " 7 5 1 7 3 5 6 "   D a t a T y p e = " I n t e g e r " > Q l t y I n s p e c t i o n _ R e i n s p e c t i o n N o < / Q l t y I n s p e c t i o n _ R e i n s p e c t i o n N o > + 
+         < Q l t y I n s p e c t i o n _ R e s u l t _ C o d e   E l e m e n t T y p e = " C o l u m n "   E l e m e n t I d = " 1 8 0 7 0 7 7 0 6 5 "   D a t a T y p e = " C o d e " > Q l t y I n s p e c t i o n _ R e s u l t _ C o d e < / Q l t y I n s p e c t i o n _ R e s u l t _ C o d e > + 
+         < Q l t y I n s p e c t i o n _ R e s u l t _ D e s c r i p t i o n   E l e m e n t T y p e = " C o l u m n "   E l e m e n t I d = " 8 1 0 5 3 8 1 8 8 "   D a t a T y p e = " T e x t " > Q l t y I n s p e c t i o n _ R e s u l t _ D e s c r i p t i o n < / Q l t y I n s p e c t i o n _ R e s u l t _ D e s c r i p t i o n > + 
+         < Q l t y I n s p e c t i o n _ S o u r c e _ C u s t o m _ 1   E l e m e n t T y p e = " C o l u m n "   E l e m e n t I d = " 5 4 6 4 5 3 7 6 5 "   D a t a T y p e = " T e x t " > Q l t y I n s p e c t i o n _ S o u r c e _ C u s t o m _ 1 < / Q l t y I n s p e c t i o n _ S o u r c e _ C u s t o m _ 1 > + 
+         < Q l t y I n s p e c t i o n _ S o u r c e _ C u s t o m _ 1 0   E l e m e n t T y p e = " C o l u m n "   E l e m e n t I d = " 1 5 3 7 6 5 2 9 2 5 "   D a t a T y p e = " D e c i m a l " > Q l t y I n s p e c t i o n _ S o u r c e _ C u s t o m _ 1 0 < / Q l t y I n s p e c t i o n _ S o u r c e _ C u s t o m _ 1 0 > + 
+         < Q l t y I n s p e c t i o n _ S o u r c e _ C u s t o m _ 2   E l e m e n t T y p e = " C o l u m n "   E l e m e n t I d = " 1 8 3 5 4 2 3 6 8 0 "   D a t a T y p e = " T e x t " > Q l t y I n s p e c t i o n _ S o u r c e _ C u s t o m _ 2 < / Q l t y I n s p e c t i o n _ S o u r c e _ C u s t o m _ 2 > + 
+         < Q l t y I n s p e c t i o n _ S o u r c e _ C u s t o m _ 3   E l e m e n t T y p e = " C o l u m n "   E l e m e n t I d = " 1 8 2 1 8 4 6 9 9 9 "   D a t a T y p e = " T e x t " > Q l t y I n s p e c t i o n _ S o u r c e _ C u s t o m _ 3 < / Q l t y I n s p e c t i o n _ S o u r c e _ C u s t o m _ 3 > + 
+         < Q l t y I n s p e c t i o n _ S o u r c e _ C u s t o m _ 4   E l e m e n t T y p e = " C o l u m n "   E l e m e n t I d = " 1 3 6 6 6 3 6 0 8 6 "   D a t a T y p e = " T e x t " > Q l t y I n s p e c t i o n _ S o u r c e _ C u s t o m _ 4 < / Q l t y I n s p e c t i o n _ S o u r c e _ C u s t o m _ 4 > + 
+         < Q l t y I n s p e c t i o n _ S o u r c e _ C u s t o m _ 5   E l e m e n t T y p e = " C o l u m n "   E l e m e n t I d = " 2 0 0 4 3 3 2 7 0 3 "   D a t a T y p e = " T e x t " > Q l t y I n s p e c t i o n _ S o u r c e _ C u s t o m _ 5 < / Q l t y I n s p e c t i o n _ S o u r c e _ C u s t o m _ 5 > + 
+         < Q l t y I n s p e c t i o n _ S o u r c e _ C u s t o m _ 6   E l e m e n t T y p e = " C o l u m n "   E l e m e n t I d = " 9 1 2 4 2 8 5 2 "   D a t a T y p e = " T e x t " > Q l t y I n s p e c t i o n _ S o u r c e _ C u s t o m _ 6 < / Q l t y I n s p e c t i o n _ S o u r c e _ C u s t o m _ 6 > + 
+         < Q l t y I n s p e c t i o n _ S o u r c e _ C u s t o m _ 7   E l e m e n t T y p e = " C o l u m n "   E l e m e n t I d = " 7 2 8 9 3 9 4 6 9 "   D a t a T y p e = " I n t e g e r " > Q l t y I n s p e c t i o n _ S o u r c e _ C u s t o m _ 7 < / Q l t y I n s p e c t i o n _ S o u r c e _ C u s t o m _ 7 > + 
+         < Q l t y I n s p e c t i o n _ S o u r c e _ C u s t o m _ 8   E l e m e n t T y p e = " C o l u m n "   E l e m e n t I d = " 3 7 7 5 4 4 7 4 2 "   D a t a T y p e = " I n t e g e r " > Q l t y I n s p e c t i o n _ S o u r c e _ C u s t o m _ 8 < / Q l t y I n s p e c t i o n _ S o u r c e _ C u s t o m _ 8 > + 
+         < Q l t y I n s p e c t i o n _ S o u r c e _ C u s t o m _ 9   E l e m e n t T y p e = " C o l u m n "   E l e m e n t I d = " 2 6 0 1 5 1 8 7 5 "   D a t a T y p e = " D e c i m a l " > Q l t y I n s p e c t i o n _ S o u r c e _ C u s t o m _ 9 < / Q l t y I n s p e c t i o n _ S o u r c e _ C u s t o m _ 9 > + 
+         < Q l t y I n s p e c t i o n _ S o u r c e _ D o c u m e n t _ N o _   E l e m e n t T y p e = " C o l u m n "   E l e m e n t I d = " 1 6 7 5 9 1 6 2 8 8 "   D a t a T y p e = " C o d e " > Q l t y I n s p e c t i o n _ S o u r c e _ D o c u m e n t _ N o _ < / Q l t y I n s p e c t i o n _ S o u r c e _ D o c u m e n t _ N o _ > + 
+         < Q l t y I n s p e c t i o n _ S o u r c e _ I t e m _ D e s c r i p t i o n   E l e m e n t T y p e = " C o l u m n "   E l e m e n t I d = " 6 4 6 8 9 0 6 3 0 "   D a t a T y p e = " T e x t " > Q l t y I n s p e c t i o n _ S o u r c e _ I t e m _ D e s c r i p t i o n < / Q l t y I n s p e c t i o n _ S o u r c e _ I t e m _ D e s c r i p t i o n > + 
+         < Q l t y I n s p e c t i o n _ S o u r c e _ I t e m _ D e s c r i p t i o n 2   E l e m e n t T y p e = " C o l u m n "   E l e m e n t I d = " 1 2 7 9 3 6 9 3 5 2 "   D a t a T y p e = " T e x t " > Q l t y I n s p e c t i o n _ S o u r c e _ I t e m _ D e s c r i p t i o n 2 < / Q l t y I n s p e c t i o n _ S o u r c e _ I t e m _ D e s c r i p t i o n 2 > + 
+         < Q l t y I n s p e c t i o n _ S o u r c e _ I t e m _ N o _   E l e m e n t T y p e = " C o l u m n "   E l e m e n t I d = " 1 2 6 8 0 5 0 5 1 8 "   D a t a T y p e = " C o d e " > Q l t y I n s p e c t i o n _ S o u r c e _ I t e m _ N o _ < / Q l t y I n s p e c t i o n _ S o u r c e _ I t e m _ N o _ > + 
+         < Q l t y I n s p e c t i o n _ S o u r c e _ L o t _ N o _   E l e m e n t T y p e = " C o l u m n "   E l e m e n t I d = " 1 1 2 3 5 5 1 3 1 2 "   D a t a T y p e = " C o d e " > Q l t y I n s p e c t i o n _ S o u r c e _ L o t _ N o _ < / Q l t y I n s p e c t i o n _ S o u r c e _ L o t _ N o _ > + 
+         < Q l t y I n s p e c t i o n _ S o u r c e _ P a c k a g e _ N o _   E l e m e n t T y p e = " C o l u m n "   E l e m e n t I d = " 1 9 6 1 1 2 9 9 7 "   D a t a T y p e = " C o d e " > Q l t y I n s p e c t i o n _ S o u r c e _ P a c k a g e _ N o _ < / Q l t y I n s p e c t i o n _ S o u r c e _ P a c k a g e _ N o _ > + 
+         < Q l t y I n s p e c t i o n _ S o u r c e _ S e r i a l _ N o _   E l e m e n t T y p e = " C o l u m n "   E l e m e n t I d = " 1 5 2 0 5 9 1 4 4 7 "   D a t a T y p e = " C o d e " > Q l t y I n s p e c t i o n _ S o u r c e _ S e r i a l _ N o _ < / Q l t y I n s p e c t i o n _ S o u r c e _ S e r i a l _ N o _ > + 
+         < Q l t y I n s p e c t i o n _ S o u r c e _ T a s k _ N o _   E l e m e n t T y p e = " C o l u m n "   E l e m e n t I d = " 3 8 4 6 4 4 1 8 2 "   D a t a T y p e = " C o d e " > Q l t y I n s p e c t i o n _ S o u r c e _ T a s k _ N o _ < / Q l t y I n s p e c t i o n _ S o u r c e _ T a s k _ N o _ > + 
+         < Q l t y I n s p e c t i o n _ S o u r c e _ V a r i a n t _ C o d e   E l e m e n t T y p e = " C o l u m n "   E l e m e n t I d = " 1 6 0 8 4 0 3 8 2 1 "   D a t a T y p e = " C o d e " > Q l t y I n s p e c t i o n _ S o u r c e _ V a r i a n t _ C o d e < / Q l t y I n s p e c t i o n _ S o u r c e _ V a r i a n t _ C o d e > + 
+         < Q l t y I n s p e c t i o n _ S t a t u s   E l e m e n t T y p e = " C o l u m n "   E l e m e n t I d = " 8 5 1 7 5 2 7 6 8 "   D a t a T y p e = " E n u m " > Q l t y I n s p e c t i o n _ S t a t u s < / Q l t y I n s p e c t i o n _ S t a t u s > + 
+         < R e i n s p e c t i o n S e q u e n c e I n f o r m a t i o n   E l e m e n t T y p e = " C o l u m n "   E l e m e n t I d = " 7 4 9 5 1 6 5 4 3 "   D a t a T y p e = " T e x t " > R e i n s p e c t i o n S e q u e n c e I n f o r m a t i o n < / R e i n s p e c t i o n S e q u e n c e I n f o r m a t i o n > + 
+         < C u r r e n t I n s p e c t i o n L i n e   E l e m e n t T y p e = " D a t a I t e m "   E l e m e n t I d = " 1 1 9 3 2 1 9 5 9 6 " > + 
+             < C a r r i a g e R e t u r n P e r s o n F i e l d D e t a i l s   E l e m e n t T y p e = " C o l u m n "   E l e m e n t I d = " 9 9 8 2 6 3 6 9 8 "   D a t a T y p e = " T e x t " > C a r r i a g e R e t u r n P e r s o n F i e l d D e t a i l s < / C a r r i a g e R e t u r n P e r s o n F i e l d D e t a i l s > + 
+             < C o n d i t i o n L a b e l _ 1   E l e m e n t T y p e = " C o l u m n "   E l e m e n t I d = " 1 2 2 7 8 8 1 1 9 4 "   D a t a T y p e = " T e x t " > C o n d i t i o n L a b e l _ 1 < / C o n d i t i o n L a b e l _ 1 > + 
+             < C o n d i t i o n L a b e l _ 2   E l e m e n t T y p e = " C o l u m n "   E l e m e n t I d = " 1 8 6 5 5 7 7 8 1 1 "   D a t a T y p e = " T e x t " > C o n d i t i o n L a b e l _ 2 < / C o n d i t i o n L a b e l _ 2 > + 
+             < F i e l d _ C o d e   E l e m e n t T y p e = " C o l u m n "   E l e m e n t I d = " 1 3 2 7 2 5 5 7 3 "   D a t a T y p e = " C o d e " > F i e l d _ C o d e < / F i e l d _ C o d e > + 
+             < F i e l d _ D e s c r i p t i o n   E l e m e n t T y p e = " C o l u m n "   E l e m e n t I d = " 1 4 6 8 6 2 1 2 9 8 "   D a t a T y p e = " T e x t " > F i e l d _ D e s c r i p t i o n < / F i e l d _ D e s c r i p t i o n > + 
+             < F i e l d _ E n t e r e d B y N a m e A n d T i m e s t a m p   E l e m e n t T y p e = " C o l u m n "   E l e m e n t I d = " 1 0 6 8 4 2 0 5 9 2 "   D a t a T y p e = " T e x t " > F i e l d _ E n t e r e d B y N a m e A n d T i m e s t a m p < / F i e l d _ E n t e r e d B y N a m e A n d T i m e s t a m p > + 
+             < F i e l d _ H a s E n t e r e d V a l u e   E l e m e n t T y p e = " C o l u m n "   E l e m e n t I d = " 1 7 1 6 2 6 5 8 2 4 "   D a t a T y p e = " B o o l e a n " > F i e l d _ H a s E n t e r e d V a l u e < / F i e l d _ H a s E n t e r e d V a l u e > + 
+             < F i e l d _ I f P e r s o n E m a i l   E l e m e n t T y p e = " C o l u m n "   E l e m e n t I d = " 1 3 4 6 0 5 7 6 5 0 "   D a t a T y p e = " T e x t " > F i e l d _ I f P e r s o n E m a i l < / F i e l d _ I f P e r s o n E m a i l > + 
+             < F i e l d _ I f P e r s o n N a m e   E l e m e n t T y p e = " C o l u m n "   E l e m e n t I d = " 4 1 4 7 0 2 4 4 3 "   D a t a T y p e = " T e x t " > F i e l d _ I f P e r s o n N a m e < / F i e l d _ I f P e r s o n N a m e > + 
+             < F i e l d _ I f P e r s o n P h o n e   E l e m e n t T y p e = " C o l u m n "   E l e m e n t I d = " 1 9 7 4 1 8 8 4 6 2 "   D a t a T y p e = " T e x t " > F i e l d _ I f P e r s o n P h o n e < / F i e l d _ I f P e r s o n P h o n e > + 
+             < F i e l d _ I f P e r s o n T i t l e   E l e m e n t T y p e = " C o l u m n "   E l e m e n t I d = " 1 0 0 4 6 0 9 5 4 2 "   D a t a T y p e = " T e x t " > F i e l d _ I f P e r s o n T i t l e < / F i e l d _ I f P e r s o n T i t l e > + 
+             < F i e l d _ I s L a b e l   E l e m e n t T y p e = " C o l u m n "   E l e m e n t I d = " 2 0 4 3 1 9 3 9 4 0 "   D a t a T y p e = " B o o l e a n " > F i e l d _ I s L a b e l < / F i e l d _ I s L a b e l > + 
+             < F i e l d _ I s P e r s o n F i e l d   E l e m e n t T y p e = " C o l u m n "   E l e m e n t I d = " 4 3 4 5 4 6 6 1 1 "   D a t a T y p e = " B o o l e a n " > F i e l d _ I s P e r s o n F i e l d < / F i e l d _ I s P e r s o n F i e l d > + 
+             < F i e l d _ I s T e x t   E l e m e n t T y p e = " C o l u m n "   E l e m e n t I d = " 5 9 3 6 9 2 0 1 "   D a t a T y p e = " B o o l e a n " > F i e l d _ I s T e x t < / F i e l d _ I s T e x t > + 
+             < F i e l d _ L i n e C o m m e n t a r y   E l e m e n t T y p e = " C o l u m n "   E l e m e n t I d = " 1 8 5 3 8 0 0 2 5 7 "   D a t a T y p e = " T e x t " > F i e l d _ L i n e C o m m e n t a r y < / F i e l d _ L i n e C o m m e n t a r y > + 
+             < F i e l d _ M o d i f i e d B y U s e r E m a i l   E l e m e n t T y p e = " C o l u m n "   E l e m e n t I d = " 2 0 5 3 4 9 0 5 4 5 "   D a t a T y p e = " T e x t " > F i e l d _ M o d i f i e d B y U s e r E m a i l < / F i e l d _ M o d i f i e d B y U s e r E m a i l > + 
+             < F i e l d _ M o d i f i e d B y U s e r I D   E l e m e n t T y p e = " C o l u m n "   E l e m e n t I d = " 1 3 6 3 9 8 7 2 2 2 "   D a t a T y p e = " C o d e " > F i e l d _ M o d i f i e d B y U s e r I D < / F i e l d _ M o d i f i e d B y U s e r I D > + 
+             < F i e l d _ M o d i f i e d B y U s e r J o b T i t l e   E l e m e n t T y p e = " C o l u m n "   E l e m e n t I d = " 7 1 3 3 5 4 3 4 0 "   D a t a T y p e = " T e x t " > F i e l d _ M o d i f i e d B y U s e r J o b T i t l e < / F i e l d _ M o d i f i e d B y U s e r J o b T i t l e > + 
+             < F i e l d _ M o d i f i e d B y U s e r N a m e   E l e m e n t T y p e = " C o l u m n "   E l e m e n t I d = " 7 9 8 2 2 1 9 1 6 "   D a t a T y p e = " T e x t " > F i e l d _ M o d i f i e d B y U s e r N a m e < / F i e l d _ M o d i f i e d B y U s e r N a m e > + 
+             < F i e l d _ M o d i f i e d B y U s e r P h o n e   E l e m e n t T y p e = " C o l u m n "   E l e m e n t I d = " 1 2 9 4 9 7 8 5 4 5 "   D a t a T y p e = " T e x t " > F i e l d _ M o d i f i e d B y U s e r P h o n e < / F i e l d _ M o d i f i e d B y U s e r P h o n e > + 
+             < F i e l d _ M o d i f i e d D a t e T i m e   E l e m e n t T y p e = " C o l u m n "   E l e m e n t I d = " 1 6 5 4 4 9 3 6 9 6 "   D a t a T y p e = " D a t e T i m e " > F i e l d _ M o d i f i e d D a t e T i m e < / F i e l d _ M o d i f i e d D a t e T i m e > + 
+             < F i e l d _ T y p e   E l e m e n t T y p e = " C o l u m n "   E l e m e n t I d = " 1 3 2 8 1 6 4 0 1 6 "   D a t a T y p e = " E n u m " > F i e l d _ T y p e < / F i e l d _ T y p e > + 
+             < I f P e r s o n D e s c r i p t i o n   E l e m e n t T y p e = " C o l u m n "   E l e m e n t I d = " 1 9 0 1 4 5 5 0 2 5 "   D a t a T y p e = " T e x t " > I f P e r s o n D e s c r i p t i o n < / I f P e r s o n D e s c r i p t i o n > + 
+             < I f P e r s o n M o d i f i e d B y U s e r E m a i l   E l e m e n t T y p e = " C o l u m n "   E l e m e n t I d = " 4 4 0 5 4 0 4 6 4 "   D a t a T y p e = " T e x t " > I f P e r s o n M o d i f i e d B y U s e r E m a i l < / I f P e r s o n M o d i f i e d B y U s e r E m a i l > + 
+             < I f P e r s o n M o d i f i e d D a t e T i m e   E l e m e n t T y p e = " C o l u m n "   E l e m e n t I d = " 8 1 4 8 1 3 6 2 3 "   D a t a T y p e = " T e x t " > I f P e r s o n M o d i f i e d D a t e T i m e < / I f P e r s o n M o d i f i e d D a t e T i m e > + 
+             < L a b e l F i e l d _ D e s c r i p t i o n   E l e m e n t T y p e = " C o l u m n "   E l e m e n t I d = " 3 2 9 5 4 9 8 4 0 "   D a t a T y p e = " T e x t " > L a b e l F i e l d _ D e s c r i p t i o n < / L a b e l F i e l d _ D e s c r i p t i o n > + 
+             < N u m e r i c _ V a l u e   E l e m e n t T y p e = " C o l u m n "   E l e m e n t I d = " 4 6 0 4 1 2 6 4 6 "   D a t a T y p e = " D e c i m a l " > N u m e r i c _ V a l u e < / N u m e r i c _ V a l u e > + 
+             < P r o m p t e d R e s u l t C a p t i o n _ 1   E l e m e n t T y p e = " C o l u m n "   E l e m e n t I d = " 1 5 4 8 2 0 5 1 6 9 "   D a t a T y p e = " T e x t " > P r o m p t e d R e s u l t C a p t i o n _ 1 < / P r o m p t e d R e s u l t C a p t i o n _ 1 > + 
+             < P r o m p t e d R e s u l t C a p t i o n _ 1 0   E l e m e n t T y p e = " C o l u m n "   E l e m e n t I d = " 6 6 5 1 3 7 3 2 1 "   D a t a T y p e = " T e x t " > P r o m p t e d R e s u l t C a p t i o n _ 1 0 < / P r o m p t e d R e s u l t C a p t i o n _ 1 0 > + 
+             < P r o m p t e d R e s u l t C a p t i o n _ 2   E l e m e n t T y p e = " C o l u m n "   E l e m e n t I d = " 2 1 0 9 0 6 5 5 1 0 "   D a t a T y p e = " T e x t " > P r o m p t e d R e s u l t C a p t i o n _ 2 < / P r o m p t e d R e s u l t C a p t i o n _ 2 > + 
+             < P r o m p t e d R e s u l t C a p t i o n _ 3   E l e m e n t T y p e = " C o l u m n "   E l e m e n t I d = " 1 4 7 1 3 6 8 8 9 3 "   D a t a T y p e = " T e x t " > P r o m p t e d R e s u l t C a p t i o n _ 3 < / P r o m p t e d R e s u l t C a p t i o n _ 3 > + 
+             < P r o m p t e d R e s u l t C a p t i o n _ 4   E l e m e n t T y p e = " C o l u m n "   E l e m e n t I d = " 8 3 3 6 7 2 2 7 6 "   D a t a T y p e = " T e x t " > P r o m p t e d R e s u l t C a p t i o n _ 4 < / P r o m p t e d R e s u l t C a p t i o n _ 4 > + 
+             < P r o m p t e d R e s u l t C a p t i o n _ 5   E l e m e n t T y p e = " C o l u m n "   E l e m e n t I d = " 1 9 5 9 7 5 6 5 9 "   D a t a T y p e = " T e x t " > P r o m p t e d R e s u l t C a p t i o n _ 5 < / P r o m p t e d R e s u l t C a p t i o n _ 5 > + 
+             < P r o m p t e d R e s u l t C a p t i o n _ 6   E l e m e n t T y p e = " C o l u m n "   E l e m e n t I d = " 4 4 1 7 2 0 9 5 8 "   D a t a T y p e = " T e x t " > P r o m p t e d R e s u l t C a p t i o n _ 6 < / P r o m p t e d R e s u l t C a p t i o n _ 6 > + 
+             < P r o m p t e d R e s u l t C a p t i o n _ 7   E l e m e n t T y p e = " C o l u m n "   E l e m e n t I d = " 1 0 7 9 4 1 7 5 7 5 "   D a t a T y p e = " T e x t " > P r o m p t e d R e s u l t C a p t i o n _ 7 < / P r o m p t e d R e s u l t C a p t i o n _ 7 > + 
+             < P r o m p t e d R e s u l t C a p t i o n _ 8   E l e m e n t T y p e = " C o l u m n "   E l e m e n t I d = " 1 0 3 9 0 2 9 1 2 "   D a t a T y p e = " T e x t " > P r o m p t e d R e s u l t C a p t i o n _ 8 < / P r o m p t e d R e s u l t C a p t i o n _ 8 > + 
+             < P r o m p t e d R e s u l t C a p t i o n _ 9   E l e m e n t T y p e = " C o l u m n "   E l e m e n t I d = " 7 4 1 5 9 9 5 2 9 "   D a t a T y p e = " T e x t " > P r o m p t e d R e s u l t C a p t i o n _ 9 < / P r o m p t e d R e s u l t C a p t i o n _ 9 > + 
+             < P r o m p t e d R e s u l t C o n d i t i o n D e s c r i p t i o n _ 1   E l e m e n t T y p e = " C o l u m n "   E l e m e n t I d = " 1 7 7 6 7 4 4 4 3 4 "   D a t a T y p e = " T e x t " > P r o m p t e d R e s u l t C o n d i t i o n D e s c r i p t i o n _ 1 < / P r o m p t e d R e s u l t C o n d i t i o n D e s c r i p t i o n _ 1 > + 
+             < P r o m p t e d R e s u l t C o n d i t i o n D e s c r i p t i o n _ 1 0   E l e m e n t T y p e = " C o l u m n "   E l e m e n t I d = " 1 0 2 8 7 8 8 8 8 2 "   D a t a T y p e = " T e x t " > P r o m p t e d R e s u l t C o n d i t i o n D e s c r i p t i o n _ 1 0 < / P r o m p t e d R e s u l t C o n d i t i o n D e s c r i p t i o n _ 1 0 > + 
+             < P r o m p t e d R e s u l t C o n d i t i o n D e s c r i p t i o n _ 2   E l e m e n t T y p e = " C o l u m n "   E l e m e n t I d = " 1 1 3 9 0 4 7 8 1 7 "   D a t a T y p e = " T e x t " > P r o m p t e d R e s u l t C o n d i t i o n D e s c r i p t i o n _ 2 < / P r o m p t e d R e s u l t C o n d i t i o n D e s c r i p t i o n _ 2 > + 
+             < P r o m p t e d R e s u l t C o n d i t i o n D e s c r i p t i o n _ 3   E l e m e n t T y p e = " C o l u m n "   E l e m e n t I d = " 5 0 1 3 5 1 2 0 0 "   D a t a T y p e = " T e x t " > P r o m p t e d R e s u l t C o n d i t i o n D e s c r i p t i o n _ 3 < / P r o m p t e d R e s u l t C o n d i t i o n D e s c r i p t i o n _ 3 > + 
+             < P r o m p t e d R e s u l t C o n d i t i o n D e s c r i p t i o n _ 4   E l e m e n t T y p e = " C o l u m n "   E l e m e n t I d = " 6 7 0 2 6 0 2 2 3 "   D a t a T y p e = " T e x t " > P r o m p t e d R e s u l t C o n d i t i o n D e s c r i p t i o n _ 4 < / P r o m p t e d R e s u l t C o n d i t i o n D e s c r i p t i o n _ 4 > + 
+             < P r o m p t e d R e s u l t C o n d i t i o n D e s c r i p t i o n _ 5   E l e m e n t T y p e = " C o l u m n "   E l e m e n t I d = " 3 2 5 6 3 6 0 6 "   D a t a T y p e = " T e x t " > P r o m p t e d R e s u l t C o n d i t i o n D e s c r i p t i o n _ 5 < / P r o m p t e d R e s u l t C o n d i t i o n D e s c r i p t i o n _ 5 > + 
+             < P r o m p t e d R e s u l t C o n d i t i o n D e s c r i p t i o n _ 6   E l e m e n t T y p e = " C o l u m n "   E l e m e n t I d = " 6 0 5 1 3 3 0 1 1 "   D a t a T y p e = " T e x t " > P r o m p t e d R e s u l t C o n d i t i o n D e s c r i p t i o n _ 6 < / P r o m p t e d R e s u l t C o n d i t i o n D e s c r i p t i o n _ 6 > + 
+             < P r o m p t e d R e s u l t C o n d i t i o n D e s c r i p t i o n _ 7   E l e m e n t T y p e = " C o l u m n "   E l e m e n t I d = " 1 2 4 2 8 2 9 6 2 8 "   D a t a T y p e = " T e x t " > P r o m p t e d R e s u l t C o n d i t i o n D e s c r i p t i o n _ 7 < / P r o m p t e d R e s u l t C o n d i t i o n D e s c r i p t i o n _ 7 > + 
+             < P r o m p t e d R e s u l t C o n d i t i o n D e s c r i p t i o n _ 8   E l e m e n t T y p e = " C o l u m n "   E l e m e n t I d = " 1 0 7 3 9 2 0 6 0 5 "   D a t a T y p e = " T e x t " > P r o m p t e d R e s u l t C o n d i t i o n D e s c r i p t i o n _ 8 < / P r o m p t e d R e s u l t C o n d i t i o n D e s c r i p t i o n _ 8 > + 
+             < P r o m p t e d R e s u l t C o n d i t i o n D e s c r i p t i o n _ 9   E l e m e n t T y p e = " C o l u m n "   E l e m e n t I d = " 1 7 1 1 6 1 7 2 2 2 "   D a t a T y p e = " T e x t " > P r o m p t e d R e s u l t C o n d i t i o n D e s c r i p t i o n _ 9 < / P r o m p t e d R e s u l t C o n d i t i o n D e s c r i p t i o n _ 9 > + 
+             < P r o m p t e d R e s u l t V i s i b l e _ 1   E l e m e n t T y p e = " C o l u m n "   E l e m e n t I d = " 1 3 9 9 7 0 4 4 1 7 "   D a t a T y p e = " B o o l e a n " > P r o m p t e d R e s u l t V i s i b l e _ 1 < / P r o m p t e d R e s u l t V i s i b l e _ 1 > + 
+             < P r o m p t e d R e s u l t V i s i b l e _ 1 0   E l e m e n t T y p e = " C o l u m n "   E l e m e n t I d = " 6 6 3 6 8 2 6 1 7 "   D a t a T y p e = " B o o l e a n " > P r o m p t e d R e s u l t V i s i b l e _ 1 0 < / P r o m p t e d R e s u l t V i s i b l e _ 1 0 > + 
+             < P r o m p t e d R e s u l t V i s i b l e _ 2   E l e m e n t T y p e = " C o l u m n "   E l e m e n t I d = " 2 0 3 7 4 0 1 0 3 4 "   D a t a T y p e = " B o o l e a n " > P r o m p t e d R e s u l t V i s i b l e _ 2 < / P r o m p t e d R e s u l t V i s i b l e _ 2 > + 
+             < P r o m p t e d R e s u l t V i s i b l e _ 3   E l e m e n t T y p e = " C o l u m n "   E l e m e n t I d = " 1 6 1 9 8 6 9 6 4 5 "   D a t a T y p e = " B o o l e a n " > P r o m p t e d R e s u l t V i s i b l e _ 3 < / P r o m p t e d R e s u l t V i s i b l e _ 3 > + 
+             < P r o m p t e d R e s u l t V i s i b l e _ 4   E l e m e n t T y p e = " C o l u m n "   E l e m e n t I d = " 9 8 2 1 7 3 0 2 8 "   D a t a T y p e = " B o o l e a n " > P r o m p t e d R e s u l t V i s i b l e _ 4 < / P r o m p t e d R e s u l t V i s i b l e _ 4 > + 
+             < P r o m p t e d R e s u l t V i s i b l e _ 5   E l e m e n t T y p e = " C o l u m n "   E l e m e n t I d = " 3 4 4 4 7 6 4 1 1 "   D a t a T y p e = " B o o l e a n " > P r o m p t e d R e s u l t V i s i b l e _ 5 < / P r o m p t e d R e s u l t V i s i b l e _ 5 > + 
+             < P r o m p t e d R e s u l t V i s i b l e _ 6   E l e m e n t T y p e = " C o l u m n "   E l e m e n t I d = " 2 9 3 2 2 0 2 0 6 "   D a t a T y p e = " B o o l e a n " > P r o m p t e d R e s u l t V i s i b l e _ 6 < / P r o m p t e d R e s u l t V i s i b l e _ 6 > + 
+             < P r o m p t e d R e s u l t V i s i b l e _ 7   E l e m e n t T y p e = " C o l u m n "   E l e m e n t I d = " 9 3 0 9 1 6 8 2 3 "   D a t a T y p e = " B o o l e a n " > P r o m p t e d R e s u l t V i s i b l e _ 7 < / P r o m p t e d R e s u l t V i s i b l e _ 7 > + 
+             < P r o m p t e d R e s u l t V i s i b l e _ 8   E l e m e n t T y p e = " C o l u m n "   E l e m e n t I d = " 4 4 5 9 7 8 4 0 "   D a t a T y p e = " B o o l e a n " > P r o m p t e d R e s u l t V i s i b l e _ 8 < / P r o m p t e d R e s u l t V i s i b l e _ 8 > + 
+             < P r o m p t e d R e s u l t V i s i b l e _ 9   E l e m e n t T y p e = " C o l u m n "   E l e m e n t I d = " 5 9 3 0 9 8 7 7 7 "   D a t a T y p e = " B o o l e a n " > P r o m p t e d R e s u l t V i s i b l e _ 9 < / P r o m p t e d R e s u l t V i s i b l e _ 9 > + 
+             < T e s t _ R e s u l t   E l e m e n t T y p e = " C o l u m n "   E l e m e n t I d = " 1 2 7 1 0 6 2 1 4 1 "   D a t a T y p e = " C o d e " > T e s t _ R e s u l t < / T e s t _ R e s u l t > + 
+             < T e s t _ R e s u l t D e s c r i p t i o n   E l e m e n t T y p e = " C o l u m n "   E l e m e n t I d = " 1 9 4 3 4 5 8 6 8 5 "   D a t a T y p e = " T e x t " > T e s t _ R e s u l t D e s c r i p t i o n < / T e s t _ R e s u l t D e s c r i p t i o n > + 
+             < T e s t _ V a l u e   E l e m e n t T y p e = " C o l u m n "   E l e m e n t I d = " 8 1 3 5 6 4 5 2 1 "   D a t a T y p e = " T e x t " > T e s t _ V a l u e < / T e s t _ V a l u e > + 
+             < W o r d D e s c r i p t i o n   E l e m e n t T y p e = " C o l u m n "   E l e m e n t I d = " 5 4 4 0 8 2 0 6 7 "   D a t a T y p e = " T e x t " > W o r d D e s c r i p t i o n < / W o r d D e s c r i p t i o n > + 
+             < W o r d M o d i f i e d B y U s e r N a m e   E l e m e n t T y p e = " C o l u m n "   E l e m e n t I d = " 1 6 2 5 9 3 3 4 7 9 "   D a t a T y p e = " T e x t " > W o r d M o d i f i e d B y U s e r N a m e < / W o r d M o d i f i e d B y U s e r N a m e > + 
+             < W o r d M o d i f i e d D a t e T i m e   E l e m e n t T y p e = " C o l u m n "   E l e m e n t I d = " 2 0 8 1 0 1 2 8 7 5 "   D a t a T y p e = " T e x t " > W o r d M o d i f i e d D a t e T i m e < / W o r d M o d i f i e d D a t e T i m e > + 
+             < W o r d T e s t V a l u e   E l e m e n t T y p e = " C o l u m n "   E l e m e n t I d = " 1 4 4 7 8 2 4 1 2 2 "   D a t a T y p e = " T e x t " > W o r d T e s t V a l u e < / W o r d T e s t V a l u e >   
          < / C u r r e n t I n s p e c t i o n L i n e >   
@@ -6471,14 +6975,10 @@
  < / N a v W o r d R e p o r t X m l P a r t > 
 </file>
 
-<file path=customXml/item3.xml><?xml version="1.0" encoding="utf-8"?>
-<b:Sources xmlns:b="http://schemas.openxmlformats.org/officeDocument/2006/bibliography" xmlns="http://schemas.openxmlformats.org/officeDocument/2006/bibliography" SelectedStyle="\APASixthEditionOfficeOnline.xsl" StyleName="APA" Version="6"/>
-</file>
-
 <file path=customXml/itemProps1.xml><?xml version="1.0" encoding="utf-8"?>
-<ds:datastoreItem xmlns:ds="http://schemas.openxmlformats.org/officeDocument/2006/customXml" ds:itemID="{7D22A0DD-D26F-4B21-8534-A70495870603}">
+<ds:datastoreItem xmlns:ds="http://schemas.openxmlformats.org/officeDocument/2006/customXml" ds:itemID="{17CE75AC-9DC5-435C-A40B-AC945788E8B7}">
   <ds:schemaRefs>
-    <ds:schemaRef ds:uri="urn:microsoft-dynamics-businesscentral/internal/extended/reports/Qlty_General_Purpose_Inspect/20405/"/>
+    <ds:schemaRef ds:uri="http://schemas.openxmlformats.org/officeDocument/2006/bibliography"/>
   </ds:schemaRefs>
 </ds:datastoreItem>
 </file>
@@ -6492,9 +6992,9 @@
 </file>
 
 <file path=customXml/itemProps3.xml><?xml version="1.0" encoding="utf-8"?>
-<ds:datastoreItem xmlns:ds="http://schemas.openxmlformats.org/officeDocument/2006/customXml" ds:itemID="{17CE75AC-9DC5-435C-A40B-AC945788E8B7}">
+<ds:datastoreItem xmlns:ds="http://schemas.openxmlformats.org/officeDocument/2006/customXml" ds:itemID="{7D22A0DD-D26F-4B21-8534-A70495870603}">
   <ds:schemaRefs>
-    <ds:schemaRef ds:uri="http://schemas.openxmlformats.org/officeDocument/2006/bibliography"/>
+    <ds:schemaRef ds:uri="urn:microsoft-dynamics-businesscentral/internal/extended/reports/Qlty_General_Purpose_Inspect/20405/"/>
   </ds:schemaRefs>
 </ds:datastoreItem>
 </file>

--- a/src/Apps/W1/Quality Management/app/src/Reports/QltyGeneralPurposeInspection.docx
+++ b/src/Apps/W1/Quality Management/app/src/Reports/QltyGeneralPurposeInspection.docx
@@ -30,7 +30,7 @@
             <w:tag w:val="#BC:InsertDataItem,Labels/InspectionLabel"/>
             <w:id w:val="1793091244"/>
             <w:placeholder>
-              <w:docPart w:val="19F040F6864B48A599C11E15E63169CB"/>
+              <w:docPart w:val="990021C44BBF4F709651B3122CCD3450"/>
             </w:placeholder>
             <w:dataBinding w:prefixMappings="xmlns:ns0='urn:microsoft-dynamics-nav/reports/Qlty_General_Purpose_Inspect/20405/'" w:xpath="/ns0:NavWordReportXmlPart[1]/ns0:Labels[1]/ns0:InspectionLabel[1]" w:storeItemID="{F00BF611-06BA-436C-902A-C0D5E8DF929B}"/>
             <w15:color w:val="808080"/>
@@ -77,14 +77,13 @@
             <w:rPr>
               <w:bCs/>
             </w:rPr>
-            <w:alias w:val="ItemLabel"/>
-            <w:tag w:val="#BC:InsertDataItem,Labels/ItemLabel"/>
-            <w:id w:val="498628940"/>
+            <w:alias w:val="InspectionDescriptionLabel"/>
+            <w:tag w:val="#BC:InsertDataItem,Labels/InspectionDescriptionLabel"/>
+            <w:id w:val="-796517401"/>
             <w:placeholder>
-              <w:docPart w:val="79CF619905ED4A029E02394C5DB96A90"/>
+              <w:docPart w:val="0F21C78CA3E74983A1521AEE312B1F7B"/>
             </w:placeholder>
-            <w:dataBinding w:prefixMappings="xmlns:ns0='urn:microsoft-dynamics-nav/reports/Qlty_General_Purpose_Inspect/20405/'" w:xpath="/ns0:NavWordReportXmlPart[1]/ns0:Labels[1]/ns0:ItemLabel[1]" w:storeItemID="{F00BF611-06BA-436C-902A-C0D5E8DF929B}"/>
-            <w15:color w:val="808080"/>
+            <w:dataBinding w:prefixMappings="xmlns:ns0='urn:microsoft-dynamics-nav/reports/Qlty_General_Purpose_Inspect/20405/'" w:xpath="/ns0:NavWordReportXmlPart[1]/ns0:Labels[1]/ns0:InspectionDescriptionLabel[1]" w:storeItemID="{F00BF611-06BA-436C-902A-C0D5E8DF929B}"/>
             <w:text/>
           </w:sdtPr>
           <w:sdtContent>
@@ -95,7 +94,7 @@
               <w:p>
                 <w:pPr>
                   <w:rPr>
-                    <w:rFonts w:asciiTheme="majorHAnsi" w:hAnsiTheme="majorHAnsi"/>
+                    <w:bCs/>
                   </w:rPr>
                 </w:pPr>
                 <w:proofErr w:type="spellStart"/>
@@ -103,7 +102,7 @@
                   <w:rPr>
                     <w:bCs/>
                   </w:rPr>
-                  <w:t>ItemLabel</w:t>
+                  <w:t>InspectionDescriptionLabel</w:t>
                 </w:r>
                 <w:proofErr w:type="spellEnd"/>
               </w:p>
@@ -118,48 +117,48 @@
             <w:pPr>
               <w:rPr>
                 <w:bCs/>
+                <w:lang w:val="da-DK"/>
               </w:rPr>
             </w:pPr>
           </w:p>
         </w:tc>
-        <w:tc>
-          <w:tcPr>
-            <w:tcW w:w="3441" w:type="dxa"/>
-          </w:tcPr>
-          <w:p>
-            <w:pPr>
-              <w:rPr>
-                <w:rFonts w:asciiTheme="majorHAnsi" w:hAnsiTheme="majorHAnsi"/>
-              </w:rPr>
-            </w:pPr>
-            <w:sdt>
-              <w:sdtPr>
-                <w:rPr>
-                  <w:bCs/>
-                </w:rPr>
-                <w:alias w:val="ItemTrackingLabel"/>
-                <w:tag w:val="#BC:InsertDataItem,Labels/ItemTrackingLabel"/>
-                <w:id w:val="-1559471266"/>
-                <w:placeholder>
-                  <w:docPart w:val="89A6856229794EB18EFD4B388834A3AE"/>
-                </w:placeholder>
-                <w:dataBinding w:prefixMappings="xmlns:ns0='urn:microsoft-dynamics-nav/reports/Qlty_General_Purpose_Inspect/20405/'" w:xpath="/ns0:NavWordReportXmlPart[1]/ns0:Labels[1]/ns0:ItemTrackingLabel[1]" w:storeItemID="{F00BF611-06BA-436C-902A-C0D5E8DF929B}"/>
-                <w15:color w:val="808080"/>
-                <w:text/>
-              </w:sdtPr>
-              <w:sdtContent>
+        <w:sdt>
+          <w:sdtPr>
+            <w:rPr>
+              <w:bCs/>
+            </w:rPr>
+            <w:alias w:val="ResultLabel"/>
+            <w:tag w:val="#BC:InsertDataItem,Labels/ResultLabel"/>
+            <w:id w:val="-1826118094"/>
+            <w:placeholder>
+              <w:docPart w:val="0F21C78CA3E74983A1521AEE312B1F7B"/>
+            </w:placeholder>
+            <w:dataBinding w:prefixMappings="xmlns:ns0='urn:microsoft-dynamics-nav/reports/Qlty_General_Purpose_Inspect/20405/'" w:xpath="/ns0:NavWordReportXmlPart[1]/ns0:Labels[1]/ns0:ResultLabel[1]" w:storeItemID="{F00BF611-06BA-436C-902A-C0D5E8DF929B}"/>
+            <w:text/>
+          </w:sdtPr>
+          <w:sdtContent>
+            <w:tc>
+              <w:tcPr>
+                <w:tcW w:w="3441" w:type="dxa"/>
+              </w:tcPr>
+              <w:p>
+                <w:pPr>
+                  <w:rPr>
+                    <w:bCs/>
+                  </w:rPr>
+                </w:pPr>
                 <w:proofErr w:type="spellStart"/>
                 <w:r>
                   <w:rPr>
                     <w:bCs/>
                   </w:rPr>
-                  <w:t>ItemTrackingLabel</w:t>
+                  <w:t>ResultLabel</w:t>
                 </w:r>
                 <w:proofErr w:type="spellEnd"/>
-              </w:sdtContent>
-            </w:sdt>
-          </w:p>
-        </w:tc>
+              </w:p>
+            </w:tc>
+          </w:sdtContent>
+        </w:sdt>
       </w:tr>
       <w:tr>
         <w:tc>
@@ -173,7 +172,7 @@
                 <w:tag w:val="#BC:InsertDataItem,DataItems/CurrentInspection/QltyInspection_No"/>
                 <w:id w:val="1961220263"/>
                 <w:placeholder>
-                  <w:docPart w:val="76494A0D615A4F6F8CAF6506B0486BC6"/>
+                  <w:docPart w:val="E5423A1F810A4C1EAD796CEEB15EDB50"/>
                 </w:placeholder>
                 <w:dataBinding w:prefixMappings="xmlns:ns0='urn:microsoft-dynamics-nav/reports/Qlty_General_Purpose_Inspect/20405/'" w:xpath="/ns0:NavWordReportXmlPart[1]/ns0:CurrentInspection[1]/ns0:QltyInspection_No[1]" w:storeItemID="{F00BF611-06BA-436C-902A-C0D5E8DF929B}"/>
                 <w15:color w:val="808080"/>
@@ -196,7 +195,7 @@
                 <w:tag w:val="#BC:InsertDataItem,DataItems/CurrentInspection/ReinspectionSequenceInformation"/>
                 <w:id w:val="-602108974"/>
                 <w:placeholder>
-                  <w:docPart w:val="F76A7EA3722A4A529E0451006182A3B0"/>
+                  <w:docPart w:val="9A3DDC399BA947CF86EF8E3FEDCB17CA"/>
                 </w:placeholder>
                 <w15:dataBinding w:prefixMappings="xmlns:ns0='urn:microsoft-dynamics-nav/reports/Qlty_Certificate_of_Analysis/20401/' " w:xpath="/ns0:NavWordReportXmlPart[1]/ns0:CurrentInspection[1]/ns0:ReinspectionSequenceInformation[1]" w:storeItemID="{F00BF611-06BA-436C-902A-C0D5E8DF929B}"/>
               </w:sdtPr>
@@ -216,6 +215,338 @@
           </w:tcPr>
           <w:p/>
         </w:tc>
+        <w:sdt>
+          <w:sdtPr>
+            <w:alias w:val="QltyInspection_Description"/>
+            <w:tag w:val="#BC:InsertDataItem,DataItems/CurrentInspection/QltyInspection_Description"/>
+            <w:id w:val="-654533579"/>
+            <w:placeholder>
+              <w:docPart w:val="0F21C78CA3E74983A1521AEE312B1F7B"/>
+            </w:placeholder>
+            <w:dataBinding w:prefixMappings="xmlns:ns0='urn:microsoft-dynamics-nav/reports/Qlty_General_Purpose_Inspect/20405/'" w:xpath="/ns0:NavWordReportXmlPart[1]/ns0:CurrentInspection[1]/ns0:QltyInspection_Description[1]" w:storeItemID="{F00BF611-06BA-436C-902A-C0D5E8DF929B}"/>
+            <w:text/>
+          </w:sdtPr>
+          <w:sdtContent>
+            <w:tc>
+              <w:tcPr>
+                <w:tcW w:w="3724" w:type="dxa"/>
+              </w:tcPr>
+              <w:p>
+                <w:proofErr w:type="spellStart"/>
+                <w:r>
+                  <w:t>QltyInspection_Description</w:t>
+                </w:r>
+                <w:proofErr w:type="spellEnd"/>
+              </w:p>
+            </w:tc>
+          </w:sdtContent>
+        </w:sdt>
+        <w:tc>
+          <w:tcPr>
+            <w:tcW w:w="236" w:type="dxa"/>
+          </w:tcPr>
+          <w:p/>
+        </w:tc>
+        <w:sdt>
+          <w:sdtPr>
+            <w:rPr>
+              <w:lang w:val="da-DK"/>
+            </w:rPr>
+            <w:alias w:val="QltyInspection_Result_Description"/>
+            <w:tag w:val="#BC:InsertDataItem,DataItems/CurrentInspection/QltyInspection_Result_Description"/>
+            <w:id w:val="-574823321"/>
+            <w:placeholder>
+              <w:docPart w:val="0F21C78CA3E74983A1521AEE312B1F7B"/>
+            </w:placeholder>
+            <w:dataBinding w:prefixMappings="xmlns:ns0='urn:microsoft-dynamics-nav/reports/Qlty_General_Purpose_Inspect/20405/'" w:xpath="/ns0:NavWordReportXmlPart[1]/ns0:CurrentInspection[1]/ns0:QltyInspection_Result_Description[1]" w:storeItemID="{F00BF611-06BA-436C-902A-C0D5E8DF929B}"/>
+            <w:text/>
+          </w:sdtPr>
+          <w:sdtContent>
+            <w:tc>
+              <w:tcPr>
+                <w:tcW w:w="3441" w:type="dxa"/>
+              </w:tcPr>
+              <w:p>
+                <w:pPr>
+                  <w:rPr>
+                    <w:lang w:val="da-DK"/>
+                  </w:rPr>
+                </w:pPr>
+                <w:r>
+                  <w:rPr>
+                    <w:lang w:val="da-DK"/>
+                  </w:rPr>
+                  <w:t>QltyInspection_Result_Description</w:t>
+                </w:r>
+              </w:p>
+            </w:tc>
+          </w:sdtContent>
+        </w:sdt>
+      </w:tr>
+      <w:tr>
+        <w:tc>
+          <w:tcPr>
+            <w:tcW w:w="2819" w:type="dxa"/>
+          </w:tcPr>
+          <w:p>
+            <w:pPr>
+              <w:rPr>
+                <w:sz w:val="16"/>
+                <w:szCs w:val="16"/>
+                <w:lang w:val="da-DK"/>
+              </w:rPr>
+            </w:pPr>
+          </w:p>
+        </w:tc>
+        <w:tc>
+          <w:tcPr>
+            <w:tcW w:w="236" w:type="dxa"/>
+          </w:tcPr>
+          <w:p>
+            <w:pPr>
+              <w:rPr>
+                <w:sz w:val="16"/>
+                <w:szCs w:val="16"/>
+                <w:lang w:val="da-DK"/>
+              </w:rPr>
+            </w:pPr>
+          </w:p>
+        </w:tc>
+        <w:tc>
+          <w:tcPr>
+            <w:tcW w:w="3724" w:type="dxa"/>
+          </w:tcPr>
+          <w:p>
+            <w:pPr>
+              <w:rPr>
+                <w:sz w:val="16"/>
+                <w:szCs w:val="16"/>
+                <w:lang w:val="da-DK"/>
+              </w:rPr>
+            </w:pPr>
+          </w:p>
+        </w:tc>
+        <w:tc>
+          <w:tcPr>
+            <w:tcW w:w="236" w:type="dxa"/>
+          </w:tcPr>
+          <w:p>
+            <w:pPr>
+              <w:rPr>
+                <w:sz w:val="16"/>
+                <w:szCs w:val="16"/>
+                <w:lang w:val="da-DK"/>
+              </w:rPr>
+            </w:pPr>
+          </w:p>
+        </w:tc>
+        <w:tc>
+          <w:tcPr>
+            <w:tcW w:w="3441" w:type="dxa"/>
+          </w:tcPr>
+          <w:p>
+            <w:pPr>
+              <w:rPr>
+                <w:sz w:val="16"/>
+                <w:szCs w:val="16"/>
+                <w:lang w:val="da-DK"/>
+              </w:rPr>
+            </w:pPr>
+          </w:p>
+        </w:tc>
+      </w:tr>
+      <w:tr>
+        <w:sdt>
+          <w:sdtPr>
+            <w:rPr>
+              <w:b/>
+            </w:rPr>
+            <w:alias w:val="ItemLabel"/>
+            <w:tag w:val="#BC:InsertDataItem,Labels/ItemLabel"/>
+            <w:id w:val="-27641608"/>
+            <w:placeholder>
+              <w:docPart w:val="D1A17F6482F1432A920BFF525C88FEED"/>
+            </w:placeholder>
+            <w:dataBinding w:prefixMappings="xmlns:ns0='urn:microsoft-dynamics-nav/reports/Qlty_General_Purpose_Inspect/20405/'" w:xpath="/ns0:NavWordReportXmlPart[1]/ns0:Labels[1]/ns0:ItemLabel[1]" w:storeItemID="{F00BF611-06BA-436C-902A-C0D5E8DF929B}"/>
+            <w15:color w:val="808080"/>
+            <w:text/>
+          </w:sdtPr>
+          <w:sdtContent>
+            <w:tc>
+              <w:tcPr>
+                <w:tcW w:w="2819" w:type="dxa"/>
+              </w:tcPr>
+              <w:p>
+                <w:pPr>
+                  <w:tabs>
+                    <w:tab w:val="left" w:pos="2016"/>
+                  </w:tabs>
+                  <w:rPr>
+                    <w:lang w:val="da-DK"/>
+                  </w:rPr>
+                </w:pPr>
+                <w:proofErr w:type="spellStart"/>
+                <w:r>
+                  <w:rPr>
+                    <w:b/>
+                  </w:rPr>
+                  <w:t>ItemLabel</w:t>
+                </w:r>
+                <w:proofErr w:type="spellEnd"/>
+              </w:p>
+            </w:tc>
+          </w:sdtContent>
+        </w:sdt>
+        <w:tc>
+          <w:tcPr>
+            <w:tcW w:w="236" w:type="dxa"/>
+          </w:tcPr>
+          <w:p>
+            <w:pPr>
+              <w:rPr>
+                <w:b/>
+              </w:rPr>
+            </w:pPr>
+          </w:p>
+        </w:tc>
+        <w:sdt>
+          <w:sdtPr>
+            <w:rPr>
+              <w:b/>
+            </w:rPr>
+            <w:alias w:val="ItemDescriptionLabel"/>
+            <w:tag w:val="#BC:InsertDataItem,Labels/ItemDescriptionLabel"/>
+            <w:id w:val="-751035663"/>
+            <w:placeholder>
+              <w:docPart w:val="0F21C78CA3E74983A1521AEE312B1F7B"/>
+            </w:placeholder>
+            <w:dataBinding w:prefixMappings="xmlns:ns0='urn:microsoft-dynamics-nav/reports/Qlty_General_Purpose_Inspect/20405/'" w:xpath="/ns0:NavWordReportXmlPart[1]/ns0:Labels[1]/ns0:ItemDescriptionLabel[1]" w:storeItemID="{F00BF611-06BA-436C-902A-C0D5E8DF929B}"/>
+            <w:text/>
+          </w:sdtPr>
+          <w:sdtContent>
+            <w:tc>
+              <w:tcPr>
+                <w:tcW w:w="3724" w:type="dxa"/>
+              </w:tcPr>
+              <w:p>
+                <w:pPr>
+                  <w:rPr>
+                    <w:b/>
+                  </w:rPr>
+                </w:pPr>
+                <w:proofErr w:type="spellStart"/>
+                <w:r>
+                  <w:rPr>
+                    <w:b/>
+                  </w:rPr>
+                  <w:t>ItemDescriptionLabel</w:t>
+                </w:r>
+                <w:proofErr w:type="spellEnd"/>
+              </w:p>
+            </w:tc>
+          </w:sdtContent>
+        </w:sdt>
+        <w:tc>
+          <w:tcPr>
+            <w:tcW w:w="236" w:type="dxa"/>
+          </w:tcPr>
+          <w:p>
+            <w:pPr>
+              <w:rPr>
+                <w:b/>
+                <w:bCs/>
+                <w:lang w:val="da-DK"/>
+              </w:rPr>
+            </w:pPr>
+          </w:p>
+        </w:tc>
+        <w:tc>
+          <w:tcPr>
+            <w:tcW w:w="3441" w:type="dxa"/>
+          </w:tcPr>
+          <w:p>
+            <w:pPr>
+              <w:rPr>
+                <w:b/>
+                <w:bCs/>
+                <w:lang w:val="da-DK"/>
+              </w:rPr>
+            </w:pPr>
+            <w:sdt>
+              <w:sdtPr>
+                <w:rPr>
+                  <w:b/>
+                </w:rPr>
+                <w:alias w:val="ItemTrackingLabel"/>
+                <w:tag w:val="#BC:InsertDataItem,Labels/ItemTrackingLabel"/>
+                <w:id w:val="1082493217"/>
+                <w:placeholder>
+                  <w:docPart w:val="731EFA9C15E34A979C9308A9A403D9C3"/>
+                </w:placeholder>
+                <w:dataBinding w:prefixMappings="xmlns:ns0='urn:microsoft-dynamics-nav/reports/Qlty_General_Purpose_Inspect/20405/'" w:xpath="/ns0:NavWordReportXmlPart[1]/ns0:Labels[1]/ns0:ItemTrackingLabel[1]" w:storeItemID="{F00BF611-06BA-436C-902A-C0D5E8DF929B}"/>
+                <w15:color w:val="808080"/>
+                <w:text/>
+              </w:sdtPr>
+              <w:sdtContent>
+                <w:proofErr w:type="spellStart"/>
+                <w:r>
+                  <w:rPr>
+                    <w:b/>
+                  </w:rPr>
+                  <w:t>ItemTrackingLabel</w:t>
+                </w:r>
+                <w:proofErr w:type="spellEnd"/>
+              </w:sdtContent>
+            </w:sdt>
+          </w:p>
+        </w:tc>
+      </w:tr>
+      <w:tr>
+        <w:sdt>
+          <w:sdtPr>
+            <w:alias w:val="ItemIdentifier"/>
+            <w:tag w:val="#BC:InsertDataItem,DataItems/CurrentInspection/ItemIdentifier"/>
+            <w:id w:val="-428274953"/>
+            <w:placeholder>
+              <w:docPart w:val="0F21C78CA3E74983A1521AEE312B1F7B"/>
+            </w:placeholder>
+            <w:dataBinding w:prefixMappings="xmlns:ns0='urn:microsoft-dynamics-nav/reports/Qlty_General_Purpose_Inspect/20405/'" w:xpath="/ns0:NavWordReportXmlPart[1]/ns0:CurrentInspection[1]/ns0:ItemIdentifier[1]" w:storeItemID="{F00BF611-06BA-436C-902A-C0D5E8DF929B}"/>
+            <w:text/>
+          </w:sdtPr>
+          <w:sdtContent>
+            <w:tc>
+              <w:tcPr>
+                <w:tcW w:w="2819" w:type="dxa"/>
+              </w:tcPr>
+              <w:p>
+                <w:pPr>
+                  <w:tabs>
+                    <w:tab w:val="left" w:pos="2016"/>
+                  </w:tabs>
+                </w:pPr>
+                <w:proofErr w:type="spellStart"/>
+                <w:r>
+                  <w:t>ItemIdentifier</w:t>
+                </w:r>
+                <w:proofErr w:type="spellEnd"/>
+              </w:p>
+            </w:tc>
+          </w:sdtContent>
+        </w:sdt>
+        <w:tc>
+          <w:tcPr>
+            <w:tcW w:w="236" w:type="dxa"/>
+          </w:tcPr>
+          <w:p>
+            <w:pPr>
+              <w:rPr>
+                <w:b/>
+                <w:bCs/>
+                <w:lang w:val="da-DK"/>
+              </w:rPr>
+            </w:pPr>
+          </w:p>
+        </w:tc>
         <w:tc>
           <w:tcPr>
             <w:tcW w:w="3724" w:type="dxa"/>
@@ -224,9 +555,9 @@
             <w:sdtPr>
               <w:alias w:val="ItemDescription"/>
               <w:tag w:val="#BC:InsertDataItem,DataItems/CurrentInspection/ItemDescription"/>
-              <w:id w:val="1230270698"/>
+              <w:id w:val="-1168547911"/>
               <w:placeholder>
-                <w:docPart w:val="E2B6192B7C8B44698D0543E9A92C0267"/>
+                <w:docPart w:val="42A6006BF8E04CACAFD4DFE062E5680F"/>
               </w:placeholder>
               <w:dataBinding w:prefixMappings="xmlns:ns0='urn:microsoft-dynamics-nav/reports/Qlty_General_Purpose_Inspect/20405/'" w:xpath="/ns0:NavWordReportXmlPart[1]/ns0:CurrentInspection[1]/ns0:ItemDescription[1]" w:storeItemID="{F00BF611-06BA-436C-902A-C0D5E8DF929B}"/>
               <w15:color w:val="808080"/>
@@ -247,35 +578,51 @@
           <w:tcPr>
             <w:tcW w:w="236" w:type="dxa"/>
           </w:tcPr>
-          <w:p/>
+          <w:p>
+            <w:pPr>
+              <w:rPr>
+                <w:b/>
+                <w:bCs/>
+                <w:lang w:val="da-DK"/>
+              </w:rPr>
+            </w:pPr>
+          </w:p>
         </w:tc>
-        <w:tc>
-          <w:tcPr>
-            <w:tcW w:w="3441" w:type="dxa"/>
-          </w:tcPr>
-          <w:sdt>
-            <w:sdtPr>
-              <w:alias w:val="ItemTrackingDescription"/>
-              <w:tag w:val="#BC:InsertDataItem,DataItems/CurrentInspection/ItemTrackingDescription"/>
-              <w:id w:val="-1388635032"/>
-              <w:placeholder>
-                <w:docPart w:val="4B63C69D6D7C41D682DF1FFDD1EDEBC3"/>
-              </w:placeholder>
-              <w:dataBinding w:prefixMappings="xmlns:ns0='urn:microsoft-dynamics-nav/reports/Qlty_General_Purpose_Inspect/20405/'" w:xpath="/ns0:NavWordReportXmlPart[1]/ns0:CurrentInspection[1]/ns0:ItemTrackingDescription[1]" w:storeItemID="{F00BF611-06BA-436C-902A-C0D5E8DF929B}"/>
-              <w15:color w:val="808080"/>
-              <w:text/>
-            </w:sdtPr>
-            <w:sdtContent>
+        <w:sdt>
+          <w:sdtPr>
+            <w:rPr>
+              <w:lang w:val="da-DK"/>
+            </w:rPr>
+            <w:alias w:val="ItemTrackingIdentifier"/>
+            <w:tag w:val="#BC:InsertDataItem,DataItems/CurrentInspection/ItemTrackingIdentifier"/>
+            <w:id w:val="-1366745750"/>
+            <w:placeholder>
+              <w:docPart w:val="0F21C78CA3E74983A1521AEE312B1F7B"/>
+            </w:placeholder>
+            <w:dataBinding w:prefixMappings="xmlns:ns0='urn:microsoft-dynamics-nav/reports/Qlty_General_Purpose_Inspect/20405/'" w:xpath="/ns0:NavWordReportXmlPart[1]/ns0:CurrentInspection[1]/ns0:ItemTrackingIdentifier[1]" w:storeItemID="{F00BF611-06BA-436C-902A-C0D5E8DF929B}"/>
+            <w:text/>
+          </w:sdtPr>
+          <w:sdtContent>
+            <w:tc>
+              <w:tcPr>
+                <w:tcW w:w="3441" w:type="dxa"/>
+              </w:tcPr>
               <w:p>
-                <w:proofErr w:type="spellStart"/>
+                <w:pPr>
+                  <w:rPr>
+                    <w:lang w:val="da-DK"/>
+                  </w:rPr>
+                </w:pPr>
                 <w:r>
-                  <w:t>ItemTrackingDescription</w:t>
+                  <w:rPr>
+                    <w:lang w:val="da-DK"/>
+                  </w:rPr>
+                  <w:t>ItemTrackingIdentifier</w:t>
                 </w:r>
-                <w:proofErr w:type="spellEnd"/>
               </w:p>
-            </w:sdtContent>
-          </w:sdt>
-        </w:tc>
+            </w:tc>
+          </w:sdtContent>
+        </w:sdt>
       </w:tr>
       <w:tr>
         <w:tc>
@@ -287,6 +634,7 @@
               <w:rPr>
                 <w:sz w:val="16"/>
                 <w:szCs w:val="16"/>
+                <w:lang w:val="da-DK"/>
               </w:rPr>
             </w:pPr>
           </w:p>
@@ -300,6 +648,7 @@
               <w:rPr>
                 <w:sz w:val="16"/>
                 <w:szCs w:val="16"/>
+                <w:lang w:val="da-DK"/>
               </w:rPr>
             </w:pPr>
           </w:p>
@@ -313,6 +662,7 @@
               <w:rPr>
                 <w:sz w:val="16"/>
                 <w:szCs w:val="16"/>
+                <w:lang w:val="da-DK"/>
               </w:rPr>
             </w:pPr>
           </w:p>
@@ -326,6 +676,7 @@
               <w:rPr>
                 <w:sz w:val="16"/>
                 <w:szCs w:val="16"/>
+                <w:lang w:val="da-DK"/>
               </w:rPr>
             </w:pPr>
           </w:p>
@@ -339,24 +690,53 @@
               <w:rPr>
                 <w:sz w:val="16"/>
                 <w:szCs w:val="16"/>
+                <w:lang w:val="da-DK"/>
               </w:rPr>
             </w:pPr>
           </w:p>
         </w:tc>
       </w:tr>
       <w:tr>
-        <w:tc>
-          <w:tcPr>
-            <w:tcW w:w="2819" w:type="dxa"/>
-          </w:tcPr>
-          <w:p>
-            <w:pPr>
-              <w:tabs>
-                <w:tab w:val="left" w:pos="2016"/>
-              </w:tabs>
-            </w:pPr>
-          </w:p>
-        </w:tc>
+        <w:sdt>
+          <w:sdtPr>
+            <w:rPr>
+              <w:b/>
+            </w:rPr>
+            <w:alias w:val="StatusLabel"/>
+            <w:tag w:val="#BC:InsertDataItem,Labels/StatusLabel"/>
+            <w:id w:val="-133575429"/>
+            <w:placeholder>
+              <w:docPart w:val="0F21C78CA3E74983A1521AEE312B1F7B"/>
+            </w:placeholder>
+            <w:dataBinding w:prefixMappings="xmlns:ns0='urn:microsoft-dynamics-nav/reports/Qlty_General_Purpose_Inspect/20405/'" w:xpath="/ns0:NavWordReportXmlPart[1]/ns0:Labels[1]/ns0:StatusLabel[1]" w:storeItemID="{F00BF611-06BA-436C-902A-C0D5E8DF929B}"/>
+            <w:text/>
+          </w:sdtPr>
+          <w:sdtContent>
+            <w:tc>
+              <w:tcPr>
+                <w:tcW w:w="2819" w:type="dxa"/>
+              </w:tcPr>
+              <w:p>
+                <w:pPr>
+                  <w:tabs>
+                    <w:tab w:val="left" w:pos="2016"/>
+                  </w:tabs>
+                  <w:rPr>
+                    <w:lang w:val="da-DK"/>
+                  </w:rPr>
+                </w:pPr>
+                <w:proofErr w:type="spellStart"/>
+                <w:r>
+                  <w:rPr>
+                    <w:b/>
+                  </w:rPr>
+                  <w:t>StatusLabel</w:t>
+                </w:r>
+                <w:proofErr w:type="spellEnd"/>
+              </w:p>
+            </w:tc>
+          </w:sdtContent>
+        </w:sdt>
         <w:tc>
           <w:tcPr>
             <w:tcW w:w="236" w:type="dxa"/>
@@ -393,7 +773,7 @@
                 <w:tag w:val="#BC:InsertDataItem,Labels/FinishedOnLabel"/>
                 <w:id w:val="500931782"/>
                 <w:placeholder>
-                  <w:docPart w:val="DF66177CBFFA47388B872CD7936BD8FF"/>
+                  <w:docPart w:val="EF1580381BD54EBA9DD4C898FFE72C28"/>
                 </w:placeholder>
                 <w:dataBinding w:prefixMappings="xmlns:ns0='urn:microsoft-dynamics-nav/reports/Qlty_General_Purpose_Inspect/20405/'" w:xpath="/ns0:NavWordReportXmlPart[1]/ns0:Labels[1]/ns0:FinishedOnLabel[1]" w:storeItemID="{F00BF611-06BA-436C-902A-C0D5E8DF929B}"/>
                 <w15:color w:val="808080"/>
@@ -456,7 +836,7 @@
                 <w:tag w:val="#BC:InsertDataItem,Labels/FinishedByLabel"/>
                 <w:id w:val="-927343786"/>
                 <w:placeholder>
-                  <w:docPart w:val="7427C850301144EDADD6A34A0BE51CB5"/>
+                  <w:docPart w:val="177C8F54E843474E9D66729F60BC6AC9"/>
                 </w:placeholder>
                 <w:dataBinding w:prefixMappings="xmlns:ns0='urn:microsoft-dynamics-nav/reports/Qlty_General_Purpose_Inspect/20405/'" w:xpath="/ns0:NavWordReportXmlPart[1]/ns0:Labels[1]/ns0:FinishedByLabel[1]" w:storeItemID="{F00BF611-06BA-436C-902A-C0D5E8DF929B}"/>
                 <w15:color w:val="808080"/>
@@ -487,14 +867,13 @@
       <w:tr>
         <w:sdt>
           <w:sdtPr>
-            <w:alias w:val="InspectionInformation"/>
-            <w:tag w:val="#BC:InsertDataItem,DataItems/CurrentInspection/InspectionInformation"/>
-            <w:id w:val="-289510379"/>
+            <w:alias w:val="QltyInspection_Status"/>
+            <w:tag w:val="#BC:InsertDataItem,DataItems/CurrentInspection/QltyInspection_Status"/>
+            <w:id w:val="-1321263232"/>
             <w:placeholder>
-              <w:docPart w:val="A25D382DC26A4A4FA94FF29C06D215F6"/>
+              <w:docPart w:val="A9689DC10FCA4AB8B2FBD4965516AA95"/>
             </w:placeholder>
-            <w:dataBinding w:prefixMappings="xmlns:ns0='urn:microsoft-dynamics-nav/reports/Qlty_General_Purpose_Inspect/20405/'" w:xpath="/ns0:NavWordReportXmlPart[1]/ns0:CurrentInspection[1]/ns0:InspectionInformation[1]" w:storeItemID="{F00BF611-06BA-436C-902A-C0D5E8DF929B}"/>
-            <w15:color w:val="808080"/>
+            <w:dataBinding w:prefixMappings="xmlns:ns0='urn:microsoft-dynamics-nav/reports/Qlty_General_Purpose_Inspect/20405/'" w:xpath="/ns0:NavWordReportXmlPart[1]/ns0:CurrentInspection[1]/ns0:QltyInspection_Status[1]" w:storeItemID="{F00BF611-06BA-436C-902A-C0D5E8DF929B}"/>
             <w:text/>
           </w:sdtPr>
           <w:sdtContent>
@@ -505,7 +884,7 @@
               <w:p>
                 <w:proofErr w:type="spellStart"/>
                 <w:r>
-                  <w:t>InspectionInformation</w:t>
+                  <w:t>QltyInspection_Status</w:t>
                 </w:r>
                 <w:proofErr w:type="spellEnd"/>
               </w:p>
@@ -520,11 +899,11 @@
         </w:tc>
         <w:sdt>
           <w:sdtPr>
-            <w:alias w:val="#Nav: /CurrentInspection/QltyInspection_Finished_Date"/>
-            <w:tag w:val="#Nav: Qlty_General_Purpose_Inspect/20405"/>
+            <w:alias w:val="QltyInspection_Finished_Date"/>
+            <w:tag w:val="#BC:InsertDataItem,DataItems/CurrentInspection/QltyInspection_Finished_Date"/>
             <w:id w:val="-850415512"/>
             <w:placeholder>
-              <w:docPart w:val="1E896787607645E0ABB983BFD537574D"/>
+              <w:docPart w:val="7C088C8E502F4EF4851F0572C8E78606"/>
             </w:placeholder>
             <w:dataBinding w:prefixMappings="xmlns:ns0='urn:microsoft-dynamics-nav/reports/Qlty_General_Purpose_Inspect/20405/'" w:xpath="/ns0:NavWordReportXmlPart[1]/ns0:CurrentInspection[1]/ns0:QltyInspection_Finished_Date[1]" w:storeItemID="{F00BF611-06BA-436C-902A-C0D5E8DF929B}"/>
             <w:text/>
@@ -560,7 +939,7 @@
               <w:tag w:val="#BC:InsertDataItem,DataItems/CurrentInspection/QltyInspection_Finished_By_User_ID"/>
               <w:id w:val="-140812418"/>
               <w:placeholder>
-                <w:docPart w:val="E4B2EB81AEE240A29F9975B31C6BE17B"/>
+                <w:docPart w:val="1E2BBE0B3E9A4792BE7A6EEA7FD7B5B2"/>
               </w:placeholder>
               <w:dataBinding w:prefixMappings="xmlns:ns0='urn:microsoft-dynamics-nav/reports/Qlty_General_Purpose_Inspect/20405/'" w:xpath="/ns0:NavWordReportXmlPart[1]/ns0:CurrentInspection[1]/ns0:QltyInspection_Finished_By_User_ID[1]" w:storeItemID="{F00BF611-06BA-436C-902A-C0D5E8DF929B}"/>
               <w15:color w:val="808080"/>
@@ -584,6 +963,10 @@
         <w:tabs>
           <w:tab w:val="left" w:pos="4560"/>
         </w:tabs>
+        <w:rPr>
+          <w:sz w:val="4"/>
+          <w:szCs w:val="4"/>
+        </w:rPr>
       </w:pPr>
     </w:p>
     <w:tbl>
@@ -1080,7 +1463,7 @@
             <w:placeholder>
               <w:docPart w:val="1BEAC63591D8421CBFD9F24D4CF63EEE"/>
             </w:placeholder>
-            <w:dataBinding w:prefixMappings="xmlns:ns0='urn:microsoft-dynamics-nav/reports/Qlty_General_Purpose_Inspect/20405/'" w:xpath="/ns0:NavWordReportXmlPart[1]/ns0:Labels[1]/ns0:PageLabel[1]" w:storeItemID="{F00BF611-06BA-436C-902A-C0D5E8DF929B}"/>
+            <w:dataBinding w:prefixMappings="xmlns:ns0='urn:microsoft-dynamics-nav/reports/Qlty_General_Purpose_Inspect/20405/'" w:xpath="/ns0:NavWordReportXmlPart[1]/ns0:Labels[1]/ns0:PageLabel[1]" w:storeItemID="{17DA42EE-3024-4C2F-8931-9EB6F7151F21}"/>
             <w:text/>
           </w:sdtPr>
           <w:sdtContent>
@@ -1431,7 +1814,7 @@
                   <w:placeholder>
                     <w:docPart w:val="284F04A4C5B44E9FAF1D142E96EE0688"/>
                   </w:placeholder>
-                  <w:dataBinding w:prefixMappings="xmlns:ns0='urn:microsoft-dynamics-nav/reports/Qlty_General_Purpose_Inspect/20405/'" w:xpath="/ns0:NavWordReportXmlPart[1]/ns0:Labels[1]/ns0:PageLabel[1]" w:storeItemID="{F00BF611-06BA-436C-902A-C0D5E8DF929B}"/>
+                  <w:dataBinding w:prefixMappings="xmlns:ns0='urn:microsoft-dynamics-nav/reports/Qlty_General_Purpose_Inspect/20405/'" w:xpath="/ns0:NavWordReportXmlPart[1]/ns0:Labels[1]/ns0:PageLabel[1]" w:storeItemID="{17DA42EE-3024-4C2F-8931-9EB6F7151F21}"/>
                   <w:text/>
                 </w:sdtPr>
                 <w:sdtContent>
@@ -1685,7 +2068,7 @@
             <w:placeholder>
               <w:docPart w:val="FC855B1C897846A49A609CA136B65228"/>
             </w:placeholder>
-            <w:dataBinding w:prefixMappings="xmlns:ns0='urn:microsoft-dynamics-nav/reports/Qlty_General_Purpose_Inspect/20405/'" w:xpath="/ns0:NavWordReportXmlPart[1]/ns0:CurrentInspection[1]/ns0:QltyInspection_No[1]" w:storeItemID="{F00BF611-06BA-436C-902A-C0D5E8DF929B}"/>
+            <w:dataBinding w:prefixMappings="xmlns:ns0='urn:microsoft-dynamics-nav/reports/Qlty_General_Purpose_Inspect/20405/'" w:xpath="/ns0:NavWordReportXmlPart[1]/ns0:CurrentInspection[1]/ns0:QltyInspection_No[1]" w:storeItemID="{17DA42EE-3024-4C2F-8931-9EB6F7151F21}"/>
             <w15:color w:val="808080"/>
             <w:text/>
           </w:sdtPr>
@@ -1726,6 +2109,10 @@
     <w:tr>
       <w:sdt>
         <w:sdtPr>
+          <w:rPr>
+            <w:b w:val="0"/>
+            <w:bCs/>
+          </w:rPr>
           <w:alias w:val="ReinspectionSequenceInformation"/>
           <w:tag w:val="#BC:InsertDataItem,DataItems/CurrentInspection/ReinspectionSequenceInformation"/>
           <w:id w:val="2112705256"/>
@@ -1734,6 +2121,12 @@
           </w:placeholder>
           <w15:dataBinding w:prefixMappings="xmlns:ns0='urn:microsoft-dynamics-nav/reports/Qlty_Certificate_of_Analysis/20401/' " w:xpath="/ns0:NavWordReportXmlPart[1]/ns0:CurrentInspection[1]/ns0:ReinspectionSequenceInformation[1]" w:storeItemID="{F00BF611-06BA-436C-902A-C0D5E8DF929B}"/>
         </w:sdtPr>
+        <w:sdtEndPr>
+          <w:rPr>
+            <w:b/>
+            <w:bCs w:val="0"/>
+          </w:rPr>
+        </w:sdtEndPr>
         <w:sdtContent>
           <w:tc>
             <w:tcPr>
@@ -3917,354 +4310,6 @@
     </w:docPart>
     <w:docPart>
       <w:docPartPr>
-        <w:name w:val="19F040F6864B48A599C11E15E63169CB"/>
-        <w:category>
-          <w:name w:val="General"/>
-          <w:gallery w:val="placeholder"/>
-        </w:category>
-        <w:types>
-          <w:type w:val="bbPlcHdr"/>
-        </w:types>
-        <w:behaviors>
-          <w:behavior w:val="content"/>
-        </w:behaviors>
-        <w:guid w:val="{30278205-2DFB-4258-8819-FCC45DC88486}"/>
-      </w:docPartPr>
-      <w:docPartBody>
-        <w:p>
-          <w:pPr>
-            <w:pStyle w:val="19F040F6864B48A599C11E15E63169CB"/>
-          </w:pPr>
-          <w:r>
-            <w:rPr>
-              <w:rStyle w:val="PlaceholderText"/>
-            </w:rPr>
-            <w:t>Click or tap here to enter text.</w:t>
-          </w:r>
-        </w:p>
-      </w:docPartBody>
-    </w:docPart>
-    <w:docPart>
-      <w:docPartPr>
-        <w:name w:val="79CF619905ED4A029E02394C5DB96A90"/>
-        <w:category>
-          <w:name w:val="General"/>
-          <w:gallery w:val="placeholder"/>
-        </w:category>
-        <w:types>
-          <w:type w:val="bbPlcHdr"/>
-        </w:types>
-        <w:behaviors>
-          <w:behavior w:val="content"/>
-        </w:behaviors>
-        <w:guid w:val="{199BF6A6-A820-41F9-AC59-1CE9B985BCA4}"/>
-      </w:docPartPr>
-      <w:docPartBody>
-        <w:p>
-          <w:pPr>
-            <w:pStyle w:val="79CF619905ED4A029E02394C5DB96A90"/>
-          </w:pPr>
-          <w:r>
-            <w:rPr>
-              <w:rStyle w:val="PlaceholderText"/>
-            </w:rPr>
-            <w:t>Klik eller tryk her for at skrive tekst.</w:t>
-          </w:r>
-        </w:p>
-      </w:docPartBody>
-    </w:docPart>
-    <w:docPart>
-      <w:docPartPr>
-        <w:name w:val="89A6856229794EB18EFD4B388834A3AE"/>
-        <w:category>
-          <w:name w:val="General"/>
-          <w:gallery w:val="placeholder"/>
-        </w:category>
-        <w:types>
-          <w:type w:val="bbPlcHdr"/>
-        </w:types>
-        <w:behaviors>
-          <w:behavior w:val="content"/>
-        </w:behaviors>
-        <w:guid w:val="{2BF57FA3-3F75-4B53-8681-94ABF9183A2A}"/>
-      </w:docPartPr>
-      <w:docPartBody>
-        <w:p>
-          <w:pPr>
-            <w:pStyle w:val="89A6856229794EB18EFD4B388834A3AE"/>
-          </w:pPr>
-          <w:r>
-            <w:rPr>
-              <w:rStyle w:val="PlaceholderText"/>
-            </w:rPr>
-            <w:t>Klik eller tryk her for at skrive tekst.</w:t>
-          </w:r>
-        </w:p>
-      </w:docPartBody>
-    </w:docPart>
-    <w:docPart>
-      <w:docPartPr>
-        <w:name w:val="76494A0D615A4F6F8CAF6506B0486BC6"/>
-        <w:category>
-          <w:name w:val="General"/>
-          <w:gallery w:val="placeholder"/>
-        </w:category>
-        <w:types>
-          <w:type w:val="bbPlcHdr"/>
-        </w:types>
-        <w:behaviors>
-          <w:behavior w:val="content"/>
-        </w:behaviors>
-        <w:guid w:val="{C88086C0-F4B6-4C04-AAF8-9D5C093F4FD0}"/>
-      </w:docPartPr>
-      <w:docPartBody>
-        <w:p>
-          <w:pPr>
-            <w:pStyle w:val="76494A0D615A4F6F8CAF6506B0486BC6"/>
-          </w:pPr>
-          <w:r>
-            <w:rPr>
-              <w:rStyle w:val="PlaceholderText"/>
-            </w:rPr>
-            <w:t>Click or tap here to enter text.</w:t>
-          </w:r>
-        </w:p>
-      </w:docPartBody>
-    </w:docPart>
-    <w:docPart>
-      <w:docPartPr>
-        <w:name w:val="F76A7EA3722A4A529E0451006182A3B0"/>
-        <w:category>
-          <w:name w:val="General"/>
-          <w:gallery w:val="placeholder"/>
-        </w:category>
-        <w:types>
-          <w:type w:val="bbPlcHdr"/>
-        </w:types>
-        <w:behaviors>
-          <w:behavior w:val="content"/>
-        </w:behaviors>
-        <w:guid w:val="{485382F0-84D0-48EB-8D6C-E5B4394A47F4}"/>
-      </w:docPartPr>
-      <w:docPartBody>
-        <w:p>
-          <w:pPr>
-            <w:pStyle w:val="F76A7EA3722A4A529E0451006182A3B0"/>
-          </w:pPr>
-          <w:r>
-            <w:rPr>
-              <w:rStyle w:val="PlaceholderText"/>
-            </w:rPr>
-            <w:t>Click or tap here to enter text.</w:t>
-          </w:r>
-        </w:p>
-      </w:docPartBody>
-    </w:docPart>
-    <w:docPart>
-      <w:docPartPr>
-        <w:name w:val="E2B6192B7C8B44698D0543E9A92C0267"/>
-        <w:category>
-          <w:name w:val="General"/>
-          <w:gallery w:val="placeholder"/>
-        </w:category>
-        <w:types>
-          <w:type w:val="bbPlcHdr"/>
-        </w:types>
-        <w:behaviors>
-          <w:behavior w:val="content"/>
-        </w:behaviors>
-        <w:guid w:val="{808B666B-1F31-42AD-9B0F-1275E791EA99}"/>
-      </w:docPartPr>
-      <w:docPartBody>
-        <w:p>
-          <w:pPr>
-            <w:pStyle w:val="E2B6192B7C8B44698D0543E9A92C0267"/>
-          </w:pPr>
-          <w:r>
-            <w:rPr>
-              <w:rStyle w:val="PlaceholderText"/>
-            </w:rPr>
-            <w:t>Klik eller tryk her for at skrive tekst.</w:t>
-          </w:r>
-        </w:p>
-      </w:docPartBody>
-    </w:docPart>
-    <w:docPart>
-      <w:docPartPr>
-        <w:name w:val="4B63C69D6D7C41D682DF1FFDD1EDEBC3"/>
-        <w:category>
-          <w:name w:val="General"/>
-          <w:gallery w:val="placeholder"/>
-        </w:category>
-        <w:types>
-          <w:type w:val="bbPlcHdr"/>
-        </w:types>
-        <w:behaviors>
-          <w:behavior w:val="content"/>
-        </w:behaviors>
-        <w:guid w:val="{2F8C4F13-7F00-40AC-8DFA-4087856DB32E}"/>
-      </w:docPartPr>
-      <w:docPartBody>
-        <w:p>
-          <w:pPr>
-            <w:pStyle w:val="4B63C69D6D7C41D682DF1FFDD1EDEBC3"/>
-          </w:pPr>
-          <w:r>
-            <w:rPr>
-              <w:rStyle w:val="PlaceholderText"/>
-            </w:rPr>
-            <w:t>Klik eller tryk her for at skrive tekst.</w:t>
-          </w:r>
-        </w:p>
-      </w:docPartBody>
-    </w:docPart>
-    <w:docPart>
-      <w:docPartPr>
-        <w:name w:val="DF66177CBFFA47388B872CD7936BD8FF"/>
-        <w:category>
-          <w:name w:val="General"/>
-          <w:gallery w:val="placeholder"/>
-        </w:category>
-        <w:types>
-          <w:type w:val="bbPlcHdr"/>
-        </w:types>
-        <w:behaviors>
-          <w:behavior w:val="content"/>
-        </w:behaviors>
-        <w:guid w:val="{513489C9-6B6F-4DFA-9E53-B4D65C55C76D}"/>
-      </w:docPartPr>
-      <w:docPartBody>
-        <w:p>
-          <w:pPr>
-            <w:pStyle w:val="DF66177CBFFA47388B872CD7936BD8FF"/>
-          </w:pPr>
-          <w:r>
-            <w:rPr>
-              <w:rStyle w:val="PlaceholderText"/>
-            </w:rPr>
-            <w:t>Klik eller tryk her for at skrive tekst.</w:t>
-          </w:r>
-        </w:p>
-      </w:docPartBody>
-    </w:docPart>
-    <w:docPart>
-      <w:docPartPr>
-        <w:name w:val="7427C850301144EDADD6A34A0BE51CB5"/>
-        <w:category>
-          <w:name w:val="General"/>
-          <w:gallery w:val="placeholder"/>
-        </w:category>
-        <w:types>
-          <w:type w:val="bbPlcHdr"/>
-        </w:types>
-        <w:behaviors>
-          <w:behavior w:val="content"/>
-        </w:behaviors>
-        <w:guid w:val="{9144B5C3-ABB4-4BDA-A64D-F26695D37DDF}"/>
-      </w:docPartPr>
-      <w:docPartBody>
-        <w:p>
-          <w:pPr>
-            <w:pStyle w:val="7427C850301144EDADD6A34A0BE51CB5"/>
-          </w:pPr>
-          <w:r>
-            <w:rPr>
-              <w:rStyle w:val="PlaceholderText"/>
-            </w:rPr>
-            <w:t>Klik eller tryk her for at skrive tekst.</w:t>
-          </w:r>
-        </w:p>
-      </w:docPartBody>
-    </w:docPart>
-    <w:docPart>
-      <w:docPartPr>
-        <w:name w:val="A25D382DC26A4A4FA94FF29C06D215F6"/>
-        <w:category>
-          <w:name w:val="General"/>
-          <w:gallery w:val="placeholder"/>
-        </w:category>
-        <w:types>
-          <w:type w:val="bbPlcHdr"/>
-        </w:types>
-        <w:behaviors>
-          <w:behavior w:val="content"/>
-        </w:behaviors>
-        <w:guid w:val="{C4892563-691F-4716-8E6B-845A78EE8907}"/>
-      </w:docPartPr>
-      <w:docPartBody>
-        <w:p>
-          <w:pPr>
-            <w:pStyle w:val="A25D382DC26A4A4FA94FF29C06D215F6"/>
-          </w:pPr>
-          <w:r>
-            <w:rPr>
-              <w:rStyle w:val="PlaceholderText"/>
-            </w:rPr>
-            <w:t>Click or tap here to enter text.</w:t>
-          </w:r>
-        </w:p>
-      </w:docPartBody>
-    </w:docPart>
-    <w:docPart>
-      <w:docPartPr>
-        <w:name w:val="1E896787607645E0ABB983BFD537574D"/>
-        <w:category>
-          <w:name w:val="General"/>
-          <w:gallery w:val="placeholder"/>
-        </w:category>
-        <w:types>
-          <w:type w:val="bbPlcHdr"/>
-        </w:types>
-        <w:behaviors>
-          <w:behavior w:val="content"/>
-        </w:behaviors>
-        <w:guid w:val="{335CDA74-F96C-4D02-AED2-57E36E573316}"/>
-      </w:docPartPr>
-      <w:docPartBody>
-        <w:p>
-          <w:pPr>
-            <w:pStyle w:val="1E896787607645E0ABB983BFD537574D"/>
-          </w:pPr>
-          <w:r>
-            <w:rPr>
-              <w:rStyle w:val="PlaceholderText"/>
-            </w:rPr>
-            <w:t>Click or tap here to enter text.</w:t>
-          </w:r>
-        </w:p>
-      </w:docPartBody>
-    </w:docPart>
-    <w:docPart>
-      <w:docPartPr>
-        <w:name w:val="E4B2EB81AEE240A29F9975B31C6BE17B"/>
-        <w:category>
-          <w:name w:val="General"/>
-          <w:gallery w:val="placeholder"/>
-        </w:category>
-        <w:types>
-          <w:type w:val="bbPlcHdr"/>
-        </w:types>
-        <w:behaviors>
-          <w:behavior w:val="content"/>
-        </w:behaviors>
-        <w:guid w:val="{5CE1D298-12DE-4660-A7E1-36A746C04F85}"/>
-      </w:docPartPr>
-      <w:docPartBody>
-        <w:p>
-          <w:pPr>
-            <w:pStyle w:val="E4B2EB81AEE240A29F9975B31C6BE17B"/>
-          </w:pPr>
-          <w:r>
-            <w:rPr>
-              <w:rStyle w:val="PlaceholderText"/>
-            </w:rPr>
-            <w:t>Click or tap here to enter text.</w:t>
-          </w:r>
-        </w:p>
-      </w:docPartBody>
-    </w:docPart>
-    <w:docPart>
-      <w:docPartPr>
         <w:name w:val="284F04A4C5B44E9FAF1D142E96EE0688"/>
         <w:category>
           <w:name w:val="General"/>
@@ -4379,6 +4424,354 @@
         </w:p>
       </w:docPartBody>
     </w:docPart>
+    <w:docPart>
+      <w:docPartPr>
+        <w:name w:val="990021C44BBF4F709651B3122CCD3450"/>
+        <w:category>
+          <w:name w:val="General"/>
+          <w:gallery w:val="placeholder"/>
+        </w:category>
+        <w:types>
+          <w:type w:val="bbPlcHdr"/>
+        </w:types>
+        <w:behaviors>
+          <w:behavior w:val="content"/>
+        </w:behaviors>
+        <w:guid w:val="{AD040279-4BC6-4079-93B0-F63CE2949948}"/>
+      </w:docPartPr>
+      <w:docPartBody>
+        <w:p>
+          <w:pPr>
+            <w:pStyle w:val="990021C44BBF4F709651B3122CCD3450"/>
+          </w:pPr>
+          <w:r>
+            <w:rPr>
+              <w:rStyle w:val="PlaceholderText"/>
+            </w:rPr>
+            <w:t>Click or tap here to enter text.</w:t>
+          </w:r>
+        </w:p>
+      </w:docPartBody>
+    </w:docPart>
+    <w:docPart>
+      <w:docPartPr>
+        <w:name w:val="0F21C78CA3E74983A1521AEE312B1F7B"/>
+        <w:category>
+          <w:name w:val="General"/>
+          <w:gallery w:val="placeholder"/>
+        </w:category>
+        <w:types>
+          <w:type w:val="bbPlcHdr"/>
+        </w:types>
+        <w:behaviors>
+          <w:behavior w:val="content"/>
+        </w:behaviors>
+        <w:guid w:val="{3A9EB564-3D5D-418B-8B9F-5FFAE0BA2BE1}"/>
+      </w:docPartPr>
+      <w:docPartBody>
+        <w:p>
+          <w:pPr>
+            <w:pStyle w:val="0F21C78CA3E74983A1521AEE312B1F7B"/>
+          </w:pPr>
+          <w:r>
+            <w:rPr>
+              <w:rStyle w:val="PlaceholderText"/>
+            </w:rPr>
+            <w:t>Click or tap here to enter text.</w:t>
+          </w:r>
+        </w:p>
+      </w:docPartBody>
+    </w:docPart>
+    <w:docPart>
+      <w:docPartPr>
+        <w:name w:val="E5423A1F810A4C1EAD796CEEB15EDB50"/>
+        <w:category>
+          <w:name w:val="General"/>
+          <w:gallery w:val="placeholder"/>
+        </w:category>
+        <w:types>
+          <w:type w:val="bbPlcHdr"/>
+        </w:types>
+        <w:behaviors>
+          <w:behavior w:val="content"/>
+        </w:behaviors>
+        <w:guid w:val="{8210AA25-A8AB-4422-A7E8-A2EF098C5D8C}"/>
+      </w:docPartPr>
+      <w:docPartBody>
+        <w:p>
+          <w:pPr>
+            <w:pStyle w:val="E5423A1F810A4C1EAD796CEEB15EDB50"/>
+          </w:pPr>
+          <w:r>
+            <w:rPr>
+              <w:rStyle w:val="PlaceholderText"/>
+            </w:rPr>
+            <w:t>Click or tap here to enter text.</w:t>
+          </w:r>
+        </w:p>
+      </w:docPartBody>
+    </w:docPart>
+    <w:docPart>
+      <w:docPartPr>
+        <w:name w:val="9A3DDC399BA947CF86EF8E3FEDCB17CA"/>
+        <w:category>
+          <w:name w:val="General"/>
+          <w:gallery w:val="placeholder"/>
+        </w:category>
+        <w:types>
+          <w:type w:val="bbPlcHdr"/>
+        </w:types>
+        <w:behaviors>
+          <w:behavior w:val="content"/>
+        </w:behaviors>
+        <w:guid w:val="{A6D6C5D0-DC8B-4ACB-AEE0-13E2A4A245BA}"/>
+      </w:docPartPr>
+      <w:docPartBody>
+        <w:p>
+          <w:pPr>
+            <w:pStyle w:val="9A3DDC399BA947CF86EF8E3FEDCB17CA"/>
+          </w:pPr>
+          <w:r>
+            <w:rPr>
+              <w:rStyle w:val="PlaceholderText"/>
+            </w:rPr>
+            <w:t>Click or tap here to enter text.</w:t>
+          </w:r>
+        </w:p>
+      </w:docPartBody>
+    </w:docPart>
+    <w:docPart>
+      <w:docPartPr>
+        <w:name w:val="D1A17F6482F1432A920BFF525C88FEED"/>
+        <w:category>
+          <w:name w:val="General"/>
+          <w:gallery w:val="placeholder"/>
+        </w:category>
+        <w:types>
+          <w:type w:val="bbPlcHdr"/>
+        </w:types>
+        <w:behaviors>
+          <w:behavior w:val="content"/>
+        </w:behaviors>
+        <w:guid w:val="{C84B08C6-6D26-43F9-86C2-26A80C9440BE}"/>
+      </w:docPartPr>
+      <w:docPartBody>
+        <w:p>
+          <w:pPr>
+            <w:pStyle w:val="D1A17F6482F1432A920BFF525C88FEED"/>
+          </w:pPr>
+          <w:r>
+            <w:rPr>
+              <w:rStyle w:val="PlaceholderText"/>
+            </w:rPr>
+            <w:t>Klik eller tryk her for at skrive tekst.</w:t>
+          </w:r>
+        </w:p>
+      </w:docPartBody>
+    </w:docPart>
+    <w:docPart>
+      <w:docPartPr>
+        <w:name w:val="731EFA9C15E34A979C9308A9A403D9C3"/>
+        <w:category>
+          <w:name w:val="General"/>
+          <w:gallery w:val="placeholder"/>
+        </w:category>
+        <w:types>
+          <w:type w:val="bbPlcHdr"/>
+        </w:types>
+        <w:behaviors>
+          <w:behavior w:val="content"/>
+        </w:behaviors>
+        <w:guid w:val="{32DFF35B-7FED-431F-81E9-ADA40DAD0BD7}"/>
+      </w:docPartPr>
+      <w:docPartBody>
+        <w:p>
+          <w:pPr>
+            <w:pStyle w:val="731EFA9C15E34A979C9308A9A403D9C3"/>
+          </w:pPr>
+          <w:r>
+            <w:rPr>
+              <w:rStyle w:val="PlaceholderText"/>
+            </w:rPr>
+            <w:t>Klik eller tryk her for at skrive tekst.</w:t>
+          </w:r>
+        </w:p>
+      </w:docPartBody>
+    </w:docPart>
+    <w:docPart>
+      <w:docPartPr>
+        <w:name w:val="42A6006BF8E04CACAFD4DFE062E5680F"/>
+        <w:category>
+          <w:name w:val="General"/>
+          <w:gallery w:val="placeholder"/>
+        </w:category>
+        <w:types>
+          <w:type w:val="bbPlcHdr"/>
+        </w:types>
+        <w:behaviors>
+          <w:behavior w:val="content"/>
+        </w:behaviors>
+        <w:guid w:val="{0CBE74B1-55E1-4563-9D0F-C962C6E8AA3C}"/>
+      </w:docPartPr>
+      <w:docPartBody>
+        <w:p>
+          <w:pPr>
+            <w:pStyle w:val="42A6006BF8E04CACAFD4DFE062E5680F"/>
+          </w:pPr>
+          <w:r>
+            <w:rPr>
+              <w:rStyle w:val="PlaceholderText"/>
+            </w:rPr>
+            <w:t>Klik eller tryk her for at skrive tekst.</w:t>
+          </w:r>
+        </w:p>
+      </w:docPartBody>
+    </w:docPart>
+    <w:docPart>
+      <w:docPartPr>
+        <w:name w:val="EF1580381BD54EBA9DD4C898FFE72C28"/>
+        <w:category>
+          <w:name w:val="General"/>
+          <w:gallery w:val="placeholder"/>
+        </w:category>
+        <w:types>
+          <w:type w:val="bbPlcHdr"/>
+        </w:types>
+        <w:behaviors>
+          <w:behavior w:val="content"/>
+        </w:behaviors>
+        <w:guid w:val="{2F0DD725-C3C7-465C-9885-C51DA229829B}"/>
+      </w:docPartPr>
+      <w:docPartBody>
+        <w:p>
+          <w:pPr>
+            <w:pStyle w:val="EF1580381BD54EBA9DD4C898FFE72C28"/>
+          </w:pPr>
+          <w:r>
+            <w:rPr>
+              <w:rStyle w:val="PlaceholderText"/>
+            </w:rPr>
+            <w:t>Klik eller tryk her for at skrive tekst.</w:t>
+          </w:r>
+        </w:p>
+      </w:docPartBody>
+    </w:docPart>
+    <w:docPart>
+      <w:docPartPr>
+        <w:name w:val="177C8F54E843474E9D66729F60BC6AC9"/>
+        <w:category>
+          <w:name w:val="General"/>
+          <w:gallery w:val="placeholder"/>
+        </w:category>
+        <w:types>
+          <w:type w:val="bbPlcHdr"/>
+        </w:types>
+        <w:behaviors>
+          <w:behavior w:val="content"/>
+        </w:behaviors>
+        <w:guid w:val="{4DD30E36-981B-437D-97A9-2E1ABD9A2DBE}"/>
+      </w:docPartPr>
+      <w:docPartBody>
+        <w:p>
+          <w:pPr>
+            <w:pStyle w:val="177C8F54E843474E9D66729F60BC6AC9"/>
+          </w:pPr>
+          <w:r>
+            <w:rPr>
+              <w:rStyle w:val="PlaceholderText"/>
+            </w:rPr>
+            <w:t>Klik eller tryk her for at skrive tekst.</w:t>
+          </w:r>
+        </w:p>
+      </w:docPartBody>
+    </w:docPart>
+    <w:docPart>
+      <w:docPartPr>
+        <w:name w:val="A9689DC10FCA4AB8B2FBD4965516AA95"/>
+        <w:category>
+          <w:name w:val="General"/>
+          <w:gallery w:val="placeholder"/>
+        </w:category>
+        <w:types>
+          <w:type w:val="bbPlcHdr"/>
+        </w:types>
+        <w:behaviors>
+          <w:behavior w:val="content"/>
+        </w:behaviors>
+        <w:guid w:val="{71567953-2558-4C6A-98F6-326B2C6798DB}"/>
+      </w:docPartPr>
+      <w:docPartBody>
+        <w:p>
+          <w:pPr>
+            <w:pStyle w:val="A9689DC10FCA4AB8B2FBD4965516AA95"/>
+          </w:pPr>
+          <w:r>
+            <w:rPr>
+              <w:rStyle w:val="PlaceholderText"/>
+            </w:rPr>
+            <w:t>Click or tap here to enter text.</w:t>
+          </w:r>
+        </w:p>
+      </w:docPartBody>
+    </w:docPart>
+    <w:docPart>
+      <w:docPartPr>
+        <w:name w:val="7C088C8E502F4EF4851F0572C8E78606"/>
+        <w:category>
+          <w:name w:val="General"/>
+          <w:gallery w:val="placeholder"/>
+        </w:category>
+        <w:types>
+          <w:type w:val="bbPlcHdr"/>
+        </w:types>
+        <w:behaviors>
+          <w:behavior w:val="content"/>
+        </w:behaviors>
+        <w:guid w:val="{C65A6193-E1AB-48A6-A8A3-D1D463253EFF}"/>
+      </w:docPartPr>
+      <w:docPartBody>
+        <w:p>
+          <w:pPr>
+            <w:pStyle w:val="7C088C8E502F4EF4851F0572C8E78606"/>
+          </w:pPr>
+          <w:r>
+            <w:rPr>
+              <w:rStyle w:val="PlaceholderText"/>
+            </w:rPr>
+            <w:t>Click or tap here to enter text.</w:t>
+          </w:r>
+        </w:p>
+      </w:docPartBody>
+    </w:docPart>
+    <w:docPart>
+      <w:docPartPr>
+        <w:name w:val="1E2BBE0B3E9A4792BE7A6EEA7FD7B5B2"/>
+        <w:category>
+          <w:name w:val="General"/>
+          <w:gallery w:val="placeholder"/>
+        </w:category>
+        <w:types>
+          <w:type w:val="bbPlcHdr"/>
+        </w:types>
+        <w:behaviors>
+          <w:behavior w:val="content"/>
+        </w:behaviors>
+        <w:guid w:val="{669C23E1-C13A-4FB2-8266-9058F6B798A6}"/>
+      </w:docPartPr>
+      <w:docPartBody>
+        <w:p>
+          <w:pPr>
+            <w:pStyle w:val="1E2BBE0B3E9A4792BE7A6EEA7FD7B5B2"/>
+          </w:pPr>
+          <w:r>
+            <w:rPr>
+              <w:rStyle w:val="PlaceholderText"/>
+            </w:rPr>
+            <w:t>Click or tap here to enter text.</w:t>
+          </w:r>
+        </w:p>
+      </w:docPartBody>
+    </w:docPart>
   </w:docParts>
 </w:glossaryDocument>
 </file>
@@ -4460,6 +4853,7 @@
     <w:rsid w:val="00102FEE"/>
     <w:rsid w:val="00113F8A"/>
     <w:rsid w:val="00120CAC"/>
+    <w:rsid w:val="00141E17"/>
     <w:rsid w:val="0015384F"/>
     <w:rsid w:val="00162693"/>
     <w:rsid w:val="00165FC0"/>
@@ -4473,6 +4867,7 @@
     <w:rsid w:val="001F0D00"/>
     <w:rsid w:val="002135A2"/>
     <w:rsid w:val="002226BB"/>
+    <w:rsid w:val="00243175"/>
     <w:rsid w:val="0026184D"/>
     <w:rsid w:val="00262C20"/>
     <w:rsid w:val="0026440A"/>
@@ -4559,12 +4954,14 @@
     <w:rsid w:val="008D36FD"/>
     <w:rsid w:val="008D7932"/>
     <w:rsid w:val="008E6AF9"/>
+    <w:rsid w:val="0097307A"/>
     <w:rsid w:val="00980DD2"/>
     <w:rsid w:val="009950CB"/>
     <w:rsid w:val="00996A76"/>
     <w:rsid w:val="009973F2"/>
     <w:rsid w:val="009A150C"/>
     <w:rsid w:val="009A2F27"/>
+    <w:rsid w:val="009B2B01"/>
     <w:rsid w:val="009C36C4"/>
     <w:rsid w:val="009E1393"/>
     <w:rsid w:val="009E5750"/>
@@ -4579,6 +4976,7 @@
     <w:rsid w:val="00AB07AD"/>
     <w:rsid w:val="00AD710E"/>
     <w:rsid w:val="00AE6FE0"/>
+    <w:rsid w:val="00AF7653"/>
     <w:rsid w:val="00B11E46"/>
     <w:rsid w:val="00B26145"/>
     <w:rsid w:val="00B33746"/>
@@ -4601,6 +4999,7 @@
     <w:rsid w:val="00D773DD"/>
     <w:rsid w:val="00D855FC"/>
     <w:rsid w:val="00D86738"/>
+    <w:rsid w:val="00DB31FF"/>
     <w:rsid w:val="00DC6E86"/>
     <w:rsid w:val="00DE546F"/>
     <w:rsid w:val="00E03319"/>
@@ -5086,7 +5485,7 @@
     <w:basedOn w:val="DefaultParagraphFont"/>
     <w:uiPriority w:val="99"/>
     <w:semiHidden/>
-    <w:rsid w:val="006A2D6F"/>
+    <w:rsid w:val="00DB31FF"/>
     <w:rPr>
       <w:color w:val="666666"/>
     </w:rPr>
@@ -5095,10 +5494,6 @@
     <w:name w:val="9B3BA5505C4D49FE8933936B86513EDE"/>
     <w:rsid w:val="006A2D6F"/>
   </w:style>
-  <w:style w:type="paragraph" w:customStyle="1" w:styleId="6CA949F61E5A4BD9B06E5C8854ED0B19">
-    <w:name w:val="6CA949F61E5A4BD9B06E5C8854ED0B19"/>
-    <w:rsid w:val="006A2D6F"/>
-  </w:style>
   <w:style w:type="paragraph" w:customStyle="1" w:styleId="0CCB450A212F4B07B5BC2C6439FCE639">
     <w:name w:val="0CCB450A212F4B07B5BC2C6439FCE639"/>
     <w:rsid w:val="002D6D59"/>
@@ -5115,70 +5510,6 @@
     <w:name w:val="09AE8A9208CC4E20BC697BB15CE9DADA"/>
     <w:rsid w:val="00335365"/>
   </w:style>
-  <w:style w:type="paragraph" w:customStyle="1" w:styleId="E52ED68ED8474EB38ABFD788E6B53E47">
-    <w:name w:val="E52ED68ED8474EB38ABFD788E6B53E47"/>
-    <w:rsid w:val="00D773DD"/>
-  </w:style>
-  <w:style w:type="paragraph" w:customStyle="1" w:styleId="5FD2338AE18C4054B136E89865F0D601">
-    <w:name w:val="5FD2338AE18C4054B136E89865F0D601"/>
-    <w:rsid w:val="00D773DD"/>
-  </w:style>
-  <w:style w:type="paragraph" w:customStyle="1" w:styleId="323AFCE67AAB4BB19FFC21B54EB0799A">
-    <w:name w:val="323AFCE67AAB4BB19FFC21B54EB0799A"/>
-    <w:rsid w:val="00D773DD"/>
-  </w:style>
-  <w:style w:type="paragraph" w:customStyle="1" w:styleId="E89AA59296584643BE2AFF07AA055572">
-    <w:name w:val="E89AA59296584643BE2AFF07AA055572"/>
-    <w:rsid w:val="00D773DD"/>
-  </w:style>
-  <w:style w:type="paragraph" w:customStyle="1" w:styleId="3767422DC5FC4D5E879DF08A3E24A73C">
-    <w:name w:val="3767422DC5FC4D5E879DF08A3E24A73C"/>
-    <w:rsid w:val="006A2D6F"/>
-  </w:style>
-  <w:style w:type="paragraph" w:customStyle="1" w:styleId="4BDD4EE7C2D44B38BB8DEC8350803133">
-    <w:name w:val="4BDD4EE7C2D44B38BB8DEC8350803133"/>
-    <w:rsid w:val="006A2D6F"/>
-  </w:style>
-  <w:style w:type="paragraph" w:customStyle="1" w:styleId="CB02297DBB444482BCC094CFFA584ED0">
-    <w:name w:val="CB02297DBB444482BCC094CFFA584ED0"/>
-    <w:rsid w:val="006A2D6F"/>
-  </w:style>
-  <w:style w:type="paragraph" w:customStyle="1" w:styleId="EFDD1BD50F1A4719A8AA11277396ACEC">
-    <w:name w:val="EFDD1BD50F1A4719A8AA11277396ACEC"/>
-    <w:rsid w:val="006A2D6F"/>
-  </w:style>
-  <w:style w:type="paragraph" w:customStyle="1" w:styleId="1CF05AC7D00040D1810CFE67842EB523">
-    <w:name w:val="1CF05AC7D00040D1810CFE67842EB523"/>
-    <w:rsid w:val="006A2D6F"/>
-  </w:style>
-  <w:style w:type="paragraph" w:customStyle="1" w:styleId="674DBCB2E2B34D9EADFAD667C15E6833">
-    <w:name w:val="674DBCB2E2B34D9EADFAD667C15E6833"/>
-    <w:rsid w:val="006A2D6F"/>
-  </w:style>
-  <w:style w:type="paragraph" w:customStyle="1" w:styleId="0E0B8666C66148889FD717D5ECF78938">
-    <w:name w:val="0E0B8666C66148889FD717D5ECF78938"/>
-    <w:rsid w:val="006A2D6F"/>
-  </w:style>
-  <w:style w:type="paragraph" w:customStyle="1" w:styleId="929AC50F4D7D42199EFF5F3BC00AECB2">
-    <w:name w:val="929AC50F4D7D42199EFF5F3BC00AECB2"/>
-    <w:rsid w:val="006A2D6F"/>
-  </w:style>
-  <w:style w:type="paragraph" w:customStyle="1" w:styleId="EDD6F12C48B843549BE15D06C403E9AD">
-    <w:name w:val="EDD6F12C48B843549BE15D06C403E9AD"/>
-    <w:rsid w:val="006A2D6F"/>
-  </w:style>
-  <w:style w:type="paragraph" w:customStyle="1" w:styleId="FBE4E9F8FED44457A2FC7FB55E72EBDE">
-    <w:name w:val="FBE4E9F8FED44457A2FC7FB55E72EBDE"/>
-    <w:rsid w:val="006A2D6F"/>
-  </w:style>
-  <w:style w:type="paragraph" w:customStyle="1" w:styleId="2B17CC4B7570456E80A5CC2C3BF01829">
-    <w:name w:val="2B17CC4B7570456E80A5CC2C3BF01829"/>
-    <w:rsid w:val="006A2D6F"/>
-  </w:style>
-  <w:style w:type="paragraph" w:customStyle="1" w:styleId="6221DDFC82E54D91B34E34B544386DA3">
-    <w:name w:val="6221DDFC82E54D91B34E34B544386DA3"/>
-    <w:rsid w:val="006A2D6F"/>
-  </w:style>
   <w:style w:type="paragraph" w:customStyle="1" w:styleId="19F040F6864B48A599C11E15E63169CB">
     <w:name w:val="19F040F6864B48A599C11E15E63169CB"/>
     <w:rsid w:val="006A2D6F"/>
@@ -5242,6 +5573,102 @@
   <w:style w:type="paragraph" w:customStyle="1" w:styleId="42E191C0690647B191CC0223A92899C0">
     <w:name w:val="42E191C0690647B191CC0223A92899C0"/>
     <w:rsid w:val="006A2D6F"/>
+  </w:style>
+  <w:style w:type="paragraph" w:customStyle="1" w:styleId="34B6F8BA26F646F68A37691271B3F55F">
+    <w:name w:val="34B6F8BA26F646F68A37691271B3F55F"/>
+    <w:rsid w:val="00DB31FF"/>
+  </w:style>
+  <w:style w:type="paragraph" w:customStyle="1" w:styleId="25460ED437A4496E89F0573E548663A5">
+    <w:name w:val="25460ED437A4496E89F0573E548663A5"/>
+    <w:rsid w:val="00DB31FF"/>
+  </w:style>
+  <w:style w:type="paragraph" w:customStyle="1" w:styleId="511BA055BCF742B28690006B1F16380D">
+    <w:name w:val="511BA055BCF742B28690006B1F16380D"/>
+    <w:rsid w:val="00DB31FF"/>
+  </w:style>
+  <w:style w:type="paragraph" w:customStyle="1" w:styleId="B349F19AEE6647BB8B04459D5FA2C6D9">
+    <w:name w:val="B349F19AEE6647BB8B04459D5FA2C6D9"/>
+    <w:rsid w:val="00DB31FF"/>
+  </w:style>
+  <w:style w:type="paragraph" w:customStyle="1" w:styleId="0FD075EFE21446879B6B79097EE77419">
+    <w:name w:val="0FD075EFE21446879B6B79097EE77419"/>
+    <w:rsid w:val="00DB31FF"/>
+  </w:style>
+  <w:style w:type="paragraph" w:customStyle="1" w:styleId="91C353EBBF4B4ACCA558C99BCBCE47CA">
+    <w:name w:val="91C353EBBF4B4ACCA558C99BCBCE47CA"/>
+    <w:rsid w:val="00DB31FF"/>
+  </w:style>
+  <w:style w:type="paragraph" w:customStyle="1" w:styleId="EF53A6F67B43469198ED944470F7D6F7">
+    <w:name w:val="EF53A6F67B43469198ED944470F7D6F7"/>
+    <w:rsid w:val="00DB31FF"/>
+  </w:style>
+  <w:style w:type="paragraph" w:customStyle="1" w:styleId="DD2D3415FECF40EE923D308A68EFC7BC">
+    <w:name w:val="DD2D3415FECF40EE923D308A68EFC7BC"/>
+    <w:rsid w:val="00DB31FF"/>
+  </w:style>
+  <w:style w:type="paragraph" w:customStyle="1" w:styleId="B07A359F6872421B82EF02B58F160D4D">
+    <w:name w:val="B07A359F6872421B82EF02B58F160D4D"/>
+    <w:rsid w:val="00DB31FF"/>
+  </w:style>
+  <w:style w:type="paragraph" w:customStyle="1" w:styleId="DA80B41F5E564B58A7CCB57A589BFD97">
+    <w:name w:val="DA80B41F5E564B58A7CCB57A589BFD97"/>
+    <w:rsid w:val="00DB31FF"/>
+  </w:style>
+  <w:style w:type="paragraph" w:customStyle="1" w:styleId="F548B251BC684357AF0411D8D89B8DBA">
+    <w:name w:val="F548B251BC684357AF0411D8D89B8DBA"/>
+    <w:rsid w:val="00DB31FF"/>
+  </w:style>
+  <w:style w:type="paragraph" w:customStyle="1" w:styleId="2072634B98D04DD69BF8BB4541314BC8">
+    <w:name w:val="2072634B98D04DD69BF8BB4541314BC8"/>
+    <w:rsid w:val="00DB31FF"/>
+  </w:style>
+  <w:style w:type="paragraph" w:customStyle="1" w:styleId="990021C44BBF4F709651B3122CCD3450">
+    <w:name w:val="990021C44BBF4F709651B3122CCD3450"/>
+    <w:rsid w:val="00DB31FF"/>
+  </w:style>
+  <w:style w:type="paragraph" w:customStyle="1" w:styleId="0F21C78CA3E74983A1521AEE312B1F7B">
+    <w:name w:val="0F21C78CA3E74983A1521AEE312B1F7B"/>
+    <w:rsid w:val="00DB31FF"/>
+  </w:style>
+  <w:style w:type="paragraph" w:customStyle="1" w:styleId="E5423A1F810A4C1EAD796CEEB15EDB50">
+    <w:name w:val="E5423A1F810A4C1EAD796CEEB15EDB50"/>
+    <w:rsid w:val="00DB31FF"/>
+  </w:style>
+  <w:style w:type="paragraph" w:customStyle="1" w:styleId="9A3DDC399BA947CF86EF8E3FEDCB17CA">
+    <w:name w:val="9A3DDC399BA947CF86EF8E3FEDCB17CA"/>
+    <w:rsid w:val="00DB31FF"/>
+  </w:style>
+  <w:style w:type="paragraph" w:customStyle="1" w:styleId="D1A17F6482F1432A920BFF525C88FEED">
+    <w:name w:val="D1A17F6482F1432A920BFF525C88FEED"/>
+    <w:rsid w:val="00DB31FF"/>
+  </w:style>
+  <w:style w:type="paragraph" w:customStyle="1" w:styleId="731EFA9C15E34A979C9308A9A403D9C3">
+    <w:name w:val="731EFA9C15E34A979C9308A9A403D9C3"/>
+    <w:rsid w:val="00DB31FF"/>
+  </w:style>
+  <w:style w:type="paragraph" w:customStyle="1" w:styleId="42A6006BF8E04CACAFD4DFE062E5680F">
+    <w:name w:val="42A6006BF8E04CACAFD4DFE062E5680F"/>
+    <w:rsid w:val="00DB31FF"/>
+  </w:style>
+  <w:style w:type="paragraph" w:customStyle="1" w:styleId="EF1580381BD54EBA9DD4C898FFE72C28">
+    <w:name w:val="EF1580381BD54EBA9DD4C898FFE72C28"/>
+    <w:rsid w:val="00DB31FF"/>
+  </w:style>
+  <w:style w:type="paragraph" w:customStyle="1" w:styleId="177C8F54E843474E9D66729F60BC6AC9">
+    <w:name w:val="177C8F54E843474E9D66729F60BC6AC9"/>
+    <w:rsid w:val="00DB31FF"/>
+  </w:style>
+  <w:style w:type="paragraph" w:customStyle="1" w:styleId="A9689DC10FCA4AB8B2FBD4965516AA95">
+    <w:name w:val="A9689DC10FCA4AB8B2FBD4965516AA95"/>
+    <w:rsid w:val="00DB31FF"/>
+  </w:style>
+  <w:style w:type="paragraph" w:customStyle="1" w:styleId="7C088C8E502F4EF4851F0572C8E78606">
+    <w:name w:val="7C088C8E502F4EF4851F0572C8E78606"/>
+    <w:rsid w:val="00DB31FF"/>
+  </w:style>
+  <w:style w:type="paragraph" w:customStyle="1" w:styleId="1E2BBE0B3E9A4792BE7A6EEA7FD7B5B2">
+    <w:name w:val="1E2BBE0B3E9A4792BE7A6EEA7FD7B5B2"/>
+    <w:rsid w:val="00DB31FF"/>
   </w:style>
 </w:styles>
 </file>
@@ -5588,7 +6015,11 @@
 </we:webextension>
 </file>
 
-<file path=customXml/item1.xml>��< ? x m l   v e r s i o n = " 1 . 0 "   e n c o d i n g = " u t f - 1 6 " ? > +<file path=customXml/item1.xml><?xml version="1.0" encoding="utf-8"?>
+<b:Sources xmlns:b="http://schemas.openxmlformats.org/officeDocument/2006/bibliography" xmlns="http://schemas.openxmlformats.org/officeDocument/2006/bibliography" SelectedStyle="\APASixthEditionOfficeOnline.xsl" StyleName="APA" Version="6"/>
+</file>
+
+<file path=customXml/item2.xml>��< ? x m l   v e r s i o n = " 1 . 0 "   e n c o d i n g = " u t f - 1 6 " ? >   
  < N a v W o r d R e p o r t X m l P a r t   x m l n s = " u r n : m i c r o s o f t - d y n a m i c s - n a v / r e p o r t s / Q l t y _ G e n e r a l _ P u r p o s e _ I n s p e c t / 2 0 4 0 5 / " >   
@@ -5664,8 +6095,12 @@
  
          < F i n i s h e d O n L a b e l > F i n i s h e d O n L a b e l < / F i n i s h e d O n L a b e l >   
+         < I n s p e c t i o n D e s c r i p t i o n L a b e l > I n s p e c t i o n D e s c r i p t i o n L a b e l < / I n s p e c t i o n D e s c r i p t i o n L a b e l > + 
          < I n s p e c t i o n L a b e l > I n s p e c t i o n L a b e l < / I n s p e c t i o n L a b e l >   
+         < I t e m D e s c r i p t i o n L a b e l > I t e m D e s c r i p t i o n L a b e l < / I t e m D e s c r i p t i o n L a b e l > + 
          < I t e m L a b e l > I t e m L a b e l < / I t e m L a b e l >   
          < I t e m T r a c k i n g L a b e l > I t e m T r a c k i n g L a b e l < / I t e m T r a c k i n g L a b e l > @@ -5678,6 +6113,8 @@
  
          < R e s u l t L a b e l > R e s u l t L a b e l < / R e s u l t L a b e l >   
+         < S t a t u s L a b e l > S t a t u s L a b e l < / S t a t u s L a b e l > + 
          < T e s t L a b e l > T e s t L a b e l < / T e s t L a b e l >   
          < T e s t V a l u e L a b e l > T e s t V a l u e L a b e l < / T e s t V a l u e L a b e l > @@ -5740,11 +6177,11 @@
  
          < H o m e P a g e V a l u e > H o m e P a g e V a l u e < / H o m e P a g e V a l u e >   
-         < I n s p e c t i o n I n f o r m a t i o n > I n s p e c t i o n I n f o r m a t i o n < / I n s p e c t i o n I n f o r m a t i o n > - 
          < I t e m D e s c r i p t i o n > I t e m D e s c r i p t i o n < / I t e m D e s c r i p t i o n >   
-         < I t e m T r a c k i n g D e s c r i p t i o n > I t e m T r a c k i n g D e s c r i p t i o n < / I t e m T r a c k i n g D e s c r i p t i o n > +         < I t e m I d e n t i f i e r > I t e m I d e n t i f i e r < / I t e m I d e n t i f i e r > + 
+         < I t e m T r a c k i n g I d e n t i f i e r > I t e m T r a c k i n g I d e n t i f i e r < / I t e m T r a c k i n g I d e n t i f i e r >   
          < P h o n e N o L a b e l > P h o n e N o L a b e l < / P h o n e N o L a b e l >   
@@ -5957,7 +6394,7 @@
  < / N a v W o r d R e p o r t X m l P a r t > 
 </file>
 
-<file path=customXml/item2.xml>��< ? x m l   v e r s i o n = " 1 . 0 "   e n c o d i n g = " u t f - 1 6 " ? > < N a v W o r d R e p o r t X m l P a r t   x m l n s = " u r n : m i c r o s o f t - d y n a m i c s - b u s i n e s s c e n t r a l / i n t e r n a l / e x t e n d e d / r e p o r t s / Q l t y _ G e n e r a l _ P u r p o s e _ I n s p e c t / 2 0 4 0 5 / " > +<file path=customXml/item3.xml>��< ? x m l   v e r s i o n = " 1 . 0 "   e n c o d i n g = " u t f - 1 6 " ? > < N a v W o r d R e p o r t X m l P a r t   x m l n s = " u r n : m i c r o s o f t - d y n a m i c s - b u s i n e s s c e n t r a l / i n t e r n a l / e x t e n d e d / r e p o r t s / Q l t y _ G e n e r a l _ P u r p o s e _ I n s p e c t / 2 0 4 0 5 / " >   
      < B C R e p o r t I n f o r m a t i o n >   
@@ -6031,8 +6468,12 @@
  
          < F i n i s h e d O n L a b e l   E l e m e n t T y p e = " P a r a m e t e r "   E l e m e n t I d = " 1 9 3 5 3 2 6 4 3 2 "   D a t a T y p e = " S t r i n g " > F i n i s h e d O n L a b e l < / F i n i s h e d O n L a b e l >   
+         < I n s p e c t i o n D e s c r i p t i o n L a b e l   E l e m e n t T y p e = " P a r a m e t e r "   E l e m e n t I d = " 3 8 1 4 2 6 1 5 5 "   D a t a T y p e = " S t r i n g " > I n s p e c t i o n D e s c r i p t i o n L a b e l < / I n s p e c t i o n D e s c r i p t i o n L a b e l > + 
          < I n s p e c t i o n L a b e l   E l e m e n t T y p e = " P a r a m e t e r "   E l e m e n t I d = " 1 5 4 9 8 3 1 5 2 5 "   D a t a T y p e = " S t r i n g " > I n s p e c t i o n L a b e l < / I n s p e c t i o n L a b e l >   
+         < I t e m D e s c r i p t i o n L a b e l   E l e m e n t T y p e = " P a r a m e t e r "   E l e m e n t I d = " 1 5 6 7 1 7 4 7 2 8 "   D a t a T y p e = " S t r i n g " > I t e m D e s c r i p t i o n L a b e l < / I t e m D e s c r i p t i o n L a b e l > + 
          < I t e m L a b e l   E l e m e n t T y p e = " P a r a m e t e r "   E l e m e n t I d = " 1 0 8 2 0 2 8 9 7 4 "   D a t a T y p e = " S t r i n g " > I t e m L a b e l < / I t e m L a b e l >   
          < I t e m T r a c k i n g L a b e l   E l e m e n t T y p e = " P a r a m e t e r "   E l e m e n t I d = " 9 3 5 5 3 4 6 7 1 "   D a t a T y p e = " S t r i n g " > I t e m T r a c k i n g L a b e l < / I t e m T r a c k i n g L a b e l > @@ -6045,6 +6486,8 @@
  
          < R e s u l t L a b e l   E l e m e n t T y p e = " P a r a m e t e r "   E l e m e n t I d = " 4 0 7 6 0 6 8 8 6 "   D a t a T y p e = " S t r i n g " > R e s u l t L a b e l < / R e s u l t L a b e l >   
+         < S t a t u s L a b e l   E l e m e n t T y p e = " P a r a m e t e r "   E l e m e n t I d = " 2 0 3 8 7 0 9 6 2 5 "   D a t a T y p e = " S t r i n g " > S t a t u s L a b e l < / S t a t u s L a b e l > + 
          < T e s t L a b e l   E l e m e n t T y p e = " P a r a m e t e r "   E l e m e n t I d = " 1 5 2 2 4 8 5 9 "   D a t a T y p e = " S t r i n g " > T e s t L a b e l < / T e s t L a b e l >   
          < T e s t V a l u e L a b e l   E l e m e n t T y p e = " P a r a m e t e r "   E l e m e n t I d = " 1 1 6 2 1 3 2 5 7 0 "   D a t a T y p e = " S t r i n g " > T e s t V a l u e L a b e l < / T e s t V a l u e L a b e l > @@ -6221,6 +6664,12 @@
  
          < / T o o l t i p >   
+         < T o o l t i p   c o l u m n = " I t e m D e s c r i p t i o n "   E l e m e n t I d = " 1 9 6 5 3 9 3 7 9 0 " > + 
+             < T o o l t i p T e x t   l a n g = " e n - U S " > S p e c i f i e s   a   d e s c r i p t i o n   o f   t h e   i t e m . < / T o o l t i p T e x t > + 
+         < / T o o l t i p > + 
          < T o o l t i p   c o l u m n = " F i e l d _ C o d e "   E l e m e n t I d = " 1 3 2 7 2 5 5 7 3 " >   
              < T o o l t i p T e x t   l a n g = " e n - U S " > S p e c i f i e s   t h e   f i e l d / q u e s t i o n / m e t r i c   i n   t h i s   t e s t . < / T o o l t i p T e x t > @@ -6309,11 +6758,11 @@
  
          < H o m e P a g e V a l u e   E l e m e n t T y p e = " C o l u m n "   E l e m e n t I d = " 5 3 3 5 1 4 0 3 4 "   D a t a T y p e = " T e x t " > H o m e P a g e V a l u e < / H o m e P a g e V a l u e >   
-         < I n s p e c t i o n I n f o r m a t i o n   E l e m e n t T y p e = " C o l u m n "   E l e m e n t I d = " 1 5 3 2 8 6 0 1 9 9 "   D a t a T y p e = " T e x t " > I n s p e c t i o n I n f o r m a t i o n < / I n s p e c t i o n I n f o r m a t i o n > - 
          < I t e m D e s c r i p t i o n   E l e m e n t T y p e = " C o l u m n "   E l e m e n t I d = " 1 9 6 5 3 9 3 7 9 0 "   D a t a T y p e = " T e x t " > I t e m D e s c r i p t i o n < / I t e m D e s c r i p t i o n >   
-         < I t e m T r a c k i n g D e s c r i p t i o n   E l e m e n t T y p e = " C o l u m n "   E l e m e n t I d = " 1 1 1 7 1 0 3 3 4 5 "   D a t a T y p e = " T e x t " > I t e m T r a c k i n g D e s c r i p t i o n < / I t e m T r a c k i n g D e s c r i p t i o n > +         < I t e m I d e n t i f i e r   E l e m e n t T y p e = " C o l u m n "   E l e m e n t I d = " 5 0 6 2 1 1 7 7 1 "   D a t a T y p e = " T e x t " > I t e m I d e n t i f i e r < / I t e m I d e n t i f i e r > + 
+         < I t e m T r a c k i n g I d e n t i f i e r   E l e m e n t T y p e = " C o l u m n "   E l e m e n t I d = " 7 9 0 2 0 8 2 0 4 "   D a t a T y p e = " T e x t " > I t e m T r a c k i n g I d e n t i f i e r < / I t e m T r a c k i n g I d e n t i f i e r >   
          < P h o n e N o L a b e l   E l e m e n t T y p e = " C o l u m n "   E l e m e n t I d = " 1 6 1 4 5 2 6 0 7 8 "   D a t a T y p e = " T e x t " > P h o n e N o L a b e l < / P h o n e N o L a b e l >   
@@ -6526,11 +6975,15 @@
  < / N a v W o r d R e p o r t X m l P a r t > 
 </file>
 
-<file path=customXml/item3.xml><?xml version="1.0" encoding="utf-8"?>
-<b:Sources xmlns:b="http://schemas.openxmlformats.org/officeDocument/2006/bibliography" xmlns="http://schemas.openxmlformats.org/officeDocument/2006/bibliography" SelectedStyle="\APASixthEditionOfficeOnline.xsl" StyleName="APA" Version="6"/>
+<file path=customXml/itemProps1.xml><?xml version="1.0" encoding="utf-8"?>
+<ds:datastoreItem xmlns:ds="http://schemas.openxmlformats.org/officeDocument/2006/customXml" ds:itemID="{17CE75AC-9DC5-435C-A40B-AC945788E8B7}">
+  <ds:schemaRefs>
+    <ds:schemaRef ds:uri="http://schemas.openxmlformats.org/officeDocument/2006/bibliography"/>
+  </ds:schemaRefs>
+</ds:datastoreItem>
 </file>
 
-<file path=customXml/itemProps1.xml><?xml version="1.0" encoding="utf-8"?>
+<file path=customXml/itemProps2.xml><?xml version="1.0" encoding="utf-8"?>
 <ds:datastoreItem xmlns:ds="http://schemas.openxmlformats.org/officeDocument/2006/customXml" ds:itemID="{17DA42EE-3024-4C2F-8931-9EB6F7151F21}">
   <ds:schemaRefs>
     <ds:schemaRef ds:uri="urn:microsoft-dynamics-nav/reports/Qlty_General_Purpose_Inspect/20405/"/>
@@ -6538,18 +6991,10 @@
 </ds:datastoreItem>
 </file>
 
-<file path=customXml/itemProps2.xml><?xml version="1.0" encoding="utf-8"?>
+<file path=customXml/itemProps3.xml><?xml version="1.0" encoding="utf-8"?>
 <ds:datastoreItem xmlns:ds="http://schemas.openxmlformats.org/officeDocument/2006/customXml" ds:itemID="{7D22A0DD-D26F-4B21-8534-A70495870603}">
   <ds:schemaRefs>
     <ds:schemaRef ds:uri="urn:microsoft-dynamics-businesscentral/internal/extended/reports/Qlty_General_Purpose_Inspect/20405/"/>
-  </ds:schemaRefs>
-</ds:datastoreItem>
-</file>
-
-<file path=customXml/itemProps3.xml><?xml version="1.0" encoding="utf-8"?>
-<ds:datastoreItem xmlns:ds="http://schemas.openxmlformats.org/officeDocument/2006/customXml" ds:itemID="{17CE75AC-9DC5-435C-A40B-AC945788E8B7}">
-  <ds:schemaRefs>
-    <ds:schemaRef ds:uri="http://schemas.openxmlformats.org/officeDocument/2006/bibliography"/>
   </ds:schemaRefs>
 </ds:datastoreItem>
 </file>

--- a/src/Apps/W1/Quality Management/app/src/Reports/QltyGeneralPurposeInspection.docx
+++ b/src/Apps/W1/Quality Management/app/src/Reports/QltyGeneralPurposeInspection.docx
@@ -6394,7 +6394,9 @@
  < / N a v W o r d R e p o r t X m l P a r t > 
 </file>
 
-<file path=customXml/item3.xml>��< ? x m l   v e r s i o n = " 1 . 0 "   e n c o d i n g = " u t f - 1 6 " ? > < N a v W o r d R e p o r t X m l P a r t   x m l n s = " u r n : m i c r o s o f t - d y n a m i c s - b u s i n e s s c e n t r a l / i n t e r n a l / e x t e n d e d / r e p o r t s / Q l t y _ G e n e r a l _ P u r p o s e _ I n s p e c t / 2 0 4 0 5 / " > +<file path=customXml/item3.xml>��< ? x m l   v e r s i o n = " 1 . 0 "   e n c o d i n g = " u t f - 1 6 " ? > + 
+ < N a v W o r d R e p o r t X m l P a r t   x m l n s = " u r n : m i c r o s o f t - d y n a m i c s - b u s i n e s s c e n t r a l / i n t e r n a l / e x t e n d e d / r e p o r t s / Q l t y _ G e n e r a l _ P u r p o s e _ I n s p e c t / 2 0 4 0 5 / " >   
      < B C R e p o r t I n f o r m a t i o n >   
@@ -6744,7 +6746,7 @@
  
          < C o m p a n y I n f o r m a t i o n _ R o w 8   E l e m e n t T y p e = " C o l u m n "   E l e m e n t I d = " 3 9 8 9 1 0 6 3 7 "   D a t a T y p e = " T e x t " > C o m p a n y I n f o r m a t i o n _ R o w 8 < / C o m p a n y I n f o r m a t i o n _ R o w 8 >   
-         < C o m p a n y L o g o   E l e m e n t T y p e = " C o l u m n "   E l e m e n t I d = " 2 3 7 6 9 1 5 1 "   D a t a T y p e = " B l o b " / > +         < C o m p a n y L o g o   E l e m e n t T y p e = " C o l u m n "   E l e m e n t I d = " 2 3 7 6 9 1 5 1 "   D a t a T y p e = " B l o b "   / >   
          < E m a i l L a b e l   E l e m e n t T y p e = " C o l u m n "   E l e m e n t I d = " 7 7 1 8 8 7 1 3 5 "   D a t a T y p e = " T e x t " > E m a i l L a b e l < / E m a i l L a b e l >   
@@ -6768,7 +6770,7 @@
  
          < P h o n e N o V a l u e   E l e m e n t T y p e = " C o l u m n "   E l e m e n t I d = " 1 2 8 6 6 4 9 7 8 1 "   D a t a T y p e = " T e x t " > P h o n e N o V a l u e < / P h o n e N o V a l u e >   
-         < Q l t y I n s p e c t i o n T e m p l a t e _ D e s c r i p t i o n   E l e m e n t T y p e = " C o l u m n "   E l e m e n t I d = " 1 6 5 2 0 6 9 5 9 8 "   D a t a T y p e = " T e x t " > Q l t y I n s p e c t i o n T e m p l a t e _ D e s c r i p t i o n < / Q l t y I n s p e c t i o n T e m p l a t e _ D e s c r i p t i o n > +         < Q l t y I n s p e c t i o n T e m p l a t e _ D e s c r i p t i o n   E l e m e n t T y p e = " C o l u m n "   E l e m e n t I d = " 1 6 5 2 0 6 9 5 9 8 "   D a t a T y p e = " T e x t "   O b s o l e t e S t a t e = " P e n d i n g " > Q l t y I n s p e c t i o n T e m p l a t e _ D e s c r i p t i o n < / Q l t y I n s p e c t i o n T e m p l a t e _ D e s c r i p t i o n >   
          < Q l t y I n s p e c t i o n _ A p p r o v e r _ N a m e   E l e m e n t T y p e = " C o l u m n "   E l e m e n t I d = " 2 0 5 9 0 7 9 3 2 1 "   D a t a T y p e = " T e x t " > Q l t y I n s p e c t i o n _ A p p r o v e r _ N a m e < / Q l t y I n s p e c t i o n _ A p p r o v e r _ N a m e >   

--- a/src/Apps/W1/Quality Management/app/src/Reports/QltyGeneralPurposeInspection.docx
+++ b/src/Apps/W1/Quality Management/app/src/Reports/QltyGeneralPurposeInspection.docx
@@ -6518,13 +6518,13 @@
  
          < T o o l t i p   c o l u m n = " Q l t y I n s p e c t i o n _ R e s u l t _ C o d e "   E l e m e n t I d = " 1 8 0 7 0 7 7 0 6 5 " >   
-             < T o o l t i p T e x t   l a n g = " e n - U S " > S p e c i f i e s   t h e   r e s u l t   i s   a u t o m a t i c a l l y   d e t e r m i n e d   b a s e d   o n   t h e   t e s t   v a l u e   a n d   r e s u l t   c o n f i g u r a t i o n . < / T o o l t i p T e x t > +             < T o o l t i p T e x t   l a n g = " e n - U S " > S p e c i f i e s   t h e   r e s u l t   a u t o m a t i c a l l y   c a l c u l a t e d   f r o m   i n s p e c t i o n   t e s t   l i n e s   b a s e d   o n   t h e i r   e v a l u a t i o n   s e q u e n c e .   T h e   c a l c u l a t i o n   p r i o r i t i z e s   l i n e s   t h a t   f a i l e d   t h e   a c c e p t a b l e   q u a l i t y   l e v e l   a n d   t h e n   l i n e s   t h a t   h a v e   t h e   l o w e s t   e v a l u a t i o n   s e q u e n c e . < / T o o l t i p T e x t >   
          < / T o o l t i p >   
          < T o o l t i p   c o l u m n = " Q l t y I n s p e c t i o n _ R e s u l t _ D e s c r i p t i o n "   E l e m e n t I d = " 8 1 0 5 3 8 1 8 8 " >   
-             < T o o l t i p T e x t   l a n g = " e n - U S " > S p e c i f i e s   t h e   r e s u l t   d e s c r i p t i o n   f o r   t h i s   t e s t   r e s u l t .   T h e   r e s u l t   i s   a u t o m a t i c a l l y   d e t e r m i n e d   b a s e d   o n   t h e   t e s t   v a l u e   a n d   r e s u l t   c o n f i g u r a t i o n . < / T o o l t i p T e x t > +             < T o o l t i p T e x t   l a n g = " e n - U S " > S p e c i f i e s   t h e   d e s c r i p t i o n   o f   t h e   i n s p e c t i o n   r e s u l t .   T h i s   v a l u e   i s   a u t o m a t i c a l l y   r e t r i e v e d   f r o m   t h e   r e s u l t   d e f i n i t i o n   b a s e d   o n   t h e   R e s u l t   C o d e   f i e l d . < / T o o l t i p T e x t >   
          < / T o o l t i p >   
@@ -6692,13 +6692,13 @@
  
          < T o o l t i p   c o l u m n = " F i e l d _ T y p e "   E l e m e n t I d = " 1 3 2 8 1 6 4 0 1 6 " >   
-             < T o o l t i p T e x t   l a n g = " e n - U S " > S p e c i f i e s   t h e   d a t a   t y p e   o f   t h e   v a l u e s   y o u   c a n   e n t e r   o r   s e l e c t   f o r   t h i s   t e s t .   U s e   D e c i m a l   f o r   n u m e r i c a l   m e a s u r e m e n t s .   U s e   C h o i c e   t o   g i v e   a   l i s t   o f   o p t i o n s   t o   c h o o s e   f r o m .   I f   y o u   w a n t   t o   c h o o s e   o p t i o n s   f r o m   a n   e x i s t i n g   t a b l e ,   u s e   T a b l e   L o o k u p . < / T o o l t i p T e x t > +             < T o o l t i p T e x t   l a n g = " e n - U S " > S p e c i f i e s   t h e   d a t a   v a l u e   t y p e   o f   t h e   t e s t .   T h e   v a l u e   i s   a u t o m a t i c a l l y   r e t r i e v e d   f r o m   t h e   T e s t   V a l u e   T y p e   f i e l d   o n   t h e   t e s t   t e m p l a t e . < / T o o l t i p T e x t >   
          < / T o o l t i p >   
          < T o o l t i p   c o l u m n = " T e s t _ R e s u l t "   E l e m e n t I d = " 1 2 7 1 0 6 2 1 4 1 " >   
-             < T o o l t i p T e x t   l a n g = " e n - U S " > S p e c i f i e s   t h e   r e s u l t   i s   a u t o m a t i c a l l y   d e t e r m i n e d   b a s e d   o n   t h e   t e s t   v a l u e   a n d   r e s u l t   c o n f i g u r a t i o n . < / T o o l t i p T e x t > +             < T o o l t i p T e x t   l a n g = " e n - U S " > S p e c i f i e s   t h e   a u t o m a t i c a l l y   c a l c u l a t e d   r e s u l t   b a s e d   o n   t h e   e v a l u a t i o n   o f   t h e   a c t u a l   t e s t   v a l u e   a g a i n s t   t h e   d e f i n e d   r e s u l t   c o n d i t i o n s . < / T o o l t i p T e x t >   
          < / T o o l t i p >   

--- a/src/Apps/W1/Quality Management/app/src/Reports/QltyGeneralPurposeInspection.docx
+++ b/src/Apps/W1/Quality Management/app/src/Reports/QltyGeneralPurposeInspection.docx
@@ -6394,7 +6394,9 @@
  < / N a v W o r d R e p o r t X m l P a r t > 
 </file>
 
-<file path=customXml/item3.xml>��< ? x m l   v e r s i o n = " 1 . 0 "   e n c o d i n g = " u t f - 1 6 " ? > < N a v W o r d R e p o r t X m l P a r t   x m l n s = " u r n : m i c r o s o f t - d y n a m i c s - b u s i n e s s c e n t r a l / i n t e r n a l / e x t e n d e d / r e p o r t s / Q l t y _ G e n e r a l _ P u r p o s e _ I n s p e c t / 2 0 4 0 5 / " > +<file path=customXml/item3.xml>��< ? x m l   v e r s i o n = " 1 . 0 "   e n c o d i n g = " u t f - 1 6 " ? > + 
+ < N a v W o r d R e p o r t X m l P a r t   x m l n s = " u r n : m i c r o s o f t - d y n a m i c s - b u s i n e s s c e n t r a l / i n t e r n a l / e x t e n d e d / r e p o r t s / Q l t y _ G e n e r a l _ P u r p o s e _ I n s p e c t / 2 0 4 0 5 / " >   
      < B C R e p o r t I n f o r m a t i o n >   
@@ -6516,13 +6518,13 @@
  
          < T o o l t i p   c o l u m n = " Q l t y I n s p e c t i o n _ R e s u l t _ C o d e "   E l e m e n t I d = " 1 8 0 7 0 7 7 0 6 5 " >   
-             < T o o l t i p T e x t   l a n g = " e n - U S " > S p e c i f i e s   t h e   r e s u l t   i s   a u t o m a t i c a l l y   d e t e r m i n e d   b a s e d   o n   t h e   t e s t   v a l u e   a n d   r e s u l t   c o n f i g u r a t i o n . < / T o o l t i p T e x t > +             < T o o l t i p T e x t   l a n g = " e n - U S " > S p e c i f i e s   t h e   r e s u l t   a u t o m a t i c a l l y   c a l c u l a t e d   f r o m   i n s p e c t i o n   t e s t   l i n e s   b a s e d   o n   t h e i r   e v a l u a t i o n   s e q u e n c e .   T h e   c a l c u l a t i o n   p r i o r i t i z e s   l i n e s   t h a t   f a i l e d   t h e   a c c e p t a b l e   q u a l i t y   l e v e l   a n d   t h e n   l i n e s   t h a t   h a v e   t h e   l o w e s t   e v a l u a t i o n   s e q u e n c e . < / T o o l t i p T e x t >   
          < / T o o l t i p >   
          < T o o l t i p   c o l u m n = " Q l t y I n s p e c t i o n _ R e s u l t _ D e s c r i p t i o n "   E l e m e n t I d = " 8 1 0 5 3 8 1 8 8 " >   
-             < T o o l t i p T e x t   l a n g = " e n - U S " > S p e c i f i e s   t h e   r e s u l t   d e s c r i p t i o n   f o r   t h i s   t e s t   r e s u l t .   T h e   r e s u l t   i s   a u t o m a t i c a l l y   d e t e r m i n e d   b a s e d   o n   t h e   t e s t   v a l u e   a n d   r e s u l t   c o n f i g u r a t i o n . < / T o o l t i p T e x t > +             < T o o l t i p T e x t   l a n g = " e n - U S " > S p e c i f i e s   t h e   d e s c r i p t i o n   o f   t h e   i n s p e c t i o n   r e s u l t .   T h i s   v a l u e   i s   a u t o m a t i c a l l y   r e t r i e v e d   f r o m   t h e   r e s u l t   d e f i n i t i o n   b a s e d   o n   t h e   R e s u l t   C o d e   f i e l d . < / T o o l t i p T e x t >   
          < / T o o l t i p >   
@@ -6690,13 +6692,13 @@
  
          < T o o l t i p   c o l u m n = " F i e l d _ T y p e "   E l e m e n t I d = " 1 3 2 8 1 6 4 0 1 6 " >   
-             < T o o l t i p T e x t   l a n g = " e n - U S " > S p e c i f i e s   t h e   d a t a   t y p e   o f   t h e   v a l u e s   y o u   c a n   e n t e r   o r   s e l e c t   f o r   t h i s   t e s t .   U s e   D e c i m a l   f o r   n u m e r i c a l   m e a s u r e m e n t s .   U s e   C h o i c e   t o   g i v e   a   l i s t   o f   o p t i o n s   t o   c h o o s e   f r o m .   I f   y o u   w a n t   t o   c h o o s e   o p t i o n s   f r o m   a n   e x i s t i n g   t a b l e ,   u s e   T a b l e   L o o k u p . < / T o o l t i p T e x t > +             < T o o l t i p T e x t   l a n g = " e n - U S " > S p e c i f i e s   t h e   d a t a   v a l u e   t y p e   o f   t h e   t e s t .   T h e   v a l u e   i s   a u t o m a t i c a l l y   r e t r i e v e d   f r o m   t h e   T e s t   V a l u e   T y p e   f i e l d   o n   t h e   t e s t   t e m p l a t e . < / T o o l t i p T e x t >   
          < / T o o l t i p >   
          < T o o l t i p   c o l u m n = " T e s t _ R e s u l t "   E l e m e n t I d = " 1 2 7 1 0 6 2 1 4 1 " >   
-             < T o o l t i p T e x t   l a n g = " e n - U S " > S p e c i f i e s   t h e   r e s u l t   i s   a u t o m a t i c a l l y   d e t e r m i n e d   b a s e d   o n   t h e   t e s t   v a l u e   a n d   r e s u l t   c o n f i g u r a t i o n . < / T o o l t i p T e x t > +             < T o o l t i p T e x t   l a n g = " e n - U S " > S p e c i f i e s   t h e   a u t o m a t i c a l l y   c a l c u l a t e d   r e s u l t   b a s e d   o n   t h e   e v a l u a t i o n   o f   t h e   a c t u a l   t e s t   v a l u e   a g a i n s t   t h e   d e f i n e d   r e s u l t   c o n d i t i o n s . < / T o o l t i p T e x t >   
          < / T o o l t i p >   
@@ -6744,7 +6746,7 @@
  
          < C o m p a n y I n f o r m a t i o n _ R o w 8   E l e m e n t T y p e = " C o l u m n "   E l e m e n t I d = " 3 9 8 9 1 0 6 3 7 "   D a t a T y p e = " T e x t " > C o m p a n y I n f o r m a t i o n _ R o w 8 < / C o m p a n y I n f o r m a t i o n _ R o w 8 >   
-         < C o m p a n y L o g o   E l e m e n t T y p e = " C o l u m n "   E l e m e n t I d = " 2 3 7 6 9 1 5 1 "   D a t a T y p e = " B l o b " / > +         < C o m p a n y L o g o   E l e m e n t T y p e = " C o l u m n "   E l e m e n t I d = " 2 3 7 6 9 1 5 1 "   D a t a T y p e = " B l o b "   / >   
          < E m a i l L a b e l   E l e m e n t T y p e = " C o l u m n "   E l e m e n t I d = " 7 7 1 8 8 7 1 3 5 "   D a t a T y p e = " T e x t " > E m a i l L a b e l < / E m a i l L a b e l >   
@@ -6768,7 +6770,7 @@
  
          < P h o n e N o V a l u e   E l e m e n t T y p e = " C o l u m n "   E l e m e n t I d = " 1 2 8 6 6 4 9 7 8 1 "   D a t a T y p e = " T e x t " > P h o n e N o V a l u e < / P h o n e N o V a l u e >   
-         < Q l t y I n s p e c t i o n T e m p l a t e _ D e s c r i p t i o n   E l e m e n t T y p e = " C o l u m n "   E l e m e n t I d = " 1 6 5 2 0 6 9 5 9 8 "   D a t a T y p e = " T e x t " > Q l t y I n s p e c t i o n T e m p l a t e _ D e s c r i p t i o n < / Q l t y I n s p e c t i o n T e m p l a t e _ D e s c r i p t i o n > +         < Q l t y I n s p e c t i o n T e m p l a t e _ D e s c r i p t i o n   E l e m e n t T y p e = " C o l u m n "   E l e m e n t I d = " 1 6 5 2 0 6 9 5 9 8 "   D a t a T y p e = " T e x t "   O b s o l e t e S t a t e = " P e n d i n g " > Q l t y I n s p e c t i o n T e m p l a t e _ D e s c r i p t i o n < / Q l t y I n s p e c t i o n T e m p l a t e _ D e s c r i p t i o n >   
          < Q l t y I n s p e c t i o n _ A p p r o v e r _ N a m e   E l e m e n t T y p e = " C o l u m n "   E l e m e n t I d = " 2 0 5 9 0 7 9 3 2 1 "   D a t a T y p e = " T e x t " > Q l t y I n s p e c t i o n _ A p p r o v e r _ N a m e < / Q l t y I n s p e c t i o n _ A p p r o v e r _ N a m e >   
